--- a/automatic docx/doc_master.docx
+++ b/automatic docx/doc_master.docx
@@ -149,55 +149,7 @@
           <w:sz w:val="56"/>
           <w:szCs w:val="56"/>
         </w:rPr>
-        <w:t xml:space="preserve">INFORME DE SITUACIÓN Y PRONÓSTICO HIDROLÓGICO </w:t>
-      </w:r>
-      <w:proofErr w:type="spellStart"/>
-      <w:r>
-        <w:rPr>
-          <w:rFonts w:ascii="Segoe UI" w:hAnsi="Segoe UI" w:cs="Segoe UI"/>
-          <w:b/>
-          <w:bCs/>
-          <w:color w:val="FFFFFF" w:themeColor="background1"/>
-          <w:sz w:val="56"/>
-          <w:szCs w:val="56"/>
-        </w:rPr>
-        <w:t>N°</w:t>
-      </w:r>
-      <w:proofErr w:type="spellEnd"/>
-      <w:r>
-        <w:rPr>
-          <w:rFonts w:ascii="Segoe UI" w:hAnsi="Segoe UI" w:cs="Segoe UI"/>
-          <w:b/>
-          <w:bCs/>
-          <w:color w:val="FFFFFF" w:themeColor="background1"/>
-          <w:sz w:val="56"/>
-          <w:szCs w:val="56"/>
-        </w:rPr>
-        <w:t xml:space="preserve">{{ </w:t>
-      </w:r>
-      <w:proofErr w:type="spellStart"/>
-      <w:r>
-        <w:rPr>
-          <w:rFonts w:ascii="Segoe UI" w:hAnsi="Segoe UI" w:cs="Segoe UI"/>
-          <w:b/>
-          <w:bCs/>
-          <w:color w:val="FFFFFF" w:themeColor="background1"/>
-          <w:sz w:val="56"/>
-          <w:szCs w:val="56"/>
-        </w:rPr>
-        <w:t>numero_id</w:t>
-      </w:r>
-      <w:proofErr w:type="spellEnd"/>
-      <w:r>
-        <w:rPr>
-          <w:rFonts w:ascii="Segoe UI" w:hAnsi="Segoe UI" w:cs="Segoe UI"/>
-          <w:b/>
-          <w:bCs/>
-          <w:color w:val="FFFFFF" w:themeColor="background1"/>
-          <w:sz w:val="56"/>
-          <w:szCs w:val="56"/>
-        </w:rPr>
-        <w:t xml:space="preserve"> }}</w:t>
+        <w:t>INFORME DE SITUACIÓN Y PRONÓSTICO HIDROLÓGICO N°{{ numero_id }}</w:t>
       </w:r>
     </w:p>
     <w:p>
@@ -343,27 +295,7 @@
           <w:sz w:val="24"/>
           <w:szCs w:val="24"/>
         </w:rPr>
-        <w:t xml:space="preserve">{{ </w:t>
-      </w:r>
-      <w:proofErr w:type="spellStart"/>
-      <w:r>
-        <w:rPr>
-          <w:rFonts w:ascii="Segoe UI" w:hAnsi="Segoe UI" w:cs="Segoe UI"/>
-          <w:color w:val="FFFFFF" w:themeColor="background1"/>
-          <w:sz w:val="24"/>
-          <w:szCs w:val="24"/>
-        </w:rPr>
-        <w:t>fecha_emision</w:t>
-      </w:r>
-      <w:proofErr w:type="spellEnd"/>
-      <w:r>
-        <w:rPr>
-          <w:rFonts w:ascii="Segoe UI" w:hAnsi="Segoe UI" w:cs="Segoe UI"/>
-          <w:color w:val="FFFFFF" w:themeColor="background1"/>
-          <w:sz w:val="24"/>
-          <w:szCs w:val="24"/>
-        </w:rPr>
-        <w:t xml:space="preserve"> }}</w:t>
+        <w:t>{{ fecha_emision }}</w:t>
       </w:r>
     </w:p>
     <w:p>
@@ -553,8 +485,8 @@
           <w:i/>
           <w:iCs/>
           <w:color w:val="FFFFFF" w:themeColor="background1"/>
-          <w:sz w:val="24"/>
-          <w:szCs w:val="24"/>
+          <w:sz w:val="22"/>
+          <w:szCs w:val="22"/>
         </w:rPr>
       </w:pPr>
       <w:r>
@@ -612,44 +544,915 @@
           <w:sz w:val="22"/>
           <w:szCs w:val="22"/>
         </w:rPr>
-        <w:t xml:space="preserve"> 462° de la Ley 20.446)</w:t>
+        <w:t xml:space="preserve"> 462° de la Ley 20.446</w:t>
       </w:r>
+    </w:p>
+    <w:p>
+      <w:pPr>
+        <w:spacing w:line="240" w:lineRule="auto"/>
+        <w:contextualSpacing w:val="0"/>
+        <w:jc w:val="left"/>
+        <w:rPr>
+          <w:rFonts w:ascii="Segoe UI" w:hAnsi="Segoe UI" w:cs="Segoe UI"/>
+          <w:i/>
+          <w:iCs/>
+          <w:color w:val="FFFFFF" w:themeColor="background1"/>
+          <w:sz w:val="22"/>
+          <w:szCs w:val="22"/>
+        </w:rPr>
+      </w:pPr>
       <w:r>
         <w:rPr>
           <w:rFonts w:ascii="Segoe UI" w:hAnsi="Segoe UI" w:cs="Segoe UI"/>
           <w:i/>
           <w:iCs/>
           <w:color w:val="FFFFFF" w:themeColor="background1"/>
-          <w:sz w:val="24"/>
-          <w:szCs w:val="24"/>
+          <w:sz w:val="22"/>
+          <w:szCs w:val="22"/>
         </w:rPr>
-        <w:t xml:space="preserve"> </w:t>
+        <w:br w:type="page"/>
+      </w:r>
+    </w:p>
+    <w:p>
+      <w:pPr>
+        <w:pStyle w:val="Heading1"/>
+      </w:pPr>
+      <w:r>
+        <w:lastRenderedPageBreak/>
+        <w:t>ESTADO HIDROMETEOROLÓGICO ACTUAL</w:t>
+      </w:r>
+    </w:p>
+    <w:p>
+      <w:r>
+        <w:rPr>
+          <w:noProof/>
+          <w14:ligatures w14:val="standardContextual"/>
+        </w:rPr>
+        <mc:AlternateContent>
+          <mc:Choice Requires="wps">
+            <w:drawing>
+              <wp:anchor distT="0" distB="0" distL="114300" distR="114300" simplePos="0" relativeHeight="251692032" behindDoc="0" locked="0" layoutInCell="1" allowOverlap="1" wp14:anchorId="5517B8D1" wp14:editId="4353B05C">
+                <wp:simplePos x="0" y="0"/>
+                <wp:positionH relativeFrom="column">
+                  <wp:posOffset>8768687</wp:posOffset>
+                </wp:positionH>
+                <wp:positionV relativeFrom="paragraph">
+                  <wp:posOffset>66182</wp:posOffset>
+                </wp:positionV>
+                <wp:extent cx="5731510" cy="7697337"/>
+                <wp:effectExtent l="0" t="0" r="2540" b="0"/>
+                <wp:wrapNone/>
+                <wp:docPr id="1466039535" name="Text Box 2"/>
+                <wp:cNvGraphicFramePr/>
+                <a:graphic xmlns:a="http://schemas.openxmlformats.org/drawingml/2006/main">
+                  <a:graphicData uri="http://schemas.microsoft.com/office/word/2010/wordprocessingShape">
+                    <wps:wsp>
+                      <wps:cNvSpPr txBox="1"/>
+                      <wps:spPr>
+                        <a:xfrm>
+                          <a:off x="0" y="0"/>
+                          <a:ext cx="5731510" cy="7697337"/>
+                        </a:xfrm>
+                        <a:prstGeom prst="rect">
+                          <a:avLst/>
+                        </a:prstGeom>
+                        <a:solidFill>
+                          <a:schemeClr val="lt1"/>
+                        </a:solidFill>
+                        <a:ln w="28575">
+                          <a:noFill/>
+                        </a:ln>
+                      </wps:spPr>
+                      <wps:txbx>
+                        <w:txbxContent>
+                          <w:p>
+                            <w:pPr>
+                              <w:pStyle w:val="Vieta1rojo"/>
+                              <w:spacing w:before="100" w:beforeAutospacing="1" w:after="100" w:afterAutospacing="1" w:line="240" w:lineRule="auto"/>
+                              <w:ind w:left="360"/>
+                              <w:rPr>
+                                <w:rFonts w:ascii="Segoe UI" w:hAnsi="Segoe UI" w:cs="Segoe UI"/>
+                                <w:sz w:val="32"/>
+                                <w:szCs w:val="32"/>
+                              </w:rPr>
+                            </w:pPr>
+                            <w:r>
+                              <w:rPr>
+                                <w:rFonts w:ascii="Segoe UI" w:hAnsi="Segoe UI" w:cs="Segoe UI"/>
+                                <w:sz w:val="32"/>
+                                <w:szCs w:val="32"/>
+                              </w:rPr>
+                              <w:t xml:space="preserve">Acumulados de </w:t>
+                            </w:r>
+                            <w:r>
+                              <w:rPr>
+                                <w:rFonts w:ascii="Segoe UI" w:hAnsi="Segoe UI" w:cs="Segoe UI"/>
+                                <w:b/>
+                                <w:bCs/>
+                                <w:sz w:val="32"/>
+                                <w:szCs w:val="32"/>
+                              </w:rPr>
+                              <w:t>lluvia</w:t>
+                            </w:r>
+                            <w:r>
+                              <w:rPr>
+                                <w:rFonts w:ascii="Segoe UI" w:hAnsi="Segoe UI" w:cs="Segoe UI"/>
+                                <w:sz w:val="32"/>
+                                <w:szCs w:val="32"/>
+                              </w:rPr>
+                              <w:t xml:space="preserve"> que rondan entre </w:t>
+                            </w:r>
+                            <w:r>
+                              <w:rPr>
+                                <w:rFonts w:ascii="Segoe UI" w:hAnsi="Segoe UI" w:cs="Segoe UI"/>
+                                <w:b/>
+                                <w:bCs/>
+                                <w:sz w:val="32"/>
+                                <w:szCs w:val="32"/>
+                              </w:rPr>
+                              <w:t xml:space="preserve">25 a 75 mm </w:t>
+                            </w:r>
+                            <w:r>
+                              <w:rPr>
+                                <w:rFonts w:ascii="Segoe UI" w:hAnsi="Segoe UI" w:cs="Segoe UI"/>
+                                <w:sz w:val="32"/>
+                                <w:szCs w:val="32"/>
+                              </w:rPr>
+                              <w:t xml:space="preserve">en los últimos dos días (16 y 17 julio) en la </w:t>
+                            </w:r>
+                            <w:r>
+                              <w:rPr>
+                                <w:rFonts w:ascii="Segoe UI" w:hAnsi="Segoe UI" w:cs="Segoe UI"/>
+                                <w:b/>
+                                <w:bCs/>
+                                <w:sz w:val="32"/>
+                                <w:szCs w:val="32"/>
+                              </w:rPr>
+                              <w:t xml:space="preserve">zona noreste, este y centro </w:t>
+                            </w:r>
+                            <w:r>
+                              <w:rPr>
+                                <w:rFonts w:ascii="Segoe UI" w:hAnsi="Segoe UI" w:cs="Segoe UI"/>
+                                <w:sz w:val="32"/>
+                                <w:szCs w:val="32"/>
+                              </w:rPr>
+                              <w:t xml:space="preserve">del país. </w:t>
+                            </w:r>
+                          </w:p>
+                          <w:p>
+                            <w:pPr>
+                              <w:pStyle w:val="Vieta1rojo"/>
+                              <w:spacing w:before="100" w:beforeAutospacing="1" w:after="100" w:afterAutospacing="1" w:line="240" w:lineRule="auto"/>
+                              <w:ind w:left="360"/>
+                              <w:rPr>
+                                <w:rFonts w:ascii="Segoe UI" w:hAnsi="Segoe UI" w:cs="Segoe UI"/>
+                                <w:sz w:val="32"/>
+                                <w:szCs w:val="32"/>
+                              </w:rPr>
+                            </w:pPr>
+                            <w:r>
+                              <w:rPr>
+                                <w:rFonts w:ascii="Segoe UI" w:hAnsi="Segoe UI" w:cs="Segoe UI"/>
+                                <w:sz w:val="32"/>
+                                <w:szCs w:val="32"/>
+                              </w:rPr>
+                              <w:t xml:space="preserve">Condiciones antecedente de </w:t>
+                            </w:r>
+                            <w:r>
+                              <w:rPr>
+                                <w:rFonts w:ascii="Segoe UI" w:hAnsi="Segoe UI" w:cs="Segoe UI"/>
+                                <w:b/>
+                                <w:bCs/>
+                                <w:sz w:val="32"/>
+                                <w:szCs w:val="32"/>
+                              </w:rPr>
+                              <w:t xml:space="preserve">humedad de suelo </w:t>
+                            </w:r>
+                            <w:r>
+                              <w:rPr>
+                                <w:rFonts w:ascii="Segoe UI" w:hAnsi="Segoe UI" w:cs="Segoe UI"/>
+                                <w:sz w:val="32"/>
+                                <w:szCs w:val="32"/>
+                              </w:rPr>
+                              <w:t xml:space="preserve">en el rango por </w:t>
+                            </w:r>
+                            <w:r>
+                              <w:rPr>
+                                <w:rFonts w:ascii="Segoe UI" w:hAnsi="Segoe UI" w:cs="Segoe UI"/>
+                                <w:b/>
+                                <w:bCs/>
+                                <w:sz w:val="32"/>
+                                <w:szCs w:val="32"/>
+                              </w:rPr>
+                              <w:t xml:space="preserve">debajo de lo normal </w:t>
+                            </w:r>
+                            <w:r>
+                              <w:rPr>
+                                <w:rFonts w:ascii="Segoe UI" w:hAnsi="Segoe UI" w:cs="Segoe UI"/>
+                                <w:sz w:val="32"/>
+                                <w:szCs w:val="32"/>
+                              </w:rPr>
+                              <w:t xml:space="preserve">en la zona norte, noreste, este y sur del país. En la zona centro condiciones de humedad dentro del rango normal para la época del año. </w:t>
+                            </w:r>
+                          </w:p>
+                          <w:p>
+                            <w:pPr>
+                              <w:pStyle w:val="Vieta1rojo"/>
+                              <w:spacing w:before="100" w:beforeAutospacing="1" w:after="100" w:afterAutospacing="1" w:line="240" w:lineRule="auto"/>
+                              <w:ind w:left="360"/>
+                              <w:rPr>
+                                <w:rFonts w:ascii="Segoe UI" w:hAnsi="Segoe UI" w:cs="Segoe UI"/>
+                                <w:sz w:val="32"/>
+                                <w:szCs w:val="32"/>
+                              </w:rPr>
+                            </w:pPr>
+                            <w:r>
+                              <w:rPr>
+                                <w:rFonts w:ascii="Segoe UI" w:hAnsi="Segoe UI" w:cs="Segoe UI"/>
+                                <w:sz w:val="32"/>
+                                <w:szCs w:val="32"/>
+                              </w:rPr>
+                              <w:t xml:space="preserve">Hasta la emisión de este informe, se observa un incremento leve del caudal del </w:t>
+                            </w:r>
+                            <w:r>
+                              <w:rPr>
+                                <w:rFonts w:ascii="Segoe UI" w:hAnsi="Segoe UI" w:cs="Segoe UI"/>
+                                <w:b/>
+                                <w:bCs/>
+                                <w:sz w:val="32"/>
+                                <w:szCs w:val="32"/>
+                              </w:rPr>
+                              <w:t xml:space="preserve">río Tacuarembó </w:t>
+                            </w:r>
+                            <w:r>
+                              <w:rPr>
+                                <w:rFonts w:ascii="Segoe UI" w:hAnsi="Segoe UI" w:cs="Segoe UI"/>
+                                <w:sz w:val="32"/>
+                                <w:szCs w:val="32"/>
+                              </w:rPr>
+                              <w:t xml:space="preserve">en Paso Manuel Diaz. En el resto de </w:t>
+                            </w:r>
+                            <w:r>
+                              <w:rPr>
+                                <w:rFonts w:ascii="Segoe UI" w:hAnsi="Segoe UI" w:cs="Segoe UI"/>
+                                <w:sz w:val="32"/>
+                                <w:szCs w:val="32"/>
+                              </w:rPr>
+                              <w:t>los sitios</w:t>
+                            </w:r>
+                            <w:r>
+                              <w:rPr>
+                                <w:rFonts w:ascii="Segoe UI" w:hAnsi="Segoe UI" w:cs="Segoe UI"/>
+                                <w:sz w:val="32"/>
+                                <w:szCs w:val="32"/>
+                              </w:rPr>
+                              <w:t xml:space="preserve"> monitoreo de la red hidrométrica nacional, </w:t>
+                            </w:r>
+                            <w:r>
+                              <w:rPr>
+                                <w:rFonts w:ascii="Segoe UI" w:hAnsi="Segoe UI" w:cs="Segoe UI"/>
+                                <w:b/>
+                                <w:bCs/>
+                                <w:sz w:val="32"/>
+                                <w:szCs w:val="32"/>
+                                <w:u w:val="single"/>
+                              </w:rPr>
+                              <w:t>NO</w:t>
+                            </w:r>
+                            <w:r>
+                              <w:rPr>
+                                <w:rFonts w:ascii="Segoe UI" w:hAnsi="Segoe UI" w:cs="Segoe UI"/>
+                                <w:sz w:val="32"/>
+                                <w:szCs w:val="32"/>
+                              </w:rPr>
+                              <w:t xml:space="preserve"> se registran incrementos de nivel significativos en los ríos y arroyos.   </w:t>
+                            </w:r>
+                          </w:p>
+                          <w:p>
+                            <w:pPr>
+                              <w:pStyle w:val="Vieta1rojo"/>
+                              <w:spacing w:before="100" w:beforeAutospacing="1" w:after="100" w:afterAutospacing="1" w:line="240" w:lineRule="auto"/>
+                              <w:ind w:left="360"/>
+                              <w:rPr>
+                                <w:rFonts w:ascii="Segoe UI" w:hAnsi="Segoe UI" w:cs="Segoe UI"/>
+                                <w:sz w:val="32"/>
+                                <w:szCs w:val="32"/>
+                              </w:rPr>
+                            </w:pPr>
+                            <w:r>
+                              <w:rPr>
+                                <w:rFonts w:ascii="Segoe UI" w:hAnsi="Segoe UI" w:cs="Segoe UI"/>
+                                <w:sz w:val="32"/>
+                                <w:szCs w:val="32"/>
+                              </w:rPr>
+                              <w:t>CTM-Salto Grande reporta vertedero cerrado y que el caudal medio diario evacuado variará entre 6500 y 4000 m</w:t>
+                            </w:r>
+                            <w:r>
+                              <w:rPr>
+                                <w:rFonts w:ascii="Segoe UI" w:hAnsi="Segoe UI" w:cs="Segoe UI"/>
+                                <w:sz w:val="32"/>
+                                <w:szCs w:val="32"/>
+                                <w:vertAlign w:val="superscript"/>
+                              </w:rPr>
+                              <w:t>3</w:t>
+                            </w:r>
+                            <w:r>
+                              <w:rPr>
+                                <w:rFonts w:ascii="Segoe UI" w:hAnsi="Segoe UI" w:cs="Segoe UI"/>
+                                <w:sz w:val="32"/>
+                                <w:szCs w:val="32"/>
+                              </w:rPr>
+                              <w:t xml:space="preserve">/s. Nivel del río </w:t>
+                            </w:r>
+                          </w:p>
+                          <w:p>
+                            <w:pPr>
+                              <w:pStyle w:val="Vieta1rojo"/>
+                              <w:spacing w:before="100" w:beforeAutospacing="1" w:after="100" w:afterAutospacing="1" w:line="240" w:lineRule="auto"/>
+                              <w:ind w:left="360"/>
+                              <w:rPr>
+                                <w:rFonts w:ascii="Segoe UI" w:hAnsi="Segoe UI" w:cs="Segoe UI"/>
+                                <w:sz w:val="32"/>
+                                <w:szCs w:val="32"/>
+                              </w:rPr>
+                            </w:pPr>
+                            <w:r>
+                              <w:rPr>
+                                <w:rFonts w:ascii="Segoe UI" w:hAnsi="Segoe UI" w:cs="Segoe UI"/>
+                                <w:sz w:val="32"/>
+                                <w:szCs w:val="32"/>
+                              </w:rPr>
+                              <w:t>UTE reporta que el caudal a evacuar en la represa Constitución variará entre 132 a 405 m</w:t>
+                            </w:r>
+                            <w:r>
+                              <w:rPr>
+                                <w:rFonts w:ascii="Segoe UI" w:hAnsi="Segoe UI" w:cs="Segoe UI"/>
+                                <w:sz w:val="32"/>
+                                <w:szCs w:val="32"/>
+                                <w:vertAlign w:val="superscript"/>
+                              </w:rPr>
+                              <w:t>3</w:t>
+                            </w:r>
+                            <w:r>
+                              <w:rPr>
+                                <w:rFonts w:ascii="Segoe UI" w:hAnsi="Segoe UI" w:cs="Segoe UI"/>
+                                <w:sz w:val="32"/>
+                                <w:szCs w:val="32"/>
+                              </w:rPr>
+                              <w:t>/s</w:t>
+                            </w:r>
+                          </w:p>
+                        </w:txbxContent>
+                      </wps:txbx>
+                      <wps:bodyPr rot="0" spcFirstLastPara="0" vertOverflow="overflow" horzOverflow="overflow" vert="horz" wrap="square" lIns="91440" tIns="45720" rIns="91440" bIns="45720" numCol="1" spcCol="0" rtlCol="0" fromWordArt="0" anchor="ctr" anchorCtr="0" forceAA="0" compatLnSpc="1">
+                        <a:prstTxWarp prst="textNoShape">
+                          <a:avLst/>
+                        </a:prstTxWarp>
+                        <a:noAutofit/>
+                      </wps:bodyPr>
+                    </wps:wsp>
+                  </a:graphicData>
+                </a:graphic>
+                <wp14:sizeRelH relativeFrom="margin">
+                  <wp14:pctWidth>0</wp14:pctWidth>
+                </wp14:sizeRelH>
+                <wp14:sizeRelV relativeFrom="margin">
+                  <wp14:pctHeight>0</wp14:pctHeight>
+                </wp14:sizeRelV>
+              </wp:anchor>
+            </w:drawing>
+          </mc:Choice>
+          <mc:Fallback>
+            <w:pict>
+              <v:shapetype w14:anchorId="5517B8D1" id="_x0000_t202" coordsize="21600,21600" o:spt="202" path="m,l,21600r21600,l21600,xe">
+                <v:stroke joinstyle="miter"/>
+                <v:path gradientshapeok="t" o:connecttype="rect"/>
+              </v:shapetype>
+              <v:shape id="Text Box 2" o:spid="_x0000_s1026" type="#_x0000_t202" style="position:absolute;left:0;text-align:left;margin-left:690.45pt;margin-top:5.2pt;width:451.3pt;height:606.1pt;z-index:251692032;visibility:visible;mso-wrap-style:square;mso-width-percent:0;mso-height-percent:0;mso-wrap-distance-left:9pt;mso-wrap-distance-top:0;mso-wrap-distance-right:9pt;mso-wrap-distance-bottom:0;mso-position-horizontal:absolute;mso-position-horizontal-relative:text;mso-position-vertical:absolute;mso-position-vertical-relative:text;mso-width-percent:0;mso-height-percent:0;mso-width-relative:margin;mso-height-relative:margin;v-text-anchor:middle" o:gfxdata="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" fillcolor="white [3201]" stroked="f" strokeweight="2.25pt">
+                <v:textbox>
+                  <w:txbxContent>
+                    <w:p>
+                      <w:pPr>
+                        <w:pStyle w:val="Vieta1rojo"/>
+                        <w:spacing w:before="100" w:beforeAutospacing="1" w:after="100" w:afterAutospacing="1" w:line="240" w:lineRule="auto"/>
+                        <w:ind w:left="360"/>
+                        <w:rPr>
+                          <w:rFonts w:ascii="Segoe UI" w:hAnsi="Segoe UI" w:cs="Segoe UI"/>
+                          <w:sz w:val="32"/>
+                          <w:szCs w:val="32"/>
+                        </w:rPr>
+                      </w:pPr>
+                      <w:r>
+                        <w:rPr>
+                          <w:rFonts w:ascii="Segoe UI" w:hAnsi="Segoe UI" w:cs="Segoe UI"/>
+                          <w:sz w:val="32"/>
+                          <w:szCs w:val="32"/>
+                        </w:rPr>
+                        <w:t xml:space="preserve">Acumulados de </w:t>
+                      </w:r>
+                      <w:r>
+                        <w:rPr>
+                          <w:rFonts w:ascii="Segoe UI" w:hAnsi="Segoe UI" w:cs="Segoe UI"/>
+                          <w:b/>
+                          <w:bCs/>
+                          <w:sz w:val="32"/>
+                          <w:szCs w:val="32"/>
+                        </w:rPr>
+                        <w:t>lluvia</w:t>
+                      </w:r>
+                      <w:r>
+                        <w:rPr>
+                          <w:rFonts w:ascii="Segoe UI" w:hAnsi="Segoe UI" w:cs="Segoe UI"/>
+                          <w:sz w:val="32"/>
+                          <w:szCs w:val="32"/>
+                        </w:rPr>
+                        <w:t xml:space="preserve"> que rondan entre </w:t>
+                      </w:r>
+                      <w:r>
+                        <w:rPr>
+                          <w:rFonts w:ascii="Segoe UI" w:hAnsi="Segoe UI" w:cs="Segoe UI"/>
+                          <w:b/>
+                          <w:bCs/>
+                          <w:sz w:val="32"/>
+                          <w:szCs w:val="32"/>
+                        </w:rPr>
+                        <w:t xml:space="preserve">25 a 75 mm </w:t>
+                      </w:r>
+                      <w:r>
+                        <w:rPr>
+                          <w:rFonts w:ascii="Segoe UI" w:hAnsi="Segoe UI" w:cs="Segoe UI"/>
+                          <w:sz w:val="32"/>
+                          <w:szCs w:val="32"/>
+                        </w:rPr>
+                        <w:t xml:space="preserve">en los últimos dos días (16 y 17 julio) en la </w:t>
+                      </w:r>
+                      <w:r>
+                        <w:rPr>
+                          <w:rFonts w:ascii="Segoe UI" w:hAnsi="Segoe UI" w:cs="Segoe UI"/>
+                          <w:b/>
+                          <w:bCs/>
+                          <w:sz w:val="32"/>
+                          <w:szCs w:val="32"/>
+                        </w:rPr>
+                        <w:t xml:space="preserve">zona noreste, este y centro </w:t>
+                      </w:r>
+                      <w:r>
+                        <w:rPr>
+                          <w:rFonts w:ascii="Segoe UI" w:hAnsi="Segoe UI" w:cs="Segoe UI"/>
+                          <w:sz w:val="32"/>
+                          <w:szCs w:val="32"/>
+                        </w:rPr>
+                        <w:t xml:space="preserve">del país. </w:t>
+                      </w:r>
+                    </w:p>
+                    <w:p>
+                      <w:pPr>
+                        <w:pStyle w:val="Vieta1rojo"/>
+                        <w:spacing w:before="100" w:beforeAutospacing="1" w:after="100" w:afterAutospacing="1" w:line="240" w:lineRule="auto"/>
+                        <w:ind w:left="360"/>
+                        <w:rPr>
+                          <w:rFonts w:ascii="Segoe UI" w:hAnsi="Segoe UI" w:cs="Segoe UI"/>
+                          <w:sz w:val="32"/>
+                          <w:szCs w:val="32"/>
+                        </w:rPr>
+                      </w:pPr>
+                      <w:r>
+                        <w:rPr>
+                          <w:rFonts w:ascii="Segoe UI" w:hAnsi="Segoe UI" w:cs="Segoe UI"/>
+                          <w:sz w:val="32"/>
+                          <w:szCs w:val="32"/>
+                        </w:rPr>
+                        <w:t xml:space="preserve">Condiciones antecedente de </w:t>
+                      </w:r>
+                      <w:r>
+                        <w:rPr>
+                          <w:rFonts w:ascii="Segoe UI" w:hAnsi="Segoe UI" w:cs="Segoe UI"/>
+                          <w:b/>
+                          <w:bCs/>
+                          <w:sz w:val="32"/>
+                          <w:szCs w:val="32"/>
+                        </w:rPr>
+                        <w:t xml:space="preserve">humedad de suelo </w:t>
+                      </w:r>
+                      <w:r>
+                        <w:rPr>
+                          <w:rFonts w:ascii="Segoe UI" w:hAnsi="Segoe UI" w:cs="Segoe UI"/>
+                          <w:sz w:val="32"/>
+                          <w:szCs w:val="32"/>
+                        </w:rPr>
+                        <w:t xml:space="preserve">en el rango por </w:t>
+                      </w:r>
+                      <w:r>
+                        <w:rPr>
+                          <w:rFonts w:ascii="Segoe UI" w:hAnsi="Segoe UI" w:cs="Segoe UI"/>
+                          <w:b/>
+                          <w:bCs/>
+                          <w:sz w:val="32"/>
+                          <w:szCs w:val="32"/>
+                        </w:rPr>
+                        <w:t xml:space="preserve">debajo de lo normal </w:t>
+                      </w:r>
+                      <w:r>
+                        <w:rPr>
+                          <w:rFonts w:ascii="Segoe UI" w:hAnsi="Segoe UI" w:cs="Segoe UI"/>
+                          <w:sz w:val="32"/>
+                          <w:szCs w:val="32"/>
+                        </w:rPr>
+                        <w:t xml:space="preserve">en la zona norte, noreste, este y sur del país. En la zona centro condiciones de humedad dentro del rango normal para la época del año. </w:t>
+                      </w:r>
+                    </w:p>
+                    <w:p>
+                      <w:pPr>
+                        <w:pStyle w:val="Vieta1rojo"/>
+                        <w:spacing w:before="100" w:beforeAutospacing="1" w:after="100" w:afterAutospacing="1" w:line="240" w:lineRule="auto"/>
+                        <w:ind w:left="360"/>
+                        <w:rPr>
+                          <w:rFonts w:ascii="Segoe UI" w:hAnsi="Segoe UI" w:cs="Segoe UI"/>
+                          <w:sz w:val="32"/>
+                          <w:szCs w:val="32"/>
+                        </w:rPr>
+                      </w:pPr>
+                      <w:r>
+                        <w:rPr>
+                          <w:rFonts w:ascii="Segoe UI" w:hAnsi="Segoe UI" w:cs="Segoe UI"/>
+                          <w:sz w:val="32"/>
+                          <w:szCs w:val="32"/>
+                        </w:rPr>
+                        <w:t xml:space="preserve">Hasta la emisión de este informe, se observa un incremento leve del caudal del </w:t>
+                      </w:r>
+                      <w:r>
+                        <w:rPr>
+                          <w:rFonts w:ascii="Segoe UI" w:hAnsi="Segoe UI" w:cs="Segoe UI"/>
+                          <w:b/>
+                          <w:bCs/>
+                          <w:sz w:val="32"/>
+                          <w:szCs w:val="32"/>
+                        </w:rPr>
+                        <w:t xml:space="preserve">río Tacuarembó </w:t>
+                      </w:r>
+                      <w:r>
+                        <w:rPr>
+                          <w:rFonts w:ascii="Segoe UI" w:hAnsi="Segoe UI" w:cs="Segoe UI"/>
+                          <w:sz w:val="32"/>
+                          <w:szCs w:val="32"/>
+                        </w:rPr>
+                        <w:t xml:space="preserve">en Paso Manuel Diaz. En el resto de </w:t>
+                      </w:r>
+                      <w:r>
+                        <w:rPr>
+                          <w:rFonts w:ascii="Segoe UI" w:hAnsi="Segoe UI" w:cs="Segoe UI"/>
+                          <w:sz w:val="32"/>
+                          <w:szCs w:val="32"/>
+                        </w:rPr>
+                        <w:t>los sitios</w:t>
+                      </w:r>
+                      <w:r>
+                        <w:rPr>
+                          <w:rFonts w:ascii="Segoe UI" w:hAnsi="Segoe UI" w:cs="Segoe UI"/>
+                          <w:sz w:val="32"/>
+                          <w:szCs w:val="32"/>
+                        </w:rPr>
+                        <w:t xml:space="preserve"> monitoreo de la red hidrométrica nacional, </w:t>
+                      </w:r>
+                      <w:r>
+                        <w:rPr>
+                          <w:rFonts w:ascii="Segoe UI" w:hAnsi="Segoe UI" w:cs="Segoe UI"/>
+                          <w:b/>
+                          <w:bCs/>
+                          <w:sz w:val="32"/>
+                          <w:szCs w:val="32"/>
+                          <w:u w:val="single"/>
+                        </w:rPr>
+                        <w:t>NO</w:t>
+                      </w:r>
+                      <w:r>
+                        <w:rPr>
+                          <w:rFonts w:ascii="Segoe UI" w:hAnsi="Segoe UI" w:cs="Segoe UI"/>
+                          <w:sz w:val="32"/>
+                          <w:szCs w:val="32"/>
+                        </w:rPr>
+                        <w:t xml:space="preserve"> se registran incrementos de nivel significativos en los ríos y arroyos.   </w:t>
+                      </w:r>
+                    </w:p>
+                    <w:p>
+                      <w:pPr>
+                        <w:pStyle w:val="Vieta1rojo"/>
+                        <w:spacing w:before="100" w:beforeAutospacing="1" w:after="100" w:afterAutospacing="1" w:line="240" w:lineRule="auto"/>
+                        <w:ind w:left="360"/>
+                        <w:rPr>
+                          <w:rFonts w:ascii="Segoe UI" w:hAnsi="Segoe UI" w:cs="Segoe UI"/>
+                          <w:sz w:val="32"/>
+                          <w:szCs w:val="32"/>
+                        </w:rPr>
+                      </w:pPr>
+                      <w:r>
+                        <w:rPr>
+                          <w:rFonts w:ascii="Segoe UI" w:hAnsi="Segoe UI" w:cs="Segoe UI"/>
+                          <w:sz w:val="32"/>
+                          <w:szCs w:val="32"/>
+                        </w:rPr>
+                        <w:t>CTM-Salto Grande reporta vertedero cerrado y que el caudal medio diario evacuado variará entre 6500 y 4000 m</w:t>
+                      </w:r>
+                      <w:r>
+                        <w:rPr>
+                          <w:rFonts w:ascii="Segoe UI" w:hAnsi="Segoe UI" w:cs="Segoe UI"/>
+                          <w:sz w:val="32"/>
+                          <w:szCs w:val="32"/>
+                          <w:vertAlign w:val="superscript"/>
+                        </w:rPr>
+                        <w:t>3</w:t>
+                      </w:r>
+                      <w:r>
+                        <w:rPr>
+                          <w:rFonts w:ascii="Segoe UI" w:hAnsi="Segoe UI" w:cs="Segoe UI"/>
+                          <w:sz w:val="32"/>
+                          <w:szCs w:val="32"/>
+                        </w:rPr>
+                        <w:t xml:space="preserve">/s. Nivel del río </w:t>
+                      </w:r>
+                    </w:p>
+                    <w:p>
+                      <w:pPr>
+                        <w:pStyle w:val="Vieta1rojo"/>
+                        <w:spacing w:before="100" w:beforeAutospacing="1" w:after="100" w:afterAutospacing="1" w:line="240" w:lineRule="auto"/>
+                        <w:ind w:left="360"/>
+                        <w:rPr>
+                          <w:rFonts w:ascii="Segoe UI" w:hAnsi="Segoe UI" w:cs="Segoe UI"/>
+                          <w:sz w:val="32"/>
+                          <w:szCs w:val="32"/>
+                        </w:rPr>
+                      </w:pPr>
+                      <w:r>
+                        <w:rPr>
+                          <w:rFonts w:ascii="Segoe UI" w:hAnsi="Segoe UI" w:cs="Segoe UI"/>
+                          <w:sz w:val="32"/>
+                          <w:szCs w:val="32"/>
+                        </w:rPr>
+                        <w:t>UTE reporta que el caudal a evacuar en la represa Constitución variará entre 132 a 405 m</w:t>
+                      </w:r>
+                      <w:r>
+                        <w:rPr>
+                          <w:rFonts w:ascii="Segoe UI" w:hAnsi="Segoe UI" w:cs="Segoe UI"/>
+                          <w:sz w:val="32"/>
+                          <w:szCs w:val="32"/>
+                          <w:vertAlign w:val="superscript"/>
+                        </w:rPr>
+                        <w:t>3</w:t>
+                      </w:r>
+                      <w:r>
+                        <w:rPr>
+                          <w:rFonts w:ascii="Segoe UI" w:hAnsi="Segoe UI" w:cs="Segoe UI"/>
+                          <w:sz w:val="32"/>
+                          <w:szCs w:val="32"/>
+                        </w:rPr>
+                        <w:t>/s</w:t>
+                      </w:r>
+                    </w:p>
+                  </w:txbxContent>
+                </v:textbox>
+              </v:shape>
+            </w:pict>
+          </mc:Fallback>
+        </mc:AlternateContent>
       </w:r>
       <w:r>
         <w:rPr>
           <w:rFonts w:ascii="Segoe UI" w:hAnsi="Segoe UI" w:cs="Segoe UI"/>
-          <w:i/>
-          <w:iCs/>
-          <w:color w:val="FFFFFF" w:themeColor="background1"/>
-          <w:sz w:val="24"/>
-          <w:szCs w:val="24"/>
-        </w:rPr>
-        <w:t xml:space="preserve">  </w:t>
-      </w:r>
-    </w:p>
-    <w:p>
-      <w:pPr>
-        <w:spacing w:line="240" w:lineRule="auto"/>
-        <w:contextualSpacing w:val="0"/>
-        <w:jc w:val="center"/>
-        <w:rPr>
-          <w:rFonts w:ascii="Segoe UI" w:hAnsi="Segoe UI" w:cs="Segoe UI"/>
           <w:b/>
           <w:bCs/>
+          <w:noProof/>
           <w:sz w:val="40"/>
           <w:szCs w:val="40"/>
         </w:rPr>
-      </w:pPr>
+        <mc:AlternateContent>
+          <mc:Choice Requires="wps">
+            <w:drawing>
+              <wp:anchor distT="0" distB="0" distL="114300" distR="114300" simplePos="0" relativeHeight="251689984" behindDoc="0" locked="0" layoutInCell="1" allowOverlap="1" wp14:anchorId="2E79DF50" wp14:editId="05FAD2B1">
+                <wp:simplePos x="0" y="0"/>
+                <wp:positionH relativeFrom="column">
+                  <wp:posOffset>1419092</wp:posOffset>
+                </wp:positionH>
+                <wp:positionV relativeFrom="paragraph">
+                  <wp:posOffset>7765576</wp:posOffset>
+                </wp:positionV>
+                <wp:extent cx="5889625" cy="261610"/>
+                <wp:effectExtent l="0" t="0" r="0" b="0"/>
+                <wp:wrapNone/>
+                <wp:docPr id="3" name="TextBox 2">
+                  <a:extLst xmlns:a="http://schemas.openxmlformats.org/drawingml/2006/main">
+                    <a:ext uri="{FF2B5EF4-FFF2-40B4-BE49-F238E27FC236}">
+                      <a16:creationId xmlns:a16="http://schemas.microsoft.com/office/drawing/2014/main" id="{78C0FAE7-2069-3189-49EA-B1179FAA86E3}"/>
+                    </a:ext>
+                  </a:extLst>
+                </wp:docPr>
+                <wp:cNvGraphicFramePr/>
+                <a:graphic xmlns:a="http://schemas.openxmlformats.org/drawingml/2006/main">
+                  <a:graphicData uri="http://schemas.microsoft.com/office/word/2010/wordprocessingShape">
+                    <wps:wsp>
+                      <wps:cNvSpPr txBox="1"/>
+                      <wps:spPr>
+                        <a:xfrm>
+                          <a:off x="0" y="0"/>
+                          <a:ext cx="5889625" cy="261610"/>
+                        </a:xfrm>
+                        <a:prstGeom prst="rect">
+                          <a:avLst/>
+                        </a:prstGeom>
+                        <a:noFill/>
+                      </wps:spPr>
+                      <wps:txbx>
+                        <w:txbxContent>
+                          <w:p>
+                            <w:pPr>
+                              <w:jc w:val="center"/>
+                              <w:rPr>
+                                <w:rFonts w:cstheme="minorBidi"/>
+                                <w:b/>
+                                <w:bCs/>
+                                <w:color w:val="000000" w:themeColor="text1"/>
+                                <w:kern w:val="24"/>
+                                <w:sz w:val="28"/>
+                                <w:szCs w:val="28"/>
+                                <w:lang w:val="es-ES"/>
+                              </w:rPr>
+                            </w:pPr>
+                            <w:r>
+                              <w:rPr>
+                                <w:rFonts w:cstheme="minorBidi"/>
+                                <w:b/>
+                                <w:bCs/>
+                                <w:color w:val="000000" w:themeColor="text1"/>
+                                <w:kern w:val="24"/>
+                                <w:sz w:val="28"/>
+                                <w:szCs w:val="28"/>
+                                <w:lang w:val="es-ES"/>
+                              </w:rPr>
+                              <w:t xml:space="preserve">Periodo: 07:00 horas 16 Julio hasta 07:00 horas </w:t>
+                            </w:r>
+                            <w:r>
+                              <w:rPr>
+                                <w:rFonts w:cstheme="minorBidi"/>
+                                <w:b/>
+                                <w:bCs/>
+                                <w:color w:val="000000" w:themeColor="text1"/>
+                                <w:kern w:val="24"/>
+                                <w:sz w:val="28"/>
+                                <w:szCs w:val="28"/>
+                                <w:lang w:val="es-ES"/>
+                              </w:rPr>
+                              <w:t>20</w:t>
+                            </w:r>
+                            <w:r>
+                              <w:rPr>
+                                <w:rFonts w:cstheme="minorBidi"/>
+                                <w:b/>
+                                <w:bCs/>
+                                <w:color w:val="000000" w:themeColor="text1"/>
+                                <w:kern w:val="24"/>
+                                <w:sz w:val="28"/>
+                                <w:szCs w:val="28"/>
+                                <w:lang w:val="es-ES"/>
+                              </w:rPr>
+                              <w:t xml:space="preserve"> Julio 2026</w:t>
+                            </w:r>
+                          </w:p>
+                        </w:txbxContent>
+                      </wps:txbx>
+                      <wps:bodyPr wrap="square">
+                        <a:spAutoFit/>
+                      </wps:bodyPr>
+                    </wps:wsp>
+                  </a:graphicData>
+                </a:graphic>
+              </wp:anchor>
+            </w:drawing>
+          </mc:Choice>
+          <mc:Fallback>
+            <w:pict>
+              <v:shape w14:anchorId="2E79DF50" id="TextBox 2" o:spid="_x0000_s1027" type="#_x0000_t202" style="position:absolute;left:0;text-align:left;margin-left:111.75pt;margin-top:611.45pt;width:463.75pt;height:20.6pt;z-index:251689984;visibility:visible;mso-wrap-style:square;mso-wrap-distance-left:9pt;mso-wrap-distance-top:0;mso-wrap-distance-right:9pt;mso-wrap-distance-bottom:0;mso-position-horizontal:absolute;mso-position-horizontal-relative:text;mso-position-vertical:absolute;mso-position-vertical-relative:text;v-text-anchor:top" o:gfxdata="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" filled="f" stroked="f">
+                <v:textbox style="mso-fit-shape-to-text:t">
+                  <w:txbxContent>
+                    <w:p>
+                      <w:pPr>
+                        <w:jc w:val="center"/>
+                        <w:rPr>
+                          <w:rFonts w:cstheme="minorBidi"/>
+                          <w:b/>
+                          <w:bCs/>
+                          <w:color w:val="000000" w:themeColor="text1"/>
+                          <w:kern w:val="24"/>
+                          <w:sz w:val="28"/>
+                          <w:szCs w:val="28"/>
+                          <w:lang w:val="es-ES"/>
+                        </w:rPr>
+                      </w:pPr>
+                      <w:r>
+                        <w:rPr>
+                          <w:rFonts w:cstheme="minorBidi"/>
+                          <w:b/>
+                          <w:bCs/>
+                          <w:color w:val="000000" w:themeColor="text1"/>
+                          <w:kern w:val="24"/>
+                          <w:sz w:val="28"/>
+                          <w:szCs w:val="28"/>
+                          <w:lang w:val="es-ES"/>
+                        </w:rPr>
+                        <w:t xml:space="preserve">Periodo: 07:00 horas 16 Julio hasta 07:00 horas </w:t>
+                      </w:r>
+                      <w:r>
+                        <w:rPr>
+                          <w:rFonts w:cstheme="minorBidi"/>
+                          <w:b/>
+                          <w:bCs/>
+                          <w:color w:val="000000" w:themeColor="text1"/>
+                          <w:kern w:val="24"/>
+                          <w:sz w:val="28"/>
+                          <w:szCs w:val="28"/>
+                          <w:lang w:val="es-ES"/>
+                        </w:rPr>
+                        <w:t>20</w:t>
+                      </w:r>
+                      <w:r>
+                        <w:rPr>
+                          <w:rFonts w:cstheme="minorBidi"/>
+                          <w:b/>
+                          <w:bCs/>
+                          <w:color w:val="000000" w:themeColor="text1"/>
+                          <w:kern w:val="24"/>
+                          <w:sz w:val="28"/>
+                          <w:szCs w:val="28"/>
+                          <w:lang w:val="es-ES"/>
+                        </w:rPr>
+                        <w:t xml:space="preserve"> Julio 2026</w:t>
+                      </w:r>
+                    </w:p>
+                  </w:txbxContent>
+                </v:textbox>
+              </v:shape>
+            </w:pict>
+          </mc:Fallback>
+        </mc:AlternateContent>
+      </w:r>
+      <w:r>
+        <w:rPr>
+          <w:noProof/>
+        </w:rPr>
+        <w:drawing>
+          <wp:inline distT="0" distB="0" distL="0" distR="0" wp14:anchorId="4134486E" wp14:editId="51A8DE4B">
+            <wp:extent cx="8633563" cy="7768194"/>
+            <wp:effectExtent l="0" t="0" r="0" b="4445"/>
+            <wp:docPr id="20" name="Content Placeholder 19">
+              <a:extLst xmlns:a="http://schemas.openxmlformats.org/drawingml/2006/main">
+                <a:ext uri="{FF2B5EF4-FFF2-40B4-BE49-F238E27FC236}">
+                  <a16:creationId xmlns:a16="http://schemas.microsoft.com/office/drawing/2014/main" id="{B77062A2-DEAE-A6F7-D596-45CDC493F93C}"/>
+                </a:ext>
+              </a:extLst>
+            </wp:docPr>
+            <wp:cNvGraphicFramePr>
+              <a:graphicFrameLocks xmlns:a="http://schemas.openxmlformats.org/drawingml/2006/main" noGrp="1" noChangeAspect="1"/>
+            </wp:cNvGraphicFramePr>
+            <a:graphic xmlns:a="http://schemas.openxmlformats.org/drawingml/2006/main">
+              <a:graphicData uri="http://schemas.openxmlformats.org/drawingml/2006/picture">
+                <pic:pic xmlns:pic="http://schemas.openxmlformats.org/drawingml/2006/picture">
+                  <pic:nvPicPr>
+                    <pic:cNvPr id="20" name="Content Placeholder 19">
+                      <a:extLst>
+                        <a:ext uri="{FF2B5EF4-FFF2-40B4-BE49-F238E27FC236}">
+                          <a16:creationId xmlns:a16="http://schemas.microsoft.com/office/drawing/2014/main" id="{B77062A2-DEAE-A6F7-D596-45CDC493F93C}"/>
+                        </a:ext>
+                      </a:extLst>
+                    </pic:cNvPr>
+                    <pic:cNvPicPr>
+                      <a:picLocks noGrp="1" noChangeAspect="1"/>
+                    </pic:cNvPicPr>
+                  </pic:nvPicPr>
+                  <pic:blipFill>
+                    <a:blip r:embed="rId9">
+                      <a:extLst>
+                        <a:ext uri="{28A0092B-C50C-407E-A947-70E740481C1C}">
+                          <a14:useLocalDpi xmlns:a14="http://schemas.microsoft.com/office/drawing/2010/main" val="0"/>
+                        </a:ext>
+                      </a:extLst>
+                    </a:blip>
+                    <a:stretch>
+                      <a:fillRect/>
+                    </a:stretch>
+                  </pic:blipFill>
+                  <pic:spPr>
+                    <a:xfrm>
+                      <a:off x="0" y="0"/>
+                      <a:ext cx="8633563" cy="7768194"/>
+                    </a:xfrm>
+                    <a:prstGeom prst="rect">
+                      <a:avLst/>
+                    </a:prstGeom>
+                  </pic:spPr>
+                </pic:pic>
+              </a:graphicData>
+            </a:graphic>
+          </wp:inline>
+        </w:drawing>
+      </w:r>
     </w:p>
     <w:p>
       <w:pPr>
@@ -664,9 +1467,9 @@
           <w:szCs w:val="40"/>
         </w:rPr>
         <w:sectPr>
-          <w:headerReference w:type="default" r:id="rId9"/>
-          <w:footerReference w:type="default" r:id="rId10"/>
-          <w:footerReference w:type="first" r:id="rId11"/>
+          <w:headerReference w:type="default" r:id="rId10"/>
+          <w:footerReference w:type="default" r:id="rId11"/>
+          <w:footerReference w:type="first" r:id="rId12"/>
           <w:pgSz w:w="24480" w:h="15840" w:orient="landscape" w:code="3"/>
           <w:pgMar w:top="720" w:right="720" w:bottom="720" w:left="720" w:header="288" w:footer="288" w:gutter="0"/>
           <w:cols w:space="720"/>
@@ -754,7 +1557,7 @@
                                           <pic:cNvPicPr/>
                                         </pic:nvPicPr>
                                         <pic:blipFill>
-                                          <a:blip r:embed="rId12">
+                                          <a:blip r:embed="rId13">
                                             <a:extLst>
                                               <a:ext uri="{28A0092B-C50C-407E-A947-70E740481C1C}">
                                                 <a14:useLocalDpi xmlns:a14="http://schemas.microsoft.com/office/drawing/2010/main" val="0"/>
@@ -800,11 +1603,7 @@
           </mc:Choice>
           <mc:Fallback>
             <w:pict>
-              <v:shapetype w14:anchorId="4ABF82C1" id="_x0000_t202" coordsize="21600,21600" o:spt="202" path="m,l,21600r21600,l21600,xe">
-                <v:stroke joinstyle="miter"/>
-                <v:path gradientshapeok="t" o:connecttype="rect"/>
-              </v:shapetype>
-              <v:shape id="Text Box 3" o:spid="_x0000_s1026" type="#_x0000_t202" style="position:absolute;left:0;text-align:left;margin-left:684.75pt;margin-top:30pt;width:462.85pt;height:631.5pt;z-index:251659264;visibility:visible;mso-wrap-style:square;mso-height-percent:0;mso-wrap-distance-left:9pt;mso-wrap-distance-top:0;mso-wrap-distance-right:9pt;mso-wrap-distance-bottom:0;mso-position-horizontal:absolute;mso-position-horizontal-relative:text;mso-position-vertical:absolute;mso-position-vertical-relative:text;mso-height-percent:0;mso-height-relative:margin;v-text-anchor:middle" o:gfxdata="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" fillcolor="white [3201]" stroked="f" strokeweight=".5pt">
+              <v:shape w14:anchorId="4ABF82C1" id="Text Box 3" o:spid="_x0000_s1028" type="#_x0000_t202" style="position:absolute;left:0;text-align:left;margin-left:684.75pt;margin-top:30pt;width:462.85pt;height:631.5pt;z-index:251659264;visibility:visible;mso-wrap-style:square;mso-height-percent:0;mso-wrap-distance-left:9pt;mso-wrap-distance-top:0;mso-wrap-distance-right:9pt;mso-wrap-distance-bottom:0;mso-position-horizontal:absolute;mso-position-horizontal-relative:text;mso-position-vertical:absolute;mso-position-vertical-relative:text;mso-height-percent:0;mso-height-relative:margin;v-text-anchor:middle" o:gfxdata="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" fillcolor="white [3201]" stroked="f" strokeweight=".5pt">
                 <v:textbox>
                   <w:txbxContent>
                     <w:p>
@@ -829,7 +1628,7 @@
                                     <pic:cNvPicPr/>
                                   </pic:nvPicPr>
                                   <pic:blipFill>
-                                    <a:blip r:embed="rId12">
+                                    <a:blip r:embed="rId13">
                                       <a:extLst>
                                         <a:ext uri="{28A0092B-C50C-407E-A947-70E740481C1C}">
                                           <a14:useLocalDpi xmlns:a14="http://schemas.microsoft.com/office/drawing/2010/main" val="0"/>
@@ -1220,7 +2019,6 @@
               </w:rPr>
               <w:t xml:space="preserve">{{ </w:t>
             </w:r>
-            <w:proofErr w:type="spellStart"/>
             <w:r>
               <w:rPr>
                 <w:rFonts w:ascii="Segoe UI" w:hAnsi="Segoe UI" w:cs="Segoe UI"/>
@@ -1229,7 +2027,6 @@
               </w:rPr>
               <w:t>nivel_actual_sarandi</w:t>
             </w:r>
-            <w:proofErr w:type="spellEnd"/>
             <w:r>
               <w:rPr>
                 <w:rFonts w:ascii="Segoe UI" w:hAnsi="Segoe UI" w:cs="Segoe UI"/>
@@ -1261,16 +2058,7 @@
                 <w:sz w:val="22"/>
                 <w:szCs w:val="22"/>
               </w:rPr>
-              <w:t xml:space="preserve">{{ </w:t>
-            </w:r>
-            <w:proofErr w:type="spellStart"/>
-            <w:r>
-              <w:rPr>
-                <w:rFonts w:ascii="Segoe UI" w:hAnsi="Segoe UI" w:cs="Segoe UI"/>
-                <w:sz w:val="22"/>
-                <w:szCs w:val="22"/>
-              </w:rPr>
-              <w:t>tasa</w:t>
+              <w:t>{{ tasa</w:t>
             </w:r>
             <w:r>
               <w:rPr>
@@ -1280,7 +2068,6 @@
               </w:rPr>
               <w:t>_sarandi</w:t>
             </w:r>
-            <w:proofErr w:type="spellEnd"/>
             <w:r>
               <w:rPr>
                 <w:rFonts w:ascii="Segoe UI" w:hAnsi="Segoe UI" w:cs="Segoe UI"/>
@@ -1315,7 +2102,6 @@
               </w:rPr>
               <w:t xml:space="preserve">{{ </w:t>
             </w:r>
-            <w:proofErr w:type="spellStart"/>
             <w:r>
               <w:rPr>
                 <w:rFonts w:ascii="Segoe UI" w:hAnsi="Segoe UI" w:cs="Segoe UI"/>
@@ -1324,7 +2110,6 @@
               </w:rPr>
               <w:t>tendencia_sarandi</w:t>
             </w:r>
-            <w:proofErr w:type="spellEnd"/>
             <w:r>
               <w:rPr>
                 <w:rFonts w:ascii="Segoe UI" w:hAnsi="Segoe UI" w:cs="Segoe UI"/>
@@ -1411,7 +2196,6 @@
               </w:rPr>
               <w:t xml:space="preserve">{{ </w:t>
             </w:r>
-            <w:proofErr w:type="spellStart"/>
             <w:r>
               <w:rPr>
                 <w:rFonts w:ascii="Segoe UI" w:hAnsi="Segoe UI" w:cs="Segoe UI"/>
@@ -1420,7 +2204,6 @@
               </w:rPr>
               <w:t>nivel_actual_polanco</w:t>
             </w:r>
-            <w:proofErr w:type="spellEnd"/>
             <w:r>
               <w:rPr>
                 <w:rFonts w:ascii="Segoe UI" w:hAnsi="Segoe UI" w:cs="Segoe UI"/>
@@ -1452,16 +2235,7 @@
                 <w:sz w:val="22"/>
                 <w:szCs w:val="22"/>
               </w:rPr>
-              <w:t xml:space="preserve">{{ </w:t>
-            </w:r>
-            <w:proofErr w:type="spellStart"/>
-            <w:r>
-              <w:rPr>
-                <w:rFonts w:ascii="Segoe UI" w:hAnsi="Segoe UI" w:cs="Segoe UI"/>
-                <w:sz w:val="22"/>
-                <w:szCs w:val="22"/>
-              </w:rPr>
-              <w:t>tasa</w:t>
+              <w:t>{{ tasa</w:t>
             </w:r>
             <w:r>
               <w:rPr>
@@ -1471,7 +2245,6 @@
               </w:rPr>
               <w:t>_polanco</w:t>
             </w:r>
-            <w:proofErr w:type="spellEnd"/>
             <w:r>
               <w:rPr>
                 <w:rFonts w:ascii="Segoe UI" w:hAnsi="Segoe UI" w:cs="Segoe UI"/>
@@ -1506,7 +2279,6 @@
               </w:rPr>
               <w:t xml:space="preserve">{{ </w:t>
             </w:r>
-            <w:proofErr w:type="spellStart"/>
             <w:r>
               <w:rPr>
                 <w:rFonts w:ascii="Segoe UI" w:hAnsi="Segoe UI" w:cs="Segoe UI"/>
@@ -1515,7 +2287,6 @@
               </w:rPr>
               <w:t>tendencia_polanco</w:t>
             </w:r>
-            <w:proofErr w:type="spellEnd"/>
             <w:r>
               <w:rPr>
                 <w:rFonts w:ascii="Segoe UI" w:hAnsi="Segoe UI" w:cs="Segoe UI"/>
@@ -1602,7 +2373,6 @@
               </w:rPr>
               <w:t xml:space="preserve">{{ </w:t>
             </w:r>
-            <w:proofErr w:type="spellStart"/>
             <w:r>
               <w:rPr>
                 <w:rFonts w:ascii="Segoe UI" w:hAnsi="Segoe UI" w:cs="Segoe UI"/>
@@ -1611,7 +2381,6 @@
               </w:rPr>
               <w:t>nivel_actual_viejo</w:t>
             </w:r>
-            <w:proofErr w:type="spellEnd"/>
             <w:r>
               <w:rPr>
                 <w:rFonts w:ascii="Segoe UI" w:hAnsi="Segoe UI" w:cs="Segoe UI"/>
@@ -1643,16 +2412,7 @@
                 <w:sz w:val="22"/>
                 <w:szCs w:val="22"/>
               </w:rPr>
-              <w:t xml:space="preserve">{{ </w:t>
-            </w:r>
-            <w:proofErr w:type="spellStart"/>
-            <w:r>
-              <w:rPr>
-                <w:rFonts w:ascii="Segoe UI" w:hAnsi="Segoe UI" w:cs="Segoe UI"/>
-                <w:sz w:val="22"/>
-                <w:szCs w:val="22"/>
-              </w:rPr>
-              <w:t>tasa</w:t>
+              <w:t>{{ tasa</w:t>
             </w:r>
             <w:r>
               <w:rPr>
@@ -1662,7 +2422,6 @@
               </w:rPr>
               <w:t>_viejo</w:t>
             </w:r>
-            <w:proofErr w:type="spellEnd"/>
             <w:r>
               <w:rPr>
                 <w:rFonts w:ascii="Segoe UI" w:hAnsi="Segoe UI" w:cs="Segoe UI"/>
@@ -1697,7 +2456,6 @@
               </w:rPr>
               <w:t xml:space="preserve">{{ </w:t>
             </w:r>
-            <w:proofErr w:type="spellStart"/>
             <w:r>
               <w:rPr>
                 <w:rFonts w:ascii="Segoe UI" w:hAnsi="Segoe UI" w:cs="Segoe UI"/>
@@ -1706,7 +2464,6 @@
               </w:rPr>
               <w:t>tendencia_viejo</w:t>
             </w:r>
-            <w:proofErr w:type="spellEnd"/>
             <w:r>
               <w:rPr>
                 <w:rFonts w:ascii="Segoe UI" w:hAnsi="Segoe UI" w:cs="Segoe UI"/>
@@ -1793,7 +2550,6 @@
               </w:rPr>
               <w:t xml:space="preserve">{{ </w:t>
             </w:r>
-            <w:proofErr w:type="spellStart"/>
             <w:r>
               <w:rPr>
                 <w:rFonts w:ascii="Segoe UI" w:hAnsi="Segoe UI" w:cs="Segoe UI"/>
@@ -1802,7 +2558,6 @@
               </w:rPr>
               <w:t>nivel_actual_nuevo</w:t>
             </w:r>
-            <w:proofErr w:type="spellEnd"/>
             <w:r>
               <w:rPr>
                 <w:rFonts w:ascii="Segoe UI" w:hAnsi="Segoe UI" w:cs="Segoe UI"/>
@@ -1834,16 +2589,7 @@
                 <w:sz w:val="22"/>
                 <w:szCs w:val="22"/>
               </w:rPr>
-              <w:t xml:space="preserve">{{ </w:t>
-            </w:r>
-            <w:proofErr w:type="spellStart"/>
-            <w:r>
-              <w:rPr>
-                <w:rFonts w:ascii="Segoe UI" w:hAnsi="Segoe UI" w:cs="Segoe UI"/>
-                <w:sz w:val="22"/>
-                <w:szCs w:val="22"/>
-              </w:rPr>
-              <w:t>tasa</w:t>
+              <w:t>{{ tasa</w:t>
             </w:r>
             <w:r>
               <w:rPr>
@@ -1853,7 +2599,6 @@
               </w:rPr>
               <w:t>_nuevo</w:t>
             </w:r>
-            <w:proofErr w:type="spellEnd"/>
             <w:r>
               <w:rPr>
                 <w:rFonts w:ascii="Segoe UI" w:hAnsi="Segoe UI" w:cs="Segoe UI"/>
@@ -1888,7 +2633,6 @@
               </w:rPr>
               <w:t xml:space="preserve">{{ </w:t>
             </w:r>
-            <w:proofErr w:type="spellStart"/>
             <w:r>
               <w:rPr>
                 <w:rFonts w:ascii="Segoe UI" w:hAnsi="Segoe UI" w:cs="Segoe UI"/>
@@ -1897,7 +2641,6 @@
               </w:rPr>
               <w:t>tendencia_nuevo</w:t>
             </w:r>
-            <w:proofErr w:type="spellEnd"/>
             <w:r>
               <w:rPr>
                 <w:rFonts w:ascii="Segoe UI" w:hAnsi="Segoe UI" w:cs="Segoe UI"/>
@@ -2020,31 +2763,7 @@
                 <w:szCs w:val="22"/>
                 <w:u w:val="single"/>
               </w:rPr>
-              <w:t xml:space="preserve">{{ </w:t>
-            </w:r>
-            <w:proofErr w:type="spellStart"/>
-            <w:r>
-              <w:rPr>
-                <w:rFonts w:ascii="Segoe UI" w:hAnsi="Segoe UI" w:cs="Segoe UI"/>
-                <w:b w:val="0"/>
-                <w:bCs w:val="0"/>
-                <w:sz w:val="22"/>
-                <w:szCs w:val="22"/>
-                <w:u w:val="single"/>
-              </w:rPr>
-              <w:t>fecha_emision</w:t>
-            </w:r>
-            <w:proofErr w:type="spellEnd"/>
-            <w:r>
-              <w:rPr>
-                <w:rFonts w:ascii="Segoe UI" w:hAnsi="Segoe UI" w:cs="Segoe UI"/>
-                <w:b w:val="0"/>
-                <w:bCs w:val="0"/>
-                <w:sz w:val="22"/>
-                <w:szCs w:val="22"/>
-                <w:u w:val="single"/>
-              </w:rPr>
-              <w:t xml:space="preserve"> }}:</w:t>
+              <w:t>{{ fecha_emision }}:</w:t>
             </w:r>
             <w:r>
               <w:rPr>
@@ -2544,25 +3263,7 @@
                 <w:sz w:val="22"/>
                 <w:szCs w:val="22"/>
               </w:rPr>
-              <w:t xml:space="preserve">{{ </w:t>
-            </w:r>
-            <w:proofErr w:type="spellStart"/>
-            <w:r>
-              <w:rPr>
-                <w:rFonts w:ascii="Segoe UI" w:hAnsi="Segoe UI" w:cs="Segoe UI"/>
-                <w:sz w:val="22"/>
-                <w:szCs w:val="22"/>
-              </w:rPr>
-              <w:t>pronos_sarandi</w:t>
-            </w:r>
-            <w:proofErr w:type="spellEnd"/>
-            <w:r>
-              <w:rPr>
-                <w:rFonts w:ascii="Segoe UI" w:hAnsi="Segoe UI" w:cs="Segoe UI"/>
-                <w:sz w:val="22"/>
-                <w:szCs w:val="22"/>
-              </w:rPr>
-              <w:t xml:space="preserve"> }}</w:t>
+              <w:t>{{ pronos_sarandi }}</w:t>
             </w:r>
           </w:p>
         </w:tc>
@@ -2587,25 +3288,7 @@
                 <w:sz w:val="22"/>
                 <w:szCs w:val="22"/>
               </w:rPr>
-              <w:t xml:space="preserve">{{ </w:t>
-            </w:r>
-            <w:proofErr w:type="spellStart"/>
-            <w:r>
-              <w:rPr>
-                <w:rFonts w:ascii="Segoe UI" w:hAnsi="Segoe UI" w:cs="Segoe UI"/>
-                <w:sz w:val="22"/>
-                <w:szCs w:val="22"/>
-              </w:rPr>
-              <w:t>fecha_sarandi</w:t>
-            </w:r>
-            <w:proofErr w:type="spellEnd"/>
-            <w:r>
-              <w:rPr>
-                <w:rFonts w:ascii="Segoe UI" w:hAnsi="Segoe UI" w:cs="Segoe UI"/>
-                <w:sz w:val="22"/>
-                <w:szCs w:val="22"/>
-              </w:rPr>
-              <w:t xml:space="preserve"> }}</w:t>
+              <w:t>{{ fecha_sarandi }}</w:t>
             </w:r>
           </w:p>
         </w:tc>
@@ -2660,25 +3343,7 @@
                 <w:sz w:val="22"/>
                 <w:szCs w:val="22"/>
               </w:rPr>
-              <w:t xml:space="preserve">{{ </w:t>
-            </w:r>
-            <w:proofErr w:type="spellStart"/>
-            <w:r>
-              <w:rPr>
-                <w:rFonts w:ascii="Segoe UI" w:hAnsi="Segoe UI" w:cs="Segoe UI"/>
-                <w:sz w:val="22"/>
-                <w:szCs w:val="22"/>
-              </w:rPr>
-              <w:t>pronos_polanco</w:t>
-            </w:r>
-            <w:proofErr w:type="spellEnd"/>
-            <w:r>
-              <w:rPr>
-                <w:rFonts w:ascii="Segoe UI" w:hAnsi="Segoe UI" w:cs="Segoe UI"/>
-                <w:sz w:val="22"/>
-                <w:szCs w:val="22"/>
-              </w:rPr>
-              <w:t xml:space="preserve"> }}</w:t>
+              <w:t>{{ pronos_polanco }}</w:t>
             </w:r>
           </w:p>
         </w:tc>
@@ -2703,25 +3368,7 @@
                 <w:sz w:val="22"/>
                 <w:szCs w:val="22"/>
               </w:rPr>
-              <w:t xml:space="preserve">{{ </w:t>
-            </w:r>
-            <w:proofErr w:type="spellStart"/>
-            <w:r>
-              <w:rPr>
-                <w:rFonts w:ascii="Segoe UI" w:hAnsi="Segoe UI" w:cs="Segoe UI"/>
-                <w:sz w:val="22"/>
-                <w:szCs w:val="22"/>
-              </w:rPr>
-              <w:t>fecha_polanco</w:t>
-            </w:r>
-            <w:proofErr w:type="spellEnd"/>
-            <w:r>
-              <w:rPr>
-                <w:rFonts w:ascii="Segoe UI" w:hAnsi="Segoe UI" w:cs="Segoe UI"/>
-                <w:sz w:val="22"/>
-                <w:szCs w:val="22"/>
-              </w:rPr>
-              <w:t xml:space="preserve"> }}</w:t>
+              <w:t>{{ fecha_polanco }}</w:t>
             </w:r>
           </w:p>
         </w:tc>
@@ -2776,25 +3423,7 @@
                 <w:sz w:val="22"/>
                 <w:szCs w:val="22"/>
               </w:rPr>
-              <w:t xml:space="preserve">{{ </w:t>
-            </w:r>
-            <w:proofErr w:type="spellStart"/>
-            <w:r>
-              <w:rPr>
-                <w:rFonts w:ascii="Segoe UI" w:hAnsi="Segoe UI" w:cs="Segoe UI"/>
-                <w:sz w:val="22"/>
-                <w:szCs w:val="22"/>
-              </w:rPr>
-              <w:t>pronos_viejo</w:t>
-            </w:r>
-            <w:proofErr w:type="spellEnd"/>
-            <w:r>
-              <w:rPr>
-                <w:rFonts w:ascii="Segoe UI" w:hAnsi="Segoe UI" w:cs="Segoe UI"/>
-                <w:sz w:val="22"/>
-                <w:szCs w:val="22"/>
-              </w:rPr>
-              <w:t xml:space="preserve"> }}</w:t>
+              <w:t>{{ pronos_viejo }}</w:t>
             </w:r>
           </w:p>
         </w:tc>
@@ -2819,25 +3448,7 @@
                 <w:sz w:val="22"/>
                 <w:szCs w:val="22"/>
               </w:rPr>
-              <w:t xml:space="preserve">{{ </w:t>
-            </w:r>
-            <w:proofErr w:type="spellStart"/>
-            <w:r>
-              <w:rPr>
-                <w:rFonts w:ascii="Segoe UI" w:hAnsi="Segoe UI" w:cs="Segoe UI"/>
-                <w:sz w:val="22"/>
-                <w:szCs w:val="22"/>
-              </w:rPr>
-              <w:t>fecha_viejo</w:t>
-            </w:r>
-            <w:proofErr w:type="spellEnd"/>
-            <w:r>
-              <w:rPr>
-                <w:rFonts w:ascii="Segoe UI" w:hAnsi="Segoe UI" w:cs="Segoe UI"/>
-                <w:sz w:val="22"/>
-                <w:szCs w:val="22"/>
-              </w:rPr>
-              <w:t xml:space="preserve"> }}</w:t>
+              <w:t>{{ fecha_viejo }}</w:t>
             </w:r>
           </w:p>
         </w:tc>
@@ -2892,25 +3503,7 @@
                 <w:sz w:val="22"/>
                 <w:szCs w:val="22"/>
               </w:rPr>
-              <w:t xml:space="preserve">{{ </w:t>
-            </w:r>
-            <w:proofErr w:type="spellStart"/>
-            <w:r>
-              <w:rPr>
-                <w:rFonts w:ascii="Segoe UI" w:hAnsi="Segoe UI" w:cs="Segoe UI"/>
-                <w:sz w:val="22"/>
-                <w:szCs w:val="22"/>
-              </w:rPr>
-              <w:t>pronos_nuevo</w:t>
-            </w:r>
-            <w:proofErr w:type="spellEnd"/>
-            <w:r>
-              <w:rPr>
-                <w:rFonts w:ascii="Segoe UI" w:hAnsi="Segoe UI" w:cs="Segoe UI"/>
-                <w:sz w:val="22"/>
-                <w:szCs w:val="22"/>
-              </w:rPr>
-              <w:t xml:space="preserve"> }}</w:t>
+              <w:t>{{ pronos_nuevo }}</w:t>
             </w:r>
           </w:p>
         </w:tc>
@@ -2935,25 +3528,7 @@
                 <w:sz w:val="22"/>
                 <w:szCs w:val="22"/>
               </w:rPr>
-              <w:t xml:space="preserve">{{ </w:t>
-            </w:r>
-            <w:proofErr w:type="spellStart"/>
-            <w:r>
-              <w:rPr>
-                <w:rFonts w:ascii="Segoe UI" w:hAnsi="Segoe UI" w:cs="Segoe UI"/>
-                <w:sz w:val="22"/>
-                <w:szCs w:val="22"/>
-              </w:rPr>
-              <w:t>fecha_nuevo</w:t>
-            </w:r>
-            <w:proofErr w:type="spellEnd"/>
-            <w:r>
-              <w:rPr>
-                <w:rFonts w:ascii="Segoe UI" w:hAnsi="Segoe UI" w:cs="Segoe UI"/>
-                <w:sz w:val="22"/>
-                <w:szCs w:val="22"/>
-              </w:rPr>
-              <w:t xml:space="preserve"> }}</w:t>
+              <w:t>{{ fecha_nuevo }}</w:t>
             </w:r>
           </w:p>
         </w:tc>
@@ -3019,31 +3594,7 @@
                 <w:szCs w:val="22"/>
                 <w:lang w:val="en-US"/>
               </w:rPr>
-              <w:t xml:space="preserve">{{ </w:t>
-            </w:r>
-            <w:proofErr w:type="spellStart"/>
-            <w:r>
-              <w:rPr>
-                <w:rFonts w:ascii="Segoe UI" w:hAnsi="Segoe UI" w:cs="Segoe UI"/>
-                <w:b w:val="0"/>
-                <w:bCs w:val="0"/>
-                <w:sz w:val="22"/>
-                <w:szCs w:val="22"/>
-                <w:lang w:val="en-US"/>
-              </w:rPr>
-              <w:t>diagnostico_yi</w:t>
-            </w:r>
-            <w:proofErr w:type="spellEnd"/>
-            <w:r>
-              <w:rPr>
-                <w:rFonts w:ascii="Segoe UI" w:hAnsi="Segoe UI" w:cs="Segoe UI"/>
-                <w:b w:val="0"/>
-                <w:bCs w:val="0"/>
-                <w:sz w:val="22"/>
-                <w:szCs w:val="22"/>
-                <w:lang w:val="en-US"/>
-              </w:rPr>
-              <w:t xml:space="preserve"> }} </w:t>
+              <w:t xml:space="preserve">{{ diagnostico_yi }} </w:t>
             </w:r>
           </w:p>
         </w:tc>
@@ -3109,31 +3660,7 @@
                 <w:szCs w:val="22"/>
                 <w:lang w:val="en-US"/>
               </w:rPr>
-              <w:t xml:space="preserve">{{ </w:t>
-            </w:r>
-            <w:proofErr w:type="spellStart"/>
-            <w:r>
-              <w:rPr>
-                <w:rFonts w:ascii="Segoe UI" w:hAnsi="Segoe UI" w:cs="Segoe UI"/>
-                <w:b w:val="0"/>
-                <w:bCs w:val="0"/>
-                <w:sz w:val="22"/>
-                <w:szCs w:val="22"/>
-                <w:lang w:val="en-US"/>
-              </w:rPr>
-              <w:t>recomendacion_yi</w:t>
-            </w:r>
-            <w:proofErr w:type="spellEnd"/>
-            <w:r>
-              <w:rPr>
-                <w:rFonts w:ascii="Segoe UI" w:hAnsi="Segoe UI" w:cs="Segoe UI"/>
-                <w:b w:val="0"/>
-                <w:bCs w:val="0"/>
-                <w:sz w:val="22"/>
-                <w:szCs w:val="22"/>
-                <w:lang w:val="en-US"/>
-              </w:rPr>
-              <w:t xml:space="preserve"> }}</w:t>
+              <w:t>{{ recomendacion_yi }}</w:t>
             </w:r>
           </w:p>
         </w:tc>
@@ -3208,7 +3735,7 @@
                                           <pic:cNvPicPr/>
                                         </pic:nvPicPr>
                                         <pic:blipFill>
-                                          <a:blip r:embed="rId13">
+                                          <a:blip r:embed="rId14">
                                             <a:extLst>
                                               <a:ext uri="{28A0092B-C50C-407E-A947-70E740481C1C}">
                                                 <a14:useLocalDpi xmlns:a14="http://schemas.microsoft.com/office/drawing/2010/main" val="0"/>
@@ -3254,7 +3781,7 @@
           </mc:Choice>
           <mc:Fallback>
             <w:pict>
-              <v:shape w14:anchorId="3F577547" id="_x0000_s1027" type="#_x0000_t202" style="position:absolute;left:0;text-align:left;margin-left:684.75pt;margin-top:30.75pt;width:462.85pt;height:628.5pt;z-index:251675648;visibility:visible;mso-wrap-style:square;mso-height-percent:0;mso-wrap-distance-left:9pt;mso-wrap-distance-top:0;mso-wrap-distance-right:9pt;mso-wrap-distance-bottom:0;mso-position-horizontal:absolute;mso-position-horizontal-relative:text;mso-position-vertical:absolute;mso-position-vertical-relative:text;mso-height-percent:0;mso-height-relative:margin;v-text-anchor:middle" o:gfxdata="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" fillcolor="white [3201]" stroked="f" strokeweight=".5pt">
+              <v:shape w14:anchorId="3F577547" id="_x0000_s1029" type="#_x0000_t202" style="position:absolute;left:0;text-align:left;margin-left:684.75pt;margin-top:30.75pt;width:462.85pt;height:628.5pt;z-index:251675648;visibility:visible;mso-wrap-style:square;mso-height-percent:0;mso-wrap-distance-left:9pt;mso-wrap-distance-top:0;mso-wrap-distance-right:9pt;mso-wrap-distance-bottom:0;mso-position-horizontal:absolute;mso-position-horizontal-relative:text;mso-position-vertical:absolute;mso-position-vertical-relative:text;mso-height-percent:0;mso-height-relative:margin;v-text-anchor:middle" o:gfxdata="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" fillcolor="white [3201]" stroked="f" strokeweight=".5pt">
                 <v:textbox>
                   <w:txbxContent>
                     <w:p>
@@ -3279,7 +3806,7 @@
                                     <pic:cNvPicPr/>
                                   </pic:nvPicPr>
                                   <pic:blipFill>
-                                    <a:blip r:embed="rId13">
+                                    <a:blip r:embed="rId14">
                                       <a:extLst>
                                         <a:ext uri="{28A0092B-C50C-407E-A947-70E740481C1C}">
                                           <a14:useLocalDpi xmlns:a14="http://schemas.microsoft.com/office/drawing/2010/main" val="0"/>
@@ -3609,7 +4136,6 @@
               </w:rPr>
               <w:t xml:space="preserve">{{ </w:t>
             </w:r>
-            <w:proofErr w:type="spellStart"/>
             <w:r>
               <w:rPr>
                 <w:rFonts w:ascii="Segoe UI" w:hAnsi="Segoe UI" w:cs="Segoe UI"/>
@@ -3624,16 +4150,7 @@
                 <w:sz w:val="22"/>
                 <w:szCs w:val="22"/>
               </w:rPr>
-              <w:t>cuareim</w:t>
-            </w:r>
-            <w:proofErr w:type="spellEnd"/>
-            <w:r>
-              <w:rPr>
-                <w:rFonts w:ascii="Segoe UI" w:hAnsi="Segoe UI" w:cs="Segoe UI"/>
-                <w:sz w:val="22"/>
-                <w:szCs w:val="22"/>
-              </w:rPr>
-              <w:t xml:space="preserve"> }}</w:t>
+              <w:t>cuareim }}</w:t>
             </w:r>
           </w:p>
         </w:tc>
@@ -3658,16 +4175,7 @@
                 <w:sz w:val="22"/>
                 <w:szCs w:val="22"/>
               </w:rPr>
-              <w:t xml:space="preserve">{{ </w:t>
-            </w:r>
-            <w:proofErr w:type="spellStart"/>
-            <w:r>
-              <w:rPr>
-                <w:rFonts w:ascii="Segoe UI" w:hAnsi="Segoe UI" w:cs="Segoe UI"/>
-                <w:sz w:val="22"/>
-                <w:szCs w:val="22"/>
-              </w:rPr>
-              <w:t>tasa</w:t>
+              <w:t>{{ tasa</w:t>
             </w:r>
             <w:r>
               <w:rPr>
@@ -3683,16 +4191,7 @@
                 <w:sz w:val="22"/>
                 <w:szCs w:val="22"/>
               </w:rPr>
-              <w:t>cuareim</w:t>
-            </w:r>
-            <w:proofErr w:type="spellEnd"/>
-            <w:r>
-              <w:rPr>
-                <w:rFonts w:ascii="Segoe UI" w:hAnsi="Segoe UI" w:cs="Segoe UI"/>
-                <w:sz w:val="22"/>
-                <w:szCs w:val="22"/>
-              </w:rPr>
-              <w:t xml:space="preserve"> }}</w:t>
+              <w:t>cuareim }}</w:t>
             </w:r>
           </w:p>
         </w:tc>
@@ -3720,7 +4219,6 @@
               </w:rPr>
               <w:t xml:space="preserve">{{ </w:t>
             </w:r>
-            <w:proofErr w:type="spellStart"/>
             <w:r>
               <w:rPr>
                 <w:rFonts w:ascii="Segoe UI" w:hAnsi="Segoe UI" w:cs="Segoe UI"/>
@@ -3735,16 +4233,7 @@
                 <w:sz w:val="22"/>
                 <w:szCs w:val="22"/>
               </w:rPr>
-              <w:t>cuareim</w:t>
-            </w:r>
-            <w:proofErr w:type="spellEnd"/>
-            <w:r>
-              <w:rPr>
-                <w:rFonts w:ascii="Segoe UI" w:hAnsi="Segoe UI" w:cs="Segoe UI"/>
-                <w:sz w:val="22"/>
-                <w:szCs w:val="22"/>
-              </w:rPr>
-              <w:t xml:space="preserve"> }}</w:t>
+              <w:t>cuareim }}</w:t>
             </w:r>
           </w:p>
         </w:tc>
@@ -3816,7 +4305,6 @@
               </w:rPr>
               <w:t xml:space="preserve">{{ </w:t>
             </w:r>
-            <w:proofErr w:type="spellStart"/>
             <w:r>
               <w:rPr>
                 <w:rFonts w:ascii="Segoe UI" w:hAnsi="Segoe UI" w:cs="Segoe UI"/>
@@ -3831,16 +4319,7 @@
                 <w:sz w:val="22"/>
                 <w:szCs w:val="22"/>
               </w:rPr>
-              <w:t>catalan</w:t>
-            </w:r>
-            <w:proofErr w:type="spellEnd"/>
-            <w:r>
-              <w:rPr>
-                <w:rFonts w:ascii="Segoe UI" w:hAnsi="Segoe UI" w:cs="Segoe UI"/>
-                <w:sz w:val="22"/>
-                <w:szCs w:val="22"/>
-              </w:rPr>
-              <w:t xml:space="preserve"> }}</w:t>
+              <w:t>catalan }}</w:t>
             </w:r>
           </w:p>
         </w:tc>
@@ -3865,16 +4344,7 @@
                 <w:sz w:val="22"/>
                 <w:szCs w:val="22"/>
               </w:rPr>
-              <w:t xml:space="preserve">{{ </w:t>
-            </w:r>
-            <w:proofErr w:type="spellStart"/>
-            <w:r>
-              <w:rPr>
-                <w:rFonts w:ascii="Segoe UI" w:hAnsi="Segoe UI" w:cs="Segoe UI"/>
-                <w:sz w:val="22"/>
-                <w:szCs w:val="22"/>
-              </w:rPr>
-              <w:t>tasa</w:t>
+              <w:t>{{ tasa</w:t>
             </w:r>
             <w:r>
               <w:rPr>
@@ -3890,16 +4360,7 @@
                 <w:sz w:val="22"/>
                 <w:szCs w:val="22"/>
               </w:rPr>
-              <w:t>catalan</w:t>
-            </w:r>
-            <w:proofErr w:type="spellEnd"/>
-            <w:r>
-              <w:rPr>
-                <w:rFonts w:ascii="Segoe UI" w:hAnsi="Segoe UI" w:cs="Segoe UI"/>
-                <w:sz w:val="22"/>
-                <w:szCs w:val="22"/>
-              </w:rPr>
-              <w:t xml:space="preserve"> }} </w:t>
+              <w:t xml:space="preserve">catalan }} </w:t>
             </w:r>
           </w:p>
         </w:tc>
@@ -3927,7 +4388,6 @@
               </w:rPr>
               <w:t xml:space="preserve">{{ </w:t>
             </w:r>
-            <w:proofErr w:type="spellStart"/>
             <w:r>
               <w:rPr>
                 <w:rFonts w:ascii="Segoe UI" w:hAnsi="Segoe UI" w:cs="Segoe UI"/>
@@ -3942,16 +4402,7 @@
                 <w:sz w:val="22"/>
                 <w:szCs w:val="22"/>
               </w:rPr>
-              <w:t>catalan</w:t>
-            </w:r>
-            <w:proofErr w:type="spellEnd"/>
-            <w:r>
-              <w:rPr>
-                <w:rFonts w:ascii="Segoe UI" w:hAnsi="Segoe UI" w:cs="Segoe UI"/>
-                <w:sz w:val="22"/>
-                <w:szCs w:val="22"/>
-              </w:rPr>
-              <w:t xml:space="preserve"> }} </w:t>
+              <w:t xml:space="preserve">catalan }} </w:t>
             </w:r>
           </w:p>
         </w:tc>
@@ -4023,7 +4474,6 @@
               </w:rPr>
               <w:t xml:space="preserve">{{ </w:t>
             </w:r>
-            <w:proofErr w:type="spellStart"/>
             <w:r>
               <w:rPr>
                 <w:rFonts w:ascii="Segoe UI" w:hAnsi="Segoe UI" w:cs="Segoe UI"/>
@@ -4038,16 +4488,7 @@
                 <w:sz w:val="22"/>
                 <w:szCs w:val="22"/>
               </w:rPr>
-              <w:t>artigas</w:t>
-            </w:r>
-            <w:proofErr w:type="spellEnd"/>
-            <w:r>
-              <w:rPr>
-                <w:rFonts w:ascii="Segoe UI" w:hAnsi="Segoe UI" w:cs="Segoe UI"/>
-                <w:sz w:val="22"/>
-                <w:szCs w:val="22"/>
-              </w:rPr>
-              <w:t xml:space="preserve"> }}</w:t>
+              <w:t>artigas }}</w:t>
             </w:r>
           </w:p>
         </w:tc>
@@ -4072,16 +4513,7 @@
                 <w:sz w:val="22"/>
                 <w:szCs w:val="22"/>
               </w:rPr>
-              <w:t xml:space="preserve">{{ </w:t>
-            </w:r>
-            <w:proofErr w:type="spellStart"/>
-            <w:r>
-              <w:rPr>
-                <w:rFonts w:ascii="Segoe UI" w:hAnsi="Segoe UI" w:cs="Segoe UI"/>
-                <w:sz w:val="22"/>
-                <w:szCs w:val="22"/>
-              </w:rPr>
-              <w:t>tasa</w:t>
+              <w:t>{{ tasa</w:t>
             </w:r>
             <w:r>
               <w:rPr>
@@ -4097,16 +4529,7 @@
                 <w:sz w:val="22"/>
                 <w:szCs w:val="22"/>
               </w:rPr>
-              <w:t>artigas</w:t>
-            </w:r>
-            <w:proofErr w:type="spellEnd"/>
-            <w:r>
-              <w:rPr>
-                <w:rFonts w:ascii="Segoe UI" w:hAnsi="Segoe UI" w:cs="Segoe UI"/>
-                <w:sz w:val="22"/>
-                <w:szCs w:val="22"/>
-              </w:rPr>
-              <w:t xml:space="preserve"> }}</w:t>
+              <w:t>artigas }}</w:t>
             </w:r>
           </w:p>
         </w:tc>
@@ -4134,7 +4557,6 @@
               </w:rPr>
               <w:t xml:space="preserve">{{ </w:t>
             </w:r>
-            <w:proofErr w:type="spellStart"/>
             <w:r>
               <w:rPr>
                 <w:rFonts w:ascii="Segoe UI" w:hAnsi="Segoe UI" w:cs="Segoe UI"/>
@@ -4149,16 +4571,7 @@
                 <w:sz w:val="22"/>
                 <w:szCs w:val="22"/>
               </w:rPr>
-              <w:t>artigas</w:t>
-            </w:r>
-            <w:proofErr w:type="spellEnd"/>
-            <w:r>
-              <w:rPr>
-                <w:rFonts w:ascii="Segoe UI" w:hAnsi="Segoe UI" w:cs="Segoe UI"/>
-                <w:sz w:val="22"/>
-                <w:szCs w:val="22"/>
-              </w:rPr>
-              <w:t xml:space="preserve"> }}</w:t>
+              <w:t>artigas }}</w:t>
             </w:r>
           </w:p>
         </w:tc>
@@ -4270,31 +4683,7 @@
                 <w:szCs w:val="22"/>
                 <w:u w:val="single"/>
               </w:rPr>
-              <w:t xml:space="preserve">{{ </w:t>
-            </w:r>
-            <w:proofErr w:type="spellStart"/>
-            <w:r>
-              <w:rPr>
-                <w:rFonts w:ascii="Segoe UI" w:hAnsi="Segoe UI" w:cs="Segoe UI"/>
-                <w:b w:val="0"/>
-                <w:bCs w:val="0"/>
-                <w:sz w:val="22"/>
-                <w:szCs w:val="22"/>
-                <w:u w:val="single"/>
-              </w:rPr>
-              <w:t>fecha_emision</w:t>
-            </w:r>
-            <w:proofErr w:type="spellEnd"/>
-            <w:r>
-              <w:rPr>
-                <w:rFonts w:ascii="Segoe UI" w:hAnsi="Segoe UI" w:cs="Segoe UI"/>
-                <w:b w:val="0"/>
-                <w:bCs w:val="0"/>
-                <w:sz w:val="22"/>
-                <w:szCs w:val="22"/>
-                <w:u w:val="single"/>
-              </w:rPr>
-              <w:t xml:space="preserve"> }}:</w:t>
+              <w:t>{{ fecha_emision }}:</w:t>
             </w:r>
             <w:r>
               <w:rPr>
@@ -4816,25 +5205,7 @@
                 <w:sz w:val="22"/>
                 <w:szCs w:val="22"/>
               </w:rPr>
-              <w:t xml:space="preserve">{{ </w:t>
-            </w:r>
-            <w:proofErr w:type="spellStart"/>
-            <w:r>
-              <w:rPr>
-                <w:rFonts w:ascii="Segoe UI" w:hAnsi="Segoe UI" w:cs="Segoe UI"/>
-                <w:sz w:val="22"/>
-                <w:szCs w:val="22"/>
-              </w:rPr>
-              <w:t>pronos_cuareim</w:t>
-            </w:r>
-            <w:proofErr w:type="spellEnd"/>
-            <w:r>
-              <w:rPr>
-                <w:rFonts w:ascii="Segoe UI" w:hAnsi="Segoe UI" w:cs="Segoe UI"/>
-                <w:sz w:val="22"/>
-                <w:szCs w:val="22"/>
-              </w:rPr>
-              <w:t xml:space="preserve"> }}</w:t>
+              <w:t>{{ pronos_cuareim }}</w:t>
             </w:r>
           </w:p>
         </w:tc>
@@ -4859,25 +5230,7 @@
                 <w:sz w:val="22"/>
                 <w:szCs w:val="22"/>
               </w:rPr>
-              <w:t xml:space="preserve">{{ </w:t>
-            </w:r>
-            <w:proofErr w:type="spellStart"/>
-            <w:r>
-              <w:rPr>
-                <w:rFonts w:ascii="Segoe UI" w:hAnsi="Segoe UI" w:cs="Segoe UI"/>
-                <w:sz w:val="22"/>
-                <w:szCs w:val="22"/>
-              </w:rPr>
-              <w:t>fecha_cuareim</w:t>
-            </w:r>
-            <w:proofErr w:type="spellEnd"/>
-            <w:r>
-              <w:rPr>
-                <w:rFonts w:ascii="Segoe UI" w:hAnsi="Segoe UI" w:cs="Segoe UI"/>
-                <w:sz w:val="22"/>
-                <w:szCs w:val="22"/>
-              </w:rPr>
-              <w:t xml:space="preserve"> }}</w:t>
+              <w:t>{{ fecha_cuareim }}</w:t>
             </w:r>
           </w:p>
         </w:tc>
@@ -4932,25 +5285,7 @@
                 <w:sz w:val="22"/>
                 <w:szCs w:val="22"/>
               </w:rPr>
-              <w:t xml:space="preserve">{{ </w:t>
-            </w:r>
-            <w:proofErr w:type="spellStart"/>
-            <w:r>
-              <w:rPr>
-                <w:rFonts w:ascii="Segoe UI" w:hAnsi="Segoe UI" w:cs="Segoe UI"/>
-                <w:sz w:val="22"/>
-                <w:szCs w:val="22"/>
-              </w:rPr>
-              <w:t>pronos_catalan</w:t>
-            </w:r>
-            <w:proofErr w:type="spellEnd"/>
-            <w:r>
-              <w:rPr>
-                <w:rFonts w:ascii="Segoe UI" w:hAnsi="Segoe UI" w:cs="Segoe UI"/>
-                <w:sz w:val="22"/>
-                <w:szCs w:val="22"/>
-              </w:rPr>
-              <w:t xml:space="preserve"> }}</w:t>
+              <w:t>{{ pronos_catalan }}</w:t>
             </w:r>
           </w:p>
         </w:tc>
@@ -4975,25 +5310,7 @@
                 <w:sz w:val="22"/>
                 <w:szCs w:val="22"/>
               </w:rPr>
-              <w:t xml:space="preserve">{{ </w:t>
-            </w:r>
-            <w:proofErr w:type="spellStart"/>
-            <w:r>
-              <w:rPr>
-                <w:rFonts w:ascii="Segoe UI" w:hAnsi="Segoe UI" w:cs="Segoe UI"/>
-                <w:sz w:val="22"/>
-                <w:szCs w:val="22"/>
-              </w:rPr>
-              <w:t>fecha_catalan</w:t>
-            </w:r>
-            <w:proofErr w:type="spellEnd"/>
-            <w:r>
-              <w:rPr>
-                <w:rFonts w:ascii="Segoe UI" w:hAnsi="Segoe UI" w:cs="Segoe UI"/>
-                <w:sz w:val="22"/>
-                <w:szCs w:val="22"/>
-              </w:rPr>
-              <w:t xml:space="preserve"> }}</w:t>
+              <w:t>{{ fecha_catalan }}</w:t>
             </w:r>
           </w:p>
         </w:tc>
@@ -5048,25 +5365,7 @@
                 <w:sz w:val="22"/>
                 <w:szCs w:val="22"/>
               </w:rPr>
-              <w:t xml:space="preserve">{{ </w:t>
-            </w:r>
-            <w:proofErr w:type="spellStart"/>
-            <w:r>
-              <w:rPr>
-                <w:rFonts w:ascii="Segoe UI" w:hAnsi="Segoe UI" w:cs="Segoe UI"/>
-                <w:sz w:val="22"/>
-                <w:szCs w:val="22"/>
-              </w:rPr>
-              <w:t>pronos_artigas</w:t>
-            </w:r>
-            <w:proofErr w:type="spellEnd"/>
-            <w:r>
-              <w:rPr>
-                <w:rFonts w:ascii="Segoe UI" w:hAnsi="Segoe UI" w:cs="Segoe UI"/>
-                <w:sz w:val="22"/>
-                <w:szCs w:val="22"/>
-              </w:rPr>
-              <w:t xml:space="preserve"> }}</w:t>
+              <w:t>{{ pronos_artigas }}</w:t>
             </w:r>
           </w:p>
         </w:tc>
@@ -5091,25 +5390,7 @@
                 <w:sz w:val="22"/>
                 <w:szCs w:val="22"/>
               </w:rPr>
-              <w:t xml:space="preserve">{{ </w:t>
-            </w:r>
-            <w:proofErr w:type="spellStart"/>
-            <w:r>
-              <w:rPr>
-                <w:rFonts w:ascii="Segoe UI" w:hAnsi="Segoe UI" w:cs="Segoe UI"/>
-                <w:sz w:val="22"/>
-                <w:szCs w:val="22"/>
-              </w:rPr>
-              <w:t>fecha_artigas</w:t>
-            </w:r>
-            <w:proofErr w:type="spellEnd"/>
-            <w:r>
-              <w:rPr>
-                <w:rFonts w:ascii="Segoe UI" w:hAnsi="Segoe UI" w:cs="Segoe UI"/>
-                <w:sz w:val="22"/>
-                <w:szCs w:val="22"/>
-              </w:rPr>
-              <w:t xml:space="preserve"> }}</w:t>
+              <w:t>{{ fecha_artigas }}</w:t>
             </w:r>
           </w:p>
         </w:tc>
@@ -5184,9 +5465,8 @@
                 <w:szCs w:val="22"/>
                 <w:lang w:val="en-US"/>
               </w:rPr>
-              <w:t xml:space="preserve">{{ </w:t>
-            </w:r>
-            <w:proofErr w:type="spellStart"/>
+              <w:t>{{ diagnostico_</w:t>
+            </w:r>
             <w:r>
               <w:rPr>
                 <w:rFonts w:ascii="Segoe UI" w:hAnsi="Segoe UI" w:cs="Segoe UI"/>
@@ -5196,20 +5476,8 @@
                 <w:szCs w:val="22"/>
                 <w:lang w:val="en-US"/>
               </w:rPr>
-              <w:t>diagnostico_</w:t>
-            </w:r>
-            <w:r>
-              <w:rPr>
-                <w:rFonts w:ascii="Segoe UI" w:hAnsi="Segoe UI" w:cs="Segoe UI"/>
-                <w:b w:val="0"/>
-                <w:bCs w:val="0"/>
-                <w:sz w:val="22"/>
-                <w:szCs w:val="22"/>
-                <w:lang w:val="en-US"/>
-              </w:rPr>
               <w:t>cuareim</w:t>
             </w:r>
-            <w:proofErr w:type="spellEnd"/>
             <w:r>
               <w:rPr>
                 <w:rFonts w:ascii="Segoe UI" w:hAnsi="Segoe UI" w:cs="Segoe UI"/>
@@ -5298,9 +5566,8 @@
                 <w:szCs w:val="22"/>
                 <w:lang w:val="en-US"/>
               </w:rPr>
-              <w:t xml:space="preserve">{{ </w:t>
-            </w:r>
-            <w:proofErr w:type="spellStart"/>
+              <w:t>{{ recomendacion_</w:t>
+            </w:r>
             <w:r>
               <w:rPr>
                 <w:rFonts w:ascii="Segoe UI" w:hAnsi="Segoe UI" w:cs="Segoe UI"/>
@@ -5310,20 +5577,8 @@
                 <w:szCs w:val="22"/>
                 <w:lang w:val="en-US"/>
               </w:rPr>
-              <w:t>recomendacion_</w:t>
-            </w:r>
-            <w:r>
-              <w:rPr>
-                <w:rFonts w:ascii="Segoe UI" w:hAnsi="Segoe UI" w:cs="Segoe UI"/>
-                <w:b w:val="0"/>
-                <w:bCs w:val="0"/>
-                <w:sz w:val="22"/>
-                <w:szCs w:val="22"/>
-                <w:lang w:val="en-US"/>
-              </w:rPr>
               <w:t>cuareim</w:t>
             </w:r>
-            <w:proofErr w:type="spellEnd"/>
             <w:r>
               <w:rPr>
                 <w:rFonts w:ascii="Segoe UI" w:hAnsi="Segoe UI" w:cs="Segoe UI"/>
@@ -5408,7 +5663,7 @@
                                           <pic:cNvPicPr/>
                                         </pic:nvPicPr>
                                         <pic:blipFill>
-                                          <a:blip r:embed="rId14">
+                                          <a:blip r:embed="rId15">
                                             <a:extLst>
                                               <a:ext uri="{28A0092B-C50C-407E-A947-70E740481C1C}">
                                                 <a14:useLocalDpi xmlns:a14="http://schemas.microsoft.com/office/drawing/2010/main" val="0"/>
@@ -5454,7 +5709,7 @@
           </mc:Choice>
           <mc:Fallback>
             <w:pict>
-              <v:shape w14:anchorId="055EB483" id="_x0000_s1028" type="#_x0000_t202" style="position:absolute;left:0;text-align:left;margin-left:684.75pt;margin-top:30.75pt;width:462.85pt;height:628.5pt;z-index:251679744;visibility:visible;mso-wrap-style:square;mso-height-percent:0;mso-wrap-distance-left:9pt;mso-wrap-distance-top:0;mso-wrap-distance-right:9pt;mso-wrap-distance-bottom:0;mso-position-horizontal:absolute;mso-position-horizontal-relative:text;mso-position-vertical:absolute;mso-position-vertical-relative:text;mso-height-percent:0;mso-height-relative:margin;v-text-anchor:middle" o:gfxdata="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" fillcolor="white [3201]" stroked="f" strokeweight=".5pt">
+              <v:shape w14:anchorId="055EB483" id="_x0000_s1030" type="#_x0000_t202" style="position:absolute;left:0;text-align:left;margin-left:684.75pt;margin-top:30.75pt;width:462.85pt;height:628.5pt;z-index:251679744;visibility:visible;mso-wrap-style:square;mso-height-percent:0;mso-wrap-distance-left:9pt;mso-wrap-distance-top:0;mso-wrap-distance-right:9pt;mso-wrap-distance-bottom:0;mso-position-horizontal:absolute;mso-position-horizontal-relative:text;mso-position-vertical:absolute;mso-position-vertical-relative:text;mso-height-percent:0;mso-height-relative:margin;v-text-anchor:middle" o:gfxdata="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" fillcolor="white [3201]" stroked="f" strokeweight=".5pt">
                 <v:textbox>
                   <w:txbxContent>
                     <w:p>
@@ -5479,7 +5734,7 @@
                                     <pic:cNvPicPr/>
                                   </pic:nvPicPr>
                                   <pic:blipFill>
-                                    <a:blip r:embed="rId14">
+                                    <a:blip r:embed="rId15">
                                       <a:extLst>
                                         <a:ext uri="{28A0092B-C50C-407E-A947-70E740481C1C}">
                                           <a14:useLocalDpi xmlns:a14="http://schemas.microsoft.com/office/drawing/2010/main" val="0"/>
@@ -5807,25 +6062,7 @@
                 <w:sz w:val="22"/>
                 <w:szCs w:val="22"/>
               </w:rPr>
-              <w:t xml:space="preserve">{{ </w:t>
-            </w:r>
-            <w:proofErr w:type="spellStart"/>
-            <w:r>
-              <w:rPr>
-                <w:rFonts w:ascii="Segoe UI" w:hAnsi="Segoe UI" w:cs="Segoe UI"/>
-                <w:sz w:val="22"/>
-                <w:szCs w:val="22"/>
-              </w:rPr>
-              <w:t>nivel_actual_fmarcos</w:t>
-            </w:r>
-            <w:proofErr w:type="spellEnd"/>
-            <w:r>
-              <w:rPr>
-                <w:rFonts w:ascii="Segoe UI" w:hAnsi="Segoe UI" w:cs="Segoe UI"/>
-                <w:sz w:val="22"/>
-                <w:szCs w:val="22"/>
-              </w:rPr>
-              <w:t xml:space="preserve"> }}</w:t>
+              <w:t>{{ nivel_actual_fmarcos }}</w:t>
             </w:r>
           </w:p>
         </w:tc>
@@ -5850,25 +6087,7 @@
                 <w:sz w:val="22"/>
                 <w:szCs w:val="22"/>
               </w:rPr>
-              <w:t xml:space="preserve">{{ </w:t>
-            </w:r>
-            <w:proofErr w:type="spellStart"/>
-            <w:r>
-              <w:rPr>
-                <w:rFonts w:ascii="Segoe UI" w:hAnsi="Segoe UI" w:cs="Segoe UI"/>
-                <w:sz w:val="22"/>
-                <w:szCs w:val="22"/>
-              </w:rPr>
-              <w:t>tasa_fmarcos</w:t>
-            </w:r>
-            <w:proofErr w:type="spellEnd"/>
-            <w:r>
-              <w:rPr>
-                <w:rFonts w:ascii="Segoe UI" w:hAnsi="Segoe UI" w:cs="Segoe UI"/>
-                <w:sz w:val="22"/>
-                <w:szCs w:val="22"/>
-              </w:rPr>
-              <w:t xml:space="preserve"> }}</w:t>
+              <w:t>{{ tasa_fmarcos }}</w:t>
             </w:r>
           </w:p>
         </w:tc>
@@ -5893,25 +6112,7 @@
                 <w:sz w:val="22"/>
                 <w:szCs w:val="22"/>
               </w:rPr>
-              <w:t xml:space="preserve">{{ </w:t>
-            </w:r>
-            <w:proofErr w:type="spellStart"/>
-            <w:r>
-              <w:rPr>
-                <w:rFonts w:ascii="Segoe UI" w:hAnsi="Segoe UI" w:cs="Segoe UI"/>
-                <w:sz w:val="22"/>
-                <w:szCs w:val="22"/>
-              </w:rPr>
-              <w:t>tendencia_fmarcos</w:t>
-            </w:r>
-            <w:proofErr w:type="spellEnd"/>
-            <w:r>
-              <w:rPr>
-                <w:rFonts w:ascii="Segoe UI" w:hAnsi="Segoe UI" w:cs="Segoe UI"/>
-                <w:sz w:val="22"/>
-                <w:szCs w:val="22"/>
-              </w:rPr>
-              <w:t xml:space="preserve"> }}</w:t>
+              <w:t>{{ tendencia_fmarcos }}</w:t>
             </w:r>
           </w:p>
         </w:tc>
@@ -5981,25 +6182,7 @@
                 <w:sz w:val="22"/>
                 <w:szCs w:val="22"/>
               </w:rPr>
-              <w:t xml:space="preserve">{{ </w:t>
-            </w:r>
-            <w:proofErr w:type="spellStart"/>
-            <w:r>
-              <w:rPr>
-                <w:rFonts w:ascii="Segoe UI" w:hAnsi="Segoe UI" w:cs="Segoe UI"/>
-                <w:sz w:val="22"/>
-                <w:szCs w:val="22"/>
-              </w:rPr>
-              <w:t>nivel_actual_pache</w:t>
-            </w:r>
-            <w:proofErr w:type="spellEnd"/>
-            <w:r>
-              <w:rPr>
-                <w:rFonts w:ascii="Segoe UI" w:hAnsi="Segoe UI" w:cs="Segoe UI"/>
-                <w:sz w:val="22"/>
-                <w:szCs w:val="22"/>
-              </w:rPr>
-              <w:t xml:space="preserve"> }}</w:t>
+              <w:t>{{ nivel_actual_pache }}</w:t>
             </w:r>
           </w:p>
         </w:tc>
@@ -6024,25 +6207,7 @@
                 <w:sz w:val="22"/>
                 <w:szCs w:val="22"/>
               </w:rPr>
-              <w:t xml:space="preserve">{{ </w:t>
-            </w:r>
-            <w:proofErr w:type="spellStart"/>
-            <w:r>
-              <w:rPr>
-                <w:rFonts w:ascii="Segoe UI" w:hAnsi="Segoe UI" w:cs="Segoe UI"/>
-                <w:sz w:val="22"/>
-                <w:szCs w:val="22"/>
-              </w:rPr>
-              <w:t>tasa_pache</w:t>
-            </w:r>
-            <w:proofErr w:type="spellEnd"/>
-            <w:r>
-              <w:rPr>
-                <w:rFonts w:ascii="Segoe UI" w:hAnsi="Segoe UI" w:cs="Segoe UI"/>
-                <w:sz w:val="22"/>
-                <w:szCs w:val="22"/>
-              </w:rPr>
-              <w:t xml:space="preserve"> }}</w:t>
+              <w:t>{{ tasa_pache }}</w:t>
             </w:r>
           </w:p>
         </w:tc>
@@ -6067,25 +6232,7 @@
                 <w:sz w:val="22"/>
                 <w:szCs w:val="22"/>
               </w:rPr>
-              <w:t xml:space="preserve">{{ </w:t>
-            </w:r>
-            <w:proofErr w:type="spellStart"/>
-            <w:r>
-              <w:rPr>
-                <w:rFonts w:ascii="Segoe UI" w:hAnsi="Segoe UI" w:cs="Segoe UI"/>
-                <w:sz w:val="22"/>
-                <w:szCs w:val="22"/>
-              </w:rPr>
-              <w:t>tendencia_pache</w:t>
-            </w:r>
-            <w:proofErr w:type="spellEnd"/>
-            <w:r>
-              <w:rPr>
-                <w:rFonts w:ascii="Segoe UI" w:hAnsi="Segoe UI" w:cs="Segoe UI"/>
-                <w:sz w:val="22"/>
-                <w:szCs w:val="22"/>
-              </w:rPr>
-              <w:t xml:space="preserve"> }}</w:t>
+              <w:t>{{ tendencia_pache }}</w:t>
             </w:r>
           </w:p>
         </w:tc>
@@ -6154,16 +6301,7 @@
                 <w:sz w:val="22"/>
                 <w:szCs w:val="22"/>
               </w:rPr>
-              <w:t xml:space="preserve">{{ </w:t>
-            </w:r>
-            <w:proofErr w:type="spellStart"/>
-            <w:r>
-              <w:rPr>
-                <w:rFonts w:ascii="Segoe UI" w:hAnsi="Segoe UI" w:cs="Segoe UI"/>
-                <w:sz w:val="22"/>
-                <w:szCs w:val="22"/>
-              </w:rPr>
-              <w:t>nivel_actual_</w:t>
+              <w:t>{{ nivel_actual_</w:t>
             </w:r>
             <w:r>
               <w:rPr>
@@ -6173,7 +6311,6 @@
               </w:rPr>
               <w:t>ramon</w:t>
             </w:r>
-            <w:proofErr w:type="spellEnd"/>
             <w:r>
               <w:rPr>
                 <w:rFonts w:ascii="Segoe UI" w:hAnsi="Segoe UI" w:cs="Segoe UI"/>
@@ -6204,16 +6341,7 @@
                 <w:sz w:val="22"/>
                 <w:szCs w:val="22"/>
               </w:rPr>
-              <w:t xml:space="preserve">{{ </w:t>
-            </w:r>
-            <w:proofErr w:type="spellStart"/>
-            <w:r>
-              <w:rPr>
-                <w:rFonts w:ascii="Segoe UI" w:hAnsi="Segoe UI" w:cs="Segoe UI"/>
-                <w:sz w:val="22"/>
-                <w:szCs w:val="22"/>
-              </w:rPr>
-              <w:t>tasa_</w:t>
+              <w:t>{{ tasa_</w:t>
             </w:r>
             <w:r>
               <w:rPr>
@@ -6223,7 +6351,6 @@
               </w:rPr>
               <w:t>ramon</w:t>
             </w:r>
-            <w:proofErr w:type="spellEnd"/>
             <w:r>
               <w:rPr>
                 <w:rFonts w:ascii="Segoe UI" w:hAnsi="Segoe UI" w:cs="Segoe UI"/>
@@ -6255,16 +6382,7 @@
                 <w:sz w:val="22"/>
                 <w:szCs w:val="22"/>
               </w:rPr>
-              <w:t xml:space="preserve">{{ </w:t>
-            </w:r>
-            <w:proofErr w:type="spellStart"/>
-            <w:r>
-              <w:rPr>
-                <w:rFonts w:ascii="Segoe UI" w:hAnsi="Segoe UI" w:cs="Segoe UI"/>
-                <w:sz w:val="22"/>
-                <w:szCs w:val="22"/>
-              </w:rPr>
-              <w:t>tendencia_</w:t>
+              <w:t>{{ tendencia_</w:t>
             </w:r>
             <w:r>
               <w:rPr>
@@ -6274,7 +6392,6 @@
               </w:rPr>
               <w:t>ramon</w:t>
             </w:r>
-            <w:proofErr w:type="spellEnd"/>
             <w:r>
               <w:rPr>
                 <w:rFonts w:ascii="Segoe UI" w:hAnsi="Segoe UI" w:cs="Segoe UI"/>
@@ -6359,25 +6476,7 @@
                 <w:sz w:val="22"/>
                 <w:szCs w:val="22"/>
               </w:rPr>
-              <w:t xml:space="preserve">{{ </w:t>
-            </w:r>
-            <w:proofErr w:type="spellStart"/>
-            <w:r>
-              <w:rPr>
-                <w:rFonts w:ascii="Segoe UI" w:hAnsi="Segoe UI" w:cs="Segoe UI"/>
-                <w:sz w:val="22"/>
-                <w:szCs w:val="22"/>
-              </w:rPr>
-              <w:t>nivel_actual_florida</w:t>
-            </w:r>
-            <w:proofErr w:type="spellEnd"/>
-            <w:r>
-              <w:rPr>
-                <w:rFonts w:ascii="Segoe UI" w:hAnsi="Segoe UI" w:cs="Segoe UI"/>
-                <w:sz w:val="22"/>
-                <w:szCs w:val="22"/>
-              </w:rPr>
-              <w:t xml:space="preserve"> }}</w:t>
+              <w:t>{{ nivel_actual_florida }}</w:t>
             </w:r>
           </w:p>
         </w:tc>
@@ -6402,25 +6501,7 @@
                 <w:sz w:val="22"/>
                 <w:szCs w:val="22"/>
               </w:rPr>
-              <w:t xml:space="preserve">{{ </w:t>
-            </w:r>
-            <w:proofErr w:type="spellStart"/>
-            <w:r>
-              <w:rPr>
-                <w:rFonts w:ascii="Segoe UI" w:hAnsi="Segoe UI" w:cs="Segoe UI"/>
-                <w:sz w:val="22"/>
-                <w:szCs w:val="22"/>
-              </w:rPr>
-              <w:t>tasa_florida</w:t>
-            </w:r>
-            <w:proofErr w:type="spellEnd"/>
-            <w:r>
-              <w:rPr>
-                <w:rFonts w:ascii="Segoe UI" w:hAnsi="Segoe UI" w:cs="Segoe UI"/>
-                <w:sz w:val="22"/>
-                <w:szCs w:val="22"/>
-              </w:rPr>
-              <w:t xml:space="preserve"> }}</w:t>
+              <w:t>{{ tasa_florida }}</w:t>
             </w:r>
           </w:p>
         </w:tc>
@@ -6445,25 +6526,7 @@
                 <w:sz w:val="22"/>
                 <w:szCs w:val="22"/>
               </w:rPr>
-              <w:t xml:space="preserve">{{ </w:t>
-            </w:r>
-            <w:proofErr w:type="spellStart"/>
-            <w:r>
-              <w:rPr>
-                <w:rFonts w:ascii="Segoe UI" w:hAnsi="Segoe UI" w:cs="Segoe UI"/>
-                <w:sz w:val="22"/>
-                <w:szCs w:val="22"/>
-              </w:rPr>
-              <w:t>tendencia_florida</w:t>
-            </w:r>
-            <w:proofErr w:type="spellEnd"/>
-            <w:r>
-              <w:rPr>
-                <w:rFonts w:ascii="Segoe UI" w:hAnsi="Segoe UI" w:cs="Segoe UI"/>
-                <w:sz w:val="22"/>
-                <w:szCs w:val="22"/>
-              </w:rPr>
-              <w:t xml:space="preserve"> }}</w:t>
+              <w:t>{{ tendencia_florida }}</w:t>
             </w:r>
           </w:p>
         </w:tc>
@@ -6533,25 +6596,7 @@
                 <w:sz w:val="22"/>
                 <w:szCs w:val="22"/>
               </w:rPr>
-              <w:t xml:space="preserve">{{ </w:t>
-            </w:r>
-            <w:proofErr w:type="spellStart"/>
-            <w:r>
-              <w:rPr>
-                <w:rFonts w:ascii="Segoe UI" w:hAnsi="Segoe UI" w:cs="Segoe UI"/>
-                <w:sz w:val="22"/>
-                <w:szCs w:val="22"/>
-              </w:rPr>
-              <w:t>nivel_actual_lucia</w:t>
-            </w:r>
-            <w:proofErr w:type="spellEnd"/>
-            <w:r>
-              <w:rPr>
-                <w:rFonts w:ascii="Segoe UI" w:hAnsi="Segoe UI" w:cs="Segoe UI"/>
-                <w:sz w:val="22"/>
-                <w:szCs w:val="22"/>
-              </w:rPr>
-              <w:t xml:space="preserve"> }}</w:t>
+              <w:t>{{ nivel_actual_lucia }}</w:t>
             </w:r>
           </w:p>
         </w:tc>
@@ -6576,25 +6621,7 @@
                 <w:sz w:val="22"/>
                 <w:szCs w:val="22"/>
               </w:rPr>
-              <w:t xml:space="preserve">{{ </w:t>
-            </w:r>
-            <w:proofErr w:type="spellStart"/>
-            <w:r>
-              <w:rPr>
-                <w:rFonts w:ascii="Segoe UI" w:hAnsi="Segoe UI" w:cs="Segoe UI"/>
-                <w:sz w:val="22"/>
-                <w:szCs w:val="22"/>
-              </w:rPr>
-              <w:t>tasa_lucia</w:t>
-            </w:r>
-            <w:proofErr w:type="spellEnd"/>
-            <w:r>
-              <w:rPr>
-                <w:rFonts w:ascii="Segoe UI" w:hAnsi="Segoe UI" w:cs="Segoe UI"/>
-                <w:sz w:val="22"/>
-                <w:szCs w:val="22"/>
-              </w:rPr>
-              <w:t xml:space="preserve"> }}</w:t>
+              <w:t>{{ tasa_lucia }}</w:t>
             </w:r>
           </w:p>
         </w:tc>
@@ -6619,25 +6646,7 @@
                 <w:sz w:val="22"/>
                 <w:szCs w:val="22"/>
               </w:rPr>
-              <w:t xml:space="preserve">{{ </w:t>
-            </w:r>
-            <w:proofErr w:type="spellStart"/>
-            <w:r>
-              <w:rPr>
-                <w:rFonts w:ascii="Segoe UI" w:hAnsi="Segoe UI" w:cs="Segoe UI"/>
-                <w:sz w:val="22"/>
-                <w:szCs w:val="22"/>
-              </w:rPr>
-              <w:t>tendencia_lucia</w:t>
-            </w:r>
-            <w:proofErr w:type="spellEnd"/>
-            <w:r>
-              <w:rPr>
-                <w:rFonts w:ascii="Segoe UI" w:hAnsi="Segoe UI" w:cs="Segoe UI"/>
-                <w:sz w:val="22"/>
-                <w:szCs w:val="22"/>
-              </w:rPr>
-              <w:t xml:space="preserve"> }}</w:t>
+              <w:t>{{ tendencia_lucia }}</w:t>
             </w:r>
           </w:p>
         </w:tc>
@@ -6769,31 +6778,7 @@
                 <w:szCs w:val="22"/>
                 <w:u w:val="single"/>
               </w:rPr>
-              <w:t xml:space="preserve">{{ </w:t>
-            </w:r>
-            <w:proofErr w:type="spellStart"/>
-            <w:r>
-              <w:rPr>
-                <w:rFonts w:ascii="Segoe UI" w:hAnsi="Segoe UI" w:cs="Segoe UI"/>
-                <w:b w:val="0"/>
-                <w:bCs w:val="0"/>
-                <w:sz w:val="22"/>
-                <w:szCs w:val="22"/>
-                <w:u w:val="single"/>
-              </w:rPr>
-              <w:t>fecha_emision</w:t>
-            </w:r>
-            <w:proofErr w:type="spellEnd"/>
-            <w:r>
-              <w:rPr>
-                <w:rFonts w:ascii="Segoe UI" w:hAnsi="Segoe UI" w:cs="Segoe UI"/>
-                <w:b w:val="0"/>
-                <w:bCs w:val="0"/>
-                <w:sz w:val="22"/>
-                <w:szCs w:val="22"/>
-                <w:u w:val="single"/>
-              </w:rPr>
-              <w:t xml:space="preserve"> }}:</w:t>
+              <w:t>{{ fecha_emision }}:</w:t>
             </w:r>
             <w:r>
               <w:rPr>
@@ -7382,25 +7367,7 @@
                 <w:sz w:val="22"/>
                 <w:szCs w:val="22"/>
               </w:rPr>
-              <w:t xml:space="preserve">{{ </w:t>
-            </w:r>
-            <w:proofErr w:type="spellStart"/>
-            <w:r>
-              <w:rPr>
-                <w:rFonts w:ascii="Segoe UI" w:hAnsi="Segoe UI" w:cs="Segoe UI"/>
-                <w:sz w:val="22"/>
-                <w:szCs w:val="22"/>
-              </w:rPr>
-              <w:t>pronos_ramon</w:t>
-            </w:r>
-            <w:proofErr w:type="spellEnd"/>
-            <w:r>
-              <w:rPr>
-                <w:rFonts w:ascii="Segoe UI" w:hAnsi="Segoe UI" w:cs="Segoe UI"/>
-                <w:sz w:val="22"/>
-                <w:szCs w:val="22"/>
-              </w:rPr>
-              <w:t xml:space="preserve"> }}</w:t>
+              <w:t>{{ pronos_ramon }}</w:t>
             </w:r>
           </w:p>
         </w:tc>
@@ -7425,25 +7392,7 @@
                 <w:sz w:val="22"/>
                 <w:szCs w:val="22"/>
               </w:rPr>
-              <w:t xml:space="preserve">{{ </w:t>
-            </w:r>
-            <w:proofErr w:type="spellStart"/>
-            <w:r>
-              <w:rPr>
-                <w:rFonts w:ascii="Segoe UI" w:hAnsi="Segoe UI" w:cs="Segoe UI"/>
-                <w:sz w:val="22"/>
-                <w:szCs w:val="22"/>
-              </w:rPr>
-              <w:t>fecha_ramon</w:t>
-            </w:r>
-            <w:proofErr w:type="spellEnd"/>
-            <w:r>
-              <w:rPr>
-                <w:rFonts w:ascii="Segoe UI" w:hAnsi="Segoe UI" w:cs="Segoe UI"/>
-                <w:sz w:val="22"/>
-                <w:szCs w:val="22"/>
-              </w:rPr>
-              <w:t xml:space="preserve"> }}</w:t>
+              <w:t>{{ fecha_ramon }}</w:t>
             </w:r>
           </w:p>
         </w:tc>
@@ -7498,25 +7447,7 @@
                 <w:sz w:val="22"/>
                 <w:szCs w:val="22"/>
               </w:rPr>
-              <w:t xml:space="preserve">{{ </w:t>
-            </w:r>
-            <w:proofErr w:type="spellStart"/>
-            <w:r>
-              <w:rPr>
-                <w:rFonts w:ascii="Segoe UI" w:hAnsi="Segoe UI" w:cs="Segoe UI"/>
-                <w:sz w:val="22"/>
-                <w:szCs w:val="22"/>
-              </w:rPr>
-              <w:t>pronos_pache</w:t>
-            </w:r>
-            <w:proofErr w:type="spellEnd"/>
-            <w:r>
-              <w:rPr>
-                <w:rFonts w:ascii="Segoe UI" w:hAnsi="Segoe UI" w:cs="Segoe UI"/>
-                <w:sz w:val="22"/>
-                <w:szCs w:val="22"/>
-              </w:rPr>
-              <w:t xml:space="preserve"> }}</w:t>
+              <w:t>{{ pronos_pache }}</w:t>
             </w:r>
           </w:p>
         </w:tc>
@@ -7541,25 +7472,7 @@
                 <w:sz w:val="22"/>
                 <w:szCs w:val="22"/>
               </w:rPr>
-              <w:t xml:space="preserve">{{ </w:t>
-            </w:r>
-            <w:proofErr w:type="spellStart"/>
-            <w:r>
-              <w:rPr>
-                <w:rFonts w:ascii="Segoe UI" w:hAnsi="Segoe UI" w:cs="Segoe UI"/>
-                <w:sz w:val="22"/>
-                <w:szCs w:val="22"/>
-              </w:rPr>
-              <w:t>fecha_pache</w:t>
-            </w:r>
-            <w:proofErr w:type="spellEnd"/>
-            <w:r>
-              <w:rPr>
-                <w:rFonts w:ascii="Segoe UI" w:hAnsi="Segoe UI" w:cs="Segoe UI"/>
-                <w:sz w:val="22"/>
-                <w:szCs w:val="22"/>
-              </w:rPr>
-              <w:t xml:space="preserve"> }}</w:t>
+              <w:t>{{ fecha_pache }}</w:t>
             </w:r>
           </w:p>
         </w:tc>
@@ -7614,25 +7527,7 @@
                 <w:sz w:val="22"/>
                 <w:szCs w:val="22"/>
               </w:rPr>
-              <w:t xml:space="preserve">{{ </w:t>
-            </w:r>
-            <w:proofErr w:type="spellStart"/>
-            <w:r>
-              <w:rPr>
-                <w:rFonts w:ascii="Segoe UI" w:hAnsi="Segoe UI" w:cs="Segoe UI"/>
-                <w:sz w:val="22"/>
-                <w:szCs w:val="22"/>
-              </w:rPr>
-              <w:t>pronos_florida</w:t>
-            </w:r>
-            <w:proofErr w:type="spellEnd"/>
-            <w:r>
-              <w:rPr>
-                <w:rFonts w:ascii="Segoe UI" w:hAnsi="Segoe UI" w:cs="Segoe UI"/>
-                <w:sz w:val="22"/>
-                <w:szCs w:val="22"/>
-              </w:rPr>
-              <w:t xml:space="preserve"> }}</w:t>
+              <w:t>{{ pronos_florida }}</w:t>
             </w:r>
           </w:p>
         </w:tc>
@@ -7657,25 +7552,7 @@
                 <w:sz w:val="22"/>
                 <w:szCs w:val="22"/>
               </w:rPr>
-              <w:t xml:space="preserve">{{ </w:t>
-            </w:r>
-            <w:proofErr w:type="spellStart"/>
-            <w:r>
-              <w:rPr>
-                <w:rFonts w:ascii="Segoe UI" w:hAnsi="Segoe UI" w:cs="Segoe UI"/>
-                <w:sz w:val="22"/>
-                <w:szCs w:val="22"/>
-              </w:rPr>
-              <w:t>fecha_florida</w:t>
-            </w:r>
-            <w:proofErr w:type="spellEnd"/>
-            <w:r>
-              <w:rPr>
-                <w:rFonts w:ascii="Segoe UI" w:hAnsi="Segoe UI" w:cs="Segoe UI"/>
-                <w:sz w:val="22"/>
-                <w:szCs w:val="22"/>
-              </w:rPr>
-              <w:t xml:space="preserve"> }}</w:t>
+              <w:t>{{ fecha_florida }}</w:t>
             </w:r>
           </w:p>
         </w:tc>
@@ -7730,25 +7607,7 @@
                 <w:sz w:val="22"/>
                 <w:szCs w:val="22"/>
               </w:rPr>
-              <w:t xml:space="preserve">{{ </w:t>
-            </w:r>
-            <w:proofErr w:type="spellStart"/>
-            <w:r>
-              <w:rPr>
-                <w:rFonts w:ascii="Segoe UI" w:hAnsi="Segoe UI" w:cs="Segoe UI"/>
-                <w:sz w:val="22"/>
-                <w:szCs w:val="22"/>
-              </w:rPr>
-              <w:t>pronos_canelones</w:t>
-            </w:r>
-            <w:proofErr w:type="spellEnd"/>
-            <w:r>
-              <w:rPr>
-                <w:rFonts w:ascii="Segoe UI" w:hAnsi="Segoe UI" w:cs="Segoe UI"/>
-                <w:sz w:val="22"/>
-                <w:szCs w:val="22"/>
-              </w:rPr>
-              <w:t xml:space="preserve"> }}</w:t>
+              <w:t>{{ pronos_canelones }}</w:t>
             </w:r>
           </w:p>
         </w:tc>
@@ -7773,25 +7632,7 @@
                 <w:sz w:val="22"/>
                 <w:szCs w:val="22"/>
               </w:rPr>
-              <w:t xml:space="preserve">{{ </w:t>
-            </w:r>
-            <w:proofErr w:type="spellStart"/>
-            <w:r>
-              <w:rPr>
-                <w:rFonts w:ascii="Segoe UI" w:hAnsi="Segoe UI" w:cs="Segoe UI"/>
-                <w:sz w:val="22"/>
-                <w:szCs w:val="22"/>
-              </w:rPr>
-              <w:t>fecha_canelones</w:t>
-            </w:r>
-            <w:proofErr w:type="spellEnd"/>
-            <w:r>
-              <w:rPr>
-                <w:rFonts w:ascii="Segoe UI" w:hAnsi="Segoe UI" w:cs="Segoe UI"/>
-                <w:sz w:val="22"/>
-                <w:szCs w:val="22"/>
-              </w:rPr>
-              <w:t xml:space="preserve"> }}</w:t>
+              <w:t>{{ fecha_canelones }}</w:t>
             </w:r>
           </w:p>
         </w:tc>
@@ -7846,25 +7687,7 @@
                 <w:sz w:val="22"/>
                 <w:szCs w:val="22"/>
               </w:rPr>
-              <w:t xml:space="preserve">{{ </w:t>
-            </w:r>
-            <w:proofErr w:type="spellStart"/>
-            <w:r>
-              <w:rPr>
-                <w:rFonts w:ascii="Segoe UI" w:hAnsi="Segoe UI" w:cs="Segoe UI"/>
-                <w:sz w:val="22"/>
-                <w:szCs w:val="22"/>
-              </w:rPr>
-              <w:t>pronos_santalucia</w:t>
-            </w:r>
-            <w:proofErr w:type="spellEnd"/>
-            <w:r>
-              <w:rPr>
-                <w:rFonts w:ascii="Segoe UI" w:hAnsi="Segoe UI" w:cs="Segoe UI"/>
-                <w:sz w:val="22"/>
-                <w:szCs w:val="22"/>
-              </w:rPr>
-              <w:t xml:space="preserve"> }}</w:t>
+              <w:t>{{ pronos_santalucia }}</w:t>
             </w:r>
           </w:p>
         </w:tc>
@@ -7889,25 +7712,7 @@
                 <w:sz w:val="22"/>
                 <w:szCs w:val="22"/>
               </w:rPr>
-              <w:t xml:space="preserve">{{ </w:t>
-            </w:r>
-            <w:proofErr w:type="spellStart"/>
-            <w:r>
-              <w:rPr>
-                <w:rFonts w:ascii="Segoe UI" w:hAnsi="Segoe UI" w:cs="Segoe UI"/>
-                <w:sz w:val="22"/>
-                <w:szCs w:val="22"/>
-              </w:rPr>
-              <w:t>fecha_santalucia</w:t>
-            </w:r>
-            <w:proofErr w:type="spellEnd"/>
-            <w:r>
-              <w:rPr>
-                <w:rFonts w:ascii="Segoe UI" w:hAnsi="Segoe UI" w:cs="Segoe UI"/>
-                <w:sz w:val="22"/>
-                <w:szCs w:val="22"/>
-              </w:rPr>
-              <w:t xml:space="preserve"> }}</w:t>
+              <w:t>{{ fecha_santalucia }}</w:t>
             </w:r>
           </w:p>
         </w:tc>
@@ -7973,31 +7778,7 @@
                 <w:szCs w:val="22"/>
                 <w:lang w:val="en-US"/>
               </w:rPr>
-              <w:t xml:space="preserve">{{ </w:t>
-            </w:r>
-            <w:proofErr w:type="spellStart"/>
-            <w:r>
-              <w:rPr>
-                <w:rFonts w:ascii="Segoe UI" w:hAnsi="Segoe UI" w:cs="Segoe UI"/>
-                <w:b w:val="0"/>
-                <w:bCs w:val="0"/>
-                <w:sz w:val="22"/>
-                <w:szCs w:val="22"/>
-                <w:lang w:val="en-US"/>
-              </w:rPr>
-              <w:t>diagnostico_santalucia</w:t>
-            </w:r>
-            <w:proofErr w:type="spellEnd"/>
-            <w:r>
-              <w:rPr>
-                <w:rFonts w:ascii="Segoe UI" w:hAnsi="Segoe UI" w:cs="Segoe UI"/>
-                <w:b w:val="0"/>
-                <w:bCs w:val="0"/>
-                <w:sz w:val="22"/>
-                <w:szCs w:val="22"/>
-                <w:lang w:val="en-US"/>
-              </w:rPr>
-              <w:t xml:space="preserve"> }}</w:t>
+              <w:t>{{ diagnostico_santalucia }}</w:t>
             </w:r>
           </w:p>
         </w:tc>
@@ -8063,31 +7844,7 @@
                 <w:szCs w:val="22"/>
                 <w:lang w:val="en-US"/>
               </w:rPr>
-              <w:t xml:space="preserve">{{ </w:t>
-            </w:r>
-            <w:proofErr w:type="spellStart"/>
-            <w:r>
-              <w:rPr>
-                <w:rFonts w:ascii="Segoe UI" w:hAnsi="Segoe UI" w:cs="Segoe UI"/>
-                <w:b w:val="0"/>
-                <w:bCs w:val="0"/>
-                <w:sz w:val="22"/>
-                <w:szCs w:val="22"/>
-                <w:lang w:val="en-US"/>
-              </w:rPr>
-              <w:t>recomendacion_santalucia</w:t>
-            </w:r>
-            <w:proofErr w:type="spellEnd"/>
-            <w:r>
-              <w:rPr>
-                <w:rFonts w:ascii="Segoe UI" w:hAnsi="Segoe UI" w:cs="Segoe UI"/>
-                <w:b w:val="0"/>
-                <w:bCs w:val="0"/>
-                <w:sz w:val="22"/>
-                <w:szCs w:val="22"/>
-                <w:lang w:val="en-US"/>
-              </w:rPr>
-              <w:t xml:space="preserve"> }}</w:t>
+              <w:t>{{ recomendacion_santalucia }}</w:t>
             </w:r>
             <w:r>
               <w:rPr>
@@ -8173,7 +7930,7 @@
                                           <pic:cNvPicPr/>
                                         </pic:nvPicPr>
                                         <pic:blipFill>
-                                          <a:blip r:embed="rId15">
+                                          <a:blip r:embed="rId16">
                                             <a:extLst>
                                               <a:ext uri="{28A0092B-C50C-407E-A947-70E740481C1C}">
                                                 <a14:useLocalDpi xmlns:a14="http://schemas.microsoft.com/office/drawing/2010/main" val="0"/>
@@ -8219,7 +7976,7 @@
           </mc:Choice>
           <mc:Fallback>
             <w:pict>
-              <v:shape w14:anchorId="321B824C" id="_x0000_s1029" type="#_x0000_t202" style="position:absolute;left:0;text-align:left;margin-left:684.75pt;margin-top:30.75pt;width:462.85pt;height:628.5pt;z-index:251677696;visibility:visible;mso-wrap-style:square;mso-height-percent:0;mso-wrap-distance-left:9pt;mso-wrap-distance-top:0;mso-wrap-distance-right:9pt;mso-wrap-distance-bottom:0;mso-position-horizontal:absolute;mso-position-horizontal-relative:text;mso-position-vertical:absolute;mso-position-vertical-relative:text;mso-height-percent:0;mso-height-relative:margin;v-text-anchor:middle" o:gfxdata="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" fillcolor="white [3201]" stroked="f" strokeweight=".5pt">
+              <v:shape w14:anchorId="321B824C" id="_x0000_s1031" type="#_x0000_t202" style="position:absolute;left:0;text-align:left;margin-left:684.75pt;margin-top:30.75pt;width:462.85pt;height:628.5pt;z-index:251677696;visibility:visible;mso-wrap-style:square;mso-height-percent:0;mso-wrap-distance-left:9pt;mso-wrap-distance-top:0;mso-wrap-distance-right:9pt;mso-wrap-distance-bottom:0;mso-position-horizontal:absolute;mso-position-horizontal-relative:text;mso-position-vertical:absolute;mso-position-vertical-relative:text;mso-height-percent:0;mso-height-relative:margin;v-text-anchor:middle" o:gfxdata="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" fillcolor="white [3201]" stroked="f" strokeweight=".5pt">
                 <v:textbox>
                   <w:txbxContent>
                     <w:p>
@@ -8244,7 +8001,7 @@
                                     <pic:cNvPicPr/>
                                   </pic:nvPicPr>
                                   <pic:blipFill>
-                                    <a:blip r:embed="rId15">
+                                    <a:blip r:embed="rId16">
                                       <a:extLst>
                                         <a:ext uri="{28A0092B-C50C-407E-A947-70E740481C1C}">
                                           <a14:useLocalDpi xmlns:a14="http://schemas.microsoft.com/office/drawing/2010/main" val="0"/>
@@ -8547,25 +8304,7 @@
                 <w:sz w:val="22"/>
                 <w:szCs w:val="22"/>
               </w:rPr>
-              <w:t>Paso de los Libres (</w:t>
-            </w:r>
-            <w:proofErr w:type="spellStart"/>
-            <w:r>
-              <w:rPr>
-                <w:rFonts w:ascii="Segoe UI" w:hAnsi="Segoe UI" w:cs="Segoe UI"/>
-                <w:sz w:val="22"/>
-                <w:szCs w:val="22"/>
-              </w:rPr>
-              <w:t>Arg</w:t>
-            </w:r>
-            <w:proofErr w:type="spellEnd"/>
-            <w:r>
-              <w:rPr>
-                <w:rFonts w:ascii="Segoe UI" w:hAnsi="Segoe UI" w:cs="Segoe UI"/>
-                <w:sz w:val="22"/>
-                <w:szCs w:val="22"/>
-              </w:rPr>
-              <w:t>)</w:t>
+              <w:t>Paso de los Libres (Arg)</w:t>
             </w:r>
           </w:p>
         </w:tc>
@@ -8590,25 +8329,7 @@
                 <w:sz w:val="22"/>
                 <w:szCs w:val="22"/>
               </w:rPr>
-              <w:t xml:space="preserve">{{ </w:t>
-            </w:r>
-            <w:proofErr w:type="spellStart"/>
-            <w:r>
-              <w:rPr>
-                <w:rFonts w:ascii="Segoe UI" w:hAnsi="Segoe UI" w:cs="Segoe UI"/>
-                <w:sz w:val="22"/>
-                <w:szCs w:val="22"/>
-              </w:rPr>
-              <w:t>nivel_actual_libres</w:t>
-            </w:r>
-            <w:proofErr w:type="spellEnd"/>
-            <w:r>
-              <w:rPr>
-                <w:rFonts w:ascii="Segoe UI" w:hAnsi="Segoe UI" w:cs="Segoe UI"/>
-                <w:sz w:val="22"/>
-                <w:szCs w:val="22"/>
-              </w:rPr>
-              <w:t xml:space="preserve"> }}</w:t>
+              <w:t>{{ nivel_actual_libres }}</w:t>
             </w:r>
           </w:p>
         </w:tc>
@@ -8633,25 +8354,7 @@
                 <w:sz w:val="22"/>
                 <w:szCs w:val="22"/>
               </w:rPr>
-              <w:t xml:space="preserve">{{ </w:t>
-            </w:r>
-            <w:proofErr w:type="spellStart"/>
-            <w:r>
-              <w:rPr>
-                <w:rFonts w:ascii="Segoe UI" w:hAnsi="Segoe UI" w:cs="Segoe UI"/>
-                <w:sz w:val="22"/>
-                <w:szCs w:val="22"/>
-              </w:rPr>
-              <w:t>tasa_libres</w:t>
-            </w:r>
-            <w:proofErr w:type="spellEnd"/>
-            <w:r>
-              <w:rPr>
-                <w:rFonts w:ascii="Segoe UI" w:hAnsi="Segoe UI" w:cs="Segoe UI"/>
-                <w:sz w:val="22"/>
-                <w:szCs w:val="22"/>
-              </w:rPr>
-              <w:t xml:space="preserve"> }}</w:t>
+              <w:t>{{ tasa_libres }}</w:t>
             </w:r>
           </w:p>
         </w:tc>
@@ -8676,25 +8379,7 @@
                 <w:sz w:val="22"/>
                 <w:szCs w:val="22"/>
               </w:rPr>
-              <w:t xml:space="preserve">{{ </w:t>
-            </w:r>
-            <w:proofErr w:type="spellStart"/>
-            <w:r>
-              <w:rPr>
-                <w:rFonts w:ascii="Segoe UI" w:hAnsi="Segoe UI" w:cs="Segoe UI"/>
-                <w:sz w:val="22"/>
-                <w:szCs w:val="22"/>
-              </w:rPr>
-              <w:t>tendencia_libres</w:t>
-            </w:r>
-            <w:proofErr w:type="spellEnd"/>
-            <w:r>
-              <w:rPr>
-                <w:rFonts w:ascii="Segoe UI" w:hAnsi="Segoe UI" w:cs="Segoe UI"/>
-                <w:sz w:val="22"/>
-                <w:szCs w:val="22"/>
-              </w:rPr>
-              <w:t xml:space="preserve"> }}</w:t>
+              <w:t>{{ tendencia_libres }}</w:t>
             </w:r>
           </w:p>
         </w:tc>
@@ -8764,25 +8449,7 @@
                 <w:sz w:val="22"/>
                 <w:szCs w:val="22"/>
               </w:rPr>
-              <w:t xml:space="preserve">{{ </w:t>
-            </w:r>
-            <w:proofErr w:type="spellStart"/>
-            <w:r>
-              <w:rPr>
-                <w:rFonts w:ascii="Segoe UI" w:hAnsi="Segoe UI" w:cs="Segoe UI"/>
-                <w:sz w:val="22"/>
-                <w:szCs w:val="22"/>
-              </w:rPr>
-              <w:t>nivel_actual_bella</w:t>
-            </w:r>
-            <w:proofErr w:type="spellEnd"/>
-            <w:r>
-              <w:rPr>
-                <w:rFonts w:ascii="Segoe UI" w:hAnsi="Segoe UI" w:cs="Segoe UI"/>
-                <w:sz w:val="22"/>
-                <w:szCs w:val="22"/>
-              </w:rPr>
-              <w:t xml:space="preserve"> }}</w:t>
+              <w:t>{{ nivel_actual_bella }}</w:t>
             </w:r>
           </w:p>
         </w:tc>
@@ -8807,25 +8474,7 @@
                 <w:sz w:val="22"/>
                 <w:szCs w:val="22"/>
               </w:rPr>
-              <w:t xml:space="preserve">{{ </w:t>
-            </w:r>
-            <w:proofErr w:type="spellStart"/>
-            <w:r>
-              <w:rPr>
-                <w:rFonts w:ascii="Segoe UI" w:hAnsi="Segoe UI" w:cs="Segoe UI"/>
-                <w:sz w:val="22"/>
-                <w:szCs w:val="22"/>
-              </w:rPr>
-              <w:t>tasa_bella</w:t>
-            </w:r>
-            <w:proofErr w:type="spellEnd"/>
-            <w:r>
-              <w:rPr>
-                <w:rFonts w:ascii="Segoe UI" w:hAnsi="Segoe UI" w:cs="Segoe UI"/>
-                <w:sz w:val="22"/>
-                <w:szCs w:val="22"/>
-              </w:rPr>
-              <w:t xml:space="preserve"> }}</w:t>
+              <w:t>{{ tasa_bella }}</w:t>
             </w:r>
           </w:p>
         </w:tc>
@@ -8850,25 +8499,7 @@
                 <w:sz w:val="22"/>
                 <w:szCs w:val="22"/>
               </w:rPr>
-              <w:t xml:space="preserve">{{ </w:t>
-            </w:r>
-            <w:proofErr w:type="spellStart"/>
-            <w:r>
-              <w:rPr>
-                <w:rFonts w:ascii="Segoe UI" w:hAnsi="Segoe UI" w:cs="Segoe UI"/>
-                <w:sz w:val="22"/>
-                <w:szCs w:val="22"/>
-              </w:rPr>
-              <w:t>tendencia_bella</w:t>
-            </w:r>
-            <w:proofErr w:type="spellEnd"/>
-            <w:r>
-              <w:rPr>
-                <w:rFonts w:ascii="Segoe UI" w:hAnsi="Segoe UI" w:cs="Segoe UI"/>
-                <w:sz w:val="22"/>
-                <w:szCs w:val="22"/>
-              </w:rPr>
-              <w:t xml:space="preserve"> }}</w:t>
+              <w:t>{{ tendencia_bella }}</w:t>
             </w:r>
           </w:p>
         </w:tc>
@@ -8946,25 +8577,7 @@
                 <w:sz w:val="22"/>
                 <w:szCs w:val="22"/>
               </w:rPr>
-              <w:t xml:space="preserve">{{ </w:t>
-            </w:r>
-            <w:proofErr w:type="spellStart"/>
-            <w:r>
-              <w:rPr>
-                <w:rFonts w:ascii="Segoe UI" w:hAnsi="Segoe UI" w:cs="Segoe UI"/>
-                <w:sz w:val="22"/>
-                <w:szCs w:val="22"/>
-              </w:rPr>
-              <w:t>nivel_actual_salto</w:t>
-            </w:r>
-            <w:proofErr w:type="spellEnd"/>
-            <w:r>
-              <w:rPr>
-                <w:rFonts w:ascii="Segoe UI" w:hAnsi="Segoe UI" w:cs="Segoe UI"/>
-                <w:sz w:val="22"/>
-                <w:szCs w:val="22"/>
-              </w:rPr>
-              <w:t xml:space="preserve"> }}</w:t>
+              <w:t>{{ nivel_actual_salto }}</w:t>
             </w:r>
           </w:p>
         </w:tc>
@@ -8989,25 +8602,7 @@
                 <w:sz w:val="22"/>
                 <w:szCs w:val="22"/>
               </w:rPr>
-              <w:t xml:space="preserve">{{ </w:t>
-            </w:r>
-            <w:proofErr w:type="spellStart"/>
-            <w:r>
-              <w:rPr>
-                <w:rFonts w:ascii="Segoe UI" w:hAnsi="Segoe UI" w:cs="Segoe UI"/>
-                <w:sz w:val="22"/>
-                <w:szCs w:val="22"/>
-              </w:rPr>
-              <w:t>tasa_salto</w:t>
-            </w:r>
-            <w:proofErr w:type="spellEnd"/>
-            <w:r>
-              <w:rPr>
-                <w:rFonts w:ascii="Segoe UI" w:hAnsi="Segoe UI" w:cs="Segoe UI"/>
-                <w:sz w:val="22"/>
-                <w:szCs w:val="22"/>
-              </w:rPr>
-              <w:t xml:space="preserve"> }}</w:t>
+              <w:t>{{ tasa_salto }}</w:t>
             </w:r>
           </w:p>
         </w:tc>
@@ -9032,25 +8627,7 @@
                 <w:sz w:val="22"/>
                 <w:szCs w:val="22"/>
               </w:rPr>
-              <w:t xml:space="preserve">{{ </w:t>
-            </w:r>
-            <w:proofErr w:type="spellStart"/>
-            <w:r>
-              <w:rPr>
-                <w:rFonts w:ascii="Segoe UI" w:hAnsi="Segoe UI" w:cs="Segoe UI"/>
-                <w:sz w:val="22"/>
-                <w:szCs w:val="22"/>
-              </w:rPr>
-              <w:t>tendencia_salto</w:t>
-            </w:r>
-            <w:proofErr w:type="spellEnd"/>
-            <w:r>
-              <w:rPr>
-                <w:rFonts w:ascii="Segoe UI" w:hAnsi="Segoe UI" w:cs="Segoe UI"/>
-                <w:sz w:val="22"/>
-                <w:szCs w:val="22"/>
-              </w:rPr>
-              <w:t xml:space="preserve"> }}</w:t>
+              <w:t>{{ tendencia_salto }}</w:t>
             </w:r>
           </w:p>
         </w:tc>
@@ -9128,25 +8705,7 @@
                 <w:sz w:val="22"/>
                 <w:szCs w:val="22"/>
               </w:rPr>
-              <w:t xml:space="preserve">{{ </w:t>
-            </w:r>
-            <w:proofErr w:type="spellStart"/>
-            <w:r>
-              <w:rPr>
-                <w:rFonts w:ascii="Segoe UI" w:hAnsi="Segoe UI" w:cs="Segoe UI"/>
-                <w:sz w:val="22"/>
-                <w:szCs w:val="22"/>
-              </w:rPr>
-              <w:t>nivel_actual_ps</w:t>
-            </w:r>
-            <w:proofErr w:type="spellEnd"/>
-            <w:r>
-              <w:rPr>
-                <w:rFonts w:ascii="Segoe UI" w:hAnsi="Segoe UI" w:cs="Segoe UI"/>
-                <w:sz w:val="22"/>
-                <w:szCs w:val="22"/>
-              </w:rPr>
-              <w:t xml:space="preserve"> }}</w:t>
+              <w:t>{{ nivel_actual_ps }}</w:t>
             </w:r>
           </w:p>
         </w:tc>
@@ -9171,25 +8730,7 @@
                 <w:sz w:val="22"/>
                 <w:szCs w:val="22"/>
               </w:rPr>
-              <w:t xml:space="preserve">{{ </w:t>
-            </w:r>
-            <w:proofErr w:type="spellStart"/>
-            <w:r>
-              <w:rPr>
-                <w:rFonts w:ascii="Segoe UI" w:hAnsi="Segoe UI" w:cs="Segoe UI"/>
-                <w:sz w:val="22"/>
-                <w:szCs w:val="22"/>
-              </w:rPr>
-              <w:t>tasa_ps</w:t>
-            </w:r>
-            <w:proofErr w:type="spellEnd"/>
-            <w:r>
-              <w:rPr>
-                <w:rFonts w:ascii="Segoe UI" w:hAnsi="Segoe UI" w:cs="Segoe UI"/>
-                <w:sz w:val="22"/>
-                <w:szCs w:val="22"/>
-              </w:rPr>
-              <w:t xml:space="preserve"> }}</w:t>
+              <w:t>{{ tasa_ps }}</w:t>
             </w:r>
           </w:p>
         </w:tc>
@@ -9214,25 +8755,7 @@
                 <w:sz w:val="22"/>
                 <w:szCs w:val="22"/>
               </w:rPr>
-              <w:t xml:space="preserve">{{ </w:t>
-            </w:r>
-            <w:proofErr w:type="spellStart"/>
-            <w:r>
-              <w:rPr>
-                <w:rFonts w:ascii="Segoe UI" w:hAnsi="Segoe UI" w:cs="Segoe UI"/>
-                <w:sz w:val="22"/>
-                <w:szCs w:val="22"/>
-              </w:rPr>
-              <w:t>tendencia_ps</w:t>
-            </w:r>
-            <w:proofErr w:type="spellEnd"/>
-            <w:r>
-              <w:rPr>
-                <w:rFonts w:ascii="Segoe UI" w:hAnsi="Segoe UI" w:cs="Segoe UI"/>
-                <w:sz w:val="22"/>
-                <w:szCs w:val="22"/>
-              </w:rPr>
-              <w:t xml:space="preserve"> }}</w:t>
+              <w:t>{{ tendencia_ps }}</w:t>
             </w:r>
           </w:p>
         </w:tc>
@@ -9310,25 +8833,7 @@
                 <w:sz w:val="22"/>
                 <w:szCs w:val="22"/>
               </w:rPr>
-              <w:t xml:space="preserve">{{ </w:t>
-            </w:r>
-            <w:proofErr w:type="spellStart"/>
-            <w:r>
-              <w:rPr>
-                <w:rFonts w:ascii="Segoe UI" w:hAnsi="Segoe UI" w:cs="Segoe UI"/>
-                <w:sz w:val="22"/>
-                <w:szCs w:val="22"/>
-              </w:rPr>
-              <w:t>nivel_actual_bentos</w:t>
-            </w:r>
-            <w:proofErr w:type="spellEnd"/>
-            <w:r>
-              <w:rPr>
-                <w:rFonts w:ascii="Segoe UI" w:hAnsi="Segoe UI" w:cs="Segoe UI"/>
-                <w:sz w:val="22"/>
-                <w:szCs w:val="22"/>
-              </w:rPr>
-              <w:t xml:space="preserve"> }}</w:t>
+              <w:t>{{ nivel_actual_bentos }}</w:t>
             </w:r>
           </w:p>
         </w:tc>
@@ -9353,25 +8858,7 @@
                 <w:sz w:val="22"/>
                 <w:szCs w:val="22"/>
               </w:rPr>
-              <w:t xml:space="preserve">{{ </w:t>
-            </w:r>
-            <w:proofErr w:type="spellStart"/>
-            <w:r>
-              <w:rPr>
-                <w:rFonts w:ascii="Segoe UI" w:hAnsi="Segoe UI" w:cs="Segoe UI"/>
-                <w:sz w:val="22"/>
-                <w:szCs w:val="22"/>
-              </w:rPr>
-              <w:t>tasa_bentos</w:t>
-            </w:r>
-            <w:proofErr w:type="spellEnd"/>
-            <w:r>
-              <w:rPr>
-                <w:rFonts w:ascii="Segoe UI" w:hAnsi="Segoe UI" w:cs="Segoe UI"/>
-                <w:sz w:val="22"/>
-                <w:szCs w:val="22"/>
-              </w:rPr>
-              <w:t xml:space="preserve"> }}</w:t>
+              <w:t>{{ tasa_bentos }}</w:t>
             </w:r>
           </w:p>
         </w:tc>
@@ -9396,25 +8883,7 @@
                 <w:sz w:val="22"/>
                 <w:szCs w:val="22"/>
               </w:rPr>
-              <w:t xml:space="preserve">{{ </w:t>
-            </w:r>
-            <w:proofErr w:type="spellStart"/>
-            <w:r>
-              <w:rPr>
-                <w:rFonts w:ascii="Segoe UI" w:hAnsi="Segoe UI" w:cs="Segoe UI"/>
-                <w:sz w:val="22"/>
-                <w:szCs w:val="22"/>
-              </w:rPr>
-              <w:t>tendencia_bentos</w:t>
-            </w:r>
-            <w:proofErr w:type="spellEnd"/>
-            <w:r>
-              <w:rPr>
-                <w:rFonts w:ascii="Segoe UI" w:hAnsi="Segoe UI" w:cs="Segoe UI"/>
-                <w:sz w:val="22"/>
-                <w:szCs w:val="22"/>
-              </w:rPr>
-              <w:t xml:space="preserve"> }}</w:t>
+              <w:t>{{ tendencia_bentos }}</w:t>
             </w:r>
           </w:p>
         </w:tc>
@@ -9575,7 +9044,6 @@
               </w:rPr>
               <w:t xml:space="preserve"> </w:t>
             </w:r>
-            <w:proofErr w:type="spellStart"/>
             <w:r>
               <w:rPr>
                 <w:rFonts w:ascii="Segoe UI" w:hAnsi="Segoe UI" w:cs="Segoe UI"/>
@@ -9586,7 +9054,6 @@
               </w:rPr>
               <w:t>q_erogado_ctm</w:t>
             </w:r>
-            <w:proofErr w:type="spellEnd"/>
             <w:r>
               <w:rPr>
                 <w:rFonts w:ascii="Segoe UI" w:hAnsi="Segoe UI" w:cs="Segoe UI"/>
@@ -9806,25 +9273,7 @@
                 <w:sz w:val="22"/>
                 <w:szCs w:val="22"/>
               </w:rPr>
-              <w:t xml:space="preserve">{{ </w:t>
-            </w:r>
-            <w:proofErr w:type="spellStart"/>
-            <w:r>
-              <w:rPr>
-                <w:rFonts w:ascii="Segoe UI" w:hAnsi="Segoe UI" w:cs="Segoe UI"/>
-                <w:sz w:val="22"/>
-                <w:szCs w:val="22"/>
-              </w:rPr>
-              <w:t>pronos_bellaunion</w:t>
-            </w:r>
-            <w:proofErr w:type="spellEnd"/>
-            <w:r>
-              <w:rPr>
-                <w:rFonts w:ascii="Segoe UI" w:hAnsi="Segoe UI" w:cs="Segoe UI"/>
-                <w:sz w:val="22"/>
-                <w:szCs w:val="22"/>
-              </w:rPr>
-              <w:t xml:space="preserve"> }}</w:t>
+              <w:t>{{ pronos_bellaunion }}</w:t>
             </w:r>
           </w:p>
         </w:tc>
@@ -9849,25 +9298,7 @@
                 <w:sz w:val="22"/>
                 <w:szCs w:val="22"/>
               </w:rPr>
-              <w:t xml:space="preserve">{{ </w:t>
-            </w:r>
-            <w:proofErr w:type="spellStart"/>
-            <w:r>
-              <w:rPr>
-                <w:rFonts w:ascii="Segoe UI" w:hAnsi="Segoe UI" w:cs="Segoe UI"/>
-                <w:sz w:val="22"/>
-                <w:szCs w:val="22"/>
-              </w:rPr>
-              <w:t>fecha_bellaunion</w:t>
-            </w:r>
-            <w:proofErr w:type="spellEnd"/>
-            <w:r>
-              <w:rPr>
-                <w:rFonts w:ascii="Segoe UI" w:hAnsi="Segoe UI" w:cs="Segoe UI"/>
-                <w:sz w:val="22"/>
-                <w:szCs w:val="22"/>
-              </w:rPr>
-              <w:t xml:space="preserve"> }}</w:t>
+              <w:t>{{ fecha_bellaunion }}</w:t>
             </w:r>
           </w:p>
         </w:tc>
@@ -9922,25 +9353,7 @@
                 <w:sz w:val="22"/>
                 <w:szCs w:val="22"/>
               </w:rPr>
-              <w:t xml:space="preserve">{{ </w:t>
-            </w:r>
-            <w:proofErr w:type="spellStart"/>
-            <w:r>
-              <w:rPr>
-                <w:rFonts w:ascii="Segoe UI" w:hAnsi="Segoe UI" w:cs="Segoe UI"/>
-                <w:sz w:val="22"/>
-                <w:szCs w:val="22"/>
-              </w:rPr>
-              <w:t>pronos_salto</w:t>
-            </w:r>
-            <w:proofErr w:type="spellEnd"/>
-            <w:r>
-              <w:rPr>
-                <w:rFonts w:ascii="Segoe UI" w:hAnsi="Segoe UI" w:cs="Segoe UI"/>
-                <w:sz w:val="22"/>
-                <w:szCs w:val="22"/>
-              </w:rPr>
-              <w:t xml:space="preserve"> }}</w:t>
+              <w:t>{{ pronos_salto }}</w:t>
             </w:r>
           </w:p>
         </w:tc>
@@ -9965,25 +9378,7 @@
                 <w:sz w:val="22"/>
                 <w:szCs w:val="22"/>
               </w:rPr>
-              <w:t xml:space="preserve">{{ </w:t>
-            </w:r>
-            <w:proofErr w:type="spellStart"/>
-            <w:r>
-              <w:rPr>
-                <w:rFonts w:ascii="Segoe UI" w:hAnsi="Segoe UI" w:cs="Segoe UI"/>
-                <w:sz w:val="22"/>
-                <w:szCs w:val="22"/>
-              </w:rPr>
-              <w:t>fecha_salto</w:t>
-            </w:r>
-            <w:proofErr w:type="spellEnd"/>
-            <w:r>
-              <w:rPr>
-                <w:rFonts w:ascii="Segoe UI" w:hAnsi="Segoe UI" w:cs="Segoe UI"/>
-                <w:sz w:val="22"/>
-                <w:szCs w:val="22"/>
-              </w:rPr>
-              <w:t xml:space="preserve"> }}</w:t>
+              <w:t>{{ fecha_salto }}</w:t>
             </w:r>
           </w:p>
         </w:tc>
@@ -10038,25 +9433,7 @@
                 <w:sz w:val="22"/>
                 <w:szCs w:val="22"/>
               </w:rPr>
-              <w:t xml:space="preserve">{{ </w:t>
-            </w:r>
-            <w:proofErr w:type="spellStart"/>
-            <w:r>
-              <w:rPr>
-                <w:rFonts w:ascii="Segoe UI" w:hAnsi="Segoe UI" w:cs="Segoe UI"/>
-                <w:sz w:val="22"/>
-                <w:szCs w:val="22"/>
-              </w:rPr>
-              <w:t>pronos_paysandu</w:t>
-            </w:r>
-            <w:proofErr w:type="spellEnd"/>
-            <w:r>
-              <w:rPr>
-                <w:rFonts w:ascii="Segoe UI" w:hAnsi="Segoe UI" w:cs="Segoe UI"/>
-                <w:sz w:val="22"/>
-                <w:szCs w:val="22"/>
-              </w:rPr>
-              <w:t xml:space="preserve"> }}</w:t>
+              <w:t>{{ pronos_paysandu }}</w:t>
             </w:r>
           </w:p>
         </w:tc>
@@ -10081,25 +9458,7 @@
                 <w:sz w:val="22"/>
                 <w:szCs w:val="22"/>
               </w:rPr>
-              <w:t xml:space="preserve">{{ </w:t>
-            </w:r>
-            <w:proofErr w:type="spellStart"/>
-            <w:r>
-              <w:rPr>
-                <w:rFonts w:ascii="Segoe UI" w:hAnsi="Segoe UI" w:cs="Segoe UI"/>
-                <w:sz w:val="22"/>
-                <w:szCs w:val="22"/>
-              </w:rPr>
-              <w:t>fecha_paysandu</w:t>
-            </w:r>
-            <w:proofErr w:type="spellEnd"/>
-            <w:r>
-              <w:rPr>
-                <w:rFonts w:ascii="Segoe UI" w:hAnsi="Segoe UI" w:cs="Segoe UI"/>
-                <w:sz w:val="22"/>
-                <w:szCs w:val="22"/>
-              </w:rPr>
-              <w:t xml:space="preserve"> }}</w:t>
+              <w:t>{{ fecha_paysandu }}</w:t>
             </w:r>
           </w:p>
         </w:tc>
@@ -10154,25 +9513,7 @@
                 <w:sz w:val="22"/>
                 <w:szCs w:val="22"/>
               </w:rPr>
-              <w:t xml:space="preserve">{{ </w:t>
-            </w:r>
-            <w:proofErr w:type="spellStart"/>
-            <w:r>
-              <w:rPr>
-                <w:rFonts w:ascii="Segoe UI" w:hAnsi="Segoe UI" w:cs="Segoe UI"/>
-                <w:sz w:val="22"/>
-                <w:szCs w:val="22"/>
-              </w:rPr>
-              <w:t>pronos_fraybentos</w:t>
-            </w:r>
-            <w:proofErr w:type="spellEnd"/>
-            <w:r>
-              <w:rPr>
-                <w:rFonts w:ascii="Segoe UI" w:hAnsi="Segoe UI" w:cs="Segoe UI"/>
-                <w:sz w:val="22"/>
-                <w:szCs w:val="22"/>
-              </w:rPr>
-              <w:t xml:space="preserve"> }}</w:t>
+              <w:t>{{ pronos_fraybentos }}</w:t>
             </w:r>
           </w:p>
         </w:tc>
@@ -10197,25 +9538,7 @@
                 <w:sz w:val="22"/>
                 <w:szCs w:val="22"/>
               </w:rPr>
-              <w:t xml:space="preserve">{{ </w:t>
-            </w:r>
-            <w:proofErr w:type="spellStart"/>
-            <w:r>
-              <w:rPr>
-                <w:rFonts w:ascii="Segoe UI" w:hAnsi="Segoe UI" w:cs="Segoe UI"/>
-                <w:sz w:val="22"/>
-                <w:szCs w:val="22"/>
-              </w:rPr>
-              <w:t>fecha_fraybentos</w:t>
-            </w:r>
-            <w:proofErr w:type="spellEnd"/>
-            <w:r>
-              <w:rPr>
-                <w:rFonts w:ascii="Segoe UI" w:hAnsi="Segoe UI" w:cs="Segoe UI"/>
-                <w:sz w:val="22"/>
-                <w:szCs w:val="22"/>
-              </w:rPr>
-              <w:t xml:space="preserve"> }}</w:t>
+              <w:t>{{ fecha_fraybentos }}</w:t>
             </w:r>
           </w:p>
         </w:tc>
@@ -10281,31 +9604,7 @@
                 <w:szCs w:val="22"/>
                 <w:lang w:val="en-US"/>
               </w:rPr>
-              <w:t xml:space="preserve">{{ </w:t>
-            </w:r>
-            <w:proofErr w:type="spellStart"/>
-            <w:r>
-              <w:rPr>
-                <w:rFonts w:ascii="Segoe UI" w:hAnsi="Segoe UI" w:cs="Segoe UI"/>
-                <w:b w:val="0"/>
-                <w:bCs w:val="0"/>
-                <w:sz w:val="22"/>
-                <w:szCs w:val="22"/>
-                <w:lang w:val="en-US"/>
-              </w:rPr>
-              <w:t>diagnostico_uruguay</w:t>
-            </w:r>
-            <w:proofErr w:type="spellEnd"/>
-            <w:r>
-              <w:rPr>
-                <w:rFonts w:ascii="Segoe UI" w:hAnsi="Segoe UI" w:cs="Segoe UI"/>
-                <w:b w:val="0"/>
-                <w:bCs w:val="0"/>
-                <w:sz w:val="22"/>
-                <w:szCs w:val="22"/>
-                <w:lang w:val="en-US"/>
-              </w:rPr>
-              <w:t xml:space="preserve"> }}</w:t>
+              <w:t>{{ diagnostico_uruguay }}</w:t>
             </w:r>
           </w:p>
         </w:tc>
@@ -10371,31 +9670,7 @@
                 <w:szCs w:val="22"/>
                 <w:lang w:val="en-US"/>
               </w:rPr>
-              <w:t xml:space="preserve">{{ </w:t>
-            </w:r>
-            <w:proofErr w:type="spellStart"/>
-            <w:r>
-              <w:rPr>
-                <w:rFonts w:ascii="Segoe UI" w:hAnsi="Segoe UI" w:cs="Segoe UI"/>
-                <w:b w:val="0"/>
-                <w:bCs w:val="0"/>
-                <w:sz w:val="22"/>
-                <w:szCs w:val="22"/>
-                <w:lang w:val="en-US"/>
-              </w:rPr>
-              <w:t>recomendacion_uruguay</w:t>
-            </w:r>
-            <w:proofErr w:type="spellEnd"/>
-            <w:r>
-              <w:rPr>
-                <w:rFonts w:ascii="Segoe UI" w:hAnsi="Segoe UI" w:cs="Segoe UI"/>
-                <w:b w:val="0"/>
-                <w:bCs w:val="0"/>
-                <w:sz w:val="22"/>
-                <w:szCs w:val="22"/>
-                <w:lang w:val="en-US"/>
-              </w:rPr>
-              <w:t xml:space="preserve"> }}</w:t>
+              <w:t>{{ recomendacion_uruguay }}</w:t>
             </w:r>
             <w:r>
               <w:rPr>
@@ -10482,7 +9757,7 @@
                                           <pic:cNvPicPr/>
                                         </pic:nvPicPr>
                                         <pic:blipFill>
-                                          <a:blip r:embed="rId16"/>
+                                          <a:blip r:embed="rId17"/>
                                           <a:stretch>
                                             <a:fillRect/>
                                           </a:stretch>
@@ -10522,7 +9797,7 @@
           </mc:Choice>
           <mc:Fallback>
             <w:pict>
-              <v:shape w14:anchorId="2C2C3AE3" id="_x0000_s1030" type="#_x0000_t202" style="position:absolute;left:0;text-align:left;margin-left:684.75pt;margin-top:30.75pt;width:462.85pt;height:628.5pt;z-index:251661312;visibility:visible;mso-wrap-style:square;mso-height-percent:0;mso-wrap-distance-left:9pt;mso-wrap-distance-top:0;mso-wrap-distance-right:9pt;mso-wrap-distance-bottom:0;mso-position-horizontal:absolute;mso-position-horizontal-relative:text;mso-position-vertical:absolute;mso-position-vertical-relative:text;mso-height-percent:0;mso-height-relative:margin;v-text-anchor:middle" o:gfxdata="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" fillcolor="white [3201]" stroked="f" strokeweight=".5pt">
+              <v:shape w14:anchorId="2C2C3AE3" id="_x0000_s1032" type="#_x0000_t202" style="position:absolute;left:0;text-align:left;margin-left:684.75pt;margin-top:30.75pt;width:462.85pt;height:628.5pt;z-index:251661312;visibility:visible;mso-wrap-style:square;mso-height-percent:0;mso-wrap-distance-left:9pt;mso-wrap-distance-top:0;mso-wrap-distance-right:9pt;mso-wrap-distance-bottom:0;mso-position-horizontal:absolute;mso-position-horizontal-relative:text;mso-position-vertical:absolute;mso-position-vertical-relative:text;mso-height-percent:0;mso-height-relative:margin;v-text-anchor:middle" o:gfxdata="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" fillcolor="white [3201]" stroked="f" strokeweight=".5pt">
                 <v:textbox>
                   <w:txbxContent>
                     <w:p>
@@ -10547,7 +9822,7 @@
                                     <pic:cNvPicPr/>
                                   </pic:nvPicPr>
                                   <pic:blipFill>
-                                    <a:blip r:embed="rId16"/>
+                                    <a:blip r:embed="rId17"/>
                                     <a:stretch>
                                       <a:fillRect/>
                                     </a:stretch>
@@ -10866,25 +10141,7 @@
                 <w:sz w:val="22"/>
                 <w:szCs w:val="22"/>
               </w:rPr>
-              <w:t xml:space="preserve">{{ </w:t>
-            </w:r>
-            <w:proofErr w:type="spellStart"/>
-            <w:r>
-              <w:rPr>
-                <w:rFonts w:ascii="Segoe UI" w:hAnsi="Segoe UI" w:cs="Segoe UI"/>
-                <w:sz w:val="22"/>
-                <w:szCs w:val="22"/>
-              </w:rPr>
-              <w:t>nivel_actual_gregorio</w:t>
-            </w:r>
-            <w:proofErr w:type="spellEnd"/>
-            <w:r>
-              <w:rPr>
-                <w:rFonts w:ascii="Segoe UI" w:hAnsi="Segoe UI" w:cs="Segoe UI"/>
-                <w:sz w:val="22"/>
-                <w:szCs w:val="22"/>
-              </w:rPr>
-              <w:t xml:space="preserve"> }}</w:t>
+              <w:t>{{ nivel_actual_gregorio }}</w:t>
             </w:r>
           </w:p>
         </w:tc>
@@ -10909,25 +10166,7 @@
                 <w:sz w:val="22"/>
                 <w:szCs w:val="22"/>
               </w:rPr>
-              <w:t xml:space="preserve">{{ </w:t>
-            </w:r>
-            <w:proofErr w:type="spellStart"/>
-            <w:r>
-              <w:rPr>
-                <w:rFonts w:ascii="Segoe UI" w:hAnsi="Segoe UI" w:cs="Segoe UI"/>
-                <w:sz w:val="22"/>
-                <w:szCs w:val="22"/>
-              </w:rPr>
-              <w:t>tasa_gregorio</w:t>
-            </w:r>
-            <w:proofErr w:type="spellEnd"/>
-            <w:r>
-              <w:rPr>
-                <w:rFonts w:ascii="Segoe UI" w:hAnsi="Segoe UI" w:cs="Segoe UI"/>
-                <w:sz w:val="22"/>
-                <w:szCs w:val="22"/>
-              </w:rPr>
-              <w:t xml:space="preserve"> }}</w:t>
+              <w:t>{{ tasa_gregorio }}</w:t>
             </w:r>
           </w:p>
         </w:tc>
@@ -10952,25 +10191,7 @@
                 <w:sz w:val="22"/>
                 <w:szCs w:val="22"/>
               </w:rPr>
-              <w:t xml:space="preserve">{{ </w:t>
-            </w:r>
-            <w:proofErr w:type="spellStart"/>
-            <w:r>
-              <w:rPr>
-                <w:rFonts w:ascii="Segoe UI" w:hAnsi="Segoe UI" w:cs="Segoe UI"/>
-                <w:sz w:val="22"/>
-                <w:szCs w:val="22"/>
-              </w:rPr>
-              <w:t>tendencia_gregorio</w:t>
-            </w:r>
-            <w:proofErr w:type="spellEnd"/>
-            <w:r>
-              <w:rPr>
-                <w:rFonts w:ascii="Segoe UI" w:hAnsi="Segoe UI" w:cs="Segoe UI"/>
-                <w:sz w:val="22"/>
-                <w:szCs w:val="22"/>
-              </w:rPr>
-              <w:t xml:space="preserve"> }}</w:t>
+              <w:t>{{ tendencia_gregorio }}</w:t>
             </w:r>
           </w:p>
         </w:tc>
@@ -11047,25 +10268,7 @@
                 <w:sz w:val="22"/>
                 <w:szCs w:val="22"/>
               </w:rPr>
-              <w:t xml:space="preserve">{{ </w:t>
-            </w:r>
-            <w:proofErr w:type="spellStart"/>
-            <w:r>
-              <w:rPr>
-                <w:rFonts w:ascii="Segoe UI" w:hAnsi="Segoe UI" w:cs="Segoe UI"/>
-                <w:sz w:val="22"/>
-                <w:szCs w:val="22"/>
-              </w:rPr>
-              <w:t>nivel_actual_mercedes</w:t>
-            </w:r>
-            <w:proofErr w:type="spellEnd"/>
-            <w:r>
-              <w:rPr>
-                <w:rFonts w:ascii="Segoe UI" w:hAnsi="Segoe UI" w:cs="Segoe UI"/>
-                <w:sz w:val="22"/>
-                <w:szCs w:val="22"/>
-              </w:rPr>
-              <w:t xml:space="preserve"> }}</w:t>
+              <w:t>{{ nivel_actual_mercedes }}</w:t>
             </w:r>
           </w:p>
         </w:tc>
@@ -11090,25 +10293,7 @@
                 <w:sz w:val="22"/>
                 <w:szCs w:val="22"/>
               </w:rPr>
-              <w:t xml:space="preserve">{{ </w:t>
-            </w:r>
-            <w:proofErr w:type="spellStart"/>
-            <w:r>
-              <w:rPr>
-                <w:rFonts w:ascii="Segoe UI" w:hAnsi="Segoe UI" w:cs="Segoe UI"/>
-                <w:sz w:val="22"/>
-                <w:szCs w:val="22"/>
-              </w:rPr>
-              <w:t>tasa_mercedes</w:t>
-            </w:r>
-            <w:proofErr w:type="spellEnd"/>
-            <w:r>
-              <w:rPr>
-                <w:rFonts w:ascii="Segoe UI" w:hAnsi="Segoe UI" w:cs="Segoe UI"/>
-                <w:sz w:val="22"/>
-                <w:szCs w:val="22"/>
-              </w:rPr>
-              <w:t xml:space="preserve"> }}</w:t>
+              <w:t>{{ tasa_mercedes }}</w:t>
             </w:r>
           </w:p>
         </w:tc>
@@ -11133,25 +10318,7 @@
                 <w:sz w:val="22"/>
                 <w:szCs w:val="22"/>
               </w:rPr>
-              <w:t xml:space="preserve">{{ </w:t>
-            </w:r>
-            <w:proofErr w:type="spellStart"/>
-            <w:r>
-              <w:rPr>
-                <w:rFonts w:ascii="Segoe UI" w:hAnsi="Segoe UI" w:cs="Segoe UI"/>
-                <w:sz w:val="22"/>
-                <w:szCs w:val="22"/>
-              </w:rPr>
-              <w:t>tendencia_mercedes</w:t>
-            </w:r>
-            <w:proofErr w:type="spellEnd"/>
-            <w:r>
-              <w:rPr>
-                <w:rFonts w:ascii="Segoe UI" w:hAnsi="Segoe UI" w:cs="Segoe UI"/>
-                <w:sz w:val="22"/>
-                <w:szCs w:val="22"/>
-              </w:rPr>
-              <w:t xml:space="preserve"> }}</w:t>
+              <w:t>{{ tendencia_mercedes }}</w:t>
             </w:r>
           </w:p>
         </w:tc>
@@ -11250,29 +10417,7 @@
                 <w:sz w:val="22"/>
                 <w:szCs w:val="22"/>
               </w:rPr>
-              <w:t xml:space="preserve">{{ </w:t>
-            </w:r>
-            <w:proofErr w:type="spellStart"/>
-            <w:r>
-              <w:rPr>
-                <w:rFonts w:ascii="Segoe UI" w:hAnsi="Segoe UI" w:cs="Segoe UI"/>
-                <w:b w:val="0"/>
-                <w:bCs w:val="0"/>
-                <w:sz w:val="22"/>
-                <w:szCs w:val="22"/>
-              </w:rPr>
-              <w:t>q_erogado_bonete</w:t>
-            </w:r>
-            <w:proofErr w:type="spellEnd"/>
-            <w:r>
-              <w:rPr>
-                <w:rFonts w:ascii="Segoe UI" w:hAnsi="Segoe UI" w:cs="Segoe UI"/>
-                <w:b w:val="0"/>
-                <w:bCs w:val="0"/>
-                <w:sz w:val="22"/>
-                <w:szCs w:val="22"/>
-              </w:rPr>
-              <w:t xml:space="preserve"> }} </w:t>
+              <w:t xml:space="preserve">{{ q_erogado_bonete }} </w:t>
             </w:r>
             <w:r>
               <w:rPr>
@@ -11292,29 +10437,7 @@
                 <w:sz w:val="22"/>
                 <w:szCs w:val="22"/>
               </w:rPr>
-              <w:t xml:space="preserve">{{ </w:t>
-            </w:r>
-            <w:proofErr w:type="spellStart"/>
-            <w:r>
-              <w:rPr>
-                <w:rFonts w:ascii="Segoe UI" w:hAnsi="Segoe UI" w:cs="Segoe UI"/>
-                <w:b w:val="0"/>
-                <w:bCs w:val="0"/>
-                <w:sz w:val="22"/>
-                <w:szCs w:val="22"/>
-              </w:rPr>
-              <w:t>q_erogado_palmar</w:t>
-            </w:r>
-            <w:proofErr w:type="spellEnd"/>
-            <w:r>
-              <w:rPr>
-                <w:rFonts w:ascii="Segoe UI" w:hAnsi="Segoe UI" w:cs="Segoe UI"/>
-                <w:b w:val="0"/>
-                <w:bCs w:val="0"/>
-                <w:sz w:val="22"/>
-                <w:szCs w:val="22"/>
-              </w:rPr>
-              <w:t xml:space="preserve"> }} </w:t>
+              <w:t xml:space="preserve">{{ q_erogado_palmar }} </w:t>
             </w:r>
             <w:r>
               <w:rPr>
@@ -11504,25 +10627,7 @@
                 <w:sz w:val="22"/>
                 <w:szCs w:val="22"/>
               </w:rPr>
-              <w:t xml:space="preserve">{{ </w:t>
-            </w:r>
-            <w:proofErr w:type="spellStart"/>
-            <w:r>
-              <w:rPr>
-                <w:rFonts w:ascii="Segoe UI" w:hAnsi="Segoe UI" w:cs="Segoe UI"/>
-                <w:sz w:val="22"/>
-                <w:szCs w:val="22"/>
-              </w:rPr>
-              <w:t>pronos_gregorio</w:t>
-            </w:r>
-            <w:proofErr w:type="spellEnd"/>
-            <w:r>
-              <w:rPr>
-                <w:rFonts w:ascii="Segoe UI" w:hAnsi="Segoe UI" w:cs="Segoe UI"/>
-                <w:sz w:val="22"/>
-                <w:szCs w:val="22"/>
-              </w:rPr>
-              <w:t xml:space="preserve"> }}</w:t>
+              <w:t>{{ pronos_gregorio }}</w:t>
             </w:r>
           </w:p>
         </w:tc>
@@ -11547,25 +10652,7 @@
                 <w:sz w:val="22"/>
                 <w:szCs w:val="22"/>
               </w:rPr>
-              <w:t xml:space="preserve">{{ </w:t>
-            </w:r>
-            <w:proofErr w:type="spellStart"/>
-            <w:r>
-              <w:rPr>
-                <w:rFonts w:ascii="Segoe UI" w:hAnsi="Segoe UI" w:cs="Segoe UI"/>
-                <w:sz w:val="22"/>
-                <w:szCs w:val="22"/>
-              </w:rPr>
-              <w:t>fecha_gregorio</w:t>
-            </w:r>
-            <w:proofErr w:type="spellEnd"/>
-            <w:r>
-              <w:rPr>
-                <w:rFonts w:ascii="Segoe UI" w:hAnsi="Segoe UI" w:cs="Segoe UI"/>
-                <w:sz w:val="22"/>
-                <w:szCs w:val="22"/>
-              </w:rPr>
-              <w:t xml:space="preserve"> }}</w:t>
+              <w:t>{{ fecha_gregorio }}</w:t>
             </w:r>
           </w:p>
         </w:tc>
@@ -11620,25 +10707,7 @@
                 <w:sz w:val="22"/>
                 <w:szCs w:val="22"/>
               </w:rPr>
-              <w:t xml:space="preserve">{{ </w:t>
-            </w:r>
-            <w:proofErr w:type="spellStart"/>
-            <w:r>
-              <w:rPr>
-                <w:rFonts w:ascii="Segoe UI" w:hAnsi="Segoe UI" w:cs="Segoe UI"/>
-                <w:sz w:val="22"/>
-                <w:szCs w:val="22"/>
-              </w:rPr>
-              <w:t>pronos_mercedes</w:t>
-            </w:r>
-            <w:proofErr w:type="spellEnd"/>
-            <w:r>
-              <w:rPr>
-                <w:rFonts w:ascii="Segoe UI" w:hAnsi="Segoe UI" w:cs="Segoe UI"/>
-                <w:sz w:val="22"/>
-                <w:szCs w:val="22"/>
-              </w:rPr>
-              <w:t xml:space="preserve"> }}</w:t>
+              <w:t>{{ pronos_mercedes }}</w:t>
             </w:r>
           </w:p>
         </w:tc>
@@ -11663,25 +10732,7 @@
                 <w:sz w:val="22"/>
                 <w:szCs w:val="22"/>
               </w:rPr>
-              <w:t xml:space="preserve">{{ </w:t>
-            </w:r>
-            <w:proofErr w:type="spellStart"/>
-            <w:r>
-              <w:rPr>
-                <w:rFonts w:ascii="Segoe UI" w:hAnsi="Segoe UI" w:cs="Segoe UI"/>
-                <w:sz w:val="22"/>
-                <w:szCs w:val="22"/>
-              </w:rPr>
-              <w:t>fecha_mercedes</w:t>
-            </w:r>
-            <w:proofErr w:type="spellEnd"/>
-            <w:r>
-              <w:rPr>
-                <w:rFonts w:ascii="Segoe UI" w:hAnsi="Segoe UI" w:cs="Segoe UI"/>
-                <w:sz w:val="22"/>
-                <w:szCs w:val="22"/>
-              </w:rPr>
-              <w:t xml:space="preserve"> }}</w:t>
+              <w:t>{{ fecha_mercedes }}</w:t>
             </w:r>
           </w:p>
         </w:tc>
@@ -11747,31 +10798,7 @@
                 <w:szCs w:val="22"/>
                 <w:lang w:val="en-US"/>
               </w:rPr>
-              <w:t xml:space="preserve">{{ </w:t>
-            </w:r>
-            <w:proofErr w:type="spellStart"/>
-            <w:r>
-              <w:rPr>
-                <w:rFonts w:ascii="Segoe UI" w:hAnsi="Segoe UI" w:cs="Segoe UI"/>
-                <w:b w:val="0"/>
-                <w:bCs w:val="0"/>
-                <w:sz w:val="22"/>
-                <w:szCs w:val="22"/>
-                <w:lang w:val="en-US"/>
-              </w:rPr>
-              <w:t>diagnostico_negro</w:t>
-            </w:r>
-            <w:proofErr w:type="spellEnd"/>
-            <w:r>
-              <w:rPr>
-                <w:rFonts w:ascii="Segoe UI" w:hAnsi="Segoe UI" w:cs="Segoe UI"/>
-                <w:b w:val="0"/>
-                <w:bCs w:val="0"/>
-                <w:sz w:val="22"/>
-                <w:szCs w:val="22"/>
-                <w:lang w:val="en-US"/>
-              </w:rPr>
-              <w:t xml:space="preserve"> }}</w:t>
+              <w:t>{{ diagnostico_negro }}</w:t>
             </w:r>
           </w:p>
         </w:tc>
@@ -11837,31 +10864,7 @@
                 <w:szCs w:val="22"/>
                 <w:lang w:val="en-US"/>
               </w:rPr>
-              <w:t xml:space="preserve">{{ </w:t>
-            </w:r>
-            <w:proofErr w:type="spellStart"/>
-            <w:r>
-              <w:rPr>
-                <w:rFonts w:ascii="Segoe UI" w:hAnsi="Segoe UI" w:cs="Segoe UI"/>
-                <w:b w:val="0"/>
-                <w:bCs w:val="0"/>
-                <w:sz w:val="22"/>
-                <w:szCs w:val="22"/>
-                <w:lang w:val="en-US"/>
-              </w:rPr>
-              <w:t>recomendacion_negro</w:t>
-            </w:r>
-            <w:proofErr w:type="spellEnd"/>
-            <w:r>
-              <w:rPr>
-                <w:rFonts w:ascii="Segoe UI" w:hAnsi="Segoe UI" w:cs="Segoe UI"/>
-                <w:b w:val="0"/>
-                <w:bCs w:val="0"/>
-                <w:sz w:val="22"/>
-                <w:szCs w:val="22"/>
-                <w:lang w:val="en-US"/>
-              </w:rPr>
-              <w:t xml:space="preserve"> }}</w:t>
+              <w:t>{{ recomendacion_negro }}</w:t>
             </w:r>
             <w:r>
               <w:rPr>
@@ -11971,7 +10974,7 @@
                                           </pic:cNvPicPr>
                                         </pic:nvPicPr>
                                         <pic:blipFill>
-                                          <a:blip r:embed="rId17">
+                                          <a:blip r:embed="rId18">
                                             <a:extLst>
                                               <a:ext uri="{28A0092B-C50C-407E-A947-70E740481C1C}">
                                                 <a14:useLocalDpi xmlns:a14="http://schemas.microsoft.com/office/drawing/2010/main" val="0"/>
@@ -12024,7 +11027,7 @@
           </mc:Choice>
           <mc:Fallback>
             <w:pict>
-              <v:shape w14:anchorId="37DE0ABF" id="_x0000_s1031" type="#_x0000_t202" style="position:absolute;left:0;text-align:left;margin-left:684.75pt;margin-top:30.75pt;width:462.85pt;height:628.5pt;z-index:251685888;visibility:visible;mso-wrap-style:square;mso-width-percent:0;mso-height-percent:0;mso-wrap-distance-left:9pt;mso-wrap-distance-top:0;mso-wrap-distance-right:9pt;mso-wrap-distance-bottom:0;mso-position-horizontal:absolute;mso-position-horizontal-relative:text;mso-position-vertical:absolute;mso-position-vertical-relative:text;mso-width-percent:0;mso-height-percent:0;mso-width-relative:page;mso-height-relative:margin;v-text-anchor:middle" o:gfxdata="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" fillcolor="window" stroked="f" strokeweight=".5pt">
+              <v:shape w14:anchorId="37DE0ABF" id="_x0000_s1033" type="#_x0000_t202" style="position:absolute;left:0;text-align:left;margin-left:684.75pt;margin-top:30.75pt;width:462.85pt;height:628.5pt;z-index:251685888;visibility:visible;mso-wrap-style:square;mso-width-percent:0;mso-height-percent:0;mso-wrap-distance-left:9pt;mso-wrap-distance-top:0;mso-wrap-distance-right:9pt;mso-wrap-distance-bottom:0;mso-position-horizontal:absolute;mso-position-horizontal-relative:text;mso-position-vertical:absolute;mso-position-vertical-relative:text;mso-width-percent:0;mso-height-percent:0;mso-width-relative:page;mso-height-relative:margin;v-text-anchor:middle" o:gfxdata="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" fillcolor="window" stroked="f" strokeweight=".5pt">
                 <v:textbox>
                   <w:txbxContent>
                     <w:p>
@@ -12051,7 +11054,7 @@
                                     </pic:cNvPicPr>
                                   </pic:nvPicPr>
                                   <pic:blipFill>
-                                    <a:blip r:embed="rId17">
+                                    <a:blip r:embed="rId18">
                                       <a:extLst>
                                         <a:ext uri="{28A0092B-C50C-407E-A947-70E740481C1C}">
                                           <a14:useLocalDpi xmlns:a14="http://schemas.microsoft.com/office/drawing/2010/main" val="0"/>
@@ -12469,9 +11472,8 @@
                 <w:szCs w:val="22"/>
                 <w:lang w:eastAsia="en-US"/>
               </w:rPr>
-              <w:t xml:space="preserve">{{ </w:t>
-            </w:r>
-            <w:proofErr w:type="spellStart"/>
+              <w:t>{{ nivel_actual_</w:t>
+            </w:r>
             <w:r>
               <w:rPr>
                 <w:rFonts w:ascii="Segoe UI" w:hAnsi="Segoe UI" w:cs="Segoe UI"/>
@@ -12479,18 +11481,8 @@
                 <w:szCs w:val="22"/>
                 <w:lang w:eastAsia="en-US"/>
               </w:rPr>
-              <w:t>nivel_actual_</w:t>
-            </w:r>
-            <w:r>
-              <w:rPr>
-                <w:rFonts w:ascii="Segoe UI" w:hAnsi="Segoe UI" w:cs="Segoe UI"/>
-                <w:sz w:val="22"/>
-                <w:szCs w:val="22"/>
-                <w:lang w:eastAsia="en-US"/>
-              </w:rPr>
               <w:t>treintatres</w:t>
             </w:r>
-            <w:proofErr w:type="spellEnd"/>
             <w:r>
               <w:rPr>
                 <w:rFonts w:ascii="Segoe UI" w:hAnsi="Segoe UI" w:cs="Segoe UI"/>
@@ -12532,9 +11524,8 @@
                 <w:szCs w:val="22"/>
                 <w:lang w:eastAsia="en-US"/>
               </w:rPr>
-              <w:t xml:space="preserve">{{ </w:t>
-            </w:r>
-            <w:proofErr w:type="spellStart"/>
+              <w:t>{{ tasa</w:t>
+            </w:r>
             <w:r>
               <w:rPr>
                 <w:rFonts w:ascii="Segoe UI" w:hAnsi="Segoe UI" w:cs="Segoe UI"/>
@@ -12542,18 +11533,8 @@
                 <w:szCs w:val="22"/>
                 <w:lang w:eastAsia="en-US"/>
               </w:rPr>
-              <w:t>tasa</w:t>
-            </w:r>
-            <w:r>
-              <w:rPr>
-                <w:rFonts w:ascii="Segoe UI" w:hAnsi="Segoe UI" w:cs="Segoe UI"/>
-                <w:sz w:val="22"/>
-                <w:szCs w:val="22"/>
-                <w:lang w:eastAsia="en-US"/>
-              </w:rPr>
               <w:t>_treintatres</w:t>
             </w:r>
-            <w:proofErr w:type="spellEnd"/>
             <w:r>
               <w:rPr>
                 <w:rFonts w:ascii="Segoe UI" w:hAnsi="Segoe UI" w:cs="Segoe UI"/>
@@ -12595,9 +11576,8 @@
                 <w:szCs w:val="22"/>
                 <w:lang w:eastAsia="en-US"/>
               </w:rPr>
-              <w:t xml:space="preserve">{{ </w:t>
-            </w:r>
-            <w:proofErr w:type="spellStart"/>
+              <w:t>{{ tendencia_</w:t>
+            </w:r>
             <w:r>
               <w:rPr>
                 <w:rFonts w:ascii="Segoe UI" w:hAnsi="Segoe UI" w:cs="Segoe UI"/>
@@ -12605,18 +11585,8 @@
                 <w:szCs w:val="22"/>
                 <w:lang w:eastAsia="en-US"/>
               </w:rPr>
-              <w:t>tendencia_</w:t>
-            </w:r>
-            <w:r>
-              <w:rPr>
-                <w:rFonts w:ascii="Segoe UI" w:hAnsi="Segoe UI" w:cs="Segoe UI"/>
-                <w:sz w:val="22"/>
-                <w:szCs w:val="22"/>
-                <w:lang w:eastAsia="en-US"/>
-              </w:rPr>
               <w:t>treintatres</w:t>
             </w:r>
-            <w:proofErr w:type="spellEnd"/>
             <w:r>
               <w:rPr>
                 <w:rFonts w:ascii="Segoe UI" w:hAnsi="Segoe UI" w:cs="Segoe UI"/>
@@ -12787,33 +11757,7 @@
                 <w:u w:val="single"/>
                 <w:lang w:eastAsia="en-US"/>
               </w:rPr>
-              <w:t xml:space="preserve">{{ </w:t>
-            </w:r>
-            <w:proofErr w:type="spellStart"/>
-            <w:r>
-              <w:rPr>
-                <w:rFonts w:ascii="Segoe UI" w:hAnsi="Segoe UI" w:cs="Segoe UI"/>
-                <w:b w:val="0"/>
-                <w:bCs w:val="0"/>
-                <w:sz w:val="22"/>
-                <w:szCs w:val="22"/>
-                <w:u w:val="single"/>
-                <w:lang w:eastAsia="en-US"/>
-              </w:rPr>
-              <w:t>fecha_emision</w:t>
-            </w:r>
-            <w:proofErr w:type="spellEnd"/>
-            <w:r>
-              <w:rPr>
-                <w:rFonts w:ascii="Segoe UI" w:hAnsi="Segoe UI" w:cs="Segoe UI"/>
-                <w:b w:val="0"/>
-                <w:bCs w:val="0"/>
-                <w:sz w:val="22"/>
-                <w:szCs w:val="22"/>
-                <w:u w:val="single"/>
-                <w:lang w:eastAsia="en-US"/>
-              </w:rPr>
-              <w:t xml:space="preserve"> }}:</w:t>
+              <w:t>{{ fecha_emision }}:</w:t>
             </w:r>
             <w:r>
               <w:rPr>
@@ -13413,9 +12357,8 @@
                 <w:szCs w:val="22"/>
                 <w:lang w:eastAsia="en-US"/>
               </w:rPr>
-              <w:t xml:space="preserve">{{ </w:t>
-            </w:r>
-            <w:proofErr w:type="spellStart"/>
+              <w:t>{{ pronos_</w:t>
+            </w:r>
             <w:r>
               <w:rPr>
                 <w:rFonts w:ascii="Segoe UI" w:hAnsi="Segoe UI" w:cs="Segoe UI"/>
@@ -13423,18 +12366,8 @@
                 <w:szCs w:val="22"/>
                 <w:lang w:eastAsia="en-US"/>
               </w:rPr>
-              <w:t>pronos_</w:t>
-            </w:r>
-            <w:r>
-              <w:rPr>
-                <w:rFonts w:ascii="Segoe UI" w:hAnsi="Segoe UI" w:cs="Segoe UI"/>
-                <w:sz w:val="22"/>
-                <w:szCs w:val="22"/>
-                <w:lang w:eastAsia="en-US"/>
-              </w:rPr>
               <w:t>treintatres</w:t>
             </w:r>
-            <w:proofErr w:type="spellEnd"/>
             <w:r>
               <w:rPr>
                 <w:rFonts w:ascii="Segoe UI" w:hAnsi="Segoe UI" w:cs="Segoe UI"/>
@@ -13476,9 +12409,8 @@
                 <w:szCs w:val="22"/>
                 <w:lang w:eastAsia="en-US"/>
               </w:rPr>
-              <w:t xml:space="preserve">{{ </w:t>
-            </w:r>
-            <w:proofErr w:type="spellStart"/>
+              <w:t>{{ fecha_</w:t>
+            </w:r>
             <w:r>
               <w:rPr>
                 <w:rFonts w:ascii="Segoe UI" w:hAnsi="Segoe UI" w:cs="Segoe UI"/>
@@ -13486,18 +12418,8 @@
                 <w:szCs w:val="22"/>
                 <w:lang w:eastAsia="en-US"/>
               </w:rPr>
-              <w:t>fecha_</w:t>
-            </w:r>
-            <w:r>
-              <w:rPr>
-                <w:rFonts w:ascii="Segoe UI" w:hAnsi="Segoe UI" w:cs="Segoe UI"/>
-                <w:sz w:val="22"/>
-                <w:szCs w:val="22"/>
-                <w:lang w:eastAsia="en-US"/>
-              </w:rPr>
               <w:t>treintatres</w:t>
             </w:r>
-            <w:proofErr w:type="spellEnd"/>
             <w:r>
               <w:rPr>
                 <w:rFonts w:ascii="Segoe UI" w:hAnsi="Segoe UI" w:cs="Segoe UI"/>
@@ -13587,31 +12509,7 @@
                 <w:szCs w:val="22"/>
                 <w:lang w:val="en-US" w:eastAsia="en-US"/>
               </w:rPr>
-              <w:t xml:space="preserve">{{ </w:t>
-            </w:r>
-            <w:proofErr w:type="spellStart"/>
-            <w:r>
-              <w:rPr>
-                <w:rFonts w:ascii="Segoe UI" w:hAnsi="Segoe UI" w:cs="Segoe UI"/>
-                <w:b w:val="0"/>
-                <w:bCs w:val="0"/>
-                <w:sz w:val="22"/>
-                <w:szCs w:val="22"/>
-                <w:lang w:val="en-US" w:eastAsia="en-US"/>
-              </w:rPr>
-              <w:t>diagnostico_olimar</w:t>
-            </w:r>
-            <w:proofErr w:type="spellEnd"/>
-            <w:r>
-              <w:rPr>
-                <w:rFonts w:ascii="Segoe UI" w:hAnsi="Segoe UI" w:cs="Segoe UI"/>
-                <w:b w:val="0"/>
-                <w:bCs w:val="0"/>
-                <w:sz w:val="22"/>
-                <w:szCs w:val="22"/>
-                <w:lang w:val="en-US" w:eastAsia="en-US"/>
-              </w:rPr>
-              <w:t xml:space="preserve"> }}</w:t>
+              <w:t>{{ diagnostico_olimar }}</w:t>
             </w:r>
           </w:p>
         </w:tc>
@@ -13693,31 +12591,7 @@
                 <w:szCs w:val="22"/>
                 <w:lang w:val="en-US" w:eastAsia="en-US"/>
               </w:rPr>
-              <w:t xml:space="preserve">{{ </w:t>
-            </w:r>
-            <w:proofErr w:type="spellStart"/>
-            <w:r>
-              <w:rPr>
-                <w:rFonts w:ascii="Segoe UI" w:hAnsi="Segoe UI" w:cs="Segoe UI"/>
-                <w:b w:val="0"/>
-                <w:bCs w:val="0"/>
-                <w:sz w:val="22"/>
-                <w:szCs w:val="22"/>
-                <w:lang w:val="en-US" w:eastAsia="en-US"/>
-              </w:rPr>
-              <w:t>recomendacion_olimar</w:t>
-            </w:r>
-            <w:proofErr w:type="spellEnd"/>
-            <w:r>
-              <w:rPr>
-                <w:rFonts w:ascii="Segoe UI" w:hAnsi="Segoe UI" w:cs="Segoe UI"/>
-                <w:b w:val="0"/>
-                <w:bCs w:val="0"/>
-                <w:sz w:val="22"/>
-                <w:szCs w:val="22"/>
-                <w:lang w:val="en-US" w:eastAsia="en-US"/>
-              </w:rPr>
-              <w:t xml:space="preserve"> }} </w:t>
+              <w:t xml:space="preserve">{{ recomendacion_olimar }} </w:t>
             </w:r>
           </w:p>
         </w:tc>
@@ -13818,7 +12692,7 @@
                                           </pic:cNvPicPr>
                                         </pic:nvPicPr>
                                         <pic:blipFill>
-                                          <a:blip r:embed="rId18">
+                                          <a:blip r:embed="rId19">
                                             <a:extLst>
                                               <a:ext uri="{28A0092B-C50C-407E-A947-70E740481C1C}">
                                                 <a14:useLocalDpi xmlns:a14="http://schemas.microsoft.com/office/drawing/2010/main" val="0"/>
@@ -13872,7 +12746,7 @@
           </mc:Choice>
           <mc:Fallback>
             <w:pict>
-              <v:shape w14:anchorId="6E306618" id="_x0000_s1032" type="#_x0000_t202" style="position:absolute;left:0;text-align:left;margin-left:684.75pt;margin-top:30.75pt;width:462.85pt;height:628.5pt;z-index:251687936;visibility:visible;mso-wrap-style:square;mso-width-percent:0;mso-height-percent:0;mso-wrap-distance-left:9pt;mso-wrap-distance-top:0;mso-wrap-distance-right:9pt;mso-wrap-distance-bottom:0;mso-position-horizontal:absolute;mso-position-horizontal-relative:text;mso-position-vertical:absolute;mso-position-vertical-relative:text;mso-width-percent:0;mso-height-percent:0;mso-width-relative:page;mso-height-relative:margin;v-text-anchor:middle" o:gfxdata="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" fillcolor="window" stroked="f" strokeweight=".5pt">
+              <v:shape w14:anchorId="6E306618" id="_x0000_s1034" type="#_x0000_t202" style="position:absolute;left:0;text-align:left;margin-left:684.75pt;margin-top:30.75pt;width:462.85pt;height:628.5pt;z-index:251687936;visibility:visible;mso-wrap-style:square;mso-width-percent:0;mso-height-percent:0;mso-wrap-distance-left:9pt;mso-wrap-distance-top:0;mso-wrap-distance-right:9pt;mso-wrap-distance-bottom:0;mso-position-horizontal:absolute;mso-position-horizontal-relative:text;mso-position-vertical:absolute;mso-position-vertical-relative:text;mso-width-percent:0;mso-height-percent:0;mso-width-relative:page;mso-height-relative:margin;v-text-anchor:middle" o:gfxdata="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" fillcolor="window" stroked="f" strokeweight=".5pt">
                 <v:textbox>
                   <w:txbxContent>
                     <w:p>
@@ -13911,7 +12785,7 @@
                                     </pic:cNvPicPr>
                                   </pic:nvPicPr>
                                   <pic:blipFill>
-                                    <a:blip r:embed="rId18">
+                                    <a:blip r:embed="rId19">
                                       <a:extLst>
                                         <a:ext uri="{28A0092B-C50C-407E-A947-70E740481C1C}">
                                           <a14:useLocalDpi xmlns:a14="http://schemas.microsoft.com/office/drawing/2010/main" val="0"/>
@@ -14328,25 +13202,7 @@
                 <w:sz w:val="22"/>
                 <w:szCs w:val="22"/>
               </w:rPr>
-              <w:t xml:space="preserve">{{ </w:t>
-            </w:r>
-            <w:proofErr w:type="spellStart"/>
-            <w:r>
-              <w:rPr>
-                <w:rFonts w:ascii="Segoe UI" w:hAnsi="Segoe UI" w:cs="Segoe UI"/>
-                <w:sz w:val="22"/>
-                <w:szCs w:val="22"/>
-              </w:rPr>
-              <w:t>nivel_actual_varela</w:t>
-            </w:r>
-            <w:proofErr w:type="spellEnd"/>
-            <w:r>
-              <w:rPr>
-                <w:rFonts w:ascii="Segoe UI" w:hAnsi="Segoe UI" w:cs="Segoe UI"/>
-                <w:sz w:val="22"/>
-                <w:szCs w:val="22"/>
-              </w:rPr>
-              <w:t xml:space="preserve"> }}</w:t>
+              <w:t>{{ nivel_actual_varela }}</w:t>
             </w:r>
           </w:p>
         </w:tc>
@@ -14379,25 +13235,7 @@
                 <w:sz w:val="22"/>
                 <w:szCs w:val="22"/>
               </w:rPr>
-              <w:t xml:space="preserve">{{ </w:t>
-            </w:r>
-            <w:proofErr w:type="spellStart"/>
-            <w:r>
-              <w:rPr>
-                <w:rFonts w:ascii="Segoe UI" w:hAnsi="Segoe UI" w:cs="Segoe UI"/>
-                <w:sz w:val="22"/>
-                <w:szCs w:val="22"/>
-              </w:rPr>
-              <w:t>tasa_varela</w:t>
-            </w:r>
-            <w:proofErr w:type="spellEnd"/>
-            <w:r>
-              <w:rPr>
-                <w:rFonts w:ascii="Segoe UI" w:hAnsi="Segoe UI" w:cs="Segoe UI"/>
-                <w:sz w:val="22"/>
-                <w:szCs w:val="22"/>
-              </w:rPr>
-              <w:t xml:space="preserve"> }}</w:t>
+              <w:t>{{ tasa_varela }}</w:t>
             </w:r>
           </w:p>
         </w:tc>
@@ -14430,25 +13268,7 @@
                 <w:sz w:val="22"/>
                 <w:szCs w:val="22"/>
               </w:rPr>
-              <w:t xml:space="preserve">{{ </w:t>
-            </w:r>
-            <w:proofErr w:type="spellStart"/>
-            <w:r>
-              <w:rPr>
-                <w:rFonts w:ascii="Segoe UI" w:hAnsi="Segoe UI" w:cs="Segoe UI"/>
-                <w:sz w:val="22"/>
-                <w:szCs w:val="22"/>
-              </w:rPr>
-              <w:t>tendencia_varela</w:t>
-            </w:r>
-            <w:proofErr w:type="spellEnd"/>
-            <w:r>
-              <w:rPr>
-                <w:rFonts w:ascii="Segoe UI" w:hAnsi="Segoe UI" w:cs="Segoe UI"/>
-                <w:sz w:val="22"/>
-                <w:szCs w:val="22"/>
-              </w:rPr>
-              <w:t xml:space="preserve"> }}</w:t>
+              <w:t>{{ tendencia_varela }}</w:t>
             </w:r>
           </w:p>
         </w:tc>
@@ -14611,33 +13431,7 @@
                 <w:u w:val="single"/>
                 <w:lang w:eastAsia="en-US"/>
               </w:rPr>
-              <w:t xml:space="preserve">{{ </w:t>
-            </w:r>
-            <w:proofErr w:type="spellStart"/>
-            <w:r>
-              <w:rPr>
-                <w:rFonts w:ascii="Segoe UI" w:hAnsi="Segoe UI" w:cs="Segoe UI"/>
-                <w:b w:val="0"/>
-                <w:bCs w:val="0"/>
-                <w:sz w:val="22"/>
-                <w:szCs w:val="22"/>
-                <w:u w:val="single"/>
-                <w:lang w:eastAsia="en-US"/>
-              </w:rPr>
-              <w:t>fecha_emision</w:t>
-            </w:r>
-            <w:proofErr w:type="spellEnd"/>
-            <w:r>
-              <w:rPr>
-                <w:rFonts w:ascii="Segoe UI" w:hAnsi="Segoe UI" w:cs="Segoe UI"/>
-                <w:b w:val="0"/>
-                <w:bCs w:val="0"/>
-                <w:sz w:val="22"/>
-                <w:szCs w:val="22"/>
-                <w:u w:val="single"/>
-                <w:lang w:eastAsia="en-US"/>
-              </w:rPr>
-              <w:t xml:space="preserve"> }}:</w:t>
+              <w:t>{{ fecha_emision }}:</w:t>
             </w:r>
             <w:r>
               <w:rPr>
@@ -15295,25 +14089,7 @@
                 <w:sz w:val="22"/>
                 <w:szCs w:val="22"/>
               </w:rPr>
-              <w:t xml:space="preserve">{{ </w:t>
-            </w:r>
-            <w:proofErr w:type="spellStart"/>
-            <w:r>
-              <w:rPr>
-                <w:rFonts w:ascii="Segoe UI" w:hAnsi="Segoe UI" w:cs="Segoe UI"/>
-                <w:sz w:val="22"/>
-                <w:szCs w:val="22"/>
-              </w:rPr>
-              <w:t>pronos_varela</w:t>
-            </w:r>
-            <w:proofErr w:type="spellEnd"/>
-            <w:r>
-              <w:rPr>
-                <w:rFonts w:ascii="Segoe UI" w:hAnsi="Segoe UI" w:cs="Segoe UI"/>
-                <w:sz w:val="22"/>
-                <w:szCs w:val="22"/>
-              </w:rPr>
-              <w:t xml:space="preserve"> }}</w:t>
+              <w:t>{{ pronos_varela }}</w:t>
             </w:r>
           </w:p>
         </w:tc>
@@ -15346,25 +14122,7 @@
                 <w:sz w:val="22"/>
                 <w:szCs w:val="22"/>
               </w:rPr>
-              <w:t xml:space="preserve">{{ </w:t>
-            </w:r>
-            <w:proofErr w:type="spellStart"/>
-            <w:r>
-              <w:rPr>
-                <w:rFonts w:ascii="Segoe UI" w:hAnsi="Segoe UI" w:cs="Segoe UI"/>
-                <w:sz w:val="22"/>
-                <w:szCs w:val="22"/>
-              </w:rPr>
-              <w:t>fecha_varela</w:t>
-            </w:r>
-            <w:proofErr w:type="spellEnd"/>
-            <w:r>
-              <w:rPr>
-                <w:rFonts w:ascii="Segoe UI" w:hAnsi="Segoe UI" w:cs="Segoe UI"/>
-                <w:sz w:val="22"/>
-                <w:szCs w:val="22"/>
-              </w:rPr>
-              <w:t xml:space="preserve"> }}</w:t>
+              <w:t>{{ fecha_varela }}</w:t>
             </w:r>
           </w:p>
         </w:tc>
@@ -15446,9 +14204,8 @@
                 <w:szCs w:val="22"/>
                 <w:lang w:val="en-US" w:eastAsia="en-US"/>
               </w:rPr>
-              <w:t xml:space="preserve">{{ </w:t>
-            </w:r>
-            <w:proofErr w:type="spellStart"/>
+              <w:t>{{ diagnostico_</w:t>
+            </w:r>
             <w:r>
               <w:rPr>
                 <w:rFonts w:ascii="Segoe UI" w:hAnsi="Segoe UI" w:cs="Segoe UI"/>
@@ -15458,20 +14215,8 @@
                 <w:szCs w:val="22"/>
                 <w:lang w:val="en-US" w:eastAsia="en-US"/>
               </w:rPr>
-              <w:t>diagnostico_</w:t>
-            </w:r>
-            <w:r>
-              <w:rPr>
-                <w:rFonts w:ascii="Segoe UI" w:hAnsi="Segoe UI" w:cs="Segoe UI"/>
-                <w:b w:val="0"/>
-                <w:bCs w:val="0"/>
-                <w:sz w:val="22"/>
-                <w:szCs w:val="22"/>
-                <w:lang w:val="en-US" w:eastAsia="en-US"/>
-              </w:rPr>
               <w:t>jose</w:t>
             </w:r>
-            <w:proofErr w:type="spellEnd"/>
             <w:r>
               <w:rPr>
                 <w:rFonts w:ascii="Segoe UI" w:hAnsi="Segoe UI" w:cs="Segoe UI"/>
@@ -15563,9 +14308,8 @@
                 <w:szCs w:val="22"/>
                 <w:lang w:val="en-US" w:eastAsia="en-US"/>
               </w:rPr>
-              <w:t xml:space="preserve">{{ </w:t>
-            </w:r>
-            <w:proofErr w:type="spellStart"/>
+              <w:t>{{ recomendacion_</w:t>
+            </w:r>
             <w:r>
               <w:rPr>
                 <w:rFonts w:ascii="Segoe UI" w:hAnsi="Segoe UI" w:cs="Segoe UI"/>
@@ -15575,20 +14319,8 @@
                 <w:szCs w:val="22"/>
                 <w:lang w:val="en-US" w:eastAsia="en-US"/>
               </w:rPr>
-              <w:t>recomendacion_</w:t>
-            </w:r>
-            <w:r>
-              <w:rPr>
-                <w:rFonts w:ascii="Segoe UI" w:hAnsi="Segoe UI" w:cs="Segoe UI"/>
-                <w:b w:val="0"/>
-                <w:bCs w:val="0"/>
-                <w:sz w:val="22"/>
-                <w:szCs w:val="22"/>
-                <w:lang w:val="en-US" w:eastAsia="en-US"/>
-              </w:rPr>
               <w:t>jose</w:t>
             </w:r>
-            <w:proofErr w:type="spellEnd"/>
             <w:r>
               <w:rPr>
                 <w:rFonts w:ascii="Segoe UI" w:hAnsi="Segoe UI" w:cs="Segoe UI"/>
@@ -15624,6 +14356,9 @@
       </w:r>
       <w:r>
         <w:t>A</w:t>
+      </w:r>
+      <w:r>
+        <w:t xml:space="preserve"> POR INUNDACIONES</w:t>
       </w:r>
     </w:p>
     <w:p>
@@ -15671,10 +14406,16 @@
                         <w:txbxContent>
                           <w:p>
                             <w:pPr>
+                              <w:pStyle w:val="Vieta1rojo"/>
+                              <w:numPr>
+                                <w:ilvl w:val="0"/>
+                                <w:numId w:val="0"/>
+                              </w:numPr>
+                              <w:spacing w:before="100" w:beforeAutospacing="1" w:after="100" w:afterAutospacing="1" w:line="240" w:lineRule="auto"/>
+                              <w:ind w:left="720" w:hanging="360"/>
                               <w:rPr>
                                 <w:rFonts w:ascii="Segoe UI" w:hAnsi="Segoe UI" w:cs="Segoe UI"/>
-                                <w:b/>
-                                <w:bCs/>
+                                <w:caps/>
                                 <w:sz w:val="32"/>
                                 <w:szCs w:val="32"/>
                               </w:rPr>
@@ -15684,26 +14425,7 @@
                                 <w:rFonts w:ascii="Segoe UI" w:hAnsi="Segoe UI" w:cs="Segoe UI"/>
                                 <w:b/>
                                 <w:bCs/>
-                                <w:sz w:val="32"/>
-                                <w:szCs w:val="32"/>
-                              </w:rPr>
-                              <w:t>MENSAJES CLAVES</w:t>
-                            </w:r>
-                          </w:p>
-                          <w:p>
-                            <w:pPr>
-                              <w:pStyle w:val="Vieta1rojo"/>
-                              <w:rPr>
-                                <w:rFonts w:ascii="Segoe UI" w:hAnsi="Segoe UI" w:cs="Segoe UI"/>
-                                <w:sz w:val="32"/>
-                                <w:szCs w:val="32"/>
-                              </w:rPr>
-                            </w:pPr>
-                            <w:r>
-                              <w:rPr>
-                                <w:rFonts w:ascii="Segoe UI" w:hAnsi="Segoe UI" w:cs="Segoe UI"/>
-                                <w:b/>
-                                <w:bCs/>
+                                <w:caps/>
                                 <w:color w:val="FFFFFF" w:themeColor="background1"/>
                                 <w:sz w:val="32"/>
                                 <w:szCs w:val="32"/>
@@ -15714,6 +14436,7 @@
                             <w:r>
                               <w:rPr>
                                 <w:rFonts w:ascii="Segoe UI" w:hAnsi="Segoe UI" w:cs="Segoe UI"/>
+                                <w:caps/>
                                 <w:sz w:val="32"/>
                                 <w:szCs w:val="32"/>
                                 <w:highlight w:val="darkGreen"/>
@@ -15723,10 +14446,30 @@
                             <w:r>
                               <w:rPr>
                                 <w:rFonts w:ascii="Segoe UI" w:hAnsi="Segoe UI" w:cs="Segoe UI"/>
+                                <w:caps/>
                                 <w:sz w:val="32"/>
                                 <w:szCs w:val="32"/>
                               </w:rPr>
-                              <w:t xml:space="preserve"> Se espera que el río aumente su nivel en las próximas </w:t>
+                              <w:t xml:space="preserve"> </w:t>
+                            </w:r>
+                          </w:p>
+                          <w:p>
+                            <w:pPr>
+                              <w:pStyle w:val="Vieta1rojo"/>
+                              <w:spacing w:before="100" w:beforeAutospacing="1" w:after="100" w:afterAutospacing="1" w:line="240" w:lineRule="auto"/>
+                              <w:rPr>
+                                <w:rFonts w:ascii="Segoe UI" w:hAnsi="Segoe UI" w:cs="Segoe UI"/>
+                                <w:sz w:val="32"/>
+                                <w:szCs w:val="32"/>
+                              </w:rPr>
+                            </w:pPr>
+                            <w:r>
+                              <w:rPr>
+                                <w:rFonts w:ascii="Segoe UI" w:hAnsi="Segoe UI" w:cs="Segoe UI"/>
+                                <w:sz w:val="32"/>
+                                <w:szCs w:val="32"/>
+                              </w:rPr>
+                              <w:t xml:space="preserve">Se espera que el río aumente su nivel en las próximas </w:t>
                             </w:r>
                             <w:r>
                               <w:rPr>
@@ -15748,6 +14491,61 @@
                           <w:p>
                             <w:pPr>
                               <w:pStyle w:val="Vieta1rojo"/>
+                              <w:numPr>
+                                <w:ilvl w:val="0"/>
+                                <w:numId w:val="0"/>
+                              </w:numPr>
+                              <w:spacing w:before="100" w:beforeAutospacing="1" w:after="100" w:afterAutospacing="1" w:line="240" w:lineRule="auto"/>
+                              <w:ind w:left="360"/>
+                              <w:rPr>
+                                <w:rFonts w:ascii="Segoe UI" w:hAnsi="Segoe UI" w:cs="Segoe UI"/>
+                                <w:sz w:val="32"/>
+                                <w:szCs w:val="32"/>
+                              </w:rPr>
+                            </w:pPr>
+                          </w:p>
+                          <w:p>
+                            <w:pPr>
+                              <w:pStyle w:val="Vieta1rojo"/>
+                              <w:numPr>
+                                <w:ilvl w:val="0"/>
+                                <w:numId w:val="0"/>
+                              </w:numPr>
+                              <w:spacing w:before="100" w:beforeAutospacing="1" w:after="100" w:afterAutospacing="1" w:line="240" w:lineRule="auto"/>
+                              <w:ind w:left="360"/>
+                              <w:rPr>
+                                <w:rFonts w:ascii="Segoe UI" w:hAnsi="Segoe UI" w:cs="Segoe UI"/>
+                                <w:caps/>
+                                <w:sz w:val="32"/>
+                                <w:szCs w:val="32"/>
+                              </w:rPr>
+                            </w:pPr>
+                            <w:r>
+                              <w:rPr>
+                                <w:rFonts w:ascii="Segoe UI" w:hAnsi="Segoe UI" w:cs="Segoe UI"/>
+                                <w:b/>
+                                <w:bCs/>
+                                <w:caps/>
+                                <w:sz w:val="32"/>
+                                <w:szCs w:val="32"/>
+                                <w:highlight w:val="yellow"/>
+                              </w:rPr>
+                              <w:t>Atención</w:t>
+                            </w:r>
+                            <w:r>
+                              <w:rPr>
+                                <w:rFonts w:ascii="Segoe UI" w:hAnsi="Segoe UI" w:cs="Segoe UI"/>
+                                <w:caps/>
+                                <w:sz w:val="32"/>
+                                <w:szCs w:val="32"/>
+                              </w:rPr>
+                              <w:t xml:space="preserve"> </w:t>
+                            </w:r>
+                          </w:p>
+                          <w:p>
+                            <w:pPr>
+                              <w:pStyle w:val="Vieta1rojo"/>
+                              <w:spacing w:before="100" w:beforeAutospacing="1" w:after="100" w:afterAutospacing="1" w:line="240" w:lineRule="auto"/>
                               <w:rPr>
                                 <w:rFonts w:ascii="Segoe UI" w:hAnsi="Segoe UI" w:cs="Segoe UI"/>
                                 <w:sz w:val="32"/>
@@ -15757,13 +14555,10 @@
                             <w:r>
                               <w:rPr>
                                 <w:rFonts w:ascii="Segoe UI" w:hAnsi="Segoe UI" w:cs="Segoe UI"/>
-                                <w:b/>
-                                <w:bCs/>
                                 <w:sz w:val="32"/>
                                 <w:szCs w:val="32"/>
-                                <w:highlight w:val="yellow"/>
                               </w:rPr>
-                              <w:t>Atención</w:t>
+                              <w:t xml:space="preserve">Debido a las lluvias registradas, es esperable incrementos de nivel en los ríos y arroyos que aportan al río Uruguay (Río Queguay) en los departamentos de Paysandú y Río Negro. No se descarta algún impacto puntual en dichos departamentos, </w:t>
                             </w:r>
                             <w:r>
                               <w:rPr>
@@ -15771,14 +14566,45 @@
                                 <w:sz w:val="32"/>
                                 <w:szCs w:val="32"/>
                               </w:rPr>
-                              <w:t xml:space="preserve"> Debido a las lluvias registradas, es esperable incrementos de nivel en los ríos y arroyos que aportan al río Uruguay (Río Queguay) en los departamentos de Paysandú y Río Negro. No se descarta algún impacto puntual en dichos departamentos, como por ejemplo: corte de rutas o anegamiento</w:t>
+                              <w:t>como,</w:t>
+                            </w:r>
+                            <w:r>
+                              <w:rPr>
+                                <w:rFonts w:ascii="Segoe UI" w:hAnsi="Segoe UI" w:cs="Segoe UI"/>
+                                <w:sz w:val="32"/>
+                                <w:szCs w:val="32"/>
+                              </w:rPr>
+                              <w:t xml:space="preserve"> por ejemplo: corte de rutas o anegamiento</w:t>
                             </w:r>
                           </w:p>
                           <w:p>
                             <w:pPr>
                               <w:pStyle w:val="Vieta1rojo"/>
+                              <w:numPr>
+                                <w:ilvl w:val="0"/>
+                                <w:numId w:val="0"/>
+                              </w:numPr>
+                              <w:spacing w:before="100" w:beforeAutospacing="1" w:after="100" w:afterAutospacing="1" w:line="240" w:lineRule="auto"/>
+                              <w:ind w:left="360"/>
                               <w:rPr>
                                 <w:rFonts w:ascii="Segoe UI" w:hAnsi="Segoe UI" w:cs="Segoe UI"/>
+                                <w:sz w:val="32"/>
+                                <w:szCs w:val="32"/>
+                              </w:rPr>
+                            </w:pPr>
+                          </w:p>
+                          <w:p>
+                            <w:pPr>
+                              <w:pStyle w:val="Vieta1rojo"/>
+                              <w:numPr>
+                                <w:ilvl w:val="0"/>
+                                <w:numId w:val="0"/>
+                              </w:numPr>
+                              <w:spacing w:before="100" w:beforeAutospacing="1" w:after="100" w:afterAutospacing="1" w:line="240" w:lineRule="auto"/>
+                              <w:ind w:left="360"/>
+                              <w:rPr>
+                                <w:rFonts w:ascii="Segoe UI" w:hAnsi="Segoe UI" w:cs="Segoe UI"/>
+                                <w:caps/>
                                 <w:sz w:val="32"/>
                                 <w:szCs w:val="32"/>
                               </w:rPr>
@@ -15788,19 +14614,32 @@
                                 <w:rFonts w:ascii="Segoe UI" w:hAnsi="Segoe UI" w:cs="Segoe UI"/>
                                 <w:b/>
                                 <w:bCs/>
+                                <w:caps/>
                                 <w:sz w:val="32"/>
                                 <w:szCs w:val="32"/>
                                 <w:shd w:val="clear" w:color="auto" w:fill="FFC000"/>
                               </w:rPr>
-                              <w:t>Preparación:</w:t>
+                              <w:t>Preparación</w:t>
                             </w:r>
                             <w:r>
                               <w:rPr>
+                                <w:caps/>
                                 <w:sz w:val="32"/>
                                 <w:szCs w:val="32"/>
                               </w:rPr>
                               <w:t xml:space="preserve">  </w:t>
                             </w:r>
+                          </w:p>
+                          <w:p>
+                            <w:pPr>
+                              <w:pStyle w:val="Vieta1rojo"/>
+                              <w:spacing w:before="100" w:beforeAutospacing="1" w:after="100" w:afterAutospacing="1" w:line="240" w:lineRule="auto"/>
+                              <w:rPr>
+                                <w:rFonts w:ascii="Segoe UI" w:hAnsi="Segoe UI" w:cs="Segoe UI"/>
+                                <w:sz w:val="32"/>
+                                <w:szCs w:val="32"/>
+                              </w:rPr>
+                            </w:pPr>
                             <w:r>
                               <w:rPr>
                                 <w:rFonts w:ascii="Segoe UI" w:hAnsi="Segoe UI" w:cs="Segoe UI"/>
@@ -15813,7 +14652,53 @@
                           <w:p>
                             <w:pPr>
                               <w:pStyle w:val="Vieta1rojo"/>
-                              <w:contextualSpacing w:val="0"/>
+                              <w:numPr>
+                                <w:ilvl w:val="0"/>
+                                <w:numId w:val="0"/>
+                              </w:numPr>
+                              <w:spacing w:before="100" w:beforeAutospacing="1" w:after="100" w:afterAutospacing="1" w:line="240" w:lineRule="auto"/>
+                              <w:ind w:left="360"/>
+                              <w:rPr>
+                                <w:rFonts w:ascii="Segoe UI" w:hAnsi="Segoe UI" w:cs="Segoe UI"/>
+                                <w:sz w:val="32"/>
+                                <w:szCs w:val="32"/>
+                              </w:rPr>
+                            </w:pPr>
+                          </w:p>
+                          <w:p>
+                            <w:pPr>
+                              <w:pStyle w:val="Vieta1rojo"/>
+                              <w:numPr>
+                                <w:ilvl w:val="0"/>
+                                <w:numId w:val="0"/>
+                              </w:numPr>
+                              <w:spacing w:before="100" w:beforeAutospacing="1" w:after="100" w:afterAutospacing="1" w:line="240" w:lineRule="auto"/>
+                              <w:ind w:left="360"/>
+                              <w:rPr>
+                                <w:rFonts w:ascii="Segoe UI" w:hAnsi="Segoe UI" w:cs="Segoe UI"/>
+                                <w:caps/>
+                                <w:sz w:val="32"/>
+                                <w:szCs w:val="32"/>
+                              </w:rPr>
+                            </w:pPr>
+                            <w:r>
+                              <w:rPr>
+                                <w:rFonts w:ascii="Segoe UI" w:hAnsi="Segoe UI" w:cs="Segoe UI"/>
+                                <w:b/>
+                                <w:bCs/>
+                                <w:caps/>
+                                <w:sz w:val="32"/>
+                                <w:szCs w:val="32"/>
+                                <w:highlight w:val="red"/>
+                                <w:shd w:val="clear" w:color="auto" w:fill="C00000"/>
+                              </w:rPr>
+                              <w:t>Tomar acción</w:t>
+                            </w:r>
+                          </w:p>
+                          <w:p>
+                            <w:pPr>
+                              <w:pStyle w:val="Vieta1rojo"/>
+                              <w:spacing w:before="100" w:beforeAutospacing="1" w:after="100" w:afterAutospacing="1" w:line="240" w:lineRule="auto"/>
                               <w:rPr>
                                 <w:rFonts w:ascii="Segoe UI" w:hAnsi="Segoe UI" w:cs="Segoe UI"/>
                                 <w:sz w:val="32"/>
@@ -15823,22 +14708,10 @@
                             <w:r>
                               <w:rPr>
                                 <w:rFonts w:ascii="Segoe UI" w:hAnsi="Segoe UI" w:cs="Segoe UI"/>
-                                <w:b/>
-                                <w:bCs/>
-                                <w:sz w:val="32"/>
-                                <w:szCs w:val="32"/>
-                                <w:highlight w:val="red"/>
-                                <w:shd w:val="clear" w:color="auto" w:fill="C00000"/>
-                              </w:rPr>
-                              <w:t>Tomar acción:</w:t>
-                            </w:r>
-                            <w:r>
-                              <w:rPr>
-                                <w:rFonts w:ascii="Segoe UI" w:hAnsi="Segoe UI" w:cs="Segoe UI"/>
                                 <w:sz w:val="32"/>
                                 <w:szCs w:val="32"/>
                               </w:rPr>
-                              <w:t xml:space="preserve"> Incrementos de nivel en los ríos Cuareim, Santa Lucia, Rosario, Daymán, Arapey, San José y afluentes al tramo inferior del río Negro. Se recomienda vigilancia en los niveles de agua, aunque no se espera afectaciones generalizadas </w:t>
+                              <w:t xml:space="preserve">Incrementos de nivel en los ríos Cuareim, Santa Lucia, Rosario, Daymán, Arapey, San José y afluentes al tramo inferior del río Negro. Se recomienda vigilancia en los niveles de agua, aunque no se espera afectaciones generalizadas </w:t>
                             </w:r>
                           </w:p>
                         </w:txbxContent>
@@ -15863,15 +14736,21 @@
           </mc:Choice>
           <mc:Fallback>
             <w:pict>
-              <v:shape w14:anchorId="0AF239C5" id="Text Box 2" o:spid="_x0000_s1033" type="#_x0000_t202" style="position:absolute;left:0;text-align:left;margin-left:635.65pt;margin-top:10.6pt;width:514.7pt;height:617.9pt;z-index:251682816;visibility:visible;mso-wrap-style:square;mso-width-percent:0;mso-height-percent:0;mso-wrap-distance-left:9pt;mso-wrap-distance-top:0;mso-wrap-distance-right:9pt;mso-wrap-distance-bottom:0;mso-position-horizontal:absolute;mso-position-horizontal-relative:text;mso-position-vertical:absolute;mso-position-vertical-relative:text;mso-width-percent:0;mso-height-percent:0;mso-width-relative:margin;mso-height-relative:margin;v-text-anchor:middle" o:gfxdata="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" fillcolor="white [3201]" stroked="f" strokeweight="2.25pt">
+              <v:shape w14:anchorId="0AF239C5" id="_x0000_s1035" type="#_x0000_t202" style="position:absolute;left:0;text-align:left;margin-left:635.65pt;margin-top:10.6pt;width:514.7pt;height:617.9pt;z-index:251682816;visibility:visible;mso-wrap-style:square;mso-width-percent:0;mso-height-percent:0;mso-wrap-distance-left:9pt;mso-wrap-distance-top:0;mso-wrap-distance-right:9pt;mso-wrap-distance-bottom:0;mso-position-horizontal:absolute;mso-position-horizontal-relative:text;mso-position-vertical:absolute;mso-position-vertical-relative:text;mso-width-percent:0;mso-height-percent:0;mso-width-relative:margin;mso-height-relative:margin;v-text-anchor:middle" o:gfxdata="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" fillcolor="white [3201]" stroked="f" strokeweight="2.25pt">
                 <v:textbox>
                   <w:txbxContent>
                     <w:p>
                       <w:pPr>
+                        <w:pStyle w:val="Vieta1rojo"/>
+                        <w:numPr>
+                          <w:ilvl w:val="0"/>
+                          <w:numId w:val="0"/>
+                        </w:numPr>
+                        <w:spacing w:before="100" w:beforeAutospacing="1" w:after="100" w:afterAutospacing="1" w:line="240" w:lineRule="auto"/>
+                        <w:ind w:left="720" w:hanging="360"/>
                         <w:rPr>
                           <w:rFonts w:ascii="Segoe UI" w:hAnsi="Segoe UI" w:cs="Segoe UI"/>
-                          <w:b/>
-                          <w:bCs/>
+                          <w:caps/>
                           <w:sz w:val="32"/>
                           <w:szCs w:val="32"/>
                         </w:rPr>
@@ -15881,26 +14760,7 @@
                           <w:rFonts w:ascii="Segoe UI" w:hAnsi="Segoe UI" w:cs="Segoe UI"/>
                           <w:b/>
                           <w:bCs/>
-                          <w:sz w:val="32"/>
-                          <w:szCs w:val="32"/>
-                        </w:rPr>
-                        <w:t>MENSAJES CLAVES</w:t>
-                      </w:r>
-                    </w:p>
-                    <w:p>
-                      <w:pPr>
-                        <w:pStyle w:val="Vieta1rojo"/>
-                        <w:rPr>
-                          <w:rFonts w:ascii="Segoe UI" w:hAnsi="Segoe UI" w:cs="Segoe UI"/>
-                          <w:sz w:val="32"/>
-                          <w:szCs w:val="32"/>
-                        </w:rPr>
-                      </w:pPr>
-                      <w:r>
-                        <w:rPr>
-                          <w:rFonts w:ascii="Segoe UI" w:hAnsi="Segoe UI" w:cs="Segoe UI"/>
-                          <w:b/>
-                          <w:bCs/>
+                          <w:caps/>
                           <w:color w:val="FFFFFF" w:themeColor="background1"/>
                           <w:sz w:val="32"/>
                           <w:szCs w:val="32"/>
@@ -15911,6 +14771,7 @@
                       <w:r>
                         <w:rPr>
                           <w:rFonts w:ascii="Segoe UI" w:hAnsi="Segoe UI" w:cs="Segoe UI"/>
+                          <w:caps/>
                           <w:sz w:val="32"/>
                           <w:szCs w:val="32"/>
                           <w:highlight w:val="darkGreen"/>
@@ -15920,10 +14781,30 @@
                       <w:r>
                         <w:rPr>
                           <w:rFonts w:ascii="Segoe UI" w:hAnsi="Segoe UI" w:cs="Segoe UI"/>
+                          <w:caps/>
                           <w:sz w:val="32"/>
                           <w:szCs w:val="32"/>
                         </w:rPr>
-                        <w:t xml:space="preserve"> Se espera que el río aumente su nivel en las próximas </w:t>
+                        <w:t xml:space="preserve"> </w:t>
+                      </w:r>
+                    </w:p>
+                    <w:p>
+                      <w:pPr>
+                        <w:pStyle w:val="Vieta1rojo"/>
+                        <w:spacing w:before="100" w:beforeAutospacing="1" w:after="100" w:afterAutospacing="1" w:line="240" w:lineRule="auto"/>
+                        <w:rPr>
+                          <w:rFonts w:ascii="Segoe UI" w:hAnsi="Segoe UI" w:cs="Segoe UI"/>
+                          <w:sz w:val="32"/>
+                          <w:szCs w:val="32"/>
+                        </w:rPr>
+                      </w:pPr>
+                      <w:r>
+                        <w:rPr>
+                          <w:rFonts w:ascii="Segoe UI" w:hAnsi="Segoe UI" w:cs="Segoe UI"/>
+                          <w:sz w:val="32"/>
+                          <w:szCs w:val="32"/>
+                        </w:rPr>
+                        <w:t xml:space="preserve">Se espera que el río aumente su nivel en las próximas </w:t>
                       </w:r>
                       <w:r>
                         <w:rPr>
@@ -15945,6 +14826,61 @@
                     <w:p>
                       <w:pPr>
                         <w:pStyle w:val="Vieta1rojo"/>
+                        <w:numPr>
+                          <w:ilvl w:val="0"/>
+                          <w:numId w:val="0"/>
+                        </w:numPr>
+                        <w:spacing w:before="100" w:beforeAutospacing="1" w:after="100" w:afterAutospacing="1" w:line="240" w:lineRule="auto"/>
+                        <w:ind w:left="360"/>
+                        <w:rPr>
+                          <w:rFonts w:ascii="Segoe UI" w:hAnsi="Segoe UI" w:cs="Segoe UI"/>
+                          <w:sz w:val="32"/>
+                          <w:szCs w:val="32"/>
+                        </w:rPr>
+                      </w:pPr>
+                    </w:p>
+                    <w:p>
+                      <w:pPr>
+                        <w:pStyle w:val="Vieta1rojo"/>
+                        <w:numPr>
+                          <w:ilvl w:val="0"/>
+                          <w:numId w:val="0"/>
+                        </w:numPr>
+                        <w:spacing w:before="100" w:beforeAutospacing="1" w:after="100" w:afterAutospacing="1" w:line="240" w:lineRule="auto"/>
+                        <w:ind w:left="360"/>
+                        <w:rPr>
+                          <w:rFonts w:ascii="Segoe UI" w:hAnsi="Segoe UI" w:cs="Segoe UI"/>
+                          <w:caps/>
+                          <w:sz w:val="32"/>
+                          <w:szCs w:val="32"/>
+                        </w:rPr>
+                      </w:pPr>
+                      <w:r>
+                        <w:rPr>
+                          <w:rFonts w:ascii="Segoe UI" w:hAnsi="Segoe UI" w:cs="Segoe UI"/>
+                          <w:b/>
+                          <w:bCs/>
+                          <w:caps/>
+                          <w:sz w:val="32"/>
+                          <w:szCs w:val="32"/>
+                          <w:highlight w:val="yellow"/>
+                        </w:rPr>
+                        <w:t>Atención</w:t>
+                      </w:r>
+                      <w:r>
+                        <w:rPr>
+                          <w:rFonts w:ascii="Segoe UI" w:hAnsi="Segoe UI" w:cs="Segoe UI"/>
+                          <w:caps/>
+                          <w:sz w:val="32"/>
+                          <w:szCs w:val="32"/>
+                        </w:rPr>
+                        <w:t xml:space="preserve"> </w:t>
+                      </w:r>
+                    </w:p>
+                    <w:p>
+                      <w:pPr>
+                        <w:pStyle w:val="Vieta1rojo"/>
+                        <w:spacing w:before="100" w:beforeAutospacing="1" w:after="100" w:afterAutospacing="1" w:line="240" w:lineRule="auto"/>
                         <w:rPr>
                           <w:rFonts w:ascii="Segoe UI" w:hAnsi="Segoe UI" w:cs="Segoe UI"/>
                           <w:sz w:val="32"/>
@@ -15954,13 +14890,10 @@
                       <w:r>
                         <w:rPr>
                           <w:rFonts w:ascii="Segoe UI" w:hAnsi="Segoe UI" w:cs="Segoe UI"/>
-                          <w:b/>
-                          <w:bCs/>
                           <w:sz w:val="32"/>
                           <w:szCs w:val="32"/>
-                          <w:highlight w:val="yellow"/>
                         </w:rPr>
-                        <w:t>Atención</w:t>
+                        <w:t xml:space="preserve">Debido a las lluvias registradas, es esperable incrementos de nivel en los ríos y arroyos que aportan al río Uruguay (Río Queguay) en los departamentos de Paysandú y Río Negro. No se descarta algún impacto puntual en dichos departamentos, </w:t>
                       </w:r>
                       <w:r>
                         <w:rPr>
@@ -15968,14 +14901,45 @@
                           <w:sz w:val="32"/>
                           <w:szCs w:val="32"/>
                         </w:rPr>
-                        <w:t xml:space="preserve"> Debido a las lluvias registradas, es esperable incrementos de nivel en los ríos y arroyos que aportan al río Uruguay (Río Queguay) en los departamentos de Paysandú y Río Negro. No se descarta algún impacto puntual en dichos departamentos, como por ejemplo: corte de rutas o anegamiento</w:t>
+                        <w:t>como,</w:t>
+                      </w:r>
+                      <w:r>
+                        <w:rPr>
+                          <w:rFonts w:ascii="Segoe UI" w:hAnsi="Segoe UI" w:cs="Segoe UI"/>
+                          <w:sz w:val="32"/>
+                          <w:szCs w:val="32"/>
+                        </w:rPr>
+                        <w:t xml:space="preserve"> por ejemplo: corte de rutas o anegamiento</w:t>
                       </w:r>
                     </w:p>
                     <w:p>
                       <w:pPr>
                         <w:pStyle w:val="Vieta1rojo"/>
+                        <w:numPr>
+                          <w:ilvl w:val="0"/>
+                          <w:numId w:val="0"/>
+                        </w:numPr>
+                        <w:spacing w:before="100" w:beforeAutospacing="1" w:after="100" w:afterAutospacing="1" w:line="240" w:lineRule="auto"/>
+                        <w:ind w:left="360"/>
                         <w:rPr>
                           <w:rFonts w:ascii="Segoe UI" w:hAnsi="Segoe UI" w:cs="Segoe UI"/>
+                          <w:sz w:val="32"/>
+                          <w:szCs w:val="32"/>
+                        </w:rPr>
+                      </w:pPr>
+                    </w:p>
+                    <w:p>
+                      <w:pPr>
+                        <w:pStyle w:val="Vieta1rojo"/>
+                        <w:numPr>
+                          <w:ilvl w:val="0"/>
+                          <w:numId w:val="0"/>
+                        </w:numPr>
+                        <w:spacing w:before="100" w:beforeAutospacing="1" w:after="100" w:afterAutospacing="1" w:line="240" w:lineRule="auto"/>
+                        <w:ind w:left="360"/>
+                        <w:rPr>
+                          <w:rFonts w:ascii="Segoe UI" w:hAnsi="Segoe UI" w:cs="Segoe UI"/>
+                          <w:caps/>
                           <w:sz w:val="32"/>
                           <w:szCs w:val="32"/>
                         </w:rPr>
@@ -15985,19 +14949,32 @@
                           <w:rFonts w:ascii="Segoe UI" w:hAnsi="Segoe UI" w:cs="Segoe UI"/>
                           <w:b/>
                           <w:bCs/>
+                          <w:caps/>
                           <w:sz w:val="32"/>
                           <w:szCs w:val="32"/>
                           <w:shd w:val="clear" w:color="auto" w:fill="FFC000"/>
                         </w:rPr>
-                        <w:t>Preparación:</w:t>
+                        <w:t>Preparación</w:t>
                       </w:r>
                       <w:r>
                         <w:rPr>
+                          <w:caps/>
                           <w:sz w:val="32"/>
                           <w:szCs w:val="32"/>
                         </w:rPr>
                         <w:t xml:space="preserve">  </w:t>
                       </w:r>
+                    </w:p>
+                    <w:p>
+                      <w:pPr>
+                        <w:pStyle w:val="Vieta1rojo"/>
+                        <w:spacing w:before="100" w:beforeAutospacing="1" w:after="100" w:afterAutospacing="1" w:line="240" w:lineRule="auto"/>
+                        <w:rPr>
+                          <w:rFonts w:ascii="Segoe UI" w:hAnsi="Segoe UI" w:cs="Segoe UI"/>
+                          <w:sz w:val="32"/>
+                          <w:szCs w:val="32"/>
+                        </w:rPr>
+                      </w:pPr>
                       <w:r>
                         <w:rPr>
                           <w:rFonts w:ascii="Segoe UI" w:hAnsi="Segoe UI" w:cs="Segoe UI"/>
@@ -16010,7 +14987,53 @@
                     <w:p>
                       <w:pPr>
                         <w:pStyle w:val="Vieta1rojo"/>
-                        <w:contextualSpacing w:val="0"/>
+                        <w:numPr>
+                          <w:ilvl w:val="0"/>
+                          <w:numId w:val="0"/>
+                        </w:numPr>
+                        <w:spacing w:before="100" w:beforeAutospacing="1" w:after="100" w:afterAutospacing="1" w:line="240" w:lineRule="auto"/>
+                        <w:ind w:left="360"/>
+                        <w:rPr>
+                          <w:rFonts w:ascii="Segoe UI" w:hAnsi="Segoe UI" w:cs="Segoe UI"/>
+                          <w:sz w:val="32"/>
+                          <w:szCs w:val="32"/>
+                        </w:rPr>
+                      </w:pPr>
+                    </w:p>
+                    <w:p>
+                      <w:pPr>
+                        <w:pStyle w:val="Vieta1rojo"/>
+                        <w:numPr>
+                          <w:ilvl w:val="0"/>
+                          <w:numId w:val="0"/>
+                        </w:numPr>
+                        <w:spacing w:before="100" w:beforeAutospacing="1" w:after="100" w:afterAutospacing="1" w:line="240" w:lineRule="auto"/>
+                        <w:ind w:left="360"/>
+                        <w:rPr>
+                          <w:rFonts w:ascii="Segoe UI" w:hAnsi="Segoe UI" w:cs="Segoe UI"/>
+                          <w:caps/>
+                          <w:sz w:val="32"/>
+                          <w:szCs w:val="32"/>
+                        </w:rPr>
+                      </w:pPr>
+                      <w:r>
+                        <w:rPr>
+                          <w:rFonts w:ascii="Segoe UI" w:hAnsi="Segoe UI" w:cs="Segoe UI"/>
+                          <w:b/>
+                          <w:bCs/>
+                          <w:caps/>
+                          <w:sz w:val="32"/>
+                          <w:szCs w:val="32"/>
+                          <w:highlight w:val="red"/>
+                          <w:shd w:val="clear" w:color="auto" w:fill="C00000"/>
+                        </w:rPr>
+                        <w:t>Tomar acción</w:t>
+                      </w:r>
+                    </w:p>
+                    <w:p>
+                      <w:pPr>
+                        <w:pStyle w:val="Vieta1rojo"/>
+                        <w:spacing w:before="100" w:beforeAutospacing="1" w:after="100" w:afterAutospacing="1" w:line="240" w:lineRule="auto"/>
                         <w:rPr>
                           <w:rFonts w:ascii="Segoe UI" w:hAnsi="Segoe UI" w:cs="Segoe UI"/>
                           <w:sz w:val="32"/>
@@ -16020,22 +15043,10 @@
                       <w:r>
                         <w:rPr>
                           <w:rFonts w:ascii="Segoe UI" w:hAnsi="Segoe UI" w:cs="Segoe UI"/>
-                          <w:b/>
-                          <w:bCs/>
-                          <w:sz w:val="32"/>
-                          <w:szCs w:val="32"/>
-                          <w:highlight w:val="red"/>
-                          <w:shd w:val="clear" w:color="auto" w:fill="C00000"/>
-                        </w:rPr>
-                        <w:t>Tomar acción:</w:t>
-                      </w:r>
-                      <w:r>
-                        <w:rPr>
-                          <w:rFonts w:ascii="Segoe UI" w:hAnsi="Segoe UI" w:cs="Segoe UI"/>
                           <w:sz w:val="32"/>
                           <w:szCs w:val="32"/>
                         </w:rPr>
-                        <w:t xml:space="preserve"> Incrementos de nivel en los ríos Cuareim, Santa Lucia, Rosario, Daymán, Arapey, San José y afluentes al tramo inferior del río Negro. Se recomienda vigilancia en los niveles de agua, aunque no se espera afectaciones generalizadas </w:t>
+                        <w:t xml:space="preserve">Incrementos de nivel en los ríos Cuareim, Santa Lucia, Rosario, Daymán, Arapey, San José y afluentes al tramo inferior del río Negro. Se recomienda vigilancia en los niveles de agua, aunque no se espera afectaciones generalizadas </w:t>
                       </w:r>
                     </w:p>
                   </w:txbxContent>
@@ -16073,7 +15084,7 @@
                     <pic:cNvPicPr preferRelativeResize="0"/>
                   </pic:nvPicPr>
                   <pic:blipFill>
-                    <a:blip r:embed="rId19" cstate="print">
+                    <a:blip r:embed="rId20" cstate="print">
                       <a:extLst>
                         <a:ext uri="{28A0092B-C50C-407E-A947-70E740481C1C}">
                           <a14:useLocalDpi xmlns:a14="http://schemas.microsoft.com/office/drawing/2010/main" val="0"/>
@@ -17073,6 +16084,146 @@
     </w:lvl>
   </w:abstractNum>
   <w:abstractNum w:abstractNumId="4" w15:restartNumberingAfterBreak="0">
+    <w:nsid w:val="76B1479D"/>
+    <w:multiLevelType w:val="hybridMultilevel"/>
+    <w:tmpl w:val="3CA8825E"/>
+    <w:lvl w:ilvl="0" w:tplc="C6F4039E">
+      <w:start w:val="1"/>
+      <w:numFmt w:val="bullet"/>
+      <w:lvlText w:val="•"/>
+      <w:lvlJc w:val="left"/>
+      <w:pPr>
+        <w:tabs>
+          <w:tab w:val="num" w:pos="720"/>
+        </w:tabs>
+        <w:ind w:left="720" w:hanging="360"/>
+      </w:pPr>
+      <w:rPr>
+        <w:rFonts w:ascii="Arial" w:hAnsi="Arial" w:hint="default"/>
+      </w:rPr>
+    </w:lvl>
+    <w:lvl w:ilvl="1" w:tplc="3F2E3ABC" w:tentative="1">
+      <w:start w:val="1"/>
+      <w:numFmt w:val="bullet"/>
+      <w:lvlText w:val="•"/>
+      <w:lvlJc w:val="left"/>
+      <w:pPr>
+        <w:tabs>
+          <w:tab w:val="num" w:pos="1440"/>
+        </w:tabs>
+        <w:ind w:left="1440" w:hanging="360"/>
+      </w:pPr>
+      <w:rPr>
+        <w:rFonts w:ascii="Arial" w:hAnsi="Arial" w:hint="default"/>
+      </w:rPr>
+    </w:lvl>
+    <w:lvl w:ilvl="2" w:tplc="9C1AF756" w:tentative="1">
+      <w:start w:val="1"/>
+      <w:numFmt w:val="bullet"/>
+      <w:lvlText w:val="•"/>
+      <w:lvlJc w:val="left"/>
+      <w:pPr>
+        <w:tabs>
+          <w:tab w:val="num" w:pos="2160"/>
+        </w:tabs>
+        <w:ind w:left="2160" w:hanging="360"/>
+      </w:pPr>
+      <w:rPr>
+        <w:rFonts w:ascii="Arial" w:hAnsi="Arial" w:hint="default"/>
+      </w:rPr>
+    </w:lvl>
+    <w:lvl w:ilvl="3" w:tplc="6674C5E6" w:tentative="1">
+      <w:start w:val="1"/>
+      <w:numFmt w:val="bullet"/>
+      <w:lvlText w:val="•"/>
+      <w:lvlJc w:val="left"/>
+      <w:pPr>
+        <w:tabs>
+          <w:tab w:val="num" w:pos="2880"/>
+        </w:tabs>
+        <w:ind w:left="2880" w:hanging="360"/>
+      </w:pPr>
+      <w:rPr>
+        <w:rFonts w:ascii="Arial" w:hAnsi="Arial" w:hint="default"/>
+      </w:rPr>
+    </w:lvl>
+    <w:lvl w:ilvl="4" w:tplc="8872EABC" w:tentative="1">
+      <w:start w:val="1"/>
+      <w:numFmt w:val="bullet"/>
+      <w:lvlText w:val="•"/>
+      <w:lvlJc w:val="left"/>
+      <w:pPr>
+        <w:tabs>
+          <w:tab w:val="num" w:pos="3600"/>
+        </w:tabs>
+        <w:ind w:left="3600" w:hanging="360"/>
+      </w:pPr>
+      <w:rPr>
+        <w:rFonts w:ascii="Arial" w:hAnsi="Arial" w:hint="default"/>
+      </w:rPr>
+    </w:lvl>
+    <w:lvl w:ilvl="5" w:tplc="D528E1AE" w:tentative="1">
+      <w:start w:val="1"/>
+      <w:numFmt w:val="bullet"/>
+      <w:lvlText w:val="•"/>
+      <w:lvlJc w:val="left"/>
+      <w:pPr>
+        <w:tabs>
+          <w:tab w:val="num" w:pos="4320"/>
+        </w:tabs>
+        <w:ind w:left="4320" w:hanging="360"/>
+      </w:pPr>
+      <w:rPr>
+        <w:rFonts w:ascii="Arial" w:hAnsi="Arial" w:hint="default"/>
+      </w:rPr>
+    </w:lvl>
+    <w:lvl w:ilvl="6" w:tplc="785CF442" w:tentative="1">
+      <w:start w:val="1"/>
+      <w:numFmt w:val="bullet"/>
+      <w:lvlText w:val="•"/>
+      <w:lvlJc w:val="left"/>
+      <w:pPr>
+        <w:tabs>
+          <w:tab w:val="num" w:pos="5040"/>
+        </w:tabs>
+        <w:ind w:left="5040" w:hanging="360"/>
+      </w:pPr>
+      <w:rPr>
+        <w:rFonts w:ascii="Arial" w:hAnsi="Arial" w:hint="default"/>
+      </w:rPr>
+    </w:lvl>
+    <w:lvl w:ilvl="7" w:tplc="105E51BE" w:tentative="1">
+      <w:start w:val="1"/>
+      <w:numFmt w:val="bullet"/>
+      <w:lvlText w:val="•"/>
+      <w:lvlJc w:val="left"/>
+      <w:pPr>
+        <w:tabs>
+          <w:tab w:val="num" w:pos="5760"/>
+        </w:tabs>
+        <w:ind w:left="5760" w:hanging="360"/>
+      </w:pPr>
+      <w:rPr>
+        <w:rFonts w:ascii="Arial" w:hAnsi="Arial" w:hint="default"/>
+      </w:rPr>
+    </w:lvl>
+    <w:lvl w:ilvl="8" w:tplc="4C2EE80C" w:tentative="1">
+      <w:start w:val="1"/>
+      <w:numFmt w:val="bullet"/>
+      <w:lvlText w:val="•"/>
+      <w:lvlJc w:val="left"/>
+      <w:pPr>
+        <w:tabs>
+          <w:tab w:val="num" w:pos="6480"/>
+        </w:tabs>
+        <w:ind w:left="6480" w:hanging="360"/>
+      </w:pPr>
+      <w:rPr>
+        <w:rFonts w:ascii="Arial" w:hAnsi="Arial" w:hint="default"/>
+      </w:rPr>
+    </w:lvl>
+  </w:abstractNum>
+  <w:abstractNum w:abstractNumId="5" w15:restartNumberingAfterBreak="0">
     <w:nsid w:val="79DA6421"/>
     <w:multiLevelType w:val="hybridMultilevel"/>
     <w:tmpl w:val="33A6C6EE"/>
@@ -17186,7 +16337,7 @@
     </w:lvl>
   </w:abstractNum>
   <w:num w:numId="1" w16cid:durableId="1059982652">
-    <w:abstractNumId w:val="4"/>
+    <w:abstractNumId w:val="5"/>
   </w:num>
   <w:num w:numId="2" w16cid:durableId="2037539177">
     <w:abstractNumId w:val="0"/>
@@ -17211,6 +16362,9 @@
   </w:num>
   <w:num w:numId="8" w16cid:durableId="52975578">
     <w:abstractNumId w:val="0"/>
+  </w:num>
+  <w:num w:numId="9" w16cid:durableId="1611163467">
+    <w:abstractNumId w:val="4"/>
   </w:num>
 </w:numbering>
 </file>
@@ -17645,6 +16799,7 @@
   <w:style w:type="character" w:default="1" w:styleId="DefaultParagraphFont">
     <w:name w:val="Default Paragraph Font"/>
     <w:uiPriority w:val="1"/>
+    <w:semiHidden/>
     <w:unhideWhenUsed/>
   </w:style>
   <w:style w:type="table" w:default="1" w:styleId="TableNormal">

--- a/automatic docx/doc_master.docx
+++ b/automatic docx/doc_master.docx
@@ -1,6 +1,6 @@
 
 <file path=word/document.xml><?xml version="1.0" encoding="utf-8"?>
-<w:document xmlns:wpc="http://schemas.microsoft.com/office/word/2010/wordprocessingCanvas" xmlns:cx="http://schemas.microsoft.com/office/drawing/2014/chartex" xmlns:cx1="http://schemas.microsoft.com/office/drawing/2015/9/8/chartex" xmlns:cx2="http://schemas.microsoft.com/office/drawing/2015/10/21/chartex" xmlns:cx3="http://schemas.microsoft.com/office/drawing/2016/5/9/chartex" xmlns:cx4="http://schemas.microsoft.com/office/drawing/2016/5/10/chartex" xmlns:cx5="http://schemas.microsoft.com/office/drawing/2016/5/11/chartex" xmlns:cx6="http://schemas.microsoft.com/office/drawing/2016/5/12/chartex" xmlns:cx7="http://schemas.microsoft.com/office/drawing/2016/5/13/chartex" xmlns:cx8="http://schemas.microsoft.com/office/drawing/2016/5/14/chartex" xmlns:mc="http://schemas.openxmlformats.org/markup-compatibility/2006" xmlns:aink="http://schemas.microsoft.com/office/drawing/2016/ink" xmlns:am3d="http://schemas.microsoft.com/office/drawing/2017/model3d" xmlns:o="urn:schemas-microsoft-com:office:office" xmlns:oel="http://schemas.microsoft.com/office/2019/extlst" xmlns:r="http://schemas.openxmlformats.org/officeDocument/2006/relationships" xmlns:m="http://schemas.openxmlformats.org/officeDocument/2006/math" xmlns:v="urn:schemas-microsoft-com:vml" xmlns:wp14="http://schemas.microsoft.com/office/word/2010/wordprocessingDrawing" xmlns:wp="http://schemas.openxmlformats.org/drawingml/2006/wordprocessingDrawing" xmlns:w10="urn:schemas-microsoft-com:office:word" xmlns:w="http://schemas.openxmlformats.org/wordprocessingml/2006/main" xmlns:w14="http://schemas.microsoft.com/office/word/2010/wordml" xmlns:w15="http://schemas.microsoft.com/office/word/2012/wordml" xmlns:w16cex="http://schemas.microsoft.com/office/word/2018/wordml/cex" xmlns:w16cid="http://schemas.microsoft.com/office/word/2016/wordml/cid" xmlns:w16="http://schemas.microsoft.com/office/word/2018/wordml" xmlns:w16du="http://schemas.microsoft.com/office/word/2023/wordml/word16du" xmlns:w16sdtdh="http://schemas.microsoft.com/office/word/2020/wordml/sdtdatahash" xmlns:w16sdtfl="http://schemas.microsoft.com/office/word/2024/wordml/sdtformatlock" xmlns:w16se="http://schemas.microsoft.com/office/word/2015/wordml/symex" xmlns:wpg="http://schemas.microsoft.com/office/word/2010/wordprocessingGroup" xmlns:wpi="http://schemas.microsoft.com/office/word/2010/wordprocessingInk" xmlns:wne="http://schemas.microsoft.com/office/word/2006/wordml" xmlns:wps="http://schemas.microsoft.com/office/word/2010/wordprocessingShape" mc:Ignorable="w14 w15 w16se w16cid w16 w16cex w16sdtdh w16sdtfl w16du wp14">
+<w:document xmlns:wpc="http://schemas.microsoft.com/office/word/2010/wordprocessingCanvas" xmlns:cx="http://schemas.microsoft.com/office/drawing/2014/chartex" xmlns:cx1="http://schemas.microsoft.com/office/drawing/2015/9/8/chartex" xmlns:cx2="http://schemas.microsoft.com/office/drawing/2015/10/21/chartex" xmlns:cx3="http://schemas.microsoft.com/office/drawing/2016/5/9/chartex" xmlns:cx4="http://schemas.microsoft.com/office/drawing/2016/5/10/chartex" xmlns:cx5="http://schemas.microsoft.com/office/drawing/2016/5/11/chartex" xmlns:cx6="http://schemas.microsoft.com/office/drawing/2016/5/12/chartex" xmlns:cx7="http://schemas.microsoft.com/office/drawing/2016/5/13/chartex" xmlns:cx8="http://schemas.microsoft.com/office/drawing/2016/5/14/chartex" xmlns:mc="http://schemas.openxmlformats.org/markup-compatibility/2006" xmlns:aink="http://schemas.microsoft.com/office/drawing/2016/ink" xmlns:am3d="http://schemas.microsoft.com/office/drawing/2017/model3d" xmlns:o="urn:schemas-microsoft-com:office:office" xmlns:oel="http://schemas.microsoft.com/office/2019/extlst" xmlns:r="http://schemas.openxmlformats.org/officeDocument/2006/relationships" xmlns:m="http://schemas.openxmlformats.org/officeDocument/2006/math" xmlns:v="urn:schemas-microsoft-com:vml" xmlns:wp14="http://schemas.microsoft.com/office/word/2010/wordprocessingDrawing" xmlns:wp="http://schemas.openxmlformats.org/drawingml/2006/wordprocessingDrawing" xmlns:w10="urn:schemas-microsoft-com:office:word" xmlns:w="http://schemas.openxmlformats.org/wordprocessingml/2006/main" xmlns:w14="http://schemas.microsoft.com/office/word/2010/wordml" xmlns:w15="http://schemas.microsoft.com/office/word/2012/wordml" xmlns:w16cei="http://schemas.microsoft.com/office/word/2026/wordml/cei" xmlns:w16cex="http://schemas.microsoft.com/office/word/2018/wordml/cex" xmlns:w16cid="http://schemas.microsoft.com/office/word/2016/wordml/cid" xmlns:w16="http://schemas.microsoft.com/office/word/2018/wordml" xmlns:w16du="http://schemas.microsoft.com/office/word/2023/wordml/word16du" xmlns:w16sdtdh="http://schemas.microsoft.com/office/word/2020/wordml/sdtdatahash" xmlns:w16sdtfl="http://schemas.microsoft.com/office/word/2024/wordml/sdtformatlock" xmlns:w16se="http://schemas.microsoft.com/office/word/2015/wordml/symex" xmlns:wpg="http://schemas.microsoft.com/office/word/2010/wordprocessingGroup" xmlns:wpi="http://schemas.microsoft.com/office/word/2010/wordprocessingInk" xmlns:wne="http://schemas.microsoft.com/office/word/2006/wordml" xmlns:wps="http://schemas.microsoft.com/office/word/2010/wordprocessingShape" mc:Ignorable="w14 w15 w16se w16cid w16 w16cex w16sdtdh w16sdtfl w16du wp14">
   <w:body>
     <w:p>
       <w:pPr>
@@ -135,7 +135,55 @@
           <w:sz w:val="56"/>
           <w:szCs w:val="56"/>
         </w:rPr>
-        <w:t>INFORME DE SITUACIÓN Y PRONÓSTICO HIDROLÓGICO N°{{ numero_id }}</w:t>
+        <w:t>INFORME DE SITUACIÓN Y PRONÓSTICO HIDROLÓGICO N</w:t>
+      </w:r>
+      <w:proofErr w:type="gramStart"/>
+      <w:r>
+        <w:rPr>
+          <w:rFonts w:ascii="Segoe UI" w:hAnsi="Segoe UI" w:cs="Segoe UI"/>
+          <w:b/>
+          <w:bCs/>
+          <w:color w:val="FFFFFF" w:themeColor="background1"/>
+          <w:sz w:val="56"/>
+          <w:szCs w:val="56"/>
+        </w:rPr>
+        <w:t>°{{ numero</w:t>
+      </w:r>
+      <w:proofErr w:type="gramEnd"/>
+      <w:r>
+        <w:rPr>
+          <w:rFonts w:ascii="Segoe UI" w:hAnsi="Segoe UI" w:cs="Segoe UI"/>
+          <w:b/>
+          <w:bCs/>
+          <w:color w:val="FFFFFF" w:themeColor="background1"/>
+          <w:sz w:val="56"/>
+          <w:szCs w:val="56"/>
+        </w:rPr>
+        <w:t>_</w:t>
+      </w:r>
+      <w:proofErr w:type="gramStart"/>
+      <w:r>
+        <w:rPr>
+          <w:rFonts w:ascii="Segoe UI" w:hAnsi="Segoe UI" w:cs="Segoe UI"/>
+          <w:b/>
+          <w:bCs/>
+          <w:color w:val="FFFFFF" w:themeColor="background1"/>
+          <w:sz w:val="56"/>
+          <w:szCs w:val="56"/>
+        </w:rPr>
+        <w:t>id }</w:t>
+      </w:r>
+      <w:proofErr w:type="gramEnd"/>
+      <w:r>
+        <w:rPr>
+          <w:rFonts w:ascii="Segoe UI" w:hAnsi="Segoe UI" w:cs="Segoe UI"/>
+          <w:b/>
+          <w:bCs/>
+          <w:color w:val="FFFFFF" w:themeColor="background1"/>
+          <w:sz w:val="56"/>
+          <w:szCs w:val="56"/>
+        </w:rPr>
+        <w:t>}</w:t>
       </w:r>
     </w:p>
     <w:p>
@@ -182,6 +230,7 @@
           <w:szCs w:val="56"/>
         </w:rPr>
       </w:pPr>
+      <w:proofErr w:type="gramStart"/>
       <w:r>
         <w:rPr>
           <w:rFonts w:ascii="Segoe UI" w:hAnsi="Segoe UI" w:cs="Segoe UI"/>
@@ -191,7 +240,19 @@
           <w:sz w:val="48"/>
           <w:szCs w:val="48"/>
         </w:rPr>
-        <w:t>{{ titulo }}</w:t>
+        <w:t>{{ titulo</w:t>
+      </w:r>
+      <w:proofErr w:type="gramEnd"/>
+      <w:r>
+        <w:rPr>
+          <w:rFonts w:ascii="Segoe UI" w:hAnsi="Segoe UI" w:cs="Segoe UI"/>
+          <w:b/>
+          <w:bCs/>
+          <w:color w:val="FFFFFF" w:themeColor="background1"/>
+          <w:sz w:val="48"/>
+          <w:szCs w:val="48"/>
+        </w:rPr>
+        <w:t xml:space="preserve"> }}</w:t>
       </w:r>
     </w:p>
     <w:p>
@@ -274,6 +335,7 @@
         </w:rPr>
         <w:t xml:space="preserve">Fecha y hora de emisión: </w:t>
       </w:r>
+      <w:proofErr w:type="gramStart"/>
       <w:r>
         <w:rPr>
           <w:rFonts w:ascii="Segoe UI" w:hAnsi="Segoe UI" w:cs="Segoe UI"/>
@@ -281,7 +343,37 @@
           <w:sz w:val="32"/>
           <w:szCs w:val="32"/>
         </w:rPr>
-        <w:t>{{ fecha_emision }}</w:t>
+        <w:t>{{ fecha</w:t>
+      </w:r>
+      <w:proofErr w:type="gramEnd"/>
+      <w:r>
+        <w:rPr>
+          <w:rFonts w:ascii="Segoe UI" w:hAnsi="Segoe UI" w:cs="Segoe UI"/>
+          <w:color w:val="FFFFFF" w:themeColor="background1"/>
+          <w:sz w:val="32"/>
+          <w:szCs w:val="32"/>
+        </w:rPr>
+        <w:t>_</w:t>
+      </w:r>
+      <w:proofErr w:type="gramStart"/>
+      <w:r>
+        <w:rPr>
+          <w:rFonts w:ascii="Segoe UI" w:hAnsi="Segoe UI" w:cs="Segoe UI"/>
+          <w:color w:val="FFFFFF" w:themeColor="background1"/>
+          <w:sz w:val="32"/>
+          <w:szCs w:val="32"/>
+        </w:rPr>
+        <w:t>emision }</w:t>
+      </w:r>
+      <w:proofErr w:type="gramEnd"/>
+      <w:r>
+        <w:rPr>
+          <w:rFonts w:ascii="Segoe UI" w:hAnsi="Segoe UI" w:cs="Segoe UI"/>
+          <w:color w:val="FFFFFF" w:themeColor="background1"/>
+          <w:sz w:val="32"/>
+          <w:szCs w:val="32"/>
+        </w:rPr>
+        <w:t>}</w:t>
       </w:r>
     </w:p>
     <w:p>
@@ -308,6 +400,7 @@
         </w:rPr>
         <w:t xml:space="preserve">Próxima actualización: </w:t>
       </w:r>
+      <w:proofErr w:type="gramStart"/>
       <w:r>
         <w:rPr>
           <w:rFonts w:ascii="Segoe UI" w:hAnsi="Segoe UI" w:cs="Segoe UI"/>
@@ -315,7 +408,37 @@
           <w:sz w:val="32"/>
           <w:szCs w:val="32"/>
         </w:rPr>
-        <w:t>{{ fecha_pronos_24 }}</w:t>
+        <w:t>{{ fecha</w:t>
+      </w:r>
+      <w:proofErr w:type="gramEnd"/>
+      <w:r>
+        <w:rPr>
+          <w:rFonts w:ascii="Segoe UI" w:hAnsi="Segoe UI" w:cs="Segoe UI"/>
+          <w:color w:val="FFFFFF" w:themeColor="background1"/>
+          <w:sz w:val="32"/>
+          <w:szCs w:val="32"/>
+        </w:rPr>
+        <w:t>_pronos_</w:t>
+      </w:r>
+      <w:proofErr w:type="gramStart"/>
+      <w:r>
+        <w:rPr>
+          <w:rFonts w:ascii="Segoe UI" w:hAnsi="Segoe UI" w:cs="Segoe UI"/>
+          <w:color w:val="FFFFFF" w:themeColor="background1"/>
+          <w:sz w:val="32"/>
+          <w:szCs w:val="32"/>
+        </w:rPr>
+        <w:t>24 }</w:t>
+      </w:r>
+      <w:proofErr w:type="gramEnd"/>
+      <w:r>
+        <w:rPr>
+          <w:rFonts w:ascii="Segoe UI" w:hAnsi="Segoe UI" w:cs="Segoe UI"/>
+          <w:color w:val="FFFFFF" w:themeColor="background1"/>
+          <w:sz w:val="32"/>
+          <w:szCs w:val="32"/>
+        </w:rPr>
+        <w:t>}</w:t>
       </w:r>
     </w:p>
     <w:p>
@@ -499,6 +622,17 @@
           <w:szCs w:val="32"/>
         </w:rPr>
         <w:t xml:space="preserve"> 462° de la Ley 20.446</w:t>
+      </w:r>
+      <w:r>
+        <w:rPr>
+          <w:rFonts w:ascii="Segoe UI" w:hAnsi="Segoe UI" w:cs="Segoe UI"/>
+          <w:i/>
+          <w:iCs/>
+          <w:color w:val="FFFFFF" w:themeColor="background1"/>
+          <w:sz w:val="32"/>
+          <w:szCs w:val="32"/>
+        </w:rPr>
+        <w:t>)</w:t>
       </w:r>
     </w:p>
     <w:p>
@@ -1778,6 +1912,7 @@
                 <w:szCs w:val="22"/>
               </w:rPr>
             </w:pPr>
+            <w:proofErr w:type="gramStart"/>
             <w:r>
               <w:rPr>
                 <w:rFonts w:ascii="Segoe UI" w:hAnsi="Segoe UI" w:cs="Segoe UI"/>
@@ -1792,7 +1927,16 @@
                 <w:sz w:val="22"/>
                 <w:szCs w:val="22"/>
               </w:rPr>
-              <w:t>nivel_actual_sarandi</w:t>
+              <w:t>nivel</w:t>
+            </w:r>
+            <w:proofErr w:type="gramEnd"/>
+            <w:r>
+              <w:rPr>
+                <w:rFonts w:ascii="Segoe UI" w:hAnsi="Segoe UI" w:cs="Segoe UI"/>
+                <w:sz w:val="22"/>
+                <w:szCs w:val="22"/>
+              </w:rPr>
+              <w:t>_actual_sarandi</w:t>
             </w:r>
             <w:r>
               <w:rPr>
@@ -1819,6 +1963,7 @@
                 <w:szCs w:val="22"/>
               </w:rPr>
             </w:pPr>
+            <w:proofErr w:type="gramStart"/>
             <w:r>
               <w:rPr>
                 <w:rFonts w:ascii="Segoe UI" w:hAnsi="Segoe UI" w:cs="Segoe UI"/>
@@ -1827,6 +1972,7 @@
               </w:rPr>
               <w:t>{{ tasa</w:t>
             </w:r>
+            <w:proofErr w:type="gramEnd"/>
             <w:r>
               <w:rPr>
                 <w:rFonts w:ascii="Segoe UI" w:hAnsi="Segoe UI" w:cs="Segoe UI"/>
@@ -2503,7 +2649,27 @@
                 <w:sz w:val="22"/>
                 <w:szCs w:val="22"/>
               </w:rPr>
-              <w:t xml:space="preserve">Las precipitaciones diarias promedio en la cuenca del río Yí durante los últimos días fueron las siguientes: </w:t>
+              <w:t>L</w:t>
+            </w:r>
+            <w:r>
+              <w:rPr>
+                <w:rFonts w:ascii="Segoe UI" w:hAnsi="Segoe UI" w:cs="Segoe UI"/>
+                <w:b w:val="0"/>
+                <w:bCs w:val="0"/>
+                <w:sz w:val="22"/>
+                <w:szCs w:val="22"/>
+              </w:rPr>
+              <w:t>os promedios de lluvia acumulada en l</w:t>
+            </w:r>
+            <w:r>
+              <w:rPr>
+                <w:rFonts w:ascii="Segoe UI" w:hAnsi="Segoe UI" w:cs="Segoe UI"/>
+                <w:b w:val="0"/>
+                <w:bCs w:val="0"/>
+                <w:sz w:val="22"/>
+                <w:szCs w:val="22"/>
+              </w:rPr>
+              <w:t xml:space="preserve">a cuenca del río Yí fueron las siguientes: </w:t>
             </w:r>
           </w:p>
           <w:p>
@@ -2530,7 +2696,18 @@
                 <w:szCs w:val="22"/>
                 <w:u w:val="single"/>
               </w:rPr>
-              <w:t>{{ fecha_emision }}:</w:t>
+              <w:t>Acumulado diario</w:t>
+            </w:r>
+            <w:r>
+              <w:rPr>
+                <w:rFonts w:ascii="Segoe UI" w:hAnsi="Segoe UI" w:cs="Segoe UI"/>
+                <w:b w:val="0"/>
+                <w:bCs w:val="0"/>
+                <w:sz w:val="22"/>
+                <w:szCs w:val="22"/>
+                <w:u w:val="single"/>
+              </w:rPr>
+              <w:t>:</w:t>
             </w:r>
             <w:r>
               <w:rPr>
@@ -2573,7 +2750,18 @@
                 <w:szCs w:val="22"/>
                 <w:u w:val="single"/>
               </w:rPr>
-              <w:t>{{ fecha_48 }}:</w:t>
+              <w:t>Acumulado 3 días</w:t>
+            </w:r>
+            <w:r>
+              <w:rPr>
+                <w:rFonts w:ascii="Segoe UI" w:hAnsi="Segoe UI" w:cs="Segoe UI"/>
+                <w:b w:val="0"/>
+                <w:bCs w:val="0"/>
+                <w:sz w:val="22"/>
+                <w:szCs w:val="22"/>
+                <w:u w:val="single"/>
+              </w:rPr>
+              <w:t>:</w:t>
             </w:r>
             <w:r>
               <w:rPr>
@@ -2609,7 +2797,18 @@
                 <w:szCs w:val="22"/>
                 <w:u w:val="single"/>
               </w:rPr>
-              <w:t>{{ fecha_72 }}:</w:t>
+              <w:t>Acumulado semanal</w:t>
+            </w:r>
+            <w:r>
+              <w:rPr>
+                <w:rFonts w:ascii="Segoe UI" w:hAnsi="Segoe UI" w:cs="Segoe UI"/>
+                <w:b w:val="0"/>
+                <w:bCs w:val="0"/>
+                <w:sz w:val="22"/>
+                <w:szCs w:val="22"/>
+                <w:u w:val="single"/>
+              </w:rPr>
+              <w:t>:</w:t>
             </w:r>
             <w:r>
               <w:rPr>
@@ -2693,37 +2892,7 @@
                 <w:sz w:val="22"/>
                 <w:szCs w:val="22"/>
               </w:rPr>
-              <w:t xml:space="preserve">De acuerdo con </w:t>
-            </w:r>
-            <w:r>
-              <w:rPr>
-                <w:rFonts w:ascii="Segoe UI" w:hAnsi="Segoe UI" w:cs="Segoe UI"/>
-                <w:b w:val="0"/>
-                <w:bCs w:val="0"/>
-                <w:sz w:val="22"/>
-                <w:szCs w:val="22"/>
-              </w:rPr>
-              <w:t>los</w:t>
-            </w:r>
-            <w:r>
-              <w:rPr>
-                <w:rFonts w:ascii="Segoe UI" w:hAnsi="Segoe UI" w:cs="Segoe UI"/>
-                <w:b w:val="0"/>
-                <w:bCs w:val="0"/>
-                <w:sz w:val="22"/>
-                <w:szCs w:val="22"/>
-              </w:rPr>
-              <w:t xml:space="preserve"> modelos numéricos de precipitación GFS y GEFS </w:t>
-            </w:r>
-            <w:r>
-              <w:rPr>
-                <w:rFonts w:ascii="Segoe UI" w:hAnsi="Segoe UI" w:cs="Segoe UI"/>
-                <w:b w:val="0"/>
-                <w:bCs w:val="0"/>
-                <w:sz w:val="22"/>
-                <w:szCs w:val="22"/>
-              </w:rPr>
-              <w:t>se prevé los siguientes acumulados de lluvia en la cuenca</w:t>
+              <w:t>Según los modelos numéricos de predicción GFS y GEFS, se prevén los siguientes acumulados de lluvia sobre la cuenca</w:t>
             </w:r>
           </w:p>
           <w:p>
@@ -2746,7 +2915,7 @@
                 <w:szCs w:val="22"/>
                 <w:u w:val="single"/>
               </w:rPr>
-              <w:t>{{ fecha_pronos_24 }}:</w:t>
+              <w:t>Próximas 24 horas (Día 1):</w:t>
             </w:r>
             <w:r>
               <w:rPr>
@@ -2789,7 +2958,18 @@
                 <w:szCs w:val="22"/>
                 <w:u w:val="single"/>
               </w:rPr>
-              <w:t>{{ fecha_pronos_48 }}:</w:t>
+              <w:t>Próximos 3 días (Día 1 a 3)</w:t>
+            </w:r>
+            <w:r>
+              <w:rPr>
+                <w:rFonts w:ascii="Segoe UI" w:hAnsi="Segoe UI" w:cs="Segoe UI"/>
+                <w:b w:val="0"/>
+                <w:bCs w:val="0"/>
+                <w:sz w:val="22"/>
+                <w:szCs w:val="22"/>
+                <w:u w:val="single"/>
+              </w:rPr>
+              <w:t>:</w:t>
             </w:r>
             <w:r>
               <w:rPr>
@@ -2830,7 +3010,18 @@
                 <w:szCs w:val="22"/>
                 <w:u w:val="single"/>
               </w:rPr>
-              <w:t>{{ fecha_pronos_72 }}:</w:t>
+              <w:t>Próximos 7 días (Semanal)</w:t>
+            </w:r>
+            <w:r>
+              <w:rPr>
+                <w:rFonts w:ascii="Segoe UI" w:hAnsi="Segoe UI" w:cs="Segoe UI"/>
+                <w:b w:val="0"/>
+                <w:bCs w:val="0"/>
+                <w:sz w:val="22"/>
+                <w:szCs w:val="22"/>
+                <w:u w:val="single"/>
+              </w:rPr>
+              <w:t>:</w:t>
             </w:r>
             <w:r>
               <w:rPr>
@@ -2880,7 +3071,25 @@
                 <w:sz w:val="22"/>
                 <w:szCs w:val="22"/>
               </w:rPr>
-              <w:t>NIVELES MÁXIMOS APROXIMADOS PARA LOS PRÓXIMOS DIAS</w:t>
+              <w:t xml:space="preserve">NIVELES MÁXIMOS </w:t>
+            </w:r>
+            <w:r>
+              <w:rPr>
+                <w:rFonts w:ascii="Segoe UI" w:hAnsi="Segoe UI" w:cs="Segoe UI"/>
+                <w:color w:val="FFFFFF" w:themeColor="background1"/>
+                <w:sz w:val="22"/>
+                <w:szCs w:val="22"/>
+              </w:rPr>
+              <w:t>PRONOSTICADOS</w:t>
+            </w:r>
+            <w:r>
+              <w:rPr>
+                <w:rFonts w:ascii="Segoe UI" w:hAnsi="Segoe UI" w:cs="Segoe UI"/>
+                <w:color w:val="FFFFFF" w:themeColor="background1"/>
+                <w:sz w:val="22"/>
+                <w:szCs w:val="22"/>
+              </w:rPr>
+              <w:t xml:space="preserve"> PARA LOS PRÓXIMOS DIAS</w:t>
             </w:r>
           </w:p>
         </w:tc>
@@ -3331,7 +3540,7 @@
       </w:tr>
       <w:tr>
         <w:trPr>
-          <w:trHeight w:val="1541"/>
+          <w:trHeight w:val="1807"/>
         </w:trPr>
         <w:tc>
           <w:tcPr>
@@ -3433,6 +3642,7 @@
         </w:tc>
       </w:tr>
     </w:tbl>
+    <w:p/>
     <w:p>
       <w:pPr>
         <w:pStyle w:val="Heading1"/>
@@ -4019,6 +4229,14 @@
                 <w:szCs w:val="22"/>
               </w:rPr>
             </w:pPr>
+            <w:r>
+              <w:rPr>
+                <w:rFonts w:ascii="Segoe UI" w:hAnsi="Segoe UI" w:cs="Segoe UI"/>
+                <w:sz w:val="22"/>
+                <w:szCs w:val="22"/>
+              </w:rPr>
+              <w:t>-</w:t>
+            </w:r>
           </w:p>
         </w:tc>
       </w:tr>
@@ -4064,6 +4282,7 @@
                 <w:szCs w:val="22"/>
               </w:rPr>
             </w:pPr>
+            <w:proofErr w:type="gramStart"/>
             <w:r>
               <w:rPr>
                 <w:rFonts w:ascii="Segoe UI" w:hAnsi="Segoe UI" w:cs="Segoe UI"/>
@@ -4078,7 +4297,16 @@
                 <w:sz w:val="22"/>
                 <w:szCs w:val="22"/>
               </w:rPr>
-              <w:t>nivel_actual_</w:t>
+              <w:t>nivel</w:t>
+            </w:r>
+            <w:proofErr w:type="gramEnd"/>
+            <w:r>
+              <w:rPr>
+                <w:rFonts w:ascii="Segoe UI" w:hAnsi="Segoe UI" w:cs="Segoe UI"/>
+                <w:sz w:val="22"/>
+                <w:szCs w:val="22"/>
+              </w:rPr>
+              <w:t>_actual_</w:t>
             </w:r>
             <w:r>
               <w:rPr>
@@ -4105,6 +4333,7 @@
                 <w:szCs w:val="22"/>
               </w:rPr>
             </w:pPr>
+            <w:proofErr w:type="gramStart"/>
             <w:r>
               <w:rPr>
                 <w:rFonts w:ascii="Segoe UI" w:hAnsi="Segoe UI" w:cs="Segoe UI"/>
@@ -4113,6 +4342,7 @@
               </w:rPr>
               <w:t>{{ tasa</w:t>
             </w:r>
+            <w:proofErr w:type="gramEnd"/>
             <w:r>
               <w:rPr>
                 <w:rFonts w:ascii="Segoe UI" w:hAnsi="Segoe UI" w:cs="Segoe UI"/>
@@ -4121,13 +4351,23 @@
               </w:rPr>
               <w:t>_</w:t>
             </w:r>
-            <w:r>
-              <w:rPr>
-                <w:rFonts w:ascii="Segoe UI" w:hAnsi="Segoe UI" w:cs="Segoe UI"/>
-                <w:sz w:val="22"/>
-                <w:szCs w:val="22"/>
-              </w:rPr>
-              <w:t xml:space="preserve">catalan }} </w:t>
+            <w:proofErr w:type="gramStart"/>
+            <w:r>
+              <w:rPr>
+                <w:rFonts w:ascii="Segoe UI" w:hAnsi="Segoe UI" w:cs="Segoe UI"/>
+                <w:sz w:val="22"/>
+                <w:szCs w:val="22"/>
+              </w:rPr>
+              <w:t>catalan }</w:t>
+            </w:r>
+            <w:proofErr w:type="gramEnd"/>
+            <w:r>
+              <w:rPr>
+                <w:rFonts w:ascii="Segoe UI" w:hAnsi="Segoe UI" w:cs="Segoe UI"/>
+                <w:sz w:val="22"/>
+                <w:szCs w:val="22"/>
+              </w:rPr>
+              <w:t xml:space="preserve">} </w:t>
             </w:r>
           </w:p>
         </w:tc>
@@ -4147,6 +4387,7 @@
                 <w:szCs w:val="22"/>
               </w:rPr>
             </w:pPr>
+            <w:proofErr w:type="gramStart"/>
             <w:r>
               <w:rPr>
                 <w:rFonts w:ascii="Segoe UI" w:hAnsi="Segoe UI" w:cs="Segoe UI"/>
@@ -4161,15 +4402,34 @@
                 <w:sz w:val="22"/>
                 <w:szCs w:val="22"/>
               </w:rPr>
-              <w:t>tendencia_</w:t>
-            </w:r>
-            <w:r>
-              <w:rPr>
-                <w:rFonts w:ascii="Segoe UI" w:hAnsi="Segoe UI" w:cs="Segoe UI"/>
-                <w:sz w:val="22"/>
-                <w:szCs w:val="22"/>
-              </w:rPr>
-              <w:t xml:space="preserve">catalan }} </w:t>
+              <w:t>tendencia</w:t>
+            </w:r>
+            <w:proofErr w:type="gramEnd"/>
+            <w:r>
+              <w:rPr>
+                <w:rFonts w:ascii="Segoe UI" w:hAnsi="Segoe UI" w:cs="Segoe UI"/>
+                <w:sz w:val="22"/>
+                <w:szCs w:val="22"/>
+              </w:rPr>
+              <w:t>_</w:t>
+            </w:r>
+            <w:proofErr w:type="gramStart"/>
+            <w:r>
+              <w:rPr>
+                <w:rFonts w:ascii="Segoe UI" w:hAnsi="Segoe UI" w:cs="Segoe UI"/>
+                <w:sz w:val="22"/>
+                <w:szCs w:val="22"/>
+              </w:rPr>
+              <w:t>catalan }</w:t>
+            </w:r>
+            <w:proofErr w:type="gramEnd"/>
+            <w:r>
+              <w:rPr>
+                <w:rFonts w:ascii="Segoe UI" w:hAnsi="Segoe UI" w:cs="Segoe UI"/>
+                <w:sz w:val="22"/>
+                <w:szCs w:val="22"/>
+              </w:rPr>
+              <w:t xml:space="preserve">} </w:t>
             </w:r>
           </w:p>
         </w:tc>
@@ -4188,6 +4448,14 @@
                 <w:szCs w:val="22"/>
               </w:rPr>
             </w:pPr>
+            <w:r>
+              <w:rPr>
+                <w:rFonts w:ascii="Segoe UI" w:hAnsi="Segoe UI" w:cs="Segoe UI"/>
+                <w:sz w:val="22"/>
+                <w:szCs w:val="22"/>
+              </w:rPr>
+              <w:t>-</w:t>
+            </w:r>
           </w:p>
         </w:tc>
       </w:tr>
@@ -4233,6 +4501,7 @@
                 <w:szCs w:val="22"/>
               </w:rPr>
             </w:pPr>
+            <w:proofErr w:type="gramStart"/>
             <w:r>
               <w:rPr>
                 <w:rFonts w:ascii="Segoe UI" w:hAnsi="Segoe UI" w:cs="Segoe UI"/>
@@ -4247,7 +4516,16 @@
                 <w:sz w:val="22"/>
                 <w:szCs w:val="22"/>
               </w:rPr>
-              <w:t>nivel_actual_</w:t>
+              <w:t>nivel</w:t>
+            </w:r>
+            <w:proofErr w:type="gramEnd"/>
+            <w:r>
+              <w:rPr>
+                <w:rFonts w:ascii="Segoe UI" w:hAnsi="Segoe UI" w:cs="Segoe UI"/>
+                <w:sz w:val="22"/>
+                <w:szCs w:val="22"/>
+              </w:rPr>
+              <w:t>_actual_</w:t>
             </w:r>
             <w:r>
               <w:rPr>
@@ -4274,6 +4552,7 @@
                 <w:szCs w:val="22"/>
               </w:rPr>
             </w:pPr>
+            <w:proofErr w:type="gramStart"/>
             <w:r>
               <w:rPr>
                 <w:rFonts w:ascii="Segoe UI" w:hAnsi="Segoe UI" w:cs="Segoe UI"/>
@@ -4282,6 +4561,7 @@
               </w:rPr>
               <w:t>{{ tasa</w:t>
             </w:r>
+            <w:proofErr w:type="gramEnd"/>
             <w:r>
               <w:rPr>
                 <w:rFonts w:ascii="Segoe UI" w:hAnsi="Segoe UI" w:cs="Segoe UI"/>
@@ -4316,6 +4596,7 @@
                 <w:szCs w:val="22"/>
               </w:rPr>
             </w:pPr>
+            <w:proofErr w:type="gramStart"/>
             <w:r>
               <w:rPr>
                 <w:rFonts w:ascii="Segoe UI" w:hAnsi="Segoe UI" w:cs="Segoe UI"/>
@@ -4330,7 +4611,16 @@
                 <w:sz w:val="22"/>
                 <w:szCs w:val="22"/>
               </w:rPr>
-              <w:t>tendencia_</w:t>
+              <w:t>tendencia</w:t>
+            </w:r>
+            <w:proofErr w:type="gramEnd"/>
+            <w:r>
+              <w:rPr>
+                <w:rFonts w:ascii="Segoe UI" w:hAnsi="Segoe UI" w:cs="Segoe UI"/>
+                <w:sz w:val="22"/>
+                <w:szCs w:val="22"/>
+              </w:rPr>
+              <w:t>_</w:t>
             </w:r>
             <w:r>
               <w:rPr>
@@ -4427,7 +4717,27 @@
                 <w:sz w:val="22"/>
                 <w:szCs w:val="22"/>
               </w:rPr>
-              <w:t xml:space="preserve">Las precipitaciones diarias promedio en la cuenca del río Cuareim durante los últimos días fueron las siguientes: </w:t>
+              <w:t xml:space="preserve">Los promedios de lluvia acumulada en la cuenca del río </w:t>
+            </w:r>
+            <w:r>
+              <w:rPr>
+                <w:rFonts w:ascii="Segoe UI" w:hAnsi="Segoe UI" w:cs="Segoe UI"/>
+                <w:b w:val="0"/>
+                <w:bCs w:val="0"/>
+                <w:sz w:val="22"/>
+                <w:szCs w:val="22"/>
+              </w:rPr>
+              <w:t>Cuareim</w:t>
+            </w:r>
+            <w:r>
+              <w:rPr>
+                <w:rFonts w:ascii="Segoe UI" w:hAnsi="Segoe UI" w:cs="Segoe UI"/>
+                <w:b w:val="0"/>
+                <w:bCs w:val="0"/>
+                <w:sz w:val="22"/>
+                <w:szCs w:val="22"/>
+              </w:rPr>
+              <w:t xml:space="preserve"> fueron las siguientes: </w:t>
             </w:r>
           </w:p>
           <w:p>
@@ -4450,17 +4760,72 @@
                 <w:szCs w:val="22"/>
                 <w:u w:val="single"/>
               </w:rPr>
-              <w:t>{{ fecha_emision }}:</w:t>
-            </w:r>
-            <w:r>
-              <w:rPr>
-                <w:rFonts w:ascii="Segoe UI" w:hAnsi="Segoe UI" w:cs="Segoe UI"/>
-                <w:b w:val="0"/>
-                <w:bCs w:val="0"/>
-                <w:sz w:val="22"/>
-                <w:szCs w:val="22"/>
-              </w:rPr>
-              <w:t xml:space="preserve"> {{ pobs_24_cuareim }} mm</w:t>
+              <w:t>Acumulado diario</w:t>
+            </w:r>
+            <w:r>
+              <w:rPr>
+                <w:rFonts w:ascii="Segoe UI" w:hAnsi="Segoe UI" w:cs="Segoe UI"/>
+                <w:b w:val="0"/>
+                <w:bCs w:val="0"/>
+                <w:sz w:val="22"/>
+                <w:szCs w:val="22"/>
+                <w:u w:val="single"/>
+              </w:rPr>
+              <w:t>:</w:t>
+            </w:r>
+            <w:r>
+              <w:rPr>
+                <w:rFonts w:ascii="Segoe UI" w:hAnsi="Segoe UI" w:cs="Segoe UI"/>
+                <w:b w:val="0"/>
+                <w:bCs w:val="0"/>
+                <w:sz w:val="22"/>
+                <w:szCs w:val="22"/>
+              </w:rPr>
+              <w:t xml:space="preserve"> </w:t>
+            </w:r>
+            <w:proofErr w:type="gramStart"/>
+            <w:r>
+              <w:rPr>
+                <w:rFonts w:ascii="Segoe UI" w:hAnsi="Segoe UI" w:cs="Segoe UI"/>
+                <w:b w:val="0"/>
+                <w:bCs w:val="0"/>
+                <w:sz w:val="22"/>
+                <w:szCs w:val="22"/>
+              </w:rPr>
+              <w:t>{{ pobs</w:t>
+            </w:r>
+            <w:proofErr w:type="gramEnd"/>
+            <w:r>
+              <w:rPr>
+                <w:rFonts w:ascii="Segoe UI" w:hAnsi="Segoe UI" w:cs="Segoe UI"/>
+                <w:b w:val="0"/>
+                <w:bCs w:val="0"/>
+                <w:sz w:val="22"/>
+                <w:szCs w:val="22"/>
+              </w:rPr>
+              <w:t>_24_</w:t>
+            </w:r>
+            <w:proofErr w:type="gramStart"/>
+            <w:r>
+              <w:rPr>
+                <w:rFonts w:ascii="Segoe UI" w:hAnsi="Segoe UI" w:cs="Segoe UI"/>
+                <w:b w:val="0"/>
+                <w:bCs w:val="0"/>
+                <w:sz w:val="22"/>
+                <w:szCs w:val="22"/>
+              </w:rPr>
+              <w:t>cuareim }</w:t>
+            </w:r>
+            <w:proofErr w:type="gramEnd"/>
+            <w:r>
+              <w:rPr>
+                <w:rFonts w:ascii="Segoe UI" w:hAnsi="Segoe UI" w:cs="Segoe UI"/>
+                <w:b w:val="0"/>
+                <w:bCs w:val="0"/>
+                <w:sz w:val="22"/>
+                <w:szCs w:val="22"/>
+              </w:rPr>
+              <w:t>} mm</w:t>
             </w:r>
           </w:p>
           <w:p>
@@ -4483,17 +4848,72 @@
                 <w:szCs w:val="22"/>
                 <w:u w:val="single"/>
               </w:rPr>
-              <w:t>{{ fecha_48 }}:</w:t>
-            </w:r>
-            <w:r>
-              <w:rPr>
-                <w:rFonts w:ascii="Segoe UI" w:hAnsi="Segoe UI" w:cs="Segoe UI"/>
-                <w:b w:val="0"/>
-                <w:bCs w:val="0"/>
-                <w:sz w:val="22"/>
-                <w:szCs w:val="22"/>
-              </w:rPr>
-              <w:t xml:space="preserve"> {{ pobs_48_cuareim }} mm</w:t>
+              <w:t>Acumulado 3 días</w:t>
+            </w:r>
+            <w:r>
+              <w:rPr>
+                <w:rFonts w:ascii="Segoe UI" w:hAnsi="Segoe UI" w:cs="Segoe UI"/>
+                <w:b w:val="0"/>
+                <w:bCs w:val="0"/>
+                <w:sz w:val="22"/>
+                <w:szCs w:val="22"/>
+                <w:u w:val="single"/>
+              </w:rPr>
+              <w:t>:</w:t>
+            </w:r>
+            <w:r>
+              <w:rPr>
+                <w:rFonts w:ascii="Segoe UI" w:hAnsi="Segoe UI" w:cs="Segoe UI"/>
+                <w:b w:val="0"/>
+                <w:bCs w:val="0"/>
+                <w:sz w:val="22"/>
+                <w:szCs w:val="22"/>
+              </w:rPr>
+              <w:t xml:space="preserve"> </w:t>
+            </w:r>
+            <w:proofErr w:type="gramStart"/>
+            <w:r>
+              <w:rPr>
+                <w:rFonts w:ascii="Segoe UI" w:hAnsi="Segoe UI" w:cs="Segoe UI"/>
+                <w:b w:val="0"/>
+                <w:bCs w:val="0"/>
+                <w:sz w:val="22"/>
+                <w:szCs w:val="22"/>
+              </w:rPr>
+              <w:t>{{ pobs</w:t>
+            </w:r>
+            <w:proofErr w:type="gramEnd"/>
+            <w:r>
+              <w:rPr>
+                <w:rFonts w:ascii="Segoe UI" w:hAnsi="Segoe UI" w:cs="Segoe UI"/>
+                <w:b w:val="0"/>
+                <w:bCs w:val="0"/>
+                <w:sz w:val="22"/>
+                <w:szCs w:val="22"/>
+              </w:rPr>
+              <w:t>_48_</w:t>
+            </w:r>
+            <w:proofErr w:type="gramStart"/>
+            <w:r>
+              <w:rPr>
+                <w:rFonts w:ascii="Segoe UI" w:hAnsi="Segoe UI" w:cs="Segoe UI"/>
+                <w:b w:val="0"/>
+                <w:bCs w:val="0"/>
+                <w:sz w:val="22"/>
+                <w:szCs w:val="22"/>
+              </w:rPr>
+              <w:t>cuareim }</w:t>
+            </w:r>
+            <w:proofErr w:type="gramEnd"/>
+            <w:r>
+              <w:rPr>
+                <w:rFonts w:ascii="Segoe UI" w:hAnsi="Segoe UI" w:cs="Segoe UI"/>
+                <w:b w:val="0"/>
+                <w:bCs w:val="0"/>
+                <w:sz w:val="22"/>
+                <w:szCs w:val="22"/>
+              </w:rPr>
+              <w:t>} mm</w:t>
             </w:r>
           </w:p>
           <w:p>
@@ -4509,17 +4929,72 @@
                 <w:szCs w:val="22"/>
                 <w:u w:val="single"/>
               </w:rPr>
-              <w:t>{{ fecha_72 }}:</w:t>
-            </w:r>
-            <w:r>
-              <w:rPr>
-                <w:rFonts w:ascii="Segoe UI" w:hAnsi="Segoe UI" w:cs="Segoe UI"/>
-                <w:b w:val="0"/>
-                <w:bCs w:val="0"/>
-                <w:sz w:val="22"/>
-                <w:szCs w:val="22"/>
-              </w:rPr>
-              <w:t xml:space="preserve"> {{ pobs_72_cuareim }} mm</w:t>
+              <w:t>Acumulado semanal</w:t>
+            </w:r>
+            <w:r>
+              <w:rPr>
+                <w:rFonts w:ascii="Segoe UI" w:hAnsi="Segoe UI" w:cs="Segoe UI"/>
+                <w:b w:val="0"/>
+                <w:bCs w:val="0"/>
+                <w:sz w:val="22"/>
+                <w:szCs w:val="22"/>
+                <w:u w:val="single"/>
+              </w:rPr>
+              <w:t>:</w:t>
+            </w:r>
+            <w:r>
+              <w:rPr>
+                <w:rFonts w:ascii="Segoe UI" w:hAnsi="Segoe UI" w:cs="Segoe UI"/>
+                <w:b w:val="0"/>
+                <w:bCs w:val="0"/>
+                <w:sz w:val="22"/>
+                <w:szCs w:val="22"/>
+              </w:rPr>
+              <w:t xml:space="preserve"> </w:t>
+            </w:r>
+            <w:proofErr w:type="gramStart"/>
+            <w:r>
+              <w:rPr>
+                <w:rFonts w:ascii="Segoe UI" w:hAnsi="Segoe UI" w:cs="Segoe UI"/>
+                <w:b w:val="0"/>
+                <w:bCs w:val="0"/>
+                <w:sz w:val="22"/>
+                <w:szCs w:val="22"/>
+              </w:rPr>
+              <w:t>{{ pobs</w:t>
+            </w:r>
+            <w:proofErr w:type="gramEnd"/>
+            <w:r>
+              <w:rPr>
+                <w:rFonts w:ascii="Segoe UI" w:hAnsi="Segoe UI" w:cs="Segoe UI"/>
+                <w:b w:val="0"/>
+                <w:bCs w:val="0"/>
+                <w:sz w:val="22"/>
+                <w:szCs w:val="22"/>
+              </w:rPr>
+              <w:t>_72_</w:t>
+            </w:r>
+            <w:proofErr w:type="gramStart"/>
+            <w:r>
+              <w:rPr>
+                <w:rFonts w:ascii="Segoe UI" w:hAnsi="Segoe UI" w:cs="Segoe UI"/>
+                <w:b w:val="0"/>
+                <w:bCs w:val="0"/>
+                <w:sz w:val="22"/>
+                <w:szCs w:val="22"/>
+              </w:rPr>
+              <w:t>cuareim }</w:t>
+            </w:r>
+            <w:proofErr w:type="gramEnd"/>
+            <w:r>
+              <w:rPr>
+                <w:rFonts w:ascii="Segoe UI" w:hAnsi="Segoe UI" w:cs="Segoe UI"/>
+                <w:b w:val="0"/>
+                <w:bCs w:val="0"/>
+                <w:sz w:val="22"/>
+                <w:szCs w:val="22"/>
+              </w:rPr>
+              <w:t>} mm</w:t>
             </w:r>
           </w:p>
         </w:tc>
@@ -4583,37 +5058,47 @@
                 <w:sz w:val="22"/>
                 <w:szCs w:val="22"/>
               </w:rPr>
-              <w:t xml:space="preserve">De acuerdo con </w:t>
-            </w:r>
-            <w:r>
-              <w:rPr>
-                <w:rFonts w:ascii="Segoe UI" w:hAnsi="Segoe UI" w:cs="Segoe UI"/>
-                <w:b w:val="0"/>
-                <w:bCs w:val="0"/>
-                <w:sz w:val="22"/>
-                <w:szCs w:val="22"/>
-              </w:rPr>
-              <w:t>los</w:t>
-            </w:r>
-            <w:r>
-              <w:rPr>
-                <w:rFonts w:ascii="Segoe UI" w:hAnsi="Segoe UI" w:cs="Segoe UI"/>
-                <w:b w:val="0"/>
-                <w:bCs w:val="0"/>
-                <w:sz w:val="22"/>
-                <w:szCs w:val="22"/>
-              </w:rPr>
-              <w:t xml:space="preserve"> modelos numéricos de precipitación GFS y GEFS </w:t>
-            </w:r>
-            <w:r>
-              <w:rPr>
-                <w:rFonts w:ascii="Segoe UI" w:hAnsi="Segoe UI" w:cs="Segoe UI"/>
-                <w:b w:val="0"/>
-                <w:bCs w:val="0"/>
-                <w:sz w:val="22"/>
-                <w:szCs w:val="22"/>
-              </w:rPr>
-              <w:t>se prevé los siguientes acumulados de lluvia en la cuenca</w:t>
+              <w:t>Según los</w:t>
+            </w:r>
+            <w:r>
+              <w:rPr>
+                <w:rFonts w:ascii="Segoe UI" w:hAnsi="Segoe UI" w:cs="Segoe UI"/>
+                <w:b w:val="0"/>
+                <w:bCs w:val="0"/>
+                <w:sz w:val="22"/>
+                <w:szCs w:val="22"/>
+              </w:rPr>
+              <w:t xml:space="preserve"> modelos numéricos de </w:t>
+            </w:r>
+            <w:r>
+              <w:rPr>
+                <w:rFonts w:ascii="Segoe UI" w:hAnsi="Segoe UI" w:cs="Segoe UI"/>
+                <w:b w:val="0"/>
+                <w:bCs w:val="0"/>
+                <w:sz w:val="22"/>
+                <w:szCs w:val="22"/>
+              </w:rPr>
+              <w:t>predicción</w:t>
+            </w:r>
+            <w:r>
+              <w:rPr>
+                <w:rFonts w:ascii="Segoe UI" w:hAnsi="Segoe UI" w:cs="Segoe UI"/>
+                <w:b w:val="0"/>
+                <w:bCs w:val="0"/>
+                <w:sz w:val="22"/>
+                <w:szCs w:val="22"/>
+              </w:rPr>
+              <w:t xml:space="preserve"> GFS y GEFS</w:t>
+            </w:r>
+            <w:r>
+              <w:rPr>
+                <w:rFonts w:ascii="Segoe UI" w:hAnsi="Segoe UI" w:cs="Segoe UI"/>
+                <w:b w:val="0"/>
+                <w:bCs w:val="0"/>
+                <w:sz w:val="22"/>
+                <w:szCs w:val="22"/>
+              </w:rPr>
+              <w:t xml:space="preserve"> se prevén los siguientes acumulados de lluvia sobre la cuenca</w:t>
             </w:r>
           </w:p>
           <w:p>
@@ -4636,7 +5121,18 @@
                 <w:szCs w:val="22"/>
                 <w:u w:val="single"/>
               </w:rPr>
-              <w:t>{{ fecha_pronos_24 }}:</w:t>
+              <w:t>Próximas 24 horas (Día 1)</w:t>
+            </w:r>
+            <w:r>
+              <w:rPr>
+                <w:rFonts w:ascii="Segoe UI" w:hAnsi="Segoe UI" w:cs="Segoe UI"/>
+                <w:b w:val="0"/>
+                <w:bCs w:val="0"/>
+                <w:sz w:val="22"/>
+                <w:szCs w:val="22"/>
+                <w:u w:val="single"/>
+              </w:rPr>
+              <w:t>:</w:t>
             </w:r>
             <w:r>
               <w:rPr>
@@ -4648,16 +5144,29 @@
               </w:rPr>
               <w:t xml:space="preserve"> </w:t>
             </w:r>
-            <w:r>
-              <w:rPr>
-                <w:rFonts w:ascii="Segoe UI" w:hAnsi="Segoe UI" w:cs="Segoe UI"/>
-                <w:b w:val="0"/>
-                <w:bCs w:val="0"/>
-                <w:sz w:val="22"/>
-                <w:szCs w:val="22"/>
-              </w:rPr>
-              <w:t>{{ psim_24_</w:t>
-            </w:r>
+            <w:proofErr w:type="gramStart"/>
+            <w:r>
+              <w:rPr>
+                <w:rFonts w:ascii="Segoe UI" w:hAnsi="Segoe UI" w:cs="Segoe UI"/>
+                <w:b w:val="0"/>
+                <w:bCs w:val="0"/>
+                <w:sz w:val="22"/>
+                <w:szCs w:val="22"/>
+              </w:rPr>
+              <w:t>{{ psim</w:t>
+            </w:r>
+            <w:proofErr w:type="gramEnd"/>
+            <w:r>
+              <w:rPr>
+                <w:rFonts w:ascii="Segoe UI" w:hAnsi="Segoe UI" w:cs="Segoe UI"/>
+                <w:b w:val="0"/>
+                <w:bCs w:val="0"/>
+                <w:sz w:val="22"/>
+                <w:szCs w:val="22"/>
+              </w:rPr>
+              <w:t>_24_</w:t>
+            </w:r>
+            <w:proofErr w:type="gramStart"/>
             <w:r>
               <w:rPr>
                 <w:rFonts w:ascii="Segoe UI" w:hAnsi="Segoe UI" w:cs="Segoe UI"/>
@@ -4676,7 +5185,18 @@
                 <w:sz w:val="22"/>
                 <w:szCs w:val="22"/>
               </w:rPr>
-              <w:t xml:space="preserve"> }} mm</w:t>
+              <w:t xml:space="preserve"> }</w:t>
+            </w:r>
+            <w:proofErr w:type="gramEnd"/>
+            <w:r>
+              <w:rPr>
+                <w:rFonts w:ascii="Segoe UI" w:hAnsi="Segoe UI" w:cs="Segoe UI"/>
+                <w:b w:val="0"/>
+                <w:bCs w:val="0"/>
+                <w:sz w:val="22"/>
+                <w:szCs w:val="22"/>
+              </w:rPr>
+              <w:t>} mm</w:t>
             </w:r>
           </w:p>
           <w:p>
@@ -4699,7 +5219,18 @@
                 <w:szCs w:val="22"/>
                 <w:u w:val="single"/>
               </w:rPr>
-              <w:t>{{ fecha_pronos_48 }}:</w:t>
+              <w:t>Próximos 3 días (Día 1 a 3)</w:t>
+            </w:r>
+            <w:r>
+              <w:rPr>
+                <w:rFonts w:ascii="Segoe UI" w:hAnsi="Segoe UI" w:cs="Segoe UI"/>
+                <w:b w:val="0"/>
+                <w:bCs w:val="0"/>
+                <w:sz w:val="22"/>
+                <w:szCs w:val="22"/>
+                <w:u w:val="single"/>
+              </w:rPr>
+              <w:t>:</w:t>
             </w:r>
             <w:r>
               <w:rPr>
@@ -4711,16 +5242,29 @@
               </w:rPr>
               <w:t xml:space="preserve"> </w:t>
             </w:r>
-            <w:r>
-              <w:rPr>
-                <w:rFonts w:ascii="Segoe UI" w:hAnsi="Segoe UI" w:cs="Segoe UI"/>
-                <w:b w:val="0"/>
-                <w:bCs w:val="0"/>
-                <w:sz w:val="22"/>
-                <w:szCs w:val="22"/>
-              </w:rPr>
-              <w:t>{{ psim_48_</w:t>
-            </w:r>
+            <w:proofErr w:type="gramStart"/>
+            <w:r>
+              <w:rPr>
+                <w:rFonts w:ascii="Segoe UI" w:hAnsi="Segoe UI" w:cs="Segoe UI"/>
+                <w:b w:val="0"/>
+                <w:bCs w:val="0"/>
+                <w:sz w:val="22"/>
+                <w:szCs w:val="22"/>
+              </w:rPr>
+              <w:t>{{ psim</w:t>
+            </w:r>
+            <w:proofErr w:type="gramEnd"/>
+            <w:r>
+              <w:rPr>
+                <w:rFonts w:ascii="Segoe UI" w:hAnsi="Segoe UI" w:cs="Segoe UI"/>
+                <w:b w:val="0"/>
+                <w:bCs w:val="0"/>
+                <w:sz w:val="22"/>
+                <w:szCs w:val="22"/>
+              </w:rPr>
+              <w:t>_48_</w:t>
+            </w:r>
+            <w:proofErr w:type="gramStart"/>
             <w:r>
               <w:rPr>
                 <w:rFonts w:ascii="Segoe UI" w:hAnsi="Segoe UI" w:cs="Segoe UI"/>
@@ -4739,7 +5283,18 @@
                 <w:sz w:val="22"/>
                 <w:szCs w:val="22"/>
               </w:rPr>
-              <w:t xml:space="preserve"> }} mm</w:t>
+              <w:t xml:space="preserve"> }</w:t>
+            </w:r>
+            <w:proofErr w:type="gramEnd"/>
+            <w:r>
+              <w:rPr>
+                <w:rFonts w:ascii="Segoe UI" w:hAnsi="Segoe UI" w:cs="Segoe UI"/>
+                <w:b w:val="0"/>
+                <w:bCs w:val="0"/>
+                <w:sz w:val="22"/>
+                <w:szCs w:val="22"/>
+              </w:rPr>
+              <w:t>} mm</w:t>
             </w:r>
           </w:p>
           <w:p>
@@ -4762,18 +5317,52 @@
                 <w:szCs w:val="22"/>
                 <w:u w:val="single"/>
               </w:rPr>
-              <w:t>{{ fecha_pronos_72 }}:</w:t>
-            </w:r>
-            <w:r>
-              <w:rPr>
-                <w:rFonts w:ascii="Segoe UI" w:hAnsi="Segoe UI" w:cs="Segoe UI"/>
-                <w:b w:val="0"/>
-                <w:bCs w:val="0"/>
-                <w:sz w:val="22"/>
-                <w:szCs w:val="22"/>
-              </w:rPr>
-              <w:t xml:space="preserve"> {{ psim_72_</w:t>
-            </w:r>
+              <w:t>Próximos 7 días (Semanal)</w:t>
+            </w:r>
+            <w:r>
+              <w:rPr>
+                <w:rFonts w:ascii="Segoe UI" w:hAnsi="Segoe UI" w:cs="Segoe UI"/>
+                <w:b w:val="0"/>
+                <w:bCs w:val="0"/>
+                <w:sz w:val="22"/>
+                <w:szCs w:val="22"/>
+                <w:u w:val="single"/>
+              </w:rPr>
+              <w:t>:</w:t>
+            </w:r>
+            <w:r>
+              <w:rPr>
+                <w:rFonts w:ascii="Segoe UI" w:hAnsi="Segoe UI" w:cs="Segoe UI"/>
+                <w:b w:val="0"/>
+                <w:bCs w:val="0"/>
+                <w:sz w:val="22"/>
+                <w:szCs w:val="22"/>
+              </w:rPr>
+              <w:t xml:space="preserve"> </w:t>
+            </w:r>
+            <w:proofErr w:type="gramStart"/>
+            <w:r>
+              <w:rPr>
+                <w:rFonts w:ascii="Segoe UI" w:hAnsi="Segoe UI" w:cs="Segoe UI"/>
+                <w:b w:val="0"/>
+                <w:bCs w:val="0"/>
+                <w:sz w:val="22"/>
+                <w:szCs w:val="22"/>
+              </w:rPr>
+              <w:t>{{ psim</w:t>
+            </w:r>
+            <w:proofErr w:type="gramEnd"/>
+            <w:r>
+              <w:rPr>
+                <w:rFonts w:ascii="Segoe UI" w:hAnsi="Segoe UI" w:cs="Segoe UI"/>
+                <w:b w:val="0"/>
+                <w:bCs w:val="0"/>
+                <w:sz w:val="22"/>
+                <w:szCs w:val="22"/>
+              </w:rPr>
+              <w:t>_72_</w:t>
+            </w:r>
+            <w:proofErr w:type="gramStart"/>
             <w:r>
               <w:rPr>
                 <w:rFonts w:ascii="Segoe UI" w:hAnsi="Segoe UI" w:cs="Segoe UI"/>
@@ -4792,7 +5381,18 @@
                 <w:sz w:val="22"/>
                 <w:szCs w:val="22"/>
               </w:rPr>
-              <w:t xml:space="preserve"> }} mm</w:t>
+              <w:t xml:space="preserve"> }</w:t>
+            </w:r>
+            <w:proofErr w:type="gramEnd"/>
+            <w:r>
+              <w:rPr>
+                <w:rFonts w:ascii="Segoe UI" w:hAnsi="Segoe UI" w:cs="Segoe UI"/>
+                <w:b w:val="0"/>
+                <w:bCs w:val="0"/>
+                <w:sz w:val="22"/>
+                <w:szCs w:val="22"/>
+              </w:rPr>
+              <w:t>} mm</w:t>
             </w:r>
           </w:p>
         </w:tc>
@@ -4822,7 +5422,25 @@
                 <w:sz w:val="22"/>
                 <w:szCs w:val="22"/>
               </w:rPr>
-              <w:t>NIVELES MÁXIMOS APROXIMADOS PARA LOS PRÓXIMOS DIAS</w:t>
+              <w:t xml:space="preserve">NIVELES MÁXIMOS </w:t>
+            </w:r>
+            <w:r>
+              <w:rPr>
+                <w:rFonts w:ascii="Segoe UI" w:hAnsi="Segoe UI" w:cs="Segoe UI"/>
+                <w:color w:val="FFFFFF" w:themeColor="background1"/>
+                <w:sz w:val="22"/>
+                <w:szCs w:val="22"/>
+              </w:rPr>
+              <w:t>PRONOSTICADOS</w:t>
+            </w:r>
+            <w:r>
+              <w:rPr>
+                <w:rFonts w:ascii="Segoe UI" w:hAnsi="Segoe UI" w:cs="Segoe UI"/>
+                <w:color w:val="FFFFFF" w:themeColor="background1"/>
+                <w:sz w:val="22"/>
+                <w:szCs w:val="22"/>
+              </w:rPr>
+              <w:t xml:space="preserve"> PARA LOS PRÓXIMOS DIAS</w:t>
             </w:r>
           </w:p>
         </w:tc>
@@ -4966,13 +5584,23 @@
                 <w:szCs w:val="22"/>
               </w:rPr>
             </w:pPr>
-            <w:r>
-              <w:rPr>
-                <w:rFonts w:ascii="Segoe UI" w:hAnsi="Segoe UI" w:cs="Segoe UI"/>
-                <w:sz w:val="22"/>
-                <w:szCs w:val="22"/>
-              </w:rPr>
-              <w:t>{{ pronos_cuareim }}</w:t>
+            <w:proofErr w:type="gramStart"/>
+            <w:r>
+              <w:rPr>
+                <w:rFonts w:ascii="Segoe UI" w:hAnsi="Segoe UI" w:cs="Segoe UI"/>
+                <w:sz w:val="22"/>
+                <w:szCs w:val="22"/>
+              </w:rPr>
+              <w:t>{{ pronos</w:t>
+            </w:r>
+            <w:proofErr w:type="gramEnd"/>
+            <w:r>
+              <w:rPr>
+                <w:rFonts w:ascii="Segoe UI" w:hAnsi="Segoe UI" w:cs="Segoe UI"/>
+                <w:sz w:val="22"/>
+                <w:szCs w:val="22"/>
+              </w:rPr>
+              <w:t>_cuareim }}</w:t>
             </w:r>
           </w:p>
         </w:tc>
@@ -4991,13 +5619,23 @@
                 <w:szCs w:val="22"/>
               </w:rPr>
             </w:pPr>
-            <w:r>
-              <w:rPr>
-                <w:rFonts w:ascii="Segoe UI" w:hAnsi="Segoe UI" w:cs="Segoe UI"/>
-                <w:sz w:val="22"/>
-                <w:szCs w:val="22"/>
-              </w:rPr>
-              <w:t>{{ fecha_cuareim }}</w:t>
+            <w:proofErr w:type="gramStart"/>
+            <w:r>
+              <w:rPr>
+                <w:rFonts w:ascii="Segoe UI" w:hAnsi="Segoe UI" w:cs="Segoe UI"/>
+                <w:sz w:val="22"/>
+                <w:szCs w:val="22"/>
+              </w:rPr>
+              <w:t>{{ fecha</w:t>
+            </w:r>
+            <w:proofErr w:type="gramEnd"/>
+            <w:r>
+              <w:rPr>
+                <w:rFonts w:ascii="Segoe UI" w:hAnsi="Segoe UI" w:cs="Segoe UI"/>
+                <w:sz w:val="22"/>
+                <w:szCs w:val="22"/>
+              </w:rPr>
+              <w:t>_cuareim }}</w:t>
             </w:r>
           </w:p>
         </w:tc>
@@ -5046,13 +5684,23 @@
                 <w:szCs w:val="22"/>
               </w:rPr>
             </w:pPr>
-            <w:r>
-              <w:rPr>
-                <w:rFonts w:ascii="Segoe UI" w:hAnsi="Segoe UI" w:cs="Segoe UI"/>
-                <w:sz w:val="22"/>
-                <w:szCs w:val="22"/>
-              </w:rPr>
-              <w:t>{{ pronos_catalan }}</w:t>
+            <w:proofErr w:type="gramStart"/>
+            <w:r>
+              <w:rPr>
+                <w:rFonts w:ascii="Segoe UI" w:hAnsi="Segoe UI" w:cs="Segoe UI"/>
+                <w:sz w:val="22"/>
+                <w:szCs w:val="22"/>
+              </w:rPr>
+              <w:t>{{ pronos</w:t>
+            </w:r>
+            <w:proofErr w:type="gramEnd"/>
+            <w:r>
+              <w:rPr>
+                <w:rFonts w:ascii="Segoe UI" w:hAnsi="Segoe UI" w:cs="Segoe UI"/>
+                <w:sz w:val="22"/>
+                <w:szCs w:val="22"/>
+              </w:rPr>
+              <w:t>_catalan }}</w:t>
             </w:r>
           </w:p>
         </w:tc>
@@ -5071,13 +5719,23 @@
                 <w:szCs w:val="22"/>
               </w:rPr>
             </w:pPr>
-            <w:r>
-              <w:rPr>
-                <w:rFonts w:ascii="Segoe UI" w:hAnsi="Segoe UI" w:cs="Segoe UI"/>
-                <w:sz w:val="22"/>
-                <w:szCs w:val="22"/>
-              </w:rPr>
-              <w:t>{{ fecha_catalan }}</w:t>
+            <w:proofErr w:type="gramStart"/>
+            <w:r>
+              <w:rPr>
+                <w:rFonts w:ascii="Segoe UI" w:hAnsi="Segoe UI" w:cs="Segoe UI"/>
+                <w:sz w:val="22"/>
+                <w:szCs w:val="22"/>
+              </w:rPr>
+              <w:t>{{ fecha</w:t>
+            </w:r>
+            <w:proofErr w:type="gramEnd"/>
+            <w:r>
+              <w:rPr>
+                <w:rFonts w:ascii="Segoe UI" w:hAnsi="Segoe UI" w:cs="Segoe UI"/>
+                <w:sz w:val="22"/>
+                <w:szCs w:val="22"/>
+              </w:rPr>
+              <w:t>_catalan }}</w:t>
             </w:r>
           </w:p>
         </w:tc>
@@ -5126,13 +5784,23 @@
                 <w:szCs w:val="22"/>
               </w:rPr>
             </w:pPr>
-            <w:r>
-              <w:rPr>
-                <w:rFonts w:ascii="Segoe UI" w:hAnsi="Segoe UI" w:cs="Segoe UI"/>
-                <w:sz w:val="22"/>
-                <w:szCs w:val="22"/>
-              </w:rPr>
-              <w:t>{{ pronos_artigas }}</w:t>
+            <w:proofErr w:type="gramStart"/>
+            <w:r>
+              <w:rPr>
+                <w:rFonts w:ascii="Segoe UI" w:hAnsi="Segoe UI" w:cs="Segoe UI"/>
+                <w:sz w:val="22"/>
+                <w:szCs w:val="22"/>
+              </w:rPr>
+              <w:t>{{ pronos</w:t>
+            </w:r>
+            <w:proofErr w:type="gramEnd"/>
+            <w:r>
+              <w:rPr>
+                <w:rFonts w:ascii="Segoe UI" w:hAnsi="Segoe UI" w:cs="Segoe UI"/>
+                <w:sz w:val="22"/>
+                <w:szCs w:val="22"/>
+              </w:rPr>
+              <w:t>_artigas }}</w:t>
             </w:r>
           </w:p>
         </w:tc>
@@ -5151,13 +5819,23 @@
                 <w:szCs w:val="22"/>
               </w:rPr>
             </w:pPr>
-            <w:r>
-              <w:rPr>
-                <w:rFonts w:ascii="Segoe UI" w:hAnsi="Segoe UI" w:cs="Segoe UI"/>
-                <w:sz w:val="22"/>
-                <w:szCs w:val="22"/>
-              </w:rPr>
-              <w:t>{{ fecha_artigas }}</w:t>
+            <w:proofErr w:type="gramStart"/>
+            <w:r>
+              <w:rPr>
+                <w:rFonts w:ascii="Segoe UI" w:hAnsi="Segoe UI" w:cs="Segoe UI"/>
+                <w:sz w:val="22"/>
+                <w:szCs w:val="22"/>
+              </w:rPr>
+              <w:t>{{ fecha</w:t>
+            </w:r>
+            <w:proofErr w:type="gramEnd"/>
+            <w:r>
+              <w:rPr>
+                <w:rFonts w:ascii="Segoe UI" w:hAnsi="Segoe UI" w:cs="Segoe UI"/>
+                <w:sz w:val="22"/>
+                <w:szCs w:val="22"/>
+              </w:rPr>
+              <w:t>_artigas }}</w:t>
             </w:r>
           </w:p>
         </w:tc>
@@ -5223,6 +5901,7 @@
                 <w:lang w:val="en-US"/>
               </w:rPr>
             </w:pPr>
+            <w:proofErr w:type="gramStart"/>
             <w:r>
               <w:rPr>
                 <w:rFonts w:ascii="Segoe UI" w:hAnsi="Segoe UI" w:cs="Segoe UI"/>
@@ -5232,8 +5911,9 @@
                 <w:szCs w:val="22"/>
                 <w:lang w:val="en-US"/>
               </w:rPr>
-              <w:t>{{ diagnostico_</w:t>
-            </w:r>
+              <w:t>{{ diagnostico</w:t>
+            </w:r>
+            <w:proofErr w:type="gramEnd"/>
             <w:r>
               <w:rPr>
                 <w:rFonts w:ascii="Segoe UI" w:hAnsi="Segoe UI" w:cs="Segoe UI"/>
@@ -5243,6 +5923,18 @@
                 <w:szCs w:val="22"/>
                 <w:lang w:val="en-US"/>
               </w:rPr>
+              <w:t>_</w:t>
+            </w:r>
+            <w:proofErr w:type="gramStart"/>
+            <w:r>
+              <w:rPr>
+                <w:rFonts w:ascii="Segoe UI" w:hAnsi="Segoe UI" w:cs="Segoe UI"/>
+                <w:b w:val="0"/>
+                <w:bCs w:val="0"/>
+                <w:sz w:val="22"/>
+                <w:szCs w:val="22"/>
+                <w:lang w:val="en-US"/>
+              </w:rPr>
               <w:t>cuareim</w:t>
             </w:r>
             <w:r>
@@ -5254,7 +5946,19 @@
                 <w:szCs w:val="22"/>
                 <w:lang w:val="en-US"/>
               </w:rPr>
-              <w:t xml:space="preserve"> }}</w:t>
+              <w:t xml:space="preserve"> }</w:t>
+            </w:r>
+            <w:proofErr w:type="gramEnd"/>
+            <w:r>
+              <w:rPr>
+                <w:rFonts w:ascii="Segoe UI" w:hAnsi="Segoe UI" w:cs="Segoe UI"/>
+                <w:b w:val="0"/>
+                <w:bCs w:val="0"/>
+                <w:sz w:val="22"/>
+                <w:szCs w:val="22"/>
+                <w:lang w:val="en-US"/>
+              </w:rPr>
+              <w:t>}</w:t>
             </w:r>
           </w:p>
           <w:p>
@@ -5324,6 +6028,7 @@
                 <w:lang w:val="en-US"/>
               </w:rPr>
             </w:pPr>
+            <w:proofErr w:type="gramStart"/>
             <w:r>
               <w:rPr>
                 <w:rFonts w:ascii="Segoe UI" w:hAnsi="Segoe UI" w:cs="Segoe UI"/>
@@ -5333,7 +6038,19 @@
                 <w:szCs w:val="22"/>
                 <w:lang w:val="en-US"/>
               </w:rPr>
-              <w:t>{{ recomendacion_</w:t>
+              <w:t>{{ recomendacion</w:t>
+            </w:r>
+            <w:proofErr w:type="gramEnd"/>
+            <w:r>
+              <w:rPr>
+                <w:rFonts w:ascii="Segoe UI" w:hAnsi="Segoe UI" w:cs="Segoe UI"/>
+                <w:b w:val="0"/>
+                <w:bCs w:val="0"/>
+                <w:sz w:val="22"/>
+                <w:szCs w:val="22"/>
+                <w:lang w:val="en-US"/>
+              </w:rPr>
+              <w:t>_</w:t>
             </w:r>
             <w:r>
               <w:rPr>
@@ -5823,13 +6540,23 @@
                 <w:szCs w:val="22"/>
               </w:rPr>
             </w:pPr>
-            <w:r>
-              <w:rPr>
-                <w:rFonts w:ascii="Segoe UI" w:hAnsi="Segoe UI" w:cs="Segoe UI"/>
-                <w:sz w:val="22"/>
-                <w:szCs w:val="22"/>
-              </w:rPr>
-              <w:t>{{ nivel_actual_fmarcos }}</w:t>
+            <w:proofErr w:type="gramStart"/>
+            <w:r>
+              <w:rPr>
+                <w:rFonts w:ascii="Segoe UI" w:hAnsi="Segoe UI" w:cs="Segoe UI"/>
+                <w:sz w:val="22"/>
+                <w:szCs w:val="22"/>
+              </w:rPr>
+              <w:t>{{ nivel</w:t>
+            </w:r>
+            <w:proofErr w:type="gramEnd"/>
+            <w:r>
+              <w:rPr>
+                <w:rFonts w:ascii="Segoe UI" w:hAnsi="Segoe UI" w:cs="Segoe UI"/>
+                <w:sz w:val="22"/>
+                <w:szCs w:val="22"/>
+              </w:rPr>
+              <w:t>_actual_fmarcos }}</w:t>
             </w:r>
           </w:p>
         </w:tc>
@@ -5848,13 +6575,23 @@
                 <w:szCs w:val="22"/>
               </w:rPr>
             </w:pPr>
-            <w:r>
-              <w:rPr>
-                <w:rFonts w:ascii="Segoe UI" w:hAnsi="Segoe UI" w:cs="Segoe UI"/>
-                <w:sz w:val="22"/>
-                <w:szCs w:val="22"/>
-              </w:rPr>
-              <w:t>{{ tasa_fmarcos }}</w:t>
+            <w:proofErr w:type="gramStart"/>
+            <w:r>
+              <w:rPr>
+                <w:rFonts w:ascii="Segoe UI" w:hAnsi="Segoe UI" w:cs="Segoe UI"/>
+                <w:sz w:val="22"/>
+                <w:szCs w:val="22"/>
+              </w:rPr>
+              <w:t>{{ tasa</w:t>
+            </w:r>
+            <w:proofErr w:type="gramEnd"/>
+            <w:r>
+              <w:rPr>
+                <w:rFonts w:ascii="Segoe UI" w:hAnsi="Segoe UI" w:cs="Segoe UI"/>
+                <w:sz w:val="22"/>
+                <w:szCs w:val="22"/>
+              </w:rPr>
+              <w:t>_fmarcos }}</w:t>
             </w:r>
           </w:p>
         </w:tc>
@@ -5873,13 +6610,23 @@
                 <w:szCs w:val="22"/>
               </w:rPr>
             </w:pPr>
-            <w:r>
-              <w:rPr>
-                <w:rFonts w:ascii="Segoe UI" w:hAnsi="Segoe UI" w:cs="Segoe UI"/>
-                <w:sz w:val="22"/>
-                <w:szCs w:val="22"/>
-              </w:rPr>
-              <w:t>{{ tendencia_fmarcos }}</w:t>
+            <w:proofErr w:type="gramStart"/>
+            <w:r>
+              <w:rPr>
+                <w:rFonts w:ascii="Segoe UI" w:hAnsi="Segoe UI" w:cs="Segoe UI"/>
+                <w:sz w:val="22"/>
+                <w:szCs w:val="22"/>
+              </w:rPr>
+              <w:t>{{ tendencia</w:t>
+            </w:r>
+            <w:proofErr w:type="gramEnd"/>
+            <w:r>
+              <w:rPr>
+                <w:rFonts w:ascii="Segoe UI" w:hAnsi="Segoe UI" w:cs="Segoe UI"/>
+                <w:sz w:val="22"/>
+                <w:szCs w:val="22"/>
+              </w:rPr>
+              <w:t>_fmarcos }}</w:t>
             </w:r>
           </w:p>
         </w:tc>
@@ -5898,6 +6645,14 @@
                 <w:szCs w:val="22"/>
               </w:rPr>
             </w:pPr>
+            <w:r>
+              <w:rPr>
+                <w:rFonts w:ascii="Segoe UI" w:hAnsi="Segoe UI" w:cs="Segoe UI"/>
+                <w:sz w:val="22"/>
+                <w:szCs w:val="22"/>
+              </w:rPr>
+              <w:t>-</w:t>
+            </w:r>
           </w:p>
         </w:tc>
       </w:tr>
@@ -5943,13 +6698,23 @@
                 <w:szCs w:val="22"/>
               </w:rPr>
             </w:pPr>
-            <w:r>
-              <w:rPr>
-                <w:rFonts w:ascii="Segoe UI" w:hAnsi="Segoe UI" w:cs="Segoe UI"/>
-                <w:sz w:val="22"/>
-                <w:szCs w:val="22"/>
-              </w:rPr>
-              <w:t>{{ nivel_actual_pache }}</w:t>
+            <w:proofErr w:type="gramStart"/>
+            <w:r>
+              <w:rPr>
+                <w:rFonts w:ascii="Segoe UI" w:hAnsi="Segoe UI" w:cs="Segoe UI"/>
+                <w:sz w:val="22"/>
+                <w:szCs w:val="22"/>
+              </w:rPr>
+              <w:t>{{ nivel</w:t>
+            </w:r>
+            <w:proofErr w:type="gramEnd"/>
+            <w:r>
+              <w:rPr>
+                <w:rFonts w:ascii="Segoe UI" w:hAnsi="Segoe UI" w:cs="Segoe UI"/>
+                <w:sz w:val="22"/>
+                <w:szCs w:val="22"/>
+              </w:rPr>
+              <w:t>_actual_pache }}</w:t>
             </w:r>
           </w:p>
         </w:tc>
@@ -5968,13 +6733,23 @@
                 <w:szCs w:val="22"/>
               </w:rPr>
             </w:pPr>
-            <w:r>
-              <w:rPr>
-                <w:rFonts w:ascii="Segoe UI" w:hAnsi="Segoe UI" w:cs="Segoe UI"/>
-                <w:sz w:val="22"/>
-                <w:szCs w:val="22"/>
-              </w:rPr>
-              <w:t>{{ tasa_pache }}</w:t>
+            <w:proofErr w:type="gramStart"/>
+            <w:r>
+              <w:rPr>
+                <w:rFonts w:ascii="Segoe UI" w:hAnsi="Segoe UI" w:cs="Segoe UI"/>
+                <w:sz w:val="22"/>
+                <w:szCs w:val="22"/>
+              </w:rPr>
+              <w:t>{{ tasa</w:t>
+            </w:r>
+            <w:proofErr w:type="gramEnd"/>
+            <w:r>
+              <w:rPr>
+                <w:rFonts w:ascii="Segoe UI" w:hAnsi="Segoe UI" w:cs="Segoe UI"/>
+                <w:sz w:val="22"/>
+                <w:szCs w:val="22"/>
+              </w:rPr>
+              <w:t>_pache }}</w:t>
             </w:r>
           </w:p>
         </w:tc>
@@ -5993,13 +6768,23 @@
                 <w:szCs w:val="22"/>
               </w:rPr>
             </w:pPr>
-            <w:r>
-              <w:rPr>
-                <w:rFonts w:ascii="Segoe UI" w:hAnsi="Segoe UI" w:cs="Segoe UI"/>
-                <w:sz w:val="22"/>
-                <w:szCs w:val="22"/>
-              </w:rPr>
-              <w:t>{{ tendencia_pache }}</w:t>
+            <w:proofErr w:type="gramStart"/>
+            <w:r>
+              <w:rPr>
+                <w:rFonts w:ascii="Segoe UI" w:hAnsi="Segoe UI" w:cs="Segoe UI"/>
+                <w:sz w:val="22"/>
+                <w:szCs w:val="22"/>
+              </w:rPr>
+              <w:t>{{ tendencia</w:t>
+            </w:r>
+            <w:proofErr w:type="gramEnd"/>
+            <w:r>
+              <w:rPr>
+                <w:rFonts w:ascii="Segoe UI" w:hAnsi="Segoe UI" w:cs="Segoe UI"/>
+                <w:sz w:val="22"/>
+                <w:szCs w:val="22"/>
+              </w:rPr>
+              <w:t>_pache }}</w:t>
             </w:r>
           </w:p>
         </w:tc>
@@ -6018,6 +6803,14 @@
                 <w:szCs w:val="22"/>
               </w:rPr>
             </w:pPr>
+            <w:r>
+              <w:rPr>
+                <w:rFonts w:ascii="Segoe UI" w:hAnsi="Segoe UI" w:cs="Segoe UI"/>
+                <w:sz w:val="22"/>
+                <w:szCs w:val="22"/>
+              </w:rPr>
+              <w:t>-</w:t>
+            </w:r>
           </w:p>
         </w:tc>
       </w:tr>
@@ -6062,13 +6855,23 @@
                 <w:szCs w:val="22"/>
               </w:rPr>
             </w:pPr>
-            <w:r>
-              <w:rPr>
-                <w:rFonts w:ascii="Segoe UI" w:hAnsi="Segoe UI" w:cs="Segoe UI"/>
-                <w:sz w:val="22"/>
-                <w:szCs w:val="22"/>
-              </w:rPr>
-              <w:t>{{ nivel_actual_</w:t>
+            <w:proofErr w:type="gramStart"/>
+            <w:r>
+              <w:rPr>
+                <w:rFonts w:ascii="Segoe UI" w:hAnsi="Segoe UI" w:cs="Segoe UI"/>
+                <w:sz w:val="22"/>
+                <w:szCs w:val="22"/>
+              </w:rPr>
+              <w:t>{{ nivel</w:t>
+            </w:r>
+            <w:proofErr w:type="gramEnd"/>
+            <w:r>
+              <w:rPr>
+                <w:rFonts w:ascii="Segoe UI" w:hAnsi="Segoe UI" w:cs="Segoe UI"/>
+                <w:sz w:val="22"/>
+                <w:szCs w:val="22"/>
+              </w:rPr>
+              <w:t>_actual_</w:t>
             </w:r>
             <w:r>
               <w:rPr>
@@ -6102,13 +6905,23 @@
                 <w:szCs w:val="22"/>
               </w:rPr>
             </w:pPr>
-            <w:r>
-              <w:rPr>
-                <w:rFonts w:ascii="Segoe UI" w:hAnsi="Segoe UI" w:cs="Segoe UI"/>
-                <w:sz w:val="22"/>
-                <w:szCs w:val="22"/>
-              </w:rPr>
-              <w:t>{{ tasa_</w:t>
+            <w:proofErr w:type="gramStart"/>
+            <w:r>
+              <w:rPr>
+                <w:rFonts w:ascii="Segoe UI" w:hAnsi="Segoe UI" w:cs="Segoe UI"/>
+                <w:sz w:val="22"/>
+                <w:szCs w:val="22"/>
+              </w:rPr>
+              <w:t>{{ tasa</w:t>
+            </w:r>
+            <w:proofErr w:type="gramEnd"/>
+            <w:r>
+              <w:rPr>
+                <w:rFonts w:ascii="Segoe UI" w:hAnsi="Segoe UI" w:cs="Segoe UI"/>
+                <w:sz w:val="22"/>
+                <w:szCs w:val="22"/>
+              </w:rPr>
+              <w:t>_</w:t>
             </w:r>
             <w:r>
               <w:rPr>
@@ -6143,13 +6956,23 @@
                 <w:szCs w:val="22"/>
               </w:rPr>
             </w:pPr>
-            <w:r>
-              <w:rPr>
-                <w:rFonts w:ascii="Segoe UI" w:hAnsi="Segoe UI" w:cs="Segoe UI"/>
-                <w:sz w:val="22"/>
-                <w:szCs w:val="22"/>
-              </w:rPr>
-              <w:t>{{ tendencia_</w:t>
+            <w:proofErr w:type="gramStart"/>
+            <w:r>
+              <w:rPr>
+                <w:rFonts w:ascii="Segoe UI" w:hAnsi="Segoe UI" w:cs="Segoe UI"/>
+                <w:sz w:val="22"/>
+                <w:szCs w:val="22"/>
+              </w:rPr>
+              <w:t>{{ tendencia</w:t>
+            </w:r>
+            <w:proofErr w:type="gramEnd"/>
+            <w:r>
+              <w:rPr>
+                <w:rFonts w:ascii="Segoe UI" w:hAnsi="Segoe UI" w:cs="Segoe UI"/>
+                <w:sz w:val="22"/>
+                <w:szCs w:val="22"/>
+              </w:rPr>
+              <w:t>_</w:t>
             </w:r>
             <w:r>
               <w:rPr>
@@ -6237,13 +7060,23 @@
                 <w:szCs w:val="22"/>
               </w:rPr>
             </w:pPr>
-            <w:r>
-              <w:rPr>
-                <w:rFonts w:ascii="Segoe UI" w:hAnsi="Segoe UI" w:cs="Segoe UI"/>
-                <w:sz w:val="22"/>
-                <w:szCs w:val="22"/>
-              </w:rPr>
-              <w:t>{{ nivel_actual_florida }}</w:t>
+            <w:proofErr w:type="gramStart"/>
+            <w:r>
+              <w:rPr>
+                <w:rFonts w:ascii="Segoe UI" w:hAnsi="Segoe UI" w:cs="Segoe UI"/>
+                <w:sz w:val="22"/>
+                <w:szCs w:val="22"/>
+              </w:rPr>
+              <w:t>{{ nivel</w:t>
+            </w:r>
+            <w:proofErr w:type="gramEnd"/>
+            <w:r>
+              <w:rPr>
+                <w:rFonts w:ascii="Segoe UI" w:hAnsi="Segoe UI" w:cs="Segoe UI"/>
+                <w:sz w:val="22"/>
+                <w:szCs w:val="22"/>
+              </w:rPr>
+              <w:t>_actual_florida }}</w:t>
             </w:r>
           </w:p>
         </w:tc>
@@ -6262,13 +7095,23 @@
                 <w:szCs w:val="22"/>
               </w:rPr>
             </w:pPr>
-            <w:r>
-              <w:rPr>
-                <w:rFonts w:ascii="Segoe UI" w:hAnsi="Segoe UI" w:cs="Segoe UI"/>
-                <w:sz w:val="22"/>
-                <w:szCs w:val="22"/>
-              </w:rPr>
-              <w:t>{{ tasa_florida }}</w:t>
+            <w:proofErr w:type="gramStart"/>
+            <w:r>
+              <w:rPr>
+                <w:rFonts w:ascii="Segoe UI" w:hAnsi="Segoe UI" w:cs="Segoe UI"/>
+                <w:sz w:val="22"/>
+                <w:szCs w:val="22"/>
+              </w:rPr>
+              <w:t>{{ tasa</w:t>
+            </w:r>
+            <w:proofErr w:type="gramEnd"/>
+            <w:r>
+              <w:rPr>
+                <w:rFonts w:ascii="Segoe UI" w:hAnsi="Segoe UI" w:cs="Segoe UI"/>
+                <w:sz w:val="22"/>
+                <w:szCs w:val="22"/>
+              </w:rPr>
+              <w:t>_florida }}</w:t>
             </w:r>
           </w:p>
         </w:tc>
@@ -6287,13 +7130,23 @@
                 <w:szCs w:val="22"/>
               </w:rPr>
             </w:pPr>
-            <w:r>
-              <w:rPr>
-                <w:rFonts w:ascii="Segoe UI" w:hAnsi="Segoe UI" w:cs="Segoe UI"/>
-                <w:sz w:val="22"/>
-                <w:szCs w:val="22"/>
-              </w:rPr>
-              <w:t>{{ tendencia_florida }}</w:t>
+            <w:proofErr w:type="gramStart"/>
+            <w:r>
+              <w:rPr>
+                <w:rFonts w:ascii="Segoe UI" w:hAnsi="Segoe UI" w:cs="Segoe UI"/>
+                <w:sz w:val="22"/>
+                <w:szCs w:val="22"/>
+              </w:rPr>
+              <w:t>{{ tendencia</w:t>
+            </w:r>
+            <w:proofErr w:type="gramEnd"/>
+            <w:r>
+              <w:rPr>
+                <w:rFonts w:ascii="Segoe UI" w:hAnsi="Segoe UI" w:cs="Segoe UI"/>
+                <w:sz w:val="22"/>
+                <w:szCs w:val="22"/>
+              </w:rPr>
+              <w:t>_florida }}</w:t>
             </w:r>
           </w:p>
         </w:tc>
@@ -6312,6 +7165,14 @@
                 <w:szCs w:val="22"/>
               </w:rPr>
             </w:pPr>
+            <w:r>
+              <w:rPr>
+                <w:rFonts w:ascii="Segoe UI" w:hAnsi="Segoe UI" w:cs="Segoe UI"/>
+                <w:sz w:val="22"/>
+                <w:szCs w:val="22"/>
+              </w:rPr>
+              <w:t>9.00</w:t>
+            </w:r>
           </w:p>
         </w:tc>
       </w:tr>
@@ -6357,13 +7218,23 @@
                 <w:szCs w:val="22"/>
               </w:rPr>
             </w:pPr>
-            <w:r>
-              <w:rPr>
-                <w:rFonts w:ascii="Segoe UI" w:hAnsi="Segoe UI" w:cs="Segoe UI"/>
-                <w:sz w:val="22"/>
-                <w:szCs w:val="22"/>
-              </w:rPr>
-              <w:t>{{ nivel_actual_lucia }}</w:t>
+            <w:proofErr w:type="gramStart"/>
+            <w:r>
+              <w:rPr>
+                <w:rFonts w:ascii="Segoe UI" w:hAnsi="Segoe UI" w:cs="Segoe UI"/>
+                <w:sz w:val="22"/>
+                <w:szCs w:val="22"/>
+              </w:rPr>
+              <w:t>{{ nivel</w:t>
+            </w:r>
+            <w:proofErr w:type="gramEnd"/>
+            <w:r>
+              <w:rPr>
+                <w:rFonts w:ascii="Segoe UI" w:hAnsi="Segoe UI" w:cs="Segoe UI"/>
+                <w:sz w:val="22"/>
+                <w:szCs w:val="22"/>
+              </w:rPr>
+              <w:t>_actual_lucia }}</w:t>
             </w:r>
           </w:p>
         </w:tc>
@@ -6382,13 +7253,23 @@
                 <w:szCs w:val="22"/>
               </w:rPr>
             </w:pPr>
-            <w:r>
-              <w:rPr>
-                <w:rFonts w:ascii="Segoe UI" w:hAnsi="Segoe UI" w:cs="Segoe UI"/>
-                <w:sz w:val="22"/>
-                <w:szCs w:val="22"/>
-              </w:rPr>
-              <w:t>{{ tasa_lucia }}</w:t>
+            <w:proofErr w:type="gramStart"/>
+            <w:r>
+              <w:rPr>
+                <w:rFonts w:ascii="Segoe UI" w:hAnsi="Segoe UI" w:cs="Segoe UI"/>
+                <w:sz w:val="22"/>
+                <w:szCs w:val="22"/>
+              </w:rPr>
+              <w:t>{{ tasa</w:t>
+            </w:r>
+            <w:proofErr w:type="gramEnd"/>
+            <w:r>
+              <w:rPr>
+                <w:rFonts w:ascii="Segoe UI" w:hAnsi="Segoe UI" w:cs="Segoe UI"/>
+                <w:sz w:val="22"/>
+                <w:szCs w:val="22"/>
+              </w:rPr>
+              <w:t>_lucia }}</w:t>
             </w:r>
           </w:p>
         </w:tc>
@@ -6407,13 +7288,23 @@
                 <w:szCs w:val="22"/>
               </w:rPr>
             </w:pPr>
-            <w:r>
-              <w:rPr>
-                <w:rFonts w:ascii="Segoe UI" w:hAnsi="Segoe UI" w:cs="Segoe UI"/>
-                <w:sz w:val="22"/>
-                <w:szCs w:val="22"/>
-              </w:rPr>
-              <w:t>{{ tendencia_lucia }}</w:t>
+            <w:proofErr w:type="gramStart"/>
+            <w:r>
+              <w:rPr>
+                <w:rFonts w:ascii="Segoe UI" w:hAnsi="Segoe UI" w:cs="Segoe UI"/>
+                <w:sz w:val="22"/>
+                <w:szCs w:val="22"/>
+              </w:rPr>
+              <w:t>{{ tendencia</w:t>
+            </w:r>
+            <w:proofErr w:type="gramEnd"/>
+            <w:r>
+              <w:rPr>
+                <w:rFonts w:ascii="Segoe UI" w:hAnsi="Segoe UI" w:cs="Segoe UI"/>
+                <w:sz w:val="22"/>
+                <w:szCs w:val="22"/>
+              </w:rPr>
+              <w:t>_lucia }}</w:t>
             </w:r>
           </w:p>
         </w:tc>
@@ -6502,7 +7393,27 @@
                 <w:sz w:val="22"/>
                 <w:szCs w:val="22"/>
               </w:rPr>
-              <w:t xml:space="preserve">Las precipitaciones diarias promedio en la cuenca del río </w:t>
+              <w:t>L</w:t>
+            </w:r>
+            <w:r>
+              <w:rPr>
+                <w:rFonts w:ascii="Segoe UI" w:hAnsi="Segoe UI" w:cs="Segoe UI"/>
+                <w:b w:val="0"/>
+                <w:bCs w:val="0"/>
+                <w:sz w:val="22"/>
+                <w:szCs w:val="22"/>
+              </w:rPr>
+              <w:t>os promedios de lluvia acumulada en</w:t>
+            </w:r>
+            <w:r>
+              <w:rPr>
+                <w:rFonts w:ascii="Segoe UI" w:hAnsi="Segoe UI" w:cs="Segoe UI"/>
+                <w:b w:val="0"/>
+                <w:bCs w:val="0"/>
+                <w:sz w:val="22"/>
+                <w:szCs w:val="22"/>
+              </w:rPr>
+              <w:t xml:space="preserve"> cuenca del río </w:t>
             </w:r>
             <w:r>
               <w:rPr>
@@ -6522,7 +7433,7 @@
                 <w:sz w:val="22"/>
                 <w:szCs w:val="22"/>
               </w:rPr>
-              <w:t xml:space="preserve"> durante los últimos días fueron las siguientes: </w:t>
+              <w:t xml:space="preserve"> fueron las siguientes: </w:t>
             </w:r>
           </w:p>
           <w:p>
@@ -6545,18 +7456,52 @@
                 <w:szCs w:val="22"/>
                 <w:u w:val="single"/>
               </w:rPr>
-              <w:t>{{ fecha_emision }}:</w:t>
-            </w:r>
-            <w:r>
-              <w:rPr>
-                <w:rFonts w:ascii="Segoe UI" w:hAnsi="Segoe UI" w:cs="Segoe UI"/>
-                <w:b w:val="0"/>
-                <w:bCs w:val="0"/>
-                <w:sz w:val="22"/>
-                <w:szCs w:val="22"/>
-              </w:rPr>
-              <w:t xml:space="preserve"> {{ pobs_24_</w:t>
-            </w:r>
+              <w:t>Acumulado diario</w:t>
+            </w:r>
+            <w:r>
+              <w:rPr>
+                <w:rFonts w:ascii="Segoe UI" w:hAnsi="Segoe UI" w:cs="Segoe UI"/>
+                <w:b w:val="0"/>
+                <w:bCs w:val="0"/>
+                <w:sz w:val="22"/>
+                <w:szCs w:val="22"/>
+                <w:u w:val="single"/>
+              </w:rPr>
+              <w:t>:</w:t>
+            </w:r>
+            <w:r>
+              <w:rPr>
+                <w:rFonts w:ascii="Segoe UI" w:hAnsi="Segoe UI" w:cs="Segoe UI"/>
+                <w:b w:val="0"/>
+                <w:bCs w:val="0"/>
+                <w:sz w:val="22"/>
+                <w:szCs w:val="22"/>
+              </w:rPr>
+              <w:t xml:space="preserve"> </w:t>
+            </w:r>
+            <w:proofErr w:type="gramStart"/>
+            <w:r>
+              <w:rPr>
+                <w:rFonts w:ascii="Segoe UI" w:hAnsi="Segoe UI" w:cs="Segoe UI"/>
+                <w:b w:val="0"/>
+                <w:bCs w:val="0"/>
+                <w:sz w:val="22"/>
+                <w:szCs w:val="22"/>
+              </w:rPr>
+              <w:t>{{ pobs</w:t>
+            </w:r>
+            <w:proofErr w:type="gramEnd"/>
+            <w:r>
+              <w:rPr>
+                <w:rFonts w:ascii="Segoe UI" w:hAnsi="Segoe UI" w:cs="Segoe UI"/>
+                <w:b w:val="0"/>
+                <w:bCs w:val="0"/>
+                <w:sz w:val="22"/>
+                <w:szCs w:val="22"/>
+              </w:rPr>
+              <w:t>_24_</w:t>
+            </w:r>
+            <w:proofErr w:type="gramStart"/>
             <w:r>
               <w:rPr>
                 <w:rFonts w:ascii="Segoe UI" w:hAnsi="Segoe UI" w:cs="Segoe UI"/>
@@ -6575,7 +7520,18 @@
                 <w:sz w:val="22"/>
                 <w:szCs w:val="22"/>
               </w:rPr>
-              <w:t xml:space="preserve"> }} mm</w:t>
+              <w:t xml:space="preserve"> }</w:t>
+            </w:r>
+            <w:proofErr w:type="gramEnd"/>
+            <w:r>
+              <w:rPr>
+                <w:rFonts w:ascii="Segoe UI" w:hAnsi="Segoe UI" w:cs="Segoe UI"/>
+                <w:b w:val="0"/>
+                <w:bCs w:val="0"/>
+                <w:sz w:val="22"/>
+                <w:szCs w:val="22"/>
+              </w:rPr>
+              <w:t>} mm</w:t>
             </w:r>
           </w:p>
           <w:p>
@@ -6598,18 +7554,52 @@
                 <w:szCs w:val="22"/>
                 <w:u w:val="single"/>
               </w:rPr>
-              <w:t>{{ fecha_48 }}:</w:t>
-            </w:r>
-            <w:r>
-              <w:rPr>
-                <w:rFonts w:ascii="Segoe UI" w:hAnsi="Segoe UI" w:cs="Segoe UI"/>
-                <w:b w:val="0"/>
-                <w:bCs w:val="0"/>
-                <w:sz w:val="22"/>
-                <w:szCs w:val="22"/>
-              </w:rPr>
-              <w:t xml:space="preserve"> {{ pobs_48_</w:t>
-            </w:r>
+              <w:t>Acumulado 3 días</w:t>
+            </w:r>
+            <w:r>
+              <w:rPr>
+                <w:rFonts w:ascii="Segoe UI" w:hAnsi="Segoe UI" w:cs="Segoe UI"/>
+                <w:b w:val="0"/>
+                <w:bCs w:val="0"/>
+                <w:sz w:val="22"/>
+                <w:szCs w:val="22"/>
+                <w:u w:val="single"/>
+              </w:rPr>
+              <w:t>:</w:t>
+            </w:r>
+            <w:r>
+              <w:rPr>
+                <w:rFonts w:ascii="Segoe UI" w:hAnsi="Segoe UI" w:cs="Segoe UI"/>
+                <w:b w:val="0"/>
+                <w:bCs w:val="0"/>
+                <w:sz w:val="22"/>
+                <w:szCs w:val="22"/>
+              </w:rPr>
+              <w:t xml:space="preserve"> </w:t>
+            </w:r>
+            <w:proofErr w:type="gramStart"/>
+            <w:r>
+              <w:rPr>
+                <w:rFonts w:ascii="Segoe UI" w:hAnsi="Segoe UI" w:cs="Segoe UI"/>
+                <w:b w:val="0"/>
+                <w:bCs w:val="0"/>
+                <w:sz w:val="22"/>
+                <w:szCs w:val="22"/>
+              </w:rPr>
+              <w:t>{{ pobs</w:t>
+            </w:r>
+            <w:proofErr w:type="gramEnd"/>
+            <w:r>
+              <w:rPr>
+                <w:rFonts w:ascii="Segoe UI" w:hAnsi="Segoe UI" w:cs="Segoe UI"/>
+                <w:b w:val="0"/>
+                <w:bCs w:val="0"/>
+                <w:sz w:val="22"/>
+                <w:szCs w:val="22"/>
+              </w:rPr>
+              <w:t>_48_</w:t>
+            </w:r>
+            <w:proofErr w:type="gramStart"/>
             <w:r>
               <w:rPr>
                 <w:rFonts w:ascii="Segoe UI" w:hAnsi="Segoe UI" w:cs="Segoe UI"/>
@@ -6628,7 +7618,18 @@
                 <w:sz w:val="22"/>
                 <w:szCs w:val="22"/>
               </w:rPr>
-              <w:t xml:space="preserve"> }} mm</w:t>
+              <w:t xml:space="preserve"> }</w:t>
+            </w:r>
+            <w:proofErr w:type="gramEnd"/>
+            <w:r>
+              <w:rPr>
+                <w:rFonts w:ascii="Segoe UI" w:hAnsi="Segoe UI" w:cs="Segoe UI"/>
+                <w:b w:val="0"/>
+                <w:bCs w:val="0"/>
+                <w:sz w:val="22"/>
+                <w:szCs w:val="22"/>
+              </w:rPr>
+              <w:t>} mm</w:t>
             </w:r>
           </w:p>
           <w:p>
@@ -6651,18 +7652,63 @@
                 <w:szCs w:val="22"/>
                 <w:u w:val="single"/>
               </w:rPr>
-              <w:t>{{ fecha_72 }}:</w:t>
-            </w:r>
-            <w:r>
-              <w:rPr>
-                <w:rFonts w:ascii="Segoe UI" w:hAnsi="Segoe UI" w:cs="Segoe UI"/>
-                <w:b w:val="0"/>
-                <w:bCs w:val="0"/>
-                <w:sz w:val="22"/>
-                <w:szCs w:val="22"/>
-              </w:rPr>
-              <w:t xml:space="preserve"> {{ pobs_72_</w:t>
-            </w:r>
+              <w:t xml:space="preserve">Acumulado </w:t>
+            </w:r>
+            <w:r>
+              <w:rPr>
+                <w:rFonts w:ascii="Segoe UI" w:hAnsi="Segoe UI" w:cs="Segoe UI"/>
+                <w:b w:val="0"/>
+                <w:bCs w:val="0"/>
+                <w:sz w:val="22"/>
+                <w:szCs w:val="22"/>
+                <w:u w:val="single"/>
+              </w:rPr>
+              <w:t>semanal</w:t>
+            </w:r>
+            <w:r>
+              <w:rPr>
+                <w:rFonts w:ascii="Segoe UI" w:hAnsi="Segoe UI" w:cs="Segoe UI"/>
+                <w:b w:val="0"/>
+                <w:bCs w:val="0"/>
+                <w:sz w:val="22"/>
+                <w:szCs w:val="22"/>
+                <w:u w:val="single"/>
+              </w:rPr>
+              <w:t>:</w:t>
+            </w:r>
+            <w:r>
+              <w:rPr>
+                <w:rFonts w:ascii="Segoe UI" w:hAnsi="Segoe UI" w:cs="Segoe UI"/>
+                <w:b w:val="0"/>
+                <w:bCs w:val="0"/>
+                <w:sz w:val="22"/>
+                <w:szCs w:val="22"/>
+              </w:rPr>
+              <w:t xml:space="preserve"> </w:t>
+            </w:r>
+            <w:proofErr w:type="gramStart"/>
+            <w:r>
+              <w:rPr>
+                <w:rFonts w:ascii="Segoe UI" w:hAnsi="Segoe UI" w:cs="Segoe UI"/>
+                <w:b w:val="0"/>
+                <w:bCs w:val="0"/>
+                <w:sz w:val="22"/>
+                <w:szCs w:val="22"/>
+              </w:rPr>
+              <w:t>{{ pobs</w:t>
+            </w:r>
+            <w:proofErr w:type="gramEnd"/>
+            <w:r>
+              <w:rPr>
+                <w:rFonts w:ascii="Segoe UI" w:hAnsi="Segoe UI" w:cs="Segoe UI"/>
+                <w:b w:val="0"/>
+                <w:bCs w:val="0"/>
+                <w:sz w:val="22"/>
+                <w:szCs w:val="22"/>
+              </w:rPr>
+              <w:t>_72_</w:t>
+            </w:r>
+            <w:proofErr w:type="gramStart"/>
             <w:r>
               <w:rPr>
                 <w:rFonts w:ascii="Segoe UI" w:hAnsi="Segoe UI" w:cs="Segoe UI"/>
@@ -6681,7 +7727,18 @@
                 <w:sz w:val="22"/>
                 <w:szCs w:val="22"/>
               </w:rPr>
-              <w:t xml:space="preserve"> }} mm</w:t>
+              <w:t xml:space="preserve"> }</w:t>
+            </w:r>
+            <w:proofErr w:type="gramEnd"/>
+            <w:r>
+              <w:rPr>
+                <w:rFonts w:ascii="Segoe UI" w:hAnsi="Segoe UI" w:cs="Segoe UI"/>
+                <w:b w:val="0"/>
+                <w:bCs w:val="0"/>
+                <w:sz w:val="22"/>
+                <w:szCs w:val="22"/>
+              </w:rPr>
+              <w:t>} mm</w:t>
             </w:r>
           </w:p>
         </w:tc>
@@ -6745,7 +7802,17 @@
                 <w:sz w:val="22"/>
                 <w:szCs w:val="22"/>
               </w:rPr>
-              <w:t xml:space="preserve">De acuerdo con </w:t>
+              <w:t>Según</w:t>
+            </w:r>
+            <w:r>
+              <w:rPr>
+                <w:rFonts w:ascii="Segoe UI" w:hAnsi="Segoe UI" w:cs="Segoe UI"/>
+                <w:b w:val="0"/>
+                <w:bCs w:val="0"/>
+                <w:sz w:val="22"/>
+                <w:szCs w:val="22"/>
+              </w:rPr>
+              <w:t xml:space="preserve"> </w:t>
             </w:r>
             <w:r>
               <w:rPr>
@@ -6765,17 +7832,97 @@
                 <w:sz w:val="22"/>
                 <w:szCs w:val="22"/>
               </w:rPr>
-              <w:t xml:space="preserve"> modelos numéricos de precipitación GFS y GEFS </w:t>
-            </w:r>
-            <w:r>
-              <w:rPr>
-                <w:rFonts w:ascii="Segoe UI" w:hAnsi="Segoe UI" w:cs="Segoe UI"/>
-                <w:b w:val="0"/>
-                <w:bCs w:val="0"/>
-                <w:sz w:val="22"/>
-                <w:szCs w:val="22"/>
-              </w:rPr>
-              <w:t>se prevé los siguientes acumulados de lluvia en la cuenca</w:t>
+              <w:t xml:space="preserve"> modelos numéricos de </w:t>
+            </w:r>
+            <w:r>
+              <w:rPr>
+                <w:rFonts w:ascii="Segoe UI" w:hAnsi="Segoe UI" w:cs="Segoe UI"/>
+                <w:b w:val="0"/>
+                <w:bCs w:val="0"/>
+                <w:sz w:val="22"/>
+                <w:szCs w:val="22"/>
+              </w:rPr>
+              <w:t>predicción</w:t>
+            </w:r>
+            <w:r>
+              <w:rPr>
+                <w:rFonts w:ascii="Segoe UI" w:hAnsi="Segoe UI" w:cs="Segoe UI"/>
+                <w:b w:val="0"/>
+                <w:bCs w:val="0"/>
+                <w:sz w:val="22"/>
+                <w:szCs w:val="22"/>
+              </w:rPr>
+              <w:t xml:space="preserve"> GFS y GEFS</w:t>
+            </w:r>
+            <w:r>
+              <w:rPr>
+                <w:rFonts w:ascii="Segoe UI" w:hAnsi="Segoe UI" w:cs="Segoe UI"/>
+                <w:b w:val="0"/>
+                <w:bCs w:val="0"/>
+                <w:sz w:val="22"/>
+                <w:szCs w:val="22"/>
+              </w:rPr>
+              <w:t>,</w:t>
+            </w:r>
+            <w:r>
+              <w:rPr>
+                <w:rFonts w:ascii="Segoe UI" w:hAnsi="Segoe UI" w:cs="Segoe UI"/>
+                <w:b w:val="0"/>
+                <w:bCs w:val="0"/>
+                <w:sz w:val="22"/>
+                <w:szCs w:val="22"/>
+              </w:rPr>
+              <w:t xml:space="preserve"> </w:t>
+            </w:r>
+            <w:r>
+              <w:rPr>
+                <w:rFonts w:ascii="Segoe UI" w:hAnsi="Segoe UI" w:cs="Segoe UI"/>
+                <w:b w:val="0"/>
+                <w:bCs w:val="0"/>
+                <w:sz w:val="22"/>
+                <w:szCs w:val="22"/>
+              </w:rPr>
+              <w:t>se prevé</w:t>
+            </w:r>
+            <w:r>
+              <w:rPr>
+                <w:rFonts w:ascii="Segoe UI" w:hAnsi="Segoe UI" w:cs="Segoe UI"/>
+                <w:b w:val="0"/>
+                <w:bCs w:val="0"/>
+                <w:sz w:val="22"/>
+                <w:szCs w:val="22"/>
+              </w:rPr>
+              <w:t>n</w:t>
+            </w:r>
+            <w:r>
+              <w:rPr>
+                <w:rFonts w:ascii="Segoe UI" w:hAnsi="Segoe UI" w:cs="Segoe UI"/>
+                <w:b w:val="0"/>
+                <w:bCs w:val="0"/>
+                <w:sz w:val="22"/>
+                <w:szCs w:val="22"/>
+              </w:rPr>
+              <w:t xml:space="preserve"> los siguientes acumulados de lluvia </w:t>
+            </w:r>
+            <w:r>
+              <w:rPr>
+                <w:rFonts w:ascii="Segoe UI" w:hAnsi="Segoe UI" w:cs="Segoe UI"/>
+                <w:b w:val="0"/>
+                <w:bCs w:val="0"/>
+                <w:sz w:val="22"/>
+                <w:szCs w:val="22"/>
+              </w:rPr>
+              <w:t>sobre</w:t>
+            </w:r>
+            <w:r>
+              <w:rPr>
+                <w:rFonts w:ascii="Segoe UI" w:hAnsi="Segoe UI" w:cs="Segoe UI"/>
+                <w:b w:val="0"/>
+                <w:bCs w:val="0"/>
+                <w:sz w:val="22"/>
+                <w:szCs w:val="22"/>
+              </w:rPr>
+              <w:t xml:space="preserve"> la cuenca</w:t>
             </w:r>
           </w:p>
           <w:p>
@@ -6798,7 +7945,18 @@
                 <w:szCs w:val="22"/>
                 <w:u w:val="single"/>
               </w:rPr>
-              <w:t>{{ fecha_pronos_24 }}:</w:t>
+              <w:t>Próximas 24 horas (Día 1)</w:t>
+            </w:r>
+            <w:r>
+              <w:rPr>
+                <w:rFonts w:ascii="Segoe UI" w:hAnsi="Segoe UI" w:cs="Segoe UI"/>
+                <w:b w:val="0"/>
+                <w:bCs w:val="0"/>
+                <w:sz w:val="22"/>
+                <w:szCs w:val="22"/>
+                <w:u w:val="single"/>
+              </w:rPr>
+              <w:t>:</w:t>
             </w:r>
             <w:r>
               <w:rPr>
@@ -6810,16 +7968,29 @@
               </w:rPr>
               <w:t xml:space="preserve"> </w:t>
             </w:r>
-            <w:r>
-              <w:rPr>
-                <w:rFonts w:ascii="Segoe UI" w:hAnsi="Segoe UI" w:cs="Segoe UI"/>
-                <w:b w:val="0"/>
-                <w:bCs w:val="0"/>
-                <w:sz w:val="22"/>
-                <w:szCs w:val="22"/>
-              </w:rPr>
-              <w:t>{{ psim_24_</w:t>
-            </w:r>
+            <w:proofErr w:type="gramStart"/>
+            <w:r>
+              <w:rPr>
+                <w:rFonts w:ascii="Segoe UI" w:hAnsi="Segoe UI" w:cs="Segoe UI"/>
+                <w:b w:val="0"/>
+                <w:bCs w:val="0"/>
+                <w:sz w:val="22"/>
+                <w:szCs w:val="22"/>
+              </w:rPr>
+              <w:t>{{ psim</w:t>
+            </w:r>
+            <w:proofErr w:type="gramEnd"/>
+            <w:r>
+              <w:rPr>
+                <w:rFonts w:ascii="Segoe UI" w:hAnsi="Segoe UI" w:cs="Segoe UI"/>
+                <w:b w:val="0"/>
+                <w:bCs w:val="0"/>
+                <w:sz w:val="22"/>
+                <w:szCs w:val="22"/>
+              </w:rPr>
+              <w:t>_24_</w:t>
+            </w:r>
+            <w:proofErr w:type="gramStart"/>
             <w:r>
               <w:rPr>
                 <w:rFonts w:ascii="Segoe UI" w:hAnsi="Segoe UI" w:cs="Segoe UI"/>
@@ -6838,7 +8009,18 @@
                 <w:sz w:val="22"/>
                 <w:szCs w:val="22"/>
               </w:rPr>
-              <w:t xml:space="preserve"> }} mm</w:t>
+              <w:t xml:space="preserve"> }</w:t>
+            </w:r>
+            <w:proofErr w:type="gramEnd"/>
+            <w:r>
+              <w:rPr>
+                <w:rFonts w:ascii="Segoe UI" w:hAnsi="Segoe UI" w:cs="Segoe UI"/>
+                <w:b w:val="0"/>
+                <w:bCs w:val="0"/>
+                <w:sz w:val="22"/>
+                <w:szCs w:val="22"/>
+              </w:rPr>
+              <w:t>} mm</w:t>
             </w:r>
           </w:p>
           <w:p>
@@ -6861,7 +8043,18 @@
                 <w:szCs w:val="22"/>
                 <w:u w:val="single"/>
               </w:rPr>
-              <w:t>{{ fecha_pronos_48 }}:</w:t>
+              <w:t>Próximos 3 días (Día 1 a 3)</w:t>
+            </w:r>
+            <w:r>
+              <w:rPr>
+                <w:rFonts w:ascii="Segoe UI" w:hAnsi="Segoe UI" w:cs="Segoe UI"/>
+                <w:b w:val="0"/>
+                <w:bCs w:val="0"/>
+                <w:sz w:val="22"/>
+                <w:szCs w:val="22"/>
+                <w:u w:val="single"/>
+              </w:rPr>
+              <w:t>:</w:t>
             </w:r>
             <w:r>
               <w:rPr>
@@ -6873,16 +8066,29 @@
               </w:rPr>
               <w:t xml:space="preserve"> </w:t>
             </w:r>
-            <w:r>
-              <w:rPr>
-                <w:rFonts w:ascii="Segoe UI" w:hAnsi="Segoe UI" w:cs="Segoe UI"/>
-                <w:b w:val="0"/>
-                <w:bCs w:val="0"/>
-                <w:sz w:val="22"/>
-                <w:szCs w:val="22"/>
-              </w:rPr>
-              <w:t>{{ psim_48_</w:t>
-            </w:r>
+            <w:proofErr w:type="gramStart"/>
+            <w:r>
+              <w:rPr>
+                <w:rFonts w:ascii="Segoe UI" w:hAnsi="Segoe UI" w:cs="Segoe UI"/>
+                <w:b w:val="0"/>
+                <w:bCs w:val="0"/>
+                <w:sz w:val="22"/>
+                <w:szCs w:val="22"/>
+              </w:rPr>
+              <w:t>{{ psim</w:t>
+            </w:r>
+            <w:proofErr w:type="gramEnd"/>
+            <w:r>
+              <w:rPr>
+                <w:rFonts w:ascii="Segoe UI" w:hAnsi="Segoe UI" w:cs="Segoe UI"/>
+                <w:b w:val="0"/>
+                <w:bCs w:val="0"/>
+                <w:sz w:val="22"/>
+                <w:szCs w:val="22"/>
+              </w:rPr>
+              <w:t>_48_</w:t>
+            </w:r>
+            <w:proofErr w:type="gramStart"/>
             <w:r>
               <w:rPr>
                 <w:rFonts w:ascii="Segoe UI" w:hAnsi="Segoe UI" w:cs="Segoe UI"/>
@@ -6901,7 +8107,18 @@
                 <w:sz w:val="22"/>
                 <w:szCs w:val="22"/>
               </w:rPr>
-              <w:t xml:space="preserve"> }} mm</w:t>
+              <w:t xml:space="preserve"> }</w:t>
+            </w:r>
+            <w:proofErr w:type="gramEnd"/>
+            <w:r>
+              <w:rPr>
+                <w:rFonts w:ascii="Segoe UI" w:hAnsi="Segoe UI" w:cs="Segoe UI"/>
+                <w:b w:val="0"/>
+                <w:bCs w:val="0"/>
+                <w:sz w:val="22"/>
+                <w:szCs w:val="22"/>
+              </w:rPr>
+              <w:t>} mm</w:t>
             </w:r>
           </w:p>
           <w:p>
@@ -6924,18 +8141,52 @@
                 <w:szCs w:val="22"/>
                 <w:u w:val="single"/>
               </w:rPr>
-              <w:t>{{ fecha_pronos_72 }}:</w:t>
-            </w:r>
-            <w:r>
-              <w:rPr>
-                <w:rFonts w:ascii="Segoe UI" w:hAnsi="Segoe UI" w:cs="Segoe UI"/>
-                <w:b w:val="0"/>
-                <w:bCs w:val="0"/>
-                <w:sz w:val="22"/>
-                <w:szCs w:val="22"/>
-              </w:rPr>
-              <w:t xml:space="preserve"> {{ psim_72_</w:t>
-            </w:r>
+              <w:t>Próximo 7 días (Semanal)</w:t>
+            </w:r>
+            <w:r>
+              <w:rPr>
+                <w:rFonts w:ascii="Segoe UI" w:hAnsi="Segoe UI" w:cs="Segoe UI"/>
+                <w:b w:val="0"/>
+                <w:bCs w:val="0"/>
+                <w:sz w:val="22"/>
+                <w:szCs w:val="22"/>
+                <w:u w:val="single"/>
+              </w:rPr>
+              <w:t>:</w:t>
+            </w:r>
+            <w:r>
+              <w:rPr>
+                <w:rFonts w:ascii="Segoe UI" w:hAnsi="Segoe UI" w:cs="Segoe UI"/>
+                <w:b w:val="0"/>
+                <w:bCs w:val="0"/>
+                <w:sz w:val="22"/>
+                <w:szCs w:val="22"/>
+              </w:rPr>
+              <w:t xml:space="preserve"> </w:t>
+            </w:r>
+            <w:proofErr w:type="gramStart"/>
+            <w:r>
+              <w:rPr>
+                <w:rFonts w:ascii="Segoe UI" w:hAnsi="Segoe UI" w:cs="Segoe UI"/>
+                <w:b w:val="0"/>
+                <w:bCs w:val="0"/>
+                <w:sz w:val="22"/>
+                <w:szCs w:val="22"/>
+              </w:rPr>
+              <w:t>{{ psim</w:t>
+            </w:r>
+            <w:proofErr w:type="gramEnd"/>
+            <w:r>
+              <w:rPr>
+                <w:rFonts w:ascii="Segoe UI" w:hAnsi="Segoe UI" w:cs="Segoe UI"/>
+                <w:b w:val="0"/>
+                <w:bCs w:val="0"/>
+                <w:sz w:val="22"/>
+                <w:szCs w:val="22"/>
+              </w:rPr>
+              <w:t>_72_</w:t>
+            </w:r>
+            <w:proofErr w:type="gramStart"/>
             <w:r>
               <w:rPr>
                 <w:rFonts w:ascii="Segoe UI" w:hAnsi="Segoe UI" w:cs="Segoe UI"/>
@@ -6954,7 +8205,18 @@
                 <w:sz w:val="22"/>
                 <w:szCs w:val="22"/>
               </w:rPr>
-              <w:t xml:space="preserve"> }} mm</w:t>
+              <w:t xml:space="preserve"> }</w:t>
+            </w:r>
+            <w:proofErr w:type="gramEnd"/>
+            <w:r>
+              <w:rPr>
+                <w:rFonts w:ascii="Segoe UI" w:hAnsi="Segoe UI" w:cs="Segoe UI"/>
+                <w:b w:val="0"/>
+                <w:bCs w:val="0"/>
+                <w:sz w:val="22"/>
+                <w:szCs w:val="22"/>
+              </w:rPr>
+              <w:t>} mm</w:t>
             </w:r>
           </w:p>
         </w:tc>
@@ -6984,7 +8246,25 @@
                 <w:sz w:val="22"/>
                 <w:szCs w:val="22"/>
               </w:rPr>
-              <w:t>NIVELES MÁXIMOS APROXIMADOS PARA LOS PRÓXIMOS DIAS</w:t>
+              <w:t xml:space="preserve">NIVELES MÁXIMOS </w:t>
+            </w:r>
+            <w:r>
+              <w:rPr>
+                <w:rFonts w:ascii="Segoe UI" w:hAnsi="Segoe UI" w:cs="Segoe UI"/>
+                <w:color w:val="FFFFFF" w:themeColor="background1"/>
+                <w:sz w:val="22"/>
+                <w:szCs w:val="22"/>
+              </w:rPr>
+              <w:t>PRONOSTICADOS</w:t>
+            </w:r>
+            <w:r>
+              <w:rPr>
+                <w:rFonts w:ascii="Segoe UI" w:hAnsi="Segoe UI" w:cs="Segoe UI"/>
+                <w:color w:val="FFFFFF" w:themeColor="background1"/>
+                <w:sz w:val="22"/>
+                <w:szCs w:val="22"/>
+              </w:rPr>
+              <w:t xml:space="preserve"> PARA LOS PRÓXIMOS DIAS</w:t>
             </w:r>
           </w:p>
         </w:tc>
@@ -7128,13 +8408,23 @@
                 <w:szCs w:val="22"/>
               </w:rPr>
             </w:pPr>
-            <w:r>
-              <w:rPr>
-                <w:rFonts w:ascii="Segoe UI" w:hAnsi="Segoe UI" w:cs="Segoe UI"/>
-                <w:sz w:val="22"/>
-                <w:szCs w:val="22"/>
-              </w:rPr>
-              <w:t>{{ pronos_ramon }}</w:t>
+            <w:proofErr w:type="gramStart"/>
+            <w:r>
+              <w:rPr>
+                <w:rFonts w:ascii="Segoe UI" w:hAnsi="Segoe UI" w:cs="Segoe UI"/>
+                <w:sz w:val="22"/>
+                <w:szCs w:val="22"/>
+              </w:rPr>
+              <w:t>{{ pronos</w:t>
+            </w:r>
+            <w:proofErr w:type="gramEnd"/>
+            <w:r>
+              <w:rPr>
+                <w:rFonts w:ascii="Segoe UI" w:hAnsi="Segoe UI" w:cs="Segoe UI"/>
+                <w:sz w:val="22"/>
+                <w:szCs w:val="22"/>
+              </w:rPr>
+              <w:t>_ramon }}</w:t>
             </w:r>
           </w:p>
         </w:tc>
@@ -7153,13 +8443,23 @@
                 <w:szCs w:val="22"/>
               </w:rPr>
             </w:pPr>
-            <w:r>
-              <w:rPr>
-                <w:rFonts w:ascii="Segoe UI" w:hAnsi="Segoe UI" w:cs="Segoe UI"/>
-                <w:sz w:val="22"/>
-                <w:szCs w:val="22"/>
-              </w:rPr>
-              <w:t>{{ fecha_ramon }}</w:t>
+            <w:proofErr w:type="gramStart"/>
+            <w:r>
+              <w:rPr>
+                <w:rFonts w:ascii="Segoe UI" w:hAnsi="Segoe UI" w:cs="Segoe UI"/>
+                <w:sz w:val="22"/>
+                <w:szCs w:val="22"/>
+              </w:rPr>
+              <w:t>{{ fecha</w:t>
+            </w:r>
+            <w:proofErr w:type="gramEnd"/>
+            <w:r>
+              <w:rPr>
+                <w:rFonts w:ascii="Segoe UI" w:hAnsi="Segoe UI" w:cs="Segoe UI"/>
+                <w:sz w:val="22"/>
+                <w:szCs w:val="22"/>
+              </w:rPr>
+              <w:t>_ramon }}</w:t>
             </w:r>
           </w:p>
         </w:tc>
@@ -7208,13 +8508,23 @@
                 <w:szCs w:val="22"/>
               </w:rPr>
             </w:pPr>
-            <w:r>
-              <w:rPr>
-                <w:rFonts w:ascii="Segoe UI" w:hAnsi="Segoe UI" w:cs="Segoe UI"/>
-                <w:sz w:val="22"/>
-                <w:szCs w:val="22"/>
-              </w:rPr>
-              <w:t>{{ pronos_pache }}</w:t>
+            <w:proofErr w:type="gramStart"/>
+            <w:r>
+              <w:rPr>
+                <w:rFonts w:ascii="Segoe UI" w:hAnsi="Segoe UI" w:cs="Segoe UI"/>
+                <w:sz w:val="22"/>
+                <w:szCs w:val="22"/>
+              </w:rPr>
+              <w:t>{{ pronos</w:t>
+            </w:r>
+            <w:proofErr w:type="gramEnd"/>
+            <w:r>
+              <w:rPr>
+                <w:rFonts w:ascii="Segoe UI" w:hAnsi="Segoe UI" w:cs="Segoe UI"/>
+                <w:sz w:val="22"/>
+                <w:szCs w:val="22"/>
+              </w:rPr>
+              <w:t>_pache }}</w:t>
             </w:r>
           </w:p>
         </w:tc>
@@ -7233,13 +8543,23 @@
                 <w:szCs w:val="22"/>
               </w:rPr>
             </w:pPr>
-            <w:r>
-              <w:rPr>
-                <w:rFonts w:ascii="Segoe UI" w:hAnsi="Segoe UI" w:cs="Segoe UI"/>
-                <w:sz w:val="22"/>
-                <w:szCs w:val="22"/>
-              </w:rPr>
-              <w:t>{{ fecha_pache }}</w:t>
+            <w:proofErr w:type="gramStart"/>
+            <w:r>
+              <w:rPr>
+                <w:rFonts w:ascii="Segoe UI" w:hAnsi="Segoe UI" w:cs="Segoe UI"/>
+                <w:sz w:val="22"/>
+                <w:szCs w:val="22"/>
+              </w:rPr>
+              <w:t>{{ fecha</w:t>
+            </w:r>
+            <w:proofErr w:type="gramEnd"/>
+            <w:r>
+              <w:rPr>
+                <w:rFonts w:ascii="Segoe UI" w:hAnsi="Segoe UI" w:cs="Segoe UI"/>
+                <w:sz w:val="22"/>
+                <w:szCs w:val="22"/>
+              </w:rPr>
+              <w:t>_pache }}</w:t>
             </w:r>
           </w:p>
         </w:tc>
@@ -7288,13 +8608,23 @@
                 <w:szCs w:val="22"/>
               </w:rPr>
             </w:pPr>
-            <w:r>
-              <w:rPr>
-                <w:rFonts w:ascii="Segoe UI" w:hAnsi="Segoe UI" w:cs="Segoe UI"/>
-                <w:sz w:val="22"/>
-                <w:szCs w:val="22"/>
-              </w:rPr>
-              <w:t>{{ pronos_florida }}</w:t>
+            <w:proofErr w:type="gramStart"/>
+            <w:r>
+              <w:rPr>
+                <w:rFonts w:ascii="Segoe UI" w:hAnsi="Segoe UI" w:cs="Segoe UI"/>
+                <w:sz w:val="22"/>
+                <w:szCs w:val="22"/>
+              </w:rPr>
+              <w:t>{{ pronos</w:t>
+            </w:r>
+            <w:proofErr w:type="gramEnd"/>
+            <w:r>
+              <w:rPr>
+                <w:rFonts w:ascii="Segoe UI" w:hAnsi="Segoe UI" w:cs="Segoe UI"/>
+                <w:sz w:val="22"/>
+                <w:szCs w:val="22"/>
+              </w:rPr>
+              <w:t>_florida }}</w:t>
             </w:r>
           </w:p>
         </w:tc>
@@ -7313,13 +8643,23 @@
                 <w:szCs w:val="22"/>
               </w:rPr>
             </w:pPr>
-            <w:r>
-              <w:rPr>
-                <w:rFonts w:ascii="Segoe UI" w:hAnsi="Segoe UI" w:cs="Segoe UI"/>
-                <w:sz w:val="22"/>
-                <w:szCs w:val="22"/>
-              </w:rPr>
-              <w:t>{{ fecha_florida }}</w:t>
+            <w:proofErr w:type="gramStart"/>
+            <w:r>
+              <w:rPr>
+                <w:rFonts w:ascii="Segoe UI" w:hAnsi="Segoe UI" w:cs="Segoe UI"/>
+                <w:sz w:val="22"/>
+                <w:szCs w:val="22"/>
+              </w:rPr>
+              <w:t>{{ fecha</w:t>
+            </w:r>
+            <w:proofErr w:type="gramEnd"/>
+            <w:r>
+              <w:rPr>
+                <w:rFonts w:ascii="Segoe UI" w:hAnsi="Segoe UI" w:cs="Segoe UI"/>
+                <w:sz w:val="22"/>
+                <w:szCs w:val="22"/>
+              </w:rPr>
+              <w:t>_florida }}</w:t>
             </w:r>
           </w:p>
         </w:tc>
@@ -7368,13 +8708,23 @@
                 <w:szCs w:val="22"/>
               </w:rPr>
             </w:pPr>
-            <w:r>
-              <w:rPr>
-                <w:rFonts w:ascii="Segoe UI" w:hAnsi="Segoe UI" w:cs="Segoe UI"/>
-                <w:sz w:val="22"/>
-                <w:szCs w:val="22"/>
-              </w:rPr>
-              <w:t>{{ pronos_canelones }}</w:t>
+            <w:proofErr w:type="gramStart"/>
+            <w:r>
+              <w:rPr>
+                <w:rFonts w:ascii="Segoe UI" w:hAnsi="Segoe UI" w:cs="Segoe UI"/>
+                <w:sz w:val="22"/>
+                <w:szCs w:val="22"/>
+              </w:rPr>
+              <w:t>{{ pronos</w:t>
+            </w:r>
+            <w:proofErr w:type="gramEnd"/>
+            <w:r>
+              <w:rPr>
+                <w:rFonts w:ascii="Segoe UI" w:hAnsi="Segoe UI" w:cs="Segoe UI"/>
+                <w:sz w:val="22"/>
+                <w:szCs w:val="22"/>
+              </w:rPr>
+              <w:t>_canelones }}</w:t>
             </w:r>
           </w:p>
         </w:tc>
@@ -7393,13 +8743,23 @@
                 <w:szCs w:val="22"/>
               </w:rPr>
             </w:pPr>
-            <w:r>
-              <w:rPr>
-                <w:rFonts w:ascii="Segoe UI" w:hAnsi="Segoe UI" w:cs="Segoe UI"/>
-                <w:sz w:val="22"/>
-                <w:szCs w:val="22"/>
-              </w:rPr>
-              <w:t>{{ fecha_canelones }}</w:t>
+            <w:proofErr w:type="gramStart"/>
+            <w:r>
+              <w:rPr>
+                <w:rFonts w:ascii="Segoe UI" w:hAnsi="Segoe UI" w:cs="Segoe UI"/>
+                <w:sz w:val="22"/>
+                <w:szCs w:val="22"/>
+              </w:rPr>
+              <w:t>{{ fecha</w:t>
+            </w:r>
+            <w:proofErr w:type="gramEnd"/>
+            <w:r>
+              <w:rPr>
+                <w:rFonts w:ascii="Segoe UI" w:hAnsi="Segoe UI" w:cs="Segoe UI"/>
+                <w:sz w:val="22"/>
+                <w:szCs w:val="22"/>
+              </w:rPr>
+              <w:t>_canelones }}</w:t>
             </w:r>
           </w:p>
         </w:tc>
@@ -7448,13 +8808,23 @@
                 <w:szCs w:val="22"/>
               </w:rPr>
             </w:pPr>
-            <w:r>
-              <w:rPr>
-                <w:rFonts w:ascii="Segoe UI" w:hAnsi="Segoe UI" w:cs="Segoe UI"/>
-                <w:sz w:val="22"/>
-                <w:szCs w:val="22"/>
-              </w:rPr>
-              <w:t>{{ pronos_santalucia }}</w:t>
+            <w:proofErr w:type="gramStart"/>
+            <w:r>
+              <w:rPr>
+                <w:rFonts w:ascii="Segoe UI" w:hAnsi="Segoe UI" w:cs="Segoe UI"/>
+                <w:sz w:val="22"/>
+                <w:szCs w:val="22"/>
+              </w:rPr>
+              <w:t>{{ pronos</w:t>
+            </w:r>
+            <w:proofErr w:type="gramEnd"/>
+            <w:r>
+              <w:rPr>
+                <w:rFonts w:ascii="Segoe UI" w:hAnsi="Segoe UI" w:cs="Segoe UI"/>
+                <w:sz w:val="22"/>
+                <w:szCs w:val="22"/>
+              </w:rPr>
+              <w:t>_santalucia }}</w:t>
             </w:r>
           </w:p>
         </w:tc>
@@ -7473,13 +8843,23 @@
                 <w:szCs w:val="22"/>
               </w:rPr>
             </w:pPr>
-            <w:r>
-              <w:rPr>
-                <w:rFonts w:ascii="Segoe UI" w:hAnsi="Segoe UI" w:cs="Segoe UI"/>
-                <w:sz w:val="22"/>
-                <w:szCs w:val="22"/>
-              </w:rPr>
-              <w:t>{{ fecha_santalucia }}</w:t>
+            <w:proofErr w:type="gramStart"/>
+            <w:r>
+              <w:rPr>
+                <w:rFonts w:ascii="Segoe UI" w:hAnsi="Segoe UI" w:cs="Segoe UI"/>
+                <w:sz w:val="22"/>
+                <w:szCs w:val="22"/>
+              </w:rPr>
+              <w:t>{{ fecha</w:t>
+            </w:r>
+            <w:proofErr w:type="gramEnd"/>
+            <w:r>
+              <w:rPr>
+                <w:rFonts w:ascii="Segoe UI" w:hAnsi="Segoe UI" w:cs="Segoe UI"/>
+                <w:sz w:val="22"/>
+                <w:szCs w:val="22"/>
+              </w:rPr>
+              <w:t>_santalucia }}</w:t>
             </w:r>
           </w:p>
         </w:tc>
@@ -7536,6 +8916,7 @@
                 <w:lang w:val="en-US"/>
               </w:rPr>
             </w:pPr>
+            <w:proofErr w:type="gramStart"/>
             <w:r>
               <w:rPr>
                 <w:rFonts w:ascii="Segoe UI" w:hAnsi="Segoe UI" w:cs="Segoe UI"/>
@@ -7545,7 +8926,19 @@
                 <w:szCs w:val="22"/>
                 <w:lang w:val="en-US"/>
               </w:rPr>
-              <w:t>{{ diagnostico_santalucia }}</w:t>
+              <w:t>{{ diagnostico</w:t>
+            </w:r>
+            <w:proofErr w:type="gramEnd"/>
+            <w:r>
+              <w:rPr>
+                <w:rFonts w:ascii="Segoe UI" w:hAnsi="Segoe UI" w:cs="Segoe UI"/>
+                <w:b w:val="0"/>
+                <w:bCs w:val="0"/>
+                <w:sz w:val="22"/>
+                <w:szCs w:val="22"/>
+                <w:lang w:val="en-US"/>
+              </w:rPr>
+              <w:t>_santalucia }}</w:t>
             </w:r>
           </w:p>
         </w:tc>
@@ -7602,6 +8995,7 @@
                 <w:lang w:val="en-US"/>
               </w:rPr>
             </w:pPr>
+            <w:proofErr w:type="gramStart"/>
             <w:r>
               <w:rPr>
                 <w:rFonts w:ascii="Segoe UI" w:hAnsi="Segoe UI" w:cs="Segoe UI"/>
@@ -7611,7 +9005,43 @@
                 <w:szCs w:val="22"/>
                 <w:lang w:val="en-US"/>
               </w:rPr>
-              <w:t>{{ recomendacion_santalucia }}</w:t>
+              <w:t>{{ recomendacion</w:t>
+            </w:r>
+            <w:proofErr w:type="gramEnd"/>
+            <w:r>
+              <w:rPr>
+                <w:rFonts w:ascii="Segoe UI" w:hAnsi="Segoe UI" w:cs="Segoe UI"/>
+                <w:b w:val="0"/>
+                <w:bCs w:val="0"/>
+                <w:sz w:val="22"/>
+                <w:szCs w:val="22"/>
+                <w:lang w:val="en-US"/>
+              </w:rPr>
+              <w:t>_</w:t>
+            </w:r>
+            <w:proofErr w:type="gramStart"/>
+            <w:r>
+              <w:rPr>
+                <w:rFonts w:ascii="Segoe UI" w:hAnsi="Segoe UI" w:cs="Segoe UI"/>
+                <w:b w:val="0"/>
+                <w:bCs w:val="0"/>
+                <w:sz w:val="22"/>
+                <w:szCs w:val="22"/>
+                <w:lang w:val="en-US"/>
+              </w:rPr>
+              <w:t>santalucia }</w:t>
+            </w:r>
+            <w:proofErr w:type="gramEnd"/>
+            <w:r>
+              <w:rPr>
+                <w:rFonts w:ascii="Segoe UI" w:hAnsi="Segoe UI" w:cs="Segoe UI"/>
+                <w:b w:val="0"/>
+                <w:bCs w:val="0"/>
+                <w:sz w:val="22"/>
+                <w:szCs w:val="22"/>
+                <w:lang w:val="en-US"/>
+              </w:rPr>
+              <w:t>}</w:t>
             </w:r>
             <w:r>
               <w:rPr>
@@ -8090,13 +9520,23 @@
                 <w:szCs w:val="22"/>
               </w:rPr>
             </w:pPr>
-            <w:r>
-              <w:rPr>
-                <w:rFonts w:ascii="Segoe UI" w:hAnsi="Segoe UI" w:cs="Segoe UI"/>
-                <w:sz w:val="22"/>
-                <w:szCs w:val="22"/>
-              </w:rPr>
-              <w:t>{{ nivel_actual_libres }}</w:t>
+            <w:proofErr w:type="gramStart"/>
+            <w:r>
+              <w:rPr>
+                <w:rFonts w:ascii="Segoe UI" w:hAnsi="Segoe UI" w:cs="Segoe UI"/>
+                <w:sz w:val="22"/>
+                <w:szCs w:val="22"/>
+              </w:rPr>
+              <w:t>{{ nivel</w:t>
+            </w:r>
+            <w:proofErr w:type="gramEnd"/>
+            <w:r>
+              <w:rPr>
+                <w:rFonts w:ascii="Segoe UI" w:hAnsi="Segoe UI" w:cs="Segoe UI"/>
+                <w:sz w:val="22"/>
+                <w:szCs w:val="22"/>
+              </w:rPr>
+              <w:t>_actual_libres }}</w:t>
             </w:r>
           </w:p>
         </w:tc>
@@ -8115,13 +9555,23 @@
                 <w:szCs w:val="22"/>
               </w:rPr>
             </w:pPr>
-            <w:r>
-              <w:rPr>
-                <w:rFonts w:ascii="Segoe UI" w:hAnsi="Segoe UI" w:cs="Segoe UI"/>
-                <w:sz w:val="22"/>
-                <w:szCs w:val="22"/>
-              </w:rPr>
-              <w:t>{{ tasa_libres }}</w:t>
+            <w:proofErr w:type="gramStart"/>
+            <w:r>
+              <w:rPr>
+                <w:rFonts w:ascii="Segoe UI" w:hAnsi="Segoe UI" w:cs="Segoe UI"/>
+                <w:sz w:val="22"/>
+                <w:szCs w:val="22"/>
+              </w:rPr>
+              <w:t>{{ tasa</w:t>
+            </w:r>
+            <w:proofErr w:type="gramEnd"/>
+            <w:r>
+              <w:rPr>
+                <w:rFonts w:ascii="Segoe UI" w:hAnsi="Segoe UI" w:cs="Segoe UI"/>
+                <w:sz w:val="22"/>
+                <w:szCs w:val="22"/>
+              </w:rPr>
+              <w:t>_libres }}</w:t>
             </w:r>
           </w:p>
         </w:tc>
@@ -8140,13 +9590,23 @@
                 <w:szCs w:val="22"/>
               </w:rPr>
             </w:pPr>
-            <w:r>
-              <w:rPr>
-                <w:rFonts w:ascii="Segoe UI" w:hAnsi="Segoe UI" w:cs="Segoe UI"/>
-                <w:sz w:val="22"/>
-                <w:szCs w:val="22"/>
-              </w:rPr>
-              <w:t>{{ tendencia_libres }}</w:t>
+            <w:proofErr w:type="gramStart"/>
+            <w:r>
+              <w:rPr>
+                <w:rFonts w:ascii="Segoe UI" w:hAnsi="Segoe UI" w:cs="Segoe UI"/>
+                <w:sz w:val="22"/>
+                <w:szCs w:val="22"/>
+              </w:rPr>
+              <w:t>{{ tendencia</w:t>
+            </w:r>
+            <w:proofErr w:type="gramEnd"/>
+            <w:r>
+              <w:rPr>
+                <w:rFonts w:ascii="Segoe UI" w:hAnsi="Segoe UI" w:cs="Segoe UI"/>
+                <w:sz w:val="22"/>
+                <w:szCs w:val="22"/>
+              </w:rPr>
+              <w:t>_libres }}</w:t>
             </w:r>
           </w:p>
         </w:tc>
@@ -8165,6 +9625,14 @@
                 <w:szCs w:val="22"/>
               </w:rPr>
             </w:pPr>
+            <w:r>
+              <w:rPr>
+                <w:rFonts w:ascii="Segoe UI" w:hAnsi="Segoe UI" w:cs="Segoe UI"/>
+                <w:sz w:val="22"/>
+                <w:szCs w:val="22"/>
+              </w:rPr>
+              <w:t>-</w:t>
+            </w:r>
           </w:p>
         </w:tc>
       </w:tr>
@@ -8210,13 +9678,23 @@
                 <w:szCs w:val="22"/>
               </w:rPr>
             </w:pPr>
-            <w:r>
-              <w:rPr>
-                <w:rFonts w:ascii="Segoe UI" w:hAnsi="Segoe UI" w:cs="Segoe UI"/>
-                <w:sz w:val="22"/>
-                <w:szCs w:val="22"/>
-              </w:rPr>
-              <w:t>{{ nivel_actual_bella }}</w:t>
+            <w:proofErr w:type="gramStart"/>
+            <w:r>
+              <w:rPr>
+                <w:rFonts w:ascii="Segoe UI" w:hAnsi="Segoe UI" w:cs="Segoe UI"/>
+                <w:sz w:val="22"/>
+                <w:szCs w:val="22"/>
+              </w:rPr>
+              <w:t>{{ nivel</w:t>
+            </w:r>
+            <w:proofErr w:type="gramEnd"/>
+            <w:r>
+              <w:rPr>
+                <w:rFonts w:ascii="Segoe UI" w:hAnsi="Segoe UI" w:cs="Segoe UI"/>
+                <w:sz w:val="22"/>
+                <w:szCs w:val="22"/>
+              </w:rPr>
+              <w:t>_actual_bella }}</w:t>
             </w:r>
           </w:p>
         </w:tc>
@@ -8235,13 +9713,23 @@
                 <w:szCs w:val="22"/>
               </w:rPr>
             </w:pPr>
-            <w:r>
-              <w:rPr>
-                <w:rFonts w:ascii="Segoe UI" w:hAnsi="Segoe UI" w:cs="Segoe UI"/>
-                <w:sz w:val="22"/>
-                <w:szCs w:val="22"/>
-              </w:rPr>
-              <w:t>{{ tasa_bella }}</w:t>
+            <w:proofErr w:type="gramStart"/>
+            <w:r>
+              <w:rPr>
+                <w:rFonts w:ascii="Segoe UI" w:hAnsi="Segoe UI" w:cs="Segoe UI"/>
+                <w:sz w:val="22"/>
+                <w:szCs w:val="22"/>
+              </w:rPr>
+              <w:t>{{ tasa</w:t>
+            </w:r>
+            <w:proofErr w:type="gramEnd"/>
+            <w:r>
+              <w:rPr>
+                <w:rFonts w:ascii="Segoe UI" w:hAnsi="Segoe UI" w:cs="Segoe UI"/>
+                <w:sz w:val="22"/>
+                <w:szCs w:val="22"/>
+              </w:rPr>
+              <w:t>_bella }}</w:t>
             </w:r>
           </w:p>
         </w:tc>
@@ -8260,13 +9748,23 @@
                 <w:szCs w:val="22"/>
               </w:rPr>
             </w:pPr>
-            <w:r>
-              <w:rPr>
-                <w:rFonts w:ascii="Segoe UI" w:hAnsi="Segoe UI" w:cs="Segoe UI"/>
-                <w:sz w:val="22"/>
-                <w:szCs w:val="22"/>
-              </w:rPr>
-              <w:t>{{ tendencia_bella }}</w:t>
+            <w:proofErr w:type="gramStart"/>
+            <w:r>
+              <w:rPr>
+                <w:rFonts w:ascii="Segoe UI" w:hAnsi="Segoe UI" w:cs="Segoe UI"/>
+                <w:sz w:val="22"/>
+                <w:szCs w:val="22"/>
+              </w:rPr>
+              <w:t>{{ tendencia</w:t>
+            </w:r>
+            <w:proofErr w:type="gramEnd"/>
+            <w:r>
+              <w:rPr>
+                <w:rFonts w:ascii="Segoe UI" w:hAnsi="Segoe UI" w:cs="Segoe UI"/>
+                <w:sz w:val="22"/>
+                <w:szCs w:val="22"/>
+              </w:rPr>
+              <w:t>_bella }}</w:t>
             </w:r>
           </w:p>
         </w:tc>
@@ -8338,13 +9836,23 @@
                 <w:szCs w:val="22"/>
               </w:rPr>
             </w:pPr>
-            <w:r>
-              <w:rPr>
-                <w:rFonts w:ascii="Segoe UI" w:hAnsi="Segoe UI" w:cs="Segoe UI"/>
-                <w:sz w:val="22"/>
-                <w:szCs w:val="22"/>
-              </w:rPr>
-              <w:t>{{ nivel_actual_salto }}</w:t>
+            <w:proofErr w:type="gramStart"/>
+            <w:r>
+              <w:rPr>
+                <w:rFonts w:ascii="Segoe UI" w:hAnsi="Segoe UI" w:cs="Segoe UI"/>
+                <w:sz w:val="22"/>
+                <w:szCs w:val="22"/>
+              </w:rPr>
+              <w:t>{{ nivel</w:t>
+            </w:r>
+            <w:proofErr w:type="gramEnd"/>
+            <w:r>
+              <w:rPr>
+                <w:rFonts w:ascii="Segoe UI" w:hAnsi="Segoe UI" w:cs="Segoe UI"/>
+                <w:sz w:val="22"/>
+                <w:szCs w:val="22"/>
+              </w:rPr>
+              <w:t>_actual_salto }}</w:t>
             </w:r>
           </w:p>
         </w:tc>
@@ -8363,13 +9871,23 @@
                 <w:szCs w:val="22"/>
               </w:rPr>
             </w:pPr>
-            <w:r>
-              <w:rPr>
-                <w:rFonts w:ascii="Segoe UI" w:hAnsi="Segoe UI" w:cs="Segoe UI"/>
-                <w:sz w:val="22"/>
-                <w:szCs w:val="22"/>
-              </w:rPr>
-              <w:t>{{ tasa_salto }}</w:t>
+            <w:proofErr w:type="gramStart"/>
+            <w:r>
+              <w:rPr>
+                <w:rFonts w:ascii="Segoe UI" w:hAnsi="Segoe UI" w:cs="Segoe UI"/>
+                <w:sz w:val="22"/>
+                <w:szCs w:val="22"/>
+              </w:rPr>
+              <w:t>{{ tasa</w:t>
+            </w:r>
+            <w:proofErr w:type="gramEnd"/>
+            <w:r>
+              <w:rPr>
+                <w:rFonts w:ascii="Segoe UI" w:hAnsi="Segoe UI" w:cs="Segoe UI"/>
+                <w:sz w:val="22"/>
+                <w:szCs w:val="22"/>
+              </w:rPr>
+              <w:t>_salto }}</w:t>
             </w:r>
           </w:p>
         </w:tc>
@@ -8388,13 +9906,23 @@
                 <w:szCs w:val="22"/>
               </w:rPr>
             </w:pPr>
-            <w:r>
-              <w:rPr>
-                <w:rFonts w:ascii="Segoe UI" w:hAnsi="Segoe UI" w:cs="Segoe UI"/>
-                <w:sz w:val="22"/>
-                <w:szCs w:val="22"/>
-              </w:rPr>
-              <w:t>{{ tendencia_salto }}</w:t>
+            <w:proofErr w:type="gramStart"/>
+            <w:r>
+              <w:rPr>
+                <w:rFonts w:ascii="Segoe UI" w:hAnsi="Segoe UI" w:cs="Segoe UI"/>
+                <w:sz w:val="22"/>
+                <w:szCs w:val="22"/>
+              </w:rPr>
+              <w:t>{{ tendencia</w:t>
+            </w:r>
+            <w:proofErr w:type="gramEnd"/>
+            <w:r>
+              <w:rPr>
+                <w:rFonts w:ascii="Segoe UI" w:hAnsi="Segoe UI" w:cs="Segoe UI"/>
+                <w:sz w:val="22"/>
+                <w:szCs w:val="22"/>
+              </w:rPr>
+              <w:t>_salto }}</w:t>
             </w:r>
           </w:p>
         </w:tc>
@@ -8466,13 +9994,23 @@
                 <w:szCs w:val="22"/>
               </w:rPr>
             </w:pPr>
-            <w:r>
-              <w:rPr>
-                <w:rFonts w:ascii="Segoe UI" w:hAnsi="Segoe UI" w:cs="Segoe UI"/>
-                <w:sz w:val="22"/>
-                <w:szCs w:val="22"/>
-              </w:rPr>
-              <w:t>{{ nivel_actual_ps }}</w:t>
+            <w:proofErr w:type="gramStart"/>
+            <w:r>
+              <w:rPr>
+                <w:rFonts w:ascii="Segoe UI" w:hAnsi="Segoe UI" w:cs="Segoe UI"/>
+                <w:sz w:val="22"/>
+                <w:szCs w:val="22"/>
+              </w:rPr>
+              <w:t>{{ nivel</w:t>
+            </w:r>
+            <w:proofErr w:type="gramEnd"/>
+            <w:r>
+              <w:rPr>
+                <w:rFonts w:ascii="Segoe UI" w:hAnsi="Segoe UI" w:cs="Segoe UI"/>
+                <w:sz w:val="22"/>
+                <w:szCs w:val="22"/>
+              </w:rPr>
+              <w:t>_actual_ps }}</w:t>
             </w:r>
           </w:p>
         </w:tc>
@@ -8491,13 +10029,23 @@
                 <w:szCs w:val="22"/>
               </w:rPr>
             </w:pPr>
-            <w:r>
-              <w:rPr>
-                <w:rFonts w:ascii="Segoe UI" w:hAnsi="Segoe UI" w:cs="Segoe UI"/>
-                <w:sz w:val="22"/>
-                <w:szCs w:val="22"/>
-              </w:rPr>
-              <w:t>{{ tasa_ps }}</w:t>
+            <w:proofErr w:type="gramStart"/>
+            <w:r>
+              <w:rPr>
+                <w:rFonts w:ascii="Segoe UI" w:hAnsi="Segoe UI" w:cs="Segoe UI"/>
+                <w:sz w:val="22"/>
+                <w:szCs w:val="22"/>
+              </w:rPr>
+              <w:t>{{ tasa</w:t>
+            </w:r>
+            <w:proofErr w:type="gramEnd"/>
+            <w:r>
+              <w:rPr>
+                <w:rFonts w:ascii="Segoe UI" w:hAnsi="Segoe UI" w:cs="Segoe UI"/>
+                <w:sz w:val="22"/>
+                <w:szCs w:val="22"/>
+              </w:rPr>
+              <w:t>_ps }}</w:t>
             </w:r>
           </w:p>
         </w:tc>
@@ -8516,13 +10064,23 @@
                 <w:szCs w:val="22"/>
               </w:rPr>
             </w:pPr>
-            <w:r>
-              <w:rPr>
-                <w:rFonts w:ascii="Segoe UI" w:hAnsi="Segoe UI" w:cs="Segoe UI"/>
-                <w:sz w:val="22"/>
-                <w:szCs w:val="22"/>
-              </w:rPr>
-              <w:t>{{ tendencia_ps }}</w:t>
+            <w:proofErr w:type="gramStart"/>
+            <w:r>
+              <w:rPr>
+                <w:rFonts w:ascii="Segoe UI" w:hAnsi="Segoe UI" w:cs="Segoe UI"/>
+                <w:sz w:val="22"/>
+                <w:szCs w:val="22"/>
+              </w:rPr>
+              <w:t>{{ tendencia</w:t>
+            </w:r>
+            <w:proofErr w:type="gramEnd"/>
+            <w:r>
+              <w:rPr>
+                <w:rFonts w:ascii="Segoe UI" w:hAnsi="Segoe UI" w:cs="Segoe UI"/>
+                <w:sz w:val="22"/>
+                <w:szCs w:val="22"/>
+              </w:rPr>
+              <w:t>_ps }}</w:t>
             </w:r>
           </w:p>
         </w:tc>
@@ -8594,13 +10152,23 @@
                 <w:szCs w:val="22"/>
               </w:rPr>
             </w:pPr>
-            <w:r>
-              <w:rPr>
-                <w:rFonts w:ascii="Segoe UI" w:hAnsi="Segoe UI" w:cs="Segoe UI"/>
-                <w:sz w:val="22"/>
-                <w:szCs w:val="22"/>
-              </w:rPr>
-              <w:t>{{ nivel_actual_bentos }}</w:t>
+            <w:proofErr w:type="gramStart"/>
+            <w:r>
+              <w:rPr>
+                <w:rFonts w:ascii="Segoe UI" w:hAnsi="Segoe UI" w:cs="Segoe UI"/>
+                <w:sz w:val="22"/>
+                <w:szCs w:val="22"/>
+              </w:rPr>
+              <w:t>{{ nivel</w:t>
+            </w:r>
+            <w:proofErr w:type="gramEnd"/>
+            <w:r>
+              <w:rPr>
+                <w:rFonts w:ascii="Segoe UI" w:hAnsi="Segoe UI" w:cs="Segoe UI"/>
+                <w:sz w:val="22"/>
+                <w:szCs w:val="22"/>
+              </w:rPr>
+              <w:t>_actual_bentos }}</w:t>
             </w:r>
           </w:p>
         </w:tc>
@@ -8619,13 +10187,23 @@
                 <w:szCs w:val="22"/>
               </w:rPr>
             </w:pPr>
-            <w:r>
-              <w:rPr>
-                <w:rFonts w:ascii="Segoe UI" w:hAnsi="Segoe UI" w:cs="Segoe UI"/>
-                <w:sz w:val="22"/>
-                <w:szCs w:val="22"/>
-              </w:rPr>
-              <w:t>{{ tasa_bentos }}</w:t>
+            <w:proofErr w:type="gramStart"/>
+            <w:r>
+              <w:rPr>
+                <w:rFonts w:ascii="Segoe UI" w:hAnsi="Segoe UI" w:cs="Segoe UI"/>
+                <w:sz w:val="22"/>
+                <w:szCs w:val="22"/>
+              </w:rPr>
+              <w:t>{{ tasa</w:t>
+            </w:r>
+            <w:proofErr w:type="gramEnd"/>
+            <w:r>
+              <w:rPr>
+                <w:rFonts w:ascii="Segoe UI" w:hAnsi="Segoe UI" w:cs="Segoe UI"/>
+                <w:sz w:val="22"/>
+                <w:szCs w:val="22"/>
+              </w:rPr>
+              <w:t>_bentos }}</w:t>
             </w:r>
           </w:p>
         </w:tc>
@@ -8644,13 +10222,23 @@
                 <w:szCs w:val="22"/>
               </w:rPr>
             </w:pPr>
-            <w:r>
-              <w:rPr>
-                <w:rFonts w:ascii="Segoe UI" w:hAnsi="Segoe UI" w:cs="Segoe UI"/>
-                <w:sz w:val="22"/>
-                <w:szCs w:val="22"/>
-              </w:rPr>
-              <w:t>{{ tendencia_bentos }}</w:t>
+            <w:proofErr w:type="gramStart"/>
+            <w:r>
+              <w:rPr>
+                <w:rFonts w:ascii="Segoe UI" w:hAnsi="Segoe UI" w:cs="Segoe UI"/>
+                <w:sz w:val="22"/>
+                <w:szCs w:val="22"/>
+              </w:rPr>
+              <w:t>{{ tendencia</w:t>
+            </w:r>
+            <w:proofErr w:type="gramEnd"/>
+            <w:r>
+              <w:rPr>
+                <w:rFonts w:ascii="Segoe UI" w:hAnsi="Segoe UI" w:cs="Segoe UI"/>
+                <w:sz w:val="22"/>
+                <w:szCs w:val="22"/>
+              </w:rPr>
+              <w:t>_bentos }}</w:t>
             </w:r>
           </w:p>
         </w:tc>
@@ -8791,6 +10379,7 @@
               </w:rPr>
               <w:t xml:space="preserve"> </w:t>
             </w:r>
+            <w:proofErr w:type="gramStart"/>
             <w:r>
               <w:rPr>
                 <w:rFonts w:ascii="Segoe UI" w:hAnsi="Segoe UI" w:cs="Segoe UI"/>
@@ -8819,17 +10408,50 @@
                 <w:sz w:val="22"/>
                 <w:szCs w:val="22"/>
               </w:rPr>
-              <w:t>q_erogado_ctm</w:t>
-            </w:r>
-            <w:r>
-              <w:rPr>
-                <w:rFonts w:ascii="Segoe UI" w:hAnsi="Segoe UI" w:cs="Segoe UI"/>
-                <w:b w:val="0"/>
-                <w:bCs w:val="0"/>
-                <w:sz w:val="22"/>
-                <w:szCs w:val="22"/>
-              </w:rPr>
-              <w:t xml:space="preserve"> }}</w:t>
+              <w:t>q</w:t>
+            </w:r>
+            <w:proofErr w:type="gramEnd"/>
+            <w:r>
+              <w:rPr>
+                <w:rFonts w:ascii="Segoe UI" w:hAnsi="Segoe UI" w:cs="Segoe UI"/>
+                <w:b w:val="0"/>
+                <w:bCs w:val="0"/>
+                <w:sz w:val="22"/>
+                <w:szCs w:val="22"/>
+              </w:rPr>
+              <w:t>_erogado_</w:t>
+            </w:r>
+            <w:proofErr w:type="gramStart"/>
+            <w:r>
+              <w:rPr>
+                <w:rFonts w:ascii="Segoe UI" w:hAnsi="Segoe UI" w:cs="Segoe UI"/>
+                <w:b w:val="0"/>
+                <w:bCs w:val="0"/>
+                <w:sz w:val="22"/>
+                <w:szCs w:val="22"/>
+              </w:rPr>
+              <w:t>ctm</w:t>
+            </w:r>
+            <w:r>
+              <w:rPr>
+                <w:rFonts w:ascii="Segoe UI" w:hAnsi="Segoe UI" w:cs="Segoe UI"/>
+                <w:b w:val="0"/>
+                <w:bCs w:val="0"/>
+                <w:sz w:val="22"/>
+                <w:szCs w:val="22"/>
+              </w:rPr>
+              <w:t xml:space="preserve"> }</w:t>
+            </w:r>
+            <w:proofErr w:type="gramEnd"/>
+            <w:r>
+              <w:rPr>
+                <w:rFonts w:ascii="Segoe UI" w:hAnsi="Segoe UI" w:cs="Segoe UI"/>
+                <w:b w:val="0"/>
+                <w:bCs w:val="0"/>
+                <w:sz w:val="22"/>
+                <w:szCs w:val="22"/>
+              </w:rPr>
+              <w:t>}</w:t>
             </w:r>
             <w:r>
               <w:rPr>
@@ -8890,7 +10512,25 @@
                 <w:sz w:val="22"/>
                 <w:szCs w:val="22"/>
               </w:rPr>
-              <w:t>NIVELES MÁXIMOS APROXIMADOS PARA LOS PRÓXIMOS DIAS</w:t>
+              <w:t xml:space="preserve">NIVELES MÁXIMOS </w:t>
+            </w:r>
+            <w:r>
+              <w:rPr>
+                <w:rFonts w:ascii="Segoe UI" w:hAnsi="Segoe UI" w:cs="Segoe UI"/>
+                <w:color w:val="FFFFFF" w:themeColor="background1"/>
+                <w:sz w:val="22"/>
+                <w:szCs w:val="22"/>
+              </w:rPr>
+              <w:t>PRONOSTICADOS</w:t>
+            </w:r>
+            <w:r>
+              <w:rPr>
+                <w:rFonts w:ascii="Segoe UI" w:hAnsi="Segoe UI" w:cs="Segoe UI"/>
+                <w:color w:val="FFFFFF" w:themeColor="background1"/>
+                <w:sz w:val="22"/>
+                <w:szCs w:val="22"/>
+              </w:rPr>
+              <w:t xml:space="preserve"> PARA LOS PRÓXIMOS DIAS</w:t>
             </w:r>
           </w:p>
         </w:tc>
@@ -9034,13 +10674,23 @@
                 <w:szCs w:val="22"/>
               </w:rPr>
             </w:pPr>
-            <w:r>
-              <w:rPr>
-                <w:rFonts w:ascii="Segoe UI" w:hAnsi="Segoe UI" w:cs="Segoe UI"/>
-                <w:sz w:val="22"/>
-                <w:szCs w:val="22"/>
-              </w:rPr>
-              <w:t>{{ pronos_bellaunion }}</w:t>
+            <w:proofErr w:type="gramStart"/>
+            <w:r>
+              <w:rPr>
+                <w:rFonts w:ascii="Segoe UI" w:hAnsi="Segoe UI" w:cs="Segoe UI"/>
+                <w:sz w:val="22"/>
+                <w:szCs w:val="22"/>
+              </w:rPr>
+              <w:t>{{ pronos</w:t>
+            </w:r>
+            <w:proofErr w:type="gramEnd"/>
+            <w:r>
+              <w:rPr>
+                <w:rFonts w:ascii="Segoe UI" w:hAnsi="Segoe UI" w:cs="Segoe UI"/>
+                <w:sz w:val="22"/>
+                <w:szCs w:val="22"/>
+              </w:rPr>
+              <w:t>_bellaunion }}</w:t>
             </w:r>
           </w:p>
         </w:tc>
@@ -9059,13 +10709,23 @@
                 <w:szCs w:val="22"/>
               </w:rPr>
             </w:pPr>
-            <w:r>
-              <w:rPr>
-                <w:rFonts w:ascii="Segoe UI" w:hAnsi="Segoe UI" w:cs="Segoe UI"/>
-                <w:sz w:val="22"/>
-                <w:szCs w:val="22"/>
-              </w:rPr>
-              <w:t>{{ fecha_bellaunion }}</w:t>
+            <w:proofErr w:type="gramStart"/>
+            <w:r>
+              <w:rPr>
+                <w:rFonts w:ascii="Segoe UI" w:hAnsi="Segoe UI" w:cs="Segoe UI"/>
+                <w:sz w:val="22"/>
+                <w:szCs w:val="22"/>
+              </w:rPr>
+              <w:t>{{ fecha</w:t>
+            </w:r>
+            <w:proofErr w:type="gramEnd"/>
+            <w:r>
+              <w:rPr>
+                <w:rFonts w:ascii="Segoe UI" w:hAnsi="Segoe UI" w:cs="Segoe UI"/>
+                <w:sz w:val="22"/>
+                <w:szCs w:val="22"/>
+              </w:rPr>
+              <w:t>_bellaunion }}</w:t>
             </w:r>
           </w:p>
         </w:tc>
@@ -9114,13 +10774,23 @@
                 <w:szCs w:val="22"/>
               </w:rPr>
             </w:pPr>
-            <w:r>
-              <w:rPr>
-                <w:rFonts w:ascii="Segoe UI" w:hAnsi="Segoe UI" w:cs="Segoe UI"/>
-                <w:sz w:val="22"/>
-                <w:szCs w:val="22"/>
-              </w:rPr>
-              <w:t>{{ pronos_salto }}</w:t>
+            <w:proofErr w:type="gramStart"/>
+            <w:r>
+              <w:rPr>
+                <w:rFonts w:ascii="Segoe UI" w:hAnsi="Segoe UI" w:cs="Segoe UI"/>
+                <w:sz w:val="22"/>
+                <w:szCs w:val="22"/>
+              </w:rPr>
+              <w:t>{{ pronos</w:t>
+            </w:r>
+            <w:proofErr w:type="gramEnd"/>
+            <w:r>
+              <w:rPr>
+                <w:rFonts w:ascii="Segoe UI" w:hAnsi="Segoe UI" w:cs="Segoe UI"/>
+                <w:sz w:val="22"/>
+                <w:szCs w:val="22"/>
+              </w:rPr>
+              <w:t>_salto }}</w:t>
             </w:r>
           </w:p>
         </w:tc>
@@ -9139,13 +10809,23 @@
                 <w:szCs w:val="22"/>
               </w:rPr>
             </w:pPr>
-            <w:r>
-              <w:rPr>
-                <w:rFonts w:ascii="Segoe UI" w:hAnsi="Segoe UI" w:cs="Segoe UI"/>
-                <w:sz w:val="22"/>
-                <w:szCs w:val="22"/>
-              </w:rPr>
-              <w:t>{{ fecha_salto }}</w:t>
+            <w:proofErr w:type="gramStart"/>
+            <w:r>
+              <w:rPr>
+                <w:rFonts w:ascii="Segoe UI" w:hAnsi="Segoe UI" w:cs="Segoe UI"/>
+                <w:sz w:val="22"/>
+                <w:szCs w:val="22"/>
+              </w:rPr>
+              <w:t>{{ fecha</w:t>
+            </w:r>
+            <w:proofErr w:type="gramEnd"/>
+            <w:r>
+              <w:rPr>
+                <w:rFonts w:ascii="Segoe UI" w:hAnsi="Segoe UI" w:cs="Segoe UI"/>
+                <w:sz w:val="22"/>
+                <w:szCs w:val="22"/>
+              </w:rPr>
+              <w:t>_salto }}</w:t>
             </w:r>
           </w:p>
         </w:tc>
@@ -9194,13 +10874,23 @@
                 <w:szCs w:val="22"/>
               </w:rPr>
             </w:pPr>
-            <w:r>
-              <w:rPr>
-                <w:rFonts w:ascii="Segoe UI" w:hAnsi="Segoe UI" w:cs="Segoe UI"/>
-                <w:sz w:val="22"/>
-                <w:szCs w:val="22"/>
-              </w:rPr>
-              <w:t>{{ pronos_paysandu }}</w:t>
+            <w:proofErr w:type="gramStart"/>
+            <w:r>
+              <w:rPr>
+                <w:rFonts w:ascii="Segoe UI" w:hAnsi="Segoe UI" w:cs="Segoe UI"/>
+                <w:sz w:val="22"/>
+                <w:szCs w:val="22"/>
+              </w:rPr>
+              <w:t>{{ pronos</w:t>
+            </w:r>
+            <w:proofErr w:type="gramEnd"/>
+            <w:r>
+              <w:rPr>
+                <w:rFonts w:ascii="Segoe UI" w:hAnsi="Segoe UI" w:cs="Segoe UI"/>
+                <w:sz w:val="22"/>
+                <w:szCs w:val="22"/>
+              </w:rPr>
+              <w:t>_paysandu }}</w:t>
             </w:r>
           </w:p>
         </w:tc>
@@ -9219,13 +10909,23 @@
                 <w:szCs w:val="22"/>
               </w:rPr>
             </w:pPr>
-            <w:r>
-              <w:rPr>
-                <w:rFonts w:ascii="Segoe UI" w:hAnsi="Segoe UI" w:cs="Segoe UI"/>
-                <w:sz w:val="22"/>
-                <w:szCs w:val="22"/>
-              </w:rPr>
-              <w:t>{{ fecha_paysandu }}</w:t>
+            <w:proofErr w:type="gramStart"/>
+            <w:r>
+              <w:rPr>
+                <w:rFonts w:ascii="Segoe UI" w:hAnsi="Segoe UI" w:cs="Segoe UI"/>
+                <w:sz w:val="22"/>
+                <w:szCs w:val="22"/>
+              </w:rPr>
+              <w:t>{{ fecha</w:t>
+            </w:r>
+            <w:proofErr w:type="gramEnd"/>
+            <w:r>
+              <w:rPr>
+                <w:rFonts w:ascii="Segoe UI" w:hAnsi="Segoe UI" w:cs="Segoe UI"/>
+                <w:sz w:val="22"/>
+                <w:szCs w:val="22"/>
+              </w:rPr>
+              <w:t>_paysandu }}</w:t>
             </w:r>
           </w:p>
         </w:tc>
@@ -9274,13 +10974,23 @@
                 <w:szCs w:val="22"/>
               </w:rPr>
             </w:pPr>
-            <w:r>
-              <w:rPr>
-                <w:rFonts w:ascii="Segoe UI" w:hAnsi="Segoe UI" w:cs="Segoe UI"/>
-                <w:sz w:val="22"/>
-                <w:szCs w:val="22"/>
-              </w:rPr>
-              <w:t>{{ pronos_fraybentos }}</w:t>
+            <w:proofErr w:type="gramStart"/>
+            <w:r>
+              <w:rPr>
+                <w:rFonts w:ascii="Segoe UI" w:hAnsi="Segoe UI" w:cs="Segoe UI"/>
+                <w:sz w:val="22"/>
+                <w:szCs w:val="22"/>
+              </w:rPr>
+              <w:t>{{ pronos</w:t>
+            </w:r>
+            <w:proofErr w:type="gramEnd"/>
+            <w:r>
+              <w:rPr>
+                <w:rFonts w:ascii="Segoe UI" w:hAnsi="Segoe UI" w:cs="Segoe UI"/>
+                <w:sz w:val="22"/>
+                <w:szCs w:val="22"/>
+              </w:rPr>
+              <w:t>_fraybentos }}</w:t>
             </w:r>
           </w:p>
         </w:tc>
@@ -9299,13 +11009,23 @@
                 <w:szCs w:val="22"/>
               </w:rPr>
             </w:pPr>
-            <w:r>
-              <w:rPr>
-                <w:rFonts w:ascii="Segoe UI" w:hAnsi="Segoe UI" w:cs="Segoe UI"/>
-                <w:sz w:val="22"/>
-                <w:szCs w:val="22"/>
-              </w:rPr>
-              <w:t>{{ fecha_fraybentos }}</w:t>
+            <w:proofErr w:type="gramStart"/>
+            <w:r>
+              <w:rPr>
+                <w:rFonts w:ascii="Segoe UI" w:hAnsi="Segoe UI" w:cs="Segoe UI"/>
+                <w:sz w:val="22"/>
+                <w:szCs w:val="22"/>
+              </w:rPr>
+              <w:t>{{ fecha</w:t>
+            </w:r>
+            <w:proofErr w:type="gramEnd"/>
+            <w:r>
+              <w:rPr>
+                <w:rFonts w:ascii="Segoe UI" w:hAnsi="Segoe UI" w:cs="Segoe UI"/>
+                <w:sz w:val="22"/>
+                <w:szCs w:val="22"/>
+              </w:rPr>
+              <w:t>_fraybentos }}</w:t>
             </w:r>
           </w:p>
         </w:tc>
@@ -9362,6 +11082,7 @@
                 <w:lang w:val="en-US"/>
               </w:rPr>
             </w:pPr>
+            <w:proofErr w:type="gramStart"/>
             <w:r>
               <w:rPr>
                 <w:rFonts w:ascii="Segoe UI" w:hAnsi="Segoe UI" w:cs="Segoe UI"/>
@@ -9371,7 +11092,19 @@
                 <w:szCs w:val="22"/>
                 <w:lang w:val="en-US"/>
               </w:rPr>
-              <w:t>{{ diagnostico_uruguay }}</w:t>
+              <w:t>{{ diagnostico</w:t>
+            </w:r>
+            <w:proofErr w:type="gramEnd"/>
+            <w:r>
+              <w:rPr>
+                <w:rFonts w:ascii="Segoe UI" w:hAnsi="Segoe UI" w:cs="Segoe UI"/>
+                <w:b w:val="0"/>
+                <w:bCs w:val="0"/>
+                <w:sz w:val="22"/>
+                <w:szCs w:val="22"/>
+                <w:lang w:val="en-US"/>
+              </w:rPr>
+              <w:t>_uruguay }}</w:t>
             </w:r>
           </w:p>
         </w:tc>
@@ -9428,6 +11161,7 @@
                 <w:lang w:val="en-US"/>
               </w:rPr>
             </w:pPr>
+            <w:proofErr w:type="gramStart"/>
             <w:r>
               <w:rPr>
                 <w:rFonts w:ascii="Segoe UI" w:hAnsi="Segoe UI" w:cs="Segoe UI"/>
@@ -9437,7 +11171,43 @@
                 <w:szCs w:val="22"/>
                 <w:lang w:val="en-US"/>
               </w:rPr>
-              <w:t>{{ recomendacion_uruguay }}</w:t>
+              <w:t>{{ recomendacion</w:t>
+            </w:r>
+            <w:proofErr w:type="gramEnd"/>
+            <w:r>
+              <w:rPr>
+                <w:rFonts w:ascii="Segoe UI" w:hAnsi="Segoe UI" w:cs="Segoe UI"/>
+                <w:b w:val="0"/>
+                <w:bCs w:val="0"/>
+                <w:sz w:val="22"/>
+                <w:szCs w:val="22"/>
+                <w:lang w:val="en-US"/>
+              </w:rPr>
+              <w:t>_</w:t>
+            </w:r>
+            <w:proofErr w:type="gramStart"/>
+            <w:r>
+              <w:rPr>
+                <w:rFonts w:ascii="Segoe UI" w:hAnsi="Segoe UI" w:cs="Segoe UI"/>
+                <w:b w:val="0"/>
+                <w:bCs w:val="0"/>
+                <w:sz w:val="22"/>
+                <w:szCs w:val="22"/>
+                <w:lang w:val="en-US"/>
+              </w:rPr>
+              <w:t>uruguay }</w:t>
+            </w:r>
+            <w:proofErr w:type="gramEnd"/>
+            <w:r>
+              <w:rPr>
+                <w:rFonts w:ascii="Segoe UI" w:hAnsi="Segoe UI" w:cs="Segoe UI"/>
+                <w:b w:val="0"/>
+                <w:bCs w:val="0"/>
+                <w:sz w:val="22"/>
+                <w:szCs w:val="22"/>
+                <w:lang w:val="en-US"/>
+              </w:rPr>
+              <w:t>}</w:t>
             </w:r>
             <w:r>
               <w:rPr>
@@ -9902,13 +11672,23 @@
                 <w:szCs w:val="22"/>
               </w:rPr>
             </w:pPr>
-            <w:r>
-              <w:rPr>
-                <w:rFonts w:ascii="Segoe UI" w:hAnsi="Segoe UI" w:cs="Segoe UI"/>
-                <w:sz w:val="22"/>
-                <w:szCs w:val="22"/>
-              </w:rPr>
-              <w:t>{{ nivel_actual_gregorio }}</w:t>
+            <w:proofErr w:type="gramStart"/>
+            <w:r>
+              <w:rPr>
+                <w:rFonts w:ascii="Segoe UI" w:hAnsi="Segoe UI" w:cs="Segoe UI"/>
+                <w:sz w:val="22"/>
+                <w:szCs w:val="22"/>
+              </w:rPr>
+              <w:t>{{ nivel</w:t>
+            </w:r>
+            <w:proofErr w:type="gramEnd"/>
+            <w:r>
+              <w:rPr>
+                <w:rFonts w:ascii="Segoe UI" w:hAnsi="Segoe UI" w:cs="Segoe UI"/>
+                <w:sz w:val="22"/>
+                <w:szCs w:val="22"/>
+              </w:rPr>
+              <w:t>_actual_gregorio }}</w:t>
             </w:r>
           </w:p>
         </w:tc>
@@ -9927,13 +11707,23 @@
                 <w:szCs w:val="22"/>
               </w:rPr>
             </w:pPr>
-            <w:r>
-              <w:rPr>
-                <w:rFonts w:ascii="Segoe UI" w:hAnsi="Segoe UI" w:cs="Segoe UI"/>
-                <w:sz w:val="22"/>
-                <w:szCs w:val="22"/>
-              </w:rPr>
-              <w:t>{{ tasa_gregorio }}</w:t>
+            <w:proofErr w:type="gramStart"/>
+            <w:r>
+              <w:rPr>
+                <w:rFonts w:ascii="Segoe UI" w:hAnsi="Segoe UI" w:cs="Segoe UI"/>
+                <w:sz w:val="22"/>
+                <w:szCs w:val="22"/>
+              </w:rPr>
+              <w:t>{{ tasa</w:t>
+            </w:r>
+            <w:proofErr w:type="gramEnd"/>
+            <w:r>
+              <w:rPr>
+                <w:rFonts w:ascii="Segoe UI" w:hAnsi="Segoe UI" w:cs="Segoe UI"/>
+                <w:sz w:val="22"/>
+                <w:szCs w:val="22"/>
+              </w:rPr>
+              <w:t>_gregorio }}</w:t>
             </w:r>
           </w:p>
         </w:tc>
@@ -9952,13 +11742,23 @@
                 <w:szCs w:val="22"/>
               </w:rPr>
             </w:pPr>
-            <w:r>
-              <w:rPr>
-                <w:rFonts w:ascii="Segoe UI" w:hAnsi="Segoe UI" w:cs="Segoe UI"/>
-                <w:sz w:val="22"/>
-                <w:szCs w:val="22"/>
-              </w:rPr>
-              <w:t>{{ tendencia_gregorio }}</w:t>
+            <w:proofErr w:type="gramStart"/>
+            <w:r>
+              <w:rPr>
+                <w:rFonts w:ascii="Segoe UI" w:hAnsi="Segoe UI" w:cs="Segoe UI"/>
+                <w:sz w:val="22"/>
+                <w:szCs w:val="22"/>
+              </w:rPr>
+              <w:t>{{ tendencia</w:t>
+            </w:r>
+            <w:proofErr w:type="gramEnd"/>
+            <w:r>
+              <w:rPr>
+                <w:rFonts w:ascii="Segoe UI" w:hAnsi="Segoe UI" w:cs="Segoe UI"/>
+                <w:sz w:val="22"/>
+                <w:szCs w:val="22"/>
+              </w:rPr>
+              <w:t>_gregorio }}</w:t>
             </w:r>
           </w:p>
         </w:tc>
@@ -10029,13 +11829,23 @@
                 <w:szCs w:val="22"/>
               </w:rPr>
             </w:pPr>
-            <w:r>
-              <w:rPr>
-                <w:rFonts w:ascii="Segoe UI" w:hAnsi="Segoe UI" w:cs="Segoe UI"/>
-                <w:sz w:val="22"/>
-                <w:szCs w:val="22"/>
-              </w:rPr>
-              <w:t>{{ nivel_actual_mercedes }}</w:t>
+            <w:proofErr w:type="gramStart"/>
+            <w:r>
+              <w:rPr>
+                <w:rFonts w:ascii="Segoe UI" w:hAnsi="Segoe UI" w:cs="Segoe UI"/>
+                <w:sz w:val="22"/>
+                <w:szCs w:val="22"/>
+              </w:rPr>
+              <w:t>{{ nivel</w:t>
+            </w:r>
+            <w:proofErr w:type="gramEnd"/>
+            <w:r>
+              <w:rPr>
+                <w:rFonts w:ascii="Segoe UI" w:hAnsi="Segoe UI" w:cs="Segoe UI"/>
+                <w:sz w:val="22"/>
+                <w:szCs w:val="22"/>
+              </w:rPr>
+              <w:t>_actual_mercedes }}</w:t>
             </w:r>
           </w:p>
         </w:tc>
@@ -10054,13 +11864,23 @@
                 <w:szCs w:val="22"/>
               </w:rPr>
             </w:pPr>
-            <w:r>
-              <w:rPr>
-                <w:rFonts w:ascii="Segoe UI" w:hAnsi="Segoe UI" w:cs="Segoe UI"/>
-                <w:sz w:val="22"/>
-                <w:szCs w:val="22"/>
-              </w:rPr>
-              <w:t>{{ tasa_mercedes }}</w:t>
+            <w:proofErr w:type="gramStart"/>
+            <w:r>
+              <w:rPr>
+                <w:rFonts w:ascii="Segoe UI" w:hAnsi="Segoe UI" w:cs="Segoe UI"/>
+                <w:sz w:val="22"/>
+                <w:szCs w:val="22"/>
+              </w:rPr>
+              <w:t>{{ tasa</w:t>
+            </w:r>
+            <w:proofErr w:type="gramEnd"/>
+            <w:r>
+              <w:rPr>
+                <w:rFonts w:ascii="Segoe UI" w:hAnsi="Segoe UI" w:cs="Segoe UI"/>
+                <w:sz w:val="22"/>
+                <w:szCs w:val="22"/>
+              </w:rPr>
+              <w:t>_mercedes }}</w:t>
             </w:r>
           </w:p>
         </w:tc>
@@ -10079,13 +11899,23 @@
                 <w:szCs w:val="22"/>
               </w:rPr>
             </w:pPr>
-            <w:r>
-              <w:rPr>
-                <w:rFonts w:ascii="Segoe UI" w:hAnsi="Segoe UI" w:cs="Segoe UI"/>
-                <w:sz w:val="22"/>
-                <w:szCs w:val="22"/>
-              </w:rPr>
-              <w:t>{{ tendencia_mercedes }}</w:t>
+            <w:proofErr w:type="gramStart"/>
+            <w:r>
+              <w:rPr>
+                <w:rFonts w:ascii="Segoe UI" w:hAnsi="Segoe UI" w:cs="Segoe UI"/>
+                <w:sz w:val="22"/>
+                <w:szCs w:val="22"/>
+              </w:rPr>
+              <w:t>{{ tendencia</w:t>
+            </w:r>
+            <w:proofErr w:type="gramEnd"/>
+            <w:r>
+              <w:rPr>
+                <w:rFonts w:ascii="Segoe UI" w:hAnsi="Segoe UI" w:cs="Segoe UI"/>
+                <w:sz w:val="22"/>
+                <w:szCs w:val="22"/>
+              </w:rPr>
+              <w:t>_mercedes }}</w:t>
             </w:r>
           </w:p>
         </w:tc>
@@ -10176,15 +12006,49 @@
               </w:rPr>
               <w:t xml:space="preserve">Según el comunicado diario de UTE, se proyecta que los caudales a erogar en las centrales hidroeléctricas de Rincón del Bonete y Constitución oscilen entre </w:t>
             </w:r>
-            <w:r>
-              <w:rPr>
-                <w:rFonts w:ascii="Segoe UI" w:hAnsi="Segoe UI" w:cs="Segoe UI"/>
-                <w:b w:val="0"/>
-                <w:bCs w:val="0"/>
-                <w:sz w:val="22"/>
-                <w:szCs w:val="22"/>
-              </w:rPr>
-              <w:t xml:space="preserve">{{ q_erogado_bonete }} </w:t>
+            <w:proofErr w:type="gramStart"/>
+            <w:r>
+              <w:rPr>
+                <w:rFonts w:ascii="Segoe UI" w:hAnsi="Segoe UI" w:cs="Segoe UI"/>
+                <w:b w:val="0"/>
+                <w:bCs w:val="0"/>
+                <w:sz w:val="22"/>
+                <w:szCs w:val="22"/>
+              </w:rPr>
+              <w:t>{{ q</w:t>
+            </w:r>
+            <w:proofErr w:type="gramEnd"/>
+            <w:r>
+              <w:rPr>
+                <w:rFonts w:ascii="Segoe UI" w:hAnsi="Segoe UI" w:cs="Segoe UI"/>
+                <w:b w:val="0"/>
+                <w:bCs w:val="0"/>
+                <w:sz w:val="22"/>
+                <w:szCs w:val="22"/>
+              </w:rPr>
+              <w:t>_erogado_</w:t>
+            </w:r>
+            <w:proofErr w:type="gramStart"/>
+            <w:r>
+              <w:rPr>
+                <w:rFonts w:ascii="Segoe UI" w:hAnsi="Segoe UI" w:cs="Segoe UI"/>
+                <w:b w:val="0"/>
+                <w:bCs w:val="0"/>
+                <w:sz w:val="22"/>
+                <w:szCs w:val="22"/>
+              </w:rPr>
+              <w:t>bonete }</w:t>
+            </w:r>
+            <w:proofErr w:type="gramEnd"/>
+            <w:r>
+              <w:rPr>
+                <w:rFonts w:ascii="Segoe UI" w:hAnsi="Segoe UI" w:cs="Segoe UI"/>
+                <w:b w:val="0"/>
+                <w:bCs w:val="0"/>
+                <w:sz w:val="22"/>
+                <w:szCs w:val="22"/>
+              </w:rPr>
+              <w:t xml:space="preserve">} </w:t>
             </w:r>
             <w:r>
               <w:rPr>
@@ -10196,15 +12060,49 @@
               </w:rPr>
               <w:t xml:space="preserve">m³/s, y </w:t>
             </w:r>
-            <w:r>
-              <w:rPr>
-                <w:rFonts w:ascii="Segoe UI" w:hAnsi="Segoe UI" w:cs="Segoe UI"/>
-                <w:b w:val="0"/>
-                <w:bCs w:val="0"/>
-                <w:sz w:val="22"/>
-                <w:szCs w:val="22"/>
-              </w:rPr>
-              <w:t xml:space="preserve">{{ q_erogado_palmar }} </w:t>
+            <w:proofErr w:type="gramStart"/>
+            <w:r>
+              <w:rPr>
+                <w:rFonts w:ascii="Segoe UI" w:hAnsi="Segoe UI" w:cs="Segoe UI"/>
+                <w:b w:val="0"/>
+                <w:bCs w:val="0"/>
+                <w:sz w:val="22"/>
+                <w:szCs w:val="22"/>
+              </w:rPr>
+              <w:t>{{ q</w:t>
+            </w:r>
+            <w:proofErr w:type="gramEnd"/>
+            <w:r>
+              <w:rPr>
+                <w:rFonts w:ascii="Segoe UI" w:hAnsi="Segoe UI" w:cs="Segoe UI"/>
+                <w:b w:val="0"/>
+                <w:bCs w:val="0"/>
+                <w:sz w:val="22"/>
+                <w:szCs w:val="22"/>
+              </w:rPr>
+              <w:t>_erogado_</w:t>
+            </w:r>
+            <w:proofErr w:type="gramStart"/>
+            <w:r>
+              <w:rPr>
+                <w:rFonts w:ascii="Segoe UI" w:hAnsi="Segoe UI" w:cs="Segoe UI"/>
+                <w:b w:val="0"/>
+                <w:bCs w:val="0"/>
+                <w:sz w:val="22"/>
+                <w:szCs w:val="22"/>
+              </w:rPr>
+              <w:t>palmar }</w:t>
+            </w:r>
+            <w:proofErr w:type="gramEnd"/>
+            <w:r>
+              <w:rPr>
+                <w:rFonts w:ascii="Segoe UI" w:hAnsi="Segoe UI" w:cs="Segoe UI"/>
+                <w:b w:val="0"/>
+                <w:bCs w:val="0"/>
+                <w:sz w:val="22"/>
+                <w:szCs w:val="22"/>
+              </w:rPr>
+              <w:t xml:space="preserve">} </w:t>
             </w:r>
             <w:r>
               <w:rPr>
@@ -10244,7 +12142,25 @@
                 <w:sz w:val="22"/>
                 <w:szCs w:val="22"/>
               </w:rPr>
-              <w:t>NIVELES MÁXIMOS APROXIMADOS PARA LOS PRÓXIMOS DIAS</w:t>
+              <w:t xml:space="preserve">NIVELES MÁXIMOS </w:t>
+            </w:r>
+            <w:r>
+              <w:rPr>
+                <w:rFonts w:ascii="Segoe UI" w:hAnsi="Segoe UI" w:cs="Segoe UI"/>
+                <w:color w:val="FFFFFF" w:themeColor="background1"/>
+                <w:sz w:val="22"/>
+                <w:szCs w:val="22"/>
+              </w:rPr>
+              <w:t>PRONOSTICADOS</w:t>
+            </w:r>
+            <w:r>
+              <w:rPr>
+                <w:rFonts w:ascii="Segoe UI" w:hAnsi="Segoe UI" w:cs="Segoe UI"/>
+                <w:color w:val="FFFFFF" w:themeColor="background1"/>
+                <w:sz w:val="22"/>
+                <w:szCs w:val="22"/>
+              </w:rPr>
+              <w:t xml:space="preserve"> PARA LOS PRÓXIMOS DIAS</w:t>
             </w:r>
           </w:p>
         </w:tc>
@@ -10388,13 +12304,23 @@
                 <w:szCs w:val="22"/>
               </w:rPr>
             </w:pPr>
-            <w:r>
-              <w:rPr>
-                <w:rFonts w:ascii="Segoe UI" w:hAnsi="Segoe UI" w:cs="Segoe UI"/>
-                <w:sz w:val="22"/>
-                <w:szCs w:val="22"/>
-              </w:rPr>
-              <w:t>{{ pronos_gregorio }}</w:t>
+            <w:proofErr w:type="gramStart"/>
+            <w:r>
+              <w:rPr>
+                <w:rFonts w:ascii="Segoe UI" w:hAnsi="Segoe UI" w:cs="Segoe UI"/>
+                <w:sz w:val="22"/>
+                <w:szCs w:val="22"/>
+              </w:rPr>
+              <w:t>{{ pronos</w:t>
+            </w:r>
+            <w:proofErr w:type="gramEnd"/>
+            <w:r>
+              <w:rPr>
+                <w:rFonts w:ascii="Segoe UI" w:hAnsi="Segoe UI" w:cs="Segoe UI"/>
+                <w:sz w:val="22"/>
+                <w:szCs w:val="22"/>
+              </w:rPr>
+              <w:t>_gregorio }}</w:t>
             </w:r>
           </w:p>
         </w:tc>
@@ -10413,13 +12339,23 @@
                 <w:szCs w:val="22"/>
               </w:rPr>
             </w:pPr>
-            <w:r>
-              <w:rPr>
-                <w:rFonts w:ascii="Segoe UI" w:hAnsi="Segoe UI" w:cs="Segoe UI"/>
-                <w:sz w:val="22"/>
-                <w:szCs w:val="22"/>
-              </w:rPr>
-              <w:t>{{ fecha_gregorio }}</w:t>
+            <w:proofErr w:type="gramStart"/>
+            <w:r>
+              <w:rPr>
+                <w:rFonts w:ascii="Segoe UI" w:hAnsi="Segoe UI" w:cs="Segoe UI"/>
+                <w:sz w:val="22"/>
+                <w:szCs w:val="22"/>
+              </w:rPr>
+              <w:t>{{ fecha</w:t>
+            </w:r>
+            <w:proofErr w:type="gramEnd"/>
+            <w:r>
+              <w:rPr>
+                <w:rFonts w:ascii="Segoe UI" w:hAnsi="Segoe UI" w:cs="Segoe UI"/>
+                <w:sz w:val="22"/>
+                <w:szCs w:val="22"/>
+              </w:rPr>
+              <w:t>_gregorio }}</w:t>
             </w:r>
           </w:p>
         </w:tc>
@@ -10468,13 +12404,23 @@
                 <w:szCs w:val="22"/>
               </w:rPr>
             </w:pPr>
-            <w:r>
-              <w:rPr>
-                <w:rFonts w:ascii="Segoe UI" w:hAnsi="Segoe UI" w:cs="Segoe UI"/>
-                <w:sz w:val="22"/>
-                <w:szCs w:val="22"/>
-              </w:rPr>
-              <w:t>{{ pronos_mercedes }}</w:t>
+            <w:proofErr w:type="gramStart"/>
+            <w:r>
+              <w:rPr>
+                <w:rFonts w:ascii="Segoe UI" w:hAnsi="Segoe UI" w:cs="Segoe UI"/>
+                <w:sz w:val="22"/>
+                <w:szCs w:val="22"/>
+              </w:rPr>
+              <w:t>{{ pronos</w:t>
+            </w:r>
+            <w:proofErr w:type="gramEnd"/>
+            <w:r>
+              <w:rPr>
+                <w:rFonts w:ascii="Segoe UI" w:hAnsi="Segoe UI" w:cs="Segoe UI"/>
+                <w:sz w:val="22"/>
+                <w:szCs w:val="22"/>
+              </w:rPr>
+              <w:t>_mercedes }}</w:t>
             </w:r>
           </w:p>
         </w:tc>
@@ -10493,13 +12439,23 @@
                 <w:szCs w:val="22"/>
               </w:rPr>
             </w:pPr>
-            <w:r>
-              <w:rPr>
-                <w:rFonts w:ascii="Segoe UI" w:hAnsi="Segoe UI" w:cs="Segoe UI"/>
-                <w:sz w:val="22"/>
-                <w:szCs w:val="22"/>
-              </w:rPr>
-              <w:t>{{ fecha_mercedes }}</w:t>
+            <w:proofErr w:type="gramStart"/>
+            <w:r>
+              <w:rPr>
+                <w:rFonts w:ascii="Segoe UI" w:hAnsi="Segoe UI" w:cs="Segoe UI"/>
+                <w:sz w:val="22"/>
+                <w:szCs w:val="22"/>
+              </w:rPr>
+              <w:t>{{ fecha</w:t>
+            </w:r>
+            <w:proofErr w:type="gramEnd"/>
+            <w:r>
+              <w:rPr>
+                <w:rFonts w:ascii="Segoe UI" w:hAnsi="Segoe UI" w:cs="Segoe UI"/>
+                <w:sz w:val="22"/>
+                <w:szCs w:val="22"/>
+              </w:rPr>
+              <w:t>_mercedes }}</w:t>
             </w:r>
           </w:p>
         </w:tc>
@@ -10556,6 +12512,7 @@
                 <w:lang w:val="en-US"/>
               </w:rPr>
             </w:pPr>
+            <w:proofErr w:type="gramStart"/>
             <w:r>
               <w:rPr>
                 <w:rFonts w:ascii="Segoe UI" w:hAnsi="Segoe UI" w:cs="Segoe UI"/>
@@ -10565,7 +12522,19 @@
                 <w:szCs w:val="22"/>
                 <w:lang w:val="en-US"/>
               </w:rPr>
-              <w:t>{{ diagnostico_negro }}</w:t>
+              <w:t>{{ diagnostico</w:t>
+            </w:r>
+            <w:proofErr w:type="gramEnd"/>
+            <w:r>
+              <w:rPr>
+                <w:rFonts w:ascii="Segoe UI" w:hAnsi="Segoe UI" w:cs="Segoe UI"/>
+                <w:b w:val="0"/>
+                <w:bCs w:val="0"/>
+                <w:sz w:val="22"/>
+                <w:szCs w:val="22"/>
+                <w:lang w:val="en-US"/>
+              </w:rPr>
+              <w:t>_negro }}</w:t>
             </w:r>
           </w:p>
         </w:tc>
@@ -10622,6 +12591,7 @@
                 <w:lang w:val="en-US"/>
               </w:rPr>
             </w:pPr>
+            <w:proofErr w:type="gramStart"/>
             <w:r>
               <w:rPr>
                 <w:rFonts w:ascii="Segoe UI" w:hAnsi="Segoe UI" w:cs="Segoe UI"/>
@@ -10631,7 +12601,43 @@
                 <w:szCs w:val="22"/>
                 <w:lang w:val="en-US"/>
               </w:rPr>
-              <w:t>{{ recomendacion_negro }}</w:t>
+              <w:t>{{ recomendacion</w:t>
+            </w:r>
+            <w:proofErr w:type="gramEnd"/>
+            <w:r>
+              <w:rPr>
+                <w:rFonts w:ascii="Segoe UI" w:hAnsi="Segoe UI" w:cs="Segoe UI"/>
+                <w:b w:val="0"/>
+                <w:bCs w:val="0"/>
+                <w:sz w:val="22"/>
+                <w:szCs w:val="22"/>
+                <w:lang w:val="en-US"/>
+              </w:rPr>
+              <w:t>_</w:t>
+            </w:r>
+            <w:proofErr w:type="gramStart"/>
+            <w:r>
+              <w:rPr>
+                <w:rFonts w:ascii="Segoe UI" w:hAnsi="Segoe UI" w:cs="Segoe UI"/>
+                <w:b w:val="0"/>
+                <w:bCs w:val="0"/>
+                <w:sz w:val="22"/>
+                <w:szCs w:val="22"/>
+                <w:lang w:val="en-US"/>
+              </w:rPr>
+              <w:t>negro }</w:t>
+            </w:r>
+            <w:proofErr w:type="gramEnd"/>
+            <w:r>
+              <w:rPr>
+                <w:rFonts w:ascii="Segoe UI" w:hAnsi="Segoe UI" w:cs="Segoe UI"/>
+                <w:b w:val="0"/>
+                <w:bCs w:val="0"/>
+                <w:sz w:val="22"/>
+                <w:szCs w:val="22"/>
+                <w:lang w:val="en-US"/>
+              </w:rPr>
+              <w:t>}</w:t>
             </w:r>
             <w:r>
               <w:rPr>
@@ -11232,6 +13238,7 @@
                 <w:lang w:eastAsia="en-US"/>
               </w:rPr>
             </w:pPr>
+            <w:proofErr w:type="gramStart"/>
             <w:r>
               <w:rPr>
                 <w:rFonts w:ascii="Segoe UI" w:hAnsi="Segoe UI" w:cs="Segoe UI"/>
@@ -11239,7 +13246,17 @@
                 <w:szCs w:val="22"/>
                 <w:lang w:eastAsia="en-US"/>
               </w:rPr>
-              <w:t>{{ nivel_actual_</w:t>
+              <w:t>{{ nivel</w:t>
+            </w:r>
+            <w:proofErr w:type="gramEnd"/>
+            <w:r>
+              <w:rPr>
+                <w:rFonts w:ascii="Segoe UI" w:hAnsi="Segoe UI" w:cs="Segoe UI"/>
+                <w:sz w:val="22"/>
+                <w:szCs w:val="22"/>
+                <w:lang w:eastAsia="en-US"/>
+              </w:rPr>
+              <w:t>_actual_</w:t>
             </w:r>
             <w:r>
               <w:rPr>
@@ -11284,6 +13301,7 @@
                 <w:lang w:eastAsia="en-US"/>
               </w:rPr>
             </w:pPr>
+            <w:proofErr w:type="gramStart"/>
             <w:r>
               <w:rPr>
                 <w:rFonts w:ascii="Segoe UI" w:hAnsi="Segoe UI" w:cs="Segoe UI"/>
@@ -11293,6 +13311,7 @@
               </w:rPr>
               <w:t>{{ tasa</w:t>
             </w:r>
+            <w:proofErr w:type="gramEnd"/>
             <w:r>
               <w:rPr>
                 <w:rFonts w:ascii="Segoe UI" w:hAnsi="Segoe UI" w:cs="Segoe UI"/>
@@ -11336,6 +13355,7 @@
                 <w:lang w:eastAsia="en-US"/>
               </w:rPr>
             </w:pPr>
+            <w:proofErr w:type="gramStart"/>
             <w:r>
               <w:rPr>
                 <w:rFonts w:ascii="Segoe UI" w:hAnsi="Segoe UI" w:cs="Segoe UI"/>
@@ -11343,7 +13363,17 @@
                 <w:szCs w:val="22"/>
                 <w:lang w:eastAsia="en-US"/>
               </w:rPr>
-              <w:t>{{ tendencia_</w:t>
+              <w:t>{{ tendencia</w:t>
+            </w:r>
+            <w:proofErr w:type="gramEnd"/>
+            <w:r>
+              <w:rPr>
+                <w:rFonts w:ascii="Segoe UI" w:hAnsi="Segoe UI" w:cs="Segoe UI"/>
+                <w:sz w:val="22"/>
+                <w:szCs w:val="22"/>
+                <w:lang w:eastAsia="en-US"/>
+              </w:rPr>
+              <w:t>_</w:t>
             </w:r>
             <w:r>
               <w:rPr>
@@ -11477,7 +13507,7 @@
                 <w:szCs w:val="22"/>
                 <w:lang w:eastAsia="en-US"/>
               </w:rPr>
-              <w:t xml:space="preserve">Las precipitaciones diarias promedio en la cuenca del río </w:t>
+              <w:t xml:space="preserve">Los promedios de lluvia acumulada </w:t>
             </w:r>
             <w:r>
               <w:rPr>
@@ -11488,6 +13518,17 @@
                 <w:szCs w:val="22"/>
                 <w:lang w:eastAsia="en-US"/>
               </w:rPr>
+              <w:t xml:space="preserve">en la cuenca del río </w:t>
+            </w:r>
+            <w:r>
+              <w:rPr>
+                <w:rFonts w:ascii="Segoe UI" w:hAnsi="Segoe UI" w:cs="Segoe UI"/>
+                <w:b w:val="0"/>
+                <w:bCs w:val="0"/>
+                <w:sz w:val="22"/>
+                <w:szCs w:val="22"/>
+                <w:lang w:eastAsia="en-US"/>
+              </w:rPr>
               <w:t>Olimar</w:t>
             </w:r>
             <w:r>
@@ -11499,16 +13540,192 @@
                 <w:szCs w:val="22"/>
                 <w:lang w:eastAsia="en-US"/>
               </w:rPr>
-              <w:t xml:space="preserve"> durante los últimos días fueron las siguientes: </w:t>
-            </w:r>
-          </w:p>
-          <w:p>
-            <w:pPr>
-              <w:ind w:left="720" w:hanging="360"/>
-              <w:rPr>
-                <w:rFonts w:ascii="Segoe UI" w:hAnsi="Segoe UI" w:cs="Segoe UI"/>
-                <w:b w:val="0"/>
-                <w:bCs w:val="0"/>
+              <w:t xml:space="preserve"> fueron las siguientes: </w:t>
+            </w:r>
+          </w:p>
+          <w:p>
+            <w:pPr>
+              <w:pStyle w:val="Vieta1rojo"/>
+              <w:rPr>
+                <w:rFonts w:ascii="Segoe UI" w:hAnsi="Segoe UI" w:cs="Segoe UI"/>
+                <w:b w:val="0"/>
+                <w:bCs w:val="0"/>
+                <w:sz w:val="22"/>
+                <w:szCs w:val="22"/>
+                <w:u w:val="single"/>
+              </w:rPr>
+            </w:pPr>
+            <w:r>
+              <w:rPr>
+                <w:rFonts w:ascii="Segoe UI" w:hAnsi="Segoe UI" w:cs="Segoe UI"/>
+                <w:b w:val="0"/>
+                <w:bCs w:val="0"/>
+                <w:sz w:val="22"/>
+                <w:szCs w:val="22"/>
+                <w:u w:val="single"/>
+              </w:rPr>
+              <w:t>Acumulado diario</w:t>
+            </w:r>
+            <w:r>
+              <w:rPr>
+                <w:rFonts w:ascii="Segoe UI" w:hAnsi="Segoe UI" w:cs="Segoe UI"/>
+                <w:b w:val="0"/>
+                <w:bCs w:val="0"/>
+                <w:sz w:val="22"/>
+                <w:szCs w:val="22"/>
+                <w:u w:val="single"/>
+              </w:rPr>
+              <w:t>:</w:t>
+            </w:r>
+            <w:r>
+              <w:rPr>
+                <w:rFonts w:ascii="Segoe UI" w:hAnsi="Segoe UI" w:cs="Segoe UI"/>
+                <w:b w:val="0"/>
+                <w:bCs w:val="0"/>
+                <w:sz w:val="22"/>
+                <w:szCs w:val="22"/>
+              </w:rPr>
+              <w:t xml:space="preserve"> </w:t>
+            </w:r>
+            <w:proofErr w:type="gramStart"/>
+            <w:r>
+              <w:rPr>
+                <w:rFonts w:ascii="Segoe UI" w:hAnsi="Segoe UI" w:cs="Segoe UI"/>
+                <w:b w:val="0"/>
+                <w:bCs w:val="0"/>
+                <w:sz w:val="22"/>
+                <w:szCs w:val="22"/>
+              </w:rPr>
+              <w:t>{{ pobs</w:t>
+            </w:r>
+            <w:proofErr w:type="gramEnd"/>
+            <w:r>
+              <w:rPr>
+                <w:rFonts w:ascii="Segoe UI" w:hAnsi="Segoe UI" w:cs="Segoe UI"/>
+                <w:b w:val="0"/>
+                <w:bCs w:val="0"/>
+                <w:sz w:val="22"/>
+                <w:szCs w:val="22"/>
+              </w:rPr>
+              <w:t>_24_</w:t>
+            </w:r>
+            <w:proofErr w:type="gramStart"/>
+            <w:r>
+              <w:rPr>
+                <w:rFonts w:ascii="Segoe UI" w:hAnsi="Segoe UI" w:cs="Segoe UI"/>
+                <w:b w:val="0"/>
+                <w:bCs w:val="0"/>
+                <w:sz w:val="22"/>
+                <w:szCs w:val="22"/>
+              </w:rPr>
+              <w:t>olimar }</w:t>
+            </w:r>
+            <w:proofErr w:type="gramEnd"/>
+            <w:r>
+              <w:rPr>
+                <w:rFonts w:ascii="Segoe UI" w:hAnsi="Segoe UI" w:cs="Segoe UI"/>
+                <w:b w:val="0"/>
+                <w:bCs w:val="0"/>
+                <w:sz w:val="22"/>
+                <w:szCs w:val="22"/>
+              </w:rPr>
+              <w:t>} mm</w:t>
+            </w:r>
+          </w:p>
+          <w:p>
+            <w:pPr>
+              <w:pStyle w:val="Vieta1rojo"/>
+              <w:rPr>
+                <w:rFonts w:ascii="Segoe UI" w:hAnsi="Segoe UI" w:cs="Segoe UI"/>
+                <w:b w:val="0"/>
+                <w:bCs w:val="0"/>
+                <w:sz w:val="22"/>
+                <w:szCs w:val="22"/>
+                <w:u w:val="single"/>
+              </w:rPr>
+            </w:pPr>
+            <w:r>
+              <w:rPr>
+                <w:rFonts w:ascii="Segoe UI" w:hAnsi="Segoe UI" w:cs="Segoe UI"/>
+                <w:b w:val="0"/>
+                <w:bCs w:val="0"/>
+                <w:sz w:val="22"/>
+                <w:szCs w:val="22"/>
+                <w:u w:val="single"/>
+              </w:rPr>
+              <w:t>Acumulado 3 días</w:t>
+            </w:r>
+            <w:r>
+              <w:rPr>
+                <w:rFonts w:ascii="Segoe UI" w:hAnsi="Segoe UI" w:cs="Segoe UI"/>
+                <w:b w:val="0"/>
+                <w:bCs w:val="0"/>
+                <w:sz w:val="22"/>
+                <w:szCs w:val="22"/>
+                <w:u w:val="single"/>
+              </w:rPr>
+              <w:t>:</w:t>
+            </w:r>
+            <w:r>
+              <w:rPr>
+                <w:rFonts w:ascii="Segoe UI" w:hAnsi="Segoe UI" w:cs="Segoe UI"/>
+                <w:b w:val="0"/>
+                <w:bCs w:val="0"/>
+                <w:sz w:val="22"/>
+                <w:szCs w:val="22"/>
+              </w:rPr>
+              <w:t xml:space="preserve"> </w:t>
+            </w:r>
+            <w:proofErr w:type="gramStart"/>
+            <w:r>
+              <w:rPr>
+                <w:rFonts w:ascii="Segoe UI" w:hAnsi="Segoe UI" w:cs="Segoe UI"/>
+                <w:b w:val="0"/>
+                <w:bCs w:val="0"/>
+                <w:sz w:val="22"/>
+                <w:szCs w:val="22"/>
+              </w:rPr>
+              <w:t>{{ pobs</w:t>
+            </w:r>
+            <w:proofErr w:type="gramEnd"/>
+            <w:r>
+              <w:rPr>
+                <w:rFonts w:ascii="Segoe UI" w:hAnsi="Segoe UI" w:cs="Segoe UI"/>
+                <w:b w:val="0"/>
+                <w:bCs w:val="0"/>
+                <w:sz w:val="22"/>
+                <w:szCs w:val="22"/>
+              </w:rPr>
+              <w:t>_48_</w:t>
+            </w:r>
+            <w:proofErr w:type="gramStart"/>
+            <w:r>
+              <w:rPr>
+                <w:rFonts w:ascii="Segoe UI" w:hAnsi="Segoe UI" w:cs="Segoe UI"/>
+                <w:b w:val="0"/>
+                <w:bCs w:val="0"/>
+                <w:sz w:val="22"/>
+                <w:szCs w:val="22"/>
+              </w:rPr>
+              <w:t>olimar }</w:t>
+            </w:r>
+            <w:proofErr w:type="gramEnd"/>
+            <w:r>
+              <w:rPr>
+                <w:rFonts w:ascii="Segoe UI" w:hAnsi="Segoe UI" w:cs="Segoe UI"/>
+                <w:b w:val="0"/>
+                <w:bCs w:val="0"/>
+                <w:sz w:val="22"/>
+                <w:szCs w:val="22"/>
+              </w:rPr>
+              <w:t>} mm</w:t>
+            </w:r>
+          </w:p>
+          <w:p>
+            <w:pPr>
+              <w:pStyle w:val="Vieta1rojo"/>
+              <w:rPr>
+                <w:rFonts w:ascii="Segoe UI" w:hAnsi="Segoe UI" w:cs="Segoe UI"/>
                 <w:sz w:val="22"/>
                 <w:szCs w:val="22"/>
                 <w:lang w:eastAsia="en-US"/>
@@ -11522,56 +13739,9 @@
                 <w:sz w:val="22"/>
                 <w:szCs w:val="22"/>
                 <w:u w:val="single"/>
-                <w:lang w:eastAsia="en-US"/>
-              </w:rPr>
-              <w:t>{{ fecha_emision }}:</w:t>
-            </w:r>
-            <w:r>
-              <w:rPr>
-                <w:rFonts w:ascii="Segoe UI" w:hAnsi="Segoe UI" w:cs="Segoe UI"/>
-                <w:b w:val="0"/>
-                <w:bCs w:val="0"/>
-                <w:sz w:val="22"/>
-                <w:szCs w:val="22"/>
-                <w:lang w:eastAsia="en-US"/>
-              </w:rPr>
-              <w:t xml:space="preserve"> {{ pobs_24_</w:t>
-            </w:r>
-            <w:r>
-              <w:rPr>
-                <w:rFonts w:ascii="Segoe UI" w:hAnsi="Segoe UI" w:cs="Segoe UI"/>
-                <w:b w:val="0"/>
-                <w:bCs w:val="0"/>
-                <w:sz w:val="22"/>
-                <w:szCs w:val="22"/>
-                <w:lang w:eastAsia="en-US"/>
-              </w:rPr>
-              <w:t>olimar</w:t>
-            </w:r>
-            <w:r>
-              <w:rPr>
-                <w:rFonts w:ascii="Segoe UI" w:hAnsi="Segoe UI" w:cs="Segoe UI"/>
-                <w:b w:val="0"/>
-                <w:bCs w:val="0"/>
-                <w:sz w:val="22"/>
-                <w:szCs w:val="22"/>
-                <w:lang w:eastAsia="en-US"/>
-              </w:rPr>
-              <w:t xml:space="preserve"> }} mm</w:t>
-            </w:r>
-          </w:p>
-          <w:p>
-            <w:pPr>
-              <w:ind w:left="720" w:hanging="360"/>
-              <w:rPr>
-                <w:rFonts w:ascii="Segoe UI" w:hAnsi="Segoe UI" w:cs="Segoe UI"/>
-                <w:b w:val="0"/>
-                <w:bCs w:val="0"/>
-                <w:sz w:val="22"/>
-                <w:szCs w:val="22"/>
-                <w:lang w:eastAsia="en-US"/>
-              </w:rPr>
-            </w:pPr>
+              </w:rPr>
+              <w:t>Acumulado semanal</w:t>
+            </w:r>
             <w:r>
               <w:rPr>
                 <w:rFonts w:ascii="Segoe UI" w:hAnsi="Segoe UI" w:cs="Segoe UI"/>
@@ -11580,98 +13750,62 @@
                 <w:sz w:val="22"/>
                 <w:szCs w:val="22"/>
                 <w:u w:val="single"/>
-                <w:lang w:eastAsia="en-US"/>
-              </w:rPr>
-              <w:t>{{ fecha_48 }}:</w:t>
-            </w:r>
-            <w:r>
-              <w:rPr>
-                <w:rFonts w:ascii="Segoe UI" w:hAnsi="Segoe UI" w:cs="Segoe UI"/>
-                <w:b w:val="0"/>
-                <w:bCs w:val="0"/>
-                <w:sz w:val="22"/>
-                <w:szCs w:val="22"/>
-                <w:lang w:eastAsia="en-US"/>
-              </w:rPr>
-              <w:t xml:space="preserve"> {{ pobs_48_</w:t>
-            </w:r>
-            <w:r>
-              <w:rPr>
-                <w:rFonts w:ascii="Segoe UI" w:hAnsi="Segoe UI" w:cs="Segoe UI"/>
-                <w:b w:val="0"/>
-                <w:bCs w:val="0"/>
-                <w:sz w:val="22"/>
-                <w:szCs w:val="22"/>
-                <w:lang w:eastAsia="en-US"/>
-              </w:rPr>
-              <w:t>olimar</w:t>
-            </w:r>
-            <w:r>
-              <w:rPr>
-                <w:rFonts w:ascii="Segoe UI" w:hAnsi="Segoe UI" w:cs="Segoe UI"/>
-                <w:b w:val="0"/>
-                <w:bCs w:val="0"/>
-                <w:sz w:val="22"/>
-                <w:szCs w:val="22"/>
-                <w:lang w:eastAsia="en-US"/>
-              </w:rPr>
-              <w:t xml:space="preserve"> }} mm</w:t>
-            </w:r>
-          </w:p>
-          <w:p>
-            <w:pPr>
-              <w:ind w:left="720" w:hanging="360"/>
-              <w:rPr>
-                <w:rFonts w:ascii="Segoe UI" w:hAnsi="Segoe UI" w:cs="Segoe UI"/>
-                <w:sz w:val="22"/>
-                <w:szCs w:val="22"/>
-                <w:lang w:eastAsia="en-US"/>
-              </w:rPr>
-            </w:pPr>
-            <w:r>
-              <w:rPr>
-                <w:rFonts w:ascii="Segoe UI" w:hAnsi="Segoe UI" w:cs="Segoe UI"/>
-                <w:b w:val="0"/>
-                <w:bCs w:val="0"/>
-                <w:sz w:val="22"/>
-                <w:szCs w:val="22"/>
-                <w:u w:val="single"/>
-                <w:lang w:eastAsia="en-US"/>
-              </w:rPr>
-              <w:t>{{ fecha_72 }}:</w:t>
-            </w:r>
-            <w:r>
-              <w:rPr>
-                <w:rFonts w:ascii="Segoe UI" w:hAnsi="Segoe UI" w:cs="Segoe UI"/>
-                <w:b w:val="0"/>
-                <w:bCs w:val="0"/>
-                <w:sz w:val="22"/>
-                <w:szCs w:val="22"/>
-                <w:lang w:eastAsia="en-US"/>
-              </w:rPr>
-              <w:t xml:space="preserve"> {{ pobs_72_</w:t>
-            </w:r>
-            <w:r>
-              <w:rPr>
-                <w:rFonts w:ascii="Segoe UI" w:hAnsi="Segoe UI" w:cs="Segoe UI"/>
-                <w:b w:val="0"/>
-                <w:bCs w:val="0"/>
-                <w:sz w:val="22"/>
-                <w:szCs w:val="22"/>
-                <w:lang w:eastAsia="en-US"/>
-              </w:rPr>
-              <w:t>olimar</w:t>
-            </w:r>
-            <w:r>
-              <w:rPr>
-                <w:rFonts w:ascii="Segoe UI" w:hAnsi="Segoe UI" w:cs="Segoe UI"/>
-                <w:b w:val="0"/>
-                <w:bCs w:val="0"/>
-                <w:sz w:val="22"/>
-                <w:szCs w:val="22"/>
-                <w:lang w:eastAsia="en-US"/>
-              </w:rPr>
-              <w:t xml:space="preserve"> }} mm</w:t>
+              </w:rPr>
+              <w:t>:</w:t>
+            </w:r>
+            <w:r>
+              <w:rPr>
+                <w:rFonts w:ascii="Segoe UI" w:hAnsi="Segoe UI" w:cs="Segoe UI"/>
+                <w:b w:val="0"/>
+                <w:bCs w:val="0"/>
+                <w:sz w:val="22"/>
+                <w:szCs w:val="22"/>
+              </w:rPr>
+              <w:t xml:space="preserve"> </w:t>
+            </w:r>
+            <w:proofErr w:type="gramStart"/>
+            <w:r>
+              <w:rPr>
+                <w:rFonts w:ascii="Segoe UI" w:hAnsi="Segoe UI" w:cs="Segoe UI"/>
+                <w:b w:val="0"/>
+                <w:bCs w:val="0"/>
+                <w:sz w:val="22"/>
+                <w:szCs w:val="22"/>
+              </w:rPr>
+              <w:t>{{ pobs</w:t>
+            </w:r>
+            <w:proofErr w:type="gramEnd"/>
+            <w:r>
+              <w:rPr>
+                <w:rFonts w:ascii="Segoe UI" w:hAnsi="Segoe UI" w:cs="Segoe UI"/>
+                <w:b w:val="0"/>
+                <w:bCs w:val="0"/>
+                <w:sz w:val="22"/>
+                <w:szCs w:val="22"/>
+              </w:rPr>
+              <w:t>_72_</w:t>
+            </w:r>
+            <w:proofErr w:type="gramStart"/>
+            <w:r>
+              <w:rPr>
+                <w:rFonts w:ascii="Segoe UI" w:hAnsi="Segoe UI" w:cs="Segoe UI"/>
+                <w:b w:val="0"/>
+                <w:bCs w:val="0"/>
+                <w:sz w:val="22"/>
+                <w:szCs w:val="22"/>
+              </w:rPr>
+              <w:t>olimar }</w:t>
+            </w:r>
+            <w:proofErr w:type="gramEnd"/>
+            <w:r>
+              <w:rPr>
+                <w:rFonts w:ascii="Segoe UI" w:hAnsi="Segoe UI" w:cs="Segoe UI"/>
+                <w:b w:val="0"/>
+                <w:bCs w:val="0"/>
+                <w:sz w:val="22"/>
+                <w:szCs w:val="22"/>
+              </w:rPr>
+              <w:t>} mm</w:t>
             </w:r>
           </w:p>
         </w:tc>
@@ -11708,6 +13842,7 @@
                 <w:color w:val="FFFFFF" w:themeColor="background1"/>
                 <w:sz w:val="22"/>
                 <w:szCs w:val="22"/>
+                <w:lang w:eastAsia="en-US"/>
               </w:rPr>
               <w:t>PRECIPITACIONES PRONOSTICADAS</w:t>
             </w:r>
@@ -11734,32 +13869,104 @@
           </w:tcPr>
           <w:p>
             <w:pPr>
-              <w:rPr>
-                <w:rFonts w:ascii="Segoe UI" w:hAnsi="Segoe UI" w:cs="Segoe UI"/>
-                <w:sz w:val="22"/>
-                <w:szCs w:val="22"/>
-              </w:rPr>
-            </w:pPr>
-          </w:p>
-          <w:p>
-            <w:pPr>
-              <w:rPr>
-                <w:rFonts w:ascii="Segoe UI" w:hAnsi="Segoe UI" w:cs="Segoe UI"/>
-                <w:b w:val="0"/>
-                <w:bCs w:val="0"/>
-                <w:sz w:val="22"/>
-                <w:szCs w:val="22"/>
-              </w:rPr>
-            </w:pPr>
-            <w:r>
-              <w:rPr>
-                <w:rFonts w:ascii="Segoe UI" w:hAnsi="Segoe UI" w:cs="Segoe UI"/>
-                <w:b w:val="0"/>
-                <w:bCs w:val="0"/>
-                <w:sz w:val="22"/>
-                <w:szCs w:val="22"/>
-              </w:rPr>
-              <w:t>De acuerdo con los modelos numéricos de precipitación GFS y GEFS se prevé los siguientes acumulados de lluvia en la cuenca</w:t>
+              <w:spacing w:before="160"/>
+              <w:contextualSpacing w:val="0"/>
+              <w:rPr>
+                <w:rFonts w:ascii="Segoe UI" w:hAnsi="Segoe UI" w:cs="Segoe UI"/>
+                <w:b w:val="0"/>
+                <w:bCs w:val="0"/>
+                <w:sz w:val="22"/>
+                <w:szCs w:val="22"/>
+                <w:lang w:eastAsia="en-US"/>
+              </w:rPr>
+            </w:pPr>
+            <w:r>
+              <w:rPr>
+                <w:rFonts w:ascii="Segoe UI" w:hAnsi="Segoe UI" w:cs="Segoe UI"/>
+                <w:b w:val="0"/>
+                <w:bCs w:val="0"/>
+                <w:sz w:val="22"/>
+                <w:szCs w:val="22"/>
+                <w:lang w:eastAsia="en-US"/>
+              </w:rPr>
+              <w:t xml:space="preserve">Según los </w:t>
+            </w:r>
+            <w:r>
+              <w:rPr>
+                <w:rFonts w:ascii="Segoe UI" w:hAnsi="Segoe UI" w:cs="Segoe UI"/>
+                <w:b w:val="0"/>
+                <w:bCs w:val="0"/>
+                <w:sz w:val="22"/>
+                <w:szCs w:val="22"/>
+                <w:lang w:eastAsia="en-US"/>
+              </w:rPr>
+              <w:t xml:space="preserve">modelos numéricos de </w:t>
+            </w:r>
+            <w:r>
+              <w:rPr>
+                <w:rFonts w:ascii="Segoe UI" w:hAnsi="Segoe UI" w:cs="Segoe UI"/>
+                <w:b w:val="0"/>
+                <w:bCs w:val="0"/>
+                <w:sz w:val="22"/>
+                <w:szCs w:val="22"/>
+                <w:lang w:eastAsia="en-US"/>
+              </w:rPr>
+              <w:t>predicción</w:t>
+            </w:r>
+            <w:r>
+              <w:rPr>
+                <w:rFonts w:ascii="Segoe UI" w:hAnsi="Segoe UI" w:cs="Segoe UI"/>
+                <w:b w:val="0"/>
+                <w:bCs w:val="0"/>
+                <w:sz w:val="22"/>
+                <w:szCs w:val="22"/>
+                <w:lang w:eastAsia="en-US"/>
+              </w:rPr>
+              <w:t xml:space="preserve"> GFS y GEFS</w:t>
+            </w:r>
+            <w:r>
+              <w:rPr>
+                <w:rFonts w:ascii="Segoe UI" w:hAnsi="Segoe UI" w:cs="Segoe UI"/>
+                <w:b w:val="0"/>
+                <w:bCs w:val="0"/>
+                <w:sz w:val="22"/>
+                <w:szCs w:val="22"/>
+                <w:lang w:eastAsia="en-US"/>
+              </w:rPr>
+              <w:t xml:space="preserve">, </w:t>
+            </w:r>
+            <w:r>
+              <w:rPr>
+                <w:rFonts w:ascii="Segoe UI" w:hAnsi="Segoe UI" w:cs="Segoe UI"/>
+                <w:b w:val="0"/>
+                <w:bCs w:val="0"/>
+                <w:sz w:val="22"/>
+                <w:szCs w:val="22"/>
+                <w:lang w:eastAsia="en-US"/>
+              </w:rPr>
+              <w:t>se prevé</w:t>
+            </w:r>
+            <w:r>
+              <w:rPr>
+                <w:rFonts w:ascii="Segoe UI" w:hAnsi="Segoe UI" w:cs="Segoe UI"/>
+                <w:b w:val="0"/>
+                <w:bCs w:val="0"/>
+                <w:sz w:val="22"/>
+                <w:szCs w:val="22"/>
+                <w:lang w:eastAsia="en-US"/>
+              </w:rPr>
+              <w:t>n</w:t>
+            </w:r>
+            <w:r>
+              <w:rPr>
+                <w:rFonts w:ascii="Segoe UI" w:hAnsi="Segoe UI" w:cs="Segoe UI"/>
+                <w:b w:val="0"/>
+                <w:bCs w:val="0"/>
+                <w:sz w:val="22"/>
+                <w:szCs w:val="22"/>
+                <w:lang w:eastAsia="en-US"/>
+              </w:rPr>
+              <w:t xml:space="preserve"> los siguientes acumulados de lluvia en la cuenca</w:t>
             </w:r>
           </w:p>
           <w:p>
@@ -11782,17 +13989,72 @@
                 <w:szCs w:val="22"/>
                 <w:u w:val="single"/>
               </w:rPr>
-              <w:t>{{ fecha_pronos_24 }}:</w:t>
-            </w:r>
-            <w:r>
-              <w:rPr>
-                <w:rFonts w:ascii="Segoe UI" w:hAnsi="Segoe UI" w:cs="Segoe UI"/>
-                <w:b w:val="0"/>
-                <w:bCs w:val="0"/>
-                <w:sz w:val="22"/>
-                <w:szCs w:val="22"/>
-              </w:rPr>
-              <w:t xml:space="preserve"> {{ psim_24_olimar }} mm</w:t>
+              <w:t>Próximas 24 horas (Día 1)</w:t>
+            </w:r>
+            <w:r>
+              <w:rPr>
+                <w:rFonts w:ascii="Segoe UI" w:hAnsi="Segoe UI" w:cs="Segoe UI"/>
+                <w:b w:val="0"/>
+                <w:bCs w:val="0"/>
+                <w:sz w:val="22"/>
+                <w:szCs w:val="22"/>
+                <w:u w:val="single"/>
+              </w:rPr>
+              <w:t>:</w:t>
+            </w:r>
+            <w:r>
+              <w:rPr>
+                <w:rFonts w:ascii="Segoe UI" w:hAnsi="Segoe UI" w:cs="Segoe UI"/>
+                <w:b w:val="0"/>
+                <w:bCs w:val="0"/>
+                <w:sz w:val="22"/>
+                <w:szCs w:val="22"/>
+              </w:rPr>
+              <w:t xml:space="preserve"> </w:t>
+            </w:r>
+            <w:proofErr w:type="gramStart"/>
+            <w:r>
+              <w:rPr>
+                <w:rFonts w:ascii="Segoe UI" w:hAnsi="Segoe UI" w:cs="Segoe UI"/>
+                <w:b w:val="0"/>
+                <w:bCs w:val="0"/>
+                <w:sz w:val="22"/>
+                <w:szCs w:val="22"/>
+              </w:rPr>
+              <w:t>{{ psim</w:t>
+            </w:r>
+            <w:proofErr w:type="gramEnd"/>
+            <w:r>
+              <w:rPr>
+                <w:rFonts w:ascii="Segoe UI" w:hAnsi="Segoe UI" w:cs="Segoe UI"/>
+                <w:b w:val="0"/>
+                <w:bCs w:val="0"/>
+                <w:sz w:val="22"/>
+                <w:szCs w:val="22"/>
+              </w:rPr>
+              <w:t>_24_</w:t>
+            </w:r>
+            <w:proofErr w:type="gramStart"/>
+            <w:r>
+              <w:rPr>
+                <w:rFonts w:ascii="Segoe UI" w:hAnsi="Segoe UI" w:cs="Segoe UI"/>
+                <w:b w:val="0"/>
+                <w:bCs w:val="0"/>
+                <w:sz w:val="22"/>
+                <w:szCs w:val="22"/>
+              </w:rPr>
+              <w:t>olimar }</w:t>
+            </w:r>
+            <w:proofErr w:type="gramEnd"/>
+            <w:r>
+              <w:rPr>
+                <w:rFonts w:ascii="Segoe UI" w:hAnsi="Segoe UI" w:cs="Segoe UI"/>
+                <w:b w:val="0"/>
+                <w:bCs w:val="0"/>
+                <w:sz w:val="22"/>
+                <w:szCs w:val="22"/>
+              </w:rPr>
+              <w:t>} mm</w:t>
             </w:r>
           </w:p>
           <w:p>
@@ -11815,17 +14077,72 @@
                 <w:szCs w:val="22"/>
                 <w:u w:val="single"/>
               </w:rPr>
-              <w:t>{{ fecha_pronos_48 }}:</w:t>
-            </w:r>
-            <w:r>
-              <w:rPr>
-                <w:rFonts w:ascii="Segoe UI" w:hAnsi="Segoe UI" w:cs="Segoe UI"/>
-                <w:b w:val="0"/>
-                <w:bCs w:val="0"/>
-                <w:sz w:val="22"/>
-                <w:szCs w:val="22"/>
-              </w:rPr>
-              <w:t xml:space="preserve"> {{ psim_48_olimar }} mm</w:t>
+              <w:t>Próximos 3 días (Día 1 a 3)</w:t>
+            </w:r>
+            <w:r>
+              <w:rPr>
+                <w:rFonts w:ascii="Segoe UI" w:hAnsi="Segoe UI" w:cs="Segoe UI"/>
+                <w:b w:val="0"/>
+                <w:bCs w:val="0"/>
+                <w:sz w:val="22"/>
+                <w:szCs w:val="22"/>
+                <w:u w:val="single"/>
+              </w:rPr>
+              <w:t>:</w:t>
+            </w:r>
+            <w:r>
+              <w:rPr>
+                <w:rFonts w:ascii="Segoe UI" w:hAnsi="Segoe UI" w:cs="Segoe UI"/>
+                <w:b w:val="0"/>
+                <w:bCs w:val="0"/>
+                <w:sz w:val="22"/>
+                <w:szCs w:val="22"/>
+              </w:rPr>
+              <w:t xml:space="preserve"> </w:t>
+            </w:r>
+            <w:proofErr w:type="gramStart"/>
+            <w:r>
+              <w:rPr>
+                <w:rFonts w:ascii="Segoe UI" w:hAnsi="Segoe UI" w:cs="Segoe UI"/>
+                <w:b w:val="0"/>
+                <w:bCs w:val="0"/>
+                <w:sz w:val="22"/>
+                <w:szCs w:val="22"/>
+              </w:rPr>
+              <w:t>{{ psim</w:t>
+            </w:r>
+            <w:proofErr w:type="gramEnd"/>
+            <w:r>
+              <w:rPr>
+                <w:rFonts w:ascii="Segoe UI" w:hAnsi="Segoe UI" w:cs="Segoe UI"/>
+                <w:b w:val="0"/>
+                <w:bCs w:val="0"/>
+                <w:sz w:val="22"/>
+                <w:szCs w:val="22"/>
+              </w:rPr>
+              <w:t>_48_</w:t>
+            </w:r>
+            <w:proofErr w:type="gramStart"/>
+            <w:r>
+              <w:rPr>
+                <w:rFonts w:ascii="Segoe UI" w:hAnsi="Segoe UI" w:cs="Segoe UI"/>
+                <w:b w:val="0"/>
+                <w:bCs w:val="0"/>
+                <w:sz w:val="22"/>
+                <w:szCs w:val="22"/>
+              </w:rPr>
+              <w:t>olimar }</w:t>
+            </w:r>
+            <w:proofErr w:type="gramEnd"/>
+            <w:r>
+              <w:rPr>
+                <w:rFonts w:ascii="Segoe UI" w:hAnsi="Segoe UI" w:cs="Segoe UI"/>
+                <w:b w:val="0"/>
+                <w:bCs w:val="0"/>
+                <w:sz w:val="22"/>
+                <w:szCs w:val="22"/>
+              </w:rPr>
+              <w:t>} mm</w:t>
             </w:r>
           </w:p>
           <w:p>
@@ -11848,34 +14165,73 @@
                 <w:szCs w:val="22"/>
                 <w:u w:val="single"/>
               </w:rPr>
-              <w:t>{{ fecha_pronos_72 }}:</w:t>
-            </w:r>
-            <w:r>
-              <w:rPr>
-                <w:rFonts w:ascii="Segoe UI" w:hAnsi="Segoe UI" w:cs="Segoe UI"/>
-                <w:b w:val="0"/>
-                <w:bCs w:val="0"/>
-                <w:sz w:val="22"/>
-                <w:szCs w:val="22"/>
-              </w:rPr>
-              <w:t xml:space="preserve"> {{ psim_72_olimar }} mm</w:t>
-            </w:r>
-          </w:p>
-          <w:p>
-            <w:pPr>
-              <w:pStyle w:val="Vieta1rojo"/>
-              <w:numPr>
-                <w:ilvl w:val="0"/>
-                <w:numId w:val="0"/>
-              </w:numPr>
-              <w:rPr>
-                <w:rFonts w:ascii="Segoe UI" w:hAnsi="Segoe UI" w:cs="Segoe UI"/>
-                <w:b w:val="0"/>
-                <w:bCs w:val="0"/>
-                <w:sz w:val="22"/>
-                <w:szCs w:val="22"/>
-              </w:rPr>
-            </w:pPr>
+              <w:t>Próximos 7 días (Semanal)</w:t>
+            </w:r>
+            <w:r>
+              <w:rPr>
+                <w:rFonts w:ascii="Segoe UI" w:hAnsi="Segoe UI" w:cs="Segoe UI"/>
+                <w:b w:val="0"/>
+                <w:bCs w:val="0"/>
+                <w:sz w:val="22"/>
+                <w:szCs w:val="22"/>
+                <w:u w:val="single"/>
+              </w:rPr>
+              <w:t>:</w:t>
+            </w:r>
+            <w:r>
+              <w:rPr>
+                <w:rFonts w:ascii="Segoe UI" w:hAnsi="Segoe UI" w:cs="Segoe UI"/>
+                <w:b w:val="0"/>
+                <w:bCs w:val="0"/>
+                <w:sz w:val="22"/>
+                <w:szCs w:val="22"/>
+              </w:rPr>
+              <w:t xml:space="preserve"> </w:t>
+            </w:r>
+            <w:proofErr w:type="gramStart"/>
+            <w:r>
+              <w:rPr>
+                <w:rFonts w:ascii="Segoe UI" w:hAnsi="Segoe UI" w:cs="Segoe UI"/>
+                <w:b w:val="0"/>
+                <w:bCs w:val="0"/>
+                <w:sz w:val="22"/>
+                <w:szCs w:val="22"/>
+              </w:rPr>
+              <w:t>{{ psim</w:t>
+            </w:r>
+            <w:proofErr w:type="gramEnd"/>
+            <w:r>
+              <w:rPr>
+                <w:rFonts w:ascii="Segoe UI" w:hAnsi="Segoe UI" w:cs="Segoe UI"/>
+                <w:b w:val="0"/>
+                <w:bCs w:val="0"/>
+                <w:sz w:val="22"/>
+                <w:szCs w:val="22"/>
+              </w:rPr>
+              <w:t>_72_</w:t>
+            </w:r>
+            <w:proofErr w:type="gramStart"/>
+            <w:r>
+              <w:rPr>
+                <w:rFonts w:ascii="Segoe UI" w:hAnsi="Segoe UI" w:cs="Segoe UI"/>
+                <w:b w:val="0"/>
+                <w:bCs w:val="0"/>
+                <w:sz w:val="22"/>
+                <w:szCs w:val="22"/>
+              </w:rPr>
+              <w:t>olimar }</w:t>
+            </w:r>
+            <w:proofErr w:type="gramEnd"/>
+            <w:r>
+              <w:rPr>
+                <w:rFonts w:ascii="Segoe UI" w:hAnsi="Segoe UI" w:cs="Segoe UI"/>
+                <w:b w:val="0"/>
+                <w:bCs w:val="0"/>
+                <w:sz w:val="22"/>
+                <w:szCs w:val="22"/>
+              </w:rPr>
+              <w:t>} mm</w:t>
+            </w:r>
           </w:p>
           <w:p>
             <w:pPr>
@@ -11929,7 +14285,27 @@
                 <w:szCs w:val="22"/>
                 <w:lang w:eastAsia="en-US"/>
               </w:rPr>
-              <w:t>NIVELES MÁXIMOS APROXIMADOS PARA LOS PRÓXIMOS DIAS</w:t>
+              <w:t xml:space="preserve">NIVELES MÁXIMOS </w:t>
+            </w:r>
+            <w:r>
+              <w:rPr>
+                <w:rFonts w:ascii="Segoe UI" w:hAnsi="Segoe UI" w:cs="Segoe UI"/>
+                <w:color w:val="FFFFFF" w:themeColor="background1"/>
+                <w:sz w:val="22"/>
+                <w:szCs w:val="22"/>
+                <w:lang w:eastAsia="en-US"/>
+              </w:rPr>
+              <w:t>PRONOSTICADOS</w:t>
+            </w:r>
+            <w:r>
+              <w:rPr>
+                <w:rFonts w:ascii="Segoe UI" w:hAnsi="Segoe UI" w:cs="Segoe UI"/>
+                <w:color w:val="FFFFFF" w:themeColor="background1"/>
+                <w:sz w:val="22"/>
+                <w:szCs w:val="22"/>
+                <w:lang w:eastAsia="en-US"/>
+              </w:rPr>
+              <w:t xml:space="preserve"> PARA LOS PRÓXIMOS DIAS</w:t>
             </w:r>
           </w:p>
         </w:tc>
@@ -12117,6 +14493,7 @@
                 <w:lang w:eastAsia="en-US"/>
               </w:rPr>
             </w:pPr>
+            <w:proofErr w:type="gramStart"/>
             <w:r>
               <w:rPr>
                 <w:rFonts w:ascii="Segoe UI" w:hAnsi="Segoe UI" w:cs="Segoe UI"/>
@@ -12124,7 +14501,17 @@
                 <w:szCs w:val="22"/>
                 <w:lang w:eastAsia="en-US"/>
               </w:rPr>
-              <w:t>{{ pronos_</w:t>
+              <w:t>{{ pronos</w:t>
+            </w:r>
+            <w:proofErr w:type="gramEnd"/>
+            <w:r>
+              <w:rPr>
+                <w:rFonts w:ascii="Segoe UI" w:hAnsi="Segoe UI" w:cs="Segoe UI"/>
+                <w:sz w:val="22"/>
+                <w:szCs w:val="22"/>
+                <w:lang w:eastAsia="en-US"/>
+              </w:rPr>
+              <w:t>_</w:t>
             </w:r>
             <w:r>
               <w:rPr>
@@ -12169,6 +14556,7 @@
                 <w:lang w:eastAsia="en-US"/>
               </w:rPr>
             </w:pPr>
+            <w:proofErr w:type="gramStart"/>
             <w:r>
               <w:rPr>
                 <w:rFonts w:ascii="Segoe UI" w:hAnsi="Segoe UI" w:cs="Segoe UI"/>
@@ -12176,7 +14564,17 @@
                 <w:szCs w:val="22"/>
                 <w:lang w:eastAsia="en-US"/>
               </w:rPr>
-              <w:t>{{ fecha_</w:t>
+              <w:t>{{ fecha</w:t>
+            </w:r>
+            <w:proofErr w:type="gramEnd"/>
+            <w:r>
+              <w:rPr>
+                <w:rFonts w:ascii="Segoe UI" w:hAnsi="Segoe UI" w:cs="Segoe UI"/>
+                <w:sz w:val="22"/>
+                <w:szCs w:val="22"/>
+                <w:lang w:eastAsia="en-US"/>
+              </w:rPr>
+              <w:t>_</w:t>
             </w:r>
             <w:r>
               <w:rPr>
@@ -12239,7 +14637,7 @@
       </w:tr>
       <w:tr>
         <w:trPr>
-          <w:trHeight w:val="2392"/>
+          <w:trHeight w:val="3085"/>
         </w:trPr>
         <w:tc>
           <w:tcPr>
@@ -12267,6 +14665,7 @@
                 <w:lang w:val="en-US" w:eastAsia="en-US"/>
               </w:rPr>
             </w:pPr>
+            <w:proofErr w:type="gramStart"/>
             <w:r>
               <w:rPr>
                 <w:rFonts w:ascii="Segoe UI" w:hAnsi="Segoe UI" w:cs="Segoe UI"/>
@@ -12276,7 +14675,19 @@
                 <w:szCs w:val="22"/>
                 <w:lang w:val="en-US" w:eastAsia="en-US"/>
               </w:rPr>
-              <w:t>{{ diagnostico_olimar }}</w:t>
+              <w:t>{{ diagnostico</w:t>
+            </w:r>
+            <w:proofErr w:type="gramEnd"/>
+            <w:r>
+              <w:rPr>
+                <w:rFonts w:ascii="Segoe UI" w:hAnsi="Segoe UI" w:cs="Segoe UI"/>
+                <w:b w:val="0"/>
+                <w:bCs w:val="0"/>
+                <w:sz w:val="22"/>
+                <w:szCs w:val="22"/>
+                <w:lang w:val="en-US" w:eastAsia="en-US"/>
+              </w:rPr>
+              <w:t>_olimar }}</w:t>
             </w:r>
           </w:p>
         </w:tc>
@@ -12349,6 +14760,7 @@
                 <w:lang w:val="en-US" w:eastAsia="en-US"/>
               </w:rPr>
             </w:pPr>
+            <w:proofErr w:type="gramStart"/>
             <w:r>
               <w:rPr>
                 <w:rFonts w:ascii="Segoe UI" w:hAnsi="Segoe UI" w:cs="Segoe UI"/>
@@ -12358,7 +14770,43 @@
                 <w:szCs w:val="22"/>
                 <w:lang w:val="en-US" w:eastAsia="en-US"/>
               </w:rPr>
-              <w:t xml:space="preserve">{{ recomendacion_olimar }} </w:t>
+              <w:t>{{ recomendacion</w:t>
+            </w:r>
+            <w:proofErr w:type="gramEnd"/>
+            <w:r>
+              <w:rPr>
+                <w:rFonts w:ascii="Segoe UI" w:hAnsi="Segoe UI" w:cs="Segoe UI"/>
+                <w:b w:val="0"/>
+                <w:bCs w:val="0"/>
+                <w:sz w:val="22"/>
+                <w:szCs w:val="22"/>
+                <w:lang w:val="en-US" w:eastAsia="en-US"/>
+              </w:rPr>
+              <w:t>_</w:t>
+            </w:r>
+            <w:proofErr w:type="gramStart"/>
+            <w:r>
+              <w:rPr>
+                <w:rFonts w:ascii="Segoe UI" w:hAnsi="Segoe UI" w:cs="Segoe UI"/>
+                <w:b w:val="0"/>
+                <w:bCs w:val="0"/>
+                <w:sz w:val="22"/>
+                <w:szCs w:val="22"/>
+                <w:lang w:val="en-US" w:eastAsia="en-US"/>
+              </w:rPr>
+              <w:t>olimar }</w:t>
+            </w:r>
+            <w:proofErr w:type="gramEnd"/>
+            <w:r>
+              <w:rPr>
+                <w:rFonts w:ascii="Segoe UI" w:hAnsi="Segoe UI" w:cs="Segoe UI"/>
+                <w:b w:val="0"/>
+                <w:bCs w:val="0"/>
+                <w:sz w:val="22"/>
+                <w:szCs w:val="22"/>
+                <w:lang w:val="en-US" w:eastAsia="en-US"/>
+              </w:rPr>
+              <w:t xml:space="preserve">} </w:t>
             </w:r>
           </w:p>
         </w:tc>
@@ -12963,13 +15411,23 @@
                 <w:lang w:eastAsia="en-US"/>
               </w:rPr>
             </w:pPr>
-            <w:r>
-              <w:rPr>
-                <w:rFonts w:ascii="Segoe UI" w:hAnsi="Segoe UI" w:cs="Segoe UI"/>
-                <w:sz w:val="22"/>
-                <w:szCs w:val="22"/>
-              </w:rPr>
-              <w:t>{{ nivel_actual_varela }}</w:t>
+            <w:proofErr w:type="gramStart"/>
+            <w:r>
+              <w:rPr>
+                <w:rFonts w:ascii="Segoe UI" w:hAnsi="Segoe UI" w:cs="Segoe UI"/>
+                <w:sz w:val="22"/>
+                <w:szCs w:val="22"/>
+              </w:rPr>
+              <w:t>{{ nivel</w:t>
+            </w:r>
+            <w:proofErr w:type="gramEnd"/>
+            <w:r>
+              <w:rPr>
+                <w:rFonts w:ascii="Segoe UI" w:hAnsi="Segoe UI" w:cs="Segoe UI"/>
+                <w:sz w:val="22"/>
+                <w:szCs w:val="22"/>
+              </w:rPr>
+              <w:t>_actual_varela }}</w:t>
             </w:r>
           </w:p>
         </w:tc>
@@ -12996,13 +15454,23 @@
                 <w:lang w:eastAsia="en-US"/>
               </w:rPr>
             </w:pPr>
-            <w:r>
-              <w:rPr>
-                <w:rFonts w:ascii="Segoe UI" w:hAnsi="Segoe UI" w:cs="Segoe UI"/>
-                <w:sz w:val="22"/>
-                <w:szCs w:val="22"/>
-              </w:rPr>
-              <w:t>{{ tasa_varela }}</w:t>
+            <w:proofErr w:type="gramStart"/>
+            <w:r>
+              <w:rPr>
+                <w:rFonts w:ascii="Segoe UI" w:hAnsi="Segoe UI" w:cs="Segoe UI"/>
+                <w:sz w:val="22"/>
+                <w:szCs w:val="22"/>
+              </w:rPr>
+              <w:t>{{ tasa</w:t>
+            </w:r>
+            <w:proofErr w:type="gramEnd"/>
+            <w:r>
+              <w:rPr>
+                <w:rFonts w:ascii="Segoe UI" w:hAnsi="Segoe UI" w:cs="Segoe UI"/>
+                <w:sz w:val="22"/>
+                <w:szCs w:val="22"/>
+              </w:rPr>
+              <w:t>_varela }}</w:t>
             </w:r>
           </w:p>
         </w:tc>
@@ -13029,13 +15497,23 @@
                 <w:lang w:eastAsia="en-US"/>
               </w:rPr>
             </w:pPr>
-            <w:r>
-              <w:rPr>
-                <w:rFonts w:ascii="Segoe UI" w:hAnsi="Segoe UI" w:cs="Segoe UI"/>
-                <w:sz w:val="22"/>
-                <w:szCs w:val="22"/>
-              </w:rPr>
-              <w:t>{{ tendencia_varela }}</w:t>
+            <w:proofErr w:type="gramStart"/>
+            <w:r>
+              <w:rPr>
+                <w:rFonts w:ascii="Segoe UI" w:hAnsi="Segoe UI" w:cs="Segoe UI"/>
+                <w:sz w:val="22"/>
+                <w:szCs w:val="22"/>
+              </w:rPr>
+              <w:t>{{ tendencia</w:t>
+            </w:r>
+            <w:proofErr w:type="gramEnd"/>
+            <w:r>
+              <w:rPr>
+                <w:rFonts w:ascii="Segoe UI" w:hAnsi="Segoe UI" w:cs="Segoe UI"/>
+                <w:sz w:val="22"/>
+                <w:szCs w:val="22"/>
+              </w:rPr>
+              <w:t>_varela }}</w:t>
             </w:r>
           </w:p>
         </w:tc>
@@ -13151,7 +15629,7 @@
                 <w:szCs w:val="22"/>
                 <w:lang w:eastAsia="en-US"/>
               </w:rPr>
-              <w:t xml:space="preserve">Las precipitaciones diarias promedio en la cuenca del río </w:t>
+              <w:t>L</w:t>
             </w:r>
             <w:r>
               <w:rPr>
@@ -13162,6 +15640,28 @@
                 <w:szCs w:val="22"/>
                 <w:lang w:eastAsia="en-US"/>
               </w:rPr>
+              <w:t xml:space="preserve">os promedios de lluvia acumulada </w:t>
+            </w:r>
+            <w:r>
+              <w:rPr>
+                <w:rFonts w:ascii="Segoe UI" w:hAnsi="Segoe UI" w:cs="Segoe UI"/>
+                <w:b w:val="0"/>
+                <w:bCs w:val="0"/>
+                <w:sz w:val="22"/>
+                <w:szCs w:val="22"/>
+                <w:lang w:eastAsia="en-US"/>
+              </w:rPr>
+              <w:t xml:space="preserve">en la cuenca del río </w:t>
+            </w:r>
+            <w:r>
+              <w:rPr>
+                <w:rFonts w:ascii="Segoe UI" w:hAnsi="Segoe UI" w:cs="Segoe UI"/>
+                <w:b w:val="0"/>
+                <w:bCs w:val="0"/>
+                <w:sz w:val="22"/>
+                <w:szCs w:val="22"/>
+                <w:lang w:eastAsia="en-US"/>
+              </w:rPr>
               <w:t>San José</w:t>
             </w:r>
             <w:r>
@@ -13173,16 +15673,192 @@
                 <w:szCs w:val="22"/>
                 <w:lang w:eastAsia="en-US"/>
               </w:rPr>
-              <w:t xml:space="preserve"> durante los últimos días fueron las siguientes: </w:t>
-            </w:r>
-          </w:p>
-          <w:p>
-            <w:pPr>
-              <w:ind w:left="720" w:hanging="360"/>
-              <w:rPr>
-                <w:rFonts w:ascii="Segoe UI" w:hAnsi="Segoe UI" w:cs="Segoe UI"/>
-                <w:b w:val="0"/>
-                <w:bCs w:val="0"/>
+              <w:t xml:space="preserve"> fueron las siguientes: </w:t>
+            </w:r>
+          </w:p>
+          <w:p>
+            <w:pPr>
+              <w:pStyle w:val="Vieta1rojo"/>
+              <w:rPr>
+                <w:rFonts w:ascii="Segoe UI" w:hAnsi="Segoe UI" w:cs="Segoe UI"/>
+                <w:b w:val="0"/>
+                <w:bCs w:val="0"/>
+                <w:sz w:val="22"/>
+                <w:szCs w:val="22"/>
+                <w:u w:val="single"/>
+              </w:rPr>
+            </w:pPr>
+            <w:r>
+              <w:rPr>
+                <w:rFonts w:ascii="Segoe UI" w:hAnsi="Segoe UI" w:cs="Segoe UI"/>
+                <w:b w:val="0"/>
+                <w:bCs w:val="0"/>
+                <w:sz w:val="22"/>
+                <w:szCs w:val="22"/>
+                <w:u w:val="single"/>
+              </w:rPr>
+              <w:t>Acumulado diario</w:t>
+            </w:r>
+            <w:r>
+              <w:rPr>
+                <w:rFonts w:ascii="Segoe UI" w:hAnsi="Segoe UI" w:cs="Segoe UI"/>
+                <w:b w:val="0"/>
+                <w:bCs w:val="0"/>
+                <w:sz w:val="22"/>
+                <w:szCs w:val="22"/>
+                <w:u w:val="single"/>
+              </w:rPr>
+              <w:t>:</w:t>
+            </w:r>
+            <w:r>
+              <w:rPr>
+                <w:rFonts w:ascii="Segoe UI" w:hAnsi="Segoe UI" w:cs="Segoe UI"/>
+                <w:b w:val="0"/>
+                <w:bCs w:val="0"/>
+                <w:sz w:val="22"/>
+                <w:szCs w:val="22"/>
+              </w:rPr>
+              <w:t xml:space="preserve"> </w:t>
+            </w:r>
+            <w:proofErr w:type="gramStart"/>
+            <w:r>
+              <w:rPr>
+                <w:rFonts w:ascii="Segoe UI" w:hAnsi="Segoe UI" w:cs="Segoe UI"/>
+                <w:b w:val="0"/>
+                <w:bCs w:val="0"/>
+                <w:sz w:val="22"/>
+                <w:szCs w:val="22"/>
+              </w:rPr>
+              <w:t>{{ pobs</w:t>
+            </w:r>
+            <w:proofErr w:type="gramEnd"/>
+            <w:r>
+              <w:rPr>
+                <w:rFonts w:ascii="Segoe UI" w:hAnsi="Segoe UI" w:cs="Segoe UI"/>
+                <w:b w:val="0"/>
+                <w:bCs w:val="0"/>
+                <w:sz w:val="22"/>
+                <w:szCs w:val="22"/>
+              </w:rPr>
+              <w:t>_24_</w:t>
+            </w:r>
+            <w:proofErr w:type="gramStart"/>
+            <w:r>
+              <w:rPr>
+                <w:rFonts w:ascii="Segoe UI" w:hAnsi="Segoe UI" w:cs="Segoe UI"/>
+                <w:b w:val="0"/>
+                <w:bCs w:val="0"/>
+                <w:sz w:val="22"/>
+                <w:szCs w:val="22"/>
+              </w:rPr>
+              <w:t>jose }</w:t>
+            </w:r>
+            <w:proofErr w:type="gramEnd"/>
+            <w:r>
+              <w:rPr>
+                <w:rFonts w:ascii="Segoe UI" w:hAnsi="Segoe UI" w:cs="Segoe UI"/>
+                <w:b w:val="0"/>
+                <w:bCs w:val="0"/>
+                <w:sz w:val="22"/>
+                <w:szCs w:val="22"/>
+              </w:rPr>
+              <w:t>} mm</w:t>
+            </w:r>
+          </w:p>
+          <w:p>
+            <w:pPr>
+              <w:pStyle w:val="Vieta1rojo"/>
+              <w:rPr>
+                <w:rFonts w:ascii="Segoe UI" w:hAnsi="Segoe UI" w:cs="Segoe UI"/>
+                <w:b w:val="0"/>
+                <w:bCs w:val="0"/>
+                <w:sz w:val="22"/>
+                <w:szCs w:val="22"/>
+                <w:u w:val="single"/>
+              </w:rPr>
+            </w:pPr>
+            <w:r>
+              <w:rPr>
+                <w:rFonts w:ascii="Segoe UI" w:hAnsi="Segoe UI" w:cs="Segoe UI"/>
+                <w:b w:val="0"/>
+                <w:bCs w:val="0"/>
+                <w:sz w:val="22"/>
+                <w:szCs w:val="22"/>
+                <w:u w:val="single"/>
+              </w:rPr>
+              <w:t>Acumulado 3 días</w:t>
+            </w:r>
+            <w:r>
+              <w:rPr>
+                <w:rFonts w:ascii="Segoe UI" w:hAnsi="Segoe UI" w:cs="Segoe UI"/>
+                <w:b w:val="0"/>
+                <w:bCs w:val="0"/>
+                <w:sz w:val="22"/>
+                <w:szCs w:val="22"/>
+                <w:u w:val="single"/>
+              </w:rPr>
+              <w:t>:</w:t>
+            </w:r>
+            <w:r>
+              <w:rPr>
+                <w:rFonts w:ascii="Segoe UI" w:hAnsi="Segoe UI" w:cs="Segoe UI"/>
+                <w:b w:val="0"/>
+                <w:bCs w:val="0"/>
+                <w:sz w:val="22"/>
+                <w:szCs w:val="22"/>
+              </w:rPr>
+              <w:t xml:space="preserve"> </w:t>
+            </w:r>
+            <w:proofErr w:type="gramStart"/>
+            <w:r>
+              <w:rPr>
+                <w:rFonts w:ascii="Segoe UI" w:hAnsi="Segoe UI" w:cs="Segoe UI"/>
+                <w:b w:val="0"/>
+                <w:bCs w:val="0"/>
+                <w:sz w:val="22"/>
+                <w:szCs w:val="22"/>
+              </w:rPr>
+              <w:t>{{ pobs</w:t>
+            </w:r>
+            <w:proofErr w:type="gramEnd"/>
+            <w:r>
+              <w:rPr>
+                <w:rFonts w:ascii="Segoe UI" w:hAnsi="Segoe UI" w:cs="Segoe UI"/>
+                <w:b w:val="0"/>
+                <w:bCs w:val="0"/>
+                <w:sz w:val="22"/>
+                <w:szCs w:val="22"/>
+              </w:rPr>
+              <w:t>_48_</w:t>
+            </w:r>
+            <w:proofErr w:type="gramStart"/>
+            <w:r>
+              <w:rPr>
+                <w:rFonts w:ascii="Segoe UI" w:hAnsi="Segoe UI" w:cs="Segoe UI"/>
+                <w:b w:val="0"/>
+                <w:bCs w:val="0"/>
+                <w:sz w:val="22"/>
+                <w:szCs w:val="22"/>
+              </w:rPr>
+              <w:t>jose }</w:t>
+            </w:r>
+            <w:proofErr w:type="gramEnd"/>
+            <w:r>
+              <w:rPr>
+                <w:rFonts w:ascii="Segoe UI" w:hAnsi="Segoe UI" w:cs="Segoe UI"/>
+                <w:b w:val="0"/>
+                <w:bCs w:val="0"/>
+                <w:sz w:val="22"/>
+                <w:szCs w:val="22"/>
+              </w:rPr>
+              <w:t>} mm</w:t>
+            </w:r>
+          </w:p>
+          <w:p>
+            <w:pPr>
+              <w:pStyle w:val="Vieta1rojo"/>
+              <w:rPr>
+                <w:rFonts w:ascii="Segoe UI" w:hAnsi="Segoe UI" w:cs="Segoe UI"/>
                 <w:sz w:val="22"/>
                 <w:szCs w:val="22"/>
                 <w:lang w:eastAsia="en-US"/>
@@ -13196,56 +15872,9 @@
                 <w:sz w:val="22"/>
                 <w:szCs w:val="22"/>
                 <w:u w:val="single"/>
-                <w:lang w:eastAsia="en-US"/>
-              </w:rPr>
-              <w:t>{{ fecha_emision }}:</w:t>
-            </w:r>
-            <w:r>
-              <w:rPr>
-                <w:rFonts w:ascii="Segoe UI" w:hAnsi="Segoe UI" w:cs="Segoe UI"/>
-                <w:b w:val="0"/>
-                <w:bCs w:val="0"/>
-                <w:sz w:val="22"/>
-                <w:szCs w:val="22"/>
-                <w:lang w:eastAsia="en-US"/>
-              </w:rPr>
-              <w:t xml:space="preserve"> {{ pobs_24_</w:t>
-            </w:r>
-            <w:r>
-              <w:rPr>
-                <w:rFonts w:ascii="Segoe UI" w:hAnsi="Segoe UI" w:cs="Segoe UI"/>
-                <w:b w:val="0"/>
-                <w:bCs w:val="0"/>
-                <w:sz w:val="22"/>
-                <w:szCs w:val="22"/>
-                <w:lang w:eastAsia="en-US"/>
-              </w:rPr>
-              <w:t>jose</w:t>
-            </w:r>
-            <w:r>
-              <w:rPr>
-                <w:rFonts w:ascii="Segoe UI" w:hAnsi="Segoe UI" w:cs="Segoe UI"/>
-                <w:b w:val="0"/>
-                <w:bCs w:val="0"/>
-                <w:sz w:val="22"/>
-                <w:szCs w:val="22"/>
-                <w:lang w:eastAsia="en-US"/>
-              </w:rPr>
-              <w:t xml:space="preserve"> }} mm</w:t>
-            </w:r>
-          </w:p>
-          <w:p>
-            <w:pPr>
-              <w:ind w:left="720" w:hanging="360"/>
-              <w:rPr>
-                <w:rFonts w:ascii="Segoe UI" w:hAnsi="Segoe UI" w:cs="Segoe UI"/>
-                <w:b w:val="0"/>
-                <w:bCs w:val="0"/>
-                <w:sz w:val="22"/>
-                <w:szCs w:val="22"/>
-                <w:lang w:eastAsia="en-US"/>
-              </w:rPr>
-            </w:pPr>
+              </w:rPr>
+              <w:t>Acumulado semanal</w:t>
+            </w:r>
             <w:r>
               <w:rPr>
                 <w:rFonts w:ascii="Segoe UI" w:hAnsi="Segoe UI" w:cs="Segoe UI"/>
@@ -13254,98 +15883,62 @@
                 <w:sz w:val="22"/>
                 <w:szCs w:val="22"/>
                 <w:u w:val="single"/>
-                <w:lang w:eastAsia="en-US"/>
-              </w:rPr>
-              <w:t>{{ fecha_48 }}:</w:t>
-            </w:r>
-            <w:r>
-              <w:rPr>
-                <w:rFonts w:ascii="Segoe UI" w:hAnsi="Segoe UI" w:cs="Segoe UI"/>
-                <w:b w:val="0"/>
-                <w:bCs w:val="0"/>
-                <w:sz w:val="22"/>
-                <w:szCs w:val="22"/>
-                <w:lang w:eastAsia="en-US"/>
-              </w:rPr>
-              <w:t xml:space="preserve"> {{ pobs_48_</w:t>
-            </w:r>
-            <w:r>
-              <w:rPr>
-                <w:rFonts w:ascii="Segoe UI" w:hAnsi="Segoe UI" w:cs="Segoe UI"/>
-                <w:b w:val="0"/>
-                <w:bCs w:val="0"/>
-                <w:sz w:val="22"/>
-                <w:szCs w:val="22"/>
-                <w:lang w:eastAsia="en-US"/>
-              </w:rPr>
-              <w:t>jose</w:t>
-            </w:r>
-            <w:r>
-              <w:rPr>
-                <w:rFonts w:ascii="Segoe UI" w:hAnsi="Segoe UI" w:cs="Segoe UI"/>
-                <w:b w:val="0"/>
-                <w:bCs w:val="0"/>
-                <w:sz w:val="22"/>
-                <w:szCs w:val="22"/>
-                <w:lang w:eastAsia="en-US"/>
-              </w:rPr>
-              <w:t xml:space="preserve"> }} mm</w:t>
-            </w:r>
-          </w:p>
-          <w:p>
-            <w:pPr>
-              <w:ind w:left="720" w:hanging="360"/>
-              <w:rPr>
-                <w:rFonts w:ascii="Segoe UI" w:hAnsi="Segoe UI" w:cs="Segoe UI"/>
-                <w:sz w:val="22"/>
-                <w:szCs w:val="22"/>
-                <w:lang w:eastAsia="en-US"/>
-              </w:rPr>
-            </w:pPr>
-            <w:r>
-              <w:rPr>
-                <w:rFonts w:ascii="Segoe UI" w:hAnsi="Segoe UI" w:cs="Segoe UI"/>
-                <w:b w:val="0"/>
-                <w:bCs w:val="0"/>
-                <w:sz w:val="22"/>
-                <w:szCs w:val="22"/>
-                <w:u w:val="single"/>
-                <w:lang w:eastAsia="en-US"/>
-              </w:rPr>
-              <w:t>{{ fecha_72 }}:</w:t>
-            </w:r>
-            <w:r>
-              <w:rPr>
-                <w:rFonts w:ascii="Segoe UI" w:hAnsi="Segoe UI" w:cs="Segoe UI"/>
-                <w:b w:val="0"/>
-                <w:bCs w:val="0"/>
-                <w:sz w:val="22"/>
-                <w:szCs w:val="22"/>
-                <w:lang w:eastAsia="en-US"/>
-              </w:rPr>
-              <w:t xml:space="preserve"> {{ pobs_72_</w:t>
-            </w:r>
-            <w:r>
-              <w:rPr>
-                <w:rFonts w:ascii="Segoe UI" w:hAnsi="Segoe UI" w:cs="Segoe UI"/>
-                <w:b w:val="0"/>
-                <w:bCs w:val="0"/>
-                <w:sz w:val="22"/>
-                <w:szCs w:val="22"/>
-                <w:lang w:eastAsia="en-US"/>
-              </w:rPr>
-              <w:t>jose</w:t>
-            </w:r>
-            <w:r>
-              <w:rPr>
-                <w:rFonts w:ascii="Segoe UI" w:hAnsi="Segoe UI" w:cs="Segoe UI"/>
-                <w:b w:val="0"/>
-                <w:bCs w:val="0"/>
-                <w:sz w:val="22"/>
-                <w:szCs w:val="22"/>
-                <w:lang w:eastAsia="en-US"/>
-              </w:rPr>
-              <w:t xml:space="preserve"> }} mm</w:t>
+              </w:rPr>
+              <w:t>:</w:t>
+            </w:r>
+            <w:r>
+              <w:rPr>
+                <w:rFonts w:ascii="Segoe UI" w:hAnsi="Segoe UI" w:cs="Segoe UI"/>
+                <w:b w:val="0"/>
+                <w:bCs w:val="0"/>
+                <w:sz w:val="22"/>
+                <w:szCs w:val="22"/>
+              </w:rPr>
+              <w:t xml:space="preserve"> </w:t>
+            </w:r>
+            <w:proofErr w:type="gramStart"/>
+            <w:r>
+              <w:rPr>
+                <w:rFonts w:ascii="Segoe UI" w:hAnsi="Segoe UI" w:cs="Segoe UI"/>
+                <w:b w:val="0"/>
+                <w:bCs w:val="0"/>
+                <w:sz w:val="22"/>
+                <w:szCs w:val="22"/>
+              </w:rPr>
+              <w:t>{{ pobs</w:t>
+            </w:r>
+            <w:proofErr w:type="gramEnd"/>
+            <w:r>
+              <w:rPr>
+                <w:rFonts w:ascii="Segoe UI" w:hAnsi="Segoe UI" w:cs="Segoe UI"/>
+                <w:b w:val="0"/>
+                <w:bCs w:val="0"/>
+                <w:sz w:val="22"/>
+                <w:szCs w:val="22"/>
+              </w:rPr>
+              <w:t>_72_</w:t>
+            </w:r>
+            <w:proofErr w:type="gramStart"/>
+            <w:r>
+              <w:rPr>
+                <w:rFonts w:ascii="Segoe UI" w:hAnsi="Segoe UI" w:cs="Segoe UI"/>
+                <w:b w:val="0"/>
+                <w:bCs w:val="0"/>
+                <w:sz w:val="22"/>
+                <w:szCs w:val="22"/>
+              </w:rPr>
+              <w:t>jose }</w:t>
+            </w:r>
+            <w:proofErr w:type="gramEnd"/>
+            <w:r>
+              <w:rPr>
+                <w:rFonts w:ascii="Segoe UI" w:hAnsi="Segoe UI" w:cs="Segoe UI"/>
+                <w:b w:val="0"/>
+                <w:bCs w:val="0"/>
+                <w:sz w:val="22"/>
+                <w:szCs w:val="22"/>
+              </w:rPr>
+              <w:t>} mm</w:t>
             </w:r>
           </w:p>
         </w:tc>
@@ -13408,32 +16001,95 @@
           </w:tcPr>
           <w:p>
             <w:pPr>
-              <w:rPr>
-                <w:rFonts w:ascii="Segoe UI" w:hAnsi="Segoe UI" w:cs="Segoe UI"/>
-                <w:sz w:val="22"/>
-                <w:szCs w:val="22"/>
-              </w:rPr>
-            </w:pPr>
-          </w:p>
-          <w:p>
-            <w:pPr>
-              <w:rPr>
-                <w:rFonts w:ascii="Segoe UI" w:hAnsi="Segoe UI" w:cs="Segoe UI"/>
-                <w:b w:val="0"/>
-                <w:bCs w:val="0"/>
-                <w:sz w:val="22"/>
-                <w:szCs w:val="22"/>
-              </w:rPr>
-            </w:pPr>
-            <w:r>
-              <w:rPr>
-                <w:rFonts w:ascii="Segoe UI" w:hAnsi="Segoe UI" w:cs="Segoe UI"/>
-                <w:b w:val="0"/>
-                <w:bCs w:val="0"/>
-                <w:sz w:val="22"/>
-                <w:szCs w:val="22"/>
-              </w:rPr>
-              <w:t>De acuerdo con los modelos numéricos de precipitación GFS y GEFS se prevé los siguientes acumulados de lluvia en la cuenca</w:t>
+              <w:spacing w:before="160"/>
+              <w:contextualSpacing w:val="0"/>
+              <w:rPr>
+                <w:rFonts w:ascii="Segoe UI" w:hAnsi="Segoe UI" w:cs="Segoe UI"/>
+                <w:b w:val="0"/>
+                <w:bCs w:val="0"/>
+                <w:sz w:val="22"/>
+                <w:szCs w:val="22"/>
+              </w:rPr>
+            </w:pPr>
+            <w:r>
+              <w:rPr>
+                <w:rFonts w:ascii="Segoe UI" w:hAnsi="Segoe UI" w:cs="Segoe UI"/>
+                <w:b w:val="0"/>
+                <w:bCs w:val="0"/>
+                <w:sz w:val="22"/>
+                <w:szCs w:val="22"/>
+              </w:rPr>
+              <w:t>Según</w:t>
+            </w:r>
+            <w:r>
+              <w:rPr>
+                <w:rFonts w:ascii="Segoe UI" w:hAnsi="Segoe UI" w:cs="Segoe UI"/>
+                <w:b w:val="0"/>
+                <w:bCs w:val="0"/>
+                <w:sz w:val="22"/>
+                <w:szCs w:val="22"/>
+              </w:rPr>
+              <w:t xml:space="preserve"> los modelos numéricos de </w:t>
+            </w:r>
+            <w:r>
+              <w:rPr>
+                <w:rFonts w:ascii="Segoe UI" w:hAnsi="Segoe UI" w:cs="Segoe UI"/>
+                <w:b w:val="0"/>
+                <w:bCs w:val="0"/>
+                <w:sz w:val="22"/>
+                <w:szCs w:val="22"/>
+              </w:rPr>
+              <w:t>predicción</w:t>
+            </w:r>
+            <w:r>
+              <w:rPr>
+                <w:rFonts w:ascii="Segoe UI" w:hAnsi="Segoe UI" w:cs="Segoe UI"/>
+                <w:b w:val="0"/>
+                <w:bCs w:val="0"/>
+                <w:sz w:val="22"/>
+                <w:szCs w:val="22"/>
+              </w:rPr>
+              <w:t xml:space="preserve"> GFS y GEFS</w:t>
+            </w:r>
+            <w:r>
+              <w:rPr>
+                <w:rFonts w:ascii="Segoe UI" w:hAnsi="Segoe UI" w:cs="Segoe UI"/>
+                <w:b w:val="0"/>
+                <w:bCs w:val="0"/>
+                <w:sz w:val="22"/>
+                <w:szCs w:val="22"/>
+              </w:rPr>
+              <w:t xml:space="preserve">, </w:t>
+            </w:r>
+            <w:r>
+              <w:rPr>
+                <w:rFonts w:ascii="Segoe UI" w:hAnsi="Segoe UI" w:cs="Segoe UI"/>
+                <w:b w:val="0"/>
+                <w:bCs w:val="0"/>
+                <w:sz w:val="22"/>
+                <w:szCs w:val="22"/>
+              </w:rPr>
+              <w:t>se prevé</w:t>
+            </w:r>
+            <w:r>
+              <w:rPr>
+                <w:rFonts w:ascii="Segoe UI" w:hAnsi="Segoe UI" w:cs="Segoe UI"/>
+                <w:b w:val="0"/>
+                <w:bCs w:val="0"/>
+                <w:sz w:val="22"/>
+                <w:szCs w:val="22"/>
+              </w:rPr>
+              <w:t>n</w:t>
+            </w:r>
+            <w:r>
+              <w:rPr>
+                <w:rFonts w:ascii="Segoe UI" w:hAnsi="Segoe UI" w:cs="Segoe UI"/>
+                <w:b w:val="0"/>
+                <w:bCs w:val="0"/>
+                <w:sz w:val="22"/>
+                <w:szCs w:val="22"/>
+              </w:rPr>
+              <w:t xml:space="preserve"> los siguientes acumulados de lluvia en la cuenca</w:t>
             </w:r>
           </w:p>
           <w:p>
@@ -13456,18 +16112,52 @@
                 <w:szCs w:val="22"/>
                 <w:u w:val="single"/>
               </w:rPr>
-              <w:t>{{ fecha_pronos_24 }}:</w:t>
-            </w:r>
-            <w:r>
-              <w:rPr>
-                <w:rFonts w:ascii="Segoe UI" w:hAnsi="Segoe UI" w:cs="Segoe UI"/>
-                <w:b w:val="0"/>
-                <w:bCs w:val="0"/>
-                <w:sz w:val="22"/>
-                <w:szCs w:val="22"/>
-              </w:rPr>
-              <w:t xml:space="preserve"> {{ psim_24_</w:t>
-            </w:r>
+              <w:t>Próximas 24 horas (Día 1)</w:t>
+            </w:r>
+            <w:r>
+              <w:rPr>
+                <w:rFonts w:ascii="Segoe UI" w:hAnsi="Segoe UI" w:cs="Segoe UI"/>
+                <w:b w:val="0"/>
+                <w:bCs w:val="0"/>
+                <w:sz w:val="22"/>
+                <w:szCs w:val="22"/>
+                <w:u w:val="single"/>
+              </w:rPr>
+              <w:t>:</w:t>
+            </w:r>
+            <w:r>
+              <w:rPr>
+                <w:rFonts w:ascii="Segoe UI" w:hAnsi="Segoe UI" w:cs="Segoe UI"/>
+                <w:b w:val="0"/>
+                <w:bCs w:val="0"/>
+                <w:sz w:val="22"/>
+                <w:szCs w:val="22"/>
+              </w:rPr>
+              <w:t xml:space="preserve"> </w:t>
+            </w:r>
+            <w:proofErr w:type="gramStart"/>
+            <w:r>
+              <w:rPr>
+                <w:rFonts w:ascii="Segoe UI" w:hAnsi="Segoe UI" w:cs="Segoe UI"/>
+                <w:b w:val="0"/>
+                <w:bCs w:val="0"/>
+                <w:sz w:val="22"/>
+                <w:szCs w:val="22"/>
+              </w:rPr>
+              <w:t>{{ psim</w:t>
+            </w:r>
+            <w:proofErr w:type="gramEnd"/>
+            <w:r>
+              <w:rPr>
+                <w:rFonts w:ascii="Segoe UI" w:hAnsi="Segoe UI" w:cs="Segoe UI"/>
+                <w:b w:val="0"/>
+                <w:bCs w:val="0"/>
+                <w:sz w:val="22"/>
+                <w:szCs w:val="22"/>
+              </w:rPr>
+              <w:t>_24_</w:t>
+            </w:r>
+            <w:proofErr w:type="gramStart"/>
             <w:r>
               <w:rPr>
                 <w:rFonts w:ascii="Segoe UI" w:hAnsi="Segoe UI" w:cs="Segoe UI"/>
@@ -13486,7 +16176,18 @@
                 <w:sz w:val="22"/>
                 <w:szCs w:val="22"/>
               </w:rPr>
-              <w:t xml:space="preserve"> }} mm</w:t>
+              <w:t xml:space="preserve"> }</w:t>
+            </w:r>
+            <w:proofErr w:type="gramEnd"/>
+            <w:r>
+              <w:rPr>
+                <w:rFonts w:ascii="Segoe UI" w:hAnsi="Segoe UI" w:cs="Segoe UI"/>
+                <w:b w:val="0"/>
+                <w:bCs w:val="0"/>
+                <w:sz w:val="22"/>
+                <w:szCs w:val="22"/>
+              </w:rPr>
+              <w:t>} mm</w:t>
             </w:r>
           </w:p>
           <w:p>
@@ -13509,18 +16210,52 @@
                 <w:szCs w:val="22"/>
                 <w:u w:val="single"/>
               </w:rPr>
-              <w:t>{{ fecha_pronos_48 }}:</w:t>
-            </w:r>
-            <w:r>
-              <w:rPr>
-                <w:rFonts w:ascii="Segoe UI" w:hAnsi="Segoe UI" w:cs="Segoe UI"/>
-                <w:b w:val="0"/>
-                <w:bCs w:val="0"/>
-                <w:sz w:val="22"/>
-                <w:szCs w:val="22"/>
-              </w:rPr>
-              <w:t xml:space="preserve"> {{ psim_48_</w:t>
-            </w:r>
+              <w:t>Próximos 3 días (Día 1 a 3)</w:t>
+            </w:r>
+            <w:r>
+              <w:rPr>
+                <w:rFonts w:ascii="Segoe UI" w:hAnsi="Segoe UI" w:cs="Segoe UI"/>
+                <w:b w:val="0"/>
+                <w:bCs w:val="0"/>
+                <w:sz w:val="22"/>
+                <w:szCs w:val="22"/>
+                <w:u w:val="single"/>
+              </w:rPr>
+              <w:t>:</w:t>
+            </w:r>
+            <w:r>
+              <w:rPr>
+                <w:rFonts w:ascii="Segoe UI" w:hAnsi="Segoe UI" w:cs="Segoe UI"/>
+                <w:b w:val="0"/>
+                <w:bCs w:val="0"/>
+                <w:sz w:val="22"/>
+                <w:szCs w:val="22"/>
+              </w:rPr>
+              <w:t xml:space="preserve"> </w:t>
+            </w:r>
+            <w:proofErr w:type="gramStart"/>
+            <w:r>
+              <w:rPr>
+                <w:rFonts w:ascii="Segoe UI" w:hAnsi="Segoe UI" w:cs="Segoe UI"/>
+                <w:b w:val="0"/>
+                <w:bCs w:val="0"/>
+                <w:sz w:val="22"/>
+                <w:szCs w:val="22"/>
+              </w:rPr>
+              <w:t>{{ psim</w:t>
+            </w:r>
+            <w:proofErr w:type="gramEnd"/>
+            <w:r>
+              <w:rPr>
+                <w:rFonts w:ascii="Segoe UI" w:hAnsi="Segoe UI" w:cs="Segoe UI"/>
+                <w:b w:val="0"/>
+                <w:bCs w:val="0"/>
+                <w:sz w:val="22"/>
+                <w:szCs w:val="22"/>
+              </w:rPr>
+              <w:t>_48_</w:t>
+            </w:r>
+            <w:proofErr w:type="gramStart"/>
             <w:r>
               <w:rPr>
                 <w:rFonts w:ascii="Segoe UI" w:hAnsi="Segoe UI" w:cs="Segoe UI"/>
@@ -13539,7 +16274,18 @@
                 <w:sz w:val="22"/>
                 <w:szCs w:val="22"/>
               </w:rPr>
-              <w:t xml:space="preserve"> }} mm</w:t>
+              <w:t xml:space="preserve"> }</w:t>
+            </w:r>
+            <w:proofErr w:type="gramEnd"/>
+            <w:r>
+              <w:rPr>
+                <w:rFonts w:ascii="Segoe UI" w:hAnsi="Segoe UI" w:cs="Segoe UI"/>
+                <w:b w:val="0"/>
+                <w:bCs w:val="0"/>
+                <w:sz w:val="22"/>
+                <w:szCs w:val="22"/>
+              </w:rPr>
+              <w:t>} mm</w:t>
             </w:r>
           </w:p>
           <w:p>
@@ -13562,18 +16308,52 @@
                 <w:szCs w:val="22"/>
                 <w:u w:val="single"/>
               </w:rPr>
-              <w:t>{{ fecha_pronos_72 }}:</w:t>
-            </w:r>
-            <w:r>
-              <w:rPr>
-                <w:rFonts w:ascii="Segoe UI" w:hAnsi="Segoe UI" w:cs="Segoe UI"/>
-                <w:b w:val="0"/>
-                <w:bCs w:val="0"/>
-                <w:sz w:val="22"/>
-                <w:szCs w:val="22"/>
-              </w:rPr>
-              <w:t xml:space="preserve"> {{ psim_72_</w:t>
-            </w:r>
+              <w:t>Próximos 7 días (Semanal)</w:t>
+            </w:r>
+            <w:r>
+              <w:rPr>
+                <w:rFonts w:ascii="Segoe UI" w:hAnsi="Segoe UI" w:cs="Segoe UI"/>
+                <w:b w:val="0"/>
+                <w:bCs w:val="0"/>
+                <w:sz w:val="22"/>
+                <w:szCs w:val="22"/>
+                <w:u w:val="single"/>
+              </w:rPr>
+              <w:t>:</w:t>
+            </w:r>
+            <w:r>
+              <w:rPr>
+                <w:rFonts w:ascii="Segoe UI" w:hAnsi="Segoe UI" w:cs="Segoe UI"/>
+                <w:b w:val="0"/>
+                <w:bCs w:val="0"/>
+                <w:sz w:val="22"/>
+                <w:szCs w:val="22"/>
+              </w:rPr>
+              <w:t xml:space="preserve"> </w:t>
+            </w:r>
+            <w:proofErr w:type="gramStart"/>
+            <w:r>
+              <w:rPr>
+                <w:rFonts w:ascii="Segoe UI" w:hAnsi="Segoe UI" w:cs="Segoe UI"/>
+                <w:b w:val="0"/>
+                <w:bCs w:val="0"/>
+                <w:sz w:val="22"/>
+                <w:szCs w:val="22"/>
+              </w:rPr>
+              <w:t>{{ psim</w:t>
+            </w:r>
+            <w:proofErr w:type="gramEnd"/>
+            <w:r>
+              <w:rPr>
+                <w:rFonts w:ascii="Segoe UI" w:hAnsi="Segoe UI" w:cs="Segoe UI"/>
+                <w:b w:val="0"/>
+                <w:bCs w:val="0"/>
+                <w:sz w:val="22"/>
+                <w:szCs w:val="22"/>
+              </w:rPr>
+              <w:t>_72_</w:t>
+            </w:r>
+            <w:proofErr w:type="gramStart"/>
             <w:r>
               <w:rPr>
                 <w:rFonts w:ascii="Segoe UI" w:hAnsi="Segoe UI" w:cs="Segoe UI"/>
@@ -13592,24 +16372,19 @@
                 <w:sz w:val="22"/>
                 <w:szCs w:val="22"/>
               </w:rPr>
-              <w:t xml:space="preserve"> }} mm</w:t>
-            </w:r>
-          </w:p>
-          <w:p>
-            <w:pPr>
-              <w:pStyle w:val="Vieta1rojo"/>
-              <w:numPr>
-                <w:ilvl w:val="0"/>
-                <w:numId w:val="0"/>
-              </w:numPr>
-              <w:rPr>
-                <w:rFonts w:ascii="Segoe UI" w:hAnsi="Segoe UI" w:cs="Segoe UI"/>
-                <w:b w:val="0"/>
-                <w:bCs w:val="0"/>
-                <w:sz w:val="22"/>
-                <w:szCs w:val="22"/>
-              </w:rPr>
-            </w:pPr>
+              <w:t xml:space="preserve"> }</w:t>
+            </w:r>
+            <w:proofErr w:type="gramEnd"/>
+            <w:r>
+              <w:rPr>
+                <w:rFonts w:ascii="Segoe UI" w:hAnsi="Segoe UI" w:cs="Segoe UI"/>
+                <w:b w:val="0"/>
+                <w:bCs w:val="0"/>
+                <w:sz w:val="22"/>
+                <w:szCs w:val="22"/>
+              </w:rPr>
+              <w:t>} mm</w:t>
+            </w:r>
           </w:p>
           <w:p>
             <w:pPr>
@@ -13663,7 +16438,27 @@
                 <w:szCs w:val="22"/>
                 <w:lang w:eastAsia="en-US"/>
               </w:rPr>
-              <w:t>NIVELES MÁXIMOS APROXIMADOS PARA LOS PRÓXIMOS DIAS</w:t>
+              <w:t xml:space="preserve">NIVELES MÁXIMOS </w:t>
+            </w:r>
+            <w:r>
+              <w:rPr>
+                <w:rFonts w:ascii="Segoe UI" w:hAnsi="Segoe UI" w:cs="Segoe UI"/>
+                <w:color w:val="FFFFFF" w:themeColor="background1"/>
+                <w:sz w:val="22"/>
+                <w:szCs w:val="22"/>
+                <w:lang w:eastAsia="en-US"/>
+              </w:rPr>
+              <w:t>PRONOSTICADOS</w:t>
+            </w:r>
+            <w:r>
+              <w:rPr>
+                <w:rFonts w:ascii="Segoe UI" w:hAnsi="Segoe UI" w:cs="Segoe UI"/>
+                <w:color w:val="FFFFFF" w:themeColor="background1"/>
+                <w:sz w:val="22"/>
+                <w:szCs w:val="22"/>
+                <w:lang w:eastAsia="en-US"/>
+              </w:rPr>
+              <w:t xml:space="preserve"> PARA LOS PRÓXIMOS DIAS</w:t>
             </w:r>
           </w:p>
         </w:tc>
@@ -13850,13 +16645,23 @@
                 <w:lang w:eastAsia="en-US"/>
               </w:rPr>
             </w:pPr>
-            <w:r>
-              <w:rPr>
-                <w:rFonts w:ascii="Segoe UI" w:hAnsi="Segoe UI" w:cs="Segoe UI"/>
-                <w:sz w:val="22"/>
-                <w:szCs w:val="22"/>
-              </w:rPr>
-              <w:t>{{ pronos_varela }}</w:t>
+            <w:proofErr w:type="gramStart"/>
+            <w:r>
+              <w:rPr>
+                <w:rFonts w:ascii="Segoe UI" w:hAnsi="Segoe UI" w:cs="Segoe UI"/>
+                <w:sz w:val="22"/>
+                <w:szCs w:val="22"/>
+              </w:rPr>
+              <w:t>{{ pronos</w:t>
+            </w:r>
+            <w:proofErr w:type="gramEnd"/>
+            <w:r>
+              <w:rPr>
+                <w:rFonts w:ascii="Segoe UI" w:hAnsi="Segoe UI" w:cs="Segoe UI"/>
+                <w:sz w:val="22"/>
+                <w:szCs w:val="22"/>
+              </w:rPr>
+              <w:t>_varela }}</w:t>
             </w:r>
           </w:p>
         </w:tc>
@@ -13883,13 +16688,23 @@
                 <w:lang w:eastAsia="en-US"/>
               </w:rPr>
             </w:pPr>
-            <w:r>
-              <w:rPr>
-                <w:rFonts w:ascii="Segoe UI" w:hAnsi="Segoe UI" w:cs="Segoe UI"/>
-                <w:sz w:val="22"/>
-                <w:szCs w:val="22"/>
-              </w:rPr>
-              <w:t>{{ fecha_varela }}</w:t>
+            <w:proofErr w:type="gramStart"/>
+            <w:r>
+              <w:rPr>
+                <w:rFonts w:ascii="Segoe UI" w:hAnsi="Segoe UI" w:cs="Segoe UI"/>
+                <w:sz w:val="22"/>
+                <w:szCs w:val="22"/>
+              </w:rPr>
+              <w:t>{{ fecha</w:t>
+            </w:r>
+            <w:proofErr w:type="gramEnd"/>
+            <w:r>
+              <w:rPr>
+                <w:rFonts w:ascii="Segoe UI" w:hAnsi="Segoe UI" w:cs="Segoe UI"/>
+                <w:sz w:val="22"/>
+                <w:szCs w:val="22"/>
+              </w:rPr>
+              <w:t>_varela }}</w:t>
             </w:r>
           </w:p>
         </w:tc>
@@ -13934,7 +16749,7 @@
       </w:tr>
       <w:tr>
         <w:trPr>
-          <w:trHeight w:val="3238"/>
+          <w:trHeight w:val="3805"/>
         </w:trPr>
         <w:tc>
           <w:tcPr>
@@ -13962,6 +16777,7 @@
                 <w:lang w:val="en-US" w:eastAsia="en-US"/>
               </w:rPr>
             </w:pPr>
+            <w:proofErr w:type="gramStart"/>
             <w:r>
               <w:rPr>
                 <w:rFonts w:ascii="Segoe UI" w:hAnsi="Segoe UI" w:cs="Segoe UI"/>
@@ -13971,7 +16787,19 @@
                 <w:szCs w:val="22"/>
                 <w:lang w:val="en-US" w:eastAsia="en-US"/>
               </w:rPr>
-              <w:t>{{ diagnostico_</w:t>
+              <w:t>{{ diagnostico</w:t>
+            </w:r>
+            <w:proofErr w:type="gramEnd"/>
+            <w:r>
+              <w:rPr>
+                <w:rFonts w:ascii="Segoe UI" w:hAnsi="Segoe UI" w:cs="Segoe UI"/>
+                <w:b w:val="0"/>
+                <w:bCs w:val="0"/>
+                <w:sz w:val="22"/>
+                <w:szCs w:val="22"/>
+                <w:lang w:val="en-US" w:eastAsia="en-US"/>
+              </w:rPr>
+              <w:t>_</w:t>
             </w:r>
             <w:r>
               <w:rPr>
@@ -14066,6 +16894,7 @@
                 <w:lang w:val="en-US" w:eastAsia="en-US"/>
               </w:rPr>
             </w:pPr>
+            <w:proofErr w:type="gramStart"/>
             <w:r>
               <w:rPr>
                 <w:rFonts w:ascii="Segoe UI" w:hAnsi="Segoe UI" w:cs="Segoe UI"/>
@@ -14075,8 +16904,9 @@
                 <w:szCs w:val="22"/>
                 <w:lang w:val="en-US" w:eastAsia="en-US"/>
               </w:rPr>
-              <w:t>{{ recomendacion_</w:t>
-            </w:r>
+              <w:t>{{ recomendacion</w:t>
+            </w:r>
+            <w:proofErr w:type="gramEnd"/>
             <w:r>
               <w:rPr>
                 <w:rFonts w:ascii="Segoe UI" w:hAnsi="Segoe UI" w:cs="Segoe UI"/>
@@ -14086,6 +16916,18 @@
                 <w:szCs w:val="22"/>
                 <w:lang w:val="en-US" w:eastAsia="en-US"/>
               </w:rPr>
+              <w:t>_</w:t>
+            </w:r>
+            <w:proofErr w:type="gramStart"/>
+            <w:r>
+              <w:rPr>
+                <w:rFonts w:ascii="Segoe UI" w:hAnsi="Segoe UI" w:cs="Segoe UI"/>
+                <w:b w:val="0"/>
+                <w:bCs w:val="0"/>
+                <w:sz w:val="22"/>
+                <w:szCs w:val="22"/>
+                <w:lang w:val="en-US" w:eastAsia="en-US"/>
+              </w:rPr>
               <w:t>jose</w:t>
             </w:r>
             <w:r>
@@ -14097,7 +16939,19 @@
                 <w:szCs w:val="22"/>
                 <w:lang w:val="en-US" w:eastAsia="en-US"/>
               </w:rPr>
-              <w:t xml:space="preserve"> }} </w:t>
+              <w:t xml:space="preserve"> }</w:t>
+            </w:r>
+            <w:proofErr w:type="gramEnd"/>
+            <w:r>
+              <w:rPr>
+                <w:rFonts w:ascii="Segoe UI" w:hAnsi="Segoe UI" w:cs="Segoe UI"/>
+                <w:b w:val="0"/>
+                <w:bCs w:val="0"/>
+                <w:sz w:val="22"/>
+                <w:szCs w:val="22"/>
+                <w:lang w:val="en-US" w:eastAsia="en-US"/>
+              </w:rPr>
+              <w:t xml:space="preserve">} </w:t>
             </w:r>
           </w:p>
         </w:tc>
@@ -14124,7 +16978,7 @@
 </file>
 
 <file path=word/endnotes.xml><?xml version="1.0" encoding="utf-8"?>
-<w:endnotes xmlns:wpc="http://schemas.microsoft.com/office/word/2010/wordprocessingCanvas" xmlns:cx="http://schemas.microsoft.com/office/drawing/2014/chartex" xmlns:cx1="http://schemas.microsoft.com/office/drawing/2015/9/8/chartex" xmlns:cx2="http://schemas.microsoft.com/office/drawing/2015/10/21/chartex" xmlns:cx3="http://schemas.microsoft.com/office/drawing/2016/5/9/chartex" xmlns:cx4="http://schemas.microsoft.com/office/drawing/2016/5/10/chartex" xmlns:cx5="http://schemas.microsoft.com/office/drawing/2016/5/11/chartex" xmlns:cx6="http://schemas.microsoft.com/office/drawing/2016/5/12/chartex" xmlns:cx7="http://schemas.microsoft.com/office/drawing/2016/5/13/chartex" xmlns:cx8="http://schemas.microsoft.com/office/drawing/2016/5/14/chartex" xmlns:mc="http://schemas.openxmlformats.org/markup-compatibility/2006" xmlns:aink="http://schemas.microsoft.com/office/drawing/2016/ink" xmlns:am3d="http://schemas.microsoft.com/office/drawing/2017/model3d" xmlns:o="urn:schemas-microsoft-com:office:office" xmlns:oel="http://schemas.microsoft.com/office/2019/extlst" xmlns:r="http://schemas.openxmlformats.org/officeDocument/2006/relationships" xmlns:m="http://schemas.openxmlformats.org/officeDocument/2006/math" xmlns:v="urn:schemas-microsoft-com:vml" xmlns:wp14="http://schemas.microsoft.com/office/word/2010/wordprocessingDrawing" xmlns:wp="http://schemas.openxmlformats.org/drawingml/2006/wordprocessingDrawing" xmlns:w10="urn:schemas-microsoft-com:office:word" xmlns:w="http://schemas.openxmlformats.org/wordprocessingml/2006/main" xmlns:w14="http://schemas.microsoft.com/office/word/2010/wordml" xmlns:w15="http://schemas.microsoft.com/office/word/2012/wordml" xmlns:w16cex="http://schemas.microsoft.com/office/word/2018/wordml/cex" xmlns:w16cid="http://schemas.microsoft.com/office/word/2016/wordml/cid" xmlns:w16="http://schemas.microsoft.com/office/word/2018/wordml" xmlns:w16du="http://schemas.microsoft.com/office/word/2023/wordml/word16du" xmlns:w16sdtdh="http://schemas.microsoft.com/office/word/2020/wordml/sdtdatahash" xmlns:w16sdtfl="http://schemas.microsoft.com/office/word/2024/wordml/sdtformatlock" xmlns:w16se="http://schemas.microsoft.com/office/word/2015/wordml/symex" xmlns:wpg="http://schemas.microsoft.com/office/word/2010/wordprocessingGroup" xmlns:wpi="http://schemas.microsoft.com/office/word/2010/wordprocessingInk" xmlns:wne="http://schemas.microsoft.com/office/word/2006/wordml" xmlns:wps="http://schemas.microsoft.com/office/word/2010/wordprocessingShape" mc:Ignorable="w14 w15 w16se w16cid w16 w16cex w16sdtdh w16sdtfl w16du wp14">
+<w:endnotes xmlns:wpc="http://schemas.microsoft.com/office/word/2010/wordprocessingCanvas" xmlns:cx="http://schemas.microsoft.com/office/drawing/2014/chartex" xmlns:cx1="http://schemas.microsoft.com/office/drawing/2015/9/8/chartex" xmlns:cx2="http://schemas.microsoft.com/office/drawing/2015/10/21/chartex" xmlns:cx3="http://schemas.microsoft.com/office/drawing/2016/5/9/chartex" xmlns:cx4="http://schemas.microsoft.com/office/drawing/2016/5/10/chartex" xmlns:cx5="http://schemas.microsoft.com/office/drawing/2016/5/11/chartex" xmlns:cx6="http://schemas.microsoft.com/office/drawing/2016/5/12/chartex" xmlns:cx7="http://schemas.microsoft.com/office/drawing/2016/5/13/chartex" xmlns:cx8="http://schemas.microsoft.com/office/drawing/2016/5/14/chartex" xmlns:mc="http://schemas.openxmlformats.org/markup-compatibility/2006" xmlns:aink="http://schemas.microsoft.com/office/drawing/2016/ink" xmlns:am3d="http://schemas.microsoft.com/office/drawing/2017/model3d" xmlns:o="urn:schemas-microsoft-com:office:office" xmlns:oel="http://schemas.microsoft.com/office/2019/extlst" xmlns:r="http://schemas.openxmlformats.org/officeDocument/2006/relationships" xmlns:m="http://schemas.openxmlformats.org/officeDocument/2006/math" xmlns:v="urn:schemas-microsoft-com:vml" xmlns:wp14="http://schemas.microsoft.com/office/word/2010/wordprocessingDrawing" xmlns:wp="http://schemas.openxmlformats.org/drawingml/2006/wordprocessingDrawing" xmlns:w10="urn:schemas-microsoft-com:office:word" xmlns:w="http://schemas.openxmlformats.org/wordprocessingml/2006/main" xmlns:w14="http://schemas.microsoft.com/office/word/2010/wordml" xmlns:w15="http://schemas.microsoft.com/office/word/2012/wordml" xmlns:w16cei="http://schemas.microsoft.com/office/word/2026/wordml/cei" xmlns:w16cex="http://schemas.microsoft.com/office/word/2018/wordml/cex" xmlns:w16cid="http://schemas.microsoft.com/office/word/2016/wordml/cid" xmlns:w16="http://schemas.microsoft.com/office/word/2018/wordml" xmlns:w16du="http://schemas.microsoft.com/office/word/2023/wordml/word16du" xmlns:w16sdtdh="http://schemas.microsoft.com/office/word/2020/wordml/sdtdatahash" xmlns:w16sdtfl="http://schemas.microsoft.com/office/word/2024/wordml/sdtformatlock" xmlns:w16se="http://schemas.microsoft.com/office/word/2015/wordml/symex" xmlns:wpg="http://schemas.microsoft.com/office/word/2010/wordprocessingGroup" xmlns:wpi="http://schemas.microsoft.com/office/word/2010/wordprocessingInk" xmlns:wne="http://schemas.microsoft.com/office/word/2006/wordml" xmlns:wps="http://schemas.microsoft.com/office/word/2010/wordprocessingShape" mc:Ignorable="w14 w15 w16se w16cid w16 w16cex w16sdtdh w16sdtfl w16du wp14">
   <w:endnote w:type="separator" w:id="-1">
     <w:p>
       <w:pPr>
@@ -14149,7 +17003,7 @@
 </file>
 
 <file path=word/footer1.xml><?xml version="1.0" encoding="utf-8"?>
-<w:ftr xmlns:wpc="http://schemas.microsoft.com/office/word/2010/wordprocessingCanvas" xmlns:cx="http://schemas.microsoft.com/office/drawing/2014/chartex" xmlns:cx1="http://schemas.microsoft.com/office/drawing/2015/9/8/chartex" xmlns:cx2="http://schemas.microsoft.com/office/drawing/2015/10/21/chartex" xmlns:cx3="http://schemas.microsoft.com/office/drawing/2016/5/9/chartex" xmlns:cx4="http://schemas.microsoft.com/office/drawing/2016/5/10/chartex" xmlns:cx5="http://schemas.microsoft.com/office/drawing/2016/5/11/chartex" xmlns:cx6="http://schemas.microsoft.com/office/drawing/2016/5/12/chartex" xmlns:cx7="http://schemas.microsoft.com/office/drawing/2016/5/13/chartex" xmlns:cx8="http://schemas.microsoft.com/office/drawing/2016/5/14/chartex" xmlns:mc="http://schemas.openxmlformats.org/markup-compatibility/2006" xmlns:aink="http://schemas.microsoft.com/office/drawing/2016/ink" xmlns:am3d="http://schemas.microsoft.com/office/drawing/2017/model3d" xmlns:o="urn:schemas-microsoft-com:office:office" xmlns:oel="http://schemas.microsoft.com/office/2019/extlst" xmlns:r="http://schemas.openxmlformats.org/officeDocument/2006/relationships" xmlns:m="http://schemas.openxmlformats.org/officeDocument/2006/math" xmlns:v="urn:schemas-microsoft-com:vml" xmlns:wp14="http://schemas.microsoft.com/office/word/2010/wordprocessingDrawing" xmlns:wp="http://schemas.openxmlformats.org/drawingml/2006/wordprocessingDrawing" xmlns:w10="urn:schemas-microsoft-com:office:word" xmlns:w="http://schemas.openxmlformats.org/wordprocessingml/2006/main" xmlns:w14="http://schemas.microsoft.com/office/word/2010/wordml" xmlns:w15="http://schemas.microsoft.com/office/word/2012/wordml" xmlns:w16cex="http://schemas.microsoft.com/office/word/2018/wordml/cex" xmlns:w16cid="http://schemas.microsoft.com/office/word/2016/wordml/cid" xmlns:w16="http://schemas.microsoft.com/office/word/2018/wordml" xmlns:w16du="http://schemas.microsoft.com/office/word/2023/wordml/word16du" xmlns:w16sdtdh="http://schemas.microsoft.com/office/word/2020/wordml/sdtdatahash" xmlns:w16sdtfl="http://schemas.microsoft.com/office/word/2024/wordml/sdtformatlock" xmlns:w16se="http://schemas.microsoft.com/office/word/2015/wordml/symex" xmlns:wpg="http://schemas.microsoft.com/office/word/2010/wordprocessingGroup" xmlns:wpi="http://schemas.microsoft.com/office/word/2010/wordprocessingInk" xmlns:wne="http://schemas.microsoft.com/office/word/2006/wordml" xmlns:wps="http://schemas.microsoft.com/office/word/2010/wordprocessingShape" mc:Ignorable="w14 w15 w16se w16cid w16 w16cex w16sdtdh w16sdtfl w16du wp14">
+<w:ftr xmlns:wpc="http://schemas.microsoft.com/office/word/2010/wordprocessingCanvas" xmlns:cx="http://schemas.microsoft.com/office/drawing/2014/chartex" xmlns:cx1="http://schemas.microsoft.com/office/drawing/2015/9/8/chartex" xmlns:cx2="http://schemas.microsoft.com/office/drawing/2015/10/21/chartex" xmlns:cx3="http://schemas.microsoft.com/office/drawing/2016/5/9/chartex" xmlns:cx4="http://schemas.microsoft.com/office/drawing/2016/5/10/chartex" xmlns:cx5="http://schemas.microsoft.com/office/drawing/2016/5/11/chartex" xmlns:cx6="http://schemas.microsoft.com/office/drawing/2016/5/12/chartex" xmlns:cx7="http://schemas.microsoft.com/office/drawing/2016/5/13/chartex" xmlns:cx8="http://schemas.microsoft.com/office/drawing/2016/5/14/chartex" xmlns:mc="http://schemas.openxmlformats.org/markup-compatibility/2006" xmlns:aink="http://schemas.microsoft.com/office/drawing/2016/ink" xmlns:am3d="http://schemas.microsoft.com/office/drawing/2017/model3d" xmlns:o="urn:schemas-microsoft-com:office:office" xmlns:oel="http://schemas.microsoft.com/office/2019/extlst" xmlns:r="http://schemas.openxmlformats.org/officeDocument/2006/relationships" xmlns:m="http://schemas.openxmlformats.org/officeDocument/2006/math" xmlns:v="urn:schemas-microsoft-com:vml" xmlns:wp14="http://schemas.microsoft.com/office/word/2010/wordprocessingDrawing" xmlns:wp="http://schemas.openxmlformats.org/drawingml/2006/wordprocessingDrawing" xmlns:w10="urn:schemas-microsoft-com:office:word" xmlns:w="http://schemas.openxmlformats.org/wordprocessingml/2006/main" xmlns:w14="http://schemas.microsoft.com/office/word/2010/wordml" xmlns:w15="http://schemas.microsoft.com/office/word/2012/wordml" xmlns:w16cei="http://schemas.microsoft.com/office/word/2026/wordml/cei" xmlns:w16cex="http://schemas.microsoft.com/office/word/2018/wordml/cex" xmlns:w16cid="http://schemas.microsoft.com/office/word/2016/wordml/cid" xmlns:w16="http://schemas.microsoft.com/office/word/2018/wordml" xmlns:w16du="http://schemas.microsoft.com/office/word/2023/wordml/word16du" xmlns:w16sdtdh="http://schemas.microsoft.com/office/word/2020/wordml/sdtdatahash" xmlns:w16sdtfl="http://schemas.microsoft.com/office/word/2024/wordml/sdtformatlock" xmlns:w16se="http://schemas.microsoft.com/office/word/2015/wordml/symex" xmlns:wpg="http://schemas.microsoft.com/office/word/2010/wordprocessingGroup" xmlns:wpi="http://schemas.microsoft.com/office/word/2010/wordprocessingInk" xmlns:wne="http://schemas.microsoft.com/office/word/2006/wordml" xmlns:wps="http://schemas.microsoft.com/office/word/2010/wordprocessingShape" mc:Ignorable="w14 w15 w16se w16cid w16 w16cex w16sdtdh w16sdtfl w16du wp14">
   <w:sdt>
     <w:sdtPr>
       <w:id w:val="186641544"/>
@@ -14374,7 +17228,7 @@
 </file>
 
 <file path=word/footer2.xml><?xml version="1.0" encoding="utf-8"?>
-<w:ftr xmlns:wpc="http://schemas.microsoft.com/office/word/2010/wordprocessingCanvas" xmlns:cx="http://schemas.microsoft.com/office/drawing/2014/chartex" xmlns:cx1="http://schemas.microsoft.com/office/drawing/2015/9/8/chartex" xmlns:cx2="http://schemas.microsoft.com/office/drawing/2015/10/21/chartex" xmlns:cx3="http://schemas.microsoft.com/office/drawing/2016/5/9/chartex" xmlns:cx4="http://schemas.microsoft.com/office/drawing/2016/5/10/chartex" xmlns:cx5="http://schemas.microsoft.com/office/drawing/2016/5/11/chartex" xmlns:cx6="http://schemas.microsoft.com/office/drawing/2016/5/12/chartex" xmlns:cx7="http://schemas.microsoft.com/office/drawing/2016/5/13/chartex" xmlns:cx8="http://schemas.microsoft.com/office/drawing/2016/5/14/chartex" xmlns:mc="http://schemas.openxmlformats.org/markup-compatibility/2006" xmlns:aink="http://schemas.microsoft.com/office/drawing/2016/ink" xmlns:am3d="http://schemas.microsoft.com/office/drawing/2017/model3d" xmlns:o="urn:schemas-microsoft-com:office:office" xmlns:oel="http://schemas.microsoft.com/office/2019/extlst" xmlns:r="http://schemas.openxmlformats.org/officeDocument/2006/relationships" xmlns:m="http://schemas.openxmlformats.org/officeDocument/2006/math" xmlns:v="urn:schemas-microsoft-com:vml" xmlns:wp14="http://schemas.microsoft.com/office/word/2010/wordprocessingDrawing" xmlns:wp="http://schemas.openxmlformats.org/drawingml/2006/wordprocessingDrawing" xmlns:w10="urn:schemas-microsoft-com:office:word" xmlns:w="http://schemas.openxmlformats.org/wordprocessingml/2006/main" xmlns:w14="http://schemas.microsoft.com/office/word/2010/wordml" xmlns:w15="http://schemas.microsoft.com/office/word/2012/wordml" xmlns:w16cex="http://schemas.microsoft.com/office/word/2018/wordml/cex" xmlns:w16cid="http://schemas.microsoft.com/office/word/2016/wordml/cid" xmlns:w16="http://schemas.microsoft.com/office/word/2018/wordml" xmlns:w16du="http://schemas.microsoft.com/office/word/2023/wordml/word16du" xmlns:w16sdtdh="http://schemas.microsoft.com/office/word/2020/wordml/sdtdatahash" xmlns:w16sdtfl="http://schemas.microsoft.com/office/word/2024/wordml/sdtformatlock" xmlns:w16se="http://schemas.microsoft.com/office/word/2015/wordml/symex" xmlns:wpg="http://schemas.microsoft.com/office/word/2010/wordprocessingGroup" xmlns:wpi="http://schemas.microsoft.com/office/word/2010/wordprocessingInk" xmlns:wne="http://schemas.microsoft.com/office/word/2006/wordml" xmlns:wps="http://schemas.microsoft.com/office/word/2010/wordprocessingShape" mc:Ignorable="w14 w15 w16se w16cid w16 w16cex w16sdtdh w16sdtfl w16du wp14">
+<w:ftr xmlns:wpc="http://schemas.microsoft.com/office/word/2010/wordprocessingCanvas" xmlns:cx="http://schemas.microsoft.com/office/drawing/2014/chartex" xmlns:cx1="http://schemas.microsoft.com/office/drawing/2015/9/8/chartex" xmlns:cx2="http://schemas.microsoft.com/office/drawing/2015/10/21/chartex" xmlns:cx3="http://schemas.microsoft.com/office/drawing/2016/5/9/chartex" xmlns:cx4="http://schemas.microsoft.com/office/drawing/2016/5/10/chartex" xmlns:cx5="http://schemas.microsoft.com/office/drawing/2016/5/11/chartex" xmlns:cx6="http://schemas.microsoft.com/office/drawing/2016/5/12/chartex" xmlns:cx7="http://schemas.microsoft.com/office/drawing/2016/5/13/chartex" xmlns:cx8="http://schemas.microsoft.com/office/drawing/2016/5/14/chartex" xmlns:mc="http://schemas.openxmlformats.org/markup-compatibility/2006" xmlns:aink="http://schemas.microsoft.com/office/drawing/2016/ink" xmlns:am3d="http://schemas.microsoft.com/office/drawing/2017/model3d" xmlns:o="urn:schemas-microsoft-com:office:office" xmlns:oel="http://schemas.microsoft.com/office/2019/extlst" xmlns:r="http://schemas.openxmlformats.org/officeDocument/2006/relationships" xmlns:m="http://schemas.openxmlformats.org/officeDocument/2006/math" xmlns:v="urn:schemas-microsoft-com:vml" xmlns:wp14="http://schemas.microsoft.com/office/word/2010/wordprocessingDrawing" xmlns:wp="http://schemas.openxmlformats.org/drawingml/2006/wordprocessingDrawing" xmlns:w10="urn:schemas-microsoft-com:office:word" xmlns:w="http://schemas.openxmlformats.org/wordprocessingml/2006/main" xmlns:w14="http://schemas.microsoft.com/office/word/2010/wordml" xmlns:w15="http://schemas.microsoft.com/office/word/2012/wordml" xmlns:w16cei="http://schemas.microsoft.com/office/word/2026/wordml/cei" xmlns:w16cex="http://schemas.microsoft.com/office/word/2018/wordml/cex" xmlns:w16cid="http://schemas.microsoft.com/office/word/2016/wordml/cid" xmlns:w16="http://schemas.microsoft.com/office/word/2018/wordml" xmlns:w16du="http://schemas.microsoft.com/office/word/2023/wordml/word16du" xmlns:w16sdtdh="http://schemas.microsoft.com/office/word/2020/wordml/sdtdatahash" xmlns:w16sdtfl="http://schemas.microsoft.com/office/word/2024/wordml/sdtformatlock" xmlns:w16se="http://schemas.microsoft.com/office/word/2015/wordml/symex" xmlns:wpg="http://schemas.microsoft.com/office/word/2010/wordprocessingGroup" xmlns:wpi="http://schemas.microsoft.com/office/word/2010/wordprocessingInk" xmlns:wne="http://schemas.microsoft.com/office/word/2006/wordml" xmlns:wps="http://schemas.microsoft.com/office/word/2010/wordprocessingShape" mc:Ignorable="w14 w15 w16se w16cid w16 w16cex w16sdtdh w16sdtfl w16du wp14">
   <w:sdt>
     <w:sdtPr>
       <w:id w:val="-1198398042"/>
@@ -14427,7 +17281,7 @@
 </file>
 
 <file path=word/footnotes.xml><?xml version="1.0" encoding="utf-8"?>
-<w:footnotes xmlns:wpc="http://schemas.microsoft.com/office/word/2010/wordprocessingCanvas" xmlns:cx="http://schemas.microsoft.com/office/drawing/2014/chartex" xmlns:cx1="http://schemas.microsoft.com/office/drawing/2015/9/8/chartex" xmlns:cx2="http://schemas.microsoft.com/office/drawing/2015/10/21/chartex" xmlns:cx3="http://schemas.microsoft.com/office/drawing/2016/5/9/chartex" xmlns:cx4="http://schemas.microsoft.com/office/drawing/2016/5/10/chartex" xmlns:cx5="http://schemas.microsoft.com/office/drawing/2016/5/11/chartex" xmlns:cx6="http://schemas.microsoft.com/office/drawing/2016/5/12/chartex" xmlns:cx7="http://schemas.microsoft.com/office/drawing/2016/5/13/chartex" xmlns:cx8="http://schemas.microsoft.com/office/drawing/2016/5/14/chartex" xmlns:mc="http://schemas.openxmlformats.org/markup-compatibility/2006" xmlns:aink="http://schemas.microsoft.com/office/drawing/2016/ink" xmlns:am3d="http://schemas.microsoft.com/office/drawing/2017/model3d" xmlns:o="urn:schemas-microsoft-com:office:office" xmlns:oel="http://schemas.microsoft.com/office/2019/extlst" xmlns:r="http://schemas.openxmlformats.org/officeDocument/2006/relationships" xmlns:m="http://schemas.openxmlformats.org/officeDocument/2006/math" xmlns:v="urn:schemas-microsoft-com:vml" xmlns:wp14="http://schemas.microsoft.com/office/word/2010/wordprocessingDrawing" xmlns:wp="http://schemas.openxmlformats.org/drawingml/2006/wordprocessingDrawing" xmlns:w10="urn:schemas-microsoft-com:office:word" xmlns:w="http://schemas.openxmlformats.org/wordprocessingml/2006/main" xmlns:w14="http://schemas.microsoft.com/office/word/2010/wordml" xmlns:w15="http://schemas.microsoft.com/office/word/2012/wordml" xmlns:w16cex="http://schemas.microsoft.com/office/word/2018/wordml/cex" xmlns:w16cid="http://schemas.microsoft.com/office/word/2016/wordml/cid" xmlns:w16="http://schemas.microsoft.com/office/word/2018/wordml" xmlns:w16du="http://schemas.microsoft.com/office/word/2023/wordml/word16du" xmlns:w16sdtdh="http://schemas.microsoft.com/office/word/2020/wordml/sdtdatahash" xmlns:w16sdtfl="http://schemas.microsoft.com/office/word/2024/wordml/sdtformatlock" xmlns:w16se="http://schemas.microsoft.com/office/word/2015/wordml/symex" xmlns:wpg="http://schemas.microsoft.com/office/word/2010/wordprocessingGroup" xmlns:wpi="http://schemas.microsoft.com/office/word/2010/wordprocessingInk" xmlns:wne="http://schemas.microsoft.com/office/word/2006/wordml" xmlns:wps="http://schemas.microsoft.com/office/word/2010/wordprocessingShape" mc:Ignorable="w14 w15 w16se w16cid w16 w16cex w16sdtdh w16sdtfl w16du wp14">
+<w:footnotes xmlns:wpc="http://schemas.microsoft.com/office/word/2010/wordprocessingCanvas" xmlns:cx="http://schemas.microsoft.com/office/drawing/2014/chartex" xmlns:cx1="http://schemas.microsoft.com/office/drawing/2015/9/8/chartex" xmlns:cx2="http://schemas.microsoft.com/office/drawing/2015/10/21/chartex" xmlns:cx3="http://schemas.microsoft.com/office/drawing/2016/5/9/chartex" xmlns:cx4="http://schemas.microsoft.com/office/drawing/2016/5/10/chartex" xmlns:cx5="http://schemas.microsoft.com/office/drawing/2016/5/11/chartex" xmlns:cx6="http://schemas.microsoft.com/office/drawing/2016/5/12/chartex" xmlns:cx7="http://schemas.microsoft.com/office/drawing/2016/5/13/chartex" xmlns:cx8="http://schemas.microsoft.com/office/drawing/2016/5/14/chartex" xmlns:mc="http://schemas.openxmlformats.org/markup-compatibility/2006" xmlns:aink="http://schemas.microsoft.com/office/drawing/2016/ink" xmlns:am3d="http://schemas.microsoft.com/office/drawing/2017/model3d" xmlns:o="urn:schemas-microsoft-com:office:office" xmlns:oel="http://schemas.microsoft.com/office/2019/extlst" xmlns:r="http://schemas.openxmlformats.org/officeDocument/2006/relationships" xmlns:m="http://schemas.openxmlformats.org/officeDocument/2006/math" xmlns:v="urn:schemas-microsoft-com:vml" xmlns:wp14="http://schemas.microsoft.com/office/word/2010/wordprocessingDrawing" xmlns:wp="http://schemas.openxmlformats.org/drawingml/2006/wordprocessingDrawing" xmlns:w10="urn:schemas-microsoft-com:office:word" xmlns:w="http://schemas.openxmlformats.org/wordprocessingml/2006/main" xmlns:w14="http://schemas.microsoft.com/office/word/2010/wordml" xmlns:w15="http://schemas.microsoft.com/office/word/2012/wordml" xmlns:w16cei="http://schemas.microsoft.com/office/word/2026/wordml/cei" xmlns:w16cex="http://schemas.microsoft.com/office/word/2018/wordml/cex" xmlns:w16cid="http://schemas.microsoft.com/office/word/2016/wordml/cid" xmlns:w16="http://schemas.microsoft.com/office/word/2018/wordml" xmlns:w16du="http://schemas.microsoft.com/office/word/2023/wordml/word16du" xmlns:w16sdtdh="http://schemas.microsoft.com/office/word/2020/wordml/sdtdatahash" xmlns:w16sdtfl="http://schemas.microsoft.com/office/word/2024/wordml/sdtformatlock" xmlns:w16se="http://schemas.microsoft.com/office/word/2015/wordml/symex" xmlns:wpg="http://schemas.microsoft.com/office/word/2010/wordprocessingGroup" xmlns:wpi="http://schemas.microsoft.com/office/word/2010/wordprocessingInk" xmlns:wne="http://schemas.microsoft.com/office/word/2006/wordml" xmlns:wps="http://schemas.microsoft.com/office/word/2010/wordprocessingShape" mc:Ignorable="w14 w15 w16se w16cid w16 w16cex w16sdtdh w16sdtfl w16du wp14">
   <w:footnote w:type="separator" w:id="-1">
     <w:p>
       <w:pPr>
@@ -14452,7 +17306,7 @@
 </file>
 
 <file path=word/header1.xml><?xml version="1.0" encoding="utf-8"?>
-<w:hdr xmlns:wpc="http://schemas.microsoft.com/office/word/2010/wordprocessingCanvas" xmlns:cx="http://schemas.microsoft.com/office/drawing/2014/chartex" xmlns:cx1="http://schemas.microsoft.com/office/drawing/2015/9/8/chartex" xmlns:cx2="http://schemas.microsoft.com/office/drawing/2015/10/21/chartex" xmlns:cx3="http://schemas.microsoft.com/office/drawing/2016/5/9/chartex" xmlns:cx4="http://schemas.microsoft.com/office/drawing/2016/5/10/chartex" xmlns:cx5="http://schemas.microsoft.com/office/drawing/2016/5/11/chartex" xmlns:cx6="http://schemas.microsoft.com/office/drawing/2016/5/12/chartex" xmlns:cx7="http://schemas.microsoft.com/office/drawing/2016/5/13/chartex" xmlns:cx8="http://schemas.microsoft.com/office/drawing/2016/5/14/chartex" xmlns:mc="http://schemas.openxmlformats.org/markup-compatibility/2006" xmlns:aink="http://schemas.microsoft.com/office/drawing/2016/ink" xmlns:am3d="http://schemas.microsoft.com/office/drawing/2017/model3d" xmlns:o="urn:schemas-microsoft-com:office:office" xmlns:oel="http://schemas.microsoft.com/office/2019/extlst" xmlns:r="http://schemas.openxmlformats.org/officeDocument/2006/relationships" xmlns:m="http://schemas.openxmlformats.org/officeDocument/2006/math" xmlns:v="urn:schemas-microsoft-com:vml" xmlns:wp14="http://schemas.microsoft.com/office/word/2010/wordprocessingDrawing" xmlns:wp="http://schemas.openxmlformats.org/drawingml/2006/wordprocessingDrawing" xmlns:w10="urn:schemas-microsoft-com:office:word" xmlns:w="http://schemas.openxmlformats.org/wordprocessingml/2006/main" xmlns:w14="http://schemas.microsoft.com/office/word/2010/wordml" xmlns:w15="http://schemas.microsoft.com/office/word/2012/wordml" xmlns:w16cex="http://schemas.microsoft.com/office/word/2018/wordml/cex" xmlns:w16cid="http://schemas.microsoft.com/office/word/2016/wordml/cid" xmlns:w16="http://schemas.microsoft.com/office/word/2018/wordml" xmlns:w16du="http://schemas.microsoft.com/office/word/2023/wordml/word16du" xmlns:w16sdtdh="http://schemas.microsoft.com/office/word/2020/wordml/sdtdatahash" xmlns:w16sdtfl="http://schemas.microsoft.com/office/word/2024/wordml/sdtformatlock" xmlns:w16se="http://schemas.microsoft.com/office/word/2015/wordml/symex" xmlns:wpg="http://schemas.microsoft.com/office/word/2010/wordprocessingGroup" xmlns:wpi="http://schemas.microsoft.com/office/word/2010/wordprocessingInk" xmlns:wne="http://schemas.microsoft.com/office/word/2006/wordml" xmlns:wps="http://schemas.microsoft.com/office/word/2010/wordprocessingShape" mc:Ignorable="w14 w15 w16se w16cid w16 w16cex w16sdtdh w16sdtfl w16du wp14">
+<w:hdr xmlns:wpc="http://schemas.microsoft.com/office/word/2010/wordprocessingCanvas" xmlns:cx="http://schemas.microsoft.com/office/drawing/2014/chartex" xmlns:cx1="http://schemas.microsoft.com/office/drawing/2015/9/8/chartex" xmlns:cx2="http://schemas.microsoft.com/office/drawing/2015/10/21/chartex" xmlns:cx3="http://schemas.microsoft.com/office/drawing/2016/5/9/chartex" xmlns:cx4="http://schemas.microsoft.com/office/drawing/2016/5/10/chartex" xmlns:cx5="http://schemas.microsoft.com/office/drawing/2016/5/11/chartex" xmlns:cx6="http://schemas.microsoft.com/office/drawing/2016/5/12/chartex" xmlns:cx7="http://schemas.microsoft.com/office/drawing/2016/5/13/chartex" xmlns:cx8="http://schemas.microsoft.com/office/drawing/2016/5/14/chartex" xmlns:mc="http://schemas.openxmlformats.org/markup-compatibility/2006" xmlns:aink="http://schemas.microsoft.com/office/drawing/2016/ink" xmlns:am3d="http://schemas.microsoft.com/office/drawing/2017/model3d" xmlns:o="urn:schemas-microsoft-com:office:office" xmlns:oel="http://schemas.microsoft.com/office/2019/extlst" xmlns:r="http://schemas.openxmlformats.org/officeDocument/2006/relationships" xmlns:m="http://schemas.openxmlformats.org/officeDocument/2006/math" xmlns:v="urn:schemas-microsoft-com:vml" xmlns:wp14="http://schemas.microsoft.com/office/word/2010/wordprocessingDrawing" xmlns:wp="http://schemas.openxmlformats.org/drawingml/2006/wordprocessingDrawing" xmlns:w10="urn:schemas-microsoft-com:office:word" xmlns:w="http://schemas.openxmlformats.org/wordprocessingml/2006/main" xmlns:w14="http://schemas.microsoft.com/office/word/2010/wordml" xmlns:w15="http://schemas.microsoft.com/office/word/2012/wordml" xmlns:w16cei="http://schemas.microsoft.com/office/word/2026/wordml/cei" xmlns:w16cex="http://schemas.microsoft.com/office/word/2018/wordml/cex" xmlns:w16cid="http://schemas.microsoft.com/office/word/2016/wordml/cid" xmlns:w16="http://schemas.microsoft.com/office/word/2018/wordml" xmlns:w16du="http://schemas.microsoft.com/office/word/2023/wordml/word16du" xmlns:w16sdtdh="http://schemas.microsoft.com/office/word/2020/wordml/sdtdatahash" xmlns:w16sdtfl="http://schemas.microsoft.com/office/word/2024/wordml/sdtformatlock" xmlns:w16se="http://schemas.microsoft.com/office/word/2015/wordml/symex" xmlns:wpg="http://schemas.microsoft.com/office/word/2010/wordprocessingGroup" xmlns:wpi="http://schemas.microsoft.com/office/word/2010/wordprocessingInk" xmlns:wne="http://schemas.microsoft.com/office/word/2006/wordml" xmlns:wps="http://schemas.microsoft.com/office/word/2010/wordprocessingShape" mc:Ignorable="w14 w15 w16se w16cid w16 w16cex w16sdtdh w16sdtfl w16du wp14">
   <w:p>
     <w:pPr>
       <w:pStyle w:val="Header"/>
@@ -14610,7 +17464,7 @@
 </file>
 
 <file path=word/numbering.xml><?xml version="1.0" encoding="utf-8"?>
-<w:numbering xmlns:wpc="http://schemas.microsoft.com/office/word/2010/wordprocessingCanvas" xmlns:cx="http://schemas.microsoft.com/office/drawing/2014/chartex" xmlns:cx1="http://schemas.microsoft.com/office/drawing/2015/9/8/chartex" xmlns:cx2="http://schemas.microsoft.com/office/drawing/2015/10/21/chartex" xmlns:cx3="http://schemas.microsoft.com/office/drawing/2016/5/9/chartex" xmlns:cx4="http://schemas.microsoft.com/office/drawing/2016/5/10/chartex" xmlns:cx5="http://schemas.microsoft.com/office/drawing/2016/5/11/chartex" xmlns:cx6="http://schemas.microsoft.com/office/drawing/2016/5/12/chartex" xmlns:cx7="http://schemas.microsoft.com/office/drawing/2016/5/13/chartex" xmlns:cx8="http://schemas.microsoft.com/office/drawing/2016/5/14/chartex" xmlns:mc="http://schemas.openxmlformats.org/markup-compatibility/2006" xmlns:aink="http://schemas.microsoft.com/office/drawing/2016/ink" xmlns:am3d="http://schemas.microsoft.com/office/drawing/2017/model3d" xmlns:o="urn:schemas-microsoft-com:office:office" xmlns:oel="http://schemas.microsoft.com/office/2019/extlst" xmlns:r="http://schemas.openxmlformats.org/officeDocument/2006/relationships" xmlns:m="http://schemas.openxmlformats.org/officeDocument/2006/math" xmlns:v="urn:schemas-microsoft-com:vml" xmlns:wp14="http://schemas.microsoft.com/office/word/2010/wordprocessingDrawing" xmlns:wp="http://schemas.openxmlformats.org/drawingml/2006/wordprocessingDrawing" xmlns:w10="urn:schemas-microsoft-com:office:word" xmlns:w="http://schemas.openxmlformats.org/wordprocessingml/2006/main" xmlns:w14="http://schemas.microsoft.com/office/word/2010/wordml" xmlns:w15="http://schemas.microsoft.com/office/word/2012/wordml" xmlns:w16cex="http://schemas.microsoft.com/office/word/2018/wordml/cex" xmlns:w16cid="http://schemas.microsoft.com/office/word/2016/wordml/cid" xmlns:w16="http://schemas.microsoft.com/office/word/2018/wordml" xmlns:w16du="http://schemas.microsoft.com/office/word/2023/wordml/word16du" xmlns:w16sdtdh="http://schemas.microsoft.com/office/word/2020/wordml/sdtdatahash" xmlns:w16sdtfl="http://schemas.microsoft.com/office/word/2024/wordml/sdtformatlock" xmlns:w16se="http://schemas.microsoft.com/office/word/2015/wordml/symex" xmlns:wpg="http://schemas.microsoft.com/office/word/2010/wordprocessingGroup" xmlns:wpi="http://schemas.microsoft.com/office/word/2010/wordprocessingInk" xmlns:wne="http://schemas.microsoft.com/office/word/2006/wordml" xmlns:wps="http://schemas.microsoft.com/office/word/2010/wordprocessingShape" mc:Ignorable="w14 w15 w16se w16cid w16 w16cex w16sdtdh w16sdtfl w16du wp14">
+<w:numbering xmlns:wpc="http://schemas.microsoft.com/office/word/2010/wordprocessingCanvas" xmlns:cx="http://schemas.microsoft.com/office/drawing/2014/chartex" xmlns:cx1="http://schemas.microsoft.com/office/drawing/2015/9/8/chartex" xmlns:cx2="http://schemas.microsoft.com/office/drawing/2015/10/21/chartex" xmlns:cx3="http://schemas.microsoft.com/office/drawing/2016/5/9/chartex" xmlns:cx4="http://schemas.microsoft.com/office/drawing/2016/5/10/chartex" xmlns:cx5="http://schemas.microsoft.com/office/drawing/2016/5/11/chartex" xmlns:cx6="http://schemas.microsoft.com/office/drawing/2016/5/12/chartex" xmlns:cx7="http://schemas.microsoft.com/office/drawing/2016/5/13/chartex" xmlns:cx8="http://schemas.microsoft.com/office/drawing/2016/5/14/chartex" xmlns:mc="http://schemas.openxmlformats.org/markup-compatibility/2006" xmlns:aink="http://schemas.microsoft.com/office/drawing/2016/ink" xmlns:am3d="http://schemas.microsoft.com/office/drawing/2017/model3d" xmlns:o="urn:schemas-microsoft-com:office:office" xmlns:oel="http://schemas.microsoft.com/office/2019/extlst" xmlns:r="http://schemas.openxmlformats.org/officeDocument/2006/relationships" xmlns:m="http://schemas.openxmlformats.org/officeDocument/2006/math" xmlns:v="urn:schemas-microsoft-com:vml" xmlns:wp14="http://schemas.microsoft.com/office/word/2010/wordprocessingDrawing" xmlns:wp="http://schemas.openxmlformats.org/drawingml/2006/wordprocessingDrawing" xmlns:w10="urn:schemas-microsoft-com:office:word" xmlns:w="http://schemas.openxmlformats.org/wordprocessingml/2006/main" xmlns:w14="http://schemas.microsoft.com/office/word/2010/wordml" xmlns:w15="http://schemas.microsoft.com/office/word/2012/wordml" xmlns:w16cei="http://schemas.microsoft.com/office/word/2026/wordml/cei" xmlns:w16cex="http://schemas.microsoft.com/office/word/2018/wordml/cex" xmlns:w16cid="http://schemas.microsoft.com/office/word/2016/wordml/cid" xmlns:w16="http://schemas.microsoft.com/office/word/2018/wordml" xmlns:w16du="http://schemas.microsoft.com/office/word/2023/wordml/word16du" xmlns:w16sdtdh="http://schemas.microsoft.com/office/word/2020/wordml/sdtdatahash" xmlns:w16sdtfl="http://schemas.microsoft.com/office/word/2024/wordml/sdtformatlock" xmlns:w16se="http://schemas.microsoft.com/office/word/2015/wordml/symex" xmlns:wpg="http://schemas.microsoft.com/office/word/2010/wordprocessingGroup" xmlns:wpi="http://schemas.microsoft.com/office/word/2010/wordprocessingInk" xmlns:wne="http://schemas.microsoft.com/office/word/2006/wordml" xmlns:wps="http://schemas.microsoft.com/office/word/2010/wordprocessingShape" mc:Ignorable="w14 w15 w16se w16cid w16 w16cex w16sdtdh w16sdtfl w16du wp14">
   <w:abstractNum w:abstractNumId="0" w15:restartNumberingAfterBreak="0">
     <w:nsid w:val="34642CE1"/>
     <w:multiLevelType w:val="hybridMultilevel"/>
@@ -15349,6 +18203,18 @@
   </w:num>
   <w:num w:numId="9" w16cid:durableId="1611163467">
     <w:abstractNumId w:val="4"/>
+  </w:num>
+  <w:num w:numId="10" w16cid:durableId="190344881">
+    <w:abstractNumId w:val="0"/>
+  </w:num>
+  <w:num w:numId="11" w16cid:durableId="783889301">
+    <w:abstractNumId w:val="0"/>
+  </w:num>
+  <w:num w:numId="12" w16cid:durableId="1761565507">
+    <w:abstractNumId w:val="0"/>
+  </w:num>
+  <w:num w:numId="13" w16cid:durableId="696587627">
+    <w:abstractNumId w:val="0"/>
   </w:num>
 </w:numbering>
 </file>

--- a/automatic docx/doc_master.docx
+++ b/automatic docx/doc_master.docx
@@ -9947,7 +9947,7 @@
                 <w:sz w:val="22"/>
                 <w:szCs w:val="22"/>
               </w:rPr>
-              <w:t>11.40</w:t>
+              <w:t>12.20</w:t>
             </w:r>
           </w:p>
         </w:tc>

--- a/automatic docx/doc_master.docx
+++ b/automatic docx/doc_master.docx
@@ -1,6 +1,6 @@
 
 <file path=word/document.xml><?xml version="1.0" encoding="utf-8"?>
-<w:document xmlns:wpc="http://schemas.microsoft.com/office/word/2010/wordprocessingCanvas" xmlns:cx="http://schemas.microsoft.com/office/drawing/2014/chartex" xmlns:cx1="http://schemas.microsoft.com/office/drawing/2015/9/8/chartex" xmlns:cx2="http://schemas.microsoft.com/office/drawing/2015/10/21/chartex" xmlns:cx3="http://schemas.microsoft.com/office/drawing/2016/5/9/chartex" xmlns:cx4="http://schemas.microsoft.com/office/drawing/2016/5/10/chartex" xmlns:cx5="http://schemas.microsoft.com/office/drawing/2016/5/11/chartex" xmlns:cx6="http://schemas.microsoft.com/office/drawing/2016/5/12/chartex" xmlns:cx7="http://schemas.microsoft.com/office/drawing/2016/5/13/chartex" xmlns:cx8="http://schemas.microsoft.com/office/drawing/2016/5/14/chartex" xmlns:mc="http://schemas.openxmlformats.org/markup-compatibility/2006" xmlns:aink="http://schemas.microsoft.com/office/drawing/2016/ink" xmlns:am3d="http://schemas.microsoft.com/office/drawing/2017/model3d" xmlns:o="urn:schemas-microsoft-com:office:office" xmlns:oel="http://schemas.microsoft.com/office/2019/extlst" xmlns:r="http://schemas.openxmlformats.org/officeDocument/2006/relationships" xmlns:m="http://schemas.openxmlformats.org/officeDocument/2006/math" xmlns:v="urn:schemas-microsoft-com:vml" xmlns:wp14="http://schemas.microsoft.com/office/word/2010/wordprocessingDrawing" xmlns:wp="http://schemas.openxmlformats.org/drawingml/2006/wordprocessingDrawing" xmlns:w10="urn:schemas-microsoft-com:office:word" xmlns:w="http://schemas.openxmlformats.org/wordprocessingml/2006/main" xmlns:w14="http://schemas.microsoft.com/office/word/2010/wordml" xmlns:w15="http://schemas.microsoft.com/office/word/2012/wordml" xmlns:w16cei="http://schemas.microsoft.com/office/word/2026/wordml/cei" xmlns:w16cex="http://schemas.microsoft.com/office/word/2018/wordml/cex" xmlns:w16cid="http://schemas.microsoft.com/office/word/2016/wordml/cid" xmlns:w16="http://schemas.microsoft.com/office/word/2018/wordml" xmlns:w16du="http://schemas.microsoft.com/office/word/2023/wordml/word16du" xmlns:w16sdtdh="http://schemas.microsoft.com/office/word/2020/wordml/sdtdatahash" xmlns:w16sdtfl="http://schemas.microsoft.com/office/word/2024/wordml/sdtformatlock" xmlns:w16se="http://schemas.microsoft.com/office/word/2015/wordml/symex" xmlns:wpg="http://schemas.microsoft.com/office/word/2010/wordprocessingGroup" xmlns:wpi="http://schemas.microsoft.com/office/word/2010/wordprocessingInk" xmlns:wne="http://schemas.microsoft.com/office/word/2006/wordml" xmlns:wps="http://schemas.microsoft.com/office/word/2010/wordprocessingShape" mc:Ignorable="w14 w15 w16se w16cid w16 w16cex w16sdtdh w16sdtfl w16du wp14">
+<w:document xmlns:wpc="http://schemas.microsoft.com/office/word/2010/wordprocessingCanvas" xmlns:cx="http://schemas.microsoft.com/office/drawing/2014/chartex" xmlns:cx1="http://schemas.microsoft.com/office/drawing/2015/9/8/chartex" xmlns:cx2="http://schemas.microsoft.com/office/drawing/2015/10/21/chartex" xmlns:cx3="http://schemas.microsoft.com/office/drawing/2016/5/9/chartex" xmlns:cx4="http://schemas.microsoft.com/office/drawing/2016/5/10/chartex" xmlns:cx5="http://schemas.microsoft.com/office/drawing/2016/5/11/chartex" xmlns:cx6="http://schemas.microsoft.com/office/drawing/2016/5/12/chartex" xmlns:cx7="http://schemas.microsoft.com/office/drawing/2016/5/13/chartex" xmlns:cx8="http://schemas.microsoft.com/office/drawing/2016/5/14/chartex" xmlns:mc="http://schemas.openxmlformats.org/markup-compatibility/2006" xmlns:aink="http://schemas.microsoft.com/office/drawing/2016/ink" xmlns:am3d="http://schemas.microsoft.com/office/drawing/2017/model3d" xmlns:o="urn:schemas-microsoft-com:office:office" xmlns:oel="http://schemas.microsoft.com/office/2019/extlst" xmlns:r="http://schemas.openxmlformats.org/officeDocument/2006/relationships" xmlns:m="http://schemas.openxmlformats.org/officeDocument/2006/math" xmlns:v="urn:schemas-microsoft-com:vml" xmlns:wp14="http://schemas.microsoft.com/office/word/2010/wordprocessingDrawing" xmlns:wp="http://schemas.openxmlformats.org/drawingml/2006/wordprocessingDrawing" xmlns:w10="urn:schemas-microsoft-com:office:word" xmlns:w="http://schemas.openxmlformats.org/wordprocessingml/2006/main" xmlns:w14="http://schemas.microsoft.com/office/word/2010/wordml" xmlns:w15="http://schemas.microsoft.com/office/word/2012/wordml" xmlns:w16cex="http://schemas.microsoft.com/office/word/2018/wordml/cex" xmlns:w16cid="http://schemas.microsoft.com/office/word/2016/wordml/cid" xmlns:w16="http://schemas.microsoft.com/office/word/2018/wordml" xmlns:w16du="http://schemas.microsoft.com/office/word/2023/wordml/word16du" xmlns:w16sdtdh="http://schemas.microsoft.com/office/word/2020/wordml/sdtdatahash" xmlns:w16sdtfl="http://schemas.microsoft.com/office/word/2024/wordml/sdtformatlock" xmlns:w16se="http://schemas.microsoft.com/office/word/2015/wordml/symex" xmlns:wpg="http://schemas.microsoft.com/office/word/2010/wordprocessingGroup" xmlns:wpi="http://schemas.microsoft.com/office/word/2010/wordprocessingInk" xmlns:wne="http://schemas.microsoft.com/office/word/2006/wordml" xmlns:wps="http://schemas.microsoft.com/office/word/2010/wordprocessingShape" mc:Ignorable="w14 w15 w16se w16cid w16 w16cex w16sdtdh w16sdtfl w16du wp14">
   <w:body>
     <w:p>
       <w:pPr>
@@ -135,55 +135,7 @@
           <w:sz w:val="56"/>
           <w:szCs w:val="56"/>
         </w:rPr>
-        <w:t>INFORME DE SITUACIÓN Y PRONÓSTICO HIDROLÓGICO N</w:t>
-      </w:r>
-      <w:proofErr w:type="gramStart"/>
-      <w:r>
-        <w:rPr>
-          <w:rFonts w:ascii="Segoe UI" w:hAnsi="Segoe UI" w:cs="Segoe UI"/>
-          <w:b/>
-          <w:bCs/>
-          <w:color w:val="FFFFFF" w:themeColor="background1"/>
-          <w:sz w:val="56"/>
-          <w:szCs w:val="56"/>
-        </w:rPr>
-        <w:t>°{{ numero</w:t>
-      </w:r>
-      <w:proofErr w:type="gramEnd"/>
-      <w:r>
-        <w:rPr>
-          <w:rFonts w:ascii="Segoe UI" w:hAnsi="Segoe UI" w:cs="Segoe UI"/>
-          <w:b/>
-          <w:bCs/>
-          <w:color w:val="FFFFFF" w:themeColor="background1"/>
-          <w:sz w:val="56"/>
-          <w:szCs w:val="56"/>
-        </w:rPr>
-        <w:t>_</w:t>
-      </w:r>
-      <w:proofErr w:type="gramStart"/>
-      <w:r>
-        <w:rPr>
-          <w:rFonts w:ascii="Segoe UI" w:hAnsi="Segoe UI" w:cs="Segoe UI"/>
-          <w:b/>
-          <w:bCs/>
-          <w:color w:val="FFFFFF" w:themeColor="background1"/>
-          <w:sz w:val="56"/>
-          <w:szCs w:val="56"/>
-        </w:rPr>
-        <w:t>id }</w:t>
-      </w:r>
-      <w:proofErr w:type="gramEnd"/>
-      <w:r>
-        <w:rPr>
-          <w:rFonts w:ascii="Segoe UI" w:hAnsi="Segoe UI" w:cs="Segoe UI"/>
-          <w:b/>
-          <w:bCs/>
-          <w:color w:val="FFFFFF" w:themeColor="background1"/>
-          <w:sz w:val="56"/>
-          <w:szCs w:val="56"/>
-        </w:rPr>
-        <w:t>}</w:t>
+        <w:t>INFORME DE SITUACIÓN Y PRONÓSTICO HIDROLÓGICO N°{{ numero_id }}</w:t>
       </w:r>
     </w:p>
     <w:p>
@@ -230,7 +182,6 @@
           <w:szCs w:val="56"/>
         </w:rPr>
       </w:pPr>
-      <w:proofErr w:type="gramStart"/>
       <w:r>
         <w:rPr>
           <w:rFonts w:ascii="Segoe UI" w:hAnsi="Segoe UI" w:cs="Segoe UI"/>
@@ -240,19 +191,7 @@
           <w:sz w:val="48"/>
           <w:szCs w:val="48"/>
         </w:rPr>
-        <w:t>{{ titulo</w:t>
-      </w:r>
-      <w:proofErr w:type="gramEnd"/>
-      <w:r>
-        <w:rPr>
-          <w:rFonts w:ascii="Segoe UI" w:hAnsi="Segoe UI" w:cs="Segoe UI"/>
-          <w:b/>
-          <w:bCs/>
-          <w:color w:val="FFFFFF" w:themeColor="background1"/>
-          <w:sz w:val="48"/>
-          <w:szCs w:val="48"/>
-        </w:rPr>
-        <w:t xml:space="preserve"> }}</w:t>
+        <w:t>{{ titulo }}</w:t>
       </w:r>
     </w:p>
     <w:p>
@@ -335,7 +274,6 @@
         </w:rPr>
         <w:t xml:space="preserve">Fecha y hora de emisión: </w:t>
       </w:r>
-      <w:proofErr w:type="gramStart"/>
       <w:r>
         <w:rPr>
           <w:rFonts w:ascii="Segoe UI" w:hAnsi="Segoe UI" w:cs="Segoe UI"/>
@@ -343,37 +281,7 @@
           <w:sz w:val="32"/>
           <w:szCs w:val="32"/>
         </w:rPr>
-        <w:t>{{ fecha</w:t>
-      </w:r>
-      <w:proofErr w:type="gramEnd"/>
-      <w:r>
-        <w:rPr>
-          <w:rFonts w:ascii="Segoe UI" w:hAnsi="Segoe UI" w:cs="Segoe UI"/>
-          <w:color w:val="FFFFFF" w:themeColor="background1"/>
-          <w:sz w:val="32"/>
-          <w:szCs w:val="32"/>
-        </w:rPr>
-        <w:t>_</w:t>
-      </w:r>
-      <w:proofErr w:type="gramStart"/>
-      <w:r>
-        <w:rPr>
-          <w:rFonts w:ascii="Segoe UI" w:hAnsi="Segoe UI" w:cs="Segoe UI"/>
-          <w:color w:val="FFFFFF" w:themeColor="background1"/>
-          <w:sz w:val="32"/>
-          <w:szCs w:val="32"/>
-        </w:rPr>
-        <w:t>emision }</w:t>
-      </w:r>
-      <w:proofErr w:type="gramEnd"/>
-      <w:r>
-        <w:rPr>
-          <w:rFonts w:ascii="Segoe UI" w:hAnsi="Segoe UI" w:cs="Segoe UI"/>
-          <w:color w:val="FFFFFF" w:themeColor="background1"/>
-          <w:sz w:val="32"/>
-          <w:szCs w:val="32"/>
-        </w:rPr>
-        <w:t>}</w:t>
+        <w:t>{{ fecha_emision }}</w:t>
       </w:r>
     </w:p>
     <w:p>
@@ -400,7 +308,6 @@
         </w:rPr>
         <w:t xml:space="preserve">Próxima actualización: </w:t>
       </w:r>
-      <w:proofErr w:type="gramStart"/>
       <w:r>
         <w:rPr>
           <w:rFonts w:ascii="Segoe UI" w:hAnsi="Segoe UI" w:cs="Segoe UI"/>
@@ -408,37 +315,7 @@
           <w:sz w:val="32"/>
           <w:szCs w:val="32"/>
         </w:rPr>
-        <w:t>{{ fecha</w:t>
-      </w:r>
-      <w:proofErr w:type="gramEnd"/>
-      <w:r>
-        <w:rPr>
-          <w:rFonts w:ascii="Segoe UI" w:hAnsi="Segoe UI" w:cs="Segoe UI"/>
-          <w:color w:val="FFFFFF" w:themeColor="background1"/>
-          <w:sz w:val="32"/>
-          <w:szCs w:val="32"/>
-        </w:rPr>
-        <w:t>_pronos_</w:t>
-      </w:r>
-      <w:proofErr w:type="gramStart"/>
-      <w:r>
-        <w:rPr>
-          <w:rFonts w:ascii="Segoe UI" w:hAnsi="Segoe UI" w:cs="Segoe UI"/>
-          <w:color w:val="FFFFFF" w:themeColor="background1"/>
-          <w:sz w:val="32"/>
-          <w:szCs w:val="32"/>
-        </w:rPr>
-        <w:t>24 }</w:t>
-      </w:r>
-      <w:proofErr w:type="gramEnd"/>
-      <w:r>
-        <w:rPr>
-          <w:rFonts w:ascii="Segoe UI" w:hAnsi="Segoe UI" w:cs="Segoe UI"/>
-          <w:color w:val="FFFFFF" w:themeColor="background1"/>
-          <w:sz w:val="32"/>
-          <w:szCs w:val="32"/>
-        </w:rPr>
-        <w:t>}</w:t>
+        <w:t>{{ fecha_pronos_24 }}</w:t>
       </w:r>
     </w:p>
     <w:p>
@@ -1912,7 +1789,6 @@
                 <w:szCs w:val="22"/>
               </w:rPr>
             </w:pPr>
-            <w:proofErr w:type="gramStart"/>
             <w:r>
               <w:rPr>
                 <w:rFonts w:ascii="Segoe UI" w:hAnsi="Segoe UI" w:cs="Segoe UI"/>
@@ -1927,16 +1803,7 @@
                 <w:sz w:val="22"/>
                 <w:szCs w:val="22"/>
               </w:rPr>
-              <w:t>nivel</w:t>
-            </w:r>
-            <w:proofErr w:type="gramEnd"/>
-            <w:r>
-              <w:rPr>
-                <w:rFonts w:ascii="Segoe UI" w:hAnsi="Segoe UI" w:cs="Segoe UI"/>
-                <w:sz w:val="22"/>
-                <w:szCs w:val="22"/>
-              </w:rPr>
-              <w:t>_actual_sarandi</w:t>
+              <w:t>nivel_actual_sarandi</w:t>
             </w:r>
             <w:r>
               <w:rPr>
@@ -1963,7 +1830,6 @@
                 <w:szCs w:val="22"/>
               </w:rPr>
             </w:pPr>
-            <w:proofErr w:type="gramStart"/>
             <w:r>
               <w:rPr>
                 <w:rFonts w:ascii="Segoe UI" w:hAnsi="Segoe UI" w:cs="Segoe UI"/>
@@ -1972,7 +1838,6 @@
               </w:rPr>
               <w:t>{{ tasa</w:t>
             </w:r>
-            <w:proofErr w:type="gramEnd"/>
             <w:r>
               <w:rPr>
                 <w:rFonts w:ascii="Segoe UI" w:hAnsi="Segoe UI" w:cs="Segoe UI"/>
@@ -4282,7 +4147,6 @@
                 <w:szCs w:val="22"/>
               </w:rPr>
             </w:pPr>
-            <w:proofErr w:type="gramStart"/>
             <w:r>
               <w:rPr>
                 <w:rFonts w:ascii="Segoe UI" w:hAnsi="Segoe UI" w:cs="Segoe UI"/>
@@ -4297,16 +4161,7 @@
                 <w:sz w:val="22"/>
                 <w:szCs w:val="22"/>
               </w:rPr>
-              <w:t>nivel</w:t>
-            </w:r>
-            <w:proofErr w:type="gramEnd"/>
-            <w:r>
-              <w:rPr>
-                <w:rFonts w:ascii="Segoe UI" w:hAnsi="Segoe UI" w:cs="Segoe UI"/>
-                <w:sz w:val="22"/>
-                <w:szCs w:val="22"/>
-              </w:rPr>
-              <w:t>_actual_</w:t>
+              <w:t>nivel_actual_</w:t>
             </w:r>
             <w:r>
               <w:rPr>
@@ -4333,7 +4188,6 @@
                 <w:szCs w:val="22"/>
               </w:rPr>
             </w:pPr>
-            <w:proofErr w:type="gramStart"/>
             <w:r>
               <w:rPr>
                 <w:rFonts w:ascii="Segoe UI" w:hAnsi="Segoe UI" w:cs="Segoe UI"/>
@@ -4342,7 +4196,6 @@
               </w:rPr>
               <w:t>{{ tasa</w:t>
             </w:r>
-            <w:proofErr w:type="gramEnd"/>
             <w:r>
               <w:rPr>
                 <w:rFonts w:ascii="Segoe UI" w:hAnsi="Segoe UI" w:cs="Segoe UI"/>
@@ -4351,23 +4204,13 @@
               </w:rPr>
               <w:t>_</w:t>
             </w:r>
-            <w:proofErr w:type="gramStart"/>
-            <w:r>
-              <w:rPr>
-                <w:rFonts w:ascii="Segoe UI" w:hAnsi="Segoe UI" w:cs="Segoe UI"/>
-                <w:sz w:val="22"/>
-                <w:szCs w:val="22"/>
-              </w:rPr>
-              <w:t>catalan }</w:t>
-            </w:r>
-            <w:proofErr w:type="gramEnd"/>
-            <w:r>
-              <w:rPr>
-                <w:rFonts w:ascii="Segoe UI" w:hAnsi="Segoe UI" w:cs="Segoe UI"/>
-                <w:sz w:val="22"/>
-                <w:szCs w:val="22"/>
-              </w:rPr>
-              <w:t xml:space="preserve">} </w:t>
+            <w:r>
+              <w:rPr>
+                <w:rFonts w:ascii="Segoe UI" w:hAnsi="Segoe UI" w:cs="Segoe UI"/>
+                <w:sz w:val="22"/>
+                <w:szCs w:val="22"/>
+              </w:rPr>
+              <w:t xml:space="preserve">catalan }} </w:t>
             </w:r>
           </w:p>
         </w:tc>
@@ -4387,7 +4230,6 @@
                 <w:szCs w:val="22"/>
               </w:rPr>
             </w:pPr>
-            <w:proofErr w:type="gramStart"/>
             <w:r>
               <w:rPr>
                 <w:rFonts w:ascii="Segoe UI" w:hAnsi="Segoe UI" w:cs="Segoe UI"/>
@@ -4402,34 +4244,15 @@
                 <w:sz w:val="22"/>
                 <w:szCs w:val="22"/>
               </w:rPr>
-              <w:t>tendencia</w:t>
-            </w:r>
-            <w:proofErr w:type="gramEnd"/>
-            <w:r>
-              <w:rPr>
-                <w:rFonts w:ascii="Segoe UI" w:hAnsi="Segoe UI" w:cs="Segoe UI"/>
-                <w:sz w:val="22"/>
-                <w:szCs w:val="22"/>
-              </w:rPr>
-              <w:t>_</w:t>
-            </w:r>
-            <w:proofErr w:type="gramStart"/>
-            <w:r>
-              <w:rPr>
-                <w:rFonts w:ascii="Segoe UI" w:hAnsi="Segoe UI" w:cs="Segoe UI"/>
-                <w:sz w:val="22"/>
-                <w:szCs w:val="22"/>
-              </w:rPr>
-              <w:t>catalan }</w:t>
-            </w:r>
-            <w:proofErr w:type="gramEnd"/>
-            <w:r>
-              <w:rPr>
-                <w:rFonts w:ascii="Segoe UI" w:hAnsi="Segoe UI" w:cs="Segoe UI"/>
-                <w:sz w:val="22"/>
-                <w:szCs w:val="22"/>
-              </w:rPr>
-              <w:t xml:space="preserve">} </w:t>
+              <w:t>tendencia_</w:t>
+            </w:r>
+            <w:r>
+              <w:rPr>
+                <w:rFonts w:ascii="Segoe UI" w:hAnsi="Segoe UI" w:cs="Segoe UI"/>
+                <w:sz w:val="22"/>
+                <w:szCs w:val="22"/>
+              </w:rPr>
+              <w:t xml:space="preserve">catalan }} </w:t>
             </w:r>
           </w:p>
         </w:tc>
@@ -4501,7 +4324,6 @@
                 <w:szCs w:val="22"/>
               </w:rPr>
             </w:pPr>
-            <w:proofErr w:type="gramStart"/>
             <w:r>
               <w:rPr>
                 <w:rFonts w:ascii="Segoe UI" w:hAnsi="Segoe UI" w:cs="Segoe UI"/>
@@ -4516,16 +4338,7 @@
                 <w:sz w:val="22"/>
                 <w:szCs w:val="22"/>
               </w:rPr>
-              <w:t>nivel</w:t>
-            </w:r>
-            <w:proofErr w:type="gramEnd"/>
-            <w:r>
-              <w:rPr>
-                <w:rFonts w:ascii="Segoe UI" w:hAnsi="Segoe UI" w:cs="Segoe UI"/>
-                <w:sz w:val="22"/>
-                <w:szCs w:val="22"/>
-              </w:rPr>
-              <w:t>_actual_</w:t>
+              <w:t>nivel_actual_</w:t>
             </w:r>
             <w:r>
               <w:rPr>
@@ -4552,7 +4365,6 @@
                 <w:szCs w:val="22"/>
               </w:rPr>
             </w:pPr>
-            <w:proofErr w:type="gramStart"/>
             <w:r>
               <w:rPr>
                 <w:rFonts w:ascii="Segoe UI" w:hAnsi="Segoe UI" w:cs="Segoe UI"/>
@@ -4561,7 +4373,6 @@
               </w:rPr>
               <w:t>{{ tasa</w:t>
             </w:r>
-            <w:proofErr w:type="gramEnd"/>
             <w:r>
               <w:rPr>
                 <w:rFonts w:ascii="Segoe UI" w:hAnsi="Segoe UI" w:cs="Segoe UI"/>
@@ -4596,7 +4407,6 @@
                 <w:szCs w:val="22"/>
               </w:rPr>
             </w:pPr>
-            <w:proofErr w:type="gramStart"/>
             <w:r>
               <w:rPr>
                 <w:rFonts w:ascii="Segoe UI" w:hAnsi="Segoe UI" w:cs="Segoe UI"/>
@@ -4611,16 +4421,7 @@
                 <w:sz w:val="22"/>
                 <w:szCs w:val="22"/>
               </w:rPr>
-              <w:t>tendencia</w:t>
-            </w:r>
-            <w:proofErr w:type="gramEnd"/>
-            <w:r>
-              <w:rPr>
-                <w:rFonts w:ascii="Segoe UI" w:hAnsi="Segoe UI" w:cs="Segoe UI"/>
-                <w:sz w:val="22"/>
-                <w:szCs w:val="22"/>
-              </w:rPr>
-              <w:t>_</w:t>
+              <w:t>tendencia_</w:t>
             </w:r>
             <w:r>
               <w:rPr>
@@ -4781,51 +4582,7 @@
                 <w:sz w:val="22"/>
                 <w:szCs w:val="22"/>
               </w:rPr>
-              <w:t xml:space="preserve"> </w:t>
-            </w:r>
-            <w:proofErr w:type="gramStart"/>
-            <w:r>
-              <w:rPr>
-                <w:rFonts w:ascii="Segoe UI" w:hAnsi="Segoe UI" w:cs="Segoe UI"/>
-                <w:b w:val="0"/>
-                <w:bCs w:val="0"/>
-                <w:sz w:val="22"/>
-                <w:szCs w:val="22"/>
-              </w:rPr>
-              <w:t>{{ pobs</w:t>
-            </w:r>
-            <w:proofErr w:type="gramEnd"/>
-            <w:r>
-              <w:rPr>
-                <w:rFonts w:ascii="Segoe UI" w:hAnsi="Segoe UI" w:cs="Segoe UI"/>
-                <w:b w:val="0"/>
-                <w:bCs w:val="0"/>
-                <w:sz w:val="22"/>
-                <w:szCs w:val="22"/>
-              </w:rPr>
-              <w:t>_24_</w:t>
-            </w:r>
-            <w:proofErr w:type="gramStart"/>
-            <w:r>
-              <w:rPr>
-                <w:rFonts w:ascii="Segoe UI" w:hAnsi="Segoe UI" w:cs="Segoe UI"/>
-                <w:b w:val="0"/>
-                <w:bCs w:val="0"/>
-                <w:sz w:val="22"/>
-                <w:szCs w:val="22"/>
-              </w:rPr>
-              <w:t>cuareim }</w:t>
-            </w:r>
-            <w:proofErr w:type="gramEnd"/>
-            <w:r>
-              <w:rPr>
-                <w:rFonts w:ascii="Segoe UI" w:hAnsi="Segoe UI" w:cs="Segoe UI"/>
-                <w:b w:val="0"/>
-                <w:bCs w:val="0"/>
-                <w:sz w:val="22"/>
-                <w:szCs w:val="22"/>
-              </w:rPr>
-              <w:t>} mm</w:t>
+              <w:t xml:space="preserve"> {{ pobs_24_cuareim }} mm</w:t>
             </w:r>
           </w:p>
           <w:p>
@@ -4869,51 +4626,7 @@
                 <w:sz w:val="22"/>
                 <w:szCs w:val="22"/>
               </w:rPr>
-              <w:t xml:space="preserve"> </w:t>
-            </w:r>
-            <w:proofErr w:type="gramStart"/>
-            <w:r>
-              <w:rPr>
-                <w:rFonts w:ascii="Segoe UI" w:hAnsi="Segoe UI" w:cs="Segoe UI"/>
-                <w:b w:val="0"/>
-                <w:bCs w:val="0"/>
-                <w:sz w:val="22"/>
-                <w:szCs w:val="22"/>
-              </w:rPr>
-              <w:t>{{ pobs</w:t>
-            </w:r>
-            <w:proofErr w:type="gramEnd"/>
-            <w:r>
-              <w:rPr>
-                <w:rFonts w:ascii="Segoe UI" w:hAnsi="Segoe UI" w:cs="Segoe UI"/>
-                <w:b w:val="0"/>
-                <w:bCs w:val="0"/>
-                <w:sz w:val="22"/>
-                <w:szCs w:val="22"/>
-              </w:rPr>
-              <w:t>_48_</w:t>
-            </w:r>
-            <w:proofErr w:type="gramStart"/>
-            <w:r>
-              <w:rPr>
-                <w:rFonts w:ascii="Segoe UI" w:hAnsi="Segoe UI" w:cs="Segoe UI"/>
-                <w:b w:val="0"/>
-                <w:bCs w:val="0"/>
-                <w:sz w:val="22"/>
-                <w:szCs w:val="22"/>
-              </w:rPr>
-              <w:t>cuareim }</w:t>
-            </w:r>
-            <w:proofErr w:type="gramEnd"/>
-            <w:r>
-              <w:rPr>
-                <w:rFonts w:ascii="Segoe UI" w:hAnsi="Segoe UI" w:cs="Segoe UI"/>
-                <w:b w:val="0"/>
-                <w:bCs w:val="0"/>
-                <w:sz w:val="22"/>
-                <w:szCs w:val="22"/>
-              </w:rPr>
-              <w:t>} mm</w:t>
+              <w:t xml:space="preserve"> {{ pobs_48_cuareim }} mm</w:t>
             </w:r>
           </w:p>
           <w:p>
@@ -4950,51 +4663,7 @@
                 <w:sz w:val="22"/>
                 <w:szCs w:val="22"/>
               </w:rPr>
-              <w:t xml:space="preserve"> </w:t>
-            </w:r>
-            <w:proofErr w:type="gramStart"/>
-            <w:r>
-              <w:rPr>
-                <w:rFonts w:ascii="Segoe UI" w:hAnsi="Segoe UI" w:cs="Segoe UI"/>
-                <w:b w:val="0"/>
-                <w:bCs w:val="0"/>
-                <w:sz w:val="22"/>
-                <w:szCs w:val="22"/>
-              </w:rPr>
-              <w:t>{{ pobs</w:t>
-            </w:r>
-            <w:proofErr w:type="gramEnd"/>
-            <w:r>
-              <w:rPr>
-                <w:rFonts w:ascii="Segoe UI" w:hAnsi="Segoe UI" w:cs="Segoe UI"/>
-                <w:b w:val="0"/>
-                <w:bCs w:val="0"/>
-                <w:sz w:val="22"/>
-                <w:szCs w:val="22"/>
-              </w:rPr>
-              <w:t>_72_</w:t>
-            </w:r>
-            <w:proofErr w:type="gramStart"/>
-            <w:r>
-              <w:rPr>
-                <w:rFonts w:ascii="Segoe UI" w:hAnsi="Segoe UI" w:cs="Segoe UI"/>
-                <w:b w:val="0"/>
-                <w:bCs w:val="0"/>
-                <w:sz w:val="22"/>
-                <w:szCs w:val="22"/>
-              </w:rPr>
-              <w:t>cuareim }</w:t>
-            </w:r>
-            <w:proofErr w:type="gramEnd"/>
-            <w:r>
-              <w:rPr>
-                <w:rFonts w:ascii="Segoe UI" w:hAnsi="Segoe UI" w:cs="Segoe UI"/>
-                <w:b w:val="0"/>
-                <w:bCs w:val="0"/>
-                <w:sz w:val="22"/>
-                <w:szCs w:val="22"/>
-              </w:rPr>
-              <w:t>} mm</w:t>
+              <w:t xml:space="preserve"> {{ pobs_72_cuareim }} mm</w:t>
             </w:r>
           </w:p>
         </w:tc>
@@ -5144,29 +4813,16 @@
               </w:rPr>
               <w:t xml:space="preserve"> </w:t>
             </w:r>
-            <w:proofErr w:type="gramStart"/>
-            <w:r>
-              <w:rPr>
-                <w:rFonts w:ascii="Segoe UI" w:hAnsi="Segoe UI" w:cs="Segoe UI"/>
-                <w:b w:val="0"/>
-                <w:bCs w:val="0"/>
-                <w:sz w:val="22"/>
-                <w:szCs w:val="22"/>
-              </w:rPr>
-              <w:t>{{ psim</w:t>
-            </w:r>
-            <w:proofErr w:type="gramEnd"/>
-            <w:r>
-              <w:rPr>
-                <w:rFonts w:ascii="Segoe UI" w:hAnsi="Segoe UI" w:cs="Segoe UI"/>
-                <w:b w:val="0"/>
-                <w:bCs w:val="0"/>
-                <w:sz w:val="22"/>
-                <w:szCs w:val="22"/>
-              </w:rPr>
-              <w:t>_24_</w:t>
-            </w:r>
-            <w:proofErr w:type="gramStart"/>
+            <w:r>
+              <w:rPr>
+                <w:rFonts w:ascii="Segoe UI" w:hAnsi="Segoe UI" w:cs="Segoe UI"/>
+                <w:b w:val="0"/>
+                <w:bCs w:val="0"/>
+                <w:sz w:val="22"/>
+                <w:szCs w:val="22"/>
+              </w:rPr>
+              <w:t>{{ psim_24_</w:t>
+            </w:r>
             <w:r>
               <w:rPr>
                 <w:rFonts w:ascii="Segoe UI" w:hAnsi="Segoe UI" w:cs="Segoe UI"/>
@@ -5185,18 +4841,7 @@
                 <w:sz w:val="22"/>
                 <w:szCs w:val="22"/>
               </w:rPr>
-              <w:t xml:space="preserve"> }</w:t>
-            </w:r>
-            <w:proofErr w:type="gramEnd"/>
-            <w:r>
-              <w:rPr>
-                <w:rFonts w:ascii="Segoe UI" w:hAnsi="Segoe UI" w:cs="Segoe UI"/>
-                <w:b w:val="0"/>
-                <w:bCs w:val="0"/>
-                <w:sz w:val="22"/>
-                <w:szCs w:val="22"/>
-              </w:rPr>
-              <w:t>} mm</w:t>
+              <w:t xml:space="preserve"> }} mm</w:t>
             </w:r>
           </w:p>
           <w:p>
@@ -5242,29 +4887,16 @@
               </w:rPr>
               <w:t xml:space="preserve"> </w:t>
             </w:r>
-            <w:proofErr w:type="gramStart"/>
-            <w:r>
-              <w:rPr>
-                <w:rFonts w:ascii="Segoe UI" w:hAnsi="Segoe UI" w:cs="Segoe UI"/>
-                <w:b w:val="0"/>
-                <w:bCs w:val="0"/>
-                <w:sz w:val="22"/>
-                <w:szCs w:val="22"/>
-              </w:rPr>
-              <w:t>{{ psim</w:t>
-            </w:r>
-            <w:proofErr w:type="gramEnd"/>
-            <w:r>
-              <w:rPr>
-                <w:rFonts w:ascii="Segoe UI" w:hAnsi="Segoe UI" w:cs="Segoe UI"/>
-                <w:b w:val="0"/>
-                <w:bCs w:val="0"/>
-                <w:sz w:val="22"/>
-                <w:szCs w:val="22"/>
-              </w:rPr>
-              <w:t>_48_</w:t>
-            </w:r>
-            <w:proofErr w:type="gramStart"/>
+            <w:r>
+              <w:rPr>
+                <w:rFonts w:ascii="Segoe UI" w:hAnsi="Segoe UI" w:cs="Segoe UI"/>
+                <w:b w:val="0"/>
+                <w:bCs w:val="0"/>
+                <w:sz w:val="22"/>
+                <w:szCs w:val="22"/>
+              </w:rPr>
+              <w:t>{{ psim_48_</w:t>
+            </w:r>
             <w:r>
               <w:rPr>
                 <w:rFonts w:ascii="Segoe UI" w:hAnsi="Segoe UI" w:cs="Segoe UI"/>
@@ -5283,18 +4915,7 @@
                 <w:sz w:val="22"/>
                 <w:szCs w:val="22"/>
               </w:rPr>
-              <w:t xml:space="preserve"> }</w:t>
-            </w:r>
-            <w:proofErr w:type="gramEnd"/>
-            <w:r>
-              <w:rPr>
-                <w:rFonts w:ascii="Segoe UI" w:hAnsi="Segoe UI" w:cs="Segoe UI"/>
-                <w:b w:val="0"/>
-                <w:bCs w:val="0"/>
-                <w:sz w:val="22"/>
-                <w:szCs w:val="22"/>
-              </w:rPr>
-              <w:t>} mm</w:t>
+              <w:t xml:space="preserve"> }} mm</w:t>
             </w:r>
           </w:p>
           <w:p>
@@ -5338,31 +4959,8 @@
                 <w:sz w:val="22"/>
                 <w:szCs w:val="22"/>
               </w:rPr>
-              <w:t xml:space="preserve"> </w:t>
-            </w:r>
-            <w:proofErr w:type="gramStart"/>
-            <w:r>
-              <w:rPr>
-                <w:rFonts w:ascii="Segoe UI" w:hAnsi="Segoe UI" w:cs="Segoe UI"/>
-                <w:b w:val="0"/>
-                <w:bCs w:val="0"/>
-                <w:sz w:val="22"/>
-                <w:szCs w:val="22"/>
-              </w:rPr>
-              <w:t>{{ psim</w:t>
-            </w:r>
-            <w:proofErr w:type="gramEnd"/>
-            <w:r>
-              <w:rPr>
-                <w:rFonts w:ascii="Segoe UI" w:hAnsi="Segoe UI" w:cs="Segoe UI"/>
-                <w:b w:val="0"/>
-                <w:bCs w:val="0"/>
-                <w:sz w:val="22"/>
-                <w:szCs w:val="22"/>
-              </w:rPr>
-              <w:t>_72_</w:t>
-            </w:r>
-            <w:proofErr w:type="gramStart"/>
+              <w:t xml:space="preserve"> {{ psim_72_</w:t>
+            </w:r>
             <w:r>
               <w:rPr>
                 <w:rFonts w:ascii="Segoe UI" w:hAnsi="Segoe UI" w:cs="Segoe UI"/>
@@ -5381,18 +4979,7 @@
                 <w:sz w:val="22"/>
                 <w:szCs w:val="22"/>
               </w:rPr>
-              <w:t xml:space="preserve"> }</w:t>
-            </w:r>
-            <w:proofErr w:type="gramEnd"/>
-            <w:r>
-              <w:rPr>
-                <w:rFonts w:ascii="Segoe UI" w:hAnsi="Segoe UI" w:cs="Segoe UI"/>
-                <w:b w:val="0"/>
-                <w:bCs w:val="0"/>
-                <w:sz w:val="22"/>
-                <w:szCs w:val="22"/>
-              </w:rPr>
-              <w:t>} mm</w:t>
+              <w:t xml:space="preserve"> }} mm</w:t>
             </w:r>
           </w:p>
         </w:tc>
@@ -5584,23 +5171,13 @@
                 <w:szCs w:val="22"/>
               </w:rPr>
             </w:pPr>
-            <w:proofErr w:type="gramStart"/>
-            <w:r>
-              <w:rPr>
-                <w:rFonts w:ascii="Segoe UI" w:hAnsi="Segoe UI" w:cs="Segoe UI"/>
-                <w:sz w:val="22"/>
-                <w:szCs w:val="22"/>
-              </w:rPr>
-              <w:t>{{ pronos</w:t>
-            </w:r>
-            <w:proofErr w:type="gramEnd"/>
-            <w:r>
-              <w:rPr>
-                <w:rFonts w:ascii="Segoe UI" w:hAnsi="Segoe UI" w:cs="Segoe UI"/>
-                <w:sz w:val="22"/>
-                <w:szCs w:val="22"/>
-              </w:rPr>
-              <w:t>_cuareim }}</w:t>
+            <w:r>
+              <w:rPr>
+                <w:rFonts w:ascii="Segoe UI" w:hAnsi="Segoe UI" w:cs="Segoe UI"/>
+                <w:sz w:val="22"/>
+                <w:szCs w:val="22"/>
+              </w:rPr>
+              <w:t>{{ pronos_cuareim }}</w:t>
             </w:r>
           </w:p>
         </w:tc>
@@ -5619,23 +5196,13 @@
                 <w:szCs w:val="22"/>
               </w:rPr>
             </w:pPr>
-            <w:proofErr w:type="gramStart"/>
-            <w:r>
-              <w:rPr>
-                <w:rFonts w:ascii="Segoe UI" w:hAnsi="Segoe UI" w:cs="Segoe UI"/>
-                <w:sz w:val="22"/>
-                <w:szCs w:val="22"/>
-              </w:rPr>
-              <w:t>{{ fecha</w:t>
-            </w:r>
-            <w:proofErr w:type="gramEnd"/>
-            <w:r>
-              <w:rPr>
-                <w:rFonts w:ascii="Segoe UI" w:hAnsi="Segoe UI" w:cs="Segoe UI"/>
-                <w:sz w:val="22"/>
-                <w:szCs w:val="22"/>
-              </w:rPr>
-              <w:t>_cuareim }}</w:t>
+            <w:r>
+              <w:rPr>
+                <w:rFonts w:ascii="Segoe UI" w:hAnsi="Segoe UI" w:cs="Segoe UI"/>
+                <w:sz w:val="22"/>
+                <w:szCs w:val="22"/>
+              </w:rPr>
+              <w:t>{{ fecha_cuareim }}</w:t>
             </w:r>
           </w:p>
         </w:tc>
@@ -5684,23 +5251,13 @@
                 <w:szCs w:val="22"/>
               </w:rPr>
             </w:pPr>
-            <w:proofErr w:type="gramStart"/>
-            <w:r>
-              <w:rPr>
-                <w:rFonts w:ascii="Segoe UI" w:hAnsi="Segoe UI" w:cs="Segoe UI"/>
-                <w:sz w:val="22"/>
-                <w:szCs w:val="22"/>
-              </w:rPr>
-              <w:t>{{ pronos</w:t>
-            </w:r>
-            <w:proofErr w:type="gramEnd"/>
-            <w:r>
-              <w:rPr>
-                <w:rFonts w:ascii="Segoe UI" w:hAnsi="Segoe UI" w:cs="Segoe UI"/>
-                <w:sz w:val="22"/>
-                <w:szCs w:val="22"/>
-              </w:rPr>
-              <w:t>_catalan }}</w:t>
+            <w:r>
+              <w:rPr>
+                <w:rFonts w:ascii="Segoe UI" w:hAnsi="Segoe UI" w:cs="Segoe UI"/>
+                <w:sz w:val="22"/>
+                <w:szCs w:val="22"/>
+              </w:rPr>
+              <w:t>{{ pronos_catalan }}</w:t>
             </w:r>
           </w:p>
         </w:tc>
@@ -5719,23 +5276,13 @@
                 <w:szCs w:val="22"/>
               </w:rPr>
             </w:pPr>
-            <w:proofErr w:type="gramStart"/>
-            <w:r>
-              <w:rPr>
-                <w:rFonts w:ascii="Segoe UI" w:hAnsi="Segoe UI" w:cs="Segoe UI"/>
-                <w:sz w:val="22"/>
-                <w:szCs w:val="22"/>
-              </w:rPr>
-              <w:t>{{ fecha</w:t>
-            </w:r>
-            <w:proofErr w:type="gramEnd"/>
-            <w:r>
-              <w:rPr>
-                <w:rFonts w:ascii="Segoe UI" w:hAnsi="Segoe UI" w:cs="Segoe UI"/>
-                <w:sz w:val="22"/>
-                <w:szCs w:val="22"/>
-              </w:rPr>
-              <w:t>_catalan }}</w:t>
+            <w:r>
+              <w:rPr>
+                <w:rFonts w:ascii="Segoe UI" w:hAnsi="Segoe UI" w:cs="Segoe UI"/>
+                <w:sz w:val="22"/>
+                <w:szCs w:val="22"/>
+              </w:rPr>
+              <w:t>{{ fecha_catalan }}</w:t>
             </w:r>
           </w:p>
         </w:tc>
@@ -5784,23 +5331,13 @@
                 <w:szCs w:val="22"/>
               </w:rPr>
             </w:pPr>
-            <w:proofErr w:type="gramStart"/>
-            <w:r>
-              <w:rPr>
-                <w:rFonts w:ascii="Segoe UI" w:hAnsi="Segoe UI" w:cs="Segoe UI"/>
-                <w:sz w:val="22"/>
-                <w:szCs w:val="22"/>
-              </w:rPr>
-              <w:t>{{ pronos</w:t>
-            </w:r>
-            <w:proofErr w:type="gramEnd"/>
-            <w:r>
-              <w:rPr>
-                <w:rFonts w:ascii="Segoe UI" w:hAnsi="Segoe UI" w:cs="Segoe UI"/>
-                <w:sz w:val="22"/>
-                <w:szCs w:val="22"/>
-              </w:rPr>
-              <w:t>_artigas }}</w:t>
+            <w:r>
+              <w:rPr>
+                <w:rFonts w:ascii="Segoe UI" w:hAnsi="Segoe UI" w:cs="Segoe UI"/>
+                <w:sz w:val="22"/>
+                <w:szCs w:val="22"/>
+              </w:rPr>
+              <w:t>{{ pronos_artigas }}</w:t>
             </w:r>
           </w:p>
         </w:tc>
@@ -5819,23 +5356,13 @@
                 <w:szCs w:val="22"/>
               </w:rPr>
             </w:pPr>
-            <w:proofErr w:type="gramStart"/>
-            <w:r>
-              <w:rPr>
-                <w:rFonts w:ascii="Segoe UI" w:hAnsi="Segoe UI" w:cs="Segoe UI"/>
-                <w:sz w:val="22"/>
-                <w:szCs w:val="22"/>
-              </w:rPr>
-              <w:t>{{ fecha</w:t>
-            </w:r>
-            <w:proofErr w:type="gramEnd"/>
-            <w:r>
-              <w:rPr>
-                <w:rFonts w:ascii="Segoe UI" w:hAnsi="Segoe UI" w:cs="Segoe UI"/>
-                <w:sz w:val="22"/>
-                <w:szCs w:val="22"/>
-              </w:rPr>
-              <w:t>_artigas }}</w:t>
+            <w:r>
+              <w:rPr>
+                <w:rFonts w:ascii="Segoe UI" w:hAnsi="Segoe UI" w:cs="Segoe UI"/>
+                <w:sz w:val="22"/>
+                <w:szCs w:val="22"/>
+              </w:rPr>
+              <w:t>{{ fecha_artigas }}</w:t>
             </w:r>
           </w:p>
         </w:tc>
@@ -5901,7 +5428,6 @@
                 <w:lang w:val="en-US"/>
               </w:rPr>
             </w:pPr>
-            <w:proofErr w:type="gramStart"/>
             <w:r>
               <w:rPr>
                 <w:rFonts w:ascii="Segoe UI" w:hAnsi="Segoe UI" w:cs="Segoe UI"/>
@@ -5911,9 +5437,8 @@
                 <w:szCs w:val="22"/>
                 <w:lang w:val="en-US"/>
               </w:rPr>
-              <w:t>{{ diagnostico</w:t>
-            </w:r>
-            <w:proofErr w:type="gramEnd"/>
+              <w:t>{{ diagnostico_</w:t>
+            </w:r>
             <w:r>
               <w:rPr>
                 <w:rFonts w:ascii="Segoe UI" w:hAnsi="Segoe UI" w:cs="Segoe UI"/>
@@ -5923,9 +5448,8 @@
                 <w:szCs w:val="22"/>
                 <w:lang w:val="en-US"/>
               </w:rPr>
-              <w:t>_</w:t>
-            </w:r>
-            <w:proofErr w:type="gramStart"/>
+              <w:t>cuareim</w:t>
+            </w:r>
             <w:r>
               <w:rPr>
                 <w:rFonts w:ascii="Segoe UI" w:hAnsi="Segoe UI" w:cs="Segoe UI"/>
@@ -5935,30 +5459,7 @@
                 <w:szCs w:val="22"/>
                 <w:lang w:val="en-US"/>
               </w:rPr>
-              <w:t>cuareim</w:t>
-            </w:r>
-            <w:r>
-              <w:rPr>
-                <w:rFonts w:ascii="Segoe UI" w:hAnsi="Segoe UI" w:cs="Segoe UI"/>
-                <w:b w:val="0"/>
-                <w:bCs w:val="0"/>
-                <w:sz w:val="22"/>
-                <w:szCs w:val="22"/>
-                <w:lang w:val="en-US"/>
-              </w:rPr>
-              <w:t xml:space="preserve"> }</w:t>
-            </w:r>
-            <w:proofErr w:type="gramEnd"/>
-            <w:r>
-              <w:rPr>
-                <w:rFonts w:ascii="Segoe UI" w:hAnsi="Segoe UI" w:cs="Segoe UI"/>
-                <w:b w:val="0"/>
-                <w:bCs w:val="0"/>
-                <w:sz w:val="22"/>
-                <w:szCs w:val="22"/>
-                <w:lang w:val="en-US"/>
-              </w:rPr>
-              <w:t>}</w:t>
+              <w:t xml:space="preserve"> }}</w:t>
             </w:r>
           </w:p>
           <w:p>
@@ -6028,7 +5529,6 @@
                 <w:lang w:val="en-US"/>
               </w:rPr>
             </w:pPr>
-            <w:proofErr w:type="gramStart"/>
             <w:r>
               <w:rPr>
                 <w:rFonts w:ascii="Segoe UI" w:hAnsi="Segoe UI" w:cs="Segoe UI"/>
@@ -6038,19 +5538,7 @@
                 <w:szCs w:val="22"/>
                 <w:lang w:val="en-US"/>
               </w:rPr>
-              <w:t>{{ recomendacion</w:t>
-            </w:r>
-            <w:proofErr w:type="gramEnd"/>
-            <w:r>
-              <w:rPr>
-                <w:rFonts w:ascii="Segoe UI" w:hAnsi="Segoe UI" w:cs="Segoe UI"/>
-                <w:b w:val="0"/>
-                <w:bCs w:val="0"/>
-                <w:sz w:val="22"/>
-                <w:szCs w:val="22"/>
-                <w:lang w:val="en-US"/>
-              </w:rPr>
-              <w:t>_</w:t>
+              <w:t>{{ recomendacion_</w:t>
             </w:r>
             <w:r>
               <w:rPr>
@@ -6540,23 +6028,13 @@
                 <w:szCs w:val="22"/>
               </w:rPr>
             </w:pPr>
-            <w:proofErr w:type="gramStart"/>
-            <w:r>
-              <w:rPr>
-                <w:rFonts w:ascii="Segoe UI" w:hAnsi="Segoe UI" w:cs="Segoe UI"/>
-                <w:sz w:val="22"/>
-                <w:szCs w:val="22"/>
-              </w:rPr>
-              <w:t>{{ nivel</w:t>
-            </w:r>
-            <w:proofErr w:type="gramEnd"/>
-            <w:r>
-              <w:rPr>
-                <w:rFonts w:ascii="Segoe UI" w:hAnsi="Segoe UI" w:cs="Segoe UI"/>
-                <w:sz w:val="22"/>
-                <w:szCs w:val="22"/>
-              </w:rPr>
-              <w:t>_actual_fmarcos }}</w:t>
+            <w:r>
+              <w:rPr>
+                <w:rFonts w:ascii="Segoe UI" w:hAnsi="Segoe UI" w:cs="Segoe UI"/>
+                <w:sz w:val="22"/>
+                <w:szCs w:val="22"/>
+              </w:rPr>
+              <w:t>{{ nivel_actual_fmarcos }}</w:t>
             </w:r>
           </w:p>
         </w:tc>
@@ -6575,23 +6053,13 @@
                 <w:szCs w:val="22"/>
               </w:rPr>
             </w:pPr>
-            <w:proofErr w:type="gramStart"/>
-            <w:r>
-              <w:rPr>
-                <w:rFonts w:ascii="Segoe UI" w:hAnsi="Segoe UI" w:cs="Segoe UI"/>
-                <w:sz w:val="22"/>
-                <w:szCs w:val="22"/>
-              </w:rPr>
-              <w:t>{{ tasa</w:t>
-            </w:r>
-            <w:proofErr w:type="gramEnd"/>
-            <w:r>
-              <w:rPr>
-                <w:rFonts w:ascii="Segoe UI" w:hAnsi="Segoe UI" w:cs="Segoe UI"/>
-                <w:sz w:val="22"/>
-                <w:szCs w:val="22"/>
-              </w:rPr>
-              <w:t>_fmarcos }}</w:t>
+            <w:r>
+              <w:rPr>
+                <w:rFonts w:ascii="Segoe UI" w:hAnsi="Segoe UI" w:cs="Segoe UI"/>
+                <w:sz w:val="22"/>
+                <w:szCs w:val="22"/>
+              </w:rPr>
+              <w:t>{{ tasa_fmarcos }}</w:t>
             </w:r>
           </w:p>
         </w:tc>
@@ -6610,23 +6078,13 @@
                 <w:szCs w:val="22"/>
               </w:rPr>
             </w:pPr>
-            <w:proofErr w:type="gramStart"/>
-            <w:r>
-              <w:rPr>
-                <w:rFonts w:ascii="Segoe UI" w:hAnsi="Segoe UI" w:cs="Segoe UI"/>
-                <w:sz w:val="22"/>
-                <w:szCs w:val="22"/>
-              </w:rPr>
-              <w:t>{{ tendencia</w:t>
-            </w:r>
-            <w:proofErr w:type="gramEnd"/>
-            <w:r>
-              <w:rPr>
-                <w:rFonts w:ascii="Segoe UI" w:hAnsi="Segoe UI" w:cs="Segoe UI"/>
-                <w:sz w:val="22"/>
-                <w:szCs w:val="22"/>
-              </w:rPr>
-              <w:t>_fmarcos }}</w:t>
+            <w:r>
+              <w:rPr>
+                <w:rFonts w:ascii="Segoe UI" w:hAnsi="Segoe UI" w:cs="Segoe UI"/>
+                <w:sz w:val="22"/>
+                <w:szCs w:val="22"/>
+              </w:rPr>
+              <w:t>{{ tendencia_fmarcos }}</w:t>
             </w:r>
           </w:p>
         </w:tc>
@@ -6698,23 +6156,13 @@
                 <w:szCs w:val="22"/>
               </w:rPr>
             </w:pPr>
-            <w:proofErr w:type="gramStart"/>
-            <w:r>
-              <w:rPr>
-                <w:rFonts w:ascii="Segoe UI" w:hAnsi="Segoe UI" w:cs="Segoe UI"/>
-                <w:sz w:val="22"/>
-                <w:szCs w:val="22"/>
-              </w:rPr>
-              <w:t>{{ nivel</w:t>
-            </w:r>
-            <w:proofErr w:type="gramEnd"/>
-            <w:r>
-              <w:rPr>
-                <w:rFonts w:ascii="Segoe UI" w:hAnsi="Segoe UI" w:cs="Segoe UI"/>
-                <w:sz w:val="22"/>
-                <w:szCs w:val="22"/>
-              </w:rPr>
-              <w:t>_actual_pache }}</w:t>
+            <w:r>
+              <w:rPr>
+                <w:rFonts w:ascii="Segoe UI" w:hAnsi="Segoe UI" w:cs="Segoe UI"/>
+                <w:sz w:val="22"/>
+                <w:szCs w:val="22"/>
+              </w:rPr>
+              <w:t>{{ nivel_actual_pache }}</w:t>
             </w:r>
           </w:p>
         </w:tc>
@@ -6733,23 +6181,13 @@
                 <w:szCs w:val="22"/>
               </w:rPr>
             </w:pPr>
-            <w:proofErr w:type="gramStart"/>
-            <w:r>
-              <w:rPr>
-                <w:rFonts w:ascii="Segoe UI" w:hAnsi="Segoe UI" w:cs="Segoe UI"/>
-                <w:sz w:val="22"/>
-                <w:szCs w:val="22"/>
-              </w:rPr>
-              <w:t>{{ tasa</w:t>
-            </w:r>
-            <w:proofErr w:type="gramEnd"/>
-            <w:r>
-              <w:rPr>
-                <w:rFonts w:ascii="Segoe UI" w:hAnsi="Segoe UI" w:cs="Segoe UI"/>
-                <w:sz w:val="22"/>
-                <w:szCs w:val="22"/>
-              </w:rPr>
-              <w:t>_pache }}</w:t>
+            <w:r>
+              <w:rPr>
+                <w:rFonts w:ascii="Segoe UI" w:hAnsi="Segoe UI" w:cs="Segoe UI"/>
+                <w:sz w:val="22"/>
+                <w:szCs w:val="22"/>
+              </w:rPr>
+              <w:t>{{ tasa_pache }}</w:t>
             </w:r>
           </w:p>
         </w:tc>
@@ -6768,23 +6206,13 @@
                 <w:szCs w:val="22"/>
               </w:rPr>
             </w:pPr>
-            <w:proofErr w:type="gramStart"/>
-            <w:r>
-              <w:rPr>
-                <w:rFonts w:ascii="Segoe UI" w:hAnsi="Segoe UI" w:cs="Segoe UI"/>
-                <w:sz w:val="22"/>
-                <w:szCs w:val="22"/>
-              </w:rPr>
-              <w:t>{{ tendencia</w:t>
-            </w:r>
-            <w:proofErr w:type="gramEnd"/>
-            <w:r>
-              <w:rPr>
-                <w:rFonts w:ascii="Segoe UI" w:hAnsi="Segoe UI" w:cs="Segoe UI"/>
-                <w:sz w:val="22"/>
-                <w:szCs w:val="22"/>
-              </w:rPr>
-              <w:t>_pache }}</w:t>
+            <w:r>
+              <w:rPr>
+                <w:rFonts w:ascii="Segoe UI" w:hAnsi="Segoe UI" w:cs="Segoe UI"/>
+                <w:sz w:val="22"/>
+                <w:szCs w:val="22"/>
+              </w:rPr>
+              <w:t>{{ tendencia_pache }}</w:t>
             </w:r>
           </w:p>
         </w:tc>
@@ -6855,23 +6283,13 @@
                 <w:szCs w:val="22"/>
               </w:rPr>
             </w:pPr>
-            <w:proofErr w:type="gramStart"/>
-            <w:r>
-              <w:rPr>
-                <w:rFonts w:ascii="Segoe UI" w:hAnsi="Segoe UI" w:cs="Segoe UI"/>
-                <w:sz w:val="22"/>
-                <w:szCs w:val="22"/>
-              </w:rPr>
-              <w:t>{{ nivel</w:t>
-            </w:r>
-            <w:proofErr w:type="gramEnd"/>
-            <w:r>
-              <w:rPr>
-                <w:rFonts w:ascii="Segoe UI" w:hAnsi="Segoe UI" w:cs="Segoe UI"/>
-                <w:sz w:val="22"/>
-                <w:szCs w:val="22"/>
-              </w:rPr>
-              <w:t>_actual_</w:t>
+            <w:r>
+              <w:rPr>
+                <w:rFonts w:ascii="Segoe UI" w:hAnsi="Segoe UI" w:cs="Segoe UI"/>
+                <w:sz w:val="22"/>
+                <w:szCs w:val="22"/>
+              </w:rPr>
+              <w:t>{{ nivel_actual_</w:t>
             </w:r>
             <w:r>
               <w:rPr>
@@ -6905,23 +6323,13 @@
                 <w:szCs w:val="22"/>
               </w:rPr>
             </w:pPr>
-            <w:proofErr w:type="gramStart"/>
-            <w:r>
-              <w:rPr>
-                <w:rFonts w:ascii="Segoe UI" w:hAnsi="Segoe UI" w:cs="Segoe UI"/>
-                <w:sz w:val="22"/>
-                <w:szCs w:val="22"/>
-              </w:rPr>
-              <w:t>{{ tasa</w:t>
-            </w:r>
-            <w:proofErr w:type="gramEnd"/>
-            <w:r>
-              <w:rPr>
-                <w:rFonts w:ascii="Segoe UI" w:hAnsi="Segoe UI" w:cs="Segoe UI"/>
-                <w:sz w:val="22"/>
-                <w:szCs w:val="22"/>
-              </w:rPr>
-              <w:t>_</w:t>
+            <w:r>
+              <w:rPr>
+                <w:rFonts w:ascii="Segoe UI" w:hAnsi="Segoe UI" w:cs="Segoe UI"/>
+                <w:sz w:val="22"/>
+                <w:szCs w:val="22"/>
+              </w:rPr>
+              <w:t>{{ tasa_</w:t>
             </w:r>
             <w:r>
               <w:rPr>
@@ -6956,23 +6364,13 @@
                 <w:szCs w:val="22"/>
               </w:rPr>
             </w:pPr>
-            <w:proofErr w:type="gramStart"/>
-            <w:r>
-              <w:rPr>
-                <w:rFonts w:ascii="Segoe UI" w:hAnsi="Segoe UI" w:cs="Segoe UI"/>
-                <w:sz w:val="22"/>
-                <w:szCs w:val="22"/>
-              </w:rPr>
-              <w:t>{{ tendencia</w:t>
-            </w:r>
-            <w:proofErr w:type="gramEnd"/>
-            <w:r>
-              <w:rPr>
-                <w:rFonts w:ascii="Segoe UI" w:hAnsi="Segoe UI" w:cs="Segoe UI"/>
-                <w:sz w:val="22"/>
-                <w:szCs w:val="22"/>
-              </w:rPr>
-              <w:t>_</w:t>
+            <w:r>
+              <w:rPr>
+                <w:rFonts w:ascii="Segoe UI" w:hAnsi="Segoe UI" w:cs="Segoe UI"/>
+                <w:sz w:val="22"/>
+                <w:szCs w:val="22"/>
+              </w:rPr>
+              <w:t>{{ tendencia_</w:t>
             </w:r>
             <w:r>
               <w:rPr>
@@ -7060,23 +6458,13 @@
                 <w:szCs w:val="22"/>
               </w:rPr>
             </w:pPr>
-            <w:proofErr w:type="gramStart"/>
-            <w:r>
-              <w:rPr>
-                <w:rFonts w:ascii="Segoe UI" w:hAnsi="Segoe UI" w:cs="Segoe UI"/>
-                <w:sz w:val="22"/>
-                <w:szCs w:val="22"/>
-              </w:rPr>
-              <w:t>{{ nivel</w:t>
-            </w:r>
-            <w:proofErr w:type="gramEnd"/>
-            <w:r>
-              <w:rPr>
-                <w:rFonts w:ascii="Segoe UI" w:hAnsi="Segoe UI" w:cs="Segoe UI"/>
-                <w:sz w:val="22"/>
-                <w:szCs w:val="22"/>
-              </w:rPr>
-              <w:t>_actual_florida }}</w:t>
+            <w:r>
+              <w:rPr>
+                <w:rFonts w:ascii="Segoe UI" w:hAnsi="Segoe UI" w:cs="Segoe UI"/>
+                <w:sz w:val="22"/>
+                <w:szCs w:val="22"/>
+              </w:rPr>
+              <w:t>{{ nivel_actual_florida }}</w:t>
             </w:r>
           </w:p>
         </w:tc>
@@ -7095,23 +6483,13 @@
                 <w:szCs w:val="22"/>
               </w:rPr>
             </w:pPr>
-            <w:proofErr w:type="gramStart"/>
-            <w:r>
-              <w:rPr>
-                <w:rFonts w:ascii="Segoe UI" w:hAnsi="Segoe UI" w:cs="Segoe UI"/>
-                <w:sz w:val="22"/>
-                <w:szCs w:val="22"/>
-              </w:rPr>
-              <w:t>{{ tasa</w:t>
-            </w:r>
-            <w:proofErr w:type="gramEnd"/>
-            <w:r>
-              <w:rPr>
-                <w:rFonts w:ascii="Segoe UI" w:hAnsi="Segoe UI" w:cs="Segoe UI"/>
-                <w:sz w:val="22"/>
-                <w:szCs w:val="22"/>
-              </w:rPr>
-              <w:t>_florida }}</w:t>
+            <w:r>
+              <w:rPr>
+                <w:rFonts w:ascii="Segoe UI" w:hAnsi="Segoe UI" w:cs="Segoe UI"/>
+                <w:sz w:val="22"/>
+                <w:szCs w:val="22"/>
+              </w:rPr>
+              <w:t>{{ tasa_florida }}</w:t>
             </w:r>
           </w:p>
         </w:tc>
@@ -7130,23 +6508,13 @@
                 <w:szCs w:val="22"/>
               </w:rPr>
             </w:pPr>
-            <w:proofErr w:type="gramStart"/>
-            <w:r>
-              <w:rPr>
-                <w:rFonts w:ascii="Segoe UI" w:hAnsi="Segoe UI" w:cs="Segoe UI"/>
-                <w:sz w:val="22"/>
-                <w:szCs w:val="22"/>
-              </w:rPr>
-              <w:t>{{ tendencia</w:t>
-            </w:r>
-            <w:proofErr w:type="gramEnd"/>
-            <w:r>
-              <w:rPr>
-                <w:rFonts w:ascii="Segoe UI" w:hAnsi="Segoe UI" w:cs="Segoe UI"/>
-                <w:sz w:val="22"/>
-                <w:szCs w:val="22"/>
-              </w:rPr>
-              <w:t>_florida }}</w:t>
+            <w:r>
+              <w:rPr>
+                <w:rFonts w:ascii="Segoe UI" w:hAnsi="Segoe UI" w:cs="Segoe UI"/>
+                <w:sz w:val="22"/>
+                <w:szCs w:val="22"/>
+              </w:rPr>
+              <w:t>{{ tendencia_florida }}</w:t>
             </w:r>
           </w:p>
         </w:tc>
@@ -7218,23 +6586,13 @@
                 <w:szCs w:val="22"/>
               </w:rPr>
             </w:pPr>
-            <w:proofErr w:type="gramStart"/>
-            <w:r>
-              <w:rPr>
-                <w:rFonts w:ascii="Segoe UI" w:hAnsi="Segoe UI" w:cs="Segoe UI"/>
-                <w:sz w:val="22"/>
-                <w:szCs w:val="22"/>
-              </w:rPr>
-              <w:t>{{ nivel</w:t>
-            </w:r>
-            <w:proofErr w:type="gramEnd"/>
-            <w:r>
-              <w:rPr>
-                <w:rFonts w:ascii="Segoe UI" w:hAnsi="Segoe UI" w:cs="Segoe UI"/>
-                <w:sz w:val="22"/>
-                <w:szCs w:val="22"/>
-              </w:rPr>
-              <w:t>_actual_lucia }}</w:t>
+            <w:r>
+              <w:rPr>
+                <w:rFonts w:ascii="Segoe UI" w:hAnsi="Segoe UI" w:cs="Segoe UI"/>
+                <w:sz w:val="22"/>
+                <w:szCs w:val="22"/>
+              </w:rPr>
+              <w:t>{{ nivel_actual_lucia }}</w:t>
             </w:r>
           </w:p>
         </w:tc>
@@ -7253,23 +6611,13 @@
                 <w:szCs w:val="22"/>
               </w:rPr>
             </w:pPr>
-            <w:proofErr w:type="gramStart"/>
-            <w:r>
-              <w:rPr>
-                <w:rFonts w:ascii="Segoe UI" w:hAnsi="Segoe UI" w:cs="Segoe UI"/>
-                <w:sz w:val="22"/>
-                <w:szCs w:val="22"/>
-              </w:rPr>
-              <w:t>{{ tasa</w:t>
-            </w:r>
-            <w:proofErr w:type="gramEnd"/>
-            <w:r>
-              <w:rPr>
-                <w:rFonts w:ascii="Segoe UI" w:hAnsi="Segoe UI" w:cs="Segoe UI"/>
-                <w:sz w:val="22"/>
-                <w:szCs w:val="22"/>
-              </w:rPr>
-              <w:t>_lucia }}</w:t>
+            <w:r>
+              <w:rPr>
+                <w:rFonts w:ascii="Segoe UI" w:hAnsi="Segoe UI" w:cs="Segoe UI"/>
+                <w:sz w:val="22"/>
+                <w:szCs w:val="22"/>
+              </w:rPr>
+              <w:t>{{ tasa_lucia }}</w:t>
             </w:r>
           </w:p>
         </w:tc>
@@ -7288,23 +6636,13 @@
                 <w:szCs w:val="22"/>
               </w:rPr>
             </w:pPr>
-            <w:proofErr w:type="gramStart"/>
-            <w:r>
-              <w:rPr>
-                <w:rFonts w:ascii="Segoe UI" w:hAnsi="Segoe UI" w:cs="Segoe UI"/>
-                <w:sz w:val="22"/>
-                <w:szCs w:val="22"/>
-              </w:rPr>
-              <w:t>{{ tendencia</w:t>
-            </w:r>
-            <w:proofErr w:type="gramEnd"/>
-            <w:r>
-              <w:rPr>
-                <w:rFonts w:ascii="Segoe UI" w:hAnsi="Segoe UI" w:cs="Segoe UI"/>
-                <w:sz w:val="22"/>
-                <w:szCs w:val="22"/>
-              </w:rPr>
-              <w:t>_lucia }}</w:t>
+            <w:r>
+              <w:rPr>
+                <w:rFonts w:ascii="Segoe UI" w:hAnsi="Segoe UI" w:cs="Segoe UI"/>
+                <w:sz w:val="22"/>
+                <w:szCs w:val="22"/>
+              </w:rPr>
+              <w:t>{{ tendencia_lucia }}</w:t>
             </w:r>
           </w:p>
         </w:tc>
@@ -7477,31 +6815,8 @@
                 <w:sz w:val="22"/>
                 <w:szCs w:val="22"/>
               </w:rPr>
-              <w:t xml:space="preserve"> </w:t>
-            </w:r>
-            <w:proofErr w:type="gramStart"/>
-            <w:r>
-              <w:rPr>
-                <w:rFonts w:ascii="Segoe UI" w:hAnsi="Segoe UI" w:cs="Segoe UI"/>
-                <w:b w:val="0"/>
-                <w:bCs w:val="0"/>
-                <w:sz w:val="22"/>
-                <w:szCs w:val="22"/>
-              </w:rPr>
-              <w:t>{{ pobs</w:t>
-            </w:r>
-            <w:proofErr w:type="gramEnd"/>
-            <w:r>
-              <w:rPr>
-                <w:rFonts w:ascii="Segoe UI" w:hAnsi="Segoe UI" w:cs="Segoe UI"/>
-                <w:b w:val="0"/>
-                <w:bCs w:val="0"/>
-                <w:sz w:val="22"/>
-                <w:szCs w:val="22"/>
-              </w:rPr>
-              <w:t>_24_</w:t>
-            </w:r>
-            <w:proofErr w:type="gramStart"/>
+              <w:t xml:space="preserve"> {{ pobs_24_</w:t>
+            </w:r>
             <w:r>
               <w:rPr>
                 <w:rFonts w:ascii="Segoe UI" w:hAnsi="Segoe UI" w:cs="Segoe UI"/>
@@ -7520,18 +6835,7 @@
                 <w:sz w:val="22"/>
                 <w:szCs w:val="22"/>
               </w:rPr>
-              <w:t xml:space="preserve"> }</w:t>
-            </w:r>
-            <w:proofErr w:type="gramEnd"/>
-            <w:r>
-              <w:rPr>
-                <w:rFonts w:ascii="Segoe UI" w:hAnsi="Segoe UI" w:cs="Segoe UI"/>
-                <w:b w:val="0"/>
-                <w:bCs w:val="0"/>
-                <w:sz w:val="22"/>
-                <w:szCs w:val="22"/>
-              </w:rPr>
-              <w:t>} mm</w:t>
+              <w:t xml:space="preserve"> }} mm</w:t>
             </w:r>
           </w:p>
           <w:p>
@@ -7575,31 +6879,8 @@
                 <w:sz w:val="22"/>
                 <w:szCs w:val="22"/>
               </w:rPr>
-              <w:t xml:space="preserve"> </w:t>
-            </w:r>
-            <w:proofErr w:type="gramStart"/>
-            <w:r>
-              <w:rPr>
-                <w:rFonts w:ascii="Segoe UI" w:hAnsi="Segoe UI" w:cs="Segoe UI"/>
-                <w:b w:val="0"/>
-                <w:bCs w:val="0"/>
-                <w:sz w:val="22"/>
-                <w:szCs w:val="22"/>
-              </w:rPr>
-              <w:t>{{ pobs</w:t>
-            </w:r>
-            <w:proofErr w:type="gramEnd"/>
-            <w:r>
-              <w:rPr>
-                <w:rFonts w:ascii="Segoe UI" w:hAnsi="Segoe UI" w:cs="Segoe UI"/>
-                <w:b w:val="0"/>
-                <w:bCs w:val="0"/>
-                <w:sz w:val="22"/>
-                <w:szCs w:val="22"/>
-              </w:rPr>
-              <w:t>_48_</w:t>
-            </w:r>
-            <w:proofErr w:type="gramStart"/>
+              <w:t xml:space="preserve"> {{ pobs_48_</w:t>
+            </w:r>
             <w:r>
               <w:rPr>
                 <w:rFonts w:ascii="Segoe UI" w:hAnsi="Segoe UI" w:cs="Segoe UI"/>
@@ -7618,18 +6899,7 @@
                 <w:sz w:val="22"/>
                 <w:szCs w:val="22"/>
               </w:rPr>
-              <w:t xml:space="preserve"> }</w:t>
-            </w:r>
-            <w:proofErr w:type="gramEnd"/>
-            <w:r>
-              <w:rPr>
-                <w:rFonts w:ascii="Segoe UI" w:hAnsi="Segoe UI" w:cs="Segoe UI"/>
-                <w:b w:val="0"/>
-                <w:bCs w:val="0"/>
-                <w:sz w:val="22"/>
-                <w:szCs w:val="22"/>
-              </w:rPr>
-              <w:t>} mm</w:t>
+              <w:t xml:space="preserve"> }} mm</w:t>
             </w:r>
           </w:p>
           <w:p>
@@ -7684,31 +6954,8 @@
                 <w:sz w:val="22"/>
                 <w:szCs w:val="22"/>
               </w:rPr>
-              <w:t xml:space="preserve"> </w:t>
-            </w:r>
-            <w:proofErr w:type="gramStart"/>
-            <w:r>
-              <w:rPr>
-                <w:rFonts w:ascii="Segoe UI" w:hAnsi="Segoe UI" w:cs="Segoe UI"/>
-                <w:b w:val="0"/>
-                <w:bCs w:val="0"/>
-                <w:sz w:val="22"/>
-                <w:szCs w:val="22"/>
-              </w:rPr>
-              <w:t>{{ pobs</w:t>
-            </w:r>
-            <w:proofErr w:type="gramEnd"/>
-            <w:r>
-              <w:rPr>
-                <w:rFonts w:ascii="Segoe UI" w:hAnsi="Segoe UI" w:cs="Segoe UI"/>
-                <w:b w:val="0"/>
-                <w:bCs w:val="0"/>
-                <w:sz w:val="22"/>
-                <w:szCs w:val="22"/>
-              </w:rPr>
-              <w:t>_72_</w:t>
-            </w:r>
-            <w:proofErr w:type="gramStart"/>
+              <w:t xml:space="preserve"> {{ pobs_72_</w:t>
+            </w:r>
             <w:r>
               <w:rPr>
                 <w:rFonts w:ascii="Segoe UI" w:hAnsi="Segoe UI" w:cs="Segoe UI"/>
@@ -7727,18 +6974,7 @@
                 <w:sz w:val="22"/>
                 <w:szCs w:val="22"/>
               </w:rPr>
-              <w:t xml:space="preserve"> }</w:t>
-            </w:r>
-            <w:proofErr w:type="gramEnd"/>
-            <w:r>
-              <w:rPr>
-                <w:rFonts w:ascii="Segoe UI" w:hAnsi="Segoe UI" w:cs="Segoe UI"/>
-                <w:b w:val="0"/>
-                <w:bCs w:val="0"/>
-                <w:sz w:val="22"/>
-                <w:szCs w:val="22"/>
-              </w:rPr>
-              <w:t>} mm</w:t>
+              <w:t xml:space="preserve"> }} mm</w:t>
             </w:r>
           </w:p>
         </w:tc>
@@ -7968,29 +7204,16 @@
               </w:rPr>
               <w:t xml:space="preserve"> </w:t>
             </w:r>
-            <w:proofErr w:type="gramStart"/>
-            <w:r>
-              <w:rPr>
-                <w:rFonts w:ascii="Segoe UI" w:hAnsi="Segoe UI" w:cs="Segoe UI"/>
-                <w:b w:val="0"/>
-                <w:bCs w:val="0"/>
-                <w:sz w:val="22"/>
-                <w:szCs w:val="22"/>
-              </w:rPr>
-              <w:t>{{ psim</w:t>
-            </w:r>
-            <w:proofErr w:type="gramEnd"/>
-            <w:r>
-              <w:rPr>
-                <w:rFonts w:ascii="Segoe UI" w:hAnsi="Segoe UI" w:cs="Segoe UI"/>
-                <w:b w:val="0"/>
-                <w:bCs w:val="0"/>
-                <w:sz w:val="22"/>
-                <w:szCs w:val="22"/>
-              </w:rPr>
-              <w:t>_24_</w:t>
-            </w:r>
-            <w:proofErr w:type="gramStart"/>
+            <w:r>
+              <w:rPr>
+                <w:rFonts w:ascii="Segoe UI" w:hAnsi="Segoe UI" w:cs="Segoe UI"/>
+                <w:b w:val="0"/>
+                <w:bCs w:val="0"/>
+                <w:sz w:val="22"/>
+                <w:szCs w:val="22"/>
+              </w:rPr>
+              <w:t>{{ psim_24_</w:t>
+            </w:r>
             <w:r>
               <w:rPr>
                 <w:rFonts w:ascii="Segoe UI" w:hAnsi="Segoe UI" w:cs="Segoe UI"/>
@@ -8009,18 +7232,7 @@
                 <w:sz w:val="22"/>
                 <w:szCs w:val="22"/>
               </w:rPr>
-              <w:t xml:space="preserve"> }</w:t>
-            </w:r>
-            <w:proofErr w:type="gramEnd"/>
-            <w:r>
-              <w:rPr>
-                <w:rFonts w:ascii="Segoe UI" w:hAnsi="Segoe UI" w:cs="Segoe UI"/>
-                <w:b w:val="0"/>
-                <w:bCs w:val="0"/>
-                <w:sz w:val="22"/>
-                <w:szCs w:val="22"/>
-              </w:rPr>
-              <w:t>} mm</w:t>
+              <w:t xml:space="preserve"> }} mm</w:t>
             </w:r>
           </w:p>
           <w:p>
@@ -8066,29 +7278,16 @@
               </w:rPr>
               <w:t xml:space="preserve"> </w:t>
             </w:r>
-            <w:proofErr w:type="gramStart"/>
-            <w:r>
-              <w:rPr>
-                <w:rFonts w:ascii="Segoe UI" w:hAnsi="Segoe UI" w:cs="Segoe UI"/>
-                <w:b w:val="0"/>
-                <w:bCs w:val="0"/>
-                <w:sz w:val="22"/>
-                <w:szCs w:val="22"/>
-              </w:rPr>
-              <w:t>{{ psim</w:t>
-            </w:r>
-            <w:proofErr w:type="gramEnd"/>
-            <w:r>
-              <w:rPr>
-                <w:rFonts w:ascii="Segoe UI" w:hAnsi="Segoe UI" w:cs="Segoe UI"/>
-                <w:b w:val="0"/>
-                <w:bCs w:val="0"/>
-                <w:sz w:val="22"/>
-                <w:szCs w:val="22"/>
-              </w:rPr>
-              <w:t>_48_</w:t>
-            </w:r>
-            <w:proofErr w:type="gramStart"/>
+            <w:r>
+              <w:rPr>
+                <w:rFonts w:ascii="Segoe UI" w:hAnsi="Segoe UI" w:cs="Segoe UI"/>
+                <w:b w:val="0"/>
+                <w:bCs w:val="0"/>
+                <w:sz w:val="22"/>
+                <w:szCs w:val="22"/>
+              </w:rPr>
+              <w:t>{{ psim_48_</w:t>
+            </w:r>
             <w:r>
               <w:rPr>
                 <w:rFonts w:ascii="Segoe UI" w:hAnsi="Segoe UI" w:cs="Segoe UI"/>
@@ -8107,18 +7306,7 @@
                 <w:sz w:val="22"/>
                 <w:szCs w:val="22"/>
               </w:rPr>
-              <w:t xml:space="preserve"> }</w:t>
-            </w:r>
-            <w:proofErr w:type="gramEnd"/>
-            <w:r>
-              <w:rPr>
-                <w:rFonts w:ascii="Segoe UI" w:hAnsi="Segoe UI" w:cs="Segoe UI"/>
-                <w:b w:val="0"/>
-                <w:bCs w:val="0"/>
-                <w:sz w:val="22"/>
-                <w:szCs w:val="22"/>
-              </w:rPr>
-              <w:t>} mm</w:t>
+              <w:t xml:space="preserve"> }} mm</w:t>
             </w:r>
           </w:p>
           <w:p>
@@ -8162,31 +7350,8 @@
                 <w:sz w:val="22"/>
                 <w:szCs w:val="22"/>
               </w:rPr>
-              <w:t xml:space="preserve"> </w:t>
-            </w:r>
-            <w:proofErr w:type="gramStart"/>
-            <w:r>
-              <w:rPr>
-                <w:rFonts w:ascii="Segoe UI" w:hAnsi="Segoe UI" w:cs="Segoe UI"/>
-                <w:b w:val="0"/>
-                <w:bCs w:val="0"/>
-                <w:sz w:val="22"/>
-                <w:szCs w:val="22"/>
-              </w:rPr>
-              <w:t>{{ psim</w:t>
-            </w:r>
-            <w:proofErr w:type="gramEnd"/>
-            <w:r>
-              <w:rPr>
-                <w:rFonts w:ascii="Segoe UI" w:hAnsi="Segoe UI" w:cs="Segoe UI"/>
-                <w:b w:val="0"/>
-                <w:bCs w:val="0"/>
-                <w:sz w:val="22"/>
-                <w:szCs w:val="22"/>
-              </w:rPr>
-              <w:t>_72_</w:t>
-            </w:r>
-            <w:proofErr w:type="gramStart"/>
+              <w:t xml:space="preserve"> {{ psim_72_</w:t>
+            </w:r>
             <w:r>
               <w:rPr>
                 <w:rFonts w:ascii="Segoe UI" w:hAnsi="Segoe UI" w:cs="Segoe UI"/>
@@ -8205,18 +7370,7 @@
                 <w:sz w:val="22"/>
                 <w:szCs w:val="22"/>
               </w:rPr>
-              <w:t xml:space="preserve"> }</w:t>
-            </w:r>
-            <w:proofErr w:type="gramEnd"/>
-            <w:r>
-              <w:rPr>
-                <w:rFonts w:ascii="Segoe UI" w:hAnsi="Segoe UI" w:cs="Segoe UI"/>
-                <w:b w:val="0"/>
-                <w:bCs w:val="0"/>
-                <w:sz w:val="22"/>
-                <w:szCs w:val="22"/>
-              </w:rPr>
-              <w:t>} mm</w:t>
+              <w:t xml:space="preserve"> }} mm</w:t>
             </w:r>
           </w:p>
         </w:tc>
@@ -8408,23 +7562,13 @@
                 <w:szCs w:val="22"/>
               </w:rPr>
             </w:pPr>
-            <w:proofErr w:type="gramStart"/>
-            <w:r>
-              <w:rPr>
-                <w:rFonts w:ascii="Segoe UI" w:hAnsi="Segoe UI" w:cs="Segoe UI"/>
-                <w:sz w:val="22"/>
-                <w:szCs w:val="22"/>
-              </w:rPr>
-              <w:t>{{ pronos</w:t>
-            </w:r>
-            <w:proofErr w:type="gramEnd"/>
-            <w:r>
-              <w:rPr>
-                <w:rFonts w:ascii="Segoe UI" w:hAnsi="Segoe UI" w:cs="Segoe UI"/>
-                <w:sz w:val="22"/>
-                <w:szCs w:val="22"/>
-              </w:rPr>
-              <w:t>_ramon }}</w:t>
+            <w:r>
+              <w:rPr>
+                <w:rFonts w:ascii="Segoe UI" w:hAnsi="Segoe UI" w:cs="Segoe UI"/>
+                <w:sz w:val="22"/>
+                <w:szCs w:val="22"/>
+              </w:rPr>
+              <w:t>{{ pronos_ramon }}</w:t>
             </w:r>
           </w:p>
         </w:tc>
@@ -8443,23 +7587,13 @@
                 <w:szCs w:val="22"/>
               </w:rPr>
             </w:pPr>
-            <w:proofErr w:type="gramStart"/>
-            <w:r>
-              <w:rPr>
-                <w:rFonts w:ascii="Segoe UI" w:hAnsi="Segoe UI" w:cs="Segoe UI"/>
-                <w:sz w:val="22"/>
-                <w:szCs w:val="22"/>
-              </w:rPr>
-              <w:t>{{ fecha</w:t>
-            </w:r>
-            <w:proofErr w:type="gramEnd"/>
-            <w:r>
-              <w:rPr>
-                <w:rFonts w:ascii="Segoe UI" w:hAnsi="Segoe UI" w:cs="Segoe UI"/>
-                <w:sz w:val="22"/>
-                <w:szCs w:val="22"/>
-              </w:rPr>
-              <w:t>_ramon }}</w:t>
+            <w:r>
+              <w:rPr>
+                <w:rFonts w:ascii="Segoe UI" w:hAnsi="Segoe UI" w:cs="Segoe UI"/>
+                <w:sz w:val="22"/>
+                <w:szCs w:val="22"/>
+              </w:rPr>
+              <w:t>{{ fecha_ramon }}</w:t>
             </w:r>
           </w:p>
         </w:tc>
@@ -8508,23 +7642,13 @@
                 <w:szCs w:val="22"/>
               </w:rPr>
             </w:pPr>
-            <w:proofErr w:type="gramStart"/>
-            <w:r>
-              <w:rPr>
-                <w:rFonts w:ascii="Segoe UI" w:hAnsi="Segoe UI" w:cs="Segoe UI"/>
-                <w:sz w:val="22"/>
-                <w:szCs w:val="22"/>
-              </w:rPr>
-              <w:t>{{ pronos</w:t>
-            </w:r>
-            <w:proofErr w:type="gramEnd"/>
-            <w:r>
-              <w:rPr>
-                <w:rFonts w:ascii="Segoe UI" w:hAnsi="Segoe UI" w:cs="Segoe UI"/>
-                <w:sz w:val="22"/>
-                <w:szCs w:val="22"/>
-              </w:rPr>
-              <w:t>_pache }}</w:t>
+            <w:r>
+              <w:rPr>
+                <w:rFonts w:ascii="Segoe UI" w:hAnsi="Segoe UI" w:cs="Segoe UI"/>
+                <w:sz w:val="22"/>
+                <w:szCs w:val="22"/>
+              </w:rPr>
+              <w:t>{{ pronos_pache }}</w:t>
             </w:r>
           </w:p>
         </w:tc>
@@ -8543,23 +7667,13 @@
                 <w:szCs w:val="22"/>
               </w:rPr>
             </w:pPr>
-            <w:proofErr w:type="gramStart"/>
-            <w:r>
-              <w:rPr>
-                <w:rFonts w:ascii="Segoe UI" w:hAnsi="Segoe UI" w:cs="Segoe UI"/>
-                <w:sz w:val="22"/>
-                <w:szCs w:val="22"/>
-              </w:rPr>
-              <w:t>{{ fecha</w:t>
-            </w:r>
-            <w:proofErr w:type="gramEnd"/>
-            <w:r>
-              <w:rPr>
-                <w:rFonts w:ascii="Segoe UI" w:hAnsi="Segoe UI" w:cs="Segoe UI"/>
-                <w:sz w:val="22"/>
-                <w:szCs w:val="22"/>
-              </w:rPr>
-              <w:t>_pache }}</w:t>
+            <w:r>
+              <w:rPr>
+                <w:rFonts w:ascii="Segoe UI" w:hAnsi="Segoe UI" w:cs="Segoe UI"/>
+                <w:sz w:val="22"/>
+                <w:szCs w:val="22"/>
+              </w:rPr>
+              <w:t>{{ fecha_pache }}</w:t>
             </w:r>
           </w:p>
         </w:tc>
@@ -8608,23 +7722,13 @@
                 <w:szCs w:val="22"/>
               </w:rPr>
             </w:pPr>
-            <w:proofErr w:type="gramStart"/>
-            <w:r>
-              <w:rPr>
-                <w:rFonts w:ascii="Segoe UI" w:hAnsi="Segoe UI" w:cs="Segoe UI"/>
-                <w:sz w:val="22"/>
-                <w:szCs w:val="22"/>
-              </w:rPr>
-              <w:t>{{ pronos</w:t>
-            </w:r>
-            <w:proofErr w:type="gramEnd"/>
-            <w:r>
-              <w:rPr>
-                <w:rFonts w:ascii="Segoe UI" w:hAnsi="Segoe UI" w:cs="Segoe UI"/>
-                <w:sz w:val="22"/>
-                <w:szCs w:val="22"/>
-              </w:rPr>
-              <w:t>_florida }}</w:t>
+            <w:r>
+              <w:rPr>
+                <w:rFonts w:ascii="Segoe UI" w:hAnsi="Segoe UI" w:cs="Segoe UI"/>
+                <w:sz w:val="22"/>
+                <w:szCs w:val="22"/>
+              </w:rPr>
+              <w:t>{{ pronos_florida }}</w:t>
             </w:r>
           </w:p>
         </w:tc>
@@ -8643,23 +7747,13 @@
                 <w:szCs w:val="22"/>
               </w:rPr>
             </w:pPr>
-            <w:proofErr w:type="gramStart"/>
-            <w:r>
-              <w:rPr>
-                <w:rFonts w:ascii="Segoe UI" w:hAnsi="Segoe UI" w:cs="Segoe UI"/>
-                <w:sz w:val="22"/>
-                <w:szCs w:val="22"/>
-              </w:rPr>
-              <w:t>{{ fecha</w:t>
-            </w:r>
-            <w:proofErr w:type="gramEnd"/>
-            <w:r>
-              <w:rPr>
-                <w:rFonts w:ascii="Segoe UI" w:hAnsi="Segoe UI" w:cs="Segoe UI"/>
-                <w:sz w:val="22"/>
-                <w:szCs w:val="22"/>
-              </w:rPr>
-              <w:t>_florida }}</w:t>
+            <w:r>
+              <w:rPr>
+                <w:rFonts w:ascii="Segoe UI" w:hAnsi="Segoe UI" w:cs="Segoe UI"/>
+                <w:sz w:val="22"/>
+                <w:szCs w:val="22"/>
+              </w:rPr>
+              <w:t>{{ fecha_florida }}</w:t>
             </w:r>
           </w:p>
         </w:tc>
@@ -8708,23 +7802,13 @@
                 <w:szCs w:val="22"/>
               </w:rPr>
             </w:pPr>
-            <w:proofErr w:type="gramStart"/>
-            <w:r>
-              <w:rPr>
-                <w:rFonts w:ascii="Segoe UI" w:hAnsi="Segoe UI" w:cs="Segoe UI"/>
-                <w:sz w:val="22"/>
-                <w:szCs w:val="22"/>
-              </w:rPr>
-              <w:t>{{ pronos</w:t>
-            </w:r>
-            <w:proofErr w:type="gramEnd"/>
-            <w:r>
-              <w:rPr>
-                <w:rFonts w:ascii="Segoe UI" w:hAnsi="Segoe UI" w:cs="Segoe UI"/>
-                <w:sz w:val="22"/>
-                <w:szCs w:val="22"/>
-              </w:rPr>
-              <w:t>_canelones }}</w:t>
+            <w:r>
+              <w:rPr>
+                <w:rFonts w:ascii="Segoe UI" w:hAnsi="Segoe UI" w:cs="Segoe UI"/>
+                <w:sz w:val="22"/>
+                <w:szCs w:val="22"/>
+              </w:rPr>
+              <w:t>{{ pronos_canelones }}</w:t>
             </w:r>
           </w:p>
         </w:tc>
@@ -8743,23 +7827,13 @@
                 <w:szCs w:val="22"/>
               </w:rPr>
             </w:pPr>
-            <w:proofErr w:type="gramStart"/>
-            <w:r>
-              <w:rPr>
-                <w:rFonts w:ascii="Segoe UI" w:hAnsi="Segoe UI" w:cs="Segoe UI"/>
-                <w:sz w:val="22"/>
-                <w:szCs w:val="22"/>
-              </w:rPr>
-              <w:t>{{ fecha</w:t>
-            </w:r>
-            <w:proofErr w:type="gramEnd"/>
-            <w:r>
-              <w:rPr>
-                <w:rFonts w:ascii="Segoe UI" w:hAnsi="Segoe UI" w:cs="Segoe UI"/>
-                <w:sz w:val="22"/>
-                <w:szCs w:val="22"/>
-              </w:rPr>
-              <w:t>_canelones }}</w:t>
+            <w:r>
+              <w:rPr>
+                <w:rFonts w:ascii="Segoe UI" w:hAnsi="Segoe UI" w:cs="Segoe UI"/>
+                <w:sz w:val="22"/>
+                <w:szCs w:val="22"/>
+              </w:rPr>
+              <w:t>{{ fecha_canelones }}</w:t>
             </w:r>
           </w:p>
         </w:tc>
@@ -8808,23 +7882,13 @@
                 <w:szCs w:val="22"/>
               </w:rPr>
             </w:pPr>
-            <w:proofErr w:type="gramStart"/>
-            <w:r>
-              <w:rPr>
-                <w:rFonts w:ascii="Segoe UI" w:hAnsi="Segoe UI" w:cs="Segoe UI"/>
-                <w:sz w:val="22"/>
-                <w:szCs w:val="22"/>
-              </w:rPr>
-              <w:t>{{ pronos</w:t>
-            </w:r>
-            <w:proofErr w:type="gramEnd"/>
-            <w:r>
-              <w:rPr>
-                <w:rFonts w:ascii="Segoe UI" w:hAnsi="Segoe UI" w:cs="Segoe UI"/>
-                <w:sz w:val="22"/>
-                <w:szCs w:val="22"/>
-              </w:rPr>
-              <w:t>_santalucia }}</w:t>
+            <w:r>
+              <w:rPr>
+                <w:rFonts w:ascii="Segoe UI" w:hAnsi="Segoe UI" w:cs="Segoe UI"/>
+                <w:sz w:val="22"/>
+                <w:szCs w:val="22"/>
+              </w:rPr>
+              <w:t>{{ pronos_santalucia }}</w:t>
             </w:r>
           </w:p>
         </w:tc>
@@ -8843,23 +7907,13 @@
                 <w:szCs w:val="22"/>
               </w:rPr>
             </w:pPr>
-            <w:proofErr w:type="gramStart"/>
-            <w:r>
-              <w:rPr>
-                <w:rFonts w:ascii="Segoe UI" w:hAnsi="Segoe UI" w:cs="Segoe UI"/>
-                <w:sz w:val="22"/>
-                <w:szCs w:val="22"/>
-              </w:rPr>
-              <w:t>{{ fecha</w:t>
-            </w:r>
-            <w:proofErr w:type="gramEnd"/>
-            <w:r>
-              <w:rPr>
-                <w:rFonts w:ascii="Segoe UI" w:hAnsi="Segoe UI" w:cs="Segoe UI"/>
-                <w:sz w:val="22"/>
-                <w:szCs w:val="22"/>
-              </w:rPr>
-              <w:t>_santalucia }}</w:t>
+            <w:r>
+              <w:rPr>
+                <w:rFonts w:ascii="Segoe UI" w:hAnsi="Segoe UI" w:cs="Segoe UI"/>
+                <w:sz w:val="22"/>
+                <w:szCs w:val="22"/>
+              </w:rPr>
+              <w:t>{{ fecha_santalucia }}</w:t>
             </w:r>
           </w:p>
         </w:tc>
@@ -8916,7 +7970,6 @@
                 <w:lang w:val="en-US"/>
               </w:rPr>
             </w:pPr>
-            <w:proofErr w:type="gramStart"/>
             <w:r>
               <w:rPr>
                 <w:rFonts w:ascii="Segoe UI" w:hAnsi="Segoe UI" w:cs="Segoe UI"/>
@@ -8926,19 +7979,7 @@
                 <w:szCs w:val="22"/>
                 <w:lang w:val="en-US"/>
               </w:rPr>
-              <w:t>{{ diagnostico</w:t>
-            </w:r>
-            <w:proofErr w:type="gramEnd"/>
-            <w:r>
-              <w:rPr>
-                <w:rFonts w:ascii="Segoe UI" w:hAnsi="Segoe UI" w:cs="Segoe UI"/>
-                <w:b w:val="0"/>
-                <w:bCs w:val="0"/>
-                <w:sz w:val="22"/>
-                <w:szCs w:val="22"/>
-                <w:lang w:val="en-US"/>
-              </w:rPr>
-              <w:t>_santalucia }}</w:t>
+              <w:t>{{ diagnostico_santalucia }}</w:t>
             </w:r>
           </w:p>
         </w:tc>
@@ -8995,7 +8036,6 @@
                 <w:lang w:val="en-US"/>
               </w:rPr>
             </w:pPr>
-            <w:proofErr w:type="gramStart"/>
             <w:r>
               <w:rPr>
                 <w:rFonts w:ascii="Segoe UI" w:hAnsi="Segoe UI" w:cs="Segoe UI"/>
@@ -9005,43 +8045,7 @@
                 <w:szCs w:val="22"/>
                 <w:lang w:val="en-US"/>
               </w:rPr>
-              <w:t>{{ recomendacion</w:t>
-            </w:r>
-            <w:proofErr w:type="gramEnd"/>
-            <w:r>
-              <w:rPr>
-                <w:rFonts w:ascii="Segoe UI" w:hAnsi="Segoe UI" w:cs="Segoe UI"/>
-                <w:b w:val="0"/>
-                <w:bCs w:val="0"/>
-                <w:sz w:val="22"/>
-                <w:szCs w:val="22"/>
-                <w:lang w:val="en-US"/>
-              </w:rPr>
-              <w:t>_</w:t>
-            </w:r>
-            <w:proofErr w:type="gramStart"/>
-            <w:r>
-              <w:rPr>
-                <w:rFonts w:ascii="Segoe UI" w:hAnsi="Segoe UI" w:cs="Segoe UI"/>
-                <w:b w:val="0"/>
-                <w:bCs w:val="0"/>
-                <w:sz w:val="22"/>
-                <w:szCs w:val="22"/>
-                <w:lang w:val="en-US"/>
-              </w:rPr>
-              <w:t>santalucia }</w:t>
-            </w:r>
-            <w:proofErr w:type="gramEnd"/>
-            <w:r>
-              <w:rPr>
-                <w:rFonts w:ascii="Segoe UI" w:hAnsi="Segoe UI" w:cs="Segoe UI"/>
-                <w:b w:val="0"/>
-                <w:bCs w:val="0"/>
-                <w:sz w:val="22"/>
-                <w:szCs w:val="22"/>
-                <w:lang w:val="en-US"/>
-              </w:rPr>
-              <w:t>}</w:t>
+              <w:t>{{ recomendacion_santalucia }}</w:t>
             </w:r>
             <w:r>
               <w:rPr>
@@ -9520,23 +8524,13 @@
                 <w:szCs w:val="22"/>
               </w:rPr>
             </w:pPr>
-            <w:proofErr w:type="gramStart"/>
-            <w:r>
-              <w:rPr>
-                <w:rFonts w:ascii="Segoe UI" w:hAnsi="Segoe UI" w:cs="Segoe UI"/>
-                <w:sz w:val="22"/>
-                <w:szCs w:val="22"/>
-              </w:rPr>
-              <w:t>{{ nivel</w:t>
-            </w:r>
-            <w:proofErr w:type="gramEnd"/>
-            <w:r>
-              <w:rPr>
-                <w:rFonts w:ascii="Segoe UI" w:hAnsi="Segoe UI" w:cs="Segoe UI"/>
-                <w:sz w:val="22"/>
-                <w:szCs w:val="22"/>
-              </w:rPr>
-              <w:t>_actual_libres }}</w:t>
+            <w:r>
+              <w:rPr>
+                <w:rFonts w:ascii="Segoe UI" w:hAnsi="Segoe UI" w:cs="Segoe UI"/>
+                <w:sz w:val="22"/>
+                <w:szCs w:val="22"/>
+              </w:rPr>
+              <w:t>{{ nivel_actual_libres }}</w:t>
             </w:r>
           </w:p>
         </w:tc>
@@ -9555,23 +8549,13 @@
                 <w:szCs w:val="22"/>
               </w:rPr>
             </w:pPr>
-            <w:proofErr w:type="gramStart"/>
-            <w:r>
-              <w:rPr>
-                <w:rFonts w:ascii="Segoe UI" w:hAnsi="Segoe UI" w:cs="Segoe UI"/>
-                <w:sz w:val="22"/>
-                <w:szCs w:val="22"/>
-              </w:rPr>
-              <w:t>{{ tasa</w:t>
-            </w:r>
-            <w:proofErr w:type="gramEnd"/>
-            <w:r>
-              <w:rPr>
-                <w:rFonts w:ascii="Segoe UI" w:hAnsi="Segoe UI" w:cs="Segoe UI"/>
-                <w:sz w:val="22"/>
-                <w:szCs w:val="22"/>
-              </w:rPr>
-              <w:t>_libres }}</w:t>
+            <w:r>
+              <w:rPr>
+                <w:rFonts w:ascii="Segoe UI" w:hAnsi="Segoe UI" w:cs="Segoe UI"/>
+                <w:sz w:val="22"/>
+                <w:szCs w:val="22"/>
+              </w:rPr>
+              <w:t>{{ tasa_libres }}</w:t>
             </w:r>
           </w:p>
         </w:tc>
@@ -9590,23 +8574,13 @@
                 <w:szCs w:val="22"/>
               </w:rPr>
             </w:pPr>
-            <w:proofErr w:type="gramStart"/>
-            <w:r>
-              <w:rPr>
-                <w:rFonts w:ascii="Segoe UI" w:hAnsi="Segoe UI" w:cs="Segoe UI"/>
-                <w:sz w:val="22"/>
-                <w:szCs w:val="22"/>
-              </w:rPr>
-              <w:t>{{ tendencia</w:t>
-            </w:r>
-            <w:proofErr w:type="gramEnd"/>
-            <w:r>
-              <w:rPr>
-                <w:rFonts w:ascii="Segoe UI" w:hAnsi="Segoe UI" w:cs="Segoe UI"/>
-                <w:sz w:val="22"/>
-                <w:szCs w:val="22"/>
-              </w:rPr>
-              <w:t>_libres }}</w:t>
+            <w:r>
+              <w:rPr>
+                <w:rFonts w:ascii="Segoe UI" w:hAnsi="Segoe UI" w:cs="Segoe UI"/>
+                <w:sz w:val="22"/>
+                <w:szCs w:val="22"/>
+              </w:rPr>
+              <w:t>{{ tendencia_libres }}</w:t>
             </w:r>
           </w:p>
         </w:tc>
@@ -9678,23 +8652,13 @@
                 <w:szCs w:val="22"/>
               </w:rPr>
             </w:pPr>
-            <w:proofErr w:type="gramStart"/>
-            <w:r>
-              <w:rPr>
-                <w:rFonts w:ascii="Segoe UI" w:hAnsi="Segoe UI" w:cs="Segoe UI"/>
-                <w:sz w:val="22"/>
-                <w:szCs w:val="22"/>
-              </w:rPr>
-              <w:t>{{ nivel</w:t>
-            </w:r>
-            <w:proofErr w:type="gramEnd"/>
-            <w:r>
-              <w:rPr>
-                <w:rFonts w:ascii="Segoe UI" w:hAnsi="Segoe UI" w:cs="Segoe UI"/>
-                <w:sz w:val="22"/>
-                <w:szCs w:val="22"/>
-              </w:rPr>
-              <w:t>_actual_bella }}</w:t>
+            <w:r>
+              <w:rPr>
+                <w:rFonts w:ascii="Segoe UI" w:hAnsi="Segoe UI" w:cs="Segoe UI"/>
+                <w:sz w:val="22"/>
+                <w:szCs w:val="22"/>
+              </w:rPr>
+              <w:t>{{ nivel_actual_bella }}</w:t>
             </w:r>
           </w:p>
         </w:tc>
@@ -9713,23 +8677,13 @@
                 <w:szCs w:val="22"/>
               </w:rPr>
             </w:pPr>
-            <w:proofErr w:type="gramStart"/>
-            <w:r>
-              <w:rPr>
-                <w:rFonts w:ascii="Segoe UI" w:hAnsi="Segoe UI" w:cs="Segoe UI"/>
-                <w:sz w:val="22"/>
-                <w:szCs w:val="22"/>
-              </w:rPr>
-              <w:t>{{ tasa</w:t>
-            </w:r>
-            <w:proofErr w:type="gramEnd"/>
-            <w:r>
-              <w:rPr>
-                <w:rFonts w:ascii="Segoe UI" w:hAnsi="Segoe UI" w:cs="Segoe UI"/>
-                <w:sz w:val="22"/>
-                <w:szCs w:val="22"/>
-              </w:rPr>
-              <w:t>_bella }}</w:t>
+            <w:r>
+              <w:rPr>
+                <w:rFonts w:ascii="Segoe UI" w:hAnsi="Segoe UI" w:cs="Segoe UI"/>
+                <w:sz w:val="22"/>
+                <w:szCs w:val="22"/>
+              </w:rPr>
+              <w:t>{{ tasa_bella }}</w:t>
             </w:r>
           </w:p>
         </w:tc>
@@ -9748,23 +8702,13 @@
                 <w:szCs w:val="22"/>
               </w:rPr>
             </w:pPr>
-            <w:proofErr w:type="gramStart"/>
-            <w:r>
-              <w:rPr>
-                <w:rFonts w:ascii="Segoe UI" w:hAnsi="Segoe UI" w:cs="Segoe UI"/>
-                <w:sz w:val="22"/>
-                <w:szCs w:val="22"/>
-              </w:rPr>
-              <w:t>{{ tendencia</w:t>
-            </w:r>
-            <w:proofErr w:type="gramEnd"/>
-            <w:r>
-              <w:rPr>
-                <w:rFonts w:ascii="Segoe UI" w:hAnsi="Segoe UI" w:cs="Segoe UI"/>
-                <w:sz w:val="22"/>
-                <w:szCs w:val="22"/>
-              </w:rPr>
-              <w:t>_bella }}</w:t>
+            <w:r>
+              <w:rPr>
+                <w:rFonts w:ascii="Segoe UI" w:hAnsi="Segoe UI" w:cs="Segoe UI"/>
+                <w:sz w:val="22"/>
+                <w:szCs w:val="22"/>
+              </w:rPr>
+              <w:t>{{ tendencia_bella }}</w:t>
             </w:r>
           </w:p>
         </w:tc>
@@ -9836,23 +8780,13 @@
                 <w:szCs w:val="22"/>
               </w:rPr>
             </w:pPr>
-            <w:proofErr w:type="gramStart"/>
-            <w:r>
-              <w:rPr>
-                <w:rFonts w:ascii="Segoe UI" w:hAnsi="Segoe UI" w:cs="Segoe UI"/>
-                <w:sz w:val="22"/>
-                <w:szCs w:val="22"/>
-              </w:rPr>
-              <w:t>{{ nivel</w:t>
-            </w:r>
-            <w:proofErr w:type="gramEnd"/>
-            <w:r>
-              <w:rPr>
-                <w:rFonts w:ascii="Segoe UI" w:hAnsi="Segoe UI" w:cs="Segoe UI"/>
-                <w:sz w:val="22"/>
-                <w:szCs w:val="22"/>
-              </w:rPr>
-              <w:t>_actual_salto }}</w:t>
+            <w:r>
+              <w:rPr>
+                <w:rFonts w:ascii="Segoe UI" w:hAnsi="Segoe UI" w:cs="Segoe UI"/>
+                <w:sz w:val="22"/>
+                <w:szCs w:val="22"/>
+              </w:rPr>
+              <w:t>{{ nivel_actual_salto }}</w:t>
             </w:r>
           </w:p>
         </w:tc>
@@ -9871,23 +8805,13 @@
                 <w:szCs w:val="22"/>
               </w:rPr>
             </w:pPr>
-            <w:proofErr w:type="gramStart"/>
-            <w:r>
-              <w:rPr>
-                <w:rFonts w:ascii="Segoe UI" w:hAnsi="Segoe UI" w:cs="Segoe UI"/>
-                <w:sz w:val="22"/>
-                <w:szCs w:val="22"/>
-              </w:rPr>
-              <w:t>{{ tasa</w:t>
-            </w:r>
-            <w:proofErr w:type="gramEnd"/>
-            <w:r>
-              <w:rPr>
-                <w:rFonts w:ascii="Segoe UI" w:hAnsi="Segoe UI" w:cs="Segoe UI"/>
-                <w:sz w:val="22"/>
-                <w:szCs w:val="22"/>
-              </w:rPr>
-              <w:t>_salto }}</w:t>
+            <w:r>
+              <w:rPr>
+                <w:rFonts w:ascii="Segoe UI" w:hAnsi="Segoe UI" w:cs="Segoe UI"/>
+                <w:sz w:val="22"/>
+                <w:szCs w:val="22"/>
+              </w:rPr>
+              <w:t>{{ tasa_salto }}</w:t>
             </w:r>
           </w:p>
         </w:tc>
@@ -9906,23 +8830,13 @@
                 <w:szCs w:val="22"/>
               </w:rPr>
             </w:pPr>
-            <w:proofErr w:type="gramStart"/>
-            <w:r>
-              <w:rPr>
-                <w:rFonts w:ascii="Segoe UI" w:hAnsi="Segoe UI" w:cs="Segoe UI"/>
-                <w:sz w:val="22"/>
-                <w:szCs w:val="22"/>
-              </w:rPr>
-              <w:t>{{ tendencia</w:t>
-            </w:r>
-            <w:proofErr w:type="gramEnd"/>
-            <w:r>
-              <w:rPr>
-                <w:rFonts w:ascii="Segoe UI" w:hAnsi="Segoe UI" w:cs="Segoe UI"/>
-                <w:sz w:val="22"/>
-                <w:szCs w:val="22"/>
-              </w:rPr>
-              <w:t>_salto }}</w:t>
+            <w:r>
+              <w:rPr>
+                <w:rFonts w:ascii="Segoe UI" w:hAnsi="Segoe UI" w:cs="Segoe UI"/>
+                <w:sz w:val="22"/>
+                <w:szCs w:val="22"/>
+              </w:rPr>
+              <w:t>{{ tendencia_salto }}</w:t>
             </w:r>
           </w:p>
         </w:tc>
@@ -9947,7 +8861,23 @@
                 <w:sz w:val="22"/>
                 <w:szCs w:val="22"/>
               </w:rPr>
-              <w:t>12.20</w:t>
+              <w:t>12.</w:t>
+            </w:r>
+            <w:r>
+              <w:rPr>
+                <w:rFonts w:ascii="Segoe UI" w:hAnsi="Segoe UI" w:cs="Segoe UI"/>
+                <w:sz w:val="22"/>
+                <w:szCs w:val="22"/>
+              </w:rPr>
+              <w:t>0</w:t>
+            </w:r>
+            <w:r>
+              <w:rPr>
+                <w:rFonts w:ascii="Segoe UI" w:hAnsi="Segoe UI" w:cs="Segoe UI"/>
+                <w:sz w:val="22"/>
+                <w:szCs w:val="22"/>
+              </w:rPr>
+              <w:t>0</w:t>
             </w:r>
           </w:p>
         </w:tc>
@@ -9994,23 +8924,13 @@
                 <w:szCs w:val="22"/>
               </w:rPr>
             </w:pPr>
-            <w:proofErr w:type="gramStart"/>
-            <w:r>
-              <w:rPr>
-                <w:rFonts w:ascii="Segoe UI" w:hAnsi="Segoe UI" w:cs="Segoe UI"/>
-                <w:sz w:val="22"/>
-                <w:szCs w:val="22"/>
-              </w:rPr>
-              <w:t>{{ nivel</w:t>
-            </w:r>
-            <w:proofErr w:type="gramEnd"/>
-            <w:r>
-              <w:rPr>
-                <w:rFonts w:ascii="Segoe UI" w:hAnsi="Segoe UI" w:cs="Segoe UI"/>
-                <w:sz w:val="22"/>
-                <w:szCs w:val="22"/>
-              </w:rPr>
-              <w:t>_actual_ps }}</w:t>
+            <w:r>
+              <w:rPr>
+                <w:rFonts w:ascii="Segoe UI" w:hAnsi="Segoe UI" w:cs="Segoe UI"/>
+                <w:sz w:val="22"/>
+                <w:szCs w:val="22"/>
+              </w:rPr>
+              <w:t>{{ nivel_actual_ps }}</w:t>
             </w:r>
           </w:p>
         </w:tc>
@@ -10029,23 +8949,13 @@
                 <w:szCs w:val="22"/>
               </w:rPr>
             </w:pPr>
-            <w:proofErr w:type="gramStart"/>
-            <w:r>
-              <w:rPr>
-                <w:rFonts w:ascii="Segoe UI" w:hAnsi="Segoe UI" w:cs="Segoe UI"/>
-                <w:sz w:val="22"/>
-                <w:szCs w:val="22"/>
-              </w:rPr>
-              <w:t>{{ tasa</w:t>
-            </w:r>
-            <w:proofErr w:type="gramEnd"/>
-            <w:r>
-              <w:rPr>
-                <w:rFonts w:ascii="Segoe UI" w:hAnsi="Segoe UI" w:cs="Segoe UI"/>
-                <w:sz w:val="22"/>
-                <w:szCs w:val="22"/>
-              </w:rPr>
-              <w:t>_ps }}</w:t>
+            <w:r>
+              <w:rPr>
+                <w:rFonts w:ascii="Segoe UI" w:hAnsi="Segoe UI" w:cs="Segoe UI"/>
+                <w:sz w:val="22"/>
+                <w:szCs w:val="22"/>
+              </w:rPr>
+              <w:t>{{ tasa_ps }}</w:t>
             </w:r>
           </w:p>
         </w:tc>
@@ -10064,23 +8974,13 @@
                 <w:szCs w:val="22"/>
               </w:rPr>
             </w:pPr>
-            <w:proofErr w:type="gramStart"/>
-            <w:r>
-              <w:rPr>
-                <w:rFonts w:ascii="Segoe UI" w:hAnsi="Segoe UI" w:cs="Segoe UI"/>
-                <w:sz w:val="22"/>
-                <w:szCs w:val="22"/>
-              </w:rPr>
-              <w:t>{{ tendencia</w:t>
-            </w:r>
-            <w:proofErr w:type="gramEnd"/>
-            <w:r>
-              <w:rPr>
-                <w:rFonts w:ascii="Segoe UI" w:hAnsi="Segoe UI" w:cs="Segoe UI"/>
-                <w:sz w:val="22"/>
-                <w:szCs w:val="22"/>
-              </w:rPr>
-              <w:t>_ps }}</w:t>
+            <w:r>
+              <w:rPr>
+                <w:rFonts w:ascii="Segoe UI" w:hAnsi="Segoe UI" w:cs="Segoe UI"/>
+                <w:sz w:val="22"/>
+                <w:szCs w:val="22"/>
+              </w:rPr>
+              <w:t>{{ tendencia_ps }}</w:t>
             </w:r>
           </w:p>
         </w:tc>
@@ -10152,23 +9052,13 @@
                 <w:szCs w:val="22"/>
               </w:rPr>
             </w:pPr>
-            <w:proofErr w:type="gramStart"/>
-            <w:r>
-              <w:rPr>
-                <w:rFonts w:ascii="Segoe UI" w:hAnsi="Segoe UI" w:cs="Segoe UI"/>
-                <w:sz w:val="22"/>
-                <w:szCs w:val="22"/>
-              </w:rPr>
-              <w:t>{{ nivel</w:t>
-            </w:r>
-            <w:proofErr w:type="gramEnd"/>
-            <w:r>
-              <w:rPr>
-                <w:rFonts w:ascii="Segoe UI" w:hAnsi="Segoe UI" w:cs="Segoe UI"/>
-                <w:sz w:val="22"/>
-                <w:szCs w:val="22"/>
-              </w:rPr>
-              <w:t>_actual_bentos }}</w:t>
+            <w:r>
+              <w:rPr>
+                <w:rFonts w:ascii="Segoe UI" w:hAnsi="Segoe UI" w:cs="Segoe UI"/>
+                <w:sz w:val="22"/>
+                <w:szCs w:val="22"/>
+              </w:rPr>
+              <w:t>{{ nivel_actual_bentos }}</w:t>
             </w:r>
           </w:p>
         </w:tc>
@@ -10187,23 +9077,13 @@
                 <w:szCs w:val="22"/>
               </w:rPr>
             </w:pPr>
-            <w:proofErr w:type="gramStart"/>
-            <w:r>
-              <w:rPr>
-                <w:rFonts w:ascii="Segoe UI" w:hAnsi="Segoe UI" w:cs="Segoe UI"/>
-                <w:sz w:val="22"/>
-                <w:szCs w:val="22"/>
-              </w:rPr>
-              <w:t>{{ tasa</w:t>
-            </w:r>
-            <w:proofErr w:type="gramEnd"/>
-            <w:r>
-              <w:rPr>
-                <w:rFonts w:ascii="Segoe UI" w:hAnsi="Segoe UI" w:cs="Segoe UI"/>
-                <w:sz w:val="22"/>
-                <w:szCs w:val="22"/>
-              </w:rPr>
-              <w:t>_bentos }}</w:t>
+            <w:r>
+              <w:rPr>
+                <w:rFonts w:ascii="Segoe UI" w:hAnsi="Segoe UI" w:cs="Segoe UI"/>
+                <w:sz w:val="22"/>
+                <w:szCs w:val="22"/>
+              </w:rPr>
+              <w:t>{{ tasa_bentos }}</w:t>
             </w:r>
           </w:p>
         </w:tc>
@@ -10222,23 +9102,13 @@
                 <w:szCs w:val="22"/>
               </w:rPr>
             </w:pPr>
-            <w:proofErr w:type="gramStart"/>
-            <w:r>
-              <w:rPr>
-                <w:rFonts w:ascii="Segoe UI" w:hAnsi="Segoe UI" w:cs="Segoe UI"/>
-                <w:sz w:val="22"/>
-                <w:szCs w:val="22"/>
-              </w:rPr>
-              <w:t>{{ tendencia</w:t>
-            </w:r>
-            <w:proofErr w:type="gramEnd"/>
-            <w:r>
-              <w:rPr>
-                <w:rFonts w:ascii="Segoe UI" w:hAnsi="Segoe UI" w:cs="Segoe UI"/>
-                <w:sz w:val="22"/>
-                <w:szCs w:val="22"/>
-              </w:rPr>
-              <w:t>_bentos }}</w:t>
+            <w:r>
+              <w:rPr>
+                <w:rFonts w:ascii="Segoe UI" w:hAnsi="Segoe UI" w:cs="Segoe UI"/>
+                <w:sz w:val="22"/>
+                <w:szCs w:val="22"/>
+              </w:rPr>
+              <w:t>{{ tendencia_bentos }}</w:t>
             </w:r>
           </w:p>
         </w:tc>
@@ -10379,7 +9249,6 @@
               </w:rPr>
               <w:t xml:space="preserve"> </w:t>
             </w:r>
-            <w:proofErr w:type="gramStart"/>
             <w:r>
               <w:rPr>
                 <w:rFonts w:ascii="Segoe UI" w:hAnsi="Segoe UI" w:cs="Segoe UI"/>
@@ -10408,50 +9277,17 @@
                 <w:sz w:val="22"/>
                 <w:szCs w:val="22"/>
               </w:rPr>
-              <w:t>q</w:t>
-            </w:r>
-            <w:proofErr w:type="gramEnd"/>
-            <w:r>
-              <w:rPr>
-                <w:rFonts w:ascii="Segoe UI" w:hAnsi="Segoe UI" w:cs="Segoe UI"/>
-                <w:b w:val="0"/>
-                <w:bCs w:val="0"/>
-                <w:sz w:val="22"/>
-                <w:szCs w:val="22"/>
-              </w:rPr>
-              <w:t>_erogado_</w:t>
-            </w:r>
-            <w:proofErr w:type="gramStart"/>
-            <w:r>
-              <w:rPr>
-                <w:rFonts w:ascii="Segoe UI" w:hAnsi="Segoe UI" w:cs="Segoe UI"/>
-                <w:b w:val="0"/>
-                <w:bCs w:val="0"/>
-                <w:sz w:val="22"/>
-                <w:szCs w:val="22"/>
-              </w:rPr>
-              <w:t>ctm</w:t>
-            </w:r>
-            <w:r>
-              <w:rPr>
-                <w:rFonts w:ascii="Segoe UI" w:hAnsi="Segoe UI" w:cs="Segoe UI"/>
-                <w:b w:val="0"/>
-                <w:bCs w:val="0"/>
-                <w:sz w:val="22"/>
-                <w:szCs w:val="22"/>
-              </w:rPr>
-              <w:t xml:space="preserve"> }</w:t>
-            </w:r>
-            <w:proofErr w:type="gramEnd"/>
-            <w:r>
-              <w:rPr>
-                <w:rFonts w:ascii="Segoe UI" w:hAnsi="Segoe UI" w:cs="Segoe UI"/>
-                <w:b w:val="0"/>
-                <w:bCs w:val="0"/>
-                <w:sz w:val="22"/>
-                <w:szCs w:val="22"/>
-              </w:rPr>
-              <w:t>}</w:t>
+              <w:t>q_erogado_ctm</w:t>
+            </w:r>
+            <w:r>
+              <w:rPr>
+                <w:rFonts w:ascii="Segoe UI" w:hAnsi="Segoe UI" w:cs="Segoe UI"/>
+                <w:b w:val="0"/>
+                <w:bCs w:val="0"/>
+                <w:sz w:val="22"/>
+                <w:szCs w:val="22"/>
+              </w:rPr>
+              <w:t xml:space="preserve"> }}</w:t>
             </w:r>
             <w:r>
               <w:rPr>
@@ -10674,23 +9510,13 @@
                 <w:szCs w:val="22"/>
               </w:rPr>
             </w:pPr>
-            <w:proofErr w:type="gramStart"/>
-            <w:r>
-              <w:rPr>
-                <w:rFonts w:ascii="Segoe UI" w:hAnsi="Segoe UI" w:cs="Segoe UI"/>
-                <w:sz w:val="22"/>
-                <w:szCs w:val="22"/>
-              </w:rPr>
-              <w:t>{{ pronos</w:t>
-            </w:r>
-            <w:proofErr w:type="gramEnd"/>
-            <w:r>
-              <w:rPr>
-                <w:rFonts w:ascii="Segoe UI" w:hAnsi="Segoe UI" w:cs="Segoe UI"/>
-                <w:sz w:val="22"/>
-                <w:szCs w:val="22"/>
-              </w:rPr>
-              <w:t>_bellaunion }}</w:t>
+            <w:r>
+              <w:rPr>
+                <w:rFonts w:ascii="Segoe UI" w:hAnsi="Segoe UI" w:cs="Segoe UI"/>
+                <w:sz w:val="22"/>
+                <w:szCs w:val="22"/>
+              </w:rPr>
+              <w:t>{{ pronos_bellaunion }}</w:t>
             </w:r>
           </w:p>
         </w:tc>
@@ -10709,23 +9535,13 @@
                 <w:szCs w:val="22"/>
               </w:rPr>
             </w:pPr>
-            <w:proofErr w:type="gramStart"/>
-            <w:r>
-              <w:rPr>
-                <w:rFonts w:ascii="Segoe UI" w:hAnsi="Segoe UI" w:cs="Segoe UI"/>
-                <w:sz w:val="22"/>
-                <w:szCs w:val="22"/>
-              </w:rPr>
-              <w:t>{{ fecha</w:t>
-            </w:r>
-            <w:proofErr w:type="gramEnd"/>
-            <w:r>
-              <w:rPr>
-                <w:rFonts w:ascii="Segoe UI" w:hAnsi="Segoe UI" w:cs="Segoe UI"/>
-                <w:sz w:val="22"/>
-                <w:szCs w:val="22"/>
-              </w:rPr>
-              <w:t>_bellaunion }}</w:t>
+            <w:r>
+              <w:rPr>
+                <w:rFonts w:ascii="Segoe UI" w:hAnsi="Segoe UI" w:cs="Segoe UI"/>
+                <w:sz w:val="22"/>
+                <w:szCs w:val="22"/>
+              </w:rPr>
+              <w:t>{{ fecha_bellaunion }}</w:t>
             </w:r>
           </w:p>
         </w:tc>
@@ -10774,23 +9590,13 @@
                 <w:szCs w:val="22"/>
               </w:rPr>
             </w:pPr>
-            <w:proofErr w:type="gramStart"/>
-            <w:r>
-              <w:rPr>
-                <w:rFonts w:ascii="Segoe UI" w:hAnsi="Segoe UI" w:cs="Segoe UI"/>
-                <w:sz w:val="22"/>
-                <w:szCs w:val="22"/>
-              </w:rPr>
-              <w:t>{{ pronos</w:t>
-            </w:r>
-            <w:proofErr w:type="gramEnd"/>
-            <w:r>
-              <w:rPr>
-                <w:rFonts w:ascii="Segoe UI" w:hAnsi="Segoe UI" w:cs="Segoe UI"/>
-                <w:sz w:val="22"/>
-                <w:szCs w:val="22"/>
-              </w:rPr>
-              <w:t>_salto }}</w:t>
+            <w:r>
+              <w:rPr>
+                <w:rFonts w:ascii="Segoe UI" w:hAnsi="Segoe UI" w:cs="Segoe UI"/>
+                <w:sz w:val="22"/>
+                <w:szCs w:val="22"/>
+              </w:rPr>
+              <w:t>{{ pronos_salto }}</w:t>
             </w:r>
           </w:p>
         </w:tc>
@@ -10809,23 +9615,13 @@
                 <w:szCs w:val="22"/>
               </w:rPr>
             </w:pPr>
-            <w:proofErr w:type="gramStart"/>
-            <w:r>
-              <w:rPr>
-                <w:rFonts w:ascii="Segoe UI" w:hAnsi="Segoe UI" w:cs="Segoe UI"/>
-                <w:sz w:val="22"/>
-                <w:szCs w:val="22"/>
-              </w:rPr>
-              <w:t>{{ fecha</w:t>
-            </w:r>
-            <w:proofErr w:type="gramEnd"/>
-            <w:r>
-              <w:rPr>
-                <w:rFonts w:ascii="Segoe UI" w:hAnsi="Segoe UI" w:cs="Segoe UI"/>
-                <w:sz w:val="22"/>
-                <w:szCs w:val="22"/>
-              </w:rPr>
-              <w:t>_salto }}</w:t>
+            <w:r>
+              <w:rPr>
+                <w:rFonts w:ascii="Segoe UI" w:hAnsi="Segoe UI" w:cs="Segoe UI"/>
+                <w:sz w:val="22"/>
+                <w:szCs w:val="22"/>
+              </w:rPr>
+              <w:t>{{ fecha_salto }}</w:t>
             </w:r>
           </w:p>
         </w:tc>
@@ -10874,23 +9670,13 @@
                 <w:szCs w:val="22"/>
               </w:rPr>
             </w:pPr>
-            <w:proofErr w:type="gramStart"/>
-            <w:r>
-              <w:rPr>
-                <w:rFonts w:ascii="Segoe UI" w:hAnsi="Segoe UI" w:cs="Segoe UI"/>
-                <w:sz w:val="22"/>
-                <w:szCs w:val="22"/>
-              </w:rPr>
-              <w:t>{{ pronos</w:t>
-            </w:r>
-            <w:proofErr w:type="gramEnd"/>
-            <w:r>
-              <w:rPr>
-                <w:rFonts w:ascii="Segoe UI" w:hAnsi="Segoe UI" w:cs="Segoe UI"/>
-                <w:sz w:val="22"/>
-                <w:szCs w:val="22"/>
-              </w:rPr>
-              <w:t>_paysandu }}</w:t>
+            <w:r>
+              <w:rPr>
+                <w:rFonts w:ascii="Segoe UI" w:hAnsi="Segoe UI" w:cs="Segoe UI"/>
+                <w:sz w:val="22"/>
+                <w:szCs w:val="22"/>
+              </w:rPr>
+              <w:t>{{ pronos_paysandu }}</w:t>
             </w:r>
           </w:p>
         </w:tc>
@@ -10909,23 +9695,13 @@
                 <w:szCs w:val="22"/>
               </w:rPr>
             </w:pPr>
-            <w:proofErr w:type="gramStart"/>
-            <w:r>
-              <w:rPr>
-                <w:rFonts w:ascii="Segoe UI" w:hAnsi="Segoe UI" w:cs="Segoe UI"/>
-                <w:sz w:val="22"/>
-                <w:szCs w:val="22"/>
-              </w:rPr>
-              <w:t>{{ fecha</w:t>
-            </w:r>
-            <w:proofErr w:type="gramEnd"/>
-            <w:r>
-              <w:rPr>
-                <w:rFonts w:ascii="Segoe UI" w:hAnsi="Segoe UI" w:cs="Segoe UI"/>
-                <w:sz w:val="22"/>
-                <w:szCs w:val="22"/>
-              </w:rPr>
-              <w:t>_paysandu }}</w:t>
+            <w:r>
+              <w:rPr>
+                <w:rFonts w:ascii="Segoe UI" w:hAnsi="Segoe UI" w:cs="Segoe UI"/>
+                <w:sz w:val="22"/>
+                <w:szCs w:val="22"/>
+              </w:rPr>
+              <w:t>{{ fecha_paysandu }}</w:t>
             </w:r>
           </w:p>
         </w:tc>
@@ -10974,23 +9750,13 @@
                 <w:szCs w:val="22"/>
               </w:rPr>
             </w:pPr>
-            <w:proofErr w:type="gramStart"/>
-            <w:r>
-              <w:rPr>
-                <w:rFonts w:ascii="Segoe UI" w:hAnsi="Segoe UI" w:cs="Segoe UI"/>
-                <w:sz w:val="22"/>
-                <w:szCs w:val="22"/>
-              </w:rPr>
-              <w:t>{{ pronos</w:t>
-            </w:r>
-            <w:proofErr w:type="gramEnd"/>
-            <w:r>
-              <w:rPr>
-                <w:rFonts w:ascii="Segoe UI" w:hAnsi="Segoe UI" w:cs="Segoe UI"/>
-                <w:sz w:val="22"/>
-                <w:szCs w:val="22"/>
-              </w:rPr>
-              <w:t>_fraybentos }}</w:t>
+            <w:r>
+              <w:rPr>
+                <w:rFonts w:ascii="Segoe UI" w:hAnsi="Segoe UI" w:cs="Segoe UI"/>
+                <w:sz w:val="22"/>
+                <w:szCs w:val="22"/>
+              </w:rPr>
+              <w:t>{{ pronos_fraybentos }}</w:t>
             </w:r>
           </w:p>
         </w:tc>
@@ -11009,23 +9775,13 @@
                 <w:szCs w:val="22"/>
               </w:rPr>
             </w:pPr>
-            <w:proofErr w:type="gramStart"/>
-            <w:r>
-              <w:rPr>
-                <w:rFonts w:ascii="Segoe UI" w:hAnsi="Segoe UI" w:cs="Segoe UI"/>
-                <w:sz w:val="22"/>
-                <w:szCs w:val="22"/>
-              </w:rPr>
-              <w:t>{{ fecha</w:t>
-            </w:r>
-            <w:proofErr w:type="gramEnd"/>
-            <w:r>
-              <w:rPr>
-                <w:rFonts w:ascii="Segoe UI" w:hAnsi="Segoe UI" w:cs="Segoe UI"/>
-                <w:sz w:val="22"/>
-                <w:szCs w:val="22"/>
-              </w:rPr>
-              <w:t>_fraybentos }}</w:t>
+            <w:r>
+              <w:rPr>
+                <w:rFonts w:ascii="Segoe UI" w:hAnsi="Segoe UI" w:cs="Segoe UI"/>
+                <w:sz w:val="22"/>
+                <w:szCs w:val="22"/>
+              </w:rPr>
+              <w:t>{{ fecha_fraybentos }}</w:t>
             </w:r>
           </w:p>
         </w:tc>
@@ -11082,7 +9838,6 @@
                 <w:lang w:val="en-US"/>
               </w:rPr>
             </w:pPr>
-            <w:proofErr w:type="gramStart"/>
             <w:r>
               <w:rPr>
                 <w:rFonts w:ascii="Segoe UI" w:hAnsi="Segoe UI" w:cs="Segoe UI"/>
@@ -11092,19 +9847,7 @@
                 <w:szCs w:val="22"/>
                 <w:lang w:val="en-US"/>
               </w:rPr>
-              <w:t>{{ diagnostico</w:t>
-            </w:r>
-            <w:proofErr w:type="gramEnd"/>
-            <w:r>
-              <w:rPr>
-                <w:rFonts w:ascii="Segoe UI" w:hAnsi="Segoe UI" w:cs="Segoe UI"/>
-                <w:b w:val="0"/>
-                <w:bCs w:val="0"/>
-                <w:sz w:val="22"/>
-                <w:szCs w:val="22"/>
-                <w:lang w:val="en-US"/>
-              </w:rPr>
-              <w:t>_uruguay }}</w:t>
+              <w:t>{{ diagnostico_uruguay }}</w:t>
             </w:r>
           </w:p>
         </w:tc>
@@ -11161,7 +9904,6 @@
                 <w:lang w:val="en-US"/>
               </w:rPr>
             </w:pPr>
-            <w:proofErr w:type="gramStart"/>
             <w:r>
               <w:rPr>
                 <w:rFonts w:ascii="Segoe UI" w:hAnsi="Segoe UI" w:cs="Segoe UI"/>
@@ -11171,43 +9913,7 @@
                 <w:szCs w:val="22"/>
                 <w:lang w:val="en-US"/>
               </w:rPr>
-              <w:t>{{ recomendacion</w:t>
-            </w:r>
-            <w:proofErr w:type="gramEnd"/>
-            <w:r>
-              <w:rPr>
-                <w:rFonts w:ascii="Segoe UI" w:hAnsi="Segoe UI" w:cs="Segoe UI"/>
-                <w:b w:val="0"/>
-                <w:bCs w:val="0"/>
-                <w:sz w:val="22"/>
-                <w:szCs w:val="22"/>
-                <w:lang w:val="en-US"/>
-              </w:rPr>
-              <w:t>_</w:t>
-            </w:r>
-            <w:proofErr w:type="gramStart"/>
-            <w:r>
-              <w:rPr>
-                <w:rFonts w:ascii="Segoe UI" w:hAnsi="Segoe UI" w:cs="Segoe UI"/>
-                <w:b w:val="0"/>
-                <w:bCs w:val="0"/>
-                <w:sz w:val="22"/>
-                <w:szCs w:val="22"/>
-                <w:lang w:val="en-US"/>
-              </w:rPr>
-              <w:t>uruguay }</w:t>
-            </w:r>
-            <w:proofErr w:type="gramEnd"/>
-            <w:r>
-              <w:rPr>
-                <w:rFonts w:ascii="Segoe UI" w:hAnsi="Segoe UI" w:cs="Segoe UI"/>
-                <w:b w:val="0"/>
-                <w:bCs w:val="0"/>
-                <w:sz w:val="22"/>
-                <w:szCs w:val="22"/>
-                <w:lang w:val="en-US"/>
-              </w:rPr>
-              <w:t>}</w:t>
+              <w:t>{{ recomendacion_uruguay }}</w:t>
             </w:r>
             <w:r>
               <w:rPr>
@@ -11672,23 +10378,13 @@
                 <w:szCs w:val="22"/>
               </w:rPr>
             </w:pPr>
-            <w:proofErr w:type="gramStart"/>
-            <w:r>
-              <w:rPr>
-                <w:rFonts w:ascii="Segoe UI" w:hAnsi="Segoe UI" w:cs="Segoe UI"/>
-                <w:sz w:val="22"/>
-                <w:szCs w:val="22"/>
-              </w:rPr>
-              <w:t>{{ nivel</w:t>
-            </w:r>
-            <w:proofErr w:type="gramEnd"/>
-            <w:r>
-              <w:rPr>
-                <w:rFonts w:ascii="Segoe UI" w:hAnsi="Segoe UI" w:cs="Segoe UI"/>
-                <w:sz w:val="22"/>
-                <w:szCs w:val="22"/>
-              </w:rPr>
-              <w:t>_actual_gregorio }}</w:t>
+            <w:r>
+              <w:rPr>
+                <w:rFonts w:ascii="Segoe UI" w:hAnsi="Segoe UI" w:cs="Segoe UI"/>
+                <w:sz w:val="22"/>
+                <w:szCs w:val="22"/>
+              </w:rPr>
+              <w:t>{{ nivel_actual_gregorio }}</w:t>
             </w:r>
           </w:p>
         </w:tc>
@@ -11707,23 +10403,13 @@
                 <w:szCs w:val="22"/>
               </w:rPr>
             </w:pPr>
-            <w:proofErr w:type="gramStart"/>
-            <w:r>
-              <w:rPr>
-                <w:rFonts w:ascii="Segoe UI" w:hAnsi="Segoe UI" w:cs="Segoe UI"/>
-                <w:sz w:val="22"/>
-                <w:szCs w:val="22"/>
-              </w:rPr>
-              <w:t>{{ tasa</w:t>
-            </w:r>
-            <w:proofErr w:type="gramEnd"/>
-            <w:r>
-              <w:rPr>
-                <w:rFonts w:ascii="Segoe UI" w:hAnsi="Segoe UI" w:cs="Segoe UI"/>
-                <w:sz w:val="22"/>
-                <w:szCs w:val="22"/>
-              </w:rPr>
-              <w:t>_gregorio }}</w:t>
+            <w:r>
+              <w:rPr>
+                <w:rFonts w:ascii="Segoe UI" w:hAnsi="Segoe UI" w:cs="Segoe UI"/>
+                <w:sz w:val="22"/>
+                <w:szCs w:val="22"/>
+              </w:rPr>
+              <w:t>{{ tasa_gregorio }}</w:t>
             </w:r>
           </w:p>
         </w:tc>
@@ -11742,23 +10428,13 @@
                 <w:szCs w:val="22"/>
               </w:rPr>
             </w:pPr>
-            <w:proofErr w:type="gramStart"/>
-            <w:r>
-              <w:rPr>
-                <w:rFonts w:ascii="Segoe UI" w:hAnsi="Segoe UI" w:cs="Segoe UI"/>
-                <w:sz w:val="22"/>
-                <w:szCs w:val="22"/>
-              </w:rPr>
-              <w:t>{{ tendencia</w:t>
-            </w:r>
-            <w:proofErr w:type="gramEnd"/>
-            <w:r>
-              <w:rPr>
-                <w:rFonts w:ascii="Segoe UI" w:hAnsi="Segoe UI" w:cs="Segoe UI"/>
-                <w:sz w:val="22"/>
-                <w:szCs w:val="22"/>
-              </w:rPr>
-              <w:t>_gregorio }}</w:t>
+            <w:r>
+              <w:rPr>
+                <w:rFonts w:ascii="Segoe UI" w:hAnsi="Segoe UI" w:cs="Segoe UI"/>
+                <w:sz w:val="22"/>
+                <w:szCs w:val="22"/>
+              </w:rPr>
+              <w:t>{{ tendencia_gregorio }}</w:t>
             </w:r>
           </w:p>
         </w:tc>
@@ -11829,23 +10505,13 @@
                 <w:szCs w:val="22"/>
               </w:rPr>
             </w:pPr>
-            <w:proofErr w:type="gramStart"/>
-            <w:r>
-              <w:rPr>
-                <w:rFonts w:ascii="Segoe UI" w:hAnsi="Segoe UI" w:cs="Segoe UI"/>
-                <w:sz w:val="22"/>
-                <w:szCs w:val="22"/>
-              </w:rPr>
-              <w:t>{{ nivel</w:t>
-            </w:r>
-            <w:proofErr w:type="gramEnd"/>
-            <w:r>
-              <w:rPr>
-                <w:rFonts w:ascii="Segoe UI" w:hAnsi="Segoe UI" w:cs="Segoe UI"/>
-                <w:sz w:val="22"/>
-                <w:szCs w:val="22"/>
-              </w:rPr>
-              <w:t>_actual_mercedes }}</w:t>
+            <w:r>
+              <w:rPr>
+                <w:rFonts w:ascii="Segoe UI" w:hAnsi="Segoe UI" w:cs="Segoe UI"/>
+                <w:sz w:val="22"/>
+                <w:szCs w:val="22"/>
+              </w:rPr>
+              <w:t>{{ nivel_actual_mercedes }}</w:t>
             </w:r>
           </w:p>
         </w:tc>
@@ -11864,23 +10530,13 @@
                 <w:szCs w:val="22"/>
               </w:rPr>
             </w:pPr>
-            <w:proofErr w:type="gramStart"/>
-            <w:r>
-              <w:rPr>
-                <w:rFonts w:ascii="Segoe UI" w:hAnsi="Segoe UI" w:cs="Segoe UI"/>
-                <w:sz w:val="22"/>
-                <w:szCs w:val="22"/>
-              </w:rPr>
-              <w:t>{{ tasa</w:t>
-            </w:r>
-            <w:proofErr w:type="gramEnd"/>
-            <w:r>
-              <w:rPr>
-                <w:rFonts w:ascii="Segoe UI" w:hAnsi="Segoe UI" w:cs="Segoe UI"/>
-                <w:sz w:val="22"/>
-                <w:szCs w:val="22"/>
-              </w:rPr>
-              <w:t>_mercedes }}</w:t>
+            <w:r>
+              <w:rPr>
+                <w:rFonts w:ascii="Segoe UI" w:hAnsi="Segoe UI" w:cs="Segoe UI"/>
+                <w:sz w:val="22"/>
+                <w:szCs w:val="22"/>
+              </w:rPr>
+              <w:t>{{ tasa_mercedes }}</w:t>
             </w:r>
           </w:p>
         </w:tc>
@@ -11899,23 +10555,13 @@
                 <w:szCs w:val="22"/>
               </w:rPr>
             </w:pPr>
-            <w:proofErr w:type="gramStart"/>
-            <w:r>
-              <w:rPr>
-                <w:rFonts w:ascii="Segoe UI" w:hAnsi="Segoe UI" w:cs="Segoe UI"/>
-                <w:sz w:val="22"/>
-                <w:szCs w:val="22"/>
-              </w:rPr>
-              <w:t>{{ tendencia</w:t>
-            </w:r>
-            <w:proofErr w:type="gramEnd"/>
-            <w:r>
-              <w:rPr>
-                <w:rFonts w:ascii="Segoe UI" w:hAnsi="Segoe UI" w:cs="Segoe UI"/>
-                <w:sz w:val="22"/>
-                <w:szCs w:val="22"/>
-              </w:rPr>
-              <w:t>_mercedes }}</w:t>
+            <w:r>
+              <w:rPr>
+                <w:rFonts w:ascii="Segoe UI" w:hAnsi="Segoe UI" w:cs="Segoe UI"/>
+                <w:sz w:val="22"/>
+                <w:szCs w:val="22"/>
+              </w:rPr>
+              <w:t>{{ tendencia_mercedes }}</w:t>
             </w:r>
           </w:p>
         </w:tc>
@@ -12006,49 +10652,15 @@
               </w:rPr>
               <w:t xml:space="preserve">Según el comunicado diario de UTE, se proyecta que los caudales a erogar en las centrales hidroeléctricas de Rincón del Bonete y Constitución oscilen entre </w:t>
             </w:r>
-            <w:proofErr w:type="gramStart"/>
-            <w:r>
-              <w:rPr>
-                <w:rFonts w:ascii="Segoe UI" w:hAnsi="Segoe UI" w:cs="Segoe UI"/>
-                <w:b w:val="0"/>
-                <w:bCs w:val="0"/>
-                <w:sz w:val="22"/>
-                <w:szCs w:val="22"/>
-              </w:rPr>
-              <w:t>{{ q</w:t>
-            </w:r>
-            <w:proofErr w:type="gramEnd"/>
-            <w:r>
-              <w:rPr>
-                <w:rFonts w:ascii="Segoe UI" w:hAnsi="Segoe UI" w:cs="Segoe UI"/>
-                <w:b w:val="0"/>
-                <w:bCs w:val="0"/>
-                <w:sz w:val="22"/>
-                <w:szCs w:val="22"/>
-              </w:rPr>
-              <w:t>_erogado_</w:t>
-            </w:r>
-            <w:proofErr w:type="gramStart"/>
-            <w:r>
-              <w:rPr>
-                <w:rFonts w:ascii="Segoe UI" w:hAnsi="Segoe UI" w:cs="Segoe UI"/>
-                <w:b w:val="0"/>
-                <w:bCs w:val="0"/>
-                <w:sz w:val="22"/>
-                <w:szCs w:val="22"/>
-              </w:rPr>
-              <w:t>bonete }</w:t>
-            </w:r>
-            <w:proofErr w:type="gramEnd"/>
-            <w:r>
-              <w:rPr>
-                <w:rFonts w:ascii="Segoe UI" w:hAnsi="Segoe UI" w:cs="Segoe UI"/>
-                <w:b w:val="0"/>
-                <w:bCs w:val="0"/>
-                <w:sz w:val="22"/>
-                <w:szCs w:val="22"/>
-              </w:rPr>
-              <w:t xml:space="preserve">} </w:t>
+            <w:r>
+              <w:rPr>
+                <w:rFonts w:ascii="Segoe UI" w:hAnsi="Segoe UI" w:cs="Segoe UI"/>
+                <w:b w:val="0"/>
+                <w:bCs w:val="0"/>
+                <w:sz w:val="22"/>
+                <w:szCs w:val="22"/>
+              </w:rPr>
+              <w:t xml:space="preserve">{{ q_erogado_bonete }} </w:t>
             </w:r>
             <w:r>
               <w:rPr>
@@ -12060,49 +10672,15 @@
               </w:rPr>
               <w:t xml:space="preserve">m³/s, y </w:t>
             </w:r>
-            <w:proofErr w:type="gramStart"/>
-            <w:r>
-              <w:rPr>
-                <w:rFonts w:ascii="Segoe UI" w:hAnsi="Segoe UI" w:cs="Segoe UI"/>
-                <w:b w:val="0"/>
-                <w:bCs w:val="0"/>
-                <w:sz w:val="22"/>
-                <w:szCs w:val="22"/>
-              </w:rPr>
-              <w:t>{{ q</w:t>
-            </w:r>
-            <w:proofErr w:type="gramEnd"/>
-            <w:r>
-              <w:rPr>
-                <w:rFonts w:ascii="Segoe UI" w:hAnsi="Segoe UI" w:cs="Segoe UI"/>
-                <w:b w:val="0"/>
-                <w:bCs w:val="0"/>
-                <w:sz w:val="22"/>
-                <w:szCs w:val="22"/>
-              </w:rPr>
-              <w:t>_erogado_</w:t>
-            </w:r>
-            <w:proofErr w:type="gramStart"/>
-            <w:r>
-              <w:rPr>
-                <w:rFonts w:ascii="Segoe UI" w:hAnsi="Segoe UI" w:cs="Segoe UI"/>
-                <w:b w:val="0"/>
-                <w:bCs w:val="0"/>
-                <w:sz w:val="22"/>
-                <w:szCs w:val="22"/>
-              </w:rPr>
-              <w:t>palmar }</w:t>
-            </w:r>
-            <w:proofErr w:type="gramEnd"/>
-            <w:r>
-              <w:rPr>
-                <w:rFonts w:ascii="Segoe UI" w:hAnsi="Segoe UI" w:cs="Segoe UI"/>
-                <w:b w:val="0"/>
-                <w:bCs w:val="0"/>
-                <w:sz w:val="22"/>
-                <w:szCs w:val="22"/>
-              </w:rPr>
-              <w:t xml:space="preserve">} </w:t>
+            <w:r>
+              <w:rPr>
+                <w:rFonts w:ascii="Segoe UI" w:hAnsi="Segoe UI" w:cs="Segoe UI"/>
+                <w:b w:val="0"/>
+                <w:bCs w:val="0"/>
+                <w:sz w:val="22"/>
+                <w:szCs w:val="22"/>
+              </w:rPr>
+              <w:t xml:space="preserve">{{ q_erogado_palmar }} </w:t>
             </w:r>
             <w:r>
               <w:rPr>
@@ -12304,23 +10882,13 @@
                 <w:szCs w:val="22"/>
               </w:rPr>
             </w:pPr>
-            <w:proofErr w:type="gramStart"/>
-            <w:r>
-              <w:rPr>
-                <w:rFonts w:ascii="Segoe UI" w:hAnsi="Segoe UI" w:cs="Segoe UI"/>
-                <w:sz w:val="22"/>
-                <w:szCs w:val="22"/>
-              </w:rPr>
-              <w:t>{{ pronos</w:t>
-            </w:r>
-            <w:proofErr w:type="gramEnd"/>
-            <w:r>
-              <w:rPr>
-                <w:rFonts w:ascii="Segoe UI" w:hAnsi="Segoe UI" w:cs="Segoe UI"/>
-                <w:sz w:val="22"/>
-                <w:szCs w:val="22"/>
-              </w:rPr>
-              <w:t>_gregorio }}</w:t>
+            <w:r>
+              <w:rPr>
+                <w:rFonts w:ascii="Segoe UI" w:hAnsi="Segoe UI" w:cs="Segoe UI"/>
+                <w:sz w:val="22"/>
+                <w:szCs w:val="22"/>
+              </w:rPr>
+              <w:t>{{ pronos_gregorio }}</w:t>
             </w:r>
           </w:p>
         </w:tc>
@@ -12339,23 +10907,13 @@
                 <w:szCs w:val="22"/>
               </w:rPr>
             </w:pPr>
-            <w:proofErr w:type="gramStart"/>
-            <w:r>
-              <w:rPr>
-                <w:rFonts w:ascii="Segoe UI" w:hAnsi="Segoe UI" w:cs="Segoe UI"/>
-                <w:sz w:val="22"/>
-                <w:szCs w:val="22"/>
-              </w:rPr>
-              <w:t>{{ fecha</w:t>
-            </w:r>
-            <w:proofErr w:type="gramEnd"/>
-            <w:r>
-              <w:rPr>
-                <w:rFonts w:ascii="Segoe UI" w:hAnsi="Segoe UI" w:cs="Segoe UI"/>
-                <w:sz w:val="22"/>
-                <w:szCs w:val="22"/>
-              </w:rPr>
-              <w:t>_gregorio }}</w:t>
+            <w:r>
+              <w:rPr>
+                <w:rFonts w:ascii="Segoe UI" w:hAnsi="Segoe UI" w:cs="Segoe UI"/>
+                <w:sz w:val="22"/>
+                <w:szCs w:val="22"/>
+              </w:rPr>
+              <w:t>{{ fecha_gregorio }}</w:t>
             </w:r>
           </w:p>
         </w:tc>
@@ -12404,23 +10962,13 @@
                 <w:szCs w:val="22"/>
               </w:rPr>
             </w:pPr>
-            <w:proofErr w:type="gramStart"/>
-            <w:r>
-              <w:rPr>
-                <w:rFonts w:ascii="Segoe UI" w:hAnsi="Segoe UI" w:cs="Segoe UI"/>
-                <w:sz w:val="22"/>
-                <w:szCs w:val="22"/>
-              </w:rPr>
-              <w:t>{{ pronos</w:t>
-            </w:r>
-            <w:proofErr w:type="gramEnd"/>
-            <w:r>
-              <w:rPr>
-                <w:rFonts w:ascii="Segoe UI" w:hAnsi="Segoe UI" w:cs="Segoe UI"/>
-                <w:sz w:val="22"/>
-                <w:szCs w:val="22"/>
-              </w:rPr>
-              <w:t>_mercedes }}</w:t>
+            <w:r>
+              <w:rPr>
+                <w:rFonts w:ascii="Segoe UI" w:hAnsi="Segoe UI" w:cs="Segoe UI"/>
+                <w:sz w:val="22"/>
+                <w:szCs w:val="22"/>
+              </w:rPr>
+              <w:t>{{ pronos_mercedes }}</w:t>
             </w:r>
           </w:p>
         </w:tc>
@@ -12439,23 +10987,13 @@
                 <w:szCs w:val="22"/>
               </w:rPr>
             </w:pPr>
-            <w:proofErr w:type="gramStart"/>
-            <w:r>
-              <w:rPr>
-                <w:rFonts w:ascii="Segoe UI" w:hAnsi="Segoe UI" w:cs="Segoe UI"/>
-                <w:sz w:val="22"/>
-                <w:szCs w:val="22"/>
-              </w:rPr>
-              <w:t>{{ fecha</w:t>
-            </w:r>
-            <w:proofErr w:type="gramEnd"/>
-            <w:r>
-              <w:rPr>
-                <w:rFonts w:ascii="Segoe UI" w:hAnsi="Segoe UI" w:cs="Segoe UI"/>
-                <w:sz w:val="22"/>
-                <w:szCs w:val="22"/>
-              </w:rPr>
-              <w:t>_mercedes }}</w:t>
+            <w:r>
+              <w:rPr>
+                <w:rFonts w:ascii="Segoe UI" w:hAnsi="Segoe UI" w:cs="Segoe UI"/>
+                <w:sz w:val="22"/>
+                <w:szCs w:val="22"/>
+              </w:rPr>
+              <w:t>{{ fecha_mercedes }}</w:t>
             </w:r>
           </w:p>
         </w:tc>
@@ -12512,7 +11050,6 @@
                 <w:lang w:val="en-US"/>
               </w:rPr>
             </w:pPr>
-            <w:proofErr w:type="gramStart"/>
             <w:r>
               <w:rPr>
                 <w:rFonts w:ascii="Segoe UI" w:hAnsi="Segoe UI" w:cs="Segoe UI"/>
@@ -12522,19 +11059,7 @@
                 <w:szCs w:val="22"/>
                 <w:lang w:val="en-US"/>
               </w:rPr>
-              <w:t>{{ diagnostico</w:t>
-            </w:r>
-            <w:proofErr w:type="gramEnd"/>
-            <w:r>
-              <w:rPr>
-                <w:rFonts w:ascii="Segoe UI" w:hAnsi="Segoe UI" w:cs="Segoe UI"/>
-                <w:b w:val="0"/>
-                <w:bCs w:val="0"/>
-                <w:sz w:val="22"/>
-                <w:szCs w:val="22"/>
-                <w:lang w:val="en-US"/>
-              </w:rPr>
-              <w:t>_negro }}</w:t>
+              <w:t>{{ diagnostico_negro }}</w:t>
             </w:r>
           </w:p>
         </w:tc>
@@ -12591,7 +11116,6 @@
                 <w:lang w:val="en-US"/>
               </w:rPr>
             </w:pPr>
-            <w:proofErr w:type="gramStart"/>
             <w:r>
               <w:rPr>
                 <w:rFonts w:ascii="Segoe UI" w:hAnsi="Segoe UI" w:cs="Segoe UI"/>
@@ -12601,43 +11125,7 @@
                 <w:szCs w:val="22"/>
                 <w:lang w:val="en-US"/>
               </w:rPr>
-              <w:t>{{ recomendacion</w:t>
-            </w:r>
-            <w:proofErr w:type="gramEnd"/>
-            <w:r>
-              <w:rPr>
-                <w:rFonts w:ascii="Segoe UI" w:hAnsi="Segoe UI" w:cs="Segoe UI"/>
-                <w:b w:val="0"/>
-                <w:bCs w:val="0"/>
-                <w:sz w:val="22"/>
-                <w:szCs w:val="22"/>
-                <w:lang w:val="en-US"/>
-              </w:rPr>
-              <w:t>_</w:t>
-            </w:r>
-            <w:proofErr w:type="gramStart"/>
-            <w:r>
-              <w:rPr>
-                <w:rFonts w:ascii="Segoe UI" w:hAnsi="Segoe UI" w:cs="Segoe UI"/>
-                <w:b w:val="0"/>
-                <w:bCs w:val="0"/>
-                <w:sz w:val="22"/>
-                <w:szCs w:val="22"/>
-                <w:lang w:val="en-US"/>
-              </w:rPr>
-              <w:t>negro }</w:t>
-            </w:r>
-            <w:proofErr w:type="gramEnd"/>
-            <w:r>
-              <w:rPr>
-                <w:rFonts w:ascii="Segoe UI" w:hAnsi="Segoe UI" w:cs="Segoe UI"/>
-                <w:b w:val="0"/>
-                <w:bCs w:val="0"/>
-                <w:sz w:val="22"/>
-                <w:szCs w:val="22"/>
-                <w:lang w:val="en-US"/>
-              </w:rPr>
-              <w:t>}</w:t>
+              <w:t>{{ recomendacion_negro }}</w:t>
             </w:r>
             <w:r>
               <w:rPr>
@@ -13238,7 +11726,6 @@
                 <w:lang w:eastAsia="en-US"/>
               </w:rPr>
             </w:pPr>
-            <w:proofErr w:type="gramStart"/>
             <w:r>
               <w:rPr>
                 <w:rFonts w:ascii="Segoe UI" w:hAnsi="Segoe UI" w:cs="Segoe UI"/>
@@ -13246,17 +11733,7 @@
                 <w:szCs w:val="22"/>
                 <w:lang w:eastAsia="en-US"/>
               </w:rPr>
-              <w:t>{{ nivel</w:t>
-            </w:r>
-            <w:proofErr w:type="gramEnd"/>
-            <w:r>
-              <w:rPr>
-                <w:rFonts w:ascii="Segoe UI" w:hAnsi="Segoe UI" w:cs="Segoe UI"/>
-                <w:sz w:val="22"/>
-                <w:szCs w:val="22"/>
-                <w:lang w:eastAsia="en-US"/>
-              </w:rPr>
-              <w:t>_actual_</w:t>
+              <w:t>{{ nivel_actual_</w:t>
             </w:r>
             <w:r>
               <w:rPr>
@@ -13301,7 +11778,6 @@
                 <w:lang w:eastAsia="en-US"/>
               </w:rPr>
             </w:pPr>
-            <w:proofErr w:type="gramStart"/>
             <w:r>
               <w:rPr>
                 <w:rFonts w:ascii="Segoe UI" w:hAnsi="Segoe UI" w:cs="Segoe UI"/>
@@ -13311,7 +11787,6 @@
               </w:rPr>
               <w:t>{{ tasa</w:t>
             </w:r>
-            <w:proofErr w:type="gramEnd"/>
             <w:r>
               <w:rPr>
                 <w:rFonts w:ascii="Segoe UI" w:hAnsi="Segoe UI" w:cs="Segoe UI"/>
@@ -13355,7 +11830,6 @@
                 <w:lang w:eastAsia="en-US"/>
               </w:rPr>
             </w:pPr>
-            <w:proofErr w:type="gramStart"/>
             <w:r>
               <w:rPr>
                 <w:rFonts w:ascii="Segoe UI" w:hAnsi="Segoe UI" w:cs="Segoe UI"/>
@@ -13363,17 +11837,7 @@
                 <w:szCs w:val="22"/>
                 <w:lang w:eastAsia="en-US"/>
               </w:rPr>
-              <w:t>{{ tendencia</w:t>
-            </w:r>
-            <w:proofErr w:type="gramEnd"/>
-            <w:r>
-              <w:rPr>
-                <w:rFonts w:ascii="Segoe UI" w:hAnsi="Segoe UI" w:cs="Segoe UI"/>
-                <w:sz w:val="22"/>
-                <w:szCs w:val="22"/>
-                <w:lang w:eastAsia="en-US"/>
-              </w:rPr>
-              <w:t>_</w:t>
+              <w:t>{{ tendencia_</w:t>
             </w:r>
             <w:r>
               <w:rPr>
@@ -13585,51 +12049,7 @@
                 <w:sz w:val="22"/>
                 <w:szCs w:val="22"/>
               </w:rPr>
-              <w:t xml:space="preserve"> </w:t>
-            </w:r>
-            <w:proofErr w:type="gramStart"/>
-            <w:r>
-              <w:rPr>
-                <w:rFonts w:ascii="Segoe UI" w:hAnsi="Segoe UI" w:cs="Segoe UI"/>
-                <w:b w:val="0"/>
-                <w:bCs w:val="0"/>
-                <w:sz w:val="22"/>
-                <w:szCs w:val="22"/>
-              </w:rPr>
-              <w:t>{{ pobs</w:t>
-            </w:r>
-            <w:proofErr w:type="gramEnd"/>
-            <w:r>
-              <w:rPr>
-                <w:rFonts w:ascii="Segoe UI" w:hAnsi="Segoe UI" w:cs="Segoe UI"/>
-                <w:b w:val="0"/>
-                <w:bCs w:val="0"/>
-                <w:sz w:val="22"/>
-                <w:szCs w:val="22"/>
-              </w:rPr>
-              <w:t>_24_</w:t>
-            </w:r>
-            <w:proofErr w:type="gramStart"/>
-            <w:r>
-              <w:rPr>
-                <w:rFonts w:ascii="Segoe UI" w:hAnsi="Segoe UI" w:cs="Segoe UI"/>
-                <w:b w:val="0"/>
-                <w:bCs w:val="0"/>
-                <w:sz w:val="22"/>
-                <w:szCs w:val="22"/>
-              </w:rPr>
-              <w:t>olimar }</w:t>
-            </w:r>
-            <w:proofErr w:type="gramEnd"/>
-            <w:r>
-              <w:rPr>
-                <w:rFonts w:ascii="Segoe UI" w:hAnsi="Segoe UI" w:cs="Segoe UI"/>
-                <w:b w:val="0"/>
-                <w:bCs w:val="0"/>
-                <w:sz w:val="22"/>
-                <w:szCs w:val="22"/>
-              </w:rPr>
-              <w:t>} mm</w:t>
+              <w:t xml:space="preserve"> {{ pobs_24_olimar }} mm</w:t>
             </w:r>
           </w:p>
           <w:p>
@@ -13674,51 +12094,7 @@
                 <w:sz w:val="22"/>
                 <w:szCs w:val="22"/>
               </w:rPr>
-              <w:t xml:space="preserve"> </w:t>
-            </w:r>
-            <w:proofErr w:type="gramStart"/>
-            <w:r>
-              <w:rPr>
-                <w:rFonts w:ascii="Segoe UI" w:hAnsi="Segoe UI" w:cs="Segoe UI"/>
-                <w:b w:val="0"/>
-                <w:bCs w:val="0"/>
-                <w:sz w:val="22"/>
-                <w:szCs w:val="22"/>
-              </w:rPr>
-              <w:t>{{ pobs</w:t>
-            </w:r>
-            <w:proofErr w:type="gramEnd"/>
-            <w:r>
-              <w:rPr>
-                <w:rFonts w:ascii="Segoe UI" w:hAnsi="Segoe UI" w:cs="Segoe UI"/>
-                <w:b w:val="0"/>
-                <w:bCs w:val="0"/>
-                <w:sz w:val="22"/>
-                <w:szCs w:val="22"/>
-              </w:rPr>
-              <w:t>_48_</w:t>
-            </w:r>
-            <w:proofErr w:type="gramStart"/>
-            <w:r>
-              <w:rPr>
-                <w:rFonts w:ascii="Segoe UI" w:hAnsi="Segoe UI" w:cs="Segoe UI"/>
-                <w:b w:val="0"/>
-                <w:bCs w:val="0"/>
-                <w:sz w:val="22"/>
-                <w:szCs w:val="22"/>
-              </w:rPr>
-              <w:t>olimar }</w:t>
-            </w:r>
-            <w:proofErr w:type="gramEnd"/>
-            <w:r>
-              <w:rPr>
-                <w:rFonts w:ascii="Segoe UI" w:hAnsi="Segoe UI" w:cs="Segoe UI"/>
-                <w:b w:val="0"/>
-                <w:bCs w:val="0"/>
-                <w:sz w:val="22"/>
-                <w:szCs w:val="22"/>
-              </w:rPr>
-              <w:t>} mm</w:t>
+              <w:t xml:space="preserve"> {{ pobs_48_olimar }} mm</w:t>
             </w:r>
           </w:p>
           <w:p>
@@ -13761,51 +12137,7 @@
                 <w:sz w:val="22"/>
                 <w:szCs w:val="22"/>
               </w:rPr>
-              <w:t xml:space="preserve"> </w:t>
-            </w:r>
-            <w:proofErr w:type="gramStart"/>
-            <w:r>
-              <w:rPr>
-                <w:rFonts w:ascii="Segoe UI" w:hAnsi="Segoe UI" w:cs="Segoe UI"/>
-                <w:b w:val="0"/>
-                <w:bCs w:val="0"/>
-                <w:sz w:val="22"/>
-                <w:szCs w:val="22"/>
-              </w:rPr>
-              <w:t>{{ pobs</w:t>
-            </w:r>
-            <w:proofErr w:type="gramEnd"/>
-            <w:r>
-              <w:rPr>
-                <w:rFonts w:ascii="Segoe UI" w:hAnsi="Segoe UI" w:cs="Segoe UI"/>
-                <w:b w:val="0"/>
-                <w:bCs w:val="0"/>
-                <w:sz w:val="22"/>
-                <w:szCs w:val="22"/>
-              </w:rPr>
-              <w:t>_72_</w:t>
-            </w:r>
-            <w:proofErr w:type="gramStart"/>
-            <w:r>
-              <w:rPr>
-                <w:rFonts w:ascii="Segoe UI" w:hAnsi="Segoe UI" w:cs="Segoe UI"/>
-                <w:b w:val="0"/>
-                <w:bCs w:val="0"/>
-                <w:sz w:val="22"/>
-                <w:szCs w:val="22"/>
-              </w:rPr>
-              <w:t>olimar }</w:t>
-            </w:r>
-            <w:proofErr w:type="gramEnd"/>
-            <w:r>
-              <w:rPr>
-                <w:rFonts w:ascii="Segoe UI" w:hAnsi="Segoe UI" w:cs="Segoe UI"/>
-                <w:b w:val="0"/>
-                <w:bCs w:val="0"/>
-                <w:sz w:val="22"/>
-                <w:szCs w:val="22"/>
-              </w:rPr>
-              <w:t>} mm</w:t>
+              <w:t xml:space="preserve"> {{ pobs_72_olimar }} mm</w:t>
             </w:r>
           </w:p>
         </w:tc>
@@ -14010,51 +12342,7 @@
                 <w:sz w:val="22"/>
                 <w:szCs w:val="22"/>
               </w:rPr>
-              <w:t xml:space="preserve"> </w:t>
-            </w:r>
-            <w:proofErr w:type="gramStart"/>
-            <w:r>
-              <w:rPr>
-                <w:rFonts w:ascii="Segoe UI" w:hAnsi="Segoe UI" w:cs="Segoe UI"/>
-                <w:b w:val="0"/>
-                <w:bCs w:val="0"/>
-                <w:sz w:val="22"/>
-                <w:szCs w:val="22"/>
-              </w:rPr>
-              <w:t>{{ psim</w:t>
-            </w:r>
-            <w:proofErr w:type="gramEnd"/>
-            <w:r>
-              <w:rPr>
-                <w:rFonts w:ascii="Segoe UI" w:hAnsi="Segoe UI" w:cs="Segoe UI"/>
-                <w:b w:val="0"/>
-                <w:bCs w:val="0"/>
-                <w:sz w:val="22"/>
-                <w:szCs w:val="22"/>
-              </w:rPr>
-              <w:t>_24_</w:t>
-            </w:r>
-            <w:proofErr w:type="gramStart"/>
-            <w:r>
-              <w:rPr>
-                <w:rFonts w:ascii="Segoe UI" w:hAnsi="Segoe UI" w:cs="Segoe UI"/>
-                <w:b w:val="0"/>
-                <w:bCs w:val="0"/>
-                <w:sz w:val="22"/>
-                <w:szCs w:val="22"/>
-              </w:rPr>
-              <w:t>olimar }</w:t>
-            </w:r>
-            <w:proofErr w:type="gramEnd"/>
-            <w:r>
-              <w:rPr>
-                <w:rFonts w:ascii="Segoe UI" w:hAnsi="Segoe UI" w:cs="Segoe UI"/>
-                <w:b w:val="0"/>
-                <w:bCs w:val="0"/>
-                <w:sz w:val="22"/>
-                <w:szCs w:val="22"/>
-              </w:rPr>
-              <w:t>} mm</w:t>
+              <w:t xml:space="preserve"> {{ psim_24_olimar }} mm</w:t>
             </w:r>
           </w:p>
           <w:p>
@@ -14098,51 +12386,7 @@
                 <w:sz w:val="22"/>
                 <w:szCs w:val="22"/>
               </w:rPr>
-              <w:t xml:space="preserve"> </w:t>
-            </w:r>
-            <w:proofErr w:type="gramStart"/>
-            <w:r>
-              <w:rPr>
-                <w:rFonts w:ascii="Segoe UI" w:hAnsi="Segoe UI" w:cs="Segoe UI"/>
-                <w:b w:val="0"/>
-                <w:bCs w:val="0"/>
-                <w:sz w:val="22"/>
-                <w:szCs w:val="22"/>
-              </w:rPr>
-              <w:t>{{ psim</w:t>
-            </w:r>
-            <w:proofErr w:type="gramEnd"/>
-            <w:r>
-              <w:rPr>
-                <w:rFonts w:ascii="Segoe UI" w:hAnsi="Segoe UI" w:cs="Segoe UI"/>
-                <w:b w:val="0"/>
-                <w:bCs w:val="0"/>
-                <w:sz w:val="22"/>
-                <w:szCs w:val="22"/>
-              </w:rPr>
-              <w:t>_48_</w:t>
-            </w:r>
-            <w:proofErr w:type="gramStart"/>
-            <w:r>
-              <w:rPr>
-                <w:rFonts w:ascii="Segoe UI" w:hAnsi="Segoe UI" w:cs="Segoe UI"/>
-                <w:b w:val="0"/>
-                <w:bCs w:val="0"/>
-                <w:sz w:val="22"/>
-                <w:szCs w:val="22"/>
-              </w:rPr>
-              <w:t>olimar }</w:t>
-            </w:r>
-            <w:proofErr w:type="gramEnd"/>
-            <w:r>
-              <w:rPr>
-                <w:rFonts w:ascii="Segoe UI" w:hAnsi="Segoe UI" w:cs="Segoe UI"/>
-                <w:b w:val="0"/>
-                <w:bCs w:val="0"/>
-                <w:sz w:val="22"/>
-                <w:szCs w:val="22"/>
-              </w:rPr>
-              <w:t>} mm</w:t>
+              <w:t xml:space="preserve"> {{ psim_48_olimar }} mm</w:t>
             </w:r>
           </w:p>
           <w:p>
@@ -14186,51 +12430,7 @@
                 <w:sz w:val="22"/>
                 <w:szCs w:val="22"/>
               </w:rPr>
-              <w:t xml:space="preserve"> </w:t>
-            </w:r>
-            <w:proofErr w:type="gramStart"/>
-            <w:r>
-              <w:rPr>
-                <w:rFonts w:ascii="Segoe UI" w:hAnsi="Segoe UI" w:cs="Segoe UI"/>
-                <w:b w:val="0"/>
-                <w:bCs w:val="0"/>
-                <w:sz w:val="22"/>
-                <w:szCs w:val="22"/>
-              </w:rPr>
-              <w:t>{{ psim</w:t>
-            </w:r>
-            <w:proofErr w:type="gramEnd"/>
-            <w:r>
-              <w:rPr>
-                <w:rFonts w:ascii="Segoe UI" w:hAnsi="Segoe UI" w:cs="Segoe UI"/>
-                <w:b w:val="0"/>
-                <w:bCs w:val="0"/>
-                <w:sz w:val="22"/>
-                <w:szCs w:val="22"/>
-              </w:rPr>
-              <w:t>_72_</w:t>
-            </w:r>
-            <w:proofErr w:type="gramStart"/>
-            <w:r>
-              <w:rPr>
-                <w:rFonts w:ascii="Segoe UI" w:hAnsi="Segoe UI" w:cs="Segoe UI"/>
-                <w:b w:val="0"/>
-                <w:bCs w:val="0"/>
-                <w:sz w:val="22"/>
-                <w:szCs w:val="22"/>
-              </w:rPr>
-              <w:t>olimar }</w:t>
-            </w:r>
-            <w:proofErr w:type="gramEnd"/>
-            <w:r>
-              <w:rPr>
-                <w:rFonts w:ascii="Segoe UI" w:hAnsi="Segoe UI" w:cs="Segoe UI"/>
-                <w:b w:val="0"/>
-                <w:bCs w:val="0"/>
-                <w:sz w:val="22"/>
-                <w:szCs w:val="22"/>
-              </w:rPr>
-              <w:t>} mm</w:t>
+              <w:t xml:space="preserve"> {{ psim_72_olimar }} mm</w:t>
             </w:r>
           </w:p>
           <w:p>
@@ -14493,7 +12693,6 @@
                 <w:lang w:eastAsia="en-US"/>
               </w:rPr>
             </w:pPr>
-            <w:proofErr w:type="gramStart"/>
             <w:r>
               <w:rPr>
                 <w:rFonts w:ascii="Segoe UI" w:hAnsi="Segoe UI" w:cs="Segoe UI"/>
@@ -14501,17 +12700,7 @@
                 <w:szCs w:val="22"/>
                 <w:lang w:eastAsia="en-US"/>
               </w:rPr>
-              <w:t>{{ pronos</w:t>
-            </w:r>
-            <w:proofErr w:type="gramEnd"/>
-            <w:r>
-              <w:rPr>
-                <w:rFonts w:ascii="Segoe UI" w:hAnsi="Segoe UI" w:cs="Segoe UI"/>
-                <w:sz w:val="22"/>
-                <w:szCs w:val="22"/>
-                <w:lang w:eastAsia="en-US"/>
-              </w:rPr>
-              <w:t>_</w:t>
+              <w:t>{{ pronos_</w:t>
             </w:r>
             <w:r>
               <w:rPr>
@@ -14556,7 +12745,6 @@
                 <w:lang w:eastAsia="en-US"/>
               </w:rPr>
             </w:pPr>
-            <w:proofErr w:type="gramStart"/>
             <w:r>
               <w:rPr>
                 <w:rFonts w:ascii="Segoe UI" w:hAnsi="Segoe UI" w:cs="Segoe UI"/>
@@ -14564,17 +12752,7 @@
                 <w:szCs w:val="22"/>
                 <w:lang w:eastAsia="en-US"/>
               </w:rPr>
-              <w:t>{{ fecha</w:t>
-            </w:r>
-            <w:proofErr w:type="gramEnd"/>
-            <w:r>
-              <w:rPr>
-                <w:rFonts w:ascii="Segoe UI" w:hAnsi="Segoe UI" w:cs="Segoe UI"/>
-                <w:sz w:val="22"/>
-                <w:szCs w:val="22"/>
-                <w:lang w:eastAsia="en-US"/>
-              </w:rPr>
-              <w:t>_</w:t>
+              <w:t>{{ fecha_</w:t>
             </w:r>
             <w:r>
               <w:rPr>
@@ -14665,7 +12843,6 @@
                 <w:lang w:val="en-US" w:eastAsia="en-US"/>
               </w:rPr>
             </w:pPr>
-            <w:proofErr w:type="gramStart"/>
             <w:r>
               <w:rPr>
                 <w:rFonts w:ascii="Segoe UI" w:hAnsi="Segoe UI" w:cs="Segoe UI"/>
@@ -14675,19 +12852,7 @@
                 <w:szCs w:val="22"/>
                 <w:lang w:val="en-US" w:eastAsia="en-US"/>
               </w:rPr>
-              <w:t>{{ diagnostico</w:t>
-            </w:r>
-            <w:proofErr w:type="gramEnd"/>
-            <w:r>
-              <w:rPr>
-                <w:rFonts w:ascii="Segoe UI" w:hAnsi="Segoe UI" w:cs="Segoe UI"/>
-                <w:b w:val="0"/>
-                <w:bCs w:val="0"/>
-                <w:sz w:val="22"/>
-                <w:szCs w:val="22"/>
-                <w:lang w:val="en-US" w:eastAsia="en-US"/>
-              </w:rPr>
-              <w:t>_olimar }}</w:t>
+              <w:t>{{ diagnostico_olimar }}</w:t>
             </w:r>
           </w:p>
         </w:tc>
@@ -14760,7 +12925,6 @@
                 <w:lang w:val="en-US" w:eastAsia="en-US"/>
               </w:rPr>
             </w:pPr>
-            <w:proofErr w:type="gramStart"/>
             <w:r>
               <w:rPr>
                 <w:rFonts w:ascii="Segoe UI" w:hAnsi="Segoe UI" w:cs="Segoe UI"/>
@@ -14770,43 +12934,7 @@
                 <w:szCs w:val="22"/>
                 <w:lang w:val="en-US" w:eastAsia="en-US"/>
               </w:rPr>
-              <w:t>{{ recomendacion</w:t>
-            </w:r>
-            <w:proofErr w:type="gramEnd"/>
-            <w:r>
-              <w:rPr>
-                <w:rFonts w:ascii="Segoe UI" w:hAnsi="Segoe UI" w:cs="Segoe UI"/>
-                <w:b w:val="0"/>
-                <w:bCs w:val="0"/>
-                <w:sz w:val="22"/>
-                <w:szCs w:val="22"/>
-                <w:lang w:val="en-US" w:eastAsia="en-US"/>
-              </w:rPr>
-              <w:t>_</w:t>
-            </w:r>
-            <w:proofErr w:type="gramStart"/>
-            <w:r>
-              <w:rPr>
-                <w:rFonts w:ascii="Segoe UI" w:hAnsi="Segoe UI" w:cs="Segoe UI"/>
-                <w:b w:val="0"/>
-                <w:bCs w:val="0"/>
-                <w:sz w:val="22"/>
-                <w:szCs w:val="22"/>
-                <w:lang w:val="en-US" w:eastAsia="en-US"/>
-              </w:rPr>
-              <w:t>olimar }</w:t>
-            </w:r>
-            <w:proofErr w:type="gramEnd"/>
-            <w:r>
-              <w:rPr>
-                <w:rFonts w:ascii="Segoe UI" w:hAnsi="Segoe UI" w:cs="Segoe UI"/>
-                <w:b w:val="0"/>
-                <w:bCs w:val="0"/>
-                <w:sz w:val="22"/>
-                <w:szCs w:val="22"/>
-                <w:lang w:val="en-US" w:eastAsia="en-US"/>
-              </w:rPr>
-              <w:t xml:space="preserve">} </w:t>
+              <w:t xml:space="preserve">{{ recomendacion_olimar }} </w:t>
             </w:r>
           </w:p>
         </w:tc>
@@ -15411,23 +13539,13 @@
                 <w:lang w:eastAsia="en-US"/>
               </w:rPr>
             </w:pPr>
-            <w:proofErr w:type="gramStart"/>
-            <w:r>
-              <w:rPr>
-                <w:rFonts w:ascii="Segoe UI" w:hAnsi="Segoe UI" w:cs="Segoe UI"/>
-                <w:sz w:val="22"/>
-                <w:szCs w:val="22"/>
-              </w:rPr>
-              <w:t>{{ nivel</w:t>
-            </w:r>
-            <w:proofErr w:type="gramEnd"/>
-            <w:r>
-              <w:rPr>
-                <w:rFonts w:ascii="Segoe UI" w:hAnsi="Segoe UI" w:cs="Segoe UI"/>
-                <w:sz w:val="22"/>
-                <w:szCs w:val="22"/>
-              </w:rPr>
-              <w:t>_actual_varela }}</w:t>
+            <w:r>
+              <w:rPr>
+                <w:rFonts w:ascii="Segoe UI" w:hAnsi="Segoe UI" w:cs="Segoe UI"/>
+                <w:sz w:val="22"/>
+                <w:szCs w:val="22"/>
+              </w:rPr>
+              <w:t>{{ nivel_actual_varela }}</w:t>
             </w:r>
           </w:p>
         </w:tc>
@@ -15454,23 +13572,13 @@
                 <w:lang w:eastAsia="en-US"/>
               </w:rPr>
             </w:pPr>
-            <w:proofErr w:type="gramStart"/>
-            <w:r>
-              <w:rPr>
-                <w:rFonts w:ascii="Segoe UI" w:hAnsi="Segoe UI" w:cs="Segoe UI"/>
-                <w:sz w:val="22"/>
-                <w:szCs w:val="22"/>
-              </w:rPr>
-              <w:t>{{ tasa</w:t>
-            </w:r>
-            <w:proofErr w:type="gramEnd"/>
-            <w:r>
-              <w:rPr>
-                <w:rFonts w:ascii="Segoe UI" w:hAnsi="Segoe UI" w:cs="Segoe UI"/>
-                <w:sz w:val="22"/>
-                <w:szCs w:val="22"/>
-              </w:rPr>
-              <w:t>_varela }}</w:t>
+            <w:r>
+              <w:rPr>
+                <w:rFonts w:ascii="Segoe UI" w:hAnsi="Segoe UI" w:cs="Segoe UI"/>
+                <w:sz w:val="22"/>
+                <w:szCs w:val="22"/>
+              </w:rPr>
+              <w:t>{{ tasa_varela }}</w:t>
             </w:r>
           </w:p>
         </w:tc>
@@ -15497,23 +13605,13 @@
                 <w:lang w:eastAsia="en-US"/>
               </w:rPr>
             </w:pPr>
-            <w:proofErr w:type="gramStart"/>
-            <w:r>
-              <w:rPr>
-                <w:rFonts w:ascii="Segoe UI" w:hAnsi="Segoe UI" w:cs="Segoe UI"/>
-                <w:sz w:val="22"/>
-                <w:szCs w:val="22"/>
-              </w:rPr>
-              <w:t>{{ tendencia</w:t>
-            </w:r>
-            <w:proofErr w:type="gramEnd"/>
-            <w:r>
-              <w:rPr>
-                <w:rFonts w:ascii="Segoe UI" w:hAnsi="Segoe UI" w:cs="Segoe UI"/>
-                <w:sz w:val="22"/>
-                <w:szCs w:val="22"/>
-              </w:rPr>
-              <w:t>_varela }}</w:t>
+            <w:r>
+              <w:rPr>
+                <w:rFonts w:ascii="Segoe UI" w:hAnsi="Segoe UI" w:cs="Segoe UI"/>
+                <w:sz w:val="22"/>
+                <w:szCs w:val="22"/>
+              </w:rPr>
+              <w:t>{{ tendencia_varela }}</w:t>
             </w:r>
           </w:p>
         </w:tc>
@@ -15718,51 +13816,7 @@
                 <w:sz w:val="22"/>
                 <w:szCs w:val="22"/>
               </w:rPr>
-              <w:t xml:space="preserve"> </w:t>
-            </w:r>
-            <w:proofErr w:type="gramStart"/>
-            <w:r>
-              <w:rPr>
-                <w:rFonts w:ascii="Segoe UI" w:hAnsi="Segoe UI" w:cs="Segoe UI"/>
-                <w:b w:val="0"/>
-                <w:bCs w:val="0"/>
-                <w:sz w:val="22"/>
-                <w:szCs w:val="22"/>
-              </w:rPr>
-              <w:t>{{ pobs</w:t>
-            </w:r>
-            <w:proofErr w:type="gramEnd"/>
-            <w:r>
-              <w:rPr>
-                <w:rFonts w:ascii="Segoe UI" w:hAnsi="Segoe UI" w:cs="Segoe UI"/>
-                <w:b w:val="0"/>
-                <w:bCs w:val="0"/>
-                <w:sz w:val="22"/>
-                <w:szCs w:val="22"/>
-              </w:rPr>
-              <w:t>_24_</w:t>
-            </w:r>
-            <w:proofErr w:type="gramStart"/>
-            <w:r>
-              <w:rPr>
-                <w:rFonts w:ascii="Segoe UI" w:hAnsi="Segoe UI" w:cs="Segoe UI"/>
-                <w:b w:val="0"/>
-                <w:bCs w:val="0"/>
-                <w:sz w:val="22"/>
-                <w:szCs w:val="22"/>
-              </w:rPr>
-              <w:t>jose }</w:t>
-            </w:r>
-            <w:proofErr w:type="gramEnd"/>
-            <w:r>
-              <w:rPr>
-                <w:rFonts w:ascii="Segoe UI" w:hAnsi="Segoe UI" w:cs="Segoe UI"/>
-                <w:b w:val="0"/>
-                <w:bCs w:val="0"/>
-                <w:sz w:val="22"/>
-                <w:szCs w:val="22"/>
-              </w:rPr>
-              <w:t>} mm</w:t>
+              <w:t xml:space="preserve"> {{ pobs_24_jose }} mm</w:t>
             </w:r>
           </w:p>
           <w:p>
@@ -15807,51 +13861,7 @@
                 <w:sz w:val="22"/>
                 <w:szCs w:val="22"/>
               </w:rPr>
-              <w:t xml:space="preserve"> </w:t>
-            </w:r>
-            <w:proofErr w:type="gramStart"/>
-            <w:r>
-              <w:rPr>
-                <w:rFonts w:ascii="Segoe UI" w:hAnsi="Segoe UI" w:cs="Segoe UI"/>
-                <w:b w:val="0"/>
-                <w:bCs w:val="0"/>
-                <w:sz w:val="22"/>
-                <w:szCs w:val="22"/>
-              </w:rPr>
-              <w:t>{{ pobs</w:t>
-            </w:r>
-            <w:proofErr w:type="gramEnd"/>
-            <w:r>
-              <w:rPr>
-                <w:rFonts w:ascii="Segoe UI" w:hAnsi="Segoe UI" w:cs="Segoe UI"/>
-                <w:b w:val="0"/>
-                <w:bCs w:val="0"/>
-                <w:sz w:val="22"/>
-                <w:szCs w:val="22"/>
-              </w:rPr>
-              <w:t>_48_</w:t>
-            </w:r>
-            <w:proofErr w:type="gramStart"/>
-            <w:r>
-              <w:rPr>
-                <w:rFonts w:ascii="Segoe UI" w:hAnsi="Segoe UI" w:cs="Segoe UI"/>
-                <w:b w:val="0"/>
-                <w:bCs w:val="0"/>
-                <w:sz w:val="22"/>
-                <w:szCs w:val="22"/>
-              </w:rPr>
-              <w:t>jose }</w:t>
-            </w:r>
-            <w:proofErr w:type="gramEnd"/>
-            <w:r>
-              <w:rPr>
-                <w:rFonts w:ascii="Segoe UI" w:hAnsi="Segoe UI" w:cs="Segoe UI"/>
-                <w:b w:val="0"/>
-                <w:bCs w:val="0"/>
-                <w:sz w:val="22"/>
-                <w:szCs w:val="22"/>
-              </w:rPr>
-              <w:t>} mm</w:t>
+              <w:t xml:space="preserve"> {{ pobs_48_jose }} mm</w:t>
             </w:r>
           </w:p>
           <w:p>
@@ -15894,51 +13904,7 @@
                 <w:sz w:val="22"/>
                 <w:szCs w:val="22"/>
               </w:rPr>
-              <w:t xml:space="preserve"> </w:t>
-            </w:r>
-            <w:proofErr w:type="gramStart"/>
-            <w:r>
-              <w:rPr>
-                <w:rFonts w:ascii="Segoe UI" w:hAnsi="Segoe UI" w:cs="Segoe UI"/>
-                <w:b w:val="0"/>
-                <w:bCs w:val="0"/>
-                <w:sz w:val="22"/>
-                <w:szCs w:val="22"/>
-              </w:rPr>
-              <w:t>{{ pobs</w:t>
-            </w:r>
-            <w:proofErr w:type="gramEnd"/>
-            <w:r>
-              <w:rPr>
-                <w:rFonts w:ascii="Segoe UI" w:hAnsi="Segoe UI" w:cs="Segoe UI"/>
-                <w:b w:val="0"/>
-                <w:bCs w:val="0"/>
-                <w:sz w:val="22"/>
-                <w:szCs w:val="22"/>
-              </w:rPr>
-              <w:t>_72_</w:t>
-            </w:r>
-            <w:proofErr w:type="gramStart"/>
-            <w:r>
-              <w:rPr>
-                <w:rFonts w:ascii="Segoe UI" w:hAnsi="Segoe UI" w:cs="Segoe UI"/>
-                <w:b w:val="0"/>
-                <w:bCs w:val="0"/>
-                <w:sz w:val="22"/>
-                <w:szCs w:val="22"/>
-              </w:rPr>
-              <w:t>jose }</w:t>
-            </w:r>
-            <w:proofErr w:type="gramEnd"/>
-            <w:r>
-              <w:rPr>
-                <w:rFonts w:ascii="Segoe UI" w:hAnsi="Segoe UI" w:cs="Segoe UI"/>
-                <w:b w:val="0"/>
-                <w:bCs w:val="0"/>
-                <w:sz w:val="22"/>
-                <w:szCs w:val="22"/>
-              </w:rPr>
-              <w:t>} mm</w:t>
+              <w:t xml:space="preserve"> {{ pobs_72_jose }} mm</w:t>
             </w:r>
           </w:p>
         </w:tc>
@@ -16133,31 +14099,8 @@
                 <w:sz w:val="22"/>
                 <w:szCs w:val="22"/>
               </w:rPr>
-              <w:t xml:space="preserve"> </w:t>
-            </w:r>
-            <w:proofErr w:type="gramStart"/>
-            <w:r>
-              <w:rPr>
-                <w:rFonts w:ascii="Segoe UI" w:hAnsi="Segoe UI" w:cs="Segoe UI"/>
-                <w:b w:val="0"/>
-                <w:bCs w:val="0"/>
-                <w:sz w:val="22"/>
-                <w:szCs w:val="22"/>
-              </w:rPr>
-              <w:t>{{ psim</w:t>
-            </w:r>
-            <w:proofErr w:type="gramEnd"/>
-            <w:r>
-              <w:rPr>
-                <w:rFonts w:ascii="Segoe UI" w:hAnsi="Segoe UI" w:cs="Segoe UI"/>
-                <w:b w:val="0"/>
-                <w:bCs w:val="0"/>
-                <w:sz w:val="22"/>
-                <w:szCs w:val="22"/>
-              </w:rPr>
-              <w:t>_24_</w:t>
-            </w:r>
-            <w:proofErr w:type="gramStart"/>
+              <w:t xml:space="preserve"> {{ psim_24_</w:t>
+            </w:r>
             <w:r>
               <w:rPr>
                 <w:rFonts w:ascii="Segoe UI" w:hAnsi="Segoe UI" w:cs="Segoe UI"/>
@@ -16176,18 +14119,7 @@
                 <w:sz w:val="22"/>
                 <w:szCs w:val="22"/>
               </w:rPr>
-              <w:t xml:space="preserve"> }</w:t>
-            </w:r>
-            <w:proofErr w:type="gramEnd"/>
-            <w:r>
-              <w:rPr>
-                <w:rFonts w:ascii="Segoe UI" w:hAnsi="Segoe UI" w:cs="Segoe UI"/>
-                <w:b w:val="0"/>
-                <w:bCs w:val="0"/>
-                <w:sz w:val="22"/>
-                <w:szCs w:val="22"/>
-              </w:rPr>
-              <w:t>} mm</w:t>
+              <w:t xml:space="preserve"> }} mm</w:t>
             </w:r>
           </w:p>
           <w:p>
@@ -16231,31 +14163,8 @@
                 <w:sz w:val="22"/>
                 <w:szCs w:val="22"/>
               </w:rPr>
-              <w:t xml:space="preserve"> </w:t>
-            </w:r>
-            <w:proofErr w:type="gramStart"/>
-            <w:r>
-              <w:rPr>
-                <w:rFonts w:ascii="Segoe UI" w:hAnsi="Segoe UI" w:cs="Segoe UI"/>
-                <w:b w:val="0"/>
-                <w:bCs w:val="0"/>
-                <w:sz w:val="22"/>
-                <w:szCs w:val="22"/>
-              </w:rPr>
-              <w:t>{{ psim</w:t>
-            </w:r>
-            <w:proofErr w:type="gramEnd"/>
-            <w:r>
-              <w:rPr>
-                <w:rFonts w:ascii="Segoe UI" w:hAnsi="Segoe UI" w:cs="Segoe UI"/>
-                <w:b w:val="0"/>
-                <w:bCs w:val="0"/>
-                <w:sz w:val="22"/>
-                <w:szCs w:val="22"/>
-              </w:rPr>
-              <w:t>_48_</w:t>
-            </w:r>
-            <w:proofErr w:type="gramStart"/>
+              <w:t xml:space="preserve"> {{ psim_48_</w:t>
+            </w:r>
             <w:r>
               <w:rPr>
                 <w:rFonts w:ascii="Segoe UI" w:hAnsi="Segoe UI" w:cs="Segoe UI"/>
@@ -16274,18 +14183,7 @@
                 <w:sz w:val="22"/>
                 <w:szCs w:val="22"/>
               </w:rPr>
-              <w:t xml:space="preserve"> }</w:t>
-            </w:r>
-            <w:proofErr w:type="gramEnd"/>
-            <w:r>
-              <w:rPr>
-                <w:rFonts w:ascii="Segoe UI" w:hAnsi="Segoe UI" w:cs="Segoe UI"/>
-                <w:b w:val="0"/>
-                <w:bCs w:val="0"/>
-                <w:sz w:val="22"/>
-                <w:szCs w:val="22"/>
-              </w:rPr>
-              <w:t>} mm</w:t>
+              <w:t xml:space="preserve"> }} mm</w:t>
             </w:r>
           </w:p>
           <w:p>
@@ -16329,31 +14227,8 @@
                 <w:sz w:val="22"/>
                 <w:szCs w:val="22"/>
               </w:rPr>
-              <w:t xml:space="preserve"> </w:t>
-            </w:r>
-            <w:proofErr w:type="gramStart"/>
-            <w:r>
-              <w:rPr>
-                <w:rFonts w:ascii="Segoe UI" w:hAnsi="Segoe UI" w:cs="Segoe UI"/>
-                <w:b w:val="0"/>
-                <w:bCs w:val="0"/>
-                <w:sz w:val="22"/>
-                <w:szCs w:val="22"/>
-              </w:rPr>
-              <w:t>{{ psim</w:t>
-            </w:r>
-            <w:proofErr w:type="gramEnd"/>
-            <w:r>
-              <w:rPr>
-                <w:rFonts w:ascii="Segoe UI" w:hAnsi="Segoe UI" w:cs="Segoe UI"/>
-                <w:b w:val="0"/>
-                <w:bCs w:val="0"/>
-                <w:sz w:val="22"/>
-                <w:szCs w:val="22"/>
-              </w:rPr>
-              <w:t>_72_</w:t>
-            </w:r>
-            <w:proofErr w:type="gramStart"/>
+              <w:t xml:space="preserve"> {{ psim_72_</w:t>
+            </w:r>
             <w:r>
               <w:rPr>
                 <w:rFonts w:ascii="Segoe UI" w:hAnsi="Segoe UI" w:cs="Segoe UI"/>
@@ -16372,18 +14247,7 @@
                 <w:sz w:val="22"/>
                 <w:szCs w:val="22"/>
               </w:rPr>
-              <w:t xml:space="preserve"> }</w:t>
-            </w:r>
-            <w:proofErr w:type="gramEnd"/>
-            <w:r>
-              <w:rPr>
-                <w:rFonts w:ascii="Segoe UI" w:hAnsi="Segoe UI" w:cs="Segoe UI"/>
-                <w:b w:val="0"/>
-                <w:bCs w:val="0"/>
-                <w:sz w:val="22"/>
-                <w:szCs w:val="22"/>
-              </w:rPr>
-              <w:t>} mm</w:t>
+              <w:t xml:space="preserve"> }} mm</w:t>
             </w:r>
           </w:p>
           <w:p>
@@ -16645,23 +14509,13 @@
                 <w:lang w:eastAsia="en-US"/>
               </w:rPr>
             </w:pPr>
-            <w:proofErr w:type="gramStart"/>
-            <w:r>
-              <w:rPr>
-                <w:rFonts w:ascii="Segoe UI" w:hAnsi="Segoe UI" w:cs="Segoe UI"/>
-                <w:sz w:val="22"/>
-                <w:szCs w:val="22"/>
-              </w:rPr>
-              <w:t>{{ pronos</w:t>
-            </w:r>
-            <w:proofErr w:type="gramEnd"/>
-            <w:r>
-              <w:rPr>
-                <w:rFonts w:ascii="Segoe UI" w:hAnsi="Segoe UI" w:cs="Segoe UI"/>
-                <w:sz w:val="22"/>
-                <w:szCs w:val="22"/>
-              </w:rPr>
-              <w:t>_varela }}</w:t>
+            <w:r>
+              <w:rPr>
+                <w:rFonts w:ascii="Segoe UI" w:hAnsi="Segoe UI" w:cs="Segoe UI"/>
+                <w:sz w:val="22"/>
+                <w:szCs w:val="22"/>
+              </w:rPr>
+              <w:t>{{ pronos_varela }}</w:t>
             </w:r>
           </w:p>
         </w:tc>
@@ -16688,23 +14542,13 @@
                 <w:lang w:eastAsia="en-US"/>
               </w:rPr>
             </w:pPr>
-            <w:proofErr w:type="gramStart"/>
-            <w:r>
-              <w:rPr>
-                <w:rFonts w:ascii="Segoe UI" w:hAnsi="Segoe UI" w:cs="Segoe UI"/>
-                <w:sz w:val="22"/>
-                <w:szCs w:val="22"/>
-              </w:rPr>
-              <w:t>{{ fecha</w:t>
-            </w:r>
-            <w:proofErr w:type="gramEnd"/>
-            <w:r>
-              <w:rPr>
-                <w:rFonts w:ascii="Segoe UI" w:hAnsi="Segoe UI" w:cs="Segoe UI"/>
-                <w:sz w:val="22"/>
-                <w:szCs w:val="22"/>
-              </w:rPr>
-              <w:t>_varela }}</w:t>
+            <w:r>
+              <w:rPr>
+                <w:rFonts w:ascii="Segoe UI" w:hAnsi="Segoe UI" w:cs="Segoe UI"/>
+                <w:sz w:val="22"/>
+                <w:szCs w:val="22"/>
+              </w:rPr>
+              <w:t>{{ fecha_varela }}</w:t>
             </w:r>
           </w:p>
         </w:tc>
@@ -16777,7 +14621,6 @@
                 <w:lang w:val="en-US" w:eastAsia="en-US"/>
               </w:rPr>
             </w:pPr>
-            <w:proofErr w:type="gramStart"/>
             <w:r>
               <w:rPr>
                 <w:rFonts w:ascii="Segoe UI" w:hAnsi="Segoe UI" w:cs="Segoe UI"/>
@@ -16787,19 +14630,7 @@
                 <w:szCs w:val="22"/>
                 <w:lang w:val="en-US" w:eastAsia="en-US"/>
               </w:rPr>
-              <w:t>{{ diagnostico</w:t>
-            </w:r>
-            <w:proofErr w:type="gramEnd"/>
-            <w:r>
-              <w:rPr>
-                <w:rFonts w:ascii="Segoe UI" w:hAnsi="Segoe UI" w:cs="Segoe UI"/>
-                <w:b w:val="0"/>
-                <w:bCs w:val="0"/>
-                <w:sz w:val="22"/>
-                <w:szCs w:val="22"/>
-                <w:lang w:val="en-US" w:eastAsia="en-US"/>
-              </w:rPr>
-              <w:t>_</w:t>
+              <w:t>{{ diagnostico_</w:t>
             </w:r>
             <w:r>
               <w:rPr>
@@ -16894,7 +14725,6 @@
                 <w:lang w:val="en-US" w:eastAsia="en-US"/>
               </w:rPr>
             </w:pPr>
-            <w:proofErr w:type="gramStart"/>
             <w:r>
               <w:rPr>
                 <w:rFonts w:ascii="Segoe UI" w:hAnsi="Segoe UI" w:cs="Segoe UI"/>
@@ -16904,9 +14734,8 @@
                 <w:szCs w:val="22"/>
                 <w:lang w:val="en-US" w:eastAsia="en-US"/>
               </w:rPr>
-              <w:t>{{ recomendacion</w:t>
-            </w:r>
-            <w:proofErr w:type="gramEnd"/>
+              <w:t>{{ recomendacion_</w:t>
+            </w:r>
             <w:r>
               <w:rPr>
                 <w:rFonts w:ascii="Segoe UI" w:hAnsi="Segoe UI" w:cs="Segoe UI"/>
@@ -16916,9 +14745,8 @@
                 <w:szCs w:val="22"/>
                 <w:lang w:val="en-US" w:eastAsia="en-US"/>
               </w:rPr>
-              <w:t>_</w:t>
-            </w:r>
-            <w:proofErr w:type="gramStart"/>
+              <w:t>jose</w:t>
+            </w:r>
             <w:r>
               <w:rPr>
                 <w:rFonts w:ascii="Segoe UI" w:hAnsi="Segoe UI" w:cs="Segoe UI"/>
@@ -16928,30 +14756,7 @@
                 <w:szCs w:val="22"/>
                 <w:lang w:val="en-US" w:eastAsia="en-US"/>
               </w:rPr>
-              <w:t>jose</w:t>
-            </w:r>
-            <w:r>
-              <w:rPr>
-                <w:rFonts w:ascii="Segoe UI" w:hAnsi="Segoe UI" w:cs="Segoe UI"/>
-                <w:b w:val="0"/>
-                <w:bCs w:val="0"/>
-                <w:sz w:val="22"/>
-                <w:szCs w:val="22"/>
-                <w:lang w:val="en-US" w:eastAsia="en-US"/>
-              </w:rPr>
-              <w:t xml:space="preserve"> }</w:t>
-            </w:r>
-            <w:proofErr w:type="gramEnd"/>
-            <w:r>
-              <w:rPr>
-                <w:rFonts w:ascii="Segoe UI" w:hAnsi="Segoe UI" w:cs="Segoe UI"/>
-                <w:b w:val="0"/>
-                <w:bCs w:val="0"/>
-                <w:sz w:val="22"/>
-                <w:szCs w:val="22"/>
-                <w:lang w:val="en-US" w:eastAsia="en-US"/>
-              </w:rPr>
-              <w:t xml:space="preserve">} </w:t>
+              <w:t xml:space="preserve"> }} </w:t>
             </w:r>
           </w:p>
         </w:tc>
@@ -16978,7 +14783,7 @@
 </file>
 
 <file path=word/endnotes.xml><?xml version="1.0" encoding="utf-8"?>
-<w:endnotes xmlns:wpc="http://schemas.microsoft.com/office/word/2010/wordprocessingCanvas" xmlns:cx="http://schemas.microsoft.com/office/drawing/2014/chartex" xmlns:cx1="http://schemas.microsoft.com/office/drawing/2015/9/8/chartex" xmlns:cx2="http://schemas.microsoft.com/office/drawing/2015/10/21/chartex" xmlns:cx3="http://schemas.microsoft.com/office/drawing/2016/5/9/chartex" xmlns:cx4="http://schemas.microsoft.com/office/drawing/2016/5/10/chartex" xmlns:cx5="http://schemas.microsoft.com/office/drawing/2016/5/11/chartex" xmlns:cx6="http://schemas.microsoft.com/office/drawing/2016/5/12/chartex" xmlns:cx7="http://schemas.microsoft.com/office/drawing/2016/5/13/chartex" xmlns:cx8="http://schemas.microsoft.com/office/drawing/2016/5/14/chartex" xmlns:mc="http://schemas.openxmlformats.org/markup-compatibility/2006" xmlns:aink="http://schemas.microsoft.com/office/drawing/2016/ink" xmlns:am3d="http://schemas.microsoft.com/office/drawing/2017/model3d" xmlns:o="urn:schemas-microsoft-com:office:office" xmlns:oel="http://schemas.microsoft.com/office/2019/extlst" xmlns:r="http://schemas.openxmlformats.org/officeDocument/2006/relationships" xmlns:m="http://schemas.openxmlformats.org/officeDocument/2006/math" xmlns:v="urn:schemas-microsoft-com:vml" xmlns:wp14="http://schemas.microsoft.com/office/word/2010/wordprocessingDrawing" xmlns:wp="http://schemas.openxmlformats.org/drawingml/2006/wordprocessingDrawing" xmlns:w10="urn:schemas-microsoft-com:office:word" xmlns:w="http://schemas.openxmlformats.org/wordprocessingml/2006/main" xmlns:w14="http://schemas.microsoft.com/office/word/2010/wordml" xmlns:w15="http://schemas.microsoft.com/office/word/2012/wordml" xmlns:w16cei="http://schemas.microsoft.com/office/word/2026/wordml/cei" xmlns:w16cex="http://schemas.microsoft.com/office/word/2018/wordml/cex" xmlns:w16cid="http://schemas.microsoft.com/office/word/2016/wordml/cid" xmlns:w16="http://schemas.microsoft.com/office/word/2018/wordml" xmlns:w16du="http://schemas.microsoft.com/office/word/2023/wordml/word16du" xmlns:w16sdtdh="http://schemas.microsoft.com/office/word/2020/wordml/sdtdatahash" xmlns:w16sdtfl="http://schemas.microsoft.com/office/word/2024/wordml/sdtformatlock" xmlns:w16se="http://schemas.microsoft.com/office/word/2015/wordml/symex" xmlns:wpg="http://schemas.microsoft.com/office/word/2010/wordprocessingGroup" xmlns:wpi="http://schemas.microsoft.com/office/word/2010/wordprocessingInk" xmlns:wne="http://schemas.microsoft.com/office/word/2006/wordml" xmlns:wps="http://schemas.microsoft.com/office/word/2010/wordprocessingShape" mc:Ignorable="w14 w15 w16se w16cid w16 w16cex w16sdtdh w16sdtfl w16du wp14">
+<w:endnotes xmlns:wpc="http://schemas.microsoft.com/office/word/2010/wordprocessingCanvas" xmlns:cx="http://schemas.microsoft.com/office/drawing/2014/chartex" xmlns:cx1="http://schemas.microsoft.com/office/drawing/2015/9/8/chartex" xmlns:cx2="http://schemas.microsoft.com/office/drawing/2015/10/21/chartex" xmlns:cx3="http://schemas.microsoft.com/office/drawing/2016/5/9/chartex" xmlns:cx4="http://schemas.microsoft.com/office/drawing/2016/5/10/chartex" xmlns:cx5="http://schemas.microsoft.com/office/drawing/2016/5/11/chartex" xmlns:cx6="http://schemas.microsoft.com/office/drawing/2016/5/12/chartex" xmlns:cx7="http://schemas.microsoft.com/office/drawing/2016/5/13/chartex" xmlns:cx8="http://schemas.microsoft.com/office/drawing/2016/5/14/chartex" xmlns:mc="http://schemas.openxmlformats.org/markup-compatibility/2006" xmlns:aink="http://schemas.microsoft.com/office/drawing/2016/ink" xmlns:am3d="http://schemas.microsoft.com/office/drawing/2017/model3d" xmlns:o="urn:schemas-microsoft-com:office:office" xmlns:oel="http://schemas.microsoft.com/office/2019/extlst" xmlns:r="http://schemas.openxmlformats.org/officeDocument/2006/relationships" xmlns:m="http://schemas.openxmlformats.org/officeDocument/2006/math" xmlns:v="urn:schemas-microsoft-com:vml" xmlns:wp14="http://schemas.microsoft.com/office/word/2010/wordprocessingDrawing" xmlns:wp="http://schemas.openxmlformats.org/drawingml/2006/wordprocessingDrawing" xmlns:w10="urn:schemas-microsoft-com:office:word" xmlns:w="http://schemas.openxmlformats.org/wordprocessingml/2006/main" xmlns:w14="http://schemas.microsoft.com/office/word/2010/wordml" xmlns:w15="http://schemas.microsoft.com/office/word/2012/wordml" xmlns:w16cex="http://schemas.microsoft.com/office/word/2018/wordml/cex" xmlns:w16cid="http://schemas.microsoft.com/office/word/2016/wordml/cid" xmlns:w16="http://schemas.microsoft.com/office/word/2018/wordml" xmlns:w16du="http://schemas.microsoft.com/office/word/2023/wordml/word16du" xmlns:w16sdtdh="http://schemas.microsoft.com/office/word/2020/wordml/sdtdatahash" xmlns:w16sdtfl="http://schemas.microsoft.com/office/word/2024/wordml/sdtformatlock" xmlns:w16se="http://schemas.microsoft.com/office/word/2015/wordml/symex" xmlns:wpg="http://schemas.microsoft.com/office/word/2010/wordprocessingGroup" xmlns:wpi="http://schemas.microsoft.com/office/word/2010/wordprocessingInk" xmlns:wne="http://schemas.microsoft.com/office/word/2006/wordml" xmlns:wps="http://schemas.microsoft.com/office/word/2010/wordprocessingShape" mc:Ignorable="w14 w15 w16se w16cid w16 w16cex w16sdtdh w16sdtfl w16du wp14">
   <w:endnote w:type="separator" w:id="-1">
     <w:p>
       <w:pPr>
@@ -17003,7 +14808,7 @@
 </file>
 
 <file path=word/footer1.xml><?xml version="1.0" encoding="utf-8"?>
-<w:ftr xmlns:wpc="http://schemas.microsoft.com/office/word/2010/wordprocessingCanvas" xmlns:cx="http://schemas.microsoft.com/office/drawing/2014/chartex" xmlns:cx1="http://schemas.microsoft.com/office/drawing/2015/9/8/chartex" xmlns:cx2="http://schemas.microsoft.com/office/drawing/2015/10/21/chartex" xmlns:cx3="http://schemas.microsoft.com/office/drawing/2016/5/9/chartex" xmlns:cx4="http://schemas.microsoft.com/office/drawing/2016/5/10/chartex" xmlns:cx5="http://schemas.microsoft.com/office/drawing/2016/5/11/chartex" xmlns:cx6="http://schemas.microsoft.com/office/drawing/2016/5/12/chartex" xmlns:cx7="http://schemas.microsoft.com/office/drawing/2016/5/13/chartex" xmlns:cx8="http://schemas.microsoft.com/office/drawing/2016/5/14/chartex" xmlns:mc="http://schemas.openxmlformats.org/markup-compatibility/2006" xmlns:aink="http://schemas.microsoft.com/office/drawing/2016/ink" xmlns:am3d="http://schemas.microsoft.com/office/drawing/2017/model3d" xmlns:o="urn:schemas-microsoft-com:office:office" xmlns:oel="http://schemas.microsoft.com/office/2019/extlst" xmlns:r="http://schemas.openxmlformats.org/officeDocument/2006/relationships" xmlns:m="http://schemas.openxmlformats.org/officeDocument/2006/math" xmlns:v="urn:schemas-microsoft-com:vml" xmlns:wp14="http://schemas.microsoft.com/office/word/2010/wordprocessingDrawing" xmlns:wp="http://schemas.openxmlformats.org/drawingml/2006/wordprocessingDrawing" xmlns:w10="urn:schemas-microsoft-com:office:word" xmlns:w="http://schemas.openxmlformats.org/wordprocessingml/2006/main" xmlns:w14="http://schemas.microsoft.com/office/word/2010/wordml" xmlns:w15="http://schemas.microsoft.com/office/word/2012/wordml" xmlns:w16cei="http://schemas.microsoft.com/office/word/2026/wordml/cei" xmlns:w16cex="http://schemas.microsoft.com/office/word/2018/wordml/cex" xmlns:w16cid="http://schemas.microsoft.com/office/word/2016/wordml/cid" xmlns:w16="http://schemas.microsoft.com/office/word/2018/wordml" xmlns:w16du="http://schemas.microsoft.com/office/word/2023/wordml/word16du" xmlns:w16sdtdh="http://schemas.microsoft.com/office/word/2020/wordml/sdtdatahash" xmlns:w16sdtfl="http://schemas.microsoft.com/office/word/2024/wordml/sdtformatlock" xmlns:w16se="http://schemas.microsoft.com/office/word/2015/wordml/symex" xmlns:wpg="http://schemas.microsoft.com/office/word/2010/wordprocessingGroup" xmlns:wpi="http://schemas.microsoft.com/office/word/2010/wordprocessingInk" xmlns:wne="http://schemas.microsoft.com/office/word/2006/wordml" xmlns:wps="http://schemas.microsoft.com/office/word/2010/wordprocessingShape" mc:Ignorable="w14 w15 w16se w16cid w16 w16cex w16sdtdh w16sdtfl w16du wp14">
+<w:ftr xmlns:wpc="http://schemas.microsoft.com/office/word/2010/wordprocessingCanvas" xmlns:cx="http://schemas.microsoft.com/office/drawing/2014/chartex" xmlns:cx1="http://schemas.microsoft.com/office/drawing/2015/9/8/chartex" xmlns:cx2="http://schemas.microsoft.com/office/drawing/2015/10/21/chartex" xmlns:cx3="http://schemas.microsoft.com/office/drawing/2016/5/9/chartex" xmlns:cx4="http://schemas.microsoft.com/office/drawing/2016/5/10/chartex" xmlns:cx5="http://schemas.microsoft.com/office/drawing/2016/5/11/chartex" xmlns:cx6="http://schemas.microsoft.com/office/drawing/2016/5/12/chartex" xmlns:cx7="http://schemas.microsoft.com/office/drawing/2016/5/13/chartex" xmlns:cx8="http://schemas.microsoft.com/office/drawing/2016/5/14/chartex" xmlns:mc="http://schemas.openxmlformats.org/markup-compatibility/2006" xmlns:aink="http://schemas.microsoft.com/office/drawing/2016/ink" xmlns:am3d="http://schemas.microsoft.com/office/drawing/2017/model3d" xmlns:o="urn:schemas-microsoft-com:office:office" xmlns:oel="http://schemas.microsoft.com/office/2019/extlst" xmlns:r="http://schemas.openxmlformats.org/officeDocument/2006/relationships" xmlns:m="http://schemas.openxmlformats.org/officeDocument/2006/math" xmlns:v="urn:schemas-microsoft-com:vml" xmlns:wp14="http://schemas.microsoft.com/office/word/2010/wordprocessingDrawing" xmlns:wp="http://schemas.openxmlformats.org/drawingml/2006/wordprocessingDrawing" xmlns:w10="urn:schemas-microsoft-com:office:word" xmlns:w="http://schemas.openxmlformats.org/wordprocessingml/2006/main" xmlns:w14="http://schemas.microsoft.com/office/word/2010/wordml" xmlns:w15="http://schemas.microsoft.com/office/word/2012/wordml" xmlns:w16cex="http://schemas.microsoft.com/office/word/2018/wordml/cex" xmlns:w16cid="http://schemas.microsoft.com/office/word/2016/wordml/cid" xmlns:w16="http://schemas.microsoft.com/office/word/2018/wordml" xmlns:w16du="http://schemas.microsoft.com/office/word/2023/wordml/word16du" xmlns:w16sdtdh="http://schemas.microsoft.com/office/word/2020/wordml/sdtdatahash" xmlns:w16sdtfl="http://schemas.microsoft.com/office/word/2024/wordml/sdtformatlock" xmlns:w16se="http://schemas.microsoft.com/office/word/2015/wordml/symex" xmlns:wpg="http://schemas.microsoft.com/office/word/2010/wordprocessingGroup" xmlns:wpi="http://schemas.microsoft.com/office/word/2010/wordprocessingInk" xmlns:wne="http://schemas.microsoft.com/office/word/2006/wordml" xmlns:wps="http://schemas.microsoft.com/office/word/2010/wordprocessingShape" mc:Ignorable="w14 w15 w16se w16cid w16 w16cex w16sdtdh w16sdtfl w16du wp14">
   <w:sdt>
     <w:sdtPr>
       <w:id w:val="186641544"/>
@@ -17084,7 +14889,7 @@
                 </wp:anchor>
               </w:drawing>
             </mc:Choice>
-            <mc:Fallback>
+            <mc:Fallback xmlns:w16cei="http://schemas.microsoft.com/office/word/2026/wordml/cei">
               <w:pict>
                 <v:line w14:anchorId="094DA931" id="Conector recto 11" o:spid="_x0000_s1026" style="position:absolute;z-index:251662336;visibility:visible;mso-wrap-style:square;mso-width-percent:0;mso-height-percent:0;mso-wrap-distance-left:9pt;mso-wrap-distance-top:0;mso-wrap-distance-right:9pt;mso-wrap-distance-bottom:0;mso-position-horizontal:absolute;mso-position-horizontal-relative:margin;mso-position-vertical:absolute;mso-position-vertical-relative:text;mso-width-percent:0;mso-height-percent:0;mso-width-relative:margin;mso-height-relative:margin" from="0,-.4pt" to="1149.85pt,-.4pt" o:gfxdata="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" strokecolor="#4472c4 [3204]" strokeweight="3pt">
                   <v:stroke joinstyle="miter"/>
@@ -17228,7 +15033,7 @@
 </file>
 
 <file path=word/footer2.xml><?xml version="1.0" encoding="utf-8"?>
-<w:ftr xmlns:wpc="http://schemas.microsoft.com/office/word/2010/wordprocessingCanvas" xmlns:cx="http://schemas.microsoft.com/office/drawing/2014/chartex" xmlns:cx1="http://schemas.microsoft.com/office/drawing/2015/9/8/chartex" xmlns:cx2="http://schemas.microsoft.com/office/drawing/2015/10/21/chartex" xmlns:cx3="http://schemas.microsoft.com/office/drawing/2016/5/9/chartex" xmlns:cx4="http://schemas.microsoft.com/office/drawing/2016/5/10/chartex" xmlns:cx5="http://schemas.microsoft.com/office/drawing/2016/5/11/chartex" xmlns:cx6="http://schemas.microsoft.com/office/drawing/2016/5/12/chartex" xmlns:cx7="http://schemas.microsoft.com/office/drawing/2016/5/13/chartex" xmlns:cx8="http://schemas.microsoft.com/office/drawing/2016/5/14/chartex" xmlns:mc="http://schemas.openxmlformats.org/markup-compatibility/2006" xmlns:aink="http://schemas.microsoft.com/office/drawing/2016/ink" xmlns:am3d="http://schemas.microsoft.com/office/drawing/2017/model3d" xmlns:o="urn:schemas-microsoft-com:office:office" xmlns:oel="http://schemas.microsoft.com/office/2019/extlst" xmlns:r="http://schemas.openxmlformats.org/officeDocument/2006/relationships" xmlns:m="http://schemas.openxmlformats.org/officeDocument/2006/math" xmlns:v="urn:schemas-microsoft-com:vml" xmlns:wp14="http://schemas.microsoft.com/office/word/2010/wordprocessingDrawing" xmlns:wp="http://schemas.openxmlformats.org/drawingml/2006/wordprocessingDrawing" xmlns:w10="urn:schemas-microsoft-com:office:word" xmlns:w="http://schemas.openxmlformats.org/wordprocessingml/2006/main" xmlns:w14="http://schemas.microsoft.com/office/word/2010/wordml" xmlns:w15="http://schemas.microsoft.com/office/word/2012/wordml" xmlns:w16cei="http://schemas.microsoft.com/office/word/2026/wordml/cei" xmlns:w16cex="http://schemas.microsoft.com/office/word/2018/wordml/cex" xmlns:w16cid="http://schemas.microsoft.com/office/word/2016/wordml/cid" xmlns:w16="http://schemas.microsoft.com/office/word/2018/wordml" xmlns:w16du="http://schemas.microsoft.com/office/word/2023/wordml/word16du" xmlns:w16sdtdh="http://schemas.microsoft.com/office/word/2020/wordml/sdtdatahash" xmlns:w16sdtfl="http://schemas.microsoft.com/office/word/2024/wordml/sdtformatlock" xmlns:w16se="http://schemas.microsoft.com/office/word/2015/wordml/symex" xmlns:wpg="http://schemas.microsoft.com/office/word/2010/wordprocessingGroup" xmlns:wpi="http://schemas.microsoft.com/office/word/2010/wordprocessingInk" xmlns:wne="http://schemas.microsoft.com/office/word/2006/wordml" xmlns:wps="http://schemas.microsoft.com/office/word/2010/wordprocessingShape" mc:Ignorable="w14 w15 w16se w16cid w16 w16cex w16sdtdh w16sdtfl w16du wp14">
+<w:ftr xmlns:wpc="http://schemas.microsoft.com/office/word/2010/wordprocessingCanvas" xmlns:cx="http://schemas.microsoft.com/office/drawing/2014/chartex" xmlns:cx1="http://schemas.microsoft.com/office/drawing/2015/9/8/chartex" xmlns:cx2="http://schemas.microsoft.com/office/drawing/2015/10/21/chartex" xmlns:cx3="http://schemas.microsoft.com/office/drawing/2016/5/9/chartex" xmlns:cx4="http://schemas.microsoft.com/office/drawing/2016/5/10/chartex" xmlns:cx5="http://schemas.microsoft.com/office/drawing/2016/5/11/chartex" xmlns:cx6="http://schemas.microsoft.com/office/drawing/2016/5/12/chartex" xmlns:cx7="http://schemas.microsoft.com/office/drawing/2016/5/13/chartex" xmlns:cx8="http://schemas.microsoft.com/office/drawing/2016/5/14/chartex" xmlns:mc="http://schemas.openxmlformats.org/markup-compatibility/2006" xmlns:aink="http://schemas.microsoft.com/office/drawing/2016/ink" xmlns:am3d="http://schemas.microsoft.com/office/drawing/2017/model3d" xmlns:o="urn:schemas-microsoft-com:office:office" xmlns:oel="http://schemas.microsoft.com/office/2019/extlst" xmlns:r="http://schemas.openxmlformats.org/officeDocument/2006/relationships" xmlns:m="http://schemas.openxmlformats.org/officeDocument/2006/math" xmlns:v="urn:schemas-microsoft-com:vml" xmlns:wp14="http://schemas.microsoft.com/office/word/2010/wordprocessingDrawing" xmlns:wp="http://schemas.openxmlformats.org/drawingml/2006/wordprocessingDrawing" xmlns:w10="urn:schemas-microsoft-com:office:word" xmlns:w="http://schemas.openxmlformats.org/wordprocessingml/2006/main" xmlns:w14="http://schemas.microsoft.com/office/word/2010/wordml" xmlns:w15="http://schemas.microsoft.com/office/word/2012/wordml" xmlns:w16cex="http://schemas.microsoft.com/office/word/2018/wordml/cex" xmlns:w16cid="http://schemas.microsoft.com/office/word/2016/wordml/cid" xmlns:w16="http://schemas.microsoft.com/office/word/2018/wordml" xmlns:w16du="http://schemas.microsoft.com/office/word/2023/wordml/word16du" xmlns:w16sdtdh="http://schemas.microsoft.com/office/word/2020/wordml/sdtdatahash" xmlns:w16sdtfl="http://schemas.microsoft.com/office/word/2024/wordml/sdtformatlock" xmlns:w16se="http://schemas.microsoft.com/office/word/2015/wordml/symex" xmlns:wpg="http://schemas.microsoft.com/office/word/2010/wordprocessingGroup" xmlns:wpi="http://schemas.microsoft.com/office/word/2010/wordprocessingInk" xmlns:wne="http://schemas.microsoft.com/office/word/2006/wordml" xmlns:wps="http://schemas.microsoft.com/office/word/2010/wordprocessingShape" mc:Ignorable="w14 w15 w16se w16cid w16 w16cex w16sdtdh w16sdtfl w16du wp14">
   <w:sdt>
     <w:sdtPr>
       <w:id w:val="-1198398042"/>
@@ -17281,7 +15086,7 @@
 </file>
 
 <file path=word/footnotes.xml><?xml version="1.0" encoding="utf-8"?>
-<w:footnotes xmlns:wpc="http://schemas.microsoft.com/office/word/2010/wordprocessingCanvas" xmlns:cx="http://schemas.microsoft.com/office/drawing/2014/chartex" xmlns:cx1="http://schemas.microsoft.com/office/drawing/2015/9/8/chartex" xmlns:cx2="http://schemas.microsoft.com/office/drawing/2015/10/21/chartex" xmlns:cx3="http://schemas.microsoft.com/office/drawing/2016/5/9/chartex" xmlns:cx4="http://schemas.microsoft.com/office/drawing/2016/5/10/chartex" xmlns:cx5="http://schemas.microsoft.com/office/drawing/2016/5/11/chartex" xmlns:cx6="http://schemas.microsoft.com/office/drawing/2016/5/12/chartex" xmlns:cx7="http://schemas.microsoft.com/office/drawing/2016/5/13/chartex" xmlns:cx8="http://schemas.microsoft.com/office/drawing/2016/5/14/chartex" xmlns:mc="http://schemas.openxmlformats.org/markup-compatibility/2006" xmlns:aink="http://schemas.microsoft.com/office/drawing/2016/ink" xmlns:am3d="http://schemas.microsoft.com/office/drawing/2017/model3d" xmlns:o="urn:schemas-microsoft-com:office:office" xmlns:oel="http://schemas.microsoft.com/office/2019/extlst" xmlns:r="http://schemas.openxmlformats.org/officeDocument/2006/relationships" xmlns:m="http://schemas.openxmlformats.org/officeDocument/2006/math" xmlns:v="urn:schemas-microsoft-com:vml" xmlns:wp14="http://schemas.microsoft.com/office/word/2010/wordprocessingDrawing" xmlns:wp="http://schemas.openxmlformats.org/drawingml/2006/wordprocessingDrawing" xmlns:w10="urn:schemas-microsoft-com:office:word" xmlns:w="http://schemas.openxmlformats.org/wordprocessingml/2006/main" xmlns:w14="http://schemas.microsoft.com/office/word/2010/wordml" xmlns:w15="http://schemas.microsoft.com/office/word/2012/wordml" xmlns:w16cei="http://schemas.microsoft.com/office/word/2026/wordml/cei" xmlns:w16cex="http://schemas.microsoft.com/office/word/2018/wordml/cex" xmlns:w16cid="http://schemas.microsoft.com/office/word/2016/wordml/cid" xmlns:w16="http://schemas.microsoft.com/office/word/2018/wordml" xmlns:w16du="http://schemas.microsoft.com/office/word/2023/wordml/word16du" xmlns:w16sdtdh="http://schemas.microsoft.com/office/word/2020/wordml/sdtdatahash" xmlns:w16sdtfl="http://schemas.microsoft.com/office/word/2024/wordml/sdtformatlock" xmlns:w16se="http://schemas.microsoft.com/office/word/2015/wordml/symex" xmlns:wpg="http://schemas.microsoft.com/office/word/2010/wordprocessingGroup" xmlns:wpi="http://schemas.microsoft.com/office/word/2010/wordprocessingInk" xmlns:wne="http://schemas.microsoft.com/office/word/2006/wordml" xmlns:wps="http://schemas.microsoft.com/office/word/2010/wordprocessingShape" mc:Ignorable="w14 w15 w16se w16cid w16 w16cex w16sdtdh w16sdtfl w16du wp14">
+<w:footnotes xmlns:wpc="http://schemas.microsoft.com/office/word/2010/wordprocessingCanvas" xmlns:cx="http://schemas.microsoft.com/office/drawing/2014/chartex" xmlns:cx1="http://schemas.microsoft.com/office/drawing/2015/9/8/chartex" xmlns:cx2="http://schemas.microsoft.com/office/drawing/2015/10/21/chartex" xmlns:cx3="http://schemas.microsoft.com/office/drawing/2016/5/9/chartex" xmlns:cx4="http://schemas.microsoft.com/office/drawing/2016/5/10/chartex" xmlns:cx5="http://schemas.microsoft.com/office/drawing/2016/5/11/chartex" xmlns:cx6="http://schemas.microsoft.com/office/drawing/2016/5/12/chartex" xmlns:cx7="http://schemas.microsoft.com/office/drawing/2016/5/13/chartex" xmlns:cx8="http://schemas.microsoft.com/office/drawing/2016/5/14/chartex" xmlns:mc="http://schemas.openxmlformats.org/markup-compatibility/2006" xmlns:aink="http://schemas.microsoft.com/office/drawing/2016/ink" xmlns:am3d="http://schemas.microsoft.com/office/drawing/2017/model3d" xmlns:o="urn:schemas-microsoft-com:office:office" xmlns:oel="http://schemas.microsoft.com/office/2019/extlst" xmlns:r="http://schemas.openxmlformats.org/officeDocument/2006/relationships" xmlns:m="http://schemas.openxmlformats.org/officeDocument/2006/math" xmlns:v="urn:schemas-microsoft-com:vml" xmlns:wp14="http://schemas.microsoft.com/office/word/2010/wordprocessingDrawing" xmlns:wp="http://schemas.openxmlformats.org/drawingml/2006/wordprocessingDrawing" xmlns:w10="urn:schemas-microsoft-com:office:word" xmlns:w="http://schemas.openxmlformats.org/wordprocessingml/2006/main" xmlns:w14="http://schemas.microsoft.com/office/word/2010/wordml" xmlns:w15="http://schemas.microsoft.com/office/word/2012/wordml" xmlns:w16cex="http://schemas.microsoft.com/office/word/2018/wordml/cex" xmlns:w16cid="http://schemas.microsoft.com/office/word/2016/wordml/cid" xmlns:w16="http://schemas.microsoft.com/office/word/2018/wordml" xmlns:w16du="http://schemas.microsoft.com/office/word/2023/wordml/word16du" xmlns:w16sdtdh="http://schemas.microsoft.com/office/word/2020/wordml/sdtdatahash" xmlns:w16sdtfl="http://schemas.microsoft.com/office/word/2024/wordml/sdtformatlock" xmlns:w16se="http://schemas.microsoft.com/office/word/2015/wordml/symex" xmlns:wpg="http://schemas.microsoft.com/office/word/2010/wordprocessingGroup" xmlns:wpi="http://schemas.microsoft.com/office/word/2010/wordprocessingInk" xmlns:wne="http://schemas.microsoft.com/office/word/2006/wordml" xmlns:wps="http://schemas.microsoft.com/office/word/2010/wordprocessingShape" mc:Ignorable="w14 w15 w16se w16cid w16 w16cex w16sdtdh w16sdtfl w16du wp14">
   <w:footnote w:type="separator" w:id="-1">
     <w:p>
       <w:pPr>
@@ -17306,7 +15111,7 @@
 </file>
 
 <file path=word/header1.xml><?xml version="1.0" encoding="utf-8"?>
-<w:hdr xmlns:wpc="http://schemas.microsoft.com/office/word/2010/wordprocessingCanvas" xmlns:cx="http://schemas.microsoft.com/office/drawing/2014/chartex" xmlns:cx1="http://schemas.microsoft.com/office/drawing/2015/9/8/chartex" xmlns:cx2="http://schemas.microsoft.com/office/drawing/2015/10/21/chartex" xmlns:cx3="http://schemas.microsoft.com/office/drawing/2016/5/9/chartex" xmlns:cx4="http://schemas.microsoft.com/office/drawing/2016/5/10/chartex" xmlns:cx5="http://schemas.microsoft.com/office/drawing/2016/5/11/chartex" xmlns:cx6="http://schemas.microsoft.com/office/drawing/2016/5/12/chartex" xmlns:cx7="http://schemas.microsoft.com/office/drawing/2016/5/13/chartex" xmlns:cx8="http://schemas.microsoft.com/office/drawing/2016/5/14/chartex" xmlns:mc="http://schemas.openxmlformats.org/markup-compatibility/2006" xmlns:aink="http://schemas.microsoft.com/office/drawing/2016/ink" xmlns:am3d="http://schemas.microsoft.com/office/drawing/2017/model3d" xmlns:o="urn:schemas-microsoft-com:office:office" xmlns:oel="http://schemas.microsoft.com/office/2019/extlst" xmlns:r="http://schemas.openxmlformats.org/officeDocument/2006/relationships" xmlns:m="http://schemas.openxmlformats.org/officeDocument/2006/math" xmlns:v="urn:schemas-microsoft-com:vml" xmlns:wp14="http://schemas.microsoft.com/office/word/2010/wordprocessingDrawing" xmlns:wp="http://schemas.openxmlformats.org/drawingml/2006/wordprocessingDrawing" xmlns:w10="urn:schemas-microsoft-com:office:word" xmlns:w="http://schemas.openxmlformats.org/wordprocessingml/2006/main" xmlns:w14="http://schemas.microsoft.com/office/word/2010/wordml" xmlns:w15="http://schemas.microsoft.com/office/word/2012/wordml" xmlns:w16cei="http://schemas.microsoft.com/office/word/2026/wordml/cei" xmlns:w16cex="http://schemas.microsoft.com/office/word/2018/wordml/cex" xmlns:w16cid="http://schemas.microsoft.com/office/word/2016/wordml/cid" xmlns:w16="http://schemas.microsoft.com/office/word/2018/wordml" xmlns:w16du="http://schemas.microsoft.com/office/word/2023/wordml/word16du" xmlns:w16sdtdh="http://schemas.microsoft.com/office/word/2020/wordml/sdtdatahash" xmlns:w16sdtfl="http://schemas.microsoft.com/office/word/2024/wordml/sdtformatlock" xmlns:w16se="http://schemas.microsoft.com/office/word/2015/wordml/symex" xmlns:wpg="http://schemas.microsoft.com/office/word/2010/wordprocessingGroup" xmlns:wpi="http://schemas.microsoft.com/office/word/2010/wordprocessingInk" xmlns:wne="http://schemas.microsoft.com/office/word/2006/wordml" xmlns:wps="http://schemas.microsoft.com/office/word/2010/wordprocessingShape" mc:Ignorable="w14 w15 w16se w16cid w16 w16cex w16sdtdh w16sdtfl w16du wp14">
+<w:hdr xmlns:wpc="http://schemas.microsoft.com/office/word/2010/wordprocessingCanvas" xmlns:cx="http://schemas.microsoft.com/office/drawing/2014/chartex" xmlns:cx1="http://schemas.microsoft.com/office/drawing/2015/9/8/chartex" xmlns:cx2="http://schemas.microsoft.com/office/drawing/2015/10/21/chartex" xmlns:cx3="http://schemas.microsoft.com/office/drawing/2016/5/9/chartex" xmlns:cx4="http://schemas.microsoft.com/office/drawing/2016/5/10/chartex" xmlns:cx5="http://schemas.microsoft.com/office/drawing/2016/5/11/chartex" xmlns:cx6="http://schemas.microsoft.com/office/drawing/2016/5/12/chartex" xmlns:cx7="http://schemas.microsoft.com/office/drawing/2016/5/13/chartex" xmlns:cx8="http://schemas.microsoft.com/office/drawing/2016/5/14/chartex" xmlns:mc="http://schemas.openxmlformats.org/markup-compatibility/2006" xmlns:aink="http://schemas.microsoft.com/office/drawing/2016/ink" xmlns:am3d="http://schemas.microsoft.com/office/drawing/2017/model3d" xmlns:o="urn:schemas-microsoft-com:office:office" xmlns:oel="http://schemas.microsoft.com/office/2019/extlst" xmlns:r="http://schemas.openxmlformats.org/officeDocument/2006/relationships" xmlns:m="http://schemas.openxmlformats.org/officeDocument/2006/math" xmlns:v="urn:schemas-microsoft-com:vml" xmlns:wp14="http://schemas.microsoft.com/office/word/2010/wordprocessingDrawing" xmlns:wp="http://schemas.openxmlformats.org/drawingml/2006/wordprocessingDrawing" xmlns:w10="urn:schemas-microsoft-com:office:word" xmlns:w="http://schemas.openxmlformats.org/wordprocessingml/2006/main" xmlns:w14="http://schemas.microsoft.com/office/word/2010/wordml" xmlns:w15="http://schemas.microsoft.com/office/word/2012/wordml" xmlns:w16cex="http://schemas.microsoft.com/office/word/2018/wordml/cex" xmlns:w16cid="http://schemas.microsoft.com/office/word/2016/wordml/cid" xmlns:w16="http://schemas.microsoft.com/office/word/2018/wordml" xmlns:w16du="http://schemas.microsoft.com/office/word/2023/wordml/word16du" xmlns:w16sdtdh="http://schemas.microsoft.com/office/word/2020/wordml/sdtdatahash" xmlns:w16sdtfl="http://schemas.microsoft.com/office/word/2024/wordml/sdtformatlock" xmlns:w16se="http://schemas.microsoft.com/office/word/2015/wordml/symex" xmlns:wpg="http://schemas.microsoft.com/office/word/2010/wordprocessingGroup" xmlns:wpi="http://schemas.microsoft.com/office/word/2010/wordprocessingInk" xmlns:wne="http://schemas.microsoft.com/office/word/2006/wordml" xmlns:wps="http://schemas.microsoft.com/office/word/2010/wordprocessingShape" mc:Ignorable="w14 w15 w16se w16cid w16 w16cex w16sdtdh w16sdtfl w16du wp14">
   <w:p>
     <w:pPr>
       <w:pStyle w:val="Header"/>
@@ -17449,7 +15254,7 @@
             </wp:anchor>
           </w:drawing>
         </mc:Choice>
-        <mc:Fallback>
+        <mc:Fallback xmlns:w16cei="http://schemas.microsoft.com/office/word/2026/wordml/cei">
           <w:pict>
             <v:line w14:anchorId="37F3FFE6" id="Conector recto 11" o:spid="_x0000_s1026" style="position:absolute;z-index:251660288;visibility:visible;mso-wrap-style:square;mso-width-percent:0;mso-height-percent:0;mso-wrap-distance-left:9pt;mso-wrap-distance-top:0;mso-wrap-distance-right:9pt;mso-wrap-distance-bottom:0;mso-position-horizontal:absolute;mso-position-horizontal-relative:margin;mso-position-vertical:absolute;mso-position-vertical-relative:text;mso-width-percent:0;mso-height-percent:0;mso-width-relative:margin;mso-height-relative:margin" from="2.15pt,50.85pt" to="16in,50.85pt" o:gfxdata="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" strokecolor="#4472c4 [3204]" strokeweight="3pt">
               <v:stroke joinstyle="miter"/>
@@ -17464,7 +15269,7 @@
 </file>
 
 <file path=word/numbering.xml><?xml version="1.0" encoding="utf-8"?>
-<w:numbering xmlns:wpc="http://schemas.microsoft.com/office/word/2010/wordprocessingCanvas" xmlns:cx="http://schemas.microsoft.com/office/drawing/2014/chartex" xmlns:cx1="http://schemas.microsoft.com/office/drawing/2015/9/8/chartex" xmlns:cx2="http://schemas.microsoft.com/office/drawing/2015/10/21/chartex" xmlns:cx3="http://schemas.microsoft.com/office/drawing/2016/5/9/chartex" xmlns:cx4="http://schemas.microsoft.com/office/drawing/2016/5/10/chartex" xmlns:cx5="http://schemas.microsoft.com/office/drawing/2016/5/11/chartex" xmlns:cx6="http://schemas.microsoft.com/office/drawing/2016/5/12/chartex" xmlns:cx7="http://schemas.microsoft.com/office/drawing/2016/5/13/chartex" xmlns:cx8="http://schemas.microsoft.com/office/drawing/2016/5/14/chartex" xmlns:mc="http://schemas.openxmlformats.org/markup-compatibility/2006" xmlns:aink="http://schemas.microsoft.com/office/drawing/2016/ink" xmlns:am3d="http://schemas.microsoft.com/office/drawing/2017/model3d" xmlns:o="urn:schemas-microsoft-com:office:office" xmlns:oel="http://schemas.microsoft.com/office/2019/extlst" xmlns:r="http://schemas.openxmlformats.org/officeDocument/2006/relationships" xmlns:m="http://schemas.openxmlformats.org/officeDocument/2006/math" xmlns:v="urn:schemas-microsoft-com:vml" xmlns:wp14="http://schemas.microsoft.com/office/word/2010/wordprocessingDrawing" xmlns:wp="http://schemas.openxmlformats.org/drawingml/2006/wordprocessingDrawing" xmlns:w10="urn:schemas-microsoft-com:office:word" xmlns:w="http://schemas.openxmlformats.org/wordprocessingml/2006/main" xmlns:w14="http://schemas.microsoft.com/office/word/2010/wordml" xmlns:w15="http://schemas.microsoft.com/office/word/2012/wordml" xmlns:w16cei="http://schemas.microsoft.com/office/word/2026/wordml/cei" xmlns:w16cex="http://schemas.microsoft.com/office/word/2018/wordml/cex" xmlns:w16cid="http://schemas.microsoft.com/office/word/2016/wordml/cid" xmlns:w16="http://schemas.microsoft.com/office/word/2018/wordml" xmlns:w16du="http://schemas.microsoft.com/office/word/2023/wordml/word16du" xmlns:w16sdtdh="http://schemas.microsoft.com/office/word/2020/wordml/sdtdatahash" xmlns:w16sdtfl="http://schemas.microsoft.com/office/word/2024/wordml/sdtformatlock" xmlns:w16se="http://schemas.microsoft.com/office/word/2015/wordml/symex" xmlns:wpg="http://schemas.microsoft.com/office/word/2010/wordprocessingGroup" xmlns:wpi="http://schemas.microsoft.com/office/word/2010/wordprocessingInk" xmlns:wne="http://schemas.microsoft.com/office/word/2006/wordml" xmlns:wps="http://schemas.microsoft.com/office/word/2010/wordprocessingShape" mc:Ignorable="w14 w15 w16se w16cid w16 w16cex w16sdtdh w16sdtfl w16du wp14">
+<w:numbering xmlns:wpc="http://schemas.microsoft.com/office/word/2010/wordprocessingCanvas" xmlns:cx="http://schemas.microsoft.com/office/drawing/2014/chartex" xmlns:cx1="http://schemas.microsoft.com/office/drawing/2015/9/8/chartex" xmlns:cx2="http://schemas.microsoft.com/office/drawing/2015/10/21/chartex" xmlns:cx3="http://schemas.microsoft.com/office/drawing/2016/5/9/chartex" xmlns:cx4="http://schemas.microsoft.com/office/drawing/2016/5/10/chartex" xmlns:cx5="http://schemas.microsoft.com/office/drawing/2016/5/11/chartex" xmlns:cx6="http://schemas.microsoft.com/office/drawing/2016/5/12/chartex" xmlns:cx7="http://schemas.microsoft.com/office/drawing/2016/5/13/chartex" xmlns:cx8="http://schemas.microsoft.com/office/drawing/2016/5/14/chartex" xmlns:mc="http://schemas.openxmlformats.org/markup-compatibility/2006" xmlns:aink="http://schemas.microsoft.com/office/drawing/2016/ink" xmlns:am3d="http://schemas.microsoft.com/office/drawing/2017/model3d" xmlns:o="urn:schemas-microsoft-com:office:office" xmlns:oel="http://schemas.microsoft.com/office/2019/extlst" xmlns:r="http://schemas.openxmlformats.org/officeDocument/2006/relationships" xmlns:m="http://schemas.openxmlformats.org/officeDocument/2006/math" xmlns:v="urn:schemas-microsoft-com:vml" xmlns:wp14="http://schemas.microsoft.com/office/word/2010/wordprocessingDrawing" xmlns:wp="http://schemas.openxmlformats.org/drawingml/2006/wordprocessingDrawing" xmlns:w10="urn:schemas-microsoft-com:office:word" xmlns:w="http://schemas.openxmlformats.org/wordprocessingml/2006/main" xmlns:w14="http://schemas.microsoft.com/office/word/2010/wordml" xmlns:w15="http://schemas.microsoft.com/office/word/2012/wordml" xmlns:w16cex="http://schemas.microsoft.com/office/word/2018/wordml/cex" xmlns:w16cid="http://schemas.microsoft.com/office/word/2016/wordml/cid" xmlns:w16="http://schemas.microsoft.com/office/word/2018/wordml" xmlns:w16du="http://schemas.microsoft.com/office/word/2023/wordml/word16du" xmlns:w16sdtdh="http://schemas.microsoft.com/office/word/2020/wordml/sdtdatahash" xmlns:w16sdtfl="http://schemas.microsoft.com/office/word/2024/wordml/sdtformatlock" xmlns:w16se="http://schemas.microsoft.com/office/word/2015/wordml/symex" xmlns:wpg="http://schemas.microsoft.com/office/word/2010/wordprocessingGroup" xmlns:wpi="http://schemas.microsoft.com/office/word/2010/wordprocessingInk" xmlns:wne="http://schemas.microsoft.com/office/word/2006/wordml" xmlns:wps="http://schemas.microsoft.com/office/word/2010/wordprocessingShape" mc:Ignorable="w14 w15 w16se w16cid w16 w16cex w16sdtdh w16sdtfl w16du wp14">
   <w:abstractNum w:abstractNumId="0" w15:restartNumberingAfterBreak="0">
     <w:nsid w:val="34642CE1"/>
     <w:multiLevelType w:val="hybridMultilevel"/>
